--- a/docs/SDG_Hackathon_Idea_Guide.docx
+++ b/docs/SDG_Hackathon_Idea_Guide.docx
@@ -41,7 +41,7 @@
           <w:pgNumType w:start="1"/>
         </w:sectPr>
       </w:pPr>
-      <w:bookmarkStart w:colFirst="0" w:colLast="0" w:name="_jtdh02msmszo" w:id="0"/>
+      <w:bookmarkStart w:colFirst="0" w:colLast="0" w:name="_dhoc1m54hw5n" w:id="0"/>
       <w:bookmarkEnd w:id="0"/>
       <w:r>
         <w:rPr>
@@ -694,12 +694,12 @@
           <wp:inline distB="114300" distT="114300" distL="114300" distR="114300">
             <wp:extent cx="5321300" cy="2959100"/>
             <wp:effectExtent b="0" l="0" r="0" t="0"/>
-            <wp:docPr id="5" name="image5.gif"/>
+            <wp:docPr id="7" name="image6.gif"/>
             <a:graphic>
               <a:graphicData uri="http://schemas.openxmlformats.org/drawingml/2006/picture">
                 <pic:pic>
                   <pic:nvPicPr>
-                    <pic:cNvPr id="0" name="image5.gif"/>
+                    <pic:cNvPr id="0" name="image6.gif"/>
                     <pic:cNvPicPr preferRelativeResize="0"/>
                   </pic:nvPicPr>
                   <pic:blipFill>
@@ -1512,12 +1512,12 @@
           <wp:inline distB="114300" distT="114300" distL="114300" distR="114300">
             <wp:extent cx="5321300" cy="2959100"/>
             <wp:effectExtent b="0" l="0" r="0" t="0"/>
-            <wp:docPr id="3" name="image2.gif"/>
+            <wp:docPr id="6" name="image4.gif"/>
             <a:graphic>
               <a:graphicData uri="http://schemas.openxmlformats.org/drawingml/2006/picture">
                 <pic:pic>
                   <pic:nvPicPr>
-                    <pic:cNvPr id="0" name="image2.gif"/>
+                    <pic:cNvPr id="0" name="image4.gif"/>
                     <pic:cNvPicPr preferRelativeResize="0"/>
                   </pic:nvPicPr>
                   <pic:blipFill>
@@ -2292,12 +2292,12 @@
           <wp:inline distB="114300" distT="114300" distL="114300" distR="114300">
             <wp:extent cx="5321300" cy="2959100"/>
             <wp:effectExtent b="0" l="0" r="0" t="0"/>
-            <wp:docPr id="1" name="image8.gif"/>
+            <wp:docPr id="3" name="image3.gif"/>
             <a:graphic>
               <a:graphicData uri="http://schemas.openxmlformats.org/drawingml/2006/picture">
                 <pic:pic>
                   <pic:nvPicPr>
-                    <pic:cNvPr id="0" name="image8.gif"/>
+                    <pic:cNvPr id="0" name="image3.gif"/>
                     <pic:cNvPicPr preferRelativeResize="0"/>
                   </pic:nvPicPr>
                   <pic:blipFill>
@@ -3011,12 +3011,12 @@
           <wp:inline distB="114300" distT="114300" distL="114300" distR="114300">
             <wp:extent cx="5321300" cy="2959100"/>
             <wp:effectExtent b="0" l="0" r="0" t="0"/>
-            <wp:docPr id="11" name="image11.gif"/>
+            <wp:docPr id="11" name="image9.gif"/>
             <a:graphic>
               <a:graphicData uri="http://schemas.openxmlformats.org/drawingml/2006/picture">
                 <pic:pic>
                   <pic:nvPicPr>
-                    <pic:cNvPr id="0" name="image11.gif"/>
+                    <pic:cNvPr id="0" name="image9.gif"/>
                     <pic:cNvPicPr preferRelativeResize="0"/>
                   </pic:nvPicPr>
                   <pic:blipFill>
@@ -3603,12 +3603,12 @@
           <wp:inline distB="114300" distT="114300" distL="114300" distR="114300">
             <wp:extent cx="5321300" cy="2959100"/>
             <wp:effectExtent b="0" l="0" r="0" t="0"/>
-            <wp:docPr id="7" name="image6.gif"/>
+            <wp:docPr id="10" name="image11.gif"/>
             <a:graphic>
               <a:graphicData uri="http://schemas.openxmlformats.org/drawingml/2006/picture">
                 <pic:pic>
                   <pic:nvPicPr>
-                    <pic:cNvPr id="0" name="image6.gif"/>
+                    <pic:cNvPr id="0" name="image11.gif"/>
                     <pic:cNvPicPr preferRelativeResize="0"/>
                   </pic:nvPicPr>
                   <pic:blipFill>
@@ -4229,12 +4229,12 @@
           <wp:inline distB="114300" distT="114300" distL="114300" distR="114300">
             <wp:extent cx="5321300" cy="2959100"/>
             <wp:effectExtent b="0" l="0" r="0" t="0"/>
-            <wp:docPr id="4" name="image4.gif"/>
+            <wp:docPr id="9" name="image8.gif"/>
             <a:graphic>
               <a:graphicData uri="http://schemas.openxmlformats.org/drawingml/2006/picture">
                 <pic:pic>
                   <pic:nvPicPr>
-                    <pic:cNvPr id="0" name="image4.gif"/>
+                    <pic:cNvPr id="0" name="image8.gif"/>
                     <pic:cNvPicPr preferRelativeResize="0"/>
                   </pic:nvPicPr>
                   <pic:blipFill>
@@ -5160,12 +5160,12 @@
           <wp:inline distB="114300" distT="114300" distL="114300" distR="114300">
             <wp:extent cx="5321300" cy="2959100"/>
             <wp:effectExtent b="0" l="0" r="0" t="0"/>
-            <wp:docPr id="9" name="image3.gif"/>
+            <wp:docPr id="1" name="image1.gif"/>
             <a:graphic>
               <a:graphicData uri="http://schemas.openxmlformats.org/drawingml/2006/picture">
                 <pic:pic>
                   <pic:nvPicPr>
-                    <pic:cNvPr id="0" name="image3.gif"/>
+                    <pic:cNvPr id="0" name="image1.gif"/>
                     <pic:cNvPicPr preferRelativeResize="0"/>
                   </pic:nvPicPr>
                   <pic:blipFill>
@@ -5868,12 +5868,12 @@
           <wp:inline distB="114300" distT="114300" distL="114300" distR="114300">
             <wp:extent cx="5321300" cy="2959100"/>
             <wp:effectExtent b="0" l="0" r="0" t="0"/>
-            <wp:docPr id="8" name="image9.gif"/>
+            <wp:docPr id="8" name="image10.gif"/>
             <a:graphic>
               <a:graphicData uri="http://schemas.openxmlformats.org/drawingml/2006/picture">
                 <pic:pic>
                   <pic:nvPicPr>
-                    <pic:cNvPr id="0" name="image9.gif"/>
+                    <pic:cNvPr id="0" name="image10.gif"/>
                     <pic:cNvPicPr preferRelativeResize="0"/>
                   </pic:nvPicPr>
                   <pic:blipFill>
@@ -6734,12 +6734,12 @@
           <wp:inline distB="114300" distT="114300" distL="114300" distR="114300">
             <wp:extent cx="5321300" cy="2959100"/>
             <wp:effectExtent b="0" l="0" r="0" t="0"/>
-            <wp:docPr id="2" name="image7.gif"/>
+            <wp:docPr id="2" name="image5.gif"/>
             <a:graphic>
               <a:graphicData uri="http://schemas.openxmlformats.org/drawingml/2006/picture">
                 <pic:pic>
                   <pic:nvPicPr>
-                    <pic:cNvPr id="0" name="image7.gif"/>
+                    <pic:cNvPr id="0" name="image5.gif"/>
                     <pic:cNvPicPr preferRelativeResize="0"/>
                   </pic:nvPicPr>
                   <pic:blipFill>
@@ -7563,12 +7563,12 @@
           <wp:inline distB="114300" distT="114300" distL="114300" distR="114300">
             <wp:extent cx="5321300" cy="2959100"/>
             <wp:effectExtent b="0" l="0" r="0" t="0"/>
-            <wp:docPr id="6" name="image1.gif"/>
+            <wp:docPr id="5" name="image2.gif"/>
             <a:graphic>
               <a:graphicData uri="http://schemas.openxmlformats.org/drawingml/2006/picture">
                 <pic:pic>
                   <pic:nvPicPr>
-                    <pic:cNvPr id="0" name="image1.gif"/>
+                    <pic:cNvPr id="0" name="image2.gif"/>
                     <pic:cNvPicPr preferRelativeResize="0"/>
                   </pic:nvPicPr>
                   <pic:blipFill>
@@ -14047,7 +14047,7 @@
           <w:pgNumType w:start="1"/>
         </w:sectPr>
       </w:pPr>
-      <w:bookmarkStart w:colFirst="0" w:colLast="0" w:name="_u8nyx8b75z5x" w:id="103"/>
+      <w:bookmarkStart w:colFirst="0" w:colLast="0" w:name="_upgis3bgdb3z" w:id="103"/>
       <w:bookmarkEnd w:id="103"/>
       <w:r>
         <w:rPr>
@@ -14168,12 +14168,12 @@
           <wp:inline distB="114300" distT="114300" distL="114300" distR="114300">
             <wp:extent cx="6645600" cy="2070100"/>
             <wp:effectExtent b="0" l="0" r="0" t="0"/>
-            <wp:docPr id="10" name="image10.png"/>
+            <wp:docPr id="4" name="image7.png"/>
             <a:graphic>
               <a:graphicData uri="http://schemas.openxmlformats.org/drawingml/2006/picture">
                 <pic:pic>
                   <pic:nvPicPr>
-                    <pic:cNvPr id="0" name="image10.png"/>
+                    <pic:cNvPr id="0" name="image7.png"/>
                     <pic:cNvPicPr preferRelativeResize="0"/>
                   </pic:nvPicPr>
                   <pic:blipFill>
@@ -14383,7 +14383,7 @@
           <w:pgNumType w:start="1"/>
         </w:sectPr>
       </w:pPr>
-      <w:bookmarkStart w:colFirst="0" w:colLast="0" w:name="_inxiddt0l7md" w:id="104"/>
+      <w:bookmarkStart w:colFirst="0" w:colLast="0" w:name="_l749pqyck6tl" w:id="104"/>
       <w:bookmarkEnd w:id="104"/>
       <w:r>
         <w:rPr>

--- a/docs/SDG_Hackathon_Idea_Guide.docx
+++ b/docs/SDG_Hackathon_Idea_Guide.docx
@@ -41,7 +41,7 @@
           <w:pgNumType w:start="1"/>
         </w:sectPr>
       </w:pPr>
-      <w:bookmarkStart w:colFirst="0" w:colLast="0" w:name="_dhoc1m54hw5n" w:id="0"/>
+      <w:bookmarkStart w:colFirst="0" w:colLast="0" w:name="_p6j445l665x4" w:id="0"/>
       <w:bookmarkEnd w:id="0"/>
       <w:r>
         <w:rPr>
@@ -694,12 +694,12 @@
           <wp:inline distB="114300" distT="114300" distL="114300" distR="114300">
             <wp:extent cx="5321300" cy="2959100"/>
             <wp:effectExtent b="0" l="0" r="0" t="0"/>
-            <wp:docPr id="7" name="image6.gif"/>
+            <wp:docPr id="2" name="image7.gif"/>
             <a:graphic>
               <a:graphicData uri="http://schemas.openxmlformats.org/drawingml/2006/picture">
                 <pic:pic>
                   <pic:nvPicPr>
-                    <pic:cNvPr id="0" name="image6.gif"/>
+                    <pic:cNvPr id="0" name="image7.gif"/>
                     <pic:cNvPicPr preferRelativeResize="0"/>
                   </pic:nvPicPr>
                   <pic:blipFill>
@@ -1512,12 +1512,12 @@
           <wp:inline distB="114300" distT="114300" distL="114300" distR="114300">
             <wp:extent cx="5321300" cy="2959100"/>
             <wp:effectExtent b="0" l="0" r="0" t="0"/>
-            <wp:docPr id="6" name="image4.gif"/>
+            <wp:docPr id="4" name="image8.gif"/>
             <a:graphic>
               <a:graphicData uri="http://schemas.openxmlformats.org/drawingml/2006/picture">
                 <pic:pic>
                   <pic:nvPicPr>
-                    <pic:cNvPr id="0" name="image4.gif"/>
+                    <pic:cNvPr id="0" name="image8.gif"/>
                     <pic:cNvPicPr preferRelativeResize="0"/>
                   </pic:nvPicPr>
                   <pic:blipFill>
@@ -2292,12 +2292,12 @@
           <wp:inline distB="114300" distT="114300" distL="114300" distR="114300">
             <wp:extent cx="5321300" cy="2959100"/>
             <wp:effectExtent b="0" l="0" r="0" t="0"/>
-            <wp:docPr id="3" name="image3.gif"/>
+            <wp:docPr id="1" name="image4.gif"/>
             <a:graphic>
               <a:graphicData uri="http://schemas.openxmlformats.org/drawingml/2006/picture">
                 <pic:pic>
                   <pic:nvPicPr>
-                    <pic:cNvPr id="0" name="image3.gif"/>
+                    <pic:cNvPr id="0" name="image4.gif"/>
                     <pic:cNvPicPr preferRelativeResize="0"/>
                   </pic:nvPicPr>
                   <pic:blipFill>
@@ -3011,12 +3011,12 @@
           <wp:inline distB="114300" distT="114300" distL="114300" distR="114300">
             <wp:extent cx="5321300" cy="2959100"/>
             <wp:effectExtent b="0" l="0" r="0" t="0"/>
-            <wp:docPr id="11" name="image9.gif"/>
+            <wp:docPr id="7" name="image6.gif"/>
             <a:graphic>
               <a:graphicData uri="http://schemas.openxmlformats.org/drawingml/2006/picture">
                 <pic:pic>
                   <pic:nvPicPr>
-                    <pic:cNvPr id="0" name="image9.gif"/>
+                    <pic:cNvPr id="0" name="image6.gif"/>
                     <pic:cNvPicPr preferRelativeResize="0"/>
                   </pic:nvPicPr>
                   <pic:blipFill>
@@ -3603,7 +3603,7 @@
           <wp:inline distB="114300" distT="114300" distL="114300" distR="114300">
             <wp:extent cx="5321300" cy="2959100"/>
             <wp:effectExtent b="0" l="0" r="0" t="0"/>
-            <wp:docPr id="10" name="image11.gif"/>
+            <wp:docPr id="8" name="image11.gif"/>
             <a:graphic>
               <a:graphicData uri="http://schemas.openxmlformats.org/drawingml/2006/picture">
                 <pic:pic>
@@ -4229,12 +4229,12 @@
           <wp:inline distB="114300" distT="114300" distL="114300" distR="114300">
             <wp:extent cx="5321300" cy="2959100"/>
             <wp:effectExtent b="0" l="0" r="0" t="0"/>
-            <wp:docPr id="9" name="image8.gif"/>
+            <wp:docPr id="10" name="image10.gif"/>
             <a:graphic>
               <a:graphicData uri="http://schemas.openxmlformats.org/drawingml/2006/picture">
                 <pic:pic>
                   <pic:nvPicPr>
-                    <pic:cNvPr id="0" name="image8.gif"/>
+                    <pic:cNvPr id="0" name="image10.gif"/>
                     <pic:cNvPicPr preferRelativeResize="0"/>
                   </pic:nvPicPr>
                   <pic:blipFill>
@@ -5160,7 +5160,7 @@
           <wp:inline distB="114300" distT="114300" distL="114300" distR="114300">
             <wp:extent cx="5321300" cy="2959100"/>
             <wp:effectExtent b="0" l="0" r="0" t="0"/>
-            <wp:docPr id="1" name="image1.gif"/>
+            <wp:docPr id="6" name="image1.gif"/>
             <a:graphic>
               <a:graphicData uri="http://schemas.openxmlformats.org/drawingml/2006/picture">
                 <pic:pic>
@@ -5868,12 +5868,12 @@
           <wp:inline distB="114300" distT="114300" distL="114300" distR="114300">
             <wp:extent cx="5321300" cy="2959100"/>
             <wp:effectExtent b="0" l="0" r="0" t="0"/>
-            <wp:docPr id="8" name="image10.gif"/>
+            <wp:docPr id="5" name="image5.gif"/>
             <a:graphic>
               <a:graphicData uri="http://schemas.openxmlformats.org/drawingml/2006/picture">
                 <pic:pic>
                   <pic:nvPicPr>
-                    <pic:cNvPr id="0" name="image10.gif"/>
+                    <pic:cNvPr id="0" name="image5.gif"/>
                     <pic:cNvPicPr preferRelativeResize="0"/>
                   </pic:nvPicPr>
                   <pic:blipFill>
@@ -6734,12 +6734,12 @@
           <wp:inline distB="114300" distT="114300" distL="114300" distR="114300">
             <wp:extent cx="5321300" cy="2959100"/>
             <wp:effectExtent b="0" l="0" r="0" t="0"/>
-            <wp:docPr id="2" name="image5.gif"/>
+            <wp:docPr id="3" name="image2.gif"/>
             <a:graphic>
               <a:graphicData uri="http://schemas.openxmlformats.org/drawingml/2006/picture">
                 <pic:pic>
                   <pic:nvPicPr>
-                    <pic:cNvPr id="0" name="image5.gif"/>
+                    <pic:cNvPr id="0" name="image2.gif"/>
                     <pic:cNvPicPr preferRelativeResize="0"/>
                   </pic:nvPicPr>
                   <pic:blipFill>
@@ -7563,12 +7563,12 @@
           <wp:inline distB="114300" distT="114300" distL="114300" distR="114300">
             <wp:extent cx="5321300" cy="2959100"/>
             <wp:effectExtent b="0" l="0" r="0" t="0"/>
-            <wp:docPr id="5" name="image2.gif"/>
+            <wp:docPr id="11" name="image9.gif"/>
             <a:graphic>
               <a:graphicData uri="http://schemas.openxmlformats.org/drawingml/2006/picture">
                 <pic:pic>
                   <pic:nvPicPr>
-                    <pic:cNvPr id="0" name="image2.gif"/>
+                    <pic:cNvPr id="0" name="image9.gif"/>
                     <pic:cNvPicPr preferRelativeResize="0"/>
                   </pic:nvPicPr>
                   <pic:blipFill>
@@ -14047,7 +14047,7 @@
           <w:pgNumType w:start="1"/>
         </w:sectPr>
       </w:pPr>
-      <w:bookmarkStart w:colFirst="0" w:colLast="0" w:name="_upgis3bgdb3z" w:id="103"/>
+      <w:bookmarkStart w:colFirst="0" w:colLast="0" w:name="_4fw755vks6ye" w:id="103"/>
       <w:bookmarkEnd w:id="103"/>
       <w:r>
         <w:rPr>
@@ -14168,12 +14168,12 @@
           <wp:inline distB="114300" distT="114300" distL="114300" distR="114300">
             <wp:extent cx="6645600" cy="2070100"/>
             <wp:effectExtent b="0" l="0" r="0" t="0"/>
-            <wp:docPr id="4" name="image7.png"/>
+            <wp:docPr id="9" name="image3.png"/>
             <a:graphic>
               <a:graphicData uri="http://schemas.openxmlformats.org/drawingml/2006/picture">
                 <pic:pic>
                   <pic:nvPicPr>
-                    <pic:cNvPr id="0" name="image7.png"/>
+                    <pic:cNvPr id="0" name="image3.png"/>
                     <pic:cNvPicPr preferRelativeResize="0"/>
                   </pic:nvPicPr>
                   <pic:blipFill>
@@ -14383,7 +14383,7 @@
           <w:pgNumType w:start="1"/>
         </w:sectPr>
       </w:pPr>
-      <w:bookmarkStart w:colFirst="0" w:colLast="0" w:name="_l749pqyck6tl" w:id="104"/>
+      <w:bookmarkStart w:colFirst="0" w:colLast="0" w:name="_86l6v5zhnn99" w:id="104"/>
       <w:bookmarkEnd w:id="104"/>
       <w:r>
         <w:rPr>

--- a/docs/SDG_Hackathon_Idea_Guide.docx
+++ b/docs/SDG_Hackathon_Idea_Guide.docx
@@ -41,7 +41,7 @@
           <w:pgNumType w:start="1"/>
         </w:sectPr>
       </w:pPr>
-      <w:bookmarkStart w:colFirst="0" w:colLast="0" w:name="_p6j445l665x4" w:id="0"/>
+      <w:bookmarkStart w:colFirst="0" w:colLast="0" w:name="_cetzx4xe7pa2" w:id="0"/>
       <w:bookmarkEnd w:id="0"/>
       <w:r>
         <w:rPr>
@@ -694,12 +694,12 @@
           <wp:inline distB="114300" distT="114300" distL="114300" distR="114300">
             <wp:extent cx="5321300" cy="2959100"/>
             <wp:effectExtent b="0" l="0" r="0" t="0"/>
-            <wp:docPr id="2" name="image7.gif"/>
+            <wp:docPr id="1" name="image1.gif"/>
             <a:graphic>
               <a:graphicData uri="http://schemas.openxmlformats.org/drawingml/2006/picture">
                 <pic:pic>
                   <pic:nvPicPr>
-                    <pic:cNvPr id="0" name="image7.gif"/>
+                    <pic:cNvPr id="0" name="image1.gif"/>
                     <pic:cNvPicPr preferRelativeResize="0"/>
                   </pic:nvPicPr>
                   <pic:blipFill>
@@ -1512,12 +1512,12 @@
           <wp:inline distB="114300" distT="114300" distL="114300" distR="114300">
             <wp:extent cx="5321300" cy="2959100"/>
             <wp:effectExtent b="0" l="0" r="0" t="0"/>
-            <wp:docPr id="4" name="image8.gif"/>
+            <wp:docPr id="10" name="image10.gif"/>
             <a:graphic>
               <a:graphicData uri="http://schemas.openxmlformats.org/drawingml/2006/picture">
                 <pic:pic>
                   <pic:nvPicPr>
-                    <pic:cNvPr id="0" name="image8.gif"/>
+                    <pic:cNvPr id="0" name="image10.gif"/>
                     <pic:cNvPicPr preferRelativeResize="0"/>
                   </pic:nvPicPr>
                   <pic:blipFill>
@@ -2292,12 +2292,12 @@
           <wp:inline distB="114300" distT="114300" distL="114300" distR="114300">
             <wp:extent cx="5321300" cy="2959100"/>
             <wp:effectExtent b="0" l="0" r="0" t="0"/>
-            <wp:docPr id="1" name="image4.gif"/>
+            <wp:docPr id="6" name="image5.gif"/>
             <a:graphic>
               <a:graphicData uri="http://schemas.openxmlformats.org/drawingml/2006/picture">
                 <pic:pic>
                   <pic:nvPicPr>
-                    <pic:cNvPr id="0" name="image4.gif"/>
+                    <pic:cNvPr id="0" name="image5.gif"/>
                     <pic:cNvPicPr preferRelativeResize="0"/>
                   </pic:nvPicPr>
                   <pic:blipFill>
@@ -3011,12 +3011,12 @@
           <wp:inline distB="114300" distT="114300" distL="114300" distR="114300">
             <wp:extent cx="5321300" cy="2959100"/>
             <wp:effectExtent b="0" l="0" r="0" t="0"/>
-            <wp:docPr id="7" name="image6.gif"/>
+            <wp:docPr id="5" name="image8.gif"/>
             <a:graphic>
               <a:graphicData uri="http://schemas.openxmlformats.org/drawingml/2006/picture">
                 <pic:pic>
                   <pic:nvPicPr>
-                    <pic:cNvPr id="0" name="image6.gif"/>
+                    <pic:cNvPr id="0" name="image8.gif"/>
                     <pic:cNvPicPr preferRelativeResize="0"/>
                   </pic:nvPicPr>
                   <pic:blipFill>
@@ -3603,12 +3603,12 @@
           <wp:inline distB="114300" distT="114300" distL="114300" distR="114300">
             <wp:extent cx="5321300" cy="2959100"/>
             <wp:effectExtent b="0" l="0" r="0" t="0"/>
-            <wp:docPr id="8" name="image11.gif"/>
+            <wp:docPr id="2" name="image3.gif"/>
             <a:graphic>
               <a:graphicData uri="http://schemas.openxmlformats.org/drawingml/2006/picture">
                 <pic:pic>
                   <pic:nvPicPr>
-                    <pic:cNvPr id="0" name="image11.gif"/>
+                    <pic:cNvPr id="0" name="image3.gif"/>
                     <pic:cNvPicPr preferRelativeResize="0"/>
                   </pic:nvPicPr>
                   <pic:blipFill>
@@ -4229,12 +4229,12 @@
           <wp:inline distB="114300" distT="114300" distL="114300" distR="114300">
             <wp:extent cx="5321300" cy="2959100"/>
             <wp:effectExtent b="0" l="0" r="0" t="0"/>
-            <wp:docPr id="10" name="image10.gif"/>
+            <wp:docPr id="9" name="image4.gif"/>
             <a:graphic>
               <a:graphicData uri="http://schemas.openxmlformats.org/drawingml/2006/picture">
                 <pic:pic>
                   <pic:nvPicPr>
-                    <pic:cNvPr id="0" name="image10.gif"/>
+                    <pic:cNvPr id="0" name="image4.gif"/>
                     <pic:cNvPicPr preferRelativeResize="0"/>
                   </pic:nvPicPr>
                   <pic:blipFill>
@@ -5160,12 +5160,12 @@
           <wp:inline distB="114300" distT="114300" distL="114300" distR="114300">
             <wp:extent cx="5321300" cy="2959100"/>
             <wp:effectExtent b="0" l="0" r="0" t="0"/>
-            <wp:docPr id="6" name="image1.gif"/>
+            <wp:docPr id="4" name="image9.gif"/>
             <a:graphic>
               <a:graphicData uri="http://schemas.openxmlformats.org/drawingml/2006/picture">
                 <pic:pic>
                   <pic:nvPicPr>
-                    <pic:cNvPr id="0" name="image1.gif"/>
+                    <pic:cNvPr id="0" name="image9.gif"/>
                     <pic:cNvPicPr preferRelativeResize="0"/>
                   </pic:nvPicPr>
                   <pic:blipFill>
@@ -5868,12 +5868,12 @@
           <wp:inline distB="114300" distT="114300" distL="114300" distR="114300">
             <wp:extent cx="5321300" cy="2959100"/>
             <wp:effectExtent b="0" l="0" r="0" t="0"/>
-            <wp:docPr id="5" name="image5.gif"/>
+            <wp:docPr id="8" name="image2.gif"/>
             <a:graphic>
               <a:graphicData uri="http://schemas.openxmlformats.org/drawingml/2006/picture">
                 <pic:pic>
                   <pic:nvPicPr>
-                    <pic:cNvPr id="0" name="image5.gif"/>
+                    <pic:cNvPr id="0" name="image2.gif"/>
                     <pic:cNvPicPr preferRelativeResize="0"/>
                   </pic:nvPicPr>
                   <pic:blipFill>
@@ -6734,12 +6734,12 @@
           <wp:inline distB="114300" distT="114300" distL="114300" distR="114300">
             <wp:extent cx="5321300" cy="2959100"/>
             <wp:effectExtent b="0" l="0" r="0" t="0"/>
-            <wp:docPr id="3" name="image2.gif"/>
+            <wp:docPr id="11" name="image6.gif"/>
             <a:graphic>
               <a:graphicData uri="http://schemas.openxmlformats.org/drawingml/2006/picture">
                 <pic:pic>
                   <pic:nvPicPr>
-                    <pic:cNvPr id="0" name="image2.gif"/>
+                    <pic:cNvPr id="0" name="image6.gif"/>
                     <pic:cNvPicPr preferRelativeResize="0"/>
                   </pic:nvPicPr>
                   <pic:blipFill>
@@ -7563,12 +7563,12 @@
           <wp:inline distB="114300" distT="114300" distL="114300" distR="114300">
             <wp:extent cx="5321300" cy="2959100"/>
             <wp:effectExtent b="0" l="0" r="0" t="0"/>
-            <wp:docPr id="11" name="image9.gif"/>
+            <wp:docPr id="7" name="image11.gif"/>
             <a:graphic>
               <a:graphicData uri="http://schemas.openxmlformats.org/drawingml/2006/picture">
                 <pic:pic>
                   <pic:nvPicPr>
-                    <pic:cNvPr id="0" name="image9.gif"/>
+                    <pic:cNvPr id="0" name="image11.gif"/>
                     <pic:cNvPicPr preferRelativeResize="0"/>
                   </pic:nvPicPr>
                   <pic:blipFill>
@@ -14047,7 +14047,7 @@
           <w:pgNumType w:start="1"/>
         </w:sectPr>
       </w:pPr>
-      <w:bookmarkStart w:colFirst="0" w:colLast="0" w:name="_4fw755vks6ye" w:id="103"/>
+      <w:bookmarkStart w:colFirst="0" w:colLast="0" w:name="_9u3qd82i7loq" w:id="103"/>
       <w:bookmarkEnd w:id="103"/>
       <w:r>
         <w:rPr>
@@ -14168,12 +14168,12 @@
           <wp:inline distB="114300" distT="114300" distL="114300" distR="114300">
             <wp:extent cx="6645600" cy="2070100"/>
             <wp:effectExtent b="0" l="0" r="0" t="0"/>
-            <wp:docPr id="9" name="image3.png"/>
+            <wp:docPr id="3" name="image7.png"/>
             <a:graphic>
               <a:graphicData uri="http://schemas.openxmlformats.org/drawingml/2006/picture">
                 <pic:pic>
                   <pic:nvPicPr>
-                    <pic:cNvPr id="0" name="image3.png"/>
+                    <pic:cNvPr id="0" name="image7.png"/>
                     <pic:cNvPicPr preferRelativeResize="0"/>
                   </pic:nvPicPr>
                   <pic:blipFill>
@@ -14383,7 +14383,7 @@
           <w:pgNumType w:start="1"/>
         </w:sectPr>
       </w:pPr>
-      <w:bookmarkStart w:colFirst="0" w:colLast="0" w:name="_86l6v5zhnn99" w:id="104"/>
+      <w:bookmarkStart w:colFirst="0" w:colLast="0" w:name="_wwqxprlss40f" w:id="104"/>
       <w:bookmarkEnd w:id="104"/>
       <w:r>
         <w:rPr>

--- a/docs/SDG_Hackathon_Idea_Guide.docx
+++ b/docs/SDG_Hackathon_Idea_Guide.docx
@@ -41,7 +41,7 @@
           <w:pgNumType w:start="1"/>
         </w:sectPr>
       </w:pPr>
-      <w:bookmarkStart w:colFirst="0" w:colLast="0" w:name="_cetzx4xe7pa2" w:id="0"/>
+      <w:bookmarkStart w:colFirst="0" w:colLast="0" w:name="_yt35lek5vbgl" w:id="0"/>
       <w:bookmarkEnd w:id="0"/>
       <w:r>
         <w:rPr>
@@ -694,12 +694,12 @@
           <wp:inline distB="114300" distT="114300" distL="114300" distR="114300">
             <wp:extent cx="5321300" cy="2959100"/>
             <wp:effectExtent b="0" l="0" r="0" t="0"/>
-            <wp:docPr id="1" name="image1.gif"/>
+            <wp:docPr id="11" name="image7.gif"/>
             <a:graphic>
               <a:graphicData uri="http://schemas.openxmlformats.org/drawingml/2006/picture">
                 <pic:pic>
                   <pic:nvPicPr>
-                    <pic:cNvPr id="0" name="image1.gif"/>
+                    <pic:cNvPr id="0" name="image7.gif"/>
                     <pic:cNvPicPr preferRelativeResize="0"/>
                   </pic:nvPicPr>
                   <pic:blipFill>
@@ -1512,12 +1512,12 @@
           <wp:inline distB="114300" distT="114300" distL="114300" distR="114300">
             <wp:extent cx="5321300" cy="2959100"/>
             <wp:effectExtent b="0" l="0" r="0" t="0"/>
-            <wp:docPr id="10" name="image10.gif"/>
+            <wp:docPr id="7" name="image11.gif"/>
             <a:graphic>
               <a:graphicData uri="http://schemas.openxmlformats.org/drawingml/2006/picture">
                 <pic:pic>
                   <pic:nvPicPr>
-                    <pic:cNvPr id="0" name="image10.gif"/>
+                    <pic:cNvPr id="0" name="image11.gif"/>
                     <pic:cNvPicPr preferRelativeResize="0"/>
                   </pic:nvPicPr>
                   <pic:blipFill>
@@ -2292,12 +2292,12 @@
           <wp:inline distB="114300" distT="114300" distL="114300" distR="114300">
             <wp:extent cx="5321300" cy="2959100"/>
             <wp:effectExtent b="0" l="0" r="0" t="0"/>
-            <wp:docPr id="6" name="image5.gif"/>
+            <wp:docPr id="10" name="image3.gif"/>
             <a:graphic>
               <a:graphicData uri="http://schemas.openxmlformats.org/drawingml/2006/picture">
                 <pic:pic>
                   <pic:nvPicPr>
-                    <pic:cNvPr id="0" name="image5.gif"/>
+                    <pic:cNvPr id="0" name="image3.gif"/>
                     <pic:cNvPicPr preferRelativeResize="0"/>
                   </pic:nvPicPr>
                   <pic:blipFill>
@@ -3011,12 +3011,12 @@
           <wp:inline distB="114300" distT="114300" distL="114300" distR="114300">
             <wp:extent cx="5321300" cy="2959100"/>
             <wp:effectExtent b="0" l="0" r="0" t="0"/>
-            <wp:docPr id="5" name="image8.gif"/>
+            <wp:docPr id="1" name="image9.gif"/>
             <a:graphic>
               <a:graphicData uri="http://schemas.openxmlformats.org/drawingml/2006/picture">
                 <pic:pic>
                   <pic:nvPicPr>
-                    <pic:cNvPr id="0" name="image8.gif"/>
+                    <pic:cNvPr id="0" name="image9.gif"/>
                     <pic:cNvPicPr preferRelativeResize="0"/>
                   </pic:nvPicPr>
                   <pic:blipFill>
@@ -3603,12 +3603,12 @@
           <wp:inline distB="114300" distT="114300" distL="114300" distR="114300">
             <wp:extent cx="5321300" cy="2959100"/>
             <wp:effectExtent b="0" l="0" r="0" t="0"/>
-            <wp:docPr id="2" name="image3.gif"/>
+            <wp:docPr id="9" name="image5.gif"/>
             <a:graphic>
               <a:graphicData uri="http://schemas.openxmlformats.org/drawingml/2006/picture">
                 <pic:pic>
                   <pic:nvPicPr>
-                    <pic:cNvPr id="0" name="image3.gif"/>
+                    <pic:cNvPr id="0" name="image5.gif"/>
                     <pic:cNvPicPr preferRelativeResize="0"/>
                   </pic:nvPicPr>
                   <pic:blipFill>
@@ -4229,12 +4229,12 @@
           <wp:inline distB="114300" distT="114300" distL="114300" distR="114300">
             <wp:extent cx="5321300" cy="2959100"/>
             <wp:effectExtent b="0" l="0" r="0" t="0"/>
-            <wp:docPr id="9" name="image4.gif"/>
+            <wp:docPr id="4" name="image2.gif"/>
             <a:graphic>
               <a:graphicData uri="http://schemas.openxmlformats.org/drawingml/2006/picture">
                 <pic:pic>
                   <pic:nvPicPr>
-                    <pic:cNvPr id="0" name="image4.gif"/>
+                    <pic:cNvPr id="0" name="image2.gif"/>
                     <pic:cNvPicPr preferRelativeResize="0"/>
                   </pic:nvPicPr>
                   <pic:blipFill>
@@ -5160,12 +5160,12 @@
           <wp:inline distB="114300" distT="114300" distL="114300" distR="114300">
             <wp:extent cx="5321300" cy="2959100"/>
             <wp:effectExtent b="0" l="0" r="0" t="0"/>
-            <wp:docPr id="4" name="image9.gif"/>
+            <wp:docPr id="8" name="image8.gif"/>
             <a:graphic>
               <a:graphicData uri="http://schemas.openxmlformats.org/drawingml/2006/picture">
                 <pic:pic>
                   <pic:nvPicPr>
-                    <pic:cNvPr id="0" name="image9.gif"/>
+                    <pic:cNvPr id="0" name="image8.gif"/>
                     <pic:cNvPicPr preferRelativeResize="0"/>
                   </pic:nvPicPr>
                   <pic:blipFill>
@@ -5868,12 +5868,12 @@
           <wp:inline distB="114300" distT="114300" distL="114300" distR="114300">
             <wp:extent cx="5321300" cy="2959100"/>
             <wp:effectExtent b="0" l="0" r="0" t="0"/>
-            <wp:docPr id="8" name="image2.gif"/>
+            <wp:docPr id="3" name="image1.gif"/>
             <a:graphic>
               <a:graphicData uri="http://schemas.openxmlformats.org/drawingml/2006/picture">
                 <pic:pic>
                   <pic:nvPicPr>
-                    <pic:cNvPr id="0" name="image2.gif"/>
+                    <pic:cNvPr id="0" name="image1.gif"/>
                     <pic:cNvPicPr preferRelativeResize="0"/>
                   </pic:nvPicPr>
                   <pic:blipFill>
@@ -6734,12 +6734,12 @@
           <wp:inline distB="114300" distT="114300" distL="114300" distR="114300">
             <wp:extent cx="5321300" cy="2959100"/>
             <wp:effectExtent b="0" l="0" r="0" t="0"/>
-            <wp:docPr id="11" name="image6.gif"/>
+            <wp:docPr id="5" name="image4.gif"/>
             <a:graphic>
               <a:graphicData uri="http://schemas.openxmlformats.org/drawingml/2006/picture">
                 <pic:pic>
                   <pic:nvPicPr>
-                    <pic:cNvPr id="0" name="image6.gif"/>
+                    <pic:cNvPr id="0" name="image4.gif"/>
                     <pic:cNvPicPr preferRelativeResize="0"/>
                   </pic:nvPicPr>
                   <pic:blipFill>
@@ -7563,12 +7563,12 @@
           <wp:inline distB="114300" distT="114300" distL="114300" distR="114300">
             <wp:extent cx="5321300" cy="2959100"/>
             <wp:effectExtent b="0" l="0" r="0" t="0"/>
-            <wp:docPr id="7" name="image11.gif"/>
+            <wp:docPr id="6" name="image10.gif"/>
             <a:graphic>
               <a:graphicData uri="http://schemas.openxmlformats.org/drawingml/2006/picture">
                 <pic:pic>
                   <pic:nvPicPr>
-                    <pic:cNvPr id="0" name="image11.gif"/>
+                    <pic:cNvPr id="0" name="image10.gif"/>
                     <pic:cNvPicPr preferRelativeResize="0"/>
                   </pic:nvPicPr>
                   <pic:blipFill>
@@ -14047,7 +14047,7 @@
           <w:pgNumType w:start="1"/>
         </w:sectPr>
       </w:pPr>
-      <w:bookmarkStart w:colFirst="0" w:colLast="0" w:name="_9u3qd82i7loq" w:id="103"/>
+      <w:bookmarkStart w:colFirst="0" w:colLast="0" w:name="_4tsrir866htp" w:id="103"/>
       <w:bookmarkEnd w:id="103"/>
       <w:r>
         <w:rPr>
@@ -14168,12 +14168,12 @@
           <wp:inline distB="114300" distT="114300" distL="114300" distR="114300">
             <wp:extent cx="6645600" cy="2070100"/>
             <wp:effectExtent b="0" l="0" r="0" t="0"/>
-            <wp:docPr id="3" name="image7.png"/>
+            <wp:docPr id="2" name="image6.png"/>
             <a:graphic>
               <a:graphicData uri="http://schemas.openxmlformats.org/drawingml/2006/picture">
                 <pic:pic>
                   <pic:nvPicPr>
-                    <pic:cNvPr id="0" name="image7.png"/>
+                    <pic:cNvPr id="0" name="image6.png"/>
                     <pic:cNvPicPr preferRelativeResize="0"/>
                   </pic:nvPicPr>
                   <pic:blipFill>
@@ -14383,7 +14383,7 @@
           <w:pgNumType w:start="1"/>
         </w:sectPr>
       </w:pPr>
-      <w:bookmarkStart w:colFirst="0" w:colLast="0" w:name="_wwqxprlss40f" w:id="104"/>
+      <w:bookmarkStart w:colFirst="0" w:colLast="0" w:name="_d90zrps5k5rl" w:id="104"/>
       <w:bookmarkEnd w:id="104"/>
       <w:r>
         <w:rPr>

--- a/docs/SDG_Hackathon_Idea_Guide.docx
+++ b/docs/SDG_Hackathon_Idea_Guide.docx
@@ -41,7 +41,7 @@
           <w:pgNumType w:start="1"/>
         </w:sectPr>
       </w:pPr>
-      <w:bookmarkStart w:colFirst="0" w:colLast="0" w:name="_yt35lek5vbgl" w:id="0"/>
+      <w:bookmarkStart w:colFirst="0" w:colLast="0" w:name="_2bf2xzk3ouxv" w:id="0"/>
       <w:bookmarkEnd w:id="0"/>
       <w:r>
         <w:rPr>
@@ -694,12 +694,12 @@
           <wp:inline distB="114300" distT="114300" distL="114300" distR="114300">
             <wp:extent cx="5321300" cy="2959100"/>
             <wp:effectExtent b="0" l="0" r="0" t="0"/>
-            <wp:docPr id="11" name="image7.gif"/>
+            <wp:docPr id="7" name="image5.gif"/>
             <a:graphic>
               <a:graphicData uri="http://schemas.openxmlformats.org/drawingml/2006/picture">
                 <pic:pic>
                   <pic:nvPicPr>
-                    <pic:cNvPr id="0" name="image7.gif"/>
+                    <pic:cNvPr id="0" name="image5.gif"/>
                     <pic:cNvPicPr preferRelativeResize="0"/>
                   </pic:nvPicPr>
                   <pic:blipFill>
@@ -1512,12 +1512,12 @@
           <wp:inline distB="114300" distT="114300" distL="114300" distR="114300">
             <wp:extent cx="5321300" cy="2959100"/>
             <wp:effectExtent b="0" l="0" r="0" t="0"/>
-            <wp:docPr id="7" name="image11.gif"/>
+            <wp:docPr id="1" name="image10.gif"/>
             <a:graphic>
               <a:graphicData uri="http://schemas.openxmlformats.org/drawingml/2006/picture">
                 <pic:pic>
                   <pic:nvPicPr>
-                    <pic:cNvPr id="0" name="image11.gif"/>
+                    <pic:cNvPr id="0" name="image10.gif"/>
                     <pic:cNvPicPr preferRelativeResize="0"/>
                   </pic:nvPicPr>
                   <pic:blipFill>
@@ -2292,12 +2292,12 @@
           <wp:inline distB="114300" distT="114300" distL="114300" distR="114300">
             <wp:extent cx="5321300" cy="2959100"/>
             <wp:effectExtent b="0" l="0" r="0" t="0"/>
-            <wp:docPr id="10" name="image3.gif"/>
+            <wp:docPr id="11" name="image4.gif"/>
             <a:graphic>
               <a:graphicData uri="http://schemas.openxmlformats.org/drawingml/2006/picture">
                 <pic:pic>
                   <pic:nvPicPr>
-                    <pic:cNvPr id="0" name="image3.gif"/>
+                    <pic:cNvPr id="0" name="image4.gif"/>
                     <pic:cNvPicPr preferRelativeResize="0"/>
                   </pic:nvPicPr>
                   <pic:blipFill>
@@ -3011,7 +3011,7 @@
           <wp:inline distB="114300" distT="114300" distL="114300" distR="114300">
             <wp:extent cx="5321300" cy="2959100"/>
             <wp:effectExtent b="0" l="0" r="0" t="0"/>
-            <wp:docPr id="1" name="image9.gif"/>
+            <wp:docPr id="3" name="image9.gif"/>
             <a:graphic>
               <a:graphicData uri="http://schemas.openxmlformats.org/drawingml/2006/picture">
                 <pic:pic>
@@ -3603,12 +3603,12 @@
           <wp:inline distB="114300" distT="114300" distL="114300" distR="114300">
             <wp:extent cx="5321300" cy="2959100"/>
             <wp:effectExtent b="0" l="0" r="0" t="0"/>
-            <wp:docPr id="9" name="image5.gif"/>
+            <wp:docPr id="10" name="image3.gif"/>
             <a:graphic>
               <a:graphicData uri="http://schemas.openxmlformats.org/drawingml/2006/picture">
                 <pic:pic>
                   <pic:nvPicPr>
-                    <pic:cNvPr id="0" name="image5.gif"/>
+                    <pic:cNvPr id="0" name="image3.gif"/>
                     <pic:cNvPicPr preferRelativeResize="0"/>
                   </pic:nvPicPr>
                   <pic:blipFill>
@@ -4229,7 +4229,7 @@
           <wp:inline distB="114300" distT="114300" distL="114300" distR="114300">
             <wp:extent cx="5321300" cy="2959100"/>
             <wp:effectExtent b="0" l="0" r="0" t="0"/>
-            <wp:docPr id="4" name="image2.gif"/>
+            <wp:docPr id="5" name="image2.gif"/>
             <a:graphic>
               <a:graphicData uri="http://schemas.openxmlformats.org/drawingml/2006/picture">
                 <pic:pic>
@@ -5160,12 +5160,12 @@
           <wp:inline distB="114300" distT="114300" distL="114300" distR="114300">
             <wp:extent cx="5321300" cy="2959100"/>
             <wp:effectExtent b="0" l="0" r="0" t="0"/>
-            <wp:docPr id="8" name="image8.gif"/>
+            <wp:docPr id="2" name="image7.gif"/>
             <a:graphic>
               <a:graphicData uri="http://schemas.openxmlformats.org/drawingml/2006/picture">
                 <pic:pic>
                   <pic:nvPicPr>
-                    <pic:cNvPr id="0" name="image8.gif"/>
+                    <pic:cNvPr id="0" name="image7.gif"/>
                     <pic:cNvPicPr preferRelativeResize="0"/>
                   </pic:nvPicPr>
                   <pic:blipFill>
@@ -5868,7 +5868,7 @@
           <wp:inline distB="114300" distT="114300" distL="114300" distR="114300">
             <wp:extent cx="5321300" cy="2959100"/>
             <wp:effectExtent b="0" l="0" r="0" t="0"/>
-            <wp:docPr id="3" name="image1.gif"/>
+            <wp:docPr id="8" name="image1.gif"/>
             <a:graphic>
               <a:graphicData uri="http://schemas.openxmlformats.org/drawingml/2006/picture">
                 <pic:pic>
@@ -6734,12 +6734,12 @@
           <wp:inline distB="114300" distT="114300" distL="114300" distR="114300">
             <wp:extent cx="5321300" cy="2959100"/>
             <wp:effectExtent b="0" l="0" r="0" t="0"/>
-            <wp:docPr id="5" name="image4.gif"/>
+            <wp:docPr id="9" name="image6.gif"/>
             <a:graphic>
               <a:graphicData uri="http://schemas.openxmlformats.org/drawingml/2006/picture">
                 <pic:pic>
                   <pic:nvPicPr>
-                    <pic:cNvPr id="0" name="image4.gif"/>
+                    <pic:cNvPr id="0" name="image6.gif"/>
                     <pic:cNvPicPr preferRelativeResize="0"/>
                   </pic:nvPicPr>
                   <pic:blipFill>
@@ -7563,12 +7563,12 @@
           <wp:inline distB="114300" distT="114300" distL="114300" distR="114300">
             <wp:extent cx="5321300" cy="2959100"/>
             <wp:effectExtent b="0" l="0" r="0" t="0"/>
-            <wp:docPr id="6" name="image10.gif"/>
+            <wp:docPr id="4" name="image11.gif"/>
             <a:graphic>
               <a:graphicData uri="http://schemas.openxmlformats.org/drawingml/2006/picture">
                 <pic:pic>
                   <pic:nvPicPr>
-                    <pic:cNvPr id="0" name="image10.gif"/>
+                    <pic:cNvPr id="0" name="image11.gif"/>
                     <pic:cNvPicPr preferRelativeResize="0"/>
                   </pic:nvPicPr>
                   <pic:blipFill>
@@ -14047,7 +14047,7 @@
           <w:pgNumType w:start="1"/>
         </w:sectPr>
       </w:pPr>
-      <w:bookmarkStart w:colFirst="0" w:colLast="0" w:name="_4tsrir866htp" w:id="103"/>
+      <w:bookmarkStart w:colFirst="0" w:colLast="0" w:name="_ke9cuxb5plf4" w:id="103"/>
       <w:bookmarkEnd w:id="103"/>
       <w:r>
         <w:rPr>
@@ -14168,12 +14168,12 @@
           <wp:inline distB="114300" distT="114300" distL="114300" distR="114300">
             <wp:extent cx="6645600" cy="2070100"/>
             <wp:effectExtent b="0" l="0" r="0" t="0"/>
-            <wp:docPr id="2" name="image6.png"/>
+            <wp:docPr id="6" name="image8.png"/>
             <a:graphic>
               <a:graphicData uri="http://schemas.openxmlformats.org/drawingml/2006/picture">
                 <pic:pic>
                   <pic:nvPicPr>
-                    <pic:cNvPr id="0" name="image6.png"/>
+                    <pic:cNvPr id="0" name="image8.png"/>
                     <pic:cNvPicPr preferRelativeResize="0"/>
                   </pic:nvPicPr>
                   <pic:blipFill>
@@ -14383,7 +14383,7 @@
           <w:pgNumType w:start="1"/>
         </w:sectPr>
       </w:pPr>
-      <w:bookmarkStart w:colFirst="0" w:colLast="0" w:name="_d90zrps5k5rl" w:id="104"/>
+      <w:bookmarkStart w:colFirst="0" w:colLast="0" w:name="_aloqvergu5cn" w:id="104"/>
       <w:bookmarkEnd w:id="104"/>
       <w:r>
         <w:rPr>

--- a/docs/SDG_Hackathon_Idea_Guide.docx
+++ b/docs/SDG_Hackathon_Idea_Guide.docx
@@ -41,7 +41,7 @@
           <w:pgNumType w:start="1"/>
         </w:sectPr>
       </w:pPr>
-      <w:bookmarkStart w:colFirst="0" w:colLast="0" w:name="_2bf2xzk3ouxv" w:id="0"/>
+      <w:bookmarkStart w:colFirst="0" w:colLast="0" w:name="_pi6kk8a7gv00" w:id="0"/>
       <w:bookmarkEnd w:id="0"/>
       <w:r>
         <w:rPr>
@@ -694,12 +694,12 @@
           <wp:inline distB="114300" distT="114300" distL="114300" distR="114300">
             <wp:extent cx="5321300" cy="2959100"/>
             <wp:effectExtent b="0" l="0" r="0" t="0"/>
-            <wp:docPr id="7" name="image5.gif"/>
+            <wp:docPr id="3" name="image3.gif"/>
             <a:graphic>
               <a:graphicData uri="http://schemas.openxmlformats.org/drawingml/2006/picture">
                 <pic:pic>
                   <pic:nvPicPr>
-                    <pic:cNvPr id="0" name="image5.gif"/>
+                    <pic:cNvPr id="0" name="image3.gif"/>
                     <pic:cNvPicPr preferRelativeResize="0"/>
                   </pic:nvPicPr>
                   <pic:blipFill>
@@ -1512,12 +1512,12 @@
           <wp:inline distB="114300" distT="114300" distL="114300" distR="114300">
             <wp:extent cx="5321300" cy="2959100"/>
             <wp:effectExtent b="0" l="0" r="0" t="0"/>
-            <wp:docPr id="1" name="image10.gif"/>
+            <wp:docPr id="7" name="image9.gif"/>
             <a:graphic>
               <a:graphicData uri="http://schemas.openxmlformats.org/drawingml/2006/picture">
                 <pic:pic>
                   <pic:nvPicPr>
-                    <pic:cNvPr id="0" name="image10.gif"/>
+                    <pic:cNvPr id="0" name="image9.gif"/>
                     <pic:cNvPicPr preferRelativeResize="0"/>
                   </pic:nvPicPr>
                   <pic:blipFill>
@@ -2292,12 +2292,12 @@
           <wp:inline distB="114300" distT="114300" distL="114300" distR="114300">
             <wp:extent cx="5321300" cy="2959100"/>
             <wp:effectExtent b="0" l="0" r="0" t="0"/>
-            <wp:docPr id="11" name="image4.gif"/>
+            <wp:docPr id="11" name="image8.gif"/>
             <a:graphic>
               <a:graphicData uri="http://schemas.openxmlformats.org/drawingml/2006/picture">
                 <pic:pic>
                   <pic:nvPicPr>
-                    <pic:cNvPr id="0" name="image4.gif"/>
+                    <pic:cNvPr id="0" name="image8.gif"/>
                     <pic:cNvPicPr preferRelativeResize="0"/>
                   </pic:nvPicPr>
                   <pic:blipFill>
@@ -3011,12 +3011,12 @@
           <wp:inline distB="114300" distT="114300" distL="114300" distR="114300">
             <wp:extent cx="5321300" cy="2959100"/>
             <wp:effectExtent b="0" l="0" r="0" t="0"/>
-            <wp:docPr id="3" name="image9.gif"/>
+            <wp:docPr id="6" name="image6.gif"/>
             <a:graphic>
               <a:graphicData uri="http://schemas.openxmlformats.org/drawingml/2006/picture">
                 <pic:pic>
                   <pic:nvPicPr>
-                    <pic:cNvPr id="0" name="image9.gif"/>
+                    <pic:cNvPr id="0" name="image6.gif"/>
                     <pic:cNvPicPr preferRelativeResize="0"/>
                   </pic:nvPicPr>
                   <pic:blipFill>
@@ -3603,12 +3603,12 @@
           <wp:inline distB="114300" distT="114300" distL="114300" distR="114300">
             <wp:extent cx="5321300" cy="2959100"/>
             <wp:effectExtent b="0" l="0" r="0" t="0"/>
-            <wp:docPr id="10" name="image3.gif"/>
+            <wp:docPr id="10" name="image11.gif"/>
             <a:graphic>
               <a:graphicData uri="http://schemas.openxmlformats.org/drawingml/2006/picture">
                 <pic:pic>
                   <pic:nvPicPr>
-                    <pic:cNvPr id="0" name="image3.gif"/>
+                    <pic:cNvPr id="0" name="image11.gif"/>
                     <pic:cNvPicPr preferRelativeResize="0"/>
                   </pic:nvPicPr>
                   <pic:blipFill>
@@ -4229,12 +4229,12 @@
           <wp:inline distB="114300" distT="114300" distL="114300" distR="114300">
             <wp:extent cx="5321300" cy="2959100"/>
             <wp:effectExtent b="0" l="0" r="0" t="0"/>
-            <wp:docPr id="5" name="image2.gif"/>
+            <wp:docPr id="4" name="image1.gif"/>
             <a:graphic>
               <a:graphicData uri="http://schemas.openxmlformats.org/drawingml/2006/picture">
                 <pic:pic>
                   <pic:nvPicPr>
-                    <pic:cNvPr id="0" name="image2.gif"/>
+                    <pic:cNvPr id="0" name="image1.gif"/>
                     <pic:cNvPicPr preferRelativeResize="0"/>
                   </pic:nvPicPr>
                   <pic:blipFill>
@@ -5160,12 +5160,12 @@
           <wp:inline distB="114300" distT="114300" distL="114300" distR="114300">
             <wp:extent cx="5321300" cy="2959100"/>
             <wp:effectExtent b="0" l="0" r="0" t="0"/>
-            <wp:docPr id="2" name="image7.gif"/>
+            <wp:docPr id="1" name="image2.gif"/>
             <a:graphic>
               <a:graphicData uri="http://schemas.openxmlformats.org/drawingml/2006/picture">
                 <pic:pic>
                   <pic:nvPicPr>
-                    <pic:cNvPr id="0" name="image7.gif"/>
+                    <pic:cNvPr id="0" name="image2.gif"/>
                     <pic:cNvPicPr preferRelativeResize="0"/>
                   </pic:nvPicPr>
                   <pic:blipFill>
@@ -5868,12 +5868,12 @@
           <wp:inline distB="114300" distT="114300" distL="114300" distR="114300">
             <wp:extent cx="5321300" cy="2959100"/>
             <wp:effectExtent b="0" l="0" r="0" t="0"/>
-            <wp:docPr id="8" name="image1.gif"/>
+            <wp:docPr id="8" name="image7.gif"/>
             <a:graphic>
               <a:graphicData uri="http://schemas.openxmlformats.org/drawingml/2006/picture">
                 <pic:pic>
                   <pic:nvPicPr>
-                    <pic:cNvPr id="0" name="image1.gif"/>
+                    <pic:cNvPr id="0" name="image7.gif"/>
                     <pic:cNvPicPr preferRelativeResize="0"/>
                   </pic:nvPicPr>
                   <pic:blipFill>
@@ -6734,12 +6734,12 @@
           <wp:inline distB="114300" distT="114300" distL="114300" distR="114300">
             <wp:extent cx="5321300" cy="2959100"/>
             <wp:effectExtent b="0" l="0" r="0" t="0"/>
-            <wp:docPr id="9" name="image6.gif"/>
+            <wp:docPr id="5" name="image4.gif"/>
             <a:graphic>
               <a:graphicData uri="http://schemas.openxmlformats.org/drawingml/2006/picture">
                 <pic:pic>
                   <pic:nvPicPr>
-                    <pic:cNvPr id="0" name="image6.gif"/>
+                    <pic:cNvPr id="0" name="image4.gif"/>
                     <pic:cNvPicPr preferRelativeResize="0"/>
                   </pic:nvPicPr>
                   <pic:blipFill>
@@ -7563,12 +7563,12 @@
           <wp:inline distB="114300" distT="114300" distL="114300" distR="114300">
             <wp:extent cx="5321300" cy="2959100"/>
             <wp:effectExtent b="0" l="0" r="0" t="0"/>
-            <wp:docPr id="4" name="image11.gif"/>
+            <wp:docPr id="9" name="image10.gif"/>
             <a:graphic>
               <a:graphicData uri="http://schemas.openxmlformats.org/drawingml/2006/picture">
                 <pic:pic>
                   <pic:nvPicPr>
-                    <pic:cNvPr id="0" name="image11.gif"/>
+                    <pic:cNvPr id="0" name="image10.gif"/>
                     <pic:cNvPicPr preferRelativeResize="0"/>
                   </pic:nvPicPr>
                   <pic:blipFill>
@@ -14047,7 +14047,7 @@
           <w:pgNumType w:start="1"/>
         </w:sectPr>
       </w:pPr>
-      <w:bookmarkStart w:colFirst="0" w:colLast="0" w:name="_ke9cuxb5plf4" w:id="103"/>
+      <w:bookmarkStart w:colFirst="0" w:colLast="0" w:name="_ph9jrzna2skx" w:id="103"/>
       <w:bookmarkEnd w:id="103"/>
       <w:r>
         <w:rPr>
@@ -14168,12 +14168,12 @@
           <wp:inline distB="114300" distT="114300" distL="114300" distR="114300">
             <wp:extent cx="6645600" cy="2070100"/>
             <wp:effectExtent b="0" l="0" r="0" t="0"/>
-            <wp:docPr id="6" name="image8.png"/>
+            <wp:docPr id="2" name="image5.png"/>
             <a:graphic>
               <a:graphicData uri="http://schemas.openxmlformats.org/drawingml/2006/picture">
                 <pic:pic>
                   <pic:nvPicPr>
-                    <pic:cNvPr id="0" name="image8.png"/>
+                    <pic:cNvPr id="0" name="image5.png"/>
                     <pic:cNvPicPr preferRelativeResize="0"/>
                   </pic:nvPicPr>
                   <pic:blipFill>
@@ -14383,7 +14383,7 @@
           <w:pgNumType w:start="1"/>
         </w:sectPr>
       </w:pPr>
-      <w:bookmarkStart w:colFirst="0" w:colLast="0" w:name="_aloqvergu5cn" w:id="104"/>
+      <w:bookmarkStart w:colFirst="0" w:colLast="0" w:name="_nnpylolnfqha" w:id="104"/>
       <w:bookmarkEnd w:id="104"/>
       <w:r>
         <w:rPr>

--- a/docs/SDG_Hackathon_Idea_Guide.docx
+++ b/docs/SDG_Hackathon_Idea_Guide.docx
@@ -41,7 +41,7 @@
           <w:pgNumType w:start="1"/>
         </w:sectPr>
       </w:pPr>
-      <w:bookmarkStart w:colFirst="0" w:colLast="0" w:name="_pi6kk8a7gv00" w:id="0"/>
+      <w:bookmarkStart w:colFirst="0" w:colLast="0" w:name="_vcvek8run9ld" w:id="0"/>
       <w:bookmarkEnd w:id="0"/>
       <w:r>
         <w:rPr>
@@ -694,12 +694,12 @@
           <wp:inline distB="114300" distT="114300" distL="114300" distR="114300">
             <wp:extent cx="5321300" cy="2959100"/>
             <wp:effectExtent b="0" l="0" r="0" t="0"/>
-            <wp:docPr id="3" name="image3.gif"/>
+            <wp:docPr id="10" name="image9.gif"/>
             <a:graphic>
               <a:graphicData uri="http://schemas.openxmlformats.org/drawingml/2006/picture">
                 <pic:pic>
                   <pic:nvPicPr>
-                    <pic:cNvPr id="0" name="image3.gif"/>
+                    <pic:cNvPr id="0" name="image9.gif"/>
                     <pic:cNvPicPr preferRelativeResize="0"/>
                   </pic:nvPicPr>
                   <pic:blipFill>
@@ -1512,12 +1512,12 @@
           <wp:inline distB="114300" distT="114300" distL="114300" distR="114300">
             <wp:extent cx="5321300" cy="2959100"/>
             <wp:effectExtent b="0" l="0" r="0" t="0"/>
-            <wp:docPr id="7" name="image9.gif"/>
+            <wp:docPr id="3" name="image3.gif"/>
             <a:graphic>
               <a:graphicData uri="http://schemas.openxmlformats.org/drawingml/2006/picture">
                 <pic:pic>
                   <pic:nvPicPr>
-                    <pic:cNvPr id="0" name="image9.gif"/>
+                    <pic:cNvPr id="0" name="image3.gif"/>
                     <pic:cNvPicPr preferRelativeResize="0"/>
                   </pic:nvPicPr>
                   <pic:blipFill>
@@ -2292,12 +2292,12 @@
           <wp:inline distB="114300" distT="114300" distL="114300" distR="114300">
             <wp:extent cx="5321300" cy="2959100"/>
             <wp:effectExtent b="0" l="0" r="0" t="0"/>
-            <wp:docPr id="11" name="image8.gif"/>
+            <wp:docPr id="2" name="image1.gif"/>
             <a:graphic>
               <a:graphicData uri="http://schemas.openxmlformats.org/drawingml/2006/picture">
                 <pic:pic>
                   <pic:nvPicPr>
-                    <pic:cNvPr id="0" name="image8.gif"/>
+                    <pic:cNvPr id="0" name="image1.gif"/>
                     <pic:cNvPicPr preferRelativeResize="0"/>
                   </pic:nvPicPr>
                   <pic:blipFill>
@@ -3011,12 +3011,12 @@
           <wp:inline distB="114300" distT="114300" distL="114300" distR="114300">
             <wp:extent cx="5321300" cy="2959100"/>
             <wp:effectExtent b="0" l="0" r="0" t="0"/>
-            <wp:docPr id="6" name="image6.gif"/>
+            <wp:docPr id="5" name="image5.gif"/>
             <a:graphic>
               <a:graphicData uri="http://schemas.openxmlformats.org/drawingml/2006/picture">
                 <pic:pic>
                   <pic:nvPicPr>
-                    <pic:cNvPr id="0" name="image6.gif"/>
+                    <pic:cNvPr id="0" name="image5.gif"/>
                     <pic:cNvPicPr preferRelativeResize="0"/>
                   </pic:nvPicPr>
                   <pic:blipFill>
@@ -3603,12 +3603,12 @@
           <wp:inline distB="114300" distT="114300" distL="114300" distR="114300">
             <wp:extent cx="5321300" cy="2959100"/>
             <wp:effectExtent b="0" l="0" r="0" t="0"/>
-            <wp:docPr id="10" name="image11.gif"/>
+            <wp:docPr id="1" name="image2.gif"/>
             <a:graphic>
               <a:graphicData uri="http://schemas.openxmlformats.org/drawingml/2006/picture">
                 <pic:pic>
                   <pic:nvPicPr>
-                    <pic:cNvPr id="0" name="image11.gif"/>
+                    <pic:cNvPr id="0" name="image2.gif"/>
                     <pic:cNvPicPr preferRelativeResize="0"/>
                   </pic:nvPicPr>
                   <pic:blipFill>
@@ -4229,12 +4229,12 @@
           <wp:inline distB="114300" distT="114300" distL="114300" distR="114300">
             <wp:extent cx="5321300" cy="2959100"/>
             <wp:effectExtent b="0" l="0" r="0" t="0"/>
-            <wp:docPr id="4" name="image1.gif"/>
+            <wp:docPr id="6" name="image6.gif"/>
             <a:graphic>
               <a:graphicData uri="http://schemas.openxmlformats.org/drawingml/2006/picture">
                 <pic:pic>
                   <pic:nvPicPr>
-                    <pic:cNvPr id="0" name="image1.gif"/>
+                    <pic:cNvPr id="0" name="image6.gif"/>
                     <pic:cNvPicPr preferRelativeResize="0"/>
                   </pic:nvPicPr>
                   <pic:blipFill>
@@ -5160,12 +5160,12 @@
           <wp:inline distB="114300" distT="114300" distL="114300" distR="114300">
             <wp:extent cx="5321300" cy="2959100"/>
             <wp:effectExtent b="0" l="0" r="0" t="0"/>
-            <wp:docPr id="1" name="image2.gif"/>
+            <wp:docPr id="11" name="image10.gif"/>
             <a:graphic>
               <a:graphicData uri="http://schemas.openxmlformats.org/drawingml/2006/picture">
                 <pic:pic>
                   <pic:nvPicPr>
-                    <pic:cNvPr id="0" name="image2.gif"/>
+                    <pic:cNvPr id="0" name="image10.gif"/>
                     <pic:cNvPicPr preferRelativeResize="0"/>
                   </pic:nvPicPr>
                   <pic:blipFill>
@@ -5868,12 +5868,12 @@
           <wp:inline distB="114300" distT="114300" distL="114300" distR="114300">
             <wp:extent cx="5321300" cy="2959100"/>
             <wp:effectExtent b="0" l="0" r="0" t="0"/>
-            <wp:docPr id="8" name="image7.gif"/>
+            <wp:docPr id="8" name="image8.gif"/>
             <a:graphic>
               <a:graphicData uri="http://schemas.openxmlformats.org/drawingml/2006/picture">
                 <pic:pic>
                   <pic:nvPicPr>
-                    <pic:cNvPr id="0" name="image7.gif"/>
+                    <pic:cNvPr id="0" name="image8.gif"/>
                     <pic:cNvPicPr preferRelativeResize="0"/>
                   </pic:nvPicPr>
                   <pic:blipFill>
@@ -6734,12 +6734,12 @@
           <wp:inline distB="114300" distT="114300" distL="114300" distR="114300">
             <wp:extent cx="5321300" cy="2959100"/>
             <wp:effectExtent b="0" l="0" r="0" t="0"/>
-            <wp:docPr id="5" name="image4.gif"/>
+            <wp:docPr id="7" name="image7.gif"/>
             <a:graphic>
               <a:graphicData uri="http://schemas.openxmlformats.org/drawingml/2006/picture">
                 <pic:pic>
                   <pic:nvPicPr>
-                    <pic:cNvPr id="0" name="image4.gif"/>
+                    <pic:cNvPr id="0" name="image7.gif"/>
                     <pic:cNvPicPr preferRelativeResize="0"/>
                   </pic:nvPicPr>
                   <pic:blipFill>
@@ -7563,12 +7563,12 @@
           <wp:inline distB="114300" distT="114300" distL="114300" distR="114300">
             <wp:extent cx="5321300" cy="2959100"/>
             <wp:effectExtent b="0" l="0" r="0" t="0"/>
-            <wp:docPr id="9" name="image10.gif"/>
+            <wp:docPr id="9" name="image11.gif"/>
             <a:graphic>
               <a:graphicData uri="http://schemas.openxmlformats.org/drawingml/2006/picture">
                 <pic:pic>
                   <pic:nvPicPr>
-                    <pic:cNvPr id="0" name="image10.gif"/>
+                    <pic:cNvPr id="0" name="image11.gif"/>
                     <pic:cNvPicPr preferRelativeResize="0"/>
                   </pic:nvPicPr>
                   <pic:blipFill>
@@ -14047,7 +14047,7 @@
           <w:pgNumType w:start="1"/>
         </w:sectPr>
       </w:pPr>
-      <w:bookmarkStart w:colFirst="0" w:colLast="0" w:name="_ph9jrzna2skx" w:id="103"/>
+      <w:bookmarkStart w:colFirst="0" w:colLast="0" w:name="_o1cect8lu8g8" w:id="103"/>
       <w:bookmarkEnd w:id="103"/>
       <w:r>
         <w:rPr>
@@ -14168,12 +14168,12 @@
           <wp:inline distB="114300" distT="114300" distL="114300" distR="114300">
             <wp:extent cx="6645600" cy="2070100"/>
             <wp:effectExtent b="0" l="0" r="0" t="0"/>
-            <wp:docPr id="2" name="image5.png"/>
+            <wp:docPr id="4" name="image4.png"/>
             <a:graphic>
               <a:graphicData uri="http://schemas.openxmlformats.org/drawingml/2006/picture">
                 <pic:pic>
                   <pic:nvPicPr>
-                    <pic:cNvPr id="0" name="image5.png"/>
+                    <pic:cNvPr id="0" name="image4.png"/>
                     <pic:cNvPicPr preferRelativeResize="0"/>
                   </pic:nvPicPr>
                   <pic:blipFill>
@@ -14383,7 +14383,7 @@
           <w:pgNumType w:start="1"/>
         </w:sectPr>
       </w:pPr>
-      <w:bookmarkStart w:colFirst="0" w:colLast="0" w:name="_nnpylolnfqha" w:id="104"/>
+      <w:bookmarkStart w:colFirst="0" w:colLast="0" w:name="_8oyenufg26i3" w:id="104"/>
       <w:bookmarkEnd w:id="104"/>
       <w:r>
         <w:rPr>

--- a/docs/SDG_Hackathon_Idea_Guide.docx
+++ b/docs/SDG_Hackathon_Idea_Guide.docx
@@ -41,7 +41,7 @@
           <w:pgNumType w:start="1"/>
         </w:sectPr>
       </w:pPr>
-      <w:bookmarkStart w:colFirst="0" w:colLast="0" w:name="_vcvek8run9ld" w:id="0"/>
+      <w:bookmarkStart w:colFirst="0" w:colLast="0" w:name="_i9bzrb6qckox" w:id="0"/>
       <w:bookmarkEnd w:id="0"/>
       <w:r>
         <w:rPr>
@@ -694,12 +694,12 @@
           <wp:inline distB="114300" distT="114300" distL="114300" distR="114300">
             <wp:extent cx="5321300" cy="2959100"/>
             <wp:effectExtent b="0" l="0" r="0" t="0"/>
-            <wp:docPr id="10" name="image9.gif"/>
+            <wp:docPr id="9" name="image2.gif"/>
             <a:graphic>
               <a:graphicData uri="http://schemas.openxmlformats.org/drawingml/2006/picture">
                 <pic:pic>
                   <pic:nvPicPr>
-                    <pic:cNvPr id="0" name="image9.gif"/>
+                    <pic:cNvPr id="0" name="image2.gif"/>
                     <pic:cNvPicPr preferRelativeResize="0"/>
                   </pic:nvPicPr>
                   <pic:blipFill>
@@ -1512,12 +1512,12 @@
           <wp:inline distB="114300" distT="114300" distL="114300" distR="114300">
             <wp:extent cx="5321300" cy="2959100"/>
             <wp:effectExtent b="0" l="0" r="0" t="0"/>
-            <wp:docPr id="3" name="image3.gif"/>
+            <wp:docPr id="1" name="image6.gif"/>
             <a:graphic>
               <a:graphicData uri="http://schemas.openxmlformats.org/drawingml/2006/picture">
                 <pic:pic>
                   <pic:nvPicPr>
-                    <pic:cNvPr id="0" name="image3.gif"/>
+                    <pic:cNvPr id="0" name="image6.gif"/>
                     <pic:cNvPicPr preferRelativeResize="0"/>
                   </pic:nvPicPr>
                   <pic:blipFill>
@@ -2292,12 +2292,12 @@
           <wp:inline distB="114300" distT="114300" distL="114300" distR="114300">
             <wp:extent cx="5321300" cy="2959100"/>
             <wp:effectExtent b="0" l="0" r="0" t="0"/>
-            <wp:docPr id="2" name="image1.gif"/>
+            <wp:docPr id="5" name="image3.gif"/>
             <a:graphic>
               <a:graphicData uri="http://schemas.openxmlformats.org/drawingml/2006/picture">
                 <pic:pic>
                   <pic:nvPicPr>
-                    <pic:cNvPr id="0" name="image1.gif"/>
+                    <pic:cNvPr id="0" name="image3.gif"/>
                     <pic:cNvPicPr preferRelativeResize="0"/>
                   </pic:nvPicPr>
                   <pic:blipFill>
@@ -3011,12 +3011,12 @@
           <wp:inline distB="114300" distT="114300" distL="114300" distR="114300">
             <wp:extent cx="5321300" cy="2959100"/>
             <wp:effectExtent b="0" l="0" r="0" t="0"/>
-            <wp:docPr id="5" name="image5.gif"/>
+            <wp:docPr id="10" name="image8.gif"/>
             <a:graphic>
               <a:graphicData uri="http://schemas.openxmlformats.org/drawingml/2006/picture">
                 <pic:pic>
                   <pic:nvPicPr>
-                    <pic:cNvPr id="0" name="image5.gif"/>
+                    <pic:cNvPr id="0" name="image8.gif"/>
                     <pic:cNvPicPr preferRelativeResize="0"/>
                   </pic:nvPicPr>
                   <pic:blipFill>
@@ -3603,12 +3603,12 @@
           <wp:inline distB="114300" distT="114300" distL="114300" distR="114300">
             <wp:extent cx="5321300" cy="2959100"/>
             <wp:effectExtent b="0" l="0" r="0" t="0"/>
-            <wp:docPr id="1" name="image2.gif"/>
+            <wp:docPr id="8" name="image5.gif"/>
             <a:graphic>
               <a:graphicData uri="http://schemas.openxmlformats.org/drawingml/2006/picture">
                 <pic:pic>
                   <pic:nvPicPr>
-                    <pic:cNvPr id="0" name="image2.gif"/>
+                    <pic:cNvPr id="0" name="image5.gif"/>
                     <pic:cNvPicPr preferRelativeResize="0"/>
                   </pic:nvPicPr>
                   <pic:blipFill>
@@ -4229,12 +4229,12 @@
           <wp:inline distB="114300" distT="114300" distL="114300" distR="114300">
             <wp:extent cx="5321300" cy="2959100"/>
             <wp:effectExtent b="0" l="0" r="0" t="0"/>
-            <wp:docPr id="6" name="image6.gif"/>
+            <wp:docPr id="6" name="image7.gif"/>
             <a:graphic>
               <a:graphicData uri="http://schemas.openxmlformats.org/drawingml/2006/picture">
                 <pic:pic>
                   <pic:nvPicPr>
-                    <pic:cNvPr id="0" name="image6.gif"/>
+                    <pic:cNvPr id="0" name="image7.gif"/>
                     <pic:cNvPicPr preferRelativeResize="0"/>
                   </pic:nvPicPr>
                   <pic:blipFill>
@@ -5160,12 +5160,12 @@
           <wp:inline distB="114300" distT="114300" distL="114300" distR="114300">
             <wp:extent cx="5321300" cy="2959100"/>
             <wp:effectExtent b="0" l="0" r="0" t="0"/>
-            <wp:docPr id="11" name="image10.gif"/>
+            <wp:docPr id="2" name="image11.gif"/>
             <a:graphic>
               <a:graphicData uri="http://schemas.openxmlformats.org/drawingml/2006/picture">
                 <pic:pic>
                   <pic:nvPicPr>
-                    <pic:cNvPr id="0" name="image10.gif"/>
+                    <pic:cNvPr id="0" name="image11.gif"/>
                     <pic:cNvPicPr preferRelativeResize="0"/>
                   </pic:nvPicPr>
                   <pic:blipFill>
@@ -5868,12 +5868,12 @@
           <wp:inline distB="114300" distT="114300" distL="114300" distR="114300">
             <wp:extent cx="5321300" cy="2959100"/>
             <wp:effectExtent b="0" l="0" r="0" t="0"/>
-            <wp:docPr id="8" name="image8.gif"/>
+            <wp:docPr id="3" name="image9.gif"/>
             <a:graphic>
               <a:graphicData uri="http://schemas.openxmlformats.org/drawingml/2006/picture">
                 <pic:pic>
                   <pic:nvPicPr>
-                    <pic:cNvPr id="0" name="image8.gif"/>
+                    <pic:cNvPr id="0" name="image9.gif"/>
                     <pic:cNvPicPr preferRelativeResize="0"/>
                   </pic:nvPicPr>
                   <pic:blipFill>
@@ -6734,12 +6734,12 @@
           <wp:inline distB="114300" distT="114300" distL="114300" distR="114300">
             <wp:extent cx="5321300" cy="2959100"/>
             <wp:effectExtent b="0" l="0" r="0" t="0"/>
-            <wp:docPr id="7" name="image7.gif"/>
+            <wp:docPr id="11" name="image1.gif"/>
             <a:graphic>
               <a:graphicData uri="http://schemas.openxmlformats.org/drawingml/2006/picture">
                 <pic:pic>
                   <pic:nvPicPr>
-                    <pic:cNvPr id="0" name="image7.gif"/>
+                    <pic:cNvPr id="0" name="image1.gif"/>
                     <pic:cNvPicPr preferRelativeResize="0"/>
                   </pic:nvPicPr>
                   <pic:blipFill>
@@ -7563,12 +7563,12 @@
           <wp:inline distB="114300" distT="114300" distL="114300" distR="114300">
             <wp:extent cx="5321300" cy="2959100"/>
             <wp:effectExtent b="0" l="0" r="0" t="0"/>
-            <wp:docPr id="9" name="image11.gif"/>
+            <wp:docPr id="7" name="image10.gif"/>
             <a:graphic>
               <a:graphicData uri="http://schemas.openxmlformats.org/drawingml/2006/picture">
                 <pic:pic>
                   <pic:nvPicPr>
-                    <pic:cNvPr id="0" name="image11.gif"/>
+                    <pic:cNvPr id="0" name="image10.gif"/>
                     <pic:cNvPicPr preferRelativeResize="0"/>
                   </pic:nvPicPr>
                   <pic:blipFill>
@@ -14047,7 +14047,7 @@
           <w:pgNumType w:start="1"/>
         </w:sectPr>
       </w:pPr>
-      <w:bookmarkStart w:colFirst="0" w:colLast="0" w:name="_o1cect8lu8g8" w:id="103"/>
+      <w:bookmarkStart w:colFirst="0" w:colLast="0" w:name="_72ayhycjoiwy" w:id="103"/>
       <w:bookmarkEnd w:id="103"/>
       <w:r>
         <w:rPr>
@@ -14383,7 +14383,7 @@
           <w:pgNumType w:start="1"/>
         </w:sectPr>
       </w:pPr>
-      <w:bookmarkStart w:colFirst="0" w:colLast="0" w:name="_8oyenufg26i3" w:id="104"/>
+      <w:bookmarkStart w:colFirst="0" w:colLast="0" w:name="_imgadhds6gt1" w:id="104"/>
       <w:bookmarkEnd w:id="104"/>
       <w:r>
         <w:rPr>

--- a/docs/SDG_Hackathon_Idea_Guide.docx
+++ b/docs/SDG_Hackathon_Idea_Guide.docx
@@ -41,7 +41,7 @@
           <w:pgNumType w:start="1"/>
         </w:sectPr>
       </w:pPr>
-      <w:bookmarkStart w:colFirst="0" w:colLast="0" w:name="_i9bzrb6qckox" w:id="0"/>
+      <w:bookmarkStart w:colFirst="0" w:colLast="0" w:name="_2qglrudq5xc7" w:id="0"/>
       <w:bookmarkEnd w:id="0"/>
       <w:r>
         <w:rPr>
@@ -694,7 +694,7 @@
           <wp:inline distB="114300" distT="114300" distL="114300" distR="114300">
             <wp:extent cx="5321300" cy="2959100"/>
             <wp:effectExtent b="0" l="0" r="0" t="0"/>
-            <wp:docPr id="9" name="image2.gif"/>
+            <wp:docPr id="1" name="image2.gif"/>
             <a:graphic>
               <a:graphicData uri="http://schemas.openxmlformats.org/drawingml/2006/picture">
                 <pic:pic>
@@ -1512,12 +1512,12 @@
           <wp:inline distB="114300" distT="114300" distL="114300" distR="114300">
             <wp:extent cx="5321300" cy="2959100"/>
             <wp:effectExtent b="0" l="0" r="0" t="0"/>
-            <wp:docPr id="1" name="image6.gif"/>
+            <wp:docPr id="3" name="image8.gif"/>
             <a:graphic>
               <a:graphicData uri="http://schemas.openxmlformats.org/drawingml/2006/picture">
                 <pic:pic>
                   <pic:nvPicPr>
-                    <pic:cNvPr id="0" name="image6.gif"/>
+                    <pic:cNvPr id="0" name="image8.gif"/>
                     <pic:cNvPicPr preferRelativeResize="0"/>
                   </pic:nvPicPr>
                   <pic:blipFill>
@@ -2292,7 +2292,7 @@
           <wp:inline distB="114300" distT="114300" distL="114300" distR="114300">
             <wp:extent cx="5321300" cy="2959100"/>
             <wp:effectExtent b="0" l="0" r="0" t="0"/>
-            <wp:docPr id="5" name="image3.gif"/>
+            <wp:docPr id="7" name="image3.gif"/>
             <a:graphic>
               <a:graphicData uri="http://schemas.openxmlformats.org/drawingml/2006/picture">
                 <pic:pic>
@@ -3011,12 +3011,12 @@
           <wp:inline distB="114300" distT="114300" distL="114300" distR="114300">
             <wp:extent cx="5321300" cy="2959100"/>
             <wp:effectExtent b="0" l="0" r="0" t="0"/>
-            <wp:docPr id="10" name="image8.gif"/>
+            <wp:docPr id="9" name="image6.gif"/>
             <a:graphic>
               <a:graphicData uri="http://schemas.openxmlformats.org/drawingml/2006/picture">
                 <pic:pic>
                   <pic:nvPicPr>
-                    <pic:cNvPr id="0" name="image8.gif"/>
+                    <pic:cNvPr id="0" name="image6.gif"/>
                     <pic:cNvPicPr preferRelativeResize="0"/>
                   </pic:nvPicPr>
                   <pic:blipFill>
@@ -3603,12 +3603,12 @@
           <wp:inline distB="114300" distT="114300" distL="114300" distR="114300">
             <wp:extent cx="5321300" cy="2959100"/>
             <wp:effectExtent b="0" l="0" r="0" t="0"/>
-            <wp:docPr id="8" name="image5.gif"/>
+            <wp:docPr id="5" name="image7.gif"/>
             <a:graphic>
               <a:graphicData uri="http://schemas.openxmlformats.org/drawingml/2006/picture">
                 <pic:pic>
                   <pic:nvPicPr>
-                    <pic:cNvPr id="0" name="image5.gif"/>
+                    <pic:cNvPr id="0" name="image7.gif"/>
                     <pic:cNvPicPr preferRelativeResize="0"/>
                   </pic:nvPicPr>
                   <pic:blipFill>
@@ -4229,12 +4229,12 @@
           <wp:inline distB="114300" distT="114300" distL="114300" distR="114300">
             <wp:extent cx="5321300" cy="2959100"/>
             <wp:effectExtent b="0" l="0" r="0" t="0"/>
-            <wp:docPr id="6" name="image7.gif"/>
+            <wp:docPr id="6" name="image11.gif"/>
             <a:graphic>
               <a:graphicData uri="http://schemas.openxmlformats.org/drawingml/2006/picture">
                 <pic:pic>
                   <pic:nvPicPr>
-                    <pic:cNvPr id="0" name="image7.gif"/>
+                    <pic:cNvPr id="0" name="image11.gif"/>
                     <pic:cNvPicPr preferRelativeResize="0"/>
                   </pic:nvPicPr>
                   <pic:blipFill>
@@ -5160,12 +5160,12 @@
           <wp:inline distB="114300" distT="114300" distL="114300" distR="114300">
             <wp:extent cx="5321300" cy="2959100"/>
             <wp:effectExtent b="0" l="0" r="0" t="0"/>
-            <wp:docPr id="2" name="image11.gif"/>
+            <wp:docPr id="8" name="image10.gif"/>
             <a:graphic>
               <a:graphicData uri="http://schemas.openxmlformats.org/drawingml/2006/picture">
                 <pic:pic>
                   <pic:nvPicPr>
-                    <pic:cNvPr id="0" name="image11.gif"/>
+                    <pic:cNvPr id="0" name="image10.gif"/>
                     <pic:cNvPicPr preferRelativeResize="0"/>
                   </pic:nvPicPr>
                   <pic:blipFill>
@@ -5868,12 +5868,12 @@
           <wp:inline distB="114300" distT="114300" distL="114300" distR="114300">
             <wp:extent cx="5321300" cy="2959100"/>
             <wp:effectExtent b="0" l="0" r="0" t="0"/>
-            <wp:docPr id="3" name="image9.gif"/>
+            <wp:docPr id="4" name="image5.gif"/>
             <a:graphic>
               <a:graphicData uri="http://schemas.openxmlformats.org/drawingml/2006/picture">
                 <pic:pic>
                   <pic:nvPicPr>
-                    <pic:cNvPr id="0" name="image9.gif"/>
+                    <pic:cNvPr id="0" name="image5.gif"/>
                     <pic:cNvPicPr preferRelativeResize="0"/>
                   </pic:nvPicPr>
                   <pic:blipFill>
@@ -6734,7 +6734,7 @@
           <wp:inline distB="114300" distT="114300" distL="114300" distR="114300">
             <wp:extent cx="5321300" cy="2959100"/>
             <wp:effectExtent b="0" l="0" r="0" t="0"/>
-            <wp:docPr id="11" name="image1.gif"/>
+            <wp:docPr id="2" name="image1.gif"/>
             <a:graphic>
               <a:graphicData uri="http://schemas.openxmlformats.org/drawingml/2006/picture">
                 <pic:pic>
@@ -7563,12 +7563,12 @@
           <wp:inline distB="114300" distT="114300" distL="114300" distR="114300">
             <wp:extent cx="5321300" cy="2959100"/>
             <wp:effectExtent b="0" l="0" r="0" t="0"/>
-            <wp:docPr id="7" name="image10.gif"/>
+            <wp:docPr id="11" name="image9.gif"/>
             <a:graphic>
               <a:graphicData uri="http://schemas.openxmlformats.org/drawingml/2006/picture">
                 <pic:pic>
                   <pic:nvPicPr>
-                    <pic:cNvPr id="0" name="image10.gif"/>
+                    <pic:cNvPr id="0" name="image9.gif"/>
                     <pic:cNvPicPr preferRelativeResize="0"/>
                   </pic:nvPicPr>
                   <pic:blipFill>
@@ -14047,7 +14047,7 @@
           <w:pgNumType w:start="1"/>
         </w:sectPr>
       </w:pPr>
-      <w:bookmarkStart w:colFirst="0" w:colLast="0" w:name="_72ayhycjoiwy" w:id="103"/>
+      <w:bookmarkStart w:colFirst="0" w:colLast="0" w:name="_p1lhleriz1bv" w:id="103"/>
       <w:bookmarkEnd w:id="103"/>
       <w:r>
         <w:rPr>
@@ -14168,7 +14168,7 @@
           <wp:inline distB="114300" distT="114300" distL="114300" distR="114300">
             <wp:extent cx="6645600" cy="2070100"/>
             <wp:effectExtent b="0" l="0" r="0" t="0"/>
-            <wp:docPr id="4" name="image4.png"/>
+            <wp:docPr id="10" name="image4.png"/>
             <a:graphic>
               <a:graphicData uri="http://schemas.openxmlformats.org/drawingml/2006/picture">
                 <pic:pic>
@@ -14383,7 +14383,7 @@
           <w:pgNumType w:start="1"/>
         </w:sectPr>
       </w:pPr>
-      <w:bookmarkStart w:colFirst="0" w:colLast="0" w:name="_imgadhds6gt1" w:id="104"/>
+      <w:bookmarkStart w:colFirst="0" w:colLast="0" w:name="_oalkcucqo1pa" w:id="104"/>
       <w:bookmarkEnd w:id="104"/>
       <w:r>
         <w:rPr>

--- a/docs/SDG_Hackathon_Idea_Guide.docx
+++ b/docs/SDG_Hackathon_Idea_Guide.docx
@@ -41,7 +41,7 @@
           <w:pgNumType w:start="1"/>
         </w:sectPr>
       </w:pPr>
-      <w:bookmarkStart w:colFirst="0" w:colLast="0" w:name="_2qglrudq5xc7" w:id="0"/>
+      <w:bookmarkStart w:colFirst="0" w:colLast="0" w:name="_w9ytfxe4l07x" w:id="0"/>
       <w:bookmarkEnd w:id="0"/>
       <w:r>
         <w:rPr>
@@ -694,12 +694,12 @@
           <wp:inline distB="114300" distT="114300" distL="114300" distR="114300">
             <wp:extent cx="5321300" cy="2959100"/>
             <wp:effectExtent b="0" l="0" r="0" t="0"/>
-            <wp:docPr id="1" name="image2.gif"/>
+            <wp:docPr id="7" name="image4.gif"/>
             <a:graphic>
               <a:graphicData uri="http://schemas.openxmlformats.org/drawingml/2006/picture">
                 <pic:pic>
                   <pic:nvPicPr>
-                    <pic:cNvPr id="0" name="image2.gif"/>
+                    <pic:cNvPr id="0" name="image4.gif"/>
                     <pic:cNvPicPr preferRelativeResize="0"/>
                   </pic:nvPicPr>
                   <pic:blipFill>
@@ -1512,7 +1512,7 @@
           <wp:inline distB="114300" distT="114300" distL="114300" distR="114300">
             <wp:extent cx="5321300" cy="2959100"/>
             <wp:effectExtent b="0" l="0" r="0" t="0"/>
-            <wp:docPr id="3" name="image8.gif"/>
+            <wp:docPr id="9" name="image8.gif"/>
             <a:graphic>
               <a:graphicData uri="http://schemas.openxmlformats.org/drawingml/2006/picture">
                 <pic:pic>
@@ -2292,12 +2292,12 @@
           <wp:inline distB="114300" distT="114300" distL="114300" distR="114300">
             <wp:extent cx="5321300" cy="2959100"/>
             <wp:effectExtent b="0" l="0" r="0" t="0"/>
-            <wp:docPr id="7" name="image3.gif"/>
+            <wp:docPr id="6" name="image2.gif"/>
             <a:graphic>
               <a:graphicData uri="http://schemas.openxmlformats.org/drawingml/2006/picture">
                 <pic:pic>
                   <pic:nvPicPr>
-                    <pic:cNvPr id="0" name="image3.gif"/>
+                    <pic:cNvPr id="0" name="image2.gif"/>
                     <pic:cNvPicPr preferRelativeResize="0"/>
                   </pic:nvPicPr>
                   <pic:blipFill>
@@ -3011,12 +3011,12 @@
           <wp:inline distB="114300" distT="114300" distL="114300" distR="114300">
             <wp:extent cx="5321300" cy="2959100"/>
             <wp:effectExtent b="0" l="0" r="0" t="0"/>
-            <wp:docPr id="9" name="image6.gif"/>
+            <wp:docPr id="5" name="image9.gif"/>
             <a:graphic>
               <a:graphicData uri="http://schemas.openxmlformats.org/drawingml/2006/picture">
                 <pic:pic>
                   <pic:nvPicPr>
-                    <pic:cNvPr id="0" name="image6.gif"/>
+                    <pic:cNvPr id="0" name="image9.gif"/>
                     <pic:cNvPicPr preferRelativeResize="0"/>
                   </pic:nvPicPr>
                   <pic:blipFill>
@@ -3603,12 +3603,12 @@
           <wp:inline distB="114300" distT="114300" distL="114300" distR="114300">
             <wp:extent cx="5321300" cy="2959100"/>
             <wp:effectExtent b="0" l="0" r="0" t="0"/>
-            <wp:docPr id="5" name="image7.gif"/>
+            <wp:docPr id="11" name="image6.gif"/>
             <a:graphic>
               <a:graphicData uri="http://schemas.openxmlformats.org/drawingml/2006/picture">
                 <pic:pic>
                   <pic:nvPicPr>
-                    <pic:cNvPr id="0" name="image7.gif"/>
+                    <pic:cNvPr id="0" name="image6.gif"/>
                     <pic:cNvPicPr preferRelativeResize="0"/>
                   </pic:nvPicPr>
                   <pic:blipFill>
@@ -4229,7 +4229,7 @@
           <wp:inline distB="114300" distT="114300" distL="114300" distR="114300">
             <wp:extent cx="5321300" cy="2959100"/>
             <wp:effectExtent b="0" l="0" r="0" t="0"/>
-            <wp:docPr id="6" name="image11.gif"/>
+            <wp:docPr id="4" name="image11.gif"/>
             <a:graphic>
               <a:graphicData uri="http://schemas.openxmlformats.org/drawingml/2006/picture">
                 <pic:pic>
@@ -5160,12 +5160,12 @@
           <wp:inline distB="114300" distT="114300" distL="114300" distR="114300">
             <wp:extent cx="5321300" cy="2959100"/>
             <wp:effectExtent b="0" l="0" r="0" t="0"/>
-            <wp:docPr id="8" name="image10.gif"/>
+            <wp:docPr id="8" name="image7.gif"/>
             <a:graphic>
               <a:graphicData uri="http://schemas.openxmlformats.org/drawingml/2006/picture">
                 <pic:pic>
                   <pic:nvPicPr>
-                    <pic:cNvPr id="0" name="image10.gif"/>
+                    <pic:cNvPr id="0" name="image7.gif"/>
                     <pic:cNvPicPr preferRelativeResize="0"/>
                   </pic:nvPicPr>
                   <pic:blipFill>
@@ -5868,7 +5868,7 @@
           <wp:inline distB="114300" distT="114300" distL="114300" distR="114300">
             <wp:extent cx="5321300" cy="2959100"/>
             <wp:effectExtent b="0" l="0" r="0" t="0"/>
-            <wp:docPr id="4" name="image5.gif"/>
+            <wp:docPr id="3" name="image5.gif"/>
             <a:graphic>
               <a:graphicData uri="http://schemas.openxmlformats.org/drawingml/2006/picture">
                 <pic:pic>
@@ -6734,12 +6734,12 @@
           <wp:inline distB="114300" distT="114300" distL="114300" distR="114300">
             <wp:extent cx="5321300" cy="2959100"/>
             <wp:effectExtent b="0" l="0" r="0" t="0"/>
-            <wp:docPr id="2" name="image1.gif"/>
+            <wp:docPr id="1" name="image3.gif"/>
             <a:graphic>
               <a:graphicData uri="http://schemas.openxmlformats.org/drawingml/2006/picture">
                 <pic:pic>
                   <pic:nvPicPr>
-                    <pic:cNvPr id="0" name="image1.gif"/>
+                    <pic:cNvPr id="0" name="image3.gif"/>
                     <pic:cNvPicPr preferRelativeResize="0"/>
                   </pic:nvPicPr>
                   <pic:blipFill>
@@ -7563,12 +7563,12 @@
           <wp:inline distB="114300" distT="114300" distL="114300" distR="114300">
             <wp:extent cx="5321300" cy="2959100"/>
             <wp:effectExtent b="0" l="0" r="0" t="0"/>
-            <wp:docPr id="11" name="image9.gif"/>
+            <wp:docPr id="2" name="image10.gif"/>
             <a:graphic>
               <a:graphicData uri="http://schemas.openxmlformats.org/drawingml/2006/picture">
                 <pic:pic>
                   <pic:nvPicPr>
-                    <pic:cNvPr id="0" name="image9.gif"/>
+                    <pic:cNvPr id="0" name="image10.gif"/>
                     <pic:cNvPicPr preferRelativeResize="0"/>
                   </pic:nvPicPr>
                   <pic:blipFill>
@@ -14047,7 +14047,7 @@
           <w:pgNumType w:start="1"/>
         </w:sectPr>
       </w:pPr>
-      <w:bookmarkStart w:colFirst="0" w:colLast="0" w:name="_p1lhleriz1bv" w:id="103"/>
+      <w:bookmarkStart w:colFirst="0" w:colLast="0" w:name="_1lpcadmy13fx" w:id="103"/>
       <w:bookmarkEnd w:id="103"/>
       <w:r>
         <w:rPr>
@@ -14168,12 +14168,12 @@
           <wp:inline distB="114300" distT="114300" distL="114300" distR="114300">
             <wp:extent cx="6645600" cy="2070100"/>
             <wp:effectExtent b="0" l="0" r="0" t="0"/>
-            <wp:docPr id="10" name="image4.png"/>
+            <wp:docPr id="10" name="image1.png"/>
             <a:graphic>
               <a:graphicData uri="http://schemas.openxmlformats.org/drawingml/2006/picture">
                 <pic:pic>
                   <pic:nvPicPr>
-                    <pic:cNvPr id="0" name="image4.png"/>
+                    <pic:cNvPr id="0" name="image1.png"/>
                     <pic:cNvPicPr preferRelativeResize="0"/>
                   </pic:nvPicPr>
                   <pic:blipFill>
@@ -14383,7 +14383,7 @@
           <w:pgNumType w:start="1"/>
         </w:sectPr>
       </w:pPr>
-      <w:bookmarkStart w:colFirst="0" w:colLast="0" w:name="_oalkcucqo1pa" w:id="104"/>
+      <w:bookmarkStart w:colFirst="0" w:colLast="0" w:name="_r3ovaprsfke6" w:id="104"/>
       <w:bookmarkEnd w:id="104"/>
       <w:r>
         <w:rPr>

--- a/docs/SDG_Hackathon_Idea_Guide.docx
+++ b/docs/SDG_Hackathon_Idea_Guide.docx
@@ -41,7 +41,7 @@
           <w:pgNumType w:start="1"/>
         </w:sectPr>
       </w:pPr>
-      <w:bookmarkStart w:colFirst="0" w:colLast="0" w:name="_w9ytfxe4l07x" w:id="0"/>
+      <w:bookmarkStart w:colFirst="0" w:colLast="0" w:name="_5pw8392n2sce" w:id="0"/>
       <w:bookmarkEnd w:id="0"/>
       <w:r>
         <w:rPr>
@@ -694,12 +694,12 @@
           <wp:inline distB="114300" distT="114300" distL="114300" distR="114300">
             <wp:extent cx="5321300" cy="2959100"/>
             <wp:effectExtent b="0" l="0" r="0" t="0"/>
-            <wp:docPr id="7" name="image4.gif"/>
+            <wp:docPr id="5" name="image6.gif"/>
             <a:graphic>
               <a:graphicData uri="http://schemas.openxmlformats.org/drawingml/2006/picture">
                 <pic:pic>
                   <pic:nvPicPr>
-                    <pic:cNvPr id="0" name="image4.gif"/>
+                    <pic:cNvPr id="0" name="image6.gif"/>
                     <pic:cNvPicPr preferRelativeResize="0"/>
                   </pic:nvPicPr>
                   <pic:blipFill>
@@ -1512,12 +1512,12 @@
           <wp:inline distB="114300" distT="114300" distL="114300" distR="114300">
             <wp:extent cx="5321300" cy="2959100"/>
             <wp:effectExtent b="0" l="0" r="0" t="0"/>
-            <wp:docPr id="9" name="image8.gif"/>
+            <wp:docPr id="11" name="image7.gif"/>
             <a:graphic>
               <a:graphicData uri="http://schemas.openxmlformats.org/drawingml/2006/picture">
                 <pic:pic>
                   <pic:nvPicPr>
-                    <pic:cNvPr id="0" name="image8.gif"/>
+                    <pic:cNvPr id="0" name="image7.gif"/>
                     <pic:cNvPicPr preferRelativeResize="0"/>
                   </pic:nvPicPr>
                   <pic:blipFill>
@@ -2292,12 +2292,12 @@
           <wp:inline distB="114300" distT="114300" distL="114300" distR="114300">
             <wp:extent cx="5321300" cy="2959100"/>
             <wp:effectExtent b="0" l="0" r="0" t="0"/>
-            <wp:docPr id="6" name="image2.gif"/>
+            <wp:docPr id="3" name="image3.gif"/>
             <a:graphic>
               <a:graphicData uri="http://schemas.openxmlformats.org/drawingml/2006/picture">
                 <pic:pic>
                   <pic:nvPicPr>
-                    <pic:cNvPr id="0" name="image2.gif"/>
+                    <pic:cNvPr id="0" name="image3.gif"/>
                     <pic:cNvPicPr preferRelativeResize="0"/>
                   </pic:nvPicPr>
                   <pic:blipFill>
@@ -3011,12 +3011,12 @@
           <wp:inline distB="114300" distT="114300" distL="114300" distR="114300">
             <wp:extent cx="5321300" cy="2959100"/>
             <wp:effectExtent b="0" l="0" r="0" t="0"/>
-            <wp:docPr id="5" name="image9.gif"/>
+            <wp:docPr id="10" name="image11.gif"/>
             <a:graphic>
               <a:graphicData uri="http://schemas.openxmlformats.org/drawingml/2006/picture">
                 <pic:pic>
                   <pic:nvPicPr>
-                    <pic:cNvPr id="0" name="image9.gif"/>
+                    <pic:cNvPr id="0" name="image11.gif"/>
                     <pic:cNvPicPr preferRelativeResize="0"/>
                   </pic:nvPicPr>
                   <pic:blipFill>
@@ -3603,12 +3603,12 @@
           <wp:inline distB="114300" distT="114300" distL="114300" distR="114300">
             <wp:extent cx="5321300" cy="2959100"/>
             <wp:effectExtent b="0" l="0" r="0" t="0"/>
-            <wp:docPr id="11" name="image6.gif"/>
+            <wp:docPr id="2" name="image2.gif"/>
             <a:graphic>
               <a:graphicData uri="http://schemas.openxmlformats.org/drawingml/2006/picture">
                 <pic:pic>
                   <pic:nvPicPr>
-                    <pic:cNvPr id="0" name="image6.gif"/>
+                    <pic:cNvPr id="0" name="image2.gif"/>
                     <pic:cNvPicPr preferRelativeResize="0"/>
                   </pic:nvPicPr>
                   <pic:blipFill>
@@ -4229,12 +4229,12 @@
           <wp:inline distB="114300" distT="114300" distL="114300" distR="114300">
             <wp:extent cx="5321300" cy="2959100"/>
             <wp:effectExtent b="0" l="0" r="0" t="0"/>
-            <wp:docPr id="4" name="image11.gif"/>
+            <wp:docPr id="7" name="image10.gif"/>
             <a:graphic>
               <a:graphicData uri="http://schemas.openxmlformats.org/drawingml/2006/picture">
                 <pic:pic>
                   <pic:nvPicPr>
-                    <pic:cNvPr id="0" name="image11.gif"/>
+                    <pic:cNvPr id="0" name="image10.gif"/>
                     <pic:cNvPicPr preferRelativeResize="0"/>
                   </pic:nvPicPr>
                   <pic:blipFill>
@@ -5160,12 +5160,12 @@
           <wp:inline distB="114300" distT="114300" distL="114300" distR="114300">
             <wp:extent cx="5321300" cy="2959100"/>
             <wp:effectExtent b="0" l="0" r="0" t="0"/>
-            <wp:docPr id="8" name="image7.gif"/>
+            <wp:docPr id="6" name="image4.gif"/>
             <a:graphic>
               <a:graphicData uri="http://schemas.openxmlformats.org/drawingml/2006/picture">
                 <pic:pic>
                   <pic:nvPicPr>
-                    <pic:cNvPr id="0" name="image7.gif"/>
+                    <pic:cNvPr id="0" name="image4.gif"/>
                     <pic:cNvPicPr preferRelativeResize="0"/>
                   </pic:nvPicPr>
                   <pic:blipFill>
@@ -5868,12 +5868,12 @@
           <wp:inline distB="114300" distT="114300" distL="114300" distR="114300">
             <wp:extent cx="5321300" cy="2959100"/>
             <wp:effectExtent b="0" l="0" r="0" t="0"/>
-            <wp:docPr id="3" name="image5.gif"/>
+            <wp:docPr id="1" name="image1.gif"/>
             <a:graphic>
               <a:graphicData uri="http://schemas.openxmlformats.org/drawingml/2006/picture">
                 <pic:pic>
                   <pic:nvPicPr>
-                    <pic:cNvPr id="0" name="image5.gif"/>
+                    <pic:cNvPr id="0" name="image1.gif"/>
                     <pic:cNvPicPr preferRelativeResize="0"/>
                   </pic:nvPicPr>
                   <pic:blipFill>
@@ -6734,12 +6734,12 @@
           <wp:inline distB="114300" distT="114300" distL="114300" distR="114300">
             <wp:extent cx="5321300" cy="2959100"/>
             <wp:effectExtent b="0" l="0" r="0" t="0"/>
-            <wp:docPr id="1" name="image3.gif"/>
+            <wp:docPr id="8" name="image5.gif"/>
             <a:graphic>
               <a:graphicData uri="http://schemas.openxmlformats.org/drawingml/2006/picture">
                 <pic:pic>
                   <pic:nvPicPr>
-                    <pic:cNvPr id="0" name="image3.gif"/>
+                    <pic:cNvPr id="0" name="image5.gif"/>
                     <pic:cNvPicPr preferRelativeResize="0"/>
                   </pic:nvPicPr>
                   <pic:blipFill>
@@ -7563,12 +7563,12 @@
           <wp:inline distB="114300" distT="114300" distL="114300" distR="114300">
             <wp:extent cx="5321300" cy="2959100"/>
             <wp:effectExtent b="0" l="0" r="0" t="0"/>
-            <wp:docPr id="2" name="image10.gif"/>
+            <wp:docPr id="9" name="image9.gif"/>
             <a:graphic>
               <a:graphicData uri="http://schemas.openxmlformats.org/drawingml/2006/picture">
                 <pic:pic>
                   <pic:nvPicPr>
-                    <pic:cNvPr id="0" name="image10.gif"/>
+                    <pic:cNvPr id="0" name="image9.gif"/>
                     <pic:cNvPicPr preferRelativeResize="0"/>
                   </pic:nvPicPr>
                   <pic:blipFill>
@@ -14047,7 +14047,7 @@
           <w:pgNumType w:start="1"/>
         </w:sectPr>
       </w:pPr>
-      <w:bookmarkStart w:colFirst="0" w:colLast="0" w:name="_1lpcadmy13fx" w:id="103"/>
+      <w:bookmarkStart w:colFirst="0" w:colLast="0" w:name="_5lq7j4pygl2g" w:id="103"/>
       <w:bookmarkEnd w:id="103"/>
       <w:r>
         <w:rPr>
@@ -14168,12 +14168,12 @@
           <wp:inline distB="114300" distT="114300" distL="114300" distR="114300">
             <wp:extent cx="6645600" cy="2070100"/>
             <wp:effectExtent b="0" l="0" r="0" t="0"/>
-            <wp:docPr id="10" name="image1.png"/>
+            <wp:docPr id="4" name="image8.png"/>
             <a:graphic>
               <a:graphicData uri="http://schemas.openxmlformats.org/drawingml/2006/picture">
                 <pic:pic>
                   <pic:nvPicPr>
-                    <pic:cNvPr id="0" name="image1.png"/>
+                    <pic:cNvPr id="0" name="image8.png"/>
                     <pic:cNvPicPr preferRelativeResize="0"/>
                   </pic:nvPicPr>
                   <pic:blipFill>
@@ -14383,7 +14383,7 @@
           <w:pgNumType w:start="1"/>
         </w:sectPr>
       </w:pPr>
-      <w:bookmarkStart w:colFirst="0" w:colLast="0" w:name="_r3ovaprsfke6" w:id="104"/>
+      <w:bookmarkStart w:colFirst="0" w:colLast="0" w:name="_lx1wnl6um2wy" w:id="104"/>
       <w:bookmarkEnd w:id="104"/>
       <w:r>
         <w:rPr>

--- a/docs/SDG_Hackathon_Idea_Guide.docx
+++ b/docs/SDG_Hackathon_Idea_Guide.docx
@@ -41,7 +41,7 @@
           <w:pgNumType w:start="1"/>
         </w:sectPr>
       </w:pPr>
-      <w:bookmarkStart w:colFirst="0" w:colLast="0" w:name="_5pw8392n2sce" w:id="0"/>
+      <w:bookmarkStart w:colFirst="0" w:colLast="0" w:name="_mfn3fs6a6w9" w:id="0"/>
       <w:bookmarkEnd w:id="0"/>
       <w:r>
         <w:rPr>
@@ -694,12 +694,12 @@
           <wp:inline distB="114300" distT="114300" distL="114300" distR="114300">
             <wp:extent cx="5321300" cy="2959100"/>
             <wp:effectExtent b="0" l="0" r="0" t="0"/>
-            <wp:docPr id="5" name="image6.gif"/>
+            <wp:docPr id="10" name="image7.gif"/>
             <a:graphic>
               <a:graphicData uri="http://schemas.openxmlformats.org/drawingml/2006/picture">
                 <pic:pic>
                   <pic:nvPicPr>
-                    <pic:cNvPr id="0" name="image6.gif"/>
+                    <pic:cNvPr id="0" name="image7.gif"/>
                     <pic:cNvPicPr preferRelativeResize="0"/>
                   </pic:nvPicPr>
                   <pic:blipFill>
@@ -1512,12 +1512,12 @@
           <wp:inline distB="114300" distT="114300" distL="114300" distR="114300">
             <wp:extent cx="5321300" cy="2959100"/>
             <wp:effectExtent b="0" l="0" r="0" t="0"/>
-            <wp:docPr id="11" name="image7.gif"/>
+            <wp:docPr id="7" name="image4.gif"/>
             <a:graphic>
               <a:graphicData uri="http://schemas.openxmlformats.org/drawingml/2006/picture">
                 <pic:pic>
                   <pic:nvPicPr>
-                    <pic:cNvPr id="0" name="image7.gif"/>
+                    <pic:cNvPr id="0" name="image4.gif"/>
                     <pic:cNvPicPr preferRelativeResize="0"/>
                   </pic:nvPicPr>
                   <pic:blipFill>
@@ -2292,12 +2292,12 @@
           <wp:inline distB="114300" distT="114300" distL="114300" distR="114300">
             <wp:extent cx="5321300" cy="2959100"/>
             <wp:effectExtent b="0" l="0" r="0" t="0"/>
-            <wp:docPr id="3" name="image3.gif"/>
+            <wp:docPr id="9" name="image2.gif"/>
             <a:graphic>
               <a:graphicData uri="http://schemas.openxmlformats.org/drawingml/2006/picture">
                 <pic:pic>
                   <pic:nvPicPr>
-                    <pic:cNvPr id="0" name="image3.gif"/>
+                    <pic:cNvPr id="0" name="image2.gif"/>
                     <pic:cNvPicPr preferRelativeResize="0"/>
                   </pic:nvPicPr>
                   <pic:blipFill>
@@ -3011,12 +3011,12 @@
           <wp:inline distB="114300" distT="114300" distL="114300" distR="114300">
             <wp:extent cx="5321300" cy="2959100"/>
             <wp:effectExtent b="0" l="0" r="0" t="0"/>
-            <wp:docPr id="10" name="image11.gif"/>
+            <wp:docPr id="5" name="image10.gif"/>
             <a:graphic>
               <a:graphicData uri="http://schemas.openxmlformats.org/drawingml/2006/picture">
                 <pic:pic>
                   <pic:nvPicPr>
-                    <pic:cNvPr id="0" name="image11.gif"/>
+                    <pic:cNvPr id="0" name="image10.gif"/>
                     <pic:cNvPicPr preferRelativeResize="0"/>
                   </pic:nvPicPr>
                   <pic:blipFill>
@@ -3603,12 +3603,12 @@
           <wp:inline distB="114300" distT="114300" distL="114300" distR="114300">
             <wp:extent cx="5321300" cy="2959100"/>
             <wp:effectExtent b="0" l="0" r="0" t="0"/>
-            <wp:docPr id="2" name="image2.gif"/>
+            <wp:docPr id="1" name="image8.gif"/>
             <a:graphic>
               <a:graphicData uri="http://schemas.openxmlformats.org/drawingml/2006/picture">
                 <pic:pic>
                   <pic:nvPicPr>
-                    <pic:cNvPr id="0" name="image2.gif"/>
+                    <pic:cNvPr id="0" name="image8.gif"/>
                     <pic:cNvPicPr preferRelativeResize="0"/>
                   </pic:nvPicPr>
                   <pic:blipFill>
@@ -4229,12 +4229,12 @@
           <wp:inline distB="114300" distT="114300" distL="114300" distR="114300">
             <wp:extent cx="5321300" cy="2959100"/>
             <wp:effectExtent b="0" l="0" r="0" t="0"/>
-            <wp:docPr id="7" name="image10.gif"/>
+            <wp:docPr id="8" name="image9.gif"/>
             <a:graphic>
               <a:graphicData uri="http://schemas.openxmlformats.org/drawingml/2006/picture">
                 <pic:pic>
                   <pic:nvPicPr>
-                    <pic:cNvPr id="0" name="image10.gif"/>
+                    <pic:cNvPr id="0" name="image9.gif"/>
                     <pic:cNvPicPr preferRelativeResize="0"/>
                   </pic:nvPicPr>
                   <pic:blipFill>
@@ -5160,12 +5160,12 @@
           <wp:inline distB="114300" distT="114300" distL="114300" distR="114300">
             <wp:extent cx="5321300" cy="2959100"/>
             <wp:effectExtent b="0" l="0" r="0" t="0"/>
-            <wp:docPr id="6" name="image4.gif"/>
+            <wp:docPr id="11" name="image1.gif"/>
             <a:graphic>
               <a:graphicData uri="http://schemas.openxmlformats.org/drawingml/2006/picture">
                 <pic:pic>
                   <pic:nvPicPr>
-                    <pic:cNvPr id="0" name="image4.gif"/>
+                    <pic:cNvPr id="0" name="image1.gif"/>
                     <pic:cNvPicPr preferRelativeResize="0"/>
                   </pic:nvPicPr>
                   <pic:blipFill>
@@ -5868,12 +5868,12 @@
           <wp:inline distB="114300" distT="114300" distL="114300" distR="114300">
             <wp:extent cx="5321300" cy="2959100"/>
             <wp:effectExtent b="0" l="0" r="0" t="0"/>
-            <wp:docPr id="1" name="image1.gif"/>
+            <wp:docPr id="6" name="image5.gif"/>
             <a:graphic>
               <a:graphicData uri="http://schemas.openxmlformats.org/drawingml/2006/picture">
                 <pic:pic>
                   <pic:nvPicPr>
-                    <pic:cNvPr id="0" name="image1.gif"/>
+                    <pic:cNvPr id="0" name="image5.gif"/>
                     <pic:cNvPicPr preferRelativeResize="0"/>
                   </pic:nvPicPr>
                   <pic:blipFill>
@@ -6734,12 +6734,12 @@
           <wp:inline distB="114300" distT="114300" distL="114300" distR="114300">
             <wp:extent cx="5321300" cy="2959100"/>
             <wp:effectExtent b="0" l="0" r="0" t="0"/>
-            <wp:docPr id="8" name="image5.gif"/>
+            <wp:docPr id="4" name="image6.gif"/>
             <a:graphic>
               <a:graphicData uri="http://schemas.openxmlformats.org/drawingml/2006/picture">
                 <pic:pic>
                   <pic:nvPicPr>
-                    <pic:cNvPr id="0" name="image5.gif"/>
+                    <pic:cNvPr id="0" name="image6.gif"/>
                     <pic:cNvPicPr preferRelativeResize="0"/>
                   </pic:nvPicPr>
                   <pic:blipFill>
@@ -7563,12 +7563,12 @@
           <wp:inline distB="114300" distT="114300" distL="114300" distR="114300">
             <wp:extent cx="5321300" cy="2959100"/>
             <wp:effectExtent b="0" l="0" r="0" t="0"/>
-            <wp:docPr id="9" name="image9.gif"/>
+            <wp:docPr id="3" name="image3.gif"/>
             <a:graphic>
               <a:graphicData uri="http://schemas.openxmlformats.org/drawingml/2006/picture">
                 <pic:pic>
                   <pic:nvPicPr>
-                    <pic:cNvPr id="0" name="image9.gif"/>
+                    <pic:cNvPr id="0" name="image3.gif"/>
                     <pic:cNvPicPr preferRelativeResize="0"/>
                   </pic:nvPicPr>
                   <pic:blipFill>
@@ -14047,7 +14047,7 @@
           <w:pgNumType w:start="1"/>
         </w:sectPr>
       </w:pPr>
-      <w:bookmarkStart w:colFirst="0" w:colLast="0" w:name="_5lq7j4pygl2g" w:id="103"/>
+      <w:bookmarkStart w:colFirst="0" w:colLast="0" w:name="_q2b04brot51" w:id="103"/>
       <w:bookmarkEnd w:id="103"/>
       <w:r>
         <w:rPr>
@@ -14168,12 +14168,12 @@
           <wp:inline distB="114300" distT="114300" distL="114300" distR="114300">
             <wp:extent cx="6645600" cy="2070100"/>
             <wp:effectExtent b="0" l="0" r="0" t="0"/>
-            <wp:docPr id="4" name="image8.png"/>
+            <wp:docPr id="2" name="image11.png"/>
             <a:graphic>
               <a:graphicData uri="http://schemas.openxmlformats.org/drawingml/2006/picture">
                 <pic:pic>
                   <pic:nvPicPr>
-                    <pic:cNvPr id="0" name="image8.png"/>
+                    <pic:cNvPr id="0" name="image11.png"/>
                     <pic:cNvPicPr preferRelativeResize="0"/>
                   </pic:nvPicPr>
                   <pic:blipFill>
@@ -14383,7 +14383,7 @@
           <w:pgNumType w:start="1"/>
         </w:sectPr>
       </w:pPr>
-      <w:bookmarkStart w:colFirst="0" w:colLast="0" w:name="_lx1wnl6um2wy" w:id="104"/>
+      <w:bookmarkStart w:colFirst="0" w:colLast="0" w:name="_jvocvwe18ktb" w:id="104"/>
       <w:bookmarkEnd w:id="104"/>
       <w:r>
         <w:rPr>

--- a/docs/SDG_Hackathon_Idea_Guide.docx
+++ b/docs/SDG_Hackathon_Idea_Guide.docx
@@ -41,7 +41,7 @@
           <w:pgNumType w:start="1"/>
         </w:sectPr>
       </w:pPr>
-      <w:bookmarkStart w:colFirst="0" w:colLast="0" w:name="_mfn3fs6a6w9" w:id="0"/>
+      <w:bookmarkStart w:colFirst="0" w:colLast="0" w:name="_rmwx7ijd2ard" w:id="0"/>
       <w:bookmarkEnd w:id="0"/>
       <w:r>
         <w:rPr>
@@ -694,12 +694,12 @@
           <wp:inline distB="114300" distT="114300" distL="114300" distR="114300">
             <wp:extent cx="5321300" cy="2959100"/>
             <wp:effectExtent b="0" l="0" r="0" t="0"/>
-            <wp:docPr id="10" name="image7.gif"/>
+            <wp:docPr id="6" name="image6.gif"/>
             <a:graphic>
               <a:graphicData uri="http://schemas.openxmlformats.org/drawingml/2006/picture">
                 <pic:pic>
                   <pic:nvPicPr>
-                    <pic:cNvPr id="0" name="image7.gif"/>
+                    <pic:cNvPr id="0" name="image6.gif"/>
                     <pic:cNvPicPr preferRelativeResize="0"/>
                   </pic:nvPicPr>
                   <pic:blipFill>
@@ -1512,12 +1512,12 @@
           <wp:inline distB="114300" distT="114300" distL="114300" distR="114300">
             <wp:extent cx="5321300" cy="2959100"/>
             <wp:effectExtent b="0" l="0" r="0" t="0"/>
-            <wp:docPr id="7" name="image4.gif"/>
+            <wp:docPr id="8" name="image10.gif"/>
             <a:graphic>
               <a:graphicData uri="http://schemas.openxmlformats.org/drawingml/2006/picture">
                 <pic:pic>
                   <pic:nvPicPr>
-                    <pic:cNvPr id="0" name="image4.gif"/>
+                    <pic:cNvPr id="0" name="image10.gif"/>
                     <pic:cNvPicPr preferRelativeResize="0"/>
                   </pic:nvPicPr>
                   <pic:blipFill>
@@ -2292,12 +2292,12 @@
           <wp:inline distB="114300" distT="114300" distL="114300" distR="114300">
             <wp:extent cx="5321300" cy="2959100"/>
             <wp:effectExtent b="0" l="0" r="0" t="0"/>
-            <wp:docPr id="9" name="image2.gif"/>
+            <wp:docPr id="1" name="image5.gif"/>
             <a:graphic>
               <a:graphicData uri="http://schemas.openxmlformats.org/drawingml/2006/picture">
                 <pic:pic>
                   <pic:nvPicPr>
-                    <pic:cNvPr id="0" name="image2.gif"/>
+                    <pic:cNvPr id="0" name="image5.gif"/>
                     <pic:cNvPicPr preferRelativeResize="0"/>
                   </pic:nvPicPr>
                   <pic:blipFill>
@@ -3011,12 +3011,12 @@
           <wp:inline distB="114300" distT="114300" distL="114300" distR="114300">
             <wp:extent cx="5321300" cy="2959100"/>
             <wp:effectExtent b="0" l="0" r="0" t="0"/>
-            <wp:docPr id="5" name="image10.gif"/>
+            <wp:docPr id="10" name="image9.gif"/>
             <a:graphic>
               <a:graphicData uri="http://schemas.openxmlformats.org/drawingml/2006/picture">
                 <pic:pic>
                   <pic:nvPicPr>
-                    <pic:cNvPr id="0" name="image10.gif"/>
+                    <pic:cNvPr id="0" name="image9.gif"/>
                     <pic:cNvPicPr preferRelativeResize="0"/>
                   </pic:nvPicPr>
                   <pic:blipFill>
@@ -3603,12 +3603,12 @@
           <wp:inline distB="114300" distT="114300" distL="114300" distR="114300">
             <wp:extent cx="5321300" cy="2959100"/>
             <wp:effectExtent b="0" l="0" r="0" t="0"/>
-            <wp:docPr id="1" name="image8.gif"/>
+            <wp:docPr id="9" name="image4.gif"/>
             <a:graphic>
               <a:graphicData uri="http://schemas.openxmlformats.org/drawingml/2006/picture">
                 <pic:pic>
                   <pic:nvPicPr>
-                    <pic:cNvPr id="0" name="image8.gif"/>
+                    <pic:cNvPr id="0" name="image4.gif"/>
                     <pic:cNvPicPr preferRelativeResize="0"/>
                   </pic:nvPicPr>
                   <pic:blipFill>
@@ -4229,12 +4229,12 @@
           <wp:inline distB="114300" distT="114300" distL="114300" distR="114300">
             <wp:extent cx="5321300" cy="2959100"/>
             <wp:effectExtent b="0" l="0" r="0" t="0"/>
-            <wp:docPr id="8" name="image9.gif"/>
+            <wp:docPr id="3" name="image2.gif"/>
             <a:graphic>
               <a:graphicData uri="http://schemas.openxmlformats.org/drawingml/2006/picture">
                 <pic:pic>
                   <pic:nvPicPr>
-                    <pic:cNvPr id="0" name="image9.gif"/>
+                    <pic:cNvPr id="0" name="image2.gif"/>
                     <pic:cNvPicPr preferRelativeResize="0"/>
                   </pic:nvPicPr>
                   <pic:blipFill>
@@ -5160,12 +5160,12 @@
           <wp:inline distB="114300" distT="114300" distL="114300" distR="114300">
             <wp:extent cx="5321300" cy="2959100"/>
             <wp:effectExtent b="0" l="0" r="0" t="0"/>
-            <wp:docPr id="11" name="image1.gif"/>
+            <wp:docPr id="4" name="image7.gif"/>
             <a:graphic>
               <a:graphicData uri="http://schemas.openxmlformats.org/drawingml/2006/picture">
                 <pic:pic>
                   <pic:nvPicPr>
-                    <pic:cNvPr id="0" name="image1.gif"/>
+                    <pic:cNvPr id="0" name="image7.gif"/>
                     <pic:cNvPicPr preferRelativeResize="0"/>
                   </pic:nvPicPr>
                   <pic:blipFill>
@@ -5868,12 +5868,12 @@
           <wp:inline distB="114300" distT="114300" distL="114300" distR="114300">
             <wp:extent cx="5321300" cy="2959100"/>
             <wp:effectExtent b="0" l="0" r="0" t="0"/>
-            <wp:docPr id="6" name="image5.gif"/>
+            <wp:docPr id="5" name="image1.gif"/>
             <a:graphic>
               <a:graphicData uri="http://schemas.openxmlformats.org/drawingml/2006/picture">
                 <pic:pic>
                   <pic:nvPicPr>
-                    <pic:cNvPr id="0" name="image5.gif"/>
+                    <pic:cNvPr id="0" name="image1.gif"/>
                     <pic:cNvPicPr preferRelativeResize="0"/>
                   </pic:nvPicPr>
                   <pic:blipFill>
@@ -6734,12 +6734,12 @@
           <wp:inline distB="114300" distT="114300" distL="114300" distR="114300">
             <wp:extent cx="5321300" cy="2959100"/>
             <wp:effectExtent b="0" l="0" r="0" t="0"/>
-            <wp:docPr id="4" name="image6.gif"/>
+            <wp:docPr id="7" name="image3.gif"/>
             <a:graphic>
               <a:graphicData uri="http://schemas.openxmlformats.org/drawingml/2006/picture">
                 <pic:pic>
                   <pic:nvPicPr>
-                    <pic:cNvPr id="0" name="image6.gif"/>
+                    <pic:cNvPr id="0" name="image3.gif"/>
                     <pic:cNvPicPr preferRelativeResize="0"/>
                   </pic:nvPicPr>
                   <pic:blipFill>
@@ -7563,12 +7563,12 @@
           <wp:inline distB="114300" distT="114300" distL="114300" distR="114300">
             <wp:extent cx="5321300" cy="2959100"/>
             <wp:effectExtent b="0" l="0" r="0" t="0"/>
-            <wp:docPr id="3" name="image3.gif"/>
+            <wp:docPr id="11" name="image11.gif"/>
             <a:graphic>
               <a:graphicData uri="http://schemas.openxmlformats.org/drawingml/2006/picture">
                 <pic:pic>
                   <pic:nvPicPr>
-                    <pic:cNvPr id="0" name="image3.gif"/>
+                    <pic:cNvPr id="0" name="image11.gif"/>
                     <pic:cNvPicPr preferRelativeResize="0"/>
                   </pic:nvPicPr>
                   <pic:blipFill>
@@ -14047,7 +14047,7 @@
           <w:pgNumType w:start="1"/>
         </w:sectPr>
       </w:pPr>
-      <w:bookmarkStart w:colFirst="0" w:colLast="0" w:name="_q2b04brot51" w:id="103"/>
+      <w:bookmarkStart w:colFirst="0" w:colLast="0" w:name="_uzeu0bhyndwg" w:id="103"/>
       <w:bookmarkEnd w:id="103"/>
       <w:r>
         <w:rPr>
@@ -14168,12 +14168,12 @@
           <wp:inline distB="114300" distT="114300" distL="114300" distR="114300">
             <wp:extent cx="6645600" cy="2070100"/>
             <wp:effectExtent b="0" l="0" r="0" t="0"/>
-            <wp:docPr id="2" name="image11.png"/>
+            <wp:docPr id="2" name="image8.png"/>
             <a:graphic>
               <a:graphicData uri="http://schemas.openxmlformats.org/drawingml/2006/picture">
                 <pic:pic>
                   <pic:nvPicPr>
-                    <pic:cNvPr id="0" name="image11.png"/>
+                    <pic:cNvPr id="0" name="image8.png"/>
                     <pic:cNvPicPr preferRelativeResize="0"/>
                   </pic:nvPicPr>
                   <pic:blipFill>
@@ -14383,7 +14383,7 @@
           <w:pgNumType w:start="1"/>
         </w:sectPr>
       </w:pPr>
-      <w:bookmarkStart w:colFirst="0" w:colLast="0" w:name="_jvocvwe18ktb" w:id="104"/>
+      <w:bookmarkStart w:colFirst="0" w:colLast="0" w:name="_xcn9bmcu4q9m" w:id="104"/>
       <w:bookmarkEnd w:id="104"/>
       <w:r>
         <w:rPr>

--- a/docs/SDG_Hackathon_Idea_Guide.docx
+++ b/docs/SDG_Hackathon_Idea_Guide.docx
@@ -41,7 +41,7 @@
           <w:pgNumType w:start="1"/>
         </w:sectPr>
       </w:pPr>
-      <w:bookmarkStart w:colFirst="0" w:colLast="0" w:name="_rmwx7ijd2ard" w:id="0"/>
+      <w:bookmarkStart w:colFirst="0" w:colLast="0" w:name="_eksrt4ug9u51" w:id="0"/>
       <w:bookmarkEnd w:id="0"/>
       <w:r>
         <w:rPr>
@@ -694,12 +694,12 @@
           <wp:inline distB="114300" distT="114300" distL="114300" distR="114300">
             <wp:extent cx="5321300" cy="2959100"/>
             <wp:effectExtent b="0" l="0" r="0" t="0"/>
-            <wp:docPr id="6" name="image6.gif"/>
+            <wp:docPr id="2" name="image5.gif"/>
             <a:graphic>
               <a:graphicData uri="http://schemas.openxmlformats.org/drawingml/2006/picture">
                 <pic:pic>
                   <pic:nvPicPr>
-                    <pic:cNvPr id="0" name="image6.gif"/>
+                    <pic:cNvPr id="0" name="image5.gif"/>
                     <pic:cNvPicPr preferRelativeResize="0"/>
                   </pic:nvPicPr>
                   <pic:blipFill>
@@ -1512,12 +1512,12 @@
           <wp:inline distB="114300" distT="114300" distL="114300" distR="114300">
             <wp:extent cx="5321300" cy="2959100"/>
             <wp:effectExtent b="0" l="0" r="0" t="0"/>
-            <wp:docPr id="8" name="image10.gif"/>
+            <wp:docPr id="5" name="image9.gif"/>
             <a:graphic>
               <a:graphicData uri="http://schemas.openxmlformats.org/drawingml/2006/picture">
                 <pic:pic>
                   <pic:nvPicPr>
-                    <pic:cNvPr id="0" name="image10.gif"/>
+                    <pic:cNvPr id="0" name="image9.gif"/>
                     <pic:cNvPicPr preferRelativeResize="0"/>
                   </pic:nvPicPr>
                   <pic:blipFill>
@@ -2292,12 +2292,12 @@
           <wp:inline distB="114300" distT="114300" distL="114300" distR="114300">
             <wp:extent cx="5321300" cy="2959100"/>
             <wp:effectExtent b="0" l="0" r="0" t="0"/>
-            <wp:docPr id="1" name="image5.gif"/>
+            <wp:docPr id="1" name="image4.gif"/>
             <a:graphic>
               <a:graphicData uri="http://schemas.openxmlformats.org/drawingml/2006/picture">
                 <pic:pic>
                   <pic:nvPicPr>
-                    <pic:cNvPr id="0" name="image5.gif"/>
+                    <pic:cNvPr id="0" name="image4.gif"/>
                     <pic:cNvPicPr preferRelativeResize="0"/>
                   </pic:nvPicPr>
                   <pic:blipFill>
@@ -3011,12 +3011,12 @@
           <wp:inline distB="114300" distT="114300" distL="114300" distR="114300">
             <wp:extent cx="5321300" cy="2959100"/>
             <wp:effectExtent b="0" l="0" r="0" t="0"/>
-            <wp:docPr id="10" name="image9.gif"/>
+            <wp:docPr id="11" name="image7.gif"/>
             <a:graphic>
               <a:graphicData uri="http://schemas.openxmlformats.org/drawingml/2006/picture">
                 <pic:pic>
                   <pic:nvPicPr>
-                    <pic:cNvPr id="0" name="image9.gif"/>
+                    <pic:cNvPr id="0" name="image7.gif"/>
                     <pic:cNvPicPr preferRelativeResize="0"/>
                   </pic:nvPicPr>
                   <pic:blipFill>
@@ -3603,12 +3603,12 @@
           <wp:inline distB="114300" distT="114300" distL="114300" distR="114300">
             <wp:extent cx="5321300" cy="2959100"/>
             <wp:effectExtent b="0" l="0" r="0" t="0"/>
-            <wp:docPr id="9" name="image4.gif"/>
+            <wp:docPr id="7" name="image8.gif"/>
             <a:graphic>
               <a:graphicData uri="http://schemas.openxmlformats.org/drawingml/2006/picture">
                 <pic:pic>
                   <pic:nvPicPr>
-                    <pic:cNvPr id="0" name="image4.gif"/>
+                    <pic:cNvPr id="0" name="image8.gif"/>
                     <pic:cNvPicPr preferRelativeResize="0"/>
                   </pic:nvPicPr>
                   <pic:blipFill>
@@ -5160,12 +5160,12 @@
           <wp:inline distB="114300" distT="114300" distL="114300" distR="114300">
             <wp:extent cx="5321300" cy="2959100"/>
             <wp:effectExtent b="0" l="0" r="0" t="0"/>
-            <wp:docPr id="4" name="image7.gif"/>
+            <wp:docPr id="10" name="image10.gif"/>
             <a:graphic>
               <a:graphicData uri="http://schemas.openxmlformats.org/drawingml/2006/picture">
                 <pic:pic>
                   <pic:nvPicPr>
-                    <pic:cNvPr id="0" name="image7.gif"/>
+                    <pic:cNvPr id="0" name="image10.gif"/>
                     <pic:cNvPicPr preferRelativeResize="0"/>
                   </pic:nvPicPr>
                   <pic:blipFill>
@@ -5868,12 +5868,12 @@
           <wp:inline distB="114300" distT="114300" distL="114300" distR="114300">
             <wp:extent cx="5321300" cy="2959100"/>
             <wp:effectExtent b="0" l="0" r="0" t="0"/>
-            <wp:docPr id="5" name="image1.gif"/>
+            <wp:docPr id="4" name="image3.gif"/>
             <a:graphic>
               <a:graphicData uri="http://schemas.openxmlformats.org/drawingml/2006/picture">
                 <pic:pic>
                   <pic:nvPicPr>
-                    <pic:cNvPr id="0" name="image1.gif"/>
+                    <pic:cNvPr id="0" name="image3.gif"/>
                     <pic:cNvPicPr preferRelativeResize="0"/>
                   </pic:nvPicPr>
                   <pic:blipFill>
@@ -6734,12 +6734,12 @@
           <wp:inline distB="114300" distT="114300" distL="114300" distR="114300">
             <wp:extent cx="5321300" cy="2959100"/>
             <wp:effectExtent b="0" l="0" r="0" t="0"/>
-            <wp:docPr id="7" name="image3.gif"/>
+            <wp:docPr id="6" name="image1.gif"/>
             <a:graphic>
               <a:graphicData uri="http://schemas.openxmlformats.org/drawingml/2006/picture">
                 <pic:pic>
                   <pic:nvPicPr>
-                    <pic:cNvPr id="0" name="image3.gif"/>
+                    <pic:cNvPr id="0" name="image1.gif"/>
                     <pic:cNvPicPr preferRelativeResize="0"/>
                   </pic:nvPicPr>
                   <pic:blipFill>
@@ -7563,7 +7563,7 @@
           <wp:inline distB="114300" distT="114300" distL="114300" distR="114300">
             <wp:extent cx="5321300" cy="2959100"/>
             <wp:effectExtent b="0" l="0" r="0" t="0"/>
-            <wp:docPr id="11" name="image11.gif"/>
+            <wp:docPr id="8" name="image11.gif"/>
             <a:graphic>
               <a:graphicData uri="http://schemas.openxmlformats.org/drawingml/2006/picture">
                 <pic:pic>
@@ -14047,7 +14047,7 @@
           <w:pgNumType w:start="1"/>
         </w:sectPr>
       </w:pPr>
-      <w:bookmarkStart w:colFirst="0" w:colLast="0" w:name="_uzeu0bhyndwg" w:id="103"/>
+      <w:bookmarkStart w:colFirst="0" w:colLast="0" w:name="_q1419r4yqtgi" w:id="103"/>
       <w:bookmarkEnd w:id="103"/>
       <w:r>
         <w:rPr>
@@ -14168,12 +14168,12 @@
           <wp:inline distB="114300" distT="114300" distL="114300" distR="114300">
             <wp:extent cx="6645600" cy="2070100"/>
             <wp:effectExtent b="0" l="0" r="0" t="0"/>
-            <wp:docPr id="2" name="image8.png"/>
+            <wp:docPr id="9" name="image6.png"/>
             <a:graphic>
               <a:graphicData uri="http://schemas.openxmlformats.org/drawingml/2006/picture">
                 <pic:pic>
                   <pic:nvPicPr>
-                    <pic:cNvPr id="0" name="image8.png"/>
+                    <pic:cNvPr id="0" name="image6.png"/>
                     <pic:cNvPicPr preferRelativeResize="0"/>
                   </pic:nvPicPr>
                   <pic:blipFill>
@@ -14383,7 +14383,7 @@
           <w:pgNumType w:start="1"/>
         </w:sectPr>
       </w:pPr>
-      <w:bookmarkStart w:colFirst="0" w:colLast="0" w:name="_xcn9bmcu4q9m" w:id="104"/>
+      <w:bookmarkStart w:colFirst="0" w:colLast="0" w:name="_qf3rkl1ened0" w:id="104"/>
       <w:bookmarkEnd w:id="104"/>
       <w:r>
         <w:rPr>

--- a/docs/SDG_Hackathon_Idea_Guide.docx
+++ b/docs/SDG_Hackathon_Idea_Guide.docx
@@ -41,7 +41,7 @@
           <w:pgNumType w:start="1"/>
         </w:sectPr>
       </w:pPr>
-      <w:bookmarkStart w:colFirst="0" w:colLast="0" w:name="_eksrt4ug9u51" w:id="0"/>
+      <w:bookmarkStart w:colFirst="0" w:colLast="0" w:name="_py3075d3f6ta" w:id="0"/>
       <w:bookmarkEnd w:id="0"/>
       <w:r>
         <w:rPr>
@@ -694,12 +694,12 @@
           <wp:inline distB="114300" distT="114300" distL="114300" distR="114300">
             <wp:extent cx="5321300" cy="2959100"/>
             <wp:effectExtent b="0" l="0" r="0" t="0"/>
-            <wp:docPr id="2" name="image5.gif"/>
+            <wp:docPr id="6" name="image7.gif"/>
             <a:graphic>
               <a:graphicData uri="http://schemas.openxmlformats.org/drawingml/2006/picture">
                 <pic:pic>
                   <pic:nvPicPr>
-                    <pic:cNvPr id="0" name="image5.gif"/>
+                    <pic:cNvPr id="0" name="image7.gif"/>
                     <pic:cNvPicPr preferRelativeResize="0"/>
                   </pic:nvPicPr>
                   <pic:blipFill>
@@ -1512,7 +1512,7 @@
           <wp:inline distB="114300" distT="114300" distL="114300" distR="114300">
             <wp:extent cx="5321300" cy="2959100"/>
             <wp:effectExtent b="0" l="0" r="0" t="0"/>
-            <wp:docPr id="5" name="image9.gif"/>
+            <wp:docPr id="9" name="image9.gif"/>
             <a:graphic>
               <a:graphicData uri="http://schemas.openxmlformats.org/drawingml/2006/picture">
                 <pic:pic>
@@ -2292,12 +2292,12 @@
           <wp:inline distB="114300" distT="114300" distL="114300" distR="114300">
             <wp:extent cx="5321300" cy="2959100"/>
             <wp:effectExtent b="0" l="0" r="0" t="0"/>
-            <wp:docPr id="1" name="image4.gif"/>
+            <wp:docPr id="8" name="image8.gif"/>
             <a:graphic>
               <a:graphicData uri="http://schemas.openxmlformats.org/drawingml/2006/picture">
                 <pic:pic>
                   <pic:nvPicPr>
-                    <pic:cNvPr id="0" name="image4.gif"/>
+                    <pic:cNvPr id="0" name="image8.gif"/>
                     <pic:cNvPicPr preferRelativeResize="0"/>
                   </pic:nvPicPr>
                   <pic:blipFill>
@@ -3011,12 +3011,12 @@
           <wp:inline distB="114300" distT="114300" distL="114300" distR="114300">
             <wp:extent cx="5321300" cy="2959100"/>
             <wp:effectExtent b="0" l="0" r="0" t="0"/>
-            <wp:docPr id="11" name="image7.gif"/>
+            <wp:docPr id="2" name="image2.gif"/>
             <a:graphic>
               <a:graphicData uri="http://schemas.openxmlformats.org/drawingml/2006/picture">
                 <pic:pic>
                   <pic:nvPicPr>
-                    <pic:cNvPr id="0" name="image7.gif"/>
+                    <pic:cNvPr id="0" name="image2.gif"/>
                     <pic:cNvPicPr preferRelativeResize="0"/>
                   </pic:nvPicPr>
                   <pic:blipFill>
@@ -3603,12 +3603,12 @@
           <wp:inline distB="114300" distT="114300" distL="114300" distR="114300">
             <wp:extent cx="5321300" cy="2959100"/>
             <wp:effectExtent b="0" l="0" r="0" t="0"/>
-            <wp:docPr id="7" name="image8.gif"/>
+            <wp:docPr id="11" name="image11.gif"/>
             <a:graphic>
               <a:graphicData uri="http://schemas.openxmlformats.org/drawingml/2006/picture">
                 <pic:pic>
                   <pic:nvPicPr>
-                    <pic:cNvPr id="0" name="image8.gif"/>
+                    <pic:cNvPr id="0" name="image11.gif"/>
                     <pic:cNvPicPr preferRelativeResize="0"/>
                   </pic:nvPicPr>
                   <pic:blipFill>
@@ -4229,12 +4229,12 @@
           <wp:inline distB="114300" distT="114300" distL="114300" distR="114300">
             <wp:extent cx="5321300" cy="2959100"/>
             <wp:effectExtent b="0" l="0" r="0" t="0"/>
-            <wp:docPr id="3" name="image2.gif"/>
+            <wp:docPr id="5" name="image5.gif"/>
             <a:graphic>
               <a:graphicData uri="http://schemas.openxmlformats.org/drawingml/2006/picture">
                 <pic:pic>
                   <pic:nvPicPr>
-                    <pic:cNvPr id="0" name="image2.gif"/>
+                    <pic:cNvPr id="0" name="image5.gif"/>
                     <pic:cNvPicPr preferRelativeResize="0"/>
                   </pic:nvPicPr>
                   <pic:blipFill>
@@ -5868,12 +5868,12 @@
           <wp:inline distB="114300" distT="114300" distL="114300" distR="114300">
             <wp:extent cx="5321300" cy="2959100"/>
             <wp:effectExtent b="0" l="0" r="0" t="0"/>
-            <wp:docPr id="4" name="image3.gif"/>
+            <wp:docPr id="1" name="image1.gif"/>
             <a:graphic>
               <a:graphicData uri="http://schemas.openxmlformats.org/drawingml/2006/picture">
                 <pic:pic>
                   <pic:nvPicPr>
-                    <pic:cNvPr id="0" name="image3.gif"/>
+                    <pic:cNvPr id="0" name="image1.gif"/>
                     <pic:cNvPicPr preferRelativeResize="0"/>
                   </pic:nvPicPr>
                   <pic:blipFill>
@@ -6734,12 +6734,12 @@
           <wp:inline distB="114300" distT="114300" distL="114300" distR="114300">
             <wp:extent cx="5321300" cy="2959100"/>
             <wp:effectExtent b="0" l="0" r="0" t="0"/>
-            <wp:docPr id="6" name="image1.gif"/>
+            <wp:docPr id="7" name="image6.gif"/>
             <a:graphic>
               <a:graphicData uri="http://schemas.openxmlformats.org/drawingml/2006/picture">
                 <pic:pic>
                   <pic:nvPicPr>
-                    <pic:cNvPr id="0" name="image1.gif"/>
+                    <pic:cNvPr id="0" name="image6.gif"/>
                     <pic:cNvPicPr preferRelativeResize="0"/>
                   </pic:nvPicPr>
                   <pic:blipFill>
@@ -7563,12 +7563,12 @@
           <wp:inline distB="114300" distT="114300" distL="114300" distR="114300">
             <wp:extent cx="5321300" cy="2959100"/>
             <wp:effectExtent b="0" l="0" r="0" t="0"/>
-            <wp:docPr id="8" name="image11.gif"/>
+            <wp:docPr id="4" name="image4.gif"/>
             <a:graphic>
               <a:graphicData uri="http://schemas.openxmlformats.org/drawingml/2006/picture">
                 <pic:pic>
                   <pic:nvPicPr>
-                    <pic:cNvPr id="0" name="image11.gif"/>
+                    <pic:cNvPr id="0" name="image4.gif"/>
                     <pic:cNvPicPr preferRelativeResize="0"/>
                   </pic:nvPicPr>
                   <pic:blipFill>
@@ -14047,7 +14047,7 @@
           <w:pgNumType w:start="1"/>
         </w:sectPr>
       </w:pPr>
-      <w:bookmarkStart w:colFirst="0" w:colLast="0" w:name="_q1419r4yqtgi" w:id="103"/>
+      <w:bookmarkStart w:colFirst="0" w:colLast="0" w:name="_uywczf264yg8" w:id="103"/>
       <w:bookmarkEnd w:id="103"/>
       <w:r>
         <w:rPr>
@@ -14168,12 +14168,12 @@
           <wp:inline distB="114300" distT="114300" distL="114300" distR="114300">
             <wp:extent cx="6645600" cy="2070100"/>
             <wp:effectExtent b="0" l="0" r="0" t="0"/>
-            <wp:docPr id="9" name="image6.png"/>
+            <wp:docPr id="3" name="image3.png"/>
             <a:graphic>
               <a:graphicData uri="http://schemas.openxmlformats.org/drawingml/2006/picture">
                 <pic:pic>
                   <pic:nvPicPr>
-                    <pic:cNvPr id="0" name="image6.png"/>
+                    <pic:cNvPr id="0" name="image3.png"/>
                     <pic:cNvPicPr preferRelativeResize="0"/>
                   </pic:nvPicPr>
                   <pic:blipFill>
@@ -14383,7 +14383,7 @@
           <w:pgNumType w:start="1"/>
         </w:sectPr>
       </w:pPr>
-      <w:bookmarkStart w:colFirst="0" w:colLast="0" w:name="_qf3rkl1ened0" w:id="104"/>
+      <w:bookmarkStart w:colFirst="0" w:colLast="0" w:name="_z2xc8mjv0ku4" w:id="104"/>
       <w:bookmarkEnd w:id="104"/>
       <w:r>
         <w:rPr>

--- a/docs/SDG_Hackathon_Idea_Guide.docx
+++ b/docs/SDG_Hackathon_Idea_Guide.docx
@@ -41,7 +41,7 @@
           <w:pgNumType w:start="1"/>
         </w:sectPr>
       </w:pPr>
-      <w:bookmarkStart w:colFirst="0" w:colLast="0" w:name="_py3075d3f6ta" w:id="0"/>
+      <w:bookmarkStart w:colFirst="0" w:colLast="0" w:name="_ub6t57gihwvn" w:id="0"/>
       <w:bookmarkEnd w:id="0"/>
       <w:r>
         <w:rPr>
@@ -694,12 +694,12 @@
           <wp:inline distB="114300" distT="114300" distL="114300" distR="114300">
             <wp:extent cx="5321300" cy="2959100"/>
             <wp:effectExtent b="0" l="0" r="0" t="0"/>
-            <wp:docPr id="6" name="image7.gif"/>
+            <wp:docPr id="5" name="image10.gif"/>
             <a:graphic>
               <a:graphicData uri="http://schemas.openxmlformats.org/drawingml/2006/picture">
                 <pic:pic>
                   <pic:nvPicPr>
-                    <pic:cNvPr id="0" name="image7.gif"/>
+                    <pic:cNvPr id="0" name="image10.gif"/>
                     <pic:cNvPicPr preferRelativeResize="0"/>
                   </pic:nvPicPr>
                   <pic:blipFill>
@@ -1512,12 +1512,12 @@
           <wp:inline distB="114300" distT="114300" distL="114300" distR="114300">
             <wp:extent cx="5321300" cy="2959100"/>
             <wp:effectExtent b="0" l="0" r="0" t="0"/>
-            <wp:docPr id="9" name="image9.gif"/>
+            <wp:docPr id="9" name="image6.gif"/>
             <a:graphic>
               <a:graphicData uri="http://schemas.openxmlformats.org/drawingml/2006/picture">
                 <pic:pic>
                   <pic:nvPicPr>
-                    <pic:cNvPr id="0" name="image9.gif"/>
+                    <pic:cNvPr id="0" name="image6.gif"/>
                     <pic:cNvPicPr preferRelativeResize="0"/>
                   </pic:nvPicPr>
                   <pic:blipFill>
@@ -2292,12 +2292,12 @@
           <wp:inline distB="114300" distT="114300" distL="114300" distR="114300">
             <wp:extent cx="5321300" cy="2959100"/>
             <wp:effectExtent b="0" l="0" r="0" t="0"/>
-            <wp:docPr id="8" name="image8.gif"/>
+            <wp:docPr id="2" name="image2.gif"/>
             <a:graphic>
               <a:graphicData uri="http://schemas.openxmlformats.org/drawingml/2006/picture">
                 <pic:pic>
                   <pic:nvPicPr>
-                    <pic:cNvPr id="0" name="image8.gif"/>
+                    <pic:cNvPr id="0" name="image2.gif"/>
                     <pic:cNvPicPr preferRelativeResize="0"/>
                   </pic:nvPicPr>
                   <pic:blipFill>
@@ -3011,12 +3011,12 @@
           <wp:inline distB="114300" distT="114300" distL="114300" distR="114300">
             <wp:extent cx="5321300" cy="2959100"/>
             <wp:effectExtent b="0" l="0" r="0" t="0"/>
-            <wp:docPr id="2" name="image2.gif"/>
+            <wp:docPr id="6" name="image9.gif"/>
             <a:graphic>
               <a:graphicData uri="http://schemas.openxmlformats.org/drawingml/2006/picture">
                 <pic:pic>
                   <pic:nvPicPr>
-                    <pic:cNvPr id="0" name="image2.gif"/>
+                    <pic:cNvPr id="0" name="image9.gif"/>
                     <pic:cNvPicPr preferRelativeResize="0"/>
                   </pic:nvPicPr>
                   <pic:blipFill>
@@ -3603,7 +3603,7 @@
           <wp:inline distB="114300" distT="114300" distL="114300" distR="114300">
             <wp:extent cx="5321300" cy="2959100"/>
             <wp:effectExtent b="0" l="0" r="0" t="0"/>
-            <wp:docPr id="11" name="image11.gif"/>
+            <wp:docPr id="10" name="image11.gif"/>
             <a:graphic>
               <a:graphicData uri="http://schemas.openxmlformats.org/drawingml/2006/picture">
                 <pic:pic>
@@ -4229,12 +4229,12 @@
           <wp:inline distB="114300" distT="114300" distL="114300" distR="114300">
             <wp:extent cx="5321300" cy="2959100"/>
             <wp:effectExtent b="0" l="0" r="0" t="0"/>
-            <wp:docPr id="5" name="image5.gif"/>
+            <wp:docPr id="8" name="image7.gif"/>
             <a:graphic>
               <a:graphicData uri="http://schemas.openxmlformats.org/drawingml/2006/picture">
                 <pic:pic>
                   <pic:nvPicPr>
-                    <pic:cNvPr id="0" name="image5.gif"/>
+                    <pic:cNvPr id="0" name="image7.gif"/>
                     <pic:cNvPicPr preferRelativeResize="0"/>
                   </pic:nvPicPr>
                   <pic:blipFill>
@@ -5160,12 +5160,12 @@
           <wp:inline distB="114300" distT="114300" distL="114300" distR="114300">
             <wp:extent cx="5321300" cy="2959100"/>
             <wp:effectExtent b="0" l="0" r="0" t="0"/>
-            <wp:docPr id="10" name="image10.gif"/>
+            <wp:docPr id="7" name="image5.gif"/>
             <a:graphic>
               <a:graphicData uri="http://schemas.openxmlformats.org/drawingml/2006/picture">
                 <pic:pic>
                   <pic:nvPicPr>
-                    <pic:cNvPr id="0" name="image10.gif"/>
+                    <pic:cNvPr id="0" name="image5.gif"/>
                     <pic:cNvPicPr preferRelativeResize="0"/>
                   </pic:nvPicPr>
                   <pic:blipFill>
@@ -5868,12 +5868,12 @@
           <wp:inline distB="114300" distT="114300" distL="114300" distR="114300">
             <wp:extent cx="5321300" cy="2959100"/>
             <wp:effectExtent b="0" l="0" r="0" t="0"/>
-            <wp:docPr id="1" name="image1.gif"/>
+            <wp:docPr id="3" name="image4.gif"/>
             <a:graphic>
               <a:graphicData uri="http://schemas.openxmlformats.org/drawingml/2006/picture">
                 <pic:pic>
                   <pic:nvPicPr>
-                    <pic:cNvPr id="0" name="image1.gif"/>
+                    <pic:cNvPr id="0" name="image4.gif"/>
                     <pic:cNvPicPr preferRelativeResize="0"/>
                   </pic:nvPicPr>
                   <pic:blipFill>
@@ -6734,12 +6734,12 @@
           <wp:inline distB="114300" distT="114300" distL="114300" distR="114300">
             <wp:extent cx="5321300" cy="2959100"/>
             <wp:effectExtent b="0" l="0" r="0" t="0"/>
-            <wp:docPr id="7" name="image6.gif"/>
+            <wp:docPr id="11" name="image8.gif"/>
             <a:graphic>
               <a:graphicData uri="http://schemas.openxmlformats.org/drawingml/2006/picture">
                 <pic:pic>
                   <pic:nvPicPr>
-                    <pic:cNvPr id="0" name="image6.gif"/>
+                    <pic:cNvPr id="0" name="image8.gif"/>
                     <pic:cNvPicPr preferRelativeResize="0"/>
                   </pic:nvPicPr>
                   <pic:blipFill>
@@ -7563,12 +7563,12 @@
           <wp:inline distB="114300" distT="114300" distL="114300" distR="114300">
             <wp:extent cx="5321300" cy="2959100"/>
             <wp:effectExtent b="0" l="0" r="0" t="0"/>
-            <wp:docPr id="4" name="image4.gif"/>
+            <wp:docPr id="4" name="image1.gif"/>
             <a:graphic>
               <a:graphicData uri="http://schemas.openxmlformats.org/drawingml/2006/picture">
                 <pic:pic>
                   <pic:nvPicPr>
-                    <pic:cNvPr id="0" name="image4.gif"/>
+                    <pic:cNvPr id="0" name="image1.gif"/>
                     <pic:cNvPicPr preferRelativeResize="0"/>
                   </pic:nvPicPr>
                   <pic:blipFill>
@@ -14047,7 +14047,7 @@
           <w:pgNumType w:start="1"/>
         </w:sectPr>
       </w:pPr>
-      <w:bookmarkStart w:colFirst="0" w:colLast="0" w:name="_uywczf264yg8" w:id="103"/>
+      <w:bookmarkStart w:colFirst="0" w:colLast="0" w:name="_ri4c2bg9hvqq" w:id="103"/>
       <w:bookmarkEnd w:id="103"/>
       <w:r>
         <w:rPr>
@@ -14168,7 +14168,7 @@
           <wp:inline distB="114300" distT="114300" distL="114300" distR="114300">
             <wp:extent cx="6645600" cy="2070100"/>
             <wp:effectExtent b="0" l="0" r="0" t="0"/>
-            <wp:docPr id="3" name="image3.png"/>
+            <wp:docPr id="1" name="image3.png"/>
             <a:graphic>
               <a:graphicData uri="http://schemas.openxmlformats.org/drawingml/2006/picture">
                 <pic:pic>
@@ -14383,7 +14383,7 @@
           <w:pgNumType w:start="1"/>
         </w:sectPr>
       </w:pPr>
-      <w:bookmarkStart w:colFirst="0" w:colLast="0" w:name="_z2xc8mjv0ku4" w:id="104"/>
+      <w:bookmarkStart w:colFirst="0" w:colLast="0" w:name="_4xhwk16zp4be" w:id="104"/>
       <w:bookmarkEnd w:id="104"/>
       <w:r>
         <w:rPr>

--- a/docs/SDG_Hackathon_Idea_Guide.docx
+++ b/docs/SDG_Hackathon_Idea_Guide.docx
@@ -41,7 +41,7 @@
           <w:pgNumType w:start="1"/>
         </w:sectPr>
       </w:pPr>
-      <w:bookmarkStart w:colFirst="0" w:colLast="0" w:name="_ub6t57gihwvn" w:id="0"/>
+      <w:bookmarkStart w:colFirst="0" w:colLast="0" w:name="_9emeril7w7c5" w:id="0"/>
       <w:bookmarkEnd w:id="0"/>
       <w:r>
         <w:rPr>
@@ -694,12 +694,12 @@
           <wp:inline distB="114300" distT="114300" distL="114300" distR="114300">
             <wp:extent cx="5321300" cy="2959100"/>
             <wp:effectExtent b="0" l="0" r="0" t="0"/>
-            <wp:docPr id="5" name="image10.gif"/>
+            <wp:docPr id="3" name="image11.gif"/>
             <a:graphic>
               <a:graphicData uri="http://schemas.openxmlformats.org/drawingml/2006/picture">
                 <pic:pic>
                   <pic:nvPicPr>
-                    <pic:cNvPr id="0" name="image10.gif"/>
+                    <pic:cNvPr id="0" name="image11.gif"/>
                     <pic:cNvPicPr preferRelativeResize="0"/>
                   </pic:nvPicPr>
                   <pic:blipFill>
@@ -1512,12 +1512,12 @@
           <wp:inline distB="114300" distT="114300" distL="114300" distR="114300">
             <wp:extent cx="5321300" cy="2959100"/>
             <wp:effectExtent b="0" l="0" r="0" t="0"/>
-            <wp:docPr id="9" name="image6.gif"/>
+            <wp:docPr id="1" name="image3.gif"/>
             <a:graphic>
               <a:graphicData uri="http://schemas.openxmlformats.org/drawingml/2006/picture">
                 <pic:pic>
                   <pic:nvPicPr>
-                    <pic:cNvPr id="0" name="image6.gif"/>
+                    <pic:cNvPr id="0" name="image3.gif"/>
                     <pic:cNvPicPr preferRelativeResize="0"/>
                   </pic:nvPicPr>
                   <pic:blipFill>
@@ -2292,12 +2292,12 @@
           <wp:inline distB="114300" distT="114300" distL="114300" distR="114300">
             <wp:extent cx="5321300" cy="2959100"/>
             <wp:effectExtent b="0" l="0" r="0" t="0"/>
-            <wp:docPr id="2" name="image2.gif"/>
+            <wp:docPr id="9" name="image8.gif"/>
             <a:graphic>
               <a:graphicData uri="http://schemas.openxmlformats.org/drawingml/2006/picture">
                 <pic:pic>
                   <pic:nvPicPr>
-                    <pic:cNvPr id="0" name="image2.gif"/>
+                    <pic:cNvPr id="0" name="image8.gif"/>
                     <pic:cNvPicPr preferRelativeResize="0"/>
                   </pic:nvPicPr>
                   <pic:blipFill>
@@ -3011,12 +3011,12 @@
           <wp:inline distB="114300" distT="114300" distL="114300" distR="114300">
             <wp:extent cx="5321300" cy="2959100"/>
             <wp:effectExtent b="0" l="0" r="0" t="0"/>
-            <wp:docPr id="6" name="image9.gif"/>
+            <wp:docPr id="4" name="image10.gif"/>
             <a:graphic>
               <a:graphicData uri="http://schemas.openxmlformats.org/drawingml/2006/picture">
                 <pic:pic>
                   <pic:nvPicPr>
-                    <pic:cNvPr id="0" name="image9.gif"/>
+                    <pic:cNvPr id="0" name="image10.gif"/>
                     <pic:cNvPicPr preferRelativeResize="0"/>
                   </pic:nvPicPr>
                   <pic:blipFill>
@@ -3603,12 +3603,12 @@
           <wp:inline distB="114300" distT="114300" distL="114300" distR="114300">
             <wp:extent cx="5321300" cy="2959100"/>
             <wp:effectExtent b="0" l="0" r="0" t="0"/>
-            <wp:docPr id="10" name="image11.gif"/>
+            <wp:docPr id="7" name="image4.gif"/>
             <a:graphic>
               <a:graphicData uri="http://schemas.openxmlformats.org/drawingml/2006/picture">
                 <pic:pic>
                   <pic:nvPicPr>
-                    <pic:cNvPr id="0" name="image11.gif"/>
+                    <pic:cNvPr id="0" name="image4.gif"/>
                     <pic:cNvPicPr preferRelativeResize="0"/>
                   </pic:nvPicPr>
                   <pic:blipFill>
@@ -4229,12 +4229,12 @@
           <wp:inline distB="114300" distT="114300" distL="114300" distR="114300">
             <wp:extent cx="5321300" cy="2959100"/>
             <wp:effectExtent b="0" l="0" r="0" t="0"/>
-            <wp:docPr id="8" name="image7.gif"/>
+            <wp:docPr id="2" name="image2.gif"/>
             <a:graphic>
               <a:graphicData uri="http://schemas.openxmlformats.org/drawingml/2006/picture">
                 <pic:pic>
                   <pic:nvPicPr>
-                    <pic:cNvPr id="0" name="image7.gif"/>
+                    <pic:cNvPr id="0" name="image2.gif"/>
                     <pic:cNvPicPr preferRelativeResize="0"/>
                   </pic:nvPicPr>
                   <pic:blipFill>
@@ -5160,12 +5160,12 @@
           <wp:inline distB="114300" distT="114300" distL="114300" distR="114300">
             <wp:extent cx="5321300" cy="2959100"/>
             <wp:effectExtent b="0" l="0" r="0" t="0"/>
-            <wp:docPr id="7" name="image5.gif"/>
+            <wp:docPr id="6" name="image9.gif"/>
             <a:graphic>
               <a:graphicData uri="http://schemas.openxmlformats.org/drawingml/2006/picture">
                 <pic:pic>
                   <pic:nvPicPr>
-                    <pic:cNvPr id="0" name="image5.gif"/>
+                    <pic:cNvPr id="0" name="image9.gif"/>
                     <pic:cNvPicPr preferRelativeResize="0"/>
                   </pic:nvPicPr>
                   <pic:blipFill>
@@ -5868,12 +5868,12 @@
           <wp:inline distB="114300" distT="114300" distL="114300" distR="114300">
             <wp:extent cx="5321300" cy="2959100"/>
             <wp:effectExtent b="0" l="0" r="0" t="0"/>
-            <wp:docPr id="3" name="image4.gif"/>
+            <wp:docPr id="5" name="image7.gif"/>
             <a:graphic>
               <a:graphicData uri="http://schemas.openxmlformats.org/drawingml/2006/picture">
                 <pic:pic>
                   <pic:nvPicPr>
-                    <pic:cNvPr id="0" name="image4.gif"/>
+                    <pic:cNvPr id="0" name="image7.gif"/>
                     <pic:cNvPicPr preferRelativeResize="0"/>
                   </pic:nvPicPr>
                   <pic:blipFill>
@@ -6734,12 +6734,12 @@
           <wp:inline distB="114300" distT="114300" distL="114300" distR="114300">
             <wp:extent cx="5321300" cy="2959100"/>
             <wp:effectExtent b="0" l="0" r="0" t="0"/>
-            <wp:docPr id="11" name="image8.gif"/>
+            <wp:docPr id="10" name="image5.gif"/>
             <a:graphic>
               <a:graphicData uri="http://schemas.openxmlformats.org/drawingml/2006/picture">
                 <pic:pic>
                   <pic:nvPicPr>
-                    <pic:cNvPr id="0" name="image8.gif"/>
+                    <pic:cNvPr id="0" name="image5.gif"/>
                     <pic:cNvPicPr preferRelativeResize="0"/>
                   </pic:nvPicPr>
                   <pic:blipFill>
@@ -7563,7 +7563,7 @@
           <wp:inline distB="114300" distT="114300" distL="114300" distR="114300">
             <wp:extent cx="5321300" cy="2959100"/>
             <wp:effectExtent b="0" l="0" r="0" t="0"/>
-            <wp:docPr id="4" name="image1.gif"/>
+            <wp:docPr id="8" name="image1.gif"/>
             <a:graphic>
               <a:graphicData uri="http://schemas.openxmlformats.org/drawingml/2006/picture">
                 <pic:pic>
@@ -14047,7 +14047,7 @@
           <w:pgNumType w:start="1"/>
         </w:sectPr>
       </w:pPr>
-      <w:bookmarkStart w:colFirst="0" w:colLast="0" w:name="_ri4c2bg9hvqq" w:id="103"/>
+      <w:bookmarkStart w:colFirst="0" w:colLast="0" w:name="_om12be9cnkww" w:id="103"/>
       <w:bookmarkEnd w:id="103"/>
       <w:r>
         <w:rPr>
@@ -14168,12 +14168,12 @@
           <wp:inline distB="114300" distT="114300" distL="114300" distR="114300">
             <wp:extent cx="6645600" cy="2070100"/>
             <wp:effectExtent b="0" l="0" r="0" t="0"/>
-            <wp:docPr id="1" name="image3.png"/>
+            <wp:docPr id="11" name="image6.png"/>
             <a:graphic>
               <a:graphicData uri="http://schemas.openxmlformats.org/drawingml/2006/picture">
                 <pic:pic>
                   <pic:nvPicPr>
-                    <pic:cNvPr id="0" name="image3.png"/>
+                    <pic:cNvPr id="0" name="image6.png"/>
                     <pic:cNvPicPr preferRelativeResize="0"/>
                   </pic:nvPicPr>
                   <pic:blipFill>
@@ -14383,7 +14383,7 @@
           <w:pgNumType w:start="1"/>
         </w:sectPr>
       </w:pPr>
-      <w:bookmarkStart w:colFirst="0" w:colLast="0" w:name="_4xhwk16zp4be" w:id="104"/>
+      <w:bookmarkStart w:colFirst="0" w:colLast="0" w:name="_y4ir9aqyd0kj" w:id="104"/>
       <w:bookmarkEnd w:id="104"/>
       <w:r>
         <w:rPr>

--- a/docs/SDG_Hackathon_Idea_Guide.docx
+++ b/docs/SDG_Hackathon_Idea_Guide.docx
@@ -41,7 +41,7 @@
           <w:pgNumType w:start="1"/>
         </w:sectPr>
       </w:pPr>
-      <w:bookmarkStart w:colFirst="0" w:colLast="0" w:name="_9emeril7w7c5" w:id="0"/>
+      <w:bookmarkStart w:colFirst="0" w:colLast="0" w:name="_c6jc8qdmavg0" w:id="0"/>
       <w:bookmarkEnd w:id="0"/>
       <w:r>
         <w:rPr>
@@ -694,12 +694,12 @@
           <wp:inline distB="114300" distT="114300" distL="114300" distR="114300">
             <wp:extent cx="5321300" cy="2959100"/>
             <wp:effectExtent b="0" l="0" r="0" t="0"/>
-            <wp:docPr id="3" name="image11.gif"/>
+            <wp:docPr id="2" name="image7.gif"/>
             <a:graphic>
               <a:graphicData uri="http://schemas.openxmlformats.org/drawingml/2006/picture">
                 <pic:pic>
                   <pic:nvPicPr>
-                    <pic:cNvPr id="0" name="image11.gif"/>
+                    <pic:cNvPr id="0" name="image7.gif"/>
                     <pic:cNvPicPr preferRelativeResize="0"/>
                   </pic:nvPicPr>
                   <pic:blipFill>
@@ -1512,12 +1512,12 @@
           <wp:inline distB="114300" distT="114300" distL="114300" distR="114300">
             <wp:extent cx="5321300" cy="2959100"/>
             <wp:effectExtent b="0" l="0" r="0" t="0"/>
-            <wp:docPr id="1" name="image3.gif"/>
+            <wp:docPr id="9" name="image2.gif"/>
             <a:graphic>
               <a:graphicData uri="http://schemas.openxmlformats.org/drawingml/2006/picture">
                 <pic:pic>
                   <pic:nvPicPr>
-                    <pic:cNvPr id="0" name="image3.gif"/>
+                    <pic:cNvPr id="0" name="image2.gif"/>
                     <pic:cNvPicPr preferRelativeResize="0"/>
                   </pic:nvPicPr>
                   <pic:blipFill>
@@ -2292,12 +2292,12 @@
           <wp:inline distB="114300" distT="114300" distL="114300" distR="114300">
             <wp:extent cx="5321300" cy="2959100"/>
             <wp:effectExtent b="0" l="0" r="0" t="0"/>
-            <wp:docPr id="9" name="image8.gif"/>
+            <wp:docPr id="8" name="image4.gif"/>
             <a:graphic>
               <a:graphicData uri="http://schemas.openxmlformats.org/drawingml/2006/picture">
                 <pic:pic>
                   <pic:nvPicPr>
-                    <pic:cNvPr id="0" name="image8.gif"/>
+                    <pic:cNvPr id="0" name="image4.gif"/>
                     <pic:cNvPicPr preferRelativeResize="0"/>
                   </pic:nvPicPr>
                   <pic:blipFill>
@@ -3011,12 +3011,12 @@
           <wp:inline distB="114300" distT="114300" distL="114300" distR="114300">
             <wp:extent cx="5321300" cy="2959100"/>
             <wp:effectExtent b="0" l="0" r="0" t="0"/>
-            <wp:docPr id="4" name="image10.gif"/>
+            <wp:docPr id="6" name="image11.gif"/>
             <a:graphic>
               <a:graphicData uri="http://schemas.openxmlformats.org/drawingml/2006/picture">
                 <pic:pic>
                   <pic:nvPicPr>
-                    <pic:cNvPr id="0" name="image10.gif"/>
+                    <pic:cNvPr id="0" name="image11.gif"/>
                     <pic:cNvPicPr preferRelativeResize="0"/>
                   </pic:nvPicPr>
                   <pic:blipFill>
@@ -3603,12 +3603,12 @@
           <wp:inline distB="114300" distT="114300" distL="114300" distR="114300">
             <wp:extent cx="5321300" cy="2959100"/>
             <wp:effectExtent b="0" l="0" r="0" t="0"/>
-            <wp:docPr id="7" name="image4.gif"/>
+            <wp:docPr id="3" name="image5.gif"/>
             <a:graphic>
               <a:graphicData uri="http://schemas.openxmlformats.org/drawingml/2006/picture">
                 <pic:pic>
                   <pic:nvPicPr>
-                    <pic:cNvPr id="0" name="image4.gif"/>
+                    <pic:cNvPr id="0" name="image5.gif"/>
                     <pic:cNvPicPr preferRelativeResize="0"/>
                   </pic:nvPicPr>
                   <pic:blipFill>
@@ -4229,12 +4229,12 @@
           <wp:inline distB="114300" distT="114300" distL="114300" distR="114300">
             <wp:extent cx="5321300" cy="2959100"/>
             <wp:effectExtent b="0" l="0" r="0" t="0"/>
-            <wp:docPr id="2" name="image2.gif"/>
+            <wp:docPr id="5" name="image8.gif"/>
             <a:graphic>
               <a:graphicData uri="http://schemas.openxmlformats.org/drawingml/2006/picture">
                 <pic:pic>
                   <pic:nvPicPr>
-                    <pic:cNvPr id="0" name="image2.gif"/>
+                    <pic:cNvPr id="0" name="image8.gif"/>
                     <pic:cNvPicPr preferRelativeResize="0"/>
                   </pic:nvPicPr>
                   <pic:blipFill>
@@ -5160,12 +5160,12 @@
           <wp:inline distB="114300" distT="114300" distL="114300" distR="114300">
             <wp:extent cx="5321300" cy="2959100"/>
             <wp:effectExtent b="0" l="0" r="0" t="0"/>
-            <wp:docPr id="6" name="image9.gif"/>
+            <wp:docPr id="1" name="image1.gif"/>
             <a:graphic>
               <a:graphicData uri="http://schemas.openxmlformats.org/drawingml/2006/picture">
                 <pic:pic>
                   <pic:nvPicPr>
-                    <pic:cNvPr id="0" name="image9.gif"/>
+                    <pic:cNvPr id="0" name="image1.gif"/>
                     <pic:cNvPicPr preferRelativeResize="0"/>
                   </pic:nvPicPr>
                   <pic:blipFill>
@@ -5868,12 +5868,12 @@
           <wp:inline distB="114300" distT="114300" distL="114300" distR="114300">
             <wp:extent cx="5321300" cy="2959100"/>
             <wp:effectExtent b="0" l="0" r="0" t="0"/>
-            <wp:docPr id="5" name="image7.gif"/>
+            <wp:docPr id="4" name="image10.gif"/>
             <a:graphic>
               <a:graphicData uri="http://schemas.openxmlformats.org/drawingml/2006/picture">
                 <pic:pic>
                   <pic:nvPicPr>
-                    <pic:cNvPr id="0" name="image7.gif"/>
+                    <pic:cNvPr id="0" name="image10.gif"/>
                     <pic:cNvPicPr preferRelativeResize="0"/>
                   </pic:nvPicPr>
                   <pic:blipFill>
@@ -6734,12 +6734,12 @@
           <wp:inline distB="114300" distT="114300" distL="114300" distR="114300">
             <wp:extent cx="5321300" cy="2959100"/>
             <wp:effectExtent b="0" l="0" r="0" t="0"/>
-            <wp:docPr id="10" name="image5.gif"/>
+            <wp:docPr id="10" name="image3.gif"/>
             <a:graphic>
               <a:graphicData uri="http://schemas.openxmlformats.org/drawingml/2006/picture">
                 <pic:pic>
                   <pic:nvPicPr>
-                    <pic:cNvPr id="0" name="image5.gif"/>
+                    <pic:cNvPr id="0" name="image3.gif"/>
                     <pic:cNvPicPr preferRelativeResize="0"/>
                   </pic:nvPicPr>
                   <pic:blipFill>
@@ -7563,12 +7563,12 @@
           <wp:inline distB="114300" distT="114300" distL="114300" distR="114300">
             <wp:extent cx="5321300" cy="2959100"/>
             <wp:effectExtent b="0" l="0" r="0" t="0"/>
-            <wp:docPr id="8" name="image1.gif"/>
+            <wp:docPr id="11" name="image9.gif"/>
             <a:graphic>
               <a:graphicData uri="http://schemas.openxmlformats.org/drawingml/2006/picture">
                 <pic:pic>
                   <pic:nvPicPr>
-                    <pic:cNvPr id="0" name="image1.gif"/>
+                    <pic:cNvPr id="0" name="image9.gif"/>
                     <pic:cNvPicPr preferRelativeResize="0"/>
                   </pic:nvPicPr>
                   <pic:blipFill>
@@ -14047,7 +14047,7 @@
           <w:pgNumType w:start="1"/>
         </w:sectPr>
       </w:pPr>
-      <w:bookmarkStart w:colFirst="0" w:colLast="0" w:name="_om12be9cnkww" w:id="103"/>
+      <w:bookmarkStart w:colFirst="0" w:colLast="0" w:name="_uv2wk1uc5jot" w:id="103"/>
       <w:bookmarkEnd w:id="103"/>
       <w:r>
         <w:rPr>
@@ -14168,7 +14168,7 @@
           <wp:inline distB="114300" distT="114300" distL="114300" distR="114300">
             <wp:extent cx="6645600" cy="2070100"/>
             <wp:effectExtent b="0" l="0" r="0" t="0"/>
-            <wp:docPr id="11" name="image6.png"/>
+            <wp:docPr id="7" name="image6.png"/>
             <a:graphic>
               <a:graphicData uri="http://schemas.openxmlformats.org/drawingml/2006/picture">
                 <pic:pic>
@@ -14383,7 +14383,7 @@
           <w:pgNumType w:start="1"/>
         </w:sectPr>
       </w:pPr>
-      <w:bookmarkStart w:colFirst="0" w:colLast="0" w:name="_y4ir9aqyd0kj" w:id="104"/>
+      <w:bookmarkStart w:colFirst="0" w:colLast="0" w:name="_b8rf4iir9gjw" w:id="104"/>
       <w:bookmarkEnd w:id="104"/>
       <w:r>
         <w:rPr>

--- a/docs/SDG_Hackathon_Idea_Guide.docx
+++ b/docs/SDG_Hackathon_Idea_Guide.docx
@@ -41,7 +41,7 @@
           <w:pgNumType w:start="1"/>
         </w:sectPr>
       </w:pPr>
-      <w:bookmarkStart w:colFirst="0" w:colLast="0" w:name="_c6jc8qdmavg0" w:id="0"/>
+      <w:bookmarkStart w:colFirst="0" w:colLast="0" w:name="_sz2teh64lf2k" w:id="0"/>
       <w:bookmarkEnd w:id="0"/>
       <w:r>
         <w:rPr>
@@ -694,7 +694,7 @@
           <wp:inline distB="114300" distT="114300" distL="114300" distR="114300">
             <wp:extent cx="5321300" cy="2959100"/>
             <wp:effectExtent b="0" l="0" r="0" t="0"/>
-            <wp:docPr id="2" name="image7.gif"/>
+            <wp:docPr id="6" name="image7.gif"/>
             <a:graphic>
               <a:graphicData uri="http://schemas.openxmlformats.org/drawingml/2006/picture">
                 <pic:pic>
@@ -1512,12 +1512,12 @@
           <wp:inline distB="114300" distT="114300" distL="114300" distR="114300">
             <wp:extent cx="5321300" cy="2959100"/>
             <wp:effectExtent b="0" l="0" r="0" t="0"/>
-            <wp:docPr id="9" name="image2.gif"/>
+            <wp:docPr id="7" name="image3.gif"/>
             <a:graphic>
               <a:graphicData uri="http://schemas.openxmlformats.org/drawingml/2006/picture">
                 <pic:pic>
                   <pic:nvPicPr>
-                    <pic:cNvPr id="0" name="image2.gif"/>
+                    <pic:cNvPr id="0" name="image3.gif"/>
                     <pic:cNvPicPr preferRelativeResize="0"/>
                   </pic:nvPicPr>
                   <pic:blipFill>
@@ -2292,12 +2292,12 @@
           <wp:inline distB="114300" distT="114300" distL="114300" distR="114300">
             <wp:extent cx="5321300" cy="2959100"/>
             <wp:effectExtent b="0" l="0" r="0" t="0"/>
-            <wp:docPr id="8" name="image4.gif"/>
+            <wp:docPr id="3" name="image1.gif"/>
             <a:graphic>
               <a:graphicData uri="http://schemas.openxmlformats.org/drawingml/2006/picture">
                 <pic:pic>
                   <pic:nvPicPr>
-                    <pic:cNvPr id="0" name="image4.gif"/>
+                    <pic:cNvPr id="0" name="image1.gif"/>
                     <pic:cNvPicPr preferRelativeResize="0"/>
                   </pic:nvPicPr>
                   <pic:blipFill>
@@ -3011,7 +3011,7 @@
           <wp:inline distB="114300" distT="114300" distL="114300" distR="114300">
             <wp:extent cx="5321300" cy="2959100"/>
             <wp:effectExtent b="0" l="0" r="0" t="0"/>
-            <wp:docPr id="6" name="image11.gif"/>
+            <wp:docPr id="9" name="image11.gif"/>
             <a:graphic>
               <a:graphicData uri="http://schemas.openxmlformats.org/drawingml/2006/picture">
                 <pic:pic>
@@ -3603,12 +3603,12 @@
           <wp:inline distB="114300" distT="114300" distL="114300" distR="114300">
             <wp:extent cx="5321300" cy="2959100"/>
             <wp:effectExtent b="0" l="0" r="0" t="0"/>
-            <wp:docPr id="3" name="image5.gif"/>
+            <wp:docPr id="1" name="image10.gif"/>
             <a:graphic>
               <a:graphicData uri="http://schemas.openxmlformats.org/drawingml/2006/picture">
                 <pic:pic>
                   <pic:nvPicPr>
-                    <pic:cNvPr id="0" name="image5.gif"/>
+                    <pic:cNvPr id="0" name="image10.gif"/>
                     <pic:cNvPicPr preferRelativeResize="0"/>
                   </pic:nvPicPr>
                   <pic:blipFill>
@@ -4229,12 +4229,12 @@
           <wp:inline distB="114300" distT="114300" distL="114300" distR="114300">
             <wp:extent cx="5321300" cy="2959100"/>
             <wp:effectExtent b="0" l="0" r="0" t="0"/>
-            <wp:docPr id="5" name="image8.gif"/>
+            <wp:docPr id="10" name="image9.gif"/>
             <a:graphic>
               <a:graphicData uri="http://schemas.openxmlformats.org/drawingml/2006/picture">
                 <pic:pic>
                   <pic:nvPicPr>
-                    <pic:cNvPr id="0" name="image8.gif"/>
+                    <pic:cNvPr id="0" name="image9.gif"/>
                     <pic:cNvPicPr preferRelativeResize="0"/>
                   </pic:nvPicPr>
                   <pic:blipFill>
@@ -5160,12 +5160,12 @@
           <wp:inline distB="114300" distT="114300" distL="114300" distR="114300">
             <wp:extent cx="5321300" cy="2959100"/>
             <wp:effectExtent b="0" l="0" r="0" t="0"/>
-            <wp:docPr id="1" name="image1.gif"/>
+            <wp:docPr id="8" name="image4.gif"/>
             <a:graphic>
               <a:graphicData uri="http://schemas.openxmlformats.org/drawingml/2006/picture">
                 <pic:pic>
                   <pic:nvPicPr>
-                    <pic:cNvPr id="0" name="image1.gif"/>
+                    <pic:cNvPr id="0" name="image4.gif"/>
                     <pic:cNvPicPr preferRelativeResize="0"/>
                   </pic:nvPicPr>
                   <pic:blipFill>
@@ -5868,12 +5868,12 @@
           <wp:inline distB="114300" distT="114300" distL="114300" distR="114300">
             <wp:extent cx="5321300" cy="2959100"/>
             <wp:effectExtent b="0" l="0" r="0" t="0"/>
-            <wp:docPr id="4" name="image10.gif"/>
+            <wp:docPr id="4" name="image8.gif"/>
             <a:graphic>
               <a:graphicData uri="http://schemas.openxmlformats.org/drawingml/2006/picture">
                 <pic:pic>
                   <pic:nvPicPr>
-                    <pic:cNvPr id="0" name="image10.gif"/>
+                    <pic:cNvPr id="0" name="image8.gif"/>
                     <pic:cNvPicPr preferRelativeResize="0"/>
                   </pic:nvPicPr>
                   <pic:blipFill>
@@ -6734,12 +6734,12 @@
           <wp:inline distB="114300" distT="114300" distL="114300" distR="114300">
             <wp:extent cx="5321300" cy="2959100"/>
             <wp:effectExtent b="0" l="0" r="0" t="0"/>
-            <wp:docPr id="10" name="image3.gif"/>
+            <wp:docPr id="2" name="image2.gif"/>
             <a:graphic>
               <a:graphicData uri="http://schemas.openxmlformats.org/drawingml/2006/picture">
                 <pic:pic>
                   <pic:nvPicPr>
-                    <pic:cNvPr id="0" name="image3.gif"/>
+                    <pic:cNvPr id="0" name="image2.gif"/>
                     <pic:cNvPicPr preferRelativeResize="0"/>
                   </pic:nvPicPr>
                   <pic:blipFill>
@@ -7563,12 +7563,12 @@
           <wp:inline distB="114300" distT="114300" distL="114300" distR="114300">
             <wp:extent cx="5321300" cy="2959100"/>
             <wp:effectExtent b="0" l="0" r="0" t="0"/>
-            <wp:docPr id="11" name="image9.gif"/>
+            <wp:docPr id="11" name="image6.gif"/>
             <a:graphic>
               <a:graphicData uri="http://schemas.openxmlformats.org/drawingml/2006/picture">
                 <pic:pic>
                   <pic:nvPicPr>
-                    <pic:cNvPr id="0" name="image9.gif"/>
+                    <pic:cNvPr id="0" name="image6.gif"/>
                     <pic:cNvPicPr preferRelativeResize="0"/>
                   </pic:nvPicPr>
                   <pic:blipFill>
@@ -14047,7 +14047,7 @@
           <w:pgNumType w:start="1"/>
         </w:sectPr>
       </w:pPr>
-      <w:bookmarkStart w:colFirst="0" w:colLast="0" w:name="_uv2wk1uc5jot" w:id="103"/>
+      <w:bookmarkStart w:colFirst="0" w:colLast="0" w:name="_u1m1b8efr06v" w:id="103"/>
       <w:bookmarkEnd w:id="103"/>
       <w:r>
         <w:rPr>
@@ -14168,12 +14168,12 @@
           <wp:inline distB="114300" distT="114300" distL="114300" distR="114300">
             <wp:extent cx="6645600" cy="2070100"/>
             <wp:effectExtent b="0" l="0" r="0" t="0"/>
-            <wp:docPr id="7" name="image6.png"/>
+            <wp:docPr id="5" name="image5.png"/>
             <a:graphic>
               <a:graphicData uri="http://schemas.openxmlformats.org/drawingml/2006/picture">
                 <pic:pic>
                   <pic:nvPicPr>
-                    <pic:cNvPr id="0" name="image6.png"/>
+                    <pic:cNvPr id="0" name="image5.png"/>
                     <pic:cNvPicPr preferRelativeResize="0"/>
                   </pic:nvPicPr>
                   <pic:blipFill>
@@ -14383,7 +14383,7 @@
           <w:pgNumType w:start="1"/>
         </w:sectPr>
       </w:pPr>
-      <w:bookmarkStart w:colFirst="0" w:colLast="0" w:name="_b8rf4iir9gjw" w:id="104"/>
+      <w:bookmarkStart w:colFirst="0" w:colLast="0" w:name="_zhme3vbitjg1" w:id="104"/>
       <w:bookmarkEnd w:id="104"/>
       <w:r>
         <w:rPr>

--- a/docs/SDG_Hackathon_Idea_Guide.docx
+++ b/docs/SDG_Hackathon_Idea_Guide.docx
@@ -41,7 +41,7 @@
           <w:pgNumType w:start="1"/>
         </w:sectPr>
       </w:pPr>
-      <w:bookmarkStart w:colFirst="0" w:colLast="0" w:name="_sz2teh64lf2k" w:id="0"/>
+      <w:bookmarkStart w:colFirst="0" w:colLast="0" w:name="_s0yhroavtzzo" w:id="0"/>
       <w:bookmarkEnd w:id="0"/>
       <w:r>
         <w:rPr>
@@ -694,12 +694,12 @@
           <wp:inline distB="114300" distT="114300" distL="114300" distR="114300">
             <wp:extent cx="5321300" cy="2959100"/>
             <wp:effectExtent b="0" l="0" r="0" t="0"/>
-            <wp:docPr id="6" name="image7.gif"/>
+            <wp:docPr id="4" name="image9.gif"/>
             <a:graphic>
               <a:graphicData uri="http://schemas.openxmlformats.org/drawingml/2006/picture">
                 <pic:pic>
                   <pic:nvPicPr>
-                    <pic:cNvPr id="0" name="image7.gif"/>
+                    <pic:cNvPr id="0" name="image9.gif"/>
                     <pic:cNvPicPr preferRelativeResize="0"/>
                   </pic:nvPicPr>
                   <pic:blipFill>
@@ -1512,12 +1512,12 @@
           <wp:inline distB="114300" distT="114300" distL="114300" distR="114300">
             <wp:extent cx="5321300" cy="2959100"/>
             <wp:effectExtent b="0" l="0" r="0" t="0"/>
-            <wp:docPr id="7" name="image3.gif"/>
+            <wp:docPr id="11" name="image2.gif"/>
             <a:graphic>
               <a:graphicData uri="http://schemas.openxmlformats.org/drawingml/2006/picture">
                 <pic:pic>
                   <pic:nvPicPr>
-                    <pic:cNvPr id="0" name="image3.gif"/>
+                    <pic:cNvPr id="0" name="image2.gif"/>
                     <pic:cNvPicPr preferRelativeResize="0"/>
                   </pic:nvPicPr>
                   <pic:blipFill>
@@ -2292,12 +2292,12 @@
           <wp:inline distB="114300" distT="114300" distL="114300" distR="114300">
             <wp:extent cx="5321300" cy="2959100"/>
             <wp:effectExtent b="0" l="0" r="0" t="0"/>
-            <wp:docPr id="3" name="image1.gif"/>
+            <wp:docPr id="9" name="image8.gif"/>
             <a:graphic>
               <a:graphicData uri="http://schemas.openxmlformats.org/drawingml/2006/picture">
                 <pic:pic>
                   <pic:nvPicPr>
-                    <pic:cNvPr id="0" name="image1.gif"/>
+                    <pic:cNvPr id="0" name="image8.gif"/>
                     <pic:cNvPicPr preferRelativeResize="0"/>
                   </pic:nvPicPr>
                   <pic:blipFill>
@@ -3011,7 +3011,7 @@
           <wp:inline distB="114300" distT="114300" distL="114300" distR="114300">
             <wp:extent cx="5321300" cy="2959100"/>
             <wp:effectExtent b="0" l="0" r="0" t="0"/>
-            <wp:docPr id="9" name="image11.gif"/>
+            <wp:docPr id="5" name="image11.gif"/>
             <a:graphic>
               <a:graphicData uri="http://schemas.openxmlformats.org/drawingml/2006/picture">
                 <pic:pic>
@@ -3603,12 +3603,12 @@
           <wp:inline distB="114300" distT="114300" distL="114300" distR="114300">
             <wp:extent cx="5321300" cy="2959100"/>
             <wp:effectExtent b="0" l="0" r="0" t="0"/>
-            <wp:docPr id="1" name="image10.gif"/>
+            <wp:docPr id="6" name="image1.gif"/>
             <a:graphic>
               <a:graphicData uri="http://schemas.openxmlformats.org/drawingml/2006/picture">
                 <pic:pic>
                   <pic:nvPicPr>
-                    <pic:cNvPr id="0" name="image10.gif"/>
+                    <pic:cNvPr id="0" name="image1.gif"/>
                     <pic:cNvPicPr preferRelativeResize="0"/>
                   </pic:nvPicPr>
                   <pic:blipFill>
@@ -4229,12 +4229,12 @@
           <wp:inline distB="114300" distT="114300" distL="114300" distR="114300">
             <wp:extent cx="5321300" cy="2959100"/>
             <wp:effectExtent b="0" l="0" r="0" t="0"/>
-            <wp:docPr id="10" name="image9.gif"/>
+            <wp:docPr id="7" name="image5.gif"/>
             <a:graphic>
               <a:graphicData uri="http://schemas.openxmlformats.org/drawingml/2006/picture">
                 <pic:pic>
                   <pic:nvPicPr>
-                    <pic:cNvPr id="0" name="image9.gif"/>
+                    <pic:cNvPr id="0" name="image5.gif"/>
                     <pic:cNvPicPr preferRelativeResize="0"/>
                   </pic:nvPicPr>
                   <pic:blipFill>
@@ -5160,7 +5160,7 @@
           <wp:inline distB="114300" distT="114300" distL="114300" distR="114300">
             <wp:extent cx="5321300" cy="2959100"/>
             <wp:effectExtent b="0" l="0" r="0" t="0"/>
-            <wp:docPr id="8" name="image4.gif"/>
+            <wp:docPr id="2" name="image4.gif"/>
             <a:graphic>
               <a:graphicData uri="http://schemas.openxmlformats.org/drawingml/2006/picture">
                 <pic:pic>
@@ -5868,12 +5868,12 @@
           <wp:inline distB="114300" distT="114300" distL="114300" distR="114300">
             <wp:extent cx="5321300" cy="2959100"/>
             <wp:effectExtent b="0" l="0" r="0" t="0"/>
-            <wp:docPr id="4" name="image8.gif"/>
+            <wp:docPr id="8" name="image7.gif"/>
             <a:graphic>
               <a:graphicData uri="http://schemas.openxmlformats.org/drawingml/2006/picture">
                 <pic:pic>
                   <pic:nvPicPr>
-                    <pic:cNvPr id="0" name="image8.gif"/>
+                    <pic:cNvPr id="0" name="image7.gif"/>
                     <pic:cNvPicPr preferRelativeResize="0"/>
                   </pic:nvPicPr>
                   <pic:blipFill>
@@ -6734,12 +6734,12 @@
           <wp:inline distB="114300" distT="114300" distL="114300" distR="114300">
             <wp:extent cx="5321300" cy="2959100"/>
             <wp:effectExtent b="0" l="0" r="0" t="0"/>
-            <wp:docPr id="2" name="image2.gif"/>
+            <wp:docPr id="10" name="image3.gif"/>
             <a:graphic>
               <a:graphicData uri="http://schemas.openxmlformats.org/drawingml/2006/picture">
                 <pic:pic>
                   <pic:nvPicPr>
-                    <pic:cNvPr id="0" name="image2.gif"/>
+                    <pic:cNvPr id="0" name="image3.gif"/>
                     <pic:cNvPicPr preferRelativeResize="0"/>
                   </pic:nvPicPr>
                   <pic:blipFill>
@@ -7563,7 +7563,7 @@
           <wp:inline distB="114300" distT="114300" distL="114300" distR="114300">
             <wp:extent cx="5321300" cy="2959100"/>
             <wp:effectExtent b="0" l="0" r="0" t="0"/>
-            <wp:docPr id="11" name="image6.gif"/>
+            <wp:docPr id="3" name="image6.gif"/>
             <a:graphic>
               <a:graphicData uri="http://schemas.openxmlformats.org/drawingml/2006/picture">
                 <pic:pic>
@@ -14047,7 +14047,7 @@
           <w:pgNumType w:start="1"/>
         </w:sectPr>
       </w:pPr>
-      <w:bookmarkStart w:colFirst="0" w:colLast="0" w:name="_u1m1b8efr06v" w:id="103"/>
+      <w:bookmarkStart w:colFirst="0" w:colLast="0" w:name="_363jgpo271n9" w:id="103"/>
       <w:bookmarkEnd w:id="103"/>
       <w:r>
         <w:rPr>
@@ -14168,12 +14168,12 @@
           <wp:inline distB="114300" distT="114300" distL="114300" distR="114300">
             <wp:extent cx="6645600" cy="2070100"/>
             <wp:effectExtent b="0" l="0" r="0" t="0"/>
-            <wp:docPr id="5" name="image5.png"/>
+            <wp:docPr id="1" name="image10.png"/>
             <a:graphic>
               <a:graphicData uri="http://schemas.openxmlformats.org/drawingml/2006/picture">
                 <pic:pic>
                   <pic:nvPicPr>
-                    <pic:cNvPr id="0" name="image5.png"/>
+                    <pic:cNvPr id="0" name="image10.png"/>
                     <pic:cNvPicPr preferRelativeResize="0"/>
                   </pic:nvPicPr>
                   <pic:blipFill>
@@ -14383,7 +14383,7 @@
           <w:pgNumType w:start="1"/>
         </w:sectPr>
       </w:pPr>
-      <w:bookmarkStart w:colFirst="0" w:colLast="0" w:name="_zhme3vbitjg1" w:id="104"/>
+      <w:bookmarkStart w:colFirst="0" w:colLast="0" w:name="_fqpkmsiwzvg3" w:id="104"/>
       <w:bookmarkEnd w:id="104"/>
       <w:r>
         <w:rPr>

--- a/docs/SDG_Hackathon_Idea_Guide.docx
+++ b/docs/SDG_Hackathon_Idea_Guide.docx
@@ -41,7 +41,7 @@
           <w:pgNumType w:start="1"/>
         </w:sectPr>
       </w:pPr>
-      <w:bookmarkStart w:colFirst="0" w:colLast="0" w:name="_s0yhroavtzzo" w:id="0"/>
+      <w:bookmarkStart w:colFirst="0" w:colLast="0" w:name="_ae5tu0z3inq0" w:id="0"/>
       <w:bookmarkEnd w:id="0"/>
       <w:r>
         <w:rPr>
@@ -694,12 +694,12 @@
           <wp:inline distB="114300" distT="114300" distL="114300" distR="114300">
             <wp:extent cx="5321300" cy="2959100"/>
             <wp:effectExtent b="0" l="0" r="0" t="0"/>
-            <wp:docPr id="4" name="image9.gif"/>
+            <wp:docPr id="10" name="image7.gif"/>
             <a:graphic>
               <a:graphicData uri="http://schemas.openxmlformats.org/drawingml/2006/picture">
                 <pic:pic>
                   <pic:nvPicPr>
-                    <pic:cNvPr id="0" name="image9.gif"/>
+                    <pic:cNvPr id="0" name="image7.gif"/>
                     <pic:cNvPicPr preferRelativeResize="0"/>
                   </pic:nvPicPr>
                   <pic:blipFill>
@@ -1512,12 +1512,12 @@
           <wp:inline distB="114300" distT="114300" distL="114300" distR="114300">
             <wp:extent cx="5321300" cy="2959100"/>
             <wp:effectExtent b="0" l="0" r="0" t="0"/>
-            <wp:docPr id="11" name="image2.gif"/>
+            <wp:docPr id="11" name="image8.gif"/>
             <a:graphic>
               <a:graphicData uri="http://schemas.openxmlformats.org/drawingml/2006/picture">
                 <pic:pic>
                   <pic:nvPicPr>
-                    <pic:cNvPr id="0" name="image2.gif"/>
+                    <pic:cNvPr id="0" name="image8.gif"/>
                     <pic:cNvPicPr preferRelativeResize="0"/>
                   </pic:nvPicPr>
                   <pic:blipFill>
@@ -2292,12 +2292,12 @@
           <wp:inline distB="114300" distT="114300" distL="114300" distR="114300">
             <wp:extent cx="5321300" cy="2959100"/>
             <wp:effectExtent b="0" l="0" r="0" t="0"/>
-            <wp:docPr id="9" name="image8.gif"/>
+            <wp:docPr id="5" name="image9.gif"/>
             <a:graphic>
               <a:graphicData uri="http://schemas.openxmlformats.org/drawingml/2006/picture">
                 <pic:pic>
                   <pic:nvPicPr>
-                    <pic:cNvPr id="0" name="image8.gif"/>
+                    <pic:cNvPr id="0" name="image9.gif"/>
                     <pic:cNvPicPr preferRelativeResize="0"/>
                   </pic:nvPicPr>
                   <pic:blipFill>
@@ -3011,7 +3011,7 @@
           <wp:inline distB="114300" distT="114300" distL="114300" distR="114300">
             <wp:extent cx="5321300" cy="2959100"/>
             <wp:effectExtent b="0" l="0" r="0" t="0"/>
-            <wp:docPr id="5" name="image11.gif"/>
+            <wp:docPr id="9" name="image11.gif"/>
             <a:graphic>
               <a:graphicData uri="http://schemas.openxmlformats.org/drawingml/2006/picture">
                 <pic:pic>
@@ -3603,12 +3603,12 @@
           <wp:inline distB="114300" distT="114300" distL="114300" distR="114300">
             <wp:extent cx="5321300" cy="2959100"/>
             <wp:effectExtent b="0" l="0" r="0" t="0"/>
-            <wp:docPr id="6" name="image1.gif"/>
+            <wp:docPr id="6" name="image5.gif"/>
             <a:graphic>
               <a:graphicData uri="http://schemas.openxmlformats.org/drawingml/2006/picture">
                 <pic:pic>
                   <pic:nvPicPr>
-                    <pic:cNvPr id="0" name="image1.gif"/>
+                    <pic:cNvPr id="0" name="image5.gif"/>
                     <pic:cNvPicPr preferRelativeResize="0"/>
                   </pic:nvPicPr>
                   <pic:blipFill>
@@ -4229,12 +4229,12 @@
           <wp:inline distB="114300" distT="114300" distL="114300" distR="114300">
             <wp:extent cx="5321300" cy="2959100"/>
             <wp:effectExtent b="0" l="0" r="0" t="0"/>
-            <wp:docPr id="7" name="image5.gif"/>
+            <wp:docPr id="1" name="image1.gif"/>
             <a:graphic>
               <a:graphicData uri="http://schemas.openxmlformats.org/drawingml/2006/picture">
                 <pic:pic>
                   <pic:nvPicPr>
-                    <pic:cNvPr id="0" name="image5.gif"/>
+                    <pic:cNvPr id="0" name="image1.gif"/>
                     <pic:cNvPicPr preferRelativeResize="0"/>
                   </pic:nvPicPr>
                   <pic:blipFill>
@@ -5160,12 +5160,12 @@
           <wp:inline distB="114300" distT="114300" distL="114300" distR="114300">
             <wp:extent cx="5321300" cy="2959100"/>
             <wp:effectExtent b="0" l="0" r="0" t="0"/>
-            <wp:docPr id="2" name="image4.gif"/>
+            <wp:docPr id="3" name="image3.gif"/>
             <a:graphic>
               <a:graphicData uri="http://schemas.openxmlformats.org/drawingml/2006/picture">
                 <pic:pic>
                   <pic:nvPicPr>
-                    <pic:cNvPr id="0" name="image4.gif"/>
+                    <pic:cNvPr id="0" name="image3.gif"/>
                     <pic:cNvPicPr preferRelativeResize="0"/>
                   </pic:nvPicPr>
                   <pic:blipFill>
@@ -5868,12 +5868,12 @@
           <wp:inline distB="114300" distT="114300" distL="114300" distR="114300">
             <wp:extent cx="5321300" cy="2959100"/>
             <wp:effectExtent b="0" l="0" r="0" t="0"/>
-            <wp:docPr id="8" name="image7.gif"/>
+            <wp:docPr id="4" name="image2.gif"/>
             <a:graphic>
               <a:graphicData uri="http://schemas.openxmlformats.org/drawingml/2006/picture">
                 <pic:pic>
                   <pic:nvPicPr>
-                    <pic:cNvPr id="0" name="image7.gif"/>
+                    <pic:cNvPr id="0" name="image2.gif"/>
                     <pic:cNvPicPr preferRelativeResize="0"/>
                   </pic:nvPicPr>
                   <pic:blipFill>
@@ -6734,12 +6734,12 @@
           <wp:inline distB="114300" distT="114300" distL="114300" distR="114300">
             <wp:extent cx="5321300" cy="2959100"/>
             <wp:effectExtent b="0" l="0" r="0" t="0"/>
-            <wp:docPr id="10" name="image3.gif"/>
+            <wp:docPr id="8" name="image6.gif"/>
             <a:graphic>
               <a:graphicData uri="http://schemas.openxmlformats.org/drawingml/2006/picture">
                 <pic:pic>
                   <pic:nvPicPr>
-                    <pic:cNvPr id="0" name="image3.gif"/>
+                    <pic:cNvPr id="0" name="image6.gif"/>
                     <pic:cNvPicPr preferRelativeResize="0"/>
                   </pic:nvPicPr>
                   <pic:blipFill>
@@ -7563,12 +7563,12 @@
           <wp:inline distB="114300" distT="114300" distL="114300" distR="114300">
             <wp:extent cx="5321300" cy="2959100"/>
             <wp:effectExtent b="0" l="0" r="0" t="0"/>
-            <wp:docPr id="3" name="image6.gif"/>
+            <wp:docPr id="2" name="image4.gif"/>
             <a:graphic>
               <a:graphicData uri="http://schemas.openxmlformats.org/drawingml/2006/picture">
                 <pic:pic>
                   <pic:nvPicPr>
-                    <pic:cNvPr id="0" name="image6.gif"/>
+                    <pic:cNvPr id="0" name="image4.gif"/>
                     <pic:cNvPicPr preferRelativeResize="0"/>
                   </pic:nvPicPr>
                   <pic:blipFill>
@@ -14047,7 +14047,7 @@
           <w:pgNumType w:start="1"/>
         </w:sectPr>
       </w:pPr>
-      <w:bookmarkStart w:colFirst="0" w:colLast="0" w:name="_363jgpo271n9" w:id="103"/>
+      <w:bookmarkStart w:colFirst="0" w:colLast="0" w:name="_pgvdy4eszlv7" w:id="103"/>
       <w:bookmarkEnd w:id="103"/>
       <w:r>
         <w:rPr>
@@ -14168,7 +14168,7 @@
           <wp:inline distB="114300" distT="114300" distL="114300" distR="114300">
             <wp:extent cx="6645600" cy="2070100"/>
             <wp:effectExtent b="0" l="0" r="0" t="0"/>
-            <wp:docPr id="1" name="image10.png"/>
+            <wp:docPr id="7" name="image10.png"/>
             <a:graphic>
               <a:graphicData uri="http://schemas.openxmlformats.org/drawingml/2006/picture">
                 <pic:pic>
@@ -14383,7 +14383,7 @@
           <w:pgNumType w:start="1"/>
         </w:sectPr>
       </w:pPr>
-      <w:bookmarkStart w:colFirst="0" w:colLast="0" w:name="_fqpkmsiwzvg3" w:id="104"/>
+      <w:bookmarkStart w:colFirst="0" w:colLast="0" w:name="_eg7kruccmr9i" w:id="104"/>
       <w:bookmarkEnd w:id="104"/>
       <w:r>
         <w:rPr>

--- a/docs/SDG_Hackathon_Idea_Guide.docx
+++ b/docs/SDG_Hackathon_Idea_Guide.docx
@@ -41,7 +41,7 @@
           <w:pgNumType w:start="1"/>
         </w:sectPr>
       </w:pPr>
-      <w:bookmarkStart w:colFirst="0" w:colLast="0" w:name="_ae5tu0z3inq0" w:id="0"/>
+      <w:bookmarkStart w:colFirst="0" w:colLast="0" w:name="_2utmpmxtihrv" w:id="0"/>
       <w:bookmarkEnd w:id="0"/>
       <w:r>
         <w:rPr>
@@ -694,12 +694,12 @@
           <wp:inline distB="114300" distT="114300" distL="114300" distR="114300">
             <wp:extent cx="5321300" cy="2959100"/>
             <wp:effectExtent b="0" l="0" r="0" t="0"/>
-            <wp:docPr id="10" name="image7.gif"/>
+            <wp:docPr id="1" name="image1.gif"/>
             <a:graphic>
               <a:graphicData uri="http://schemas.openxmlformats.org/drawingml/2006/picture">
                 <pic:pic>
                   <pic:nvPicPr>
-                    <pic:cNvPr id="0" name="image7.gif"/>
+                    <pic:cNvPr id="0" name="image1.gif"/>
                     <pic:cNvPicPr preferRelativeResize="0"/>
                   </pic:nvPicPr>
                   <pic:blipFill>
@@ -1512,12 +1512,12 @@
           <wp:inline distB="114300" distT="114300" distL="114300" distR="114300">
             <wp:extent cx="5321300" cy="2959100"/>
             <wp:effectExtent b="0" l="0" r="0" t="0"/>
-            <wp:docPr id="11" name="image8.gif"/>
+            <wp:docPr id="2" name="image2.gif"/>
             <a:graphic>
               <a:graphicData uri="http://schemas.openxmlformats.org/drawingml/2006/picture">
                 <pic:pic>
                   <pic:nvPicPr>
-                    <pic:cNvPr id="0" name="image8.gif"/>
+                    <pic:cNvPr id="0" name="image2.gif"/>
                     <pic:cNvPicPr preferRelativeResize="0"/>
                   </pic:nvPicPr>
                   <pic:blipFill>
@@ -2292,12 +2292,12 @@
           <wp:inline distB="114300" distT="114300" distL="114300" distR="114300">
             <wp:extent cx="5321300" cy="2959100"/>
             <wp:effectExtent b="0" l="0" r="0" t="0"/>
-            <wp:docPr id="5" name="image9.gif"/>
+            <wp:docPr id="11" name="image10.gif"/>
             <a:graphic>
               <a:graphicData uri="http://schemas.openxmlformats.org/drawingml/2006/picture">
                 <pic:pic>
                   <pic:nvPicPr>
-                    <pic:cNvPr id="0" name="image9.gif"/>
+                    <pic:cNvPr id="0" name="image10.gif"/>
                     <pic:cNvPicPr preferRelativeResize="0"/>
                   </pic:nvPicPr>
                   <pic:blipFill>
@@ -3011,12 +3011,12 @@
           <wp:inline distB="114300" distT="114300" distL="114300" distR="114300">
             <wp:extent cx="5321300" cy="2959100"/>
             <wp:effectExtent b="0" l="0" r="0" t="0"/>
-            <wp:docPr id="9" name="image11.gif"/>
+            <wp:docPr id="9" name="image9.gif"/>
             <a:graphic>
               <a:graphicData uri="http://schemas.openxmlformats.org/drawingml/2006/picture">
                 <pic:pic>
                   <pic:nvPicPr>
-                    <pic:cNvPr id="0" name="image11.gif"/>
+                    <pic:cNvPr id="0" name="image9.gif"/>
                     <pic:cNvPicPr preferRelativeResize="0"/>
                   </pic:nvPicPr>
                   <pic:blipFill>
@@ -3603,12 +3603,12 @@
           <wp:inline distB="114300" distT="114300" distL="114300" distR="114300">
             <wp:extent cx="5321300" cy="2959100"/>
             <wp:effectExtent b="0" l="0" r="0" t="0"/>
-            <wp:docPr id="6" name="image5.gif"/>
+            <wp:docPr id="3" name="image3.gif"/>
             <a:graphic>
               <a:graphicData uri="http://schemas.openxmlformats.org/drawingml/2006/picture">
                 <pic:pic>
                   <pic:nvPicPr>
-                    <pic:cNvPr id="0" name="image5.gif"/>
+                    <pic:cNvPr id="0" name="image3.gif"/>
                     <pic:cNvPicPr preferRelativeResize="0"/>
                   </pic:nvPicPr>
                   <pic:blipFill>
@@ -4229,12 +4229,12 @@
           <wp:inline distB="114300" distT="114300" distL="114300" distR="114300">
             <wp:extent cx="5321300" cy="2959100"/>
             <wp:effectExtent b="0" l="0" r="0" t="0"/>
-            <wp:docPr id="1" name="image1.gif"/>
+            <wp:docPr id="10" name="image11.gif"/>
             <a:graphic>
               <a:graphicData uri="http://schemas.openxmlformats.org/drawingml/2006/picture">
                 <pic:pic>
                   <pic:nvPicPr>
-                    <pic:cNvPr id="0" name="image1.gif"/>
+                    <pic:cNvPr id="0" name="image11.gif"/>
                     <pic:cNvPicPr preferRelativeResize="0"/>
                   </pic:nvPicPr>
                   <pic:blipFill>
@@ -5160,12 +5160,12 @@
           <wp:inline distB="114300" distT="114300" distL="114300" distR="114300">
             <wp:extent cx="5321300" cy="2959100"/>
             <wp:effectExtent b="0" l="0" r="0" t="0"/>
-            <wp:docPr id="3" name="image3.gif"/>
+            <wp:docPr id="7" name="image6.gif"/>
             <a:graphic>
               <a:graphicData uri="http://schemas.openxmlformats.org/drawingml/2006/picture">
                 <pic:pic>
                   <pic:nvPicPr>
-                    <pic:cNvPr id="0" name="image3.gif"/>
+                    <pic:cNvPr id="0" name="image6.gif"/>
                     <pic:cNvPicPr preferRelativeResize="0"/>
                   </pic:nvPicPr>
                   <pic:blipFill>
@@ -5868,12 +5868,12 @@
           <wp:inline distB="114300" distT="114300" distL="114300" distR="114300">
             <wp:extent cx="5321300" cy="2959100"/>
             <wp:effectExtent b="0" l="0" r="0" t="0"/>
-            <wp:docPr id="4" name="image2.gif"/>
+            <wp:docPr id="4" name="image4.gif"/>
             <a:graphic>
               <a:graphicData uri="http://schemas.openxmlformats.org/drawingml/2006/picture">
                 <pic:pic>
                   <pic:nvPicPr>
-                    <pic:cNvPr id="0" name="image2.gif"/>
+                    <pic:cNvPr id="0" name="image4.gif"/>
                     <pic:cNvPicPr preferRelativeResize="0"/>
                   </pic:nvPicPr>
                   <pic:blipFill>
@@ -6734,12 +6734,12 @@
           <wp:inline distB="114300" distT="114300" distL="114300" distR="114300">
             <wp:extent cx="5321300" cy="2959100"/>
             <wp:effectExtent b="0" l="0" r="0" t="0"/>
-            <wp:docPr id="8" name="image6.gif"/>
+            <wp:docPr id="8" name="image8.gif"/>
             <a:graphic>
               <a:graphicData uri="http://schemas.openxmlformats.org/drawingml/2006/picture">
                 <pic:pic>
                   <pic:nvPicPr>
-                    <pic:cNvPr id="0" name="image6.gif"/>
+                    <pic:cNvPr id="0" name="image8.gif"/>
                     <pic:cNvPicPr preferRelativeResize="0"/>
                   </pic:nvPicPr>
                   <pic:blipFill>
@@ -7563,12 +7563,12 @@
           <wp:inline distB="114300" distT="114300" distL="114300" distR="114300">
             <wp:extent cx="5321300" cy="2959100"/>
             <wp:effectExtent b="0" l="0" r="0" t="0"/>
-            <wp:docPr id="2" name="image4.gif"/>
+            <wp:docPr id="5" name="image5.gif"/>
             <a:graphic>
               <a:graphicData uri="http://schemas.openxmlformats.org/drawingml/2006/picture">
                 <pic:pic>
                   <pic:nvPicPr>
-                    <pic:cNvPr id="0" name="image4.gif"/>
+                    <pic:cNvPr id="0" name="image5.gif"/>
                     <pic:cNvPicPr preferRelativeResize="0"/>
                   </pic:nvPicPr>
                   <pic:blipFill>
@@ -14047,7 +14047,7 @@
           <w:pgNumType w:start="1"/>
         </w:sectPr>
       </w:pPr>
-      <w:bookmarkStart w:colFirst="0" w:colLast="0" w:name="_pgvdy4eszlv7" w:id="103"/>
+      <w:bookmarkStart w:colFirst="0" w:colLast="0" w:name="_hecfr8v20c71" w:id="103"/>
       <w:bookmarkEnd w:id="103"/>
       <w:r>
         <w:rPr>
@@ -14168,12 +14168,12 @@
           <wp:inline distB="114300" distT="114300" distL="114300" distR="114300">
             <wp:extent cx="6645600" cy="2070100"/>
             <wp:effectExtent b="0" l="0" r="0" t="0"/>
-            <wp:docPr id="7" name="image10.png"/>
+            <wp:docPr id="6" name="image7.png"/>
             <a:graphic>
               <a:graphicData uri="http://schemas.openxmlformats.org/drawingml/2006/picture">
                 <pic:pic>
                   <pic:nvPicPr>
-                    <pic:cNvPr id="0" name="image10.png"/>
+                    <pic:cNvPr id="0" name="image7.png"/>
                     <pic:cNvPicPr preferRelativeResize="0"/>
                   </pic:nvPicPr>
                   <pic:blipFill>
@@ -14383,7 +14383,7 @@
           <w:pgNumType w:start="1"/>
         </w:sectPr>
       </w:pPr>
-      <w:bookmarkStart w:colFirst="0" w:colLast="0" w:name="_eg7kruccmr9i" w:id="104"/>
+      <w:bookmarkStart w:colFirst="0" w:colLast="0" w:name="_g4jvzj554xda" w:id="104"/>
       <w:bookmarkEnd w:id="104"/>
       <w:r>
         <w:rPr>

--- a/docs/SDG_Hackathon_Idea_Guide.docx
+++ b/docs/SDG_Hackathon_Idea_Guide.docx
@@ -41,7 +41,7 @@
           <w:pgNumType w:start="1"/>
         </w:sectPr>
       </w:pPr>
-      <w:bookmarkStart w:colFirst="0" w:colLast="0" w:name="_2utmpmxtihrv" w:id="0"/>
+      <w:bookmarkStart w:colFirst="0" w:colLast="0" w:name="_be1r6n2dxla7" w:id="0"/>
       <w:bookmarkEnd w:id="0"/>
       <w:r>
         <w:rPr>
@@ -694,12 +694,12 @@
           <wp:inline distB="114300" distT="114300" distL="114300" distR="114300">
             <wp:extent cx="5321300" cy="2959100"/>
             <wp:effectExtent b="0" l="0" r="0" t="0"/>
-            <wp:docPr id="1" name="image1.gif"/>
+            <wp:docPr id="9" name="image5.gif"/>
             <a:graphic>
               <a:graphicData uri="http://schemas.openxmlformats.org/drawingml/2006/picture">
                 <pic:pic>
                   <pic:nvPicPr>
-                    <pic:cNvPr id="0" name="image1.gif"/>
+                    <pic:cNvPr id="0" name="image5.gif"/>
                     <pic:cNvPicPr preferRelativeResize="0"/>
                   </pic:nvPicPr>
                   <pic:blipFill>
@@ -1512,12 +1512,12 @@
           <wp:inline distB="114300" distT="114300" distL="114300" distR="114300">
             <wp:extent cx="5321300" cy="2959100"/>
             <wp:effectExtent b="0" l="0" r="0" t="0"/>
-            <wp:docPr id="2" name="image2.gif"/>
+            <wp:docPr id="3" name="image1.gif"/>
             <a:graphic>
               <a:graphicData uri="http://schemas.openxmlformats.org/drawingml/2006/picture">
                 <pic:pic>
                   <pic:nvPicPr>
-                    <pic:cNvPr id="0" name="image2.gif"/>
+                    <pic:cNvPr id="0" name="image1.gif"/>
                     <pic:cNvPicPr preferRelativeResize="0"/>
                   </pic:nvPicPr>
                   <pic:blipFill>
@@ -2292,12 +2292,12 @@
           <wp:inline distB="114300" distT="114300" distL="114300" distR="114300">
             <wp:extent cx="5321300" cy="2959100"/>
             <wp:effectExtent b="0" l="0" r="0" t="0"/>
-            <wp:docPr id="11" name="image10.gif"/>
+            <wp:docPr id="6" name="image8.gif"/>
             <a:graphic>
               <a:graphicData uri="http://schemas.openxmlformats.org/drawingml/2006/picture">
                 <pic:pic>
                   <pic:nvPicPr>
-                    <pic:cNvPr id="0" name="image10.gif"/>
+                    <pic:cNvPr id="0" name="image8.gif"/>
                     <pic:cNvPicPr preferRelativeResize="0"/>
                   </pic:nvPicPr>
                   <pic:blipFill>
@@ -3011,12 +3011,12 @@
           <wp:inline distB="114300" distT="114300" distL="114300" distR="114300">
             <wp:extent cx="5321300" cy="2959100"/>
             <wp:effectExtent b="0" l="0" r="0" t="0"/>
-            <wp:docPr id="9" name="image9.gif"/>
+            <wp:docPr id="11" name="image10.gif"/>
             <a:graphic>
               <a:graphicData uri="http://schemas.openxmlformats.org/drawingml/2006/picture">
                 <pic:pic>
                   <pic:nvPicPr>
-                    <pic:cNvPr id="0" name="image9.gif"/>
+                    <pic:cNvPr id="0" name="image10.gif"/>
                     <pic:cNvPicPr preferRelativeResize="0"/>
                   </pic:nvPicPr>
                   <pic:blipFill>
@@ -3603,12 +3603,12 @@
           <wp:inline distB="114300" distT="114300" distL="114300" distR="114300">
             <wp:extent cx="5321300" cy="2959100"/>
             <wp:effectExtent b="0" l="0" r="0" t="0"/>
-            <wp:docPr id="3" name="image3.gif"/>
+            <wp:docPr id="10" name="image11.gif"/>
             <a:graphic>
               <a:graphicData uri="http://schemas.openxmlformats.org/drawingml/2006/picture">
                 <pic:pic>
                   <pic:nvPicPr>
-                    <pic:cNvPr id="0" name="image3.gif"/>
+                    <pic:cNvPr id="0" name="image11.gif"/>
                     <pic:cNvPicPr preferRelativeResize="0"/>
                   </pic:nvPicPr>
                   <pic:blipFill>
@@ -4229,12 +4229,12 @@
           <wp:inline distB="114300" distT="114300" distL="114300" distR="114300">
             <wp:extent cx="5321300" cy="2959100"/>
             <wp:effectExtent b="0" l="0" r="0" t="0"/>
-            <wp:docPr id="10" name="image11.gif"/>
+            <wp:docPr id="5" name="image4.gif"/>
             <a:graphic>
               <a:graphicData uri="http://schemas.openxmlformats.org/drawingml/2006/picture">
                 <pic:pic>
                   <pic:nvPicPr>
-                    <pic:cNvPr id="0" name="image11.gif"/>
+                    <pic:cNvPr id="0" name="image4.gif"/>
                     <pic:cNvPicPr preferRelativeResize="0"/>
                   </pic:nvPicPr>
                   <pic:blipFill>
@@ -5160,12 +5160,12 @@
           <wp:inline distB="114300" distT="114300" distL="114300" distR="114300">
             <wp:extent cx="5321300" cy="2959100"/>
             <wp:effectExtent b="0" l="0" r="0" t="0"/>
-            <wp:docPr id="7" name="image6.gif"/>
+            <wp:docPr id="8" name="image3.gif"/>
             <a:graphic>
               <a:graphicData uri="http://schemas.openxmlformats.org/drawingml/2006/picture">
                 <pic:pic>
                   <pic:nvPicPr>
-                    <pic:cNvPr id="0" name="image6.gif"/>
+                    <pic:cNvPr id="0" name="image3.gif"/>
                     <pic:cNvPicPr preferRelativeResize="0"/>
                   </pic:nvPicPr>
                   <pic:blipFill>
@@ -5868,12 +5868,12 @@
           <wp:inline distB="114300" distT="114300" distL="114300" distR="114300">
             <wp:extent cx="5321300" cy="2959100"/>
             <wp:effectExtent b="0" l="0" r="0" t="0"/>
-            <wp:docPr id="4" name="image4.gif"/>
+            <wp:docPr id="2" name="image7.gif"/>
             <a:graphic>
               <a:graphicData uri="http://schemas.openxmlformats.org/drawingml/2006/picture">
                 <pic:pic>
                   <pic:nvPicPr>
-                    <pic:cNvPr id="0" name="image4.gif"/>
+                    <pic:cNvPr id="0" name="image7.gif"/>
                     <pic:cNvPicPr preferRelativeResize="0"/>
                   </pic:nvPicPr>
                   <pic:blipFill>
@@ -6734,12 +6734,12 @@
           <wp:inline distB="114300" distT="114300" distL="114300" distR="114300">
             <wp:extent cx="5321300" cy="2959100"/>
             <wp:effectExtent b="0" l="0" r="0" t="0"/>
-            <wp:docPr id="8" name="image8.gif"/>
+            <wp:docPr id="7" name="image6.gif"/>
             <a:graphic>
               <a:graphicData uri="http://schemas.openxmlformats.org/drawingml/2006/picture">
                 <pic:pic>
                   <pic:nvPicPr>
-                    <pic:cNvPr id="0" name="image8.gif"/>
+                    <pic:cNvPr id="0" name="image6.gif"/>
                     <pic:cNvPicPr preferRelativeResize="0"/>
                   </pic:nvPicPr>
                   <pic:blipFill>
@@ -7563,12 +7563,12 @@
           <wp:inline distB="114300" distT="114300" distL="114300" distR="114300">
             <wp:extent cx="5321300" cy="2959100"/>
             <wp:effectExtent b="0" l="0" r="0" t="0"/>
-            <wp:docPr id="5" name="image5.gif"/>
+            <wp:docPr id="4" name="image2.gif"/>
             <a:graphic>
               <a:graphicData uri="http://schemas.openxmlformats.org/drawingml/2006/picture">
                 <pic:pic>
                   <pic:nvPicPr>
-                    <pic:cNvPr id="0" name="image5.gif"/>
+                    <pic:cNvPr id="0" name="image2.gif"/>
                     <pic:cNvPicPr preferRelativeResize="0"/>
                   </pic:nvPicPr>
                   <pic:blipFill>
@@ -14047,7 +14047,7 @@
           <w:pgNumType w:start="1"/>
         </w:sectPr>
       </w:pPr>
-      <w:bookmarkStart w:colFirst="0" w:colLast="0" w:name="_hecfr8v20c71" w:id="103"/>
+      <w:bookmarkStart w:colFirst="0" w:colLast="0" w:name="_ojamnannfmfj" w:id="103"/>
       <w:bookmarkEnd w:id="103"/>
       <w:r>
         <w:rPr>
@@ -14168,12 +14168,12 @@
           <wp:inline distB="114300" distT="114300" distL="114300" distR="114300">
             <wp:extent cx="6645600" cy="2070100"/>
             <wp:effectExtent b="0" l="0" r="0" t="0"/>
-            <wp:docPr id="6" name="image7.png"/>
+            <wp:docPr id="1" name="image9.png"/>
             <a:graphic>
               <a:graphicData uri="http://schemas.openxmlformats.org/drawingml/2006/picture">
                 <pic:pic>
                   <pic:nvPicPr>
-                    <pic:cNvPr id="0" name="image7.png"/>
+                    <pic:cNvPr id="0" name="image9.png"/>
                     <pic:cNvPicPr preferRelativeResize="0"/>
                   </pic:nvPicPr>
                   <pic:blipFill>
@@ -14383,7 +14383,7 @@
           <w:pgNumType w:start="1"/>
         </w:sectPr>
       </w:pPr>
-      <w:bookmarkStart w:colFirst="0" w:colLast="0" w:name="_g4jvzj554xda" w:id="104"/>
+      <w:bookmarkStart w:colFirst="0" w:colLast="0" w:name="_d9fru69g4y22" w:id="104"/>
       <w:bookmarkEnd w:id="104"/>
       <w:r>
         <w:rPr>

--- a/docs/SDG_Hackathon_Idea_Guide.docx
+++ b/docs/SDG_Hackathon_Idea_Guide.docx
@@ -41,7 +41,7 @@
           <w:pgNumType w:start="1"/>
         </w:sectPr>
       </w:pPr>
-      <w:bookmarkStart w:colFirst="0" w:colLast="0" w:name="_be1r6n2dxla7" w:id="0"/>
+      <w:bookmarkStart w:colFirst="0" w:colLast="0" w:name="_oycxxqtli3fu" w:id="0"/>
       <w:bookmarkEnd w:id="0"/>
       <w:r>
         <w:rPr>
@@ -694,12 +694,12 @@
           <wp:inline distB="114300" distT="114300" distL="114300" distR="114300">
             <wp:extent cx="5321300" cy="2959100"/>
             <wp:effectExtent b="0" l="0" r="0" t="0"/>
-            <wp:docPr id="9" name="image5.gif"/>
+            <wp:docPr id="2" name="image2.gif"/>
             <a:graphic>
               <a:graphicData uri="http://schemas.openxmlformats.org/drawingml/2006/picture">
                 <pic:pic>
                   <pic:nvPicPr>
-                    <pic:cNvPr id="0" name="image5.gif"/>
+                    <pic:cNvPr id="0" name="image2.gif"/>
                     <pic:cNvPicPr preferRelativeResize="0"/>
                   </pic:nvPicPr>
                   <pic:blipFill>
@@ -1512,12 +1512,12 @@
           <wp:inline distB="114300" distT="114300" distL="114300" distR="114300">
             <wp:extent cx="5321300" cy="2959100"/>
             <wp:effectExtent b="0" l="0" r="0" t="0"/>
-            <wp:docPr id="3" name="image1.gif"/>
+            <wp:docPr id="7" name="image3.gif"/>
             <a:graphic>
               <a:graphicData uri="http://schemas.openxmlformats.org/drawingml/2006/picture">
                 <pic:pic>
                   <pic:nvPicPr>
-                    <pic:cNvPr id="0" name="image1.gif"/>
+                    <pic:cNvPr id="0" name="image3.gif"/>
                     <pic:cNvPicPr preferRelativeResize="0"/>
                   </pic:nvPicPr>
                   <pic:blipFill>
@@ -2292,12 +2292,12 @@
           <wp:inline distB="114300" distT="114300" distL="114300" distR="114300">
             <wp:extent cx="5321300" cy="2959100"/>
             <wp:effectExtent b="0" l="0" r="0" t="0"/>
-            <wp:docPr id="6" name="image8.gif"/>
+            <wp:docPr id="4" name="image10.gif"/>
             <a:graphic>
               <a:graphicData uri="http://schemas.openxmlformats.org/drawingml/2006/picture">
                 <pic:pic>
                   <pic:nvPicPr>
-                    <pic:cNvPr id="0" name="image8.gif"/>
+                    <pic:cNvPr id="0" name="image10.gif"/>
                     <pic:cNvPicPr preferRelativeResize="0"/>
                   </pic:nvPicPr>
                   <pic:blipFill>
@@ -3011,12 +3011,12 @@
           <wp:inline distB="114300" distT="114300" distL="114300" distR="114300">
             <wp:extent cx="5321300" cy="2959100"/>
             <wp:effectExtent b="0" l="0" r="0" t="0"/>
-            <wp:docPr id="11" name="image10.gif"/>
+            <wp:docPr id="5" name="image9.gif"/>
             <a:graphic>
               <a:graphicData uri="http://schemas.openxmlformats.org/drawingml/2006/picture">
                 <pic:pic>
                   <pic:nvPicPr>
-                    <pic:cNvPr id="0" name="image10.gif"/>
+                    <pic:cNvPr id="0" name="image9.gif"/>
                     <pic:cNvPicPr preferRelativeResize="0"/>
                   </pic:nvPicPr>
                   <pic:blipFill>
@@ -3603,12 +3603,12 @@
           <wp:inline distB="114300" distT="114300" distL="114300" distR="114300">
             <wp:extent cx="5321300" cy="2959100"/>
             <wp:effectExtent b="0" l="0" r="0" t="0"/>
-            <wp:docPr id="10" name="image11.gif"/>
+            <wp:docPr id="3" name="image6.gif"/>
             <a:graphic>
               <a:graphicData uri="http://schemas.openxmlformats.org/drawingml/2006/picture">
                 <pic:pic>
                   <pic:nvPicPr>
-                    <pic:cNvPr id="0" name="image11.gif"/>
+                    <pic:cNvPr id="0" name="image6.gif"/>
                     <pic:cNvPicPr preferRelativeResize="0"/>
                   </pic:nvPicPr>
                   <pic:blipFill>
@@ -4229,12 +4229,12 @@
           <wp:inline distB="114300" distT="114300" distL="114300" distR="114300">
             <wp:extent cx="5321300" cy="2959100"/>
             <wp:effectExtent b="0" l="0" r="0" t="0"/>
-            <wp:docPr id="5" name="image4.gif"/>
+            <wp:docPr id="9" name="image8.gif"/>
             <a:graphic>
               <a:graphicData uri="http://schemas.openxmlformats.org/drawingml/2006/picture">
                 <pic:pic>
                   <pic:nvPicPr>
-                    <pic:cNvPr id="0" name="image4.gif"/>
+                    <pic:cNvPr id="0" name="image8.gif"/>
                     <pic:cNvPicPr preferRelativeResize="0"/>
                   </pic:nvPicPr>
                   <pic:blipFill>
@@ -5160,12 +5160,12 @@
           <wp:inline distB="114300" distT="114300" distL="114300" distR="114300">
             <wp:extent cx="5321300" cy="2959100"/>
             <wp:effectExtent b="0" l="0" r="0" t="0"/>
-            <wp:docPr id="8" name="image3.gif"/>
+            <wp:docPr id="11" name="image4.gif"/>
             <a:graphic>
               <a:graphicData uri="http://schemas.openxmlformats.org/drawingml/2006/picture">
                 <pic:pic>
                   <pic:nvPicPr>
-                    <pic:cNvPr id="0" name="image3.gif"/>
+                    <pic:cNvPr id="0" name="image4.gif"/>
                     <pic:cNvPicPr preferRelativeResize="0"/>
                   </pic:nvPicPr>
                   <pic:blipFill>
@@ -5868,12 +5868,12 @@
           <wp:inline distB="114300" distT="114300" distL="114300" distR="114300">
             <wp:extent cx="5321300" cy="2959100"/>
             <wp:effectExtent b="0" l="0" r="0" t="0"/>
-            <wp:docPr id="2" name="image7.gif"/>
+            <wp:docPr id="6" name="image11.gif"/>
             <a:graphic>
               <a:graphicData uri="http://schemas.openxmlformats.org/drawingml/2006/picture">
                 <pic:pic>
                   <pic:nvPicPr>
-                    <pic:cNvPr id="0" name="image7.gif"/>
+                    <pic:cNvPr id="0" name="image11.gif"/>
                     <pic:cNvPicPr preferRelativeResize="0"/>
                   </pic:nvPicPr>
                   <pic:blipFill>
@@ -6734,12 +6734,12 @@
           <wp:inline distB="114300" distT="114300" distL="114300" distR="114300">
             <wp:extent cx="5321300" cy="2959100"/>
             <wp:effectExtent b="0" l="0" r="0" t="0"/>
-            <wp:docPr id="7" name="image6.gif"/>
+            <wp:docPr id="1" name="image5.gif"/>
             <a:graphic>
               <a:graphicData uri="http://schemas.openxmlformats.org/drawingml/2006/picture">
                 <pic:pic>
                   <pic:nvPicPr>
-                    <pic:cNvPr id="0" name="image6.gif"/>
+                    <pic:cNvPr id="0" name="image5.gif"/>
                     <pic:cNvPicPr preferRelativeResize="0"/>
                   </pic:nvPicPr>
                   <pic:blipFill>
@@ -7563,12 +7563,12 @@
           <wp:inline distB="114300" distT="114300" distL="114300" distR="114300">
             <wp:extent cx="5321300" cy="2959100"/>
             <wp:effectExtent b="0" l="0" r="0" t="0"/>
-            <wp:docPr id="4" name="image2.gif"/>
+            <wp:docPr id="8" name="image1.gif"/>
             <a:graphic>
               <a:graphicData uri="http://schemas.openxmlformats.org/drawingml/2006/picture">
                 <pic:pic>
                   <pic:nvPicPr>
-                    <pic:cNvPr id="0" name="image2.gif"/>
+                    <pic:cNvPr id="0" name="image1.gif"/>
                     <pic:cNvPicPr preferRelativeResize="0"/>
                   </pic:nvPicPr>
                   <pic:blipFill>
@@ -14047,7 +14047,7 @@
           <w:pgNumType w:start="1"/>
         </w:sectPr>
       </w:pPr>
-      <w:bookmarkStart w:colFirst="0" w:colLast="0" w:name="_ojamnannfmfj" w:id="103"/>
+      <w:bookmarkStart w:colFirst="0" w:colLast="0" w:name="_nk9esqytzbbi" w:id="103"/>
       <w:bookmarkEnd w:id="103"/>
       <w:r>
         <w:rPr>
@@ -14168,12 +14168,12 @@
           <wp:inline distB="114300" distT="114300" distL="114300" distR="114300">
             <wp:extent cx="6645600" cy="2070100"/>
             <wp:effectExtent b="0" l="0" r="0" t="0"/>
-            <wp:docPr id="1" name="image9.png"/>
+            <wp:docPr id="10" name="image7.png"/>
             <a:graphic>
               <a:graphicData uri="http://schemas.openxmlformats.org/drawingml/2006/picture">
                 <pic:pic>
                   <pic:nvPicPr>
-                    <pic:cNvPr id="0" name="image9.png"/>
+                    <pic:cNvPr id="0" name="image7.png"/>
                     <pic:cNvPicPr preferRelativeResize="0"/>
                   </pic:nvPicPr>
                   <pic:blipFill>
@@ -14383,7 +14383,7 @@
           <w:pgNumType w:start="1"/>
         </w:sectPr>
       </w:pPr>
-      <w:bookmarkStart w:colFirst="0" w:colLast="0" w:name="_d9fru69g4y22" w:id="104"/>
+      <w:bookmarkStart w:colFirst="0" w:colLast="0" w:name="_sj23e2x0q8kt" w:id="104"/>
       <w:bookmarkEnd w:id="104"/>
       <w:r>
         <w:rPr>

--- a/docs/SDG_Hackathon_Idea_Guide.docx
+++ b/docs/SDG_Hackathon_Idea_Guide.docx
@@ -41,7 +41,7 @@
           <w:pgNumType w:start="1"/>
         </w:sectPr>
       </w:pPr>
-      <w:bookmarkStart w:colFirst="0" w:colLast="0" w:name="_oycxxqtli3fu" w:id="0"/>
+      <w:bookmarkStart w:colFirst="0" w:colLast="0" w:name="_m00os7ea20qz" w:id="0"/>
       <w:bookmarkEnd w:id="0"/>
       <w:r>
         <w:rPr>
@@ -694,12 +694,12 @@
           <wp:inline distB="114300" distT="114300" distL="114300" distR="114300">
             <wp:extent cx="5321300" cy="2959100"/>
             <wp:effectExtent b="0" l="0" r="0" t="0"/>
-            <wp:docPr id="2" name="image2.gif"/>
+            <wp:docPr id="11" name="image5.gif"/>
             <a:graphic>
               <a:graphicData uri="http://schemas.openxmlformats.org/drawingml/2006/picture">
                 <pic:pic>
                   <pic:nvPicPr>
-                    <pic:cNvPr id="0" name="image2.gif"/>
+                    <pic:cNvPr id="0" name="image5.gif"/>
                     <pic:cNvPicPr preferRelativeResize="0"/>
                   </pic:nvPicPr>
                   <pic:blipFill>
@@ -1512,12 +1512,12 @@
           <wp:inline distB="114300" distT="114300" distL="114300" distR="114300">
             <wp:extent cx="5321300" cy="2959100"/>
             <wp:effectExtent b="0" l="0" r="0" t="0"/>
-            <wp:docPr id="7" name="image3.gif"/>
+            <wp:docPr id="8" name="image2.gif"/>
             <a:graphic>
               <a:graphicData uri="http://schemas.openxmlformats.org/drawingml/2006/picture">
                 <pic:pic>
                   <pic:nvPicPr>
-                    <pic:cNvPr id="0" name="image3.gif"/>
+                    <pic:cNvPr id="0" name="image2.gif"/>
                     <pic:cNvPicPr preferRelativeResize="0"/>
                   </pic:nvPicPr>
                   <pic:blipFill>
@@ -2292,7 +2292,7 @@
           <wp:inline distB="114300" distT="114300" distL="114300" distR="114300">
             <wp:extent cx="5321300" cy="2959100"/>
             <wp:effectExtent b="0" l="0" r="0" t="0"/>
-            <wp:docPr id="4" name="image10.gif"/>
+            <wp:docPr id="5" name="image10.gif"/>
             <a:graphic>
               <a:graphicData uri="http://schemas.openxmlformats.org/drawingml/2006/picture">
                 <pic:pic>
@@ -3011,12 +3011,12 @@
           <wp:inline distB="114300" distT="114300" distL="114300" distR="114300">
             <wp:extent cx="5321300" cy="2959100"/>
             <wp:effectExtent b="0" l="0" r="0" t="0"/>
-            <wp:docPr id="5" name="image9.gif"/>
+            <wp:docPr id="2" name="image11.gif"/>
             <a:graphic>
               <a:graphicData uri="http://schemas.openxmlformats.org/drawingml/2006/picture">
                 <pic:pic>
                   <pic:nvPicPr>
-                    <pic:cNvPr id="0" name="image9.gif"/>
+                    <pic:cNvPr id="0" name="image11.gif"/>
                     <pic:cNvPicPr preferRelativeResize="0"/>
                   </pic:nvPicPr>
                   <pic:blipFill>
@@ -3603,12 +3603,12 @@
           <wp:inline distB="114300" distT="114300" distL="114300" distR="114300">
             <wp:extent cx="5321300" cy="2959100"/>
             <wp:effectExtent b="0" l="0" r="0" t="0"/>
-            <wp:docPr id="3" name="image6.gif"/>
+            <wp:docPr id="7" name="image7.gif"/>
             <a:graphic>
               <a:graphicData uri="http://schemas.openxmlformats.org/drawingml/2006/picture">
                 <pic:pic>
                   <pic:nvPicPr>
-                    <pic:cNvPr id="0" name="image6.gif"/>
+                    <pic:cNvPr id="0" name="image7.gif"/>
                     <pic:cNvPicPr preferRelativeResize="0"/>
                   </pic:nvPicPr>
                   <pic:blipFill>
@@ -4229,12 +4229,12 @@
           <wp:inline distB="114300" distT="114300" distL="114300" distR="114300">
             <wp:extent cx="5321300" cy="2959100"/>
             <wp:effectExtent b="0" l="0" r="0" t="0"/>
-            <wp:docPr id="9" name="image8.gif"/>
+            <wp:docPr id="4" name="image6.gif"/>
             <a:graphic>
               <a:graphicData uri="http://schemas.openxmlformats.org/drawingml/2006/picture">
                 <pic:pic>
                   <pic:nvPicPr>
-                    <pic:cNvPr id="0" name="image8.gif"/>
+                    <pic:cNvPr id="0" name="image6.gif"/>
                     <pic:cNvPicPr preferRelativeResize="0"/>
                   </pic:nvPicPr>
                   <pic:blipFill>
@@ -5160,7 +5160,7 @@
           <wp:inline distB="114300" distT="114300" distL="114300" distR="114300">
             <wp:extent cx="5321300" cy="2959100"/>
             <wp:effectExtent b="0" l="0" r="0" t="0"/>
-            <wp:docPr id="11" name="image4.gif"/>
+            <wp:docPr id="6" name="image4.gif"/>
             <a:graphic>
               <a:graphicData uri="http://schemas.openxmlformats.org/drawingml/2006/picture">
                 <pic:pic>
@@ -5868,12 +5868,12 @@
           <wp:inline distB="114300" distT="114300" distL="114300" distR="114300">
             <wp:extent cx="5321300" cy="2959100"/>
             <wp:effectExtent b="0" l="0" r="0" t="0"/>
-            <wp:docPr id="6" name="image11.gif"/>
+            <wp:docPr id="3" name="image9.gif"/>
             <a:graphic>
               <a:graphicData uri="http://schemas.openxmlformats.org/drawingml/2006/picture">
                 <pic:pic>
                   <pic:nvPicPr>
-                    <pic:cNvPr id="0" name="image11.gif"/>
+                    <pic:cNvPr id="0" name="image9.gif"/>
                     <pic:cNvPicPr preferRelativeResize="0"/>
                   </pic:nvPicPr>
                   <pic:blipFill>
@@ -6734,12 +6734,12 @@
           <wp:inline distB="114300" distT="114300" distL="114300" distR="114300">
             <wp:extent cx="5321300" cy="2959100"/>
             <wp:effectExtent b="0" l="0" r="0" t="0"/>
-            <wp:docPr id="1" name="image5.gif"/>
+            <wp:docPr id="1" name="image1.gif"/>
             <a:graphic>
               <a:graphicData uri="http://schemas.openxmlformats.org/drawingml/2006/picture">
                 <pic:pic>
                   <pic:nvPicPr>
-                    <pic:cNvPr id="0" name="image5.gif"/>
+                    <pic:cNvPr id="0" name="image1.gif"/>
                     <pic:cNvPicPr preferRelativeResize="0"/>
                   </pic:nvPicPr>
                   <pic:blipFill>
@@ -7563,12 +7563,12 @@
           <wp:inline distB="114300" distT="114300" distL="114300" distR="114300">
             <wp:extent cx="5321300" cy="2959100"/>
             <wp:effectExtent b="0" l="0" r="0" t="0"/>
-            <wp:docPr id="8" name="image1.gif"/>
+            <wp:docPr id="9" name="image3.gif"/>
             <a:graphic>
               <a:graphicData uri="http://schemas.openxmlformats.org/drawingml/2006/picture">
                 <pic:pic>
                   <pic:nvPicPr>
-                    <pic:cNvPr id="0" name="image1.gif"/>
+                    <pic:cNvPr id="0" name="image3.gif"/>
                     <pic:cNvPicPr preferRelativeResize="0"/>
                   </pic:nvPicPr>
                   <pic:blipFill>
@@ -14047,7 +14047,7 @@
           <w:pgNumType w:start="1"/>
         </w:sectPr>
       </w:pPr>
-      <w:bookmarkStart w:colFirst="0" w:colLast="0" w:name="_nk9esqytzbbi" w:id="103"/>
+      <w:bookmarkStart w:colFirst="0" w:colLast="0" w:name="_ehkuctg3fxsw" w:id="103"/>
       <w:bookmarkEnd w:id="103"/>
       <w:r>
         <w:rPr>
@@ -14168,12 +14168,12 @@
           <wp:inline distB="114300" distT="114300" distL="114300" distR="114300">
             <wp:extent cx="6645600" cy="2070100"/>
             <wp:effectExtent b="0" l="0" r="0" t="0"/>
-            <wp:docPr id="10" name="image7.png"/>
+            <wp:docPr id="10" name="image8.png"/>
             <a:graphic>
               <a:graphicData uri="http://schemas.openxmlformats.org/drawingml/2006/picture">
                 <pic:pic>
                   <pic:nvPicPr>
-                    <pic:cNvPr id="0" name="image7.png"/>
+                    <pic:cNvPr id="0" name="image8.png"/>
                     <pic:cNvPicPr preferRelativeResize="0"/>
                   </pic:nvPicPr>
                   <pic:blipFill>
@@ -14383,7 +14383,7 @@
           <w:pgNumType w:start="1"/>
         </w:sectPr>
       </w:pPr>
-      <w:bookmarkStart w:colFirst="0" w:colLast="0" w:name="_sj23e2x0q8kt" w:id="104"/>
+      <w:bookmarkStart w:colFirst="0" w:colLast="0" w:name="_mlsdb4dnw6fi" w:id="104"/>
       <w:bookmarkEnd w:id="104"/>
       <w:r>
         <w:rPr>

--- a/docs/SDG_Hackathon_Idea_Guide.docx
+++ b/docs/SDG_Hackathon_Idea_Guide.docx
@@ -41,7 +41,7 @@
           <w:pgNumType w:start="1"/>
         </w:sectPr>
       </w:pPr>
-      <w:bookmarkStart w:colFirst="0" w:colLast="0" w:name="_m00os7ea20qz" w:id="0"/>
+      <w:bookmarkStart w:colFirst="0" w:colLast="0" w:name="_nsswt19k386z" w:id="0"/>
       <w:bookmarkEnd w:id="0"/>
       <w:r>
         <w:rPr>
@@ -694,12 +694,12 @@
           <wp:inline distB="114300" distT="114300" distL="114300" distR="114300">
             <wp:extent cx="5321300" cy="2959100"/>
             <wp:effectExtent b="0" l="0" r="0" t="0"/>
-            <wp:docPr id="11" name="image5.gif"/>
+            <wp:docPr id="7" name="image4.gif"/>
             <a:graphic>
               <a:graphicData uri="http://schemas.openxmlformats.org/drawingml/2006/picture">
                 <pic:pic>
                   <pic:nvPicPr>
-                    <pic:cNvPr id="0" name="image5.gif"/>
+                    <pic:cNvPr id="0" name="image4.gif"/>
                     <pic:cNvPicPr preferRelativeResize="0"/>
                   </pic:nvPicPr>
                   <pic:blipFill>
@@ -1512,12 +1512,12 @@
           <wp:inline distB="114300" distT="114300" distL="114300" distR="114300">
             <wp:extent cx="5321300" cy="2959100"/>
             <wp:effectExtent b="0" l="0" r="0" t="0"/>
-            <wp:docPr id="8" name="image2.gif"/>
+            <wp:docPr id="11" name="image3.gif"/>
             <a:graphic>
               <a:graphicData uri="http://schemas.openxmlformats.org/drawingml/2006/picture">
                 <pic:pic>
                   <pic:nvPicPr>
-                    <pic:cNvPr id="0" name="image2.gif"/>
+                    <pic:cNvPr id="0" name="image3.gif"/>
                     <pic:cNvPicPr preferRelativeResize="0"/>
                   </pic:nvPicPr>
                   <pic:blipFill>
@@ -2292,12 +2292,12 @@
           <wp:inline distB="114300" distT="114300" distL="114300" distR="114300">
             <wp:extent cx="5321300" cy="2959100"/>
             <wp:effectExtent b="0" l="0" r="0" t="0"/>
-            <wp:docPr id="5" name="image10.gif"/>
+            <wp:docPr id="9" name="image7.gif"/>
             <a:graphic>
               <a:graphicData uri="http://schemas.openxmlformats.org/drawingml/2006/picture">
                 <pic:pic>
                   <pic:nvPicPr>
-                    <pic:cNvPr id="0" name="image10.gif"/>
+                    <pic:cNvPr id="0" name="image7.gif"/>
                     <pic:cNvPicPr preferRelativeResize="0"/>
                   </pic:nvPicPr>
                   <pic:blipFill>
@@ -3011,12 +3011,12 @@
           <wp:inline distB="114300" distT="114300" distL="114300" distR="114300">
             <wp:extent cx="5321300" cy="2959100"/>
             <wp:effectExtent b="0" l="0" r="0" t="0"/>
-            <wp:docPr id="2" name="image11.gif"/>
+            <wp:docPr id="5" name="image9.gif"/>
             <a:graphic>
               <a:graphicData uri="http://schemas.openxmlformats.org/drawingml/2006/picture">
                 <pic:pic>
                   <pic:nvPicPr>
-                    <pic:cNvPr id="0" name="image11.gif"/>
+                    <pic:cNvPr id="0" name="image9.gif"/>
                     <pic:cNvPicPr preferRelativeResize="0"/>
                   </pic:nvPicPr>
                   <pic:blipFill>
@@ -3603,12 +3603,12 @@
           <wp:inline distB="114300" distT="114300" distL="114300" distR="114300">
             <wp:extent cx="5321300" cy="2959100"/>
             <wp:effectExtent b="0" l="0" r="0" t="0"/>
-            <wp:docPr id="7" name="image7.gif"/>
+            <wp:docPr id="3" name="image5.gif"/>
             <a:graphic>
               <a:graphicData uri="http://schemas.openxmlformats.org/drawingml/2006/picture">
                 <pic:pic>
                   <pic:nvPicPr>
-                    <pic:cNvPr id="0" name="image7.gif"/>
+                    <pic:cNvPr id="0" name="image5.gif"/>
                     <pic:cNvPicPr preferRelativeResize="0"/>
                   </pic:nvPicPr>
                   <pic:blipFill>
@@ -4229,12 +4229,12 @@
           <wp:inline distB="114300" distT="114300" distL="114300" distR="114300">
             <wp:extent cx="5321300" cy="2959100"/>
             <wp:effectExtent b="0" l="0" r="0" t="0"/>
-            <wp:docPr id="4" name="image6.gif"/>
+            <wp:docPr id="10" name="image11.gif"/>
             <a:graphic>
               <a:graphicData uri="http://schemas.openxmlformats.org/drawingml/2006/picture">
                 <pic:pic>
                   <pic:nvPicPr>
-                    <pic:cNvPr id="0" name="image6.gif"/>
+                    <pic:cNvPr id="0" name="image11.gif"/>
                     <pic:cNvPicPr preferRelativeResize="0"/>
                   </pic:nvPicPr>
                   <pic:blipFill>
@@ -5160,12 +5160,12 @@
           <wp:inline distB="114300" distT="114300" distL="114300" distR="114300">
             <wp:extent cx="5321300" cy="2959100"/>
             <wp:effectExtent b="0" l="0" r="0" t="0"/>
-            <wp:docPr id="6" name="image4.gif"/>
+            <wp:docPr id="6" name="image2.gif"/>
             <a:graphic>
               <a:graphicData uri="http://schemas.openxmlformats.org/drawingml/2006/picture">
                 <pic:pic>
                   <pic:nvPicPr>
-                    <pic:cNvPr id="0" name="image4.gif"/>
+                    <pic:cNvPr id="0" name="image2.gif"/>
                     <pic:cNvPicPr preferRelativeResize="0"/>
                   </pic:nvPicPr>
                   <pic:blipFill>
@@ -5868,12 +5868,12 @@
           <wp:inline distB="114300" distT="114300" distL="114300" distR="114300">
             <wp:extent cx="5321300" cy="2959100"/>
             <wp:effectExtent b="0" l="0" r="0" t="0"/>
-            <wp:docPr id="3" name="image9.gif"/>
+            <wp:docPr id="2" name="image8.gif"/>
             <a:graphic>
               <a:graphicData uri="http://schemas.openxmlformats.org/drawingml/2006/picture">
                 <pic:pic>
                   <pic:nvPicPr>
-                    <pic:cNvPr id="0" name="image9.gif"/>
+                    <pic:cNvPr id="0" name="image8.gif"/>
                     <pic:cNvPicPr preferRelativeResize="0"/>
                   </pic:nvPicPr>
                   <pic:blipFill>
@@ -6734,12 +6734,12 @@
           <wp:inline distB="114300" distT="114300" distL="114300" distR="114300">
             <wp:extent cx="5321300" cy="2959100"/>
             <wp:effectExtent b="0" l="0" r="0" t="0"/>
-            <wp:docPr id="1" name="image1.gif"/>
+            <wp:docPr id="4" name="image6.gif"/>
             <a:graphic>
               <a:graphicData uri="http://schemas.openxmlformats.org/drawingml/2006/picture">
                 <pic:pic>
                   <pic:nvPicPr>
-                    <pic:cNvPr id="0" name="image1.gif"/>
+                    <pic:cNvPr id="0" name="image6.gif"/>
                     <pic:cNvPicPr preferRelativeResize="0"/>
                   </pic:nvPicPr>
                   <pic:blipFill>
@@ -7563,12 +7563,12 @@
           <wp:inline distB="114300" distT="114300" distL="114300" distR="114300">
             <wp:extent cx="5321300" cy="2959100"/>
             <wp:effectExtent b="0" l="0" r="0" t="0"/>
-            <wp:docPr id="9" name="image3.gif"/>
+            <wp:docPr id="1" name="image1.gif"/>
             <a:graphic>
               <a:graphicData uri="http://schemas.openxmlformats.org/drawingml/2006/picture">
                 <pic:pic>
                   <pic:nvPicPr>
-                    <pic:cNvPr id="0" name="image3.gif"/>
+                    <pic:cNvPr id="0" name="image1.gif"/>
                     <pic:cNvPicPr preferRelativeResize="0"/>
                   </pic:nvPicPr>
                   <pic:blipFill>
@@ -14047,7 +14047,7 @@
           <w:pgNumType w:start="1"/>
         </w:sectPr>
       </w:pPr>
-      <w:bookmarkStart w:colFirst="0" w:colLast="0" w:name="_ehkuctg3fxsw" w:id="103"/>
+      <w:bookmarkStart w:colFirst="0" w:colLast="0" w:name="_x225ze8urhwy" w:id="103"/>
       <w:bookmarkEnd w:id="103"/>
       <w:r>
         <w:rPr>
@@ -14168,12 +14168,12 @@
           <wp:inline distB="114300" distT="114300" distL="114300" distR="114300">
             <wp:extent cx="6645600" cy="2070100"/>
             <wp:effectExtent b="0" l="0" r="0" t="0"/>
-            <wp:docPr id="10" name="image8.png"/>
+            <wp:docPr id="8" name="image10.png"/>
             <a:graphic>
               <a:graphicData uri="http://schemas.openxmlformats.org/drawingml/2006/picture">
                 <pic:pic>
                   <pic:nvPicPr>
-                    <pic:cNvPr id="0" name="image8.png"/>
+                    <pic:cNvPr id="0" name="image10.png"/>
                     <pic:cNvPicPr preferRelativeResize="0"/>
                   </pic:nvPicPr>
                   <pic:blipFill>
@@ -14383,7 +14383,7 @@
           <w:pgNumType w:start="1"/>
         </w:sectPr>
       </w:pPr>
-      <w:bookmarkStart w:colFirst="0" w:colLast="0" w:name="_mlsdb4dnw6fi" w:id="104"/>
+      <w:bookmarkStart w:colFirst="0" w:colLast="0" w:name="_iybnan5i8p4b" w:id="104"/>
       <w:bookmarkEnd w:id="104"/>
       <w:r>
         <w:rPr>

--- a/docs/SDG_Hackathon_Idea_Guide.docx
+++ b/docs/SDG_Hackathon_Idea_Guide.docx
@@ -41,7 +41,7 @@
           <w:pgNumType w:start="1"/>
         </w:sectPr>
       </w:pPr>
-      <w:bookmarkStart w:colFirst="0" w:colLast="0" w:name="_nsswt19k386z" w:id="0"/>
+      <w:bookmarkStart w:colFirst="0" w:colLast="0" w:name="_xqod9mqjrcyr" w:id="0"/>
       <w:bookmarkEnd w:id="0"/>
       <w:r>
         <w:rPr>
@@ -694,7 +694,7 @@
           <wp:inline distB="114300" distT="114300" distL="114300" distR="114300">
             <wp:extent cx="5321300" cy="2959100"/>
             <wp:effectExtent b="0" l="0" r="0" t="0"/>
-            <wp:docPr id="7" name="image4.gif"/>
+            <wp:docPr id="8" name="image4.gif"/>
             <a:graphic>
               <a:graphicData uri="http://schemas.openxmlformats.org/drawingml/2006/picture">
                 <pic:pic>
@@ -1512,12 +1512,12 @@
           <wp:inline distB="114300" distT="114300" distL="114300" distR="114300">
             <wp:extent cx="5321300" cy="2959100"/>
             <wp:effectExtent b="0" l="0" r="0" t="0"/>
-            <wp:docPr id="11" name="image3.gif"/>
+            <wp:docPr id="7" name="image2.gif"/>
             <a:graphic>
               <a:graphicData uri="http://schemas.openxmlformats.org/drawingml/2006/picture">
                 <pic:pic>
                   <pic:nvPicPr>
-                    <pic:cNvPr id="0" name="image3.gif"/>
+                    <pic:cNvPr id="0" name="image2.gif"/>
                     <pic:cNvPicPr preferRelativeResize="0"/>
                   </pic:nvPicPr>
                   <pic:blipFill>
@@ -2292,12 +2292,12 @@
           <wp:inline distB="114300" distT="114300" distL="114300" distR="114300">
             <wp:extent cx="5321300" cy="2959100"/>
             <wp:effectExtent b="0" l="0" r="0" t="0"/>
-            <wp:docPr id="9" name="image7.gif"/>
+            <wp:docPr id="1" name="image6.gif"/>
             <a:graphic>
               <a:graphicData uri="http://schemas.openxmlformats.org/drawingml/2006/picture">
                 <pic:pic>
                   <pic:nvPicPr>
-                    <pic:cNvPr id="0" name="image7.gif"/>
+                    <pic:cNvPr id="0" name="image6.gif"/>
                     <pic:cNvPicPr preferRelativeResize="0"/>
                   </pic:nvPicPr>
                   <pic:blipFill>
@@ -3011,12 +3011,12 @@
           <wp:inline distB="114300" distT="114300" distL="114300" distR="114300">
             <wp:extent cx="5321300" cy="2959100"/>
             <wp:effectExtent b="0" l="0" r="0" t="0"/>
-            <wp:docPr id="5" name="image9.gif"/>
+            <wp:docPr id="2" name="image7.gif"/>
             <a:graphic>
               <a:graphicData uri="http://schemas.openxmlformats.org/drawingml/2006/picture">
                 <pic:pic>
                   <pic:nvPicPr>
-                    <pic:cNvPr id="0" name="image9.gif"/>
+                    <pic:cNvPr id="0" name="image7.gif"/>
                     <pic:cNvPicPr preferRelativeResize="0"/>
                   </pic:nvPicPr>
                   <pic:blipFill>
@@ -3603,12 +3603,12 @@
           <wp:inline distB="114300" distT="114300" distL="114300" distR="114300">
             <wp:extent cx="5321300" cy="2959100"/>
             <wp:effectExtent b="0" l="0" r="0" t="0"/>
-            <wp:docPr id="3" name="image5.gif"/>
+            <wp:docPr id="5" name="image11.gif"/>
             <a:graphic>
               <a:graphicData uri="http://schemas.openxmlformats.org/drawingml/2006/picture">
                 <pic:pic>
                   <pic:nvPicPr>
-                    <pic:cNvPr id="0" name="image5.gif"/>
+                    <pic:cNvPr id="0" name="image11.gif"/>
                     <pic:cNvPicPr preferRelativeResize="0"/>
                   </pic:nvPicPr>
                   <pic:blipFill>
@@ -4229,12 +4229,12 @@
           <wp:inline distB="114300" distT="114300" distL="114300" distR="114300">
             <wp:extent cx="5321300" cy="2959100"/>
             <wp:effectExtent b="0" l="0" r="0" t="0"/>
-            <wp:docPr id="10" name="image11.gif"/>
+            <wp:docPr id="6" name="image10.gif"/>
             <a:graphic>
               <a:graphicData uri="http://schemas.openxmlformats.org/drawingml/2006/picture">
                 <pic:pic>
                   <pic:nvPicPr>
-                    <pic:cNvPr id="0" name="image11.gif"/>
+                    <pic:cNvPr id="0" name="image10.gif"/>
                     <pic:cNvPicPr preferRelativeResize="0"/>
                   </pic:nvPicPr>
                   <pic:blipFill>
@@ -5160,12 +5160,12 @@
           <wp:inline distB="114300" distT="114300" distL="114300" distR="114300">
             <wp:extent cx="5321300" cy="2959100"/>
             <wp:effectExtent b="0" l="0" r="0" t="0"/>
-            <wp:docPr id="6" name="image2.gif"/>
+            <wp:docPr id="4" name="image5.gif"/>
             <a:graphic>
               <a:graphicData uri="http://schemas.openxmlformats.org/drawingml/2006/picture">
                 <pic:pic>
                   <pic:nvPicPr>
-                    <pic:cNvPr id="0" name="image2.gif"/>
+                    <pic:cNvPr id="0" name="image5.gif"/>
                     <pic:cNvPicPr preferRelativeResize="0"/>
                   </pic:nvPicPr>
                   <pic:blipFill>
@@ -5868,7 +5868,7 @@
           <wp:inline distB="114300" distT="114300" distL="114300" distR="114300">
             <wp:extent cx="5321300" cy="2959100"/>
             <wp:effectExtent b="0" l="0" r="0" t="0"/>
-            <wp:docPr id="2" name="image8.gif"/>
+            <wp:docPr id="10" name="image8.gif"/>
             <a:graphic>
               <a:graphicData uri="http://schemas.openxmlformats.org/drawingml/2006/picture">
                 <pic:pic>
@@ -6734,12 +6734,12 @@
           <wp:inline distB="114300" distT="114300" distL="114300" distR="114300">
             <wp:extent cx="5321300" cy="2959100"/>
             <wp:effectExtent b="0" l="0" r="0" t="0"/>
-            <wp:docPr id="4" name="image6.gif"/>
+            <wp:docPr id="3" name="image1.gif"/>
             <a:graphic>
               <a:graphicData uri="http://schemas.openxmlformats.org/drawingml/2006/picture">
                 <pic:pic>
                   <pic:nvPicPr>
-                    <pic:cNvPr id="0" name="image6.gif"/>
+                    <pic:cNvPr id="0" name="image1.gif"/>
                     <pic:cNvPicPr preferRelativeResize="0"/>
                   </pic:nvPicPr>
                   <pic:blipFill>
@@ -7563,12 +7563,12 @@
           <wp:inline distB="114300" distT="114300" distL="114300" distR="114300">
             <wp:extent cx="5321300" cy="2959100"/>
             <wp:effectExtent b="0" l="0" r="0" t="0"/>
-            <wp:docPr id="1" name="image1.gif"/>
+            <wp:docPr id="9" name="image3.gif"/>
             <a:graphic>
               <a:graphicData uri="http://schemas.openxmlformats.org/drawingml/2006/picture">
                 <pic:pic>
                   <pic:nvPicPr>
-                    <pic:cNvPr id="0" name="image1.gif"/>
+                    <pic:cNvPr id="0" name="image3.gif"/>
                     <pic:cNvPicPr preferRelativeResize="0"/>
                   </pic:nvPicPr>
                   <pic:blipFill>
@@ -14047,7 +14047,7 @@
           <w:pgNumType w:start="1"/>
         </w:sectPr>
       </w:pPr>
-      <w:bookmarkStart w:colFirst="0" w:colLast="0" w:name="_x225ze8urhwy" w:id="103"/>
+      <w:bookmarkStart w:colFirst="0" w:colLast="0" w:name="_k6hsjdbxnwh6" w:id="103"/>
       <w:bookmarkEnd w:id="103"/>
       <w:r>
         <w:rPr>
@@ -14168,12 +14168,12 @@
           <wp:inline distB="114300" distT="114300" distL="114300" distR="114300">
             <wp:extent cx="6645600" cy="2070100"/>
             <wp:effectExtent b="0" l="0" r="0" t="0"/>
-            <wp:docPr id="8" name="image10.png"/>
+            <wp:docPr id="11" name="image9.png"/>
             <a:graphic>
               <a:graphicData uri="http://schemas.openxmlformats.org/drawingml/2006/picture">
                 <pic:pic>
                   <pic:nvPicPr>
-                    <pic:cNvPr id="0" name="image10.png"/>
+                    <pic:cNvPr id="0" name="image9.png"/>
                     <pic:cNvPicPr preferRelativeResize="0"/>
                   </pic:nvPicPr>
                   <pic:blipFill>
@@ -14383,7 +14383,7 @@
           <w:pgNumType w:start="1"/>
         </w:sectPr>
       </w:pPr>
-      <w:bookmarkStart w:colFirst="0" w:colLast="0" w:name="_iybnan5i8p4b" w:id="104"/>
+      <w:bookmarkStart w:colFirst="0" w:colLast="0" w:name="_a6t5umvqkc6i" w:id="104"/>
       <w:bookmarkEnd w:id="104"/>
       <w:r>
         <w:rPr>

--- a/docs/SDG_Hackathon_Idea_Guide.docx
+++ b/docs/SDG_Hackathon_Idea_Guide.docx
@@ -41,7 +41,7 @@
           <w:pgNumType w:start="1"/>
         </w:sectPr>
       </w:pPr>
-      <w:bookmarkStart w:colFirst="0" w:colLast="0" w:name="_xqod9mqjrcyr" w:id="0"/>
+      <w:bookmarkStart w:colFirst="0" w:colLast="0" w:name="_wxc5jxn417a9" w:id="0"/>
       <w:bookmarkEnd w:id="0"/>
       <w:r>
         <w:rPr>
@@ -694,12 +694,12 @@
           <wp:inline distB="114300" distT="114300" distL="114300" distR="114300">
             <wp:extent cx="5321300" cy="2959100"/>
             <wp:effectExtent b="0" l="0" r="0" t="0"/>
-            <wp:docPr id="8" name="image4.gif"/>
+            <wp:docPr id="10" name="image7.gif"/>
             <a:graphic>
               <a:graphicData uri="http://schemas.openxmlformats.org/drawingml/2006/picture">
                 <pic:pic>
                   <pic:nvPicPr>
-                    <pic:cNvPr id="0" name="image4.gif"/>
+                    <pic:cNvPr id="0" name="image7.gif"/>
                     <pic:cNvPicPr preferRelativeResize="0"/>
                   </pic:nvPicPr>
                   <pic:blipFill>
@@ -1512,12 +1512,12 @@
           <wp:inline distB="114300" distT="114300" distL="114300" distR="114300">
             <wp:extent cx="5321300" cy="2959100"/>
             <wp:effectExtent b="0" l="0" r="0" t="0"/>
-            <wp:docPr id="7" name="image2.gif"/>
+            <wp:docPr id="8" name="image5.gif"/>
             <a:graphic>
               <a:graphicData uri="http://schemas.openxmlformats.org/drawingml/2006/picture">
                 <pic:pic>
                   <pic:nvPicPr>
-                    <pic:cNvPr id="0" name="image2.gif"/>
+                    <pic:cNvPr id="0" name="image5.gif"/>
                     <pic:cNvPicPr preferRelativeResize="0"/>
                   </pic:nvPicPr>
                   <pic:blipFill>
@@ -2292,12 +2292,12 @@
           <wp:inline distB="114300" distT="114300" distL="114300" distR="114300">
             <wp:extent cx="5321300" cy="2959100"/>
             <wp:effectExtent b="0" l="0" r="0" t="0"/>
-            <wp:docPr id="1" name="image6.gif"/>
+            <wp:docPr id="11" name="image2.gif"/>
             <a:graphic>
               <a:graphicData uri="http://schemas.openxmlformats.org/drawingml/2006/picture">
                 <pic:pic>
                   <pic:nvPicPr>
-                    <pic:cNvPr id="0" name="image6.gif"/>
+                    <pic:cNvPr id="0" name="image2.gif"/>
                     <pic:cNvPicPr preferRelativeResize="0"/>
                   </pic:nvPicPr>
                   <pic:blipFill>
@@ -3011,12 +3011,12 @@
           <wp:inline distB="114300" distT="114300" distL="114300" distR="114300">
             <wp:extent cx="5321300" cy="2959100"/>
             <wp:effectExtent b="0" l="0" r="0" t="0"/>
-            <wp:docPr id="2" name="image7.gif"/>
+            <wp:docPr id="9" name="image11.gif"/>
             <a:graphic>
               <a:graphicData uri="http://schemas.openxmlformats.org/drawingml/2006/picture">
                 <pic:pic>
                   <pic:nvPicPr>
-                    <pic:cNvPr id="0" name="image7.gif"/>
+                    <pic:cNvPr id="0" name="image11.gif"/>
                     <pic:cNvPicPr preferRelativeResize="0"/>
                   </pic:nvPicPr>
                   <pic:blipFill>
@@ -3603,12 +3603,12 @@
           <wp:inline distB="114300" distT="114300" distL="114300" distR="114300">
             <wp:extent cx="5321300" cy="2959100"/>
             <wp:effectExtent b="0" l="0" r="0" t="0"/>
-            <wp:docPr id="5" name="image11.gif"/>
+            <wp:docPr id="5" name="image8.gif"/>
             <a:graphic>
               <a:graphicData uri="http://schemas.openxmlformats.org/drawingml/2006/picture">
                 <pic:pic>
                   <pic:nvPicPr>
-                    <pic:cNvPr id="0" name="image11.gif"/>
+                    <pic:cNvPr id="0" name="image8.gif"/>
                     <pic:cNvPicPr preferRelativeResize="0"/>
                   </pic:nvPicPr>
                   <pic:blipFill>
@@ -4229,7 +4229,7 @@
           <wp:inline distB="114300" distT="114300" distL="114300" distR="114300">
             <wp:extent cx="5321300" cy="2959100"/>
             <wp:effectExtent b="0" l="0" r="0" t="0"/>
-            <wp:docPr id="6" name="image10.gif"/>
+            <wp:docPr id="7" name="image10.gif"/>
             <a:graphic>
               <a:graphicData uri="http://schemas.openxmlformats.org/drawingml/2006/picture">
                 <pic:pic>
@@ -5160,12 +5160,12 @@
           <wp:inline distB="114300" distT="114300" distL="114300" distR="114300">
             <wp:extent cx="5321300" cy="2959100"/>
             <wp:effectExtent b="0" l="0" r="0" t="0"/>
-            <wp:docPr id="4" name="image5.gif"/>
+            <wp:docPr id="6" name="image3.gif"/>
             <a:graphic>
               <a:graphicData uri="http://schemas.openxmlformats.org/drawingml/2006/picture">
                 <pic:pic>
                   <pic:nvPicPr>
-                    <pic:cNvPr id="0" name="image5.gif"/>
+                    <pic:cNvPr id="0" name="image3.gif"/>
                     <pic:cNvPicPr preferRelativeResize="0"/>
                   </pic:nvPicPr>
                   <pic:blipFill>
@@ -5868,12 +5868,12 @@
           <wp:inline distB="114300" distT="114300" distL="114300" distR="114300">
             <wp:extent cx="5321300" cy="2959100"/>
             <wp:effectExtent b="0" l="0" r="0" t="0"/>
-            <wp:docPr id="10" name="image8.gif"/>
+            <wp:docPr id="2" name="image9.gif"/>
             <a:graphic>
               <a:graphicData uri="http://schemas.openxmlformats.org/drawingml/2006/picture">
                 <pic:pic>
                   <pic:nvPicPr>
-                    <pic:cNvPr id="0" name="image8.gif"/>
+                    <pic:cNvPr id="0" name="image9.gif"/>
                     <pic:cNvPicPr preferRelativeResize="0"/>
                   </pic:nvPicPr>
                   <pic:blipFill>
@@ -6734,7 +6734,7 @@
           <wp:inline distB="114300" distT="114300" distL="114300" distR="114300">
             <wp:extent cx="5321300" cy="2959100"/>
             <wp:effectExtent b="0" l="0" r="0" t="0"/>
-            <wp:docPr id="3" name="image1.gif"/>
+            <wp:docPr id="4" name="image1.gif"/>
             <a:graphic>
               <a:graphicData uri="http://schemas.openxmlformats.org/drawingml/2006/picture">
                 <pic:pic>
@@ -7563,12 +7563,12 @@
           <wp:inline distB="114300" distT="114300" distL="114300" distR="114300">
             <wp:extent cx="5321300" cy="2959100"/>
             <wp:effectExtent b="0" l="0" r="0" t="0"/>
-            <wp:docPr id="9" name="image3.gif"/>
+            <wp:docPr id="3" name="image4.gif"/>
             <a:graphic>
               <a:graphicData uri="http://schemas.openxmlformats.org/drawingml/2006/picture">
                 <pic:pic>
                   <pic:nvPicPr>
-                    <pic:cNvPr id="0" name="image3.gif"/>
+                    <pic:cNvPr id="0" name="image4.gif"/>
                     <pic:cNvPicPr preferRelativeResize="0"/>
                   </pic:nvPicPr>
                   <pic:blipFill>
@@ -14047,7 +14047,7 @@
           <w:pgNumType w:start="1"/>
         </w:sectPr>
       </w:pPr>
-      <w:bookmarkStart w:colFirst="0" w:colLast="0" w:name="_k6hsjdbxnwh6" w:id="103"/>
+      <w:bookmarkStart w:colFirst="0" w:colLast="0" w:name="_ir2m0v7xdw3x" w:id="103"/>
       <w:bookmarkEnd w:id="103"/>
       <w:r>
         <w:rPr>
@@ -14168,12 +14168,12 @@
           <wp:inline distB="114300" distT="114300" distL="114300" distR="114300">
             <wp:extent cx="6645600" cy="2070100"/>
             <wp:effectExtent b="0" l="0" r="0" t="0"/>
-            <wp:docPr id="11" name="image9.png"/>
+            <wp:docPr id="1" name="image6.png"/>
             <a:graphic>
               <a:graphicData uri="http://schemas.openxmlformats.org/drawingml/2006/picture">
                 <pic:pic>
                   <pic:nvPicPr>
-                    <pic:cNvPr id="0" name="image9.png"/>
+                    <pic:cNvPr id="0" name="image6.png"/>
                     <pic:cNvPicPr preferRelativeResize="0"/>
                   </pic:nvPicPr>
                   <pic:blipFill>
@@ -14383,7 +14383,7 @@
           <w:pgNumType w:start="1"/>
         </w:sectPr>
       </w:pPr>
-      <w:bookmarkStart w:colFirst="0" w:colLast="0" w:name="_a6t5umvqkc6i" w:id="104"/>
+      <w:bookmarkStart w:colFirst="0" w:colLast="0" w:name="_5dtbc6ao9h7b" w:id="104"/>
       <w:bookmarkEnd w:id="104"/>
       <w:r>
         <w:rPr>

--- a/docs/SDG_Hackathon_Idea_Guide.docx
+++ b/docs/SDG_Hackathon_Idea_Guide.docx
@@ -41,7 +41,7 @@
           <w:pgNumType w:start="1"/>
         </w:sectPr>
       </w:pPr>
-      <w:bookmarkStart w:colFirst="0" w:colLast="0" w:name="_wxc5jxn417a9" w:id="0"/>
+      <w:bookmarkStart w:colFirst="0" w:colLast="0" w:name="_5arqb2suqqdp" w:id="0"/>
       <w:bookmarkEnd w:id="0"/>
       <w:r>
         <w:rPr>
@@ -694,12 +694,12 @@
           <wp:inline distB="114300" distT="114300" distL="114300" distR="114300">
             <wp:extent cx="5321300" cy="2959100"/>
             <wp:effectExtent b="0" l="0" r="0" t="0"/>
-            <wp:docPr id="10" name="image7.gif"/>
+            <wp:docPr id="7" name="image4.gif"/>
             <a:graphic>
               <a:graphicData uri="http://schemas.openxmlformats.org/drawingml/2006/picture">
                 <pic:pic>
                   <pic:nvPicPr>
-                    <pic:cNvPr id="0" name="image7.gif"/>
+                    <pic:cNvPr id="0" name="image4.gif"/>
                     <pic:cNvPicPr preferRelativeResize="0"/>
                   </pic:nvPicPr>
                   <pic:blipFill>
@@ -1512,12 +1512,12 @@
           <wp:inline distB="114300" distT="114300" distL="114300" distR="114300">
             <wp:extent cx="5321300" cy="2959100"/>
             <wp:effectExtent b="0" l="0" r="0" t="0"/>
-            <wp:docPr id="8" name="image5.gif"/>
+            <wp:docPr id="6" name="image2.gif"/>
             <a:graphic>
               <a:graphicData uri="http://schemas.openxmlformats.org/drawingml/2006/picture">
                 <pic:pic>
                   <pic:nvPicPr>
-                    <pic:cNvPr id="0" name="image5.gif"/>
+                    <pic:cNvPr id="0" name="image2.gif"/>
                     <pic:cNvPicPr preferRelativeResize="0"/>
                   </pic:nvPicPr>
                   <pic:blipFill>
@@ -2292,12 +2292,12 @@
           <wp:inline distB="114300" distT="114300" distL="114300" distR="114300">
             <wp:extent cx="5321300" cy="2959100"/>
             <wp:effectExtent b="0" l="0" r="0" t="0"/>
-            <wp:docPr id="11" name="image2.gif"/>
+            <wp:docPr id="9" name="image6.gif"/>
             <a:graphic>
               <a:graphicData uri="http://schemas.openxmlformats.org/drawingml/2006/picture">
                 <pic:pic>
                   <pic:nvPicPr>
-                    <pic:cNvPr id="0" name="image2.gif"/>
+                    <pic:cNvPr id="0" name="image6.gif"/>
                     <pic:cNvPicPr preferRelativeResize="0"/>
                   </pic:nvPicPr>
                   <pic:blipFill>
@@ -3011,12 +3011,12 @@
           <wp:inline distB="114300" distT="114300" distL="114300" distR="114300">
             <wp:extent cx="5321300" cy="2959100"/>
             <wp:effectExtent b="0" l="0" r="0" t="0"/>
-            <wp:docPr id="9" name="image11.gif"/>
+            <wp:docPr id="11" name="image10.gif"/>
             <a:graphic>
               <a:graphicData uri="http://schemas.openxmlformats.org/drawingml/2006/picture">
                 <pic:pic>
                   <pic:nvPicPr>
-                    <pic:cNvPr id="0" name="image11.gif"/>
+                    <pic:cNvPr id="0" name="image10.gif"/>
                     <pic:cNvPicPr preferRelativeResize="0"/>
                   </pic:nvPicPr>
                   <pic:blipFill>
@@ -3603,12 +3603,12 @@
           <wp:inline distB="114300" distT="114300" distL="114300" distR="114300">
             <wp:extent cx="5321300" cy="2959100"/>
             <wp:effectExtent b="0" l="0" r="0" t="0"/>
-            <wp:docPr id="5" name="image8.gif"/>
+            <wp:docPr id="1" name="image11.gif"/>
             <a:graphic>
               <a:graphicData uri="http://schemas.openxmlformats.org/drawingml/2006/picture">
                 <pic:pic>
                   <pic:nvPicPr>
-                    <pic:cNvPr id="0" name="image8.gif"/>
+                    <pic:cNvPr id="0" name="image11.gif"/>
                     <pic:cNvPicPr preferRelativeResize="0"/>
                   </pic:nvPicPr>
                   <pic:blipFill>
@@ -4229,12 +4229,12 @@
           <wp:inline distB="114300" distT="114300" distL="114300" distR="114300">
             <wp:extent cx="5321300" cy="2959100"/>
             <wp:effectExtent b="0" l="0" r="0" t="0"/>
-            <wp:docPr id="7" name="image10.gif"/>
+            <wp:docPr id="10" name="image9.gif"/>
             <a:graphic>
               <a:graphicData uri="http://schemas.openxmlformats.org/drawingml/2006/picture">
                 <pic:pic>
                   <pic:nvPicPr>
-                    <pic:cNvPr id="0" name="image10.gif"/>
+                    <pic:cNvPr id="0" name="image9.gif"/>
                     <pic:cNvPicPr preferRelativeResize="0"/>
                   </pic:nvPicPr>
                   <pic:blipFill>
@@ -5160,7 +5160,7 @@
           <wp:inline distB="114300" distT="114300" distL="114300" distR="114300">
             <wp:extent cx="5321300" cy="2959100"/>
             <wp:effectExtent b="0" l="0" r="0" t="0"/>
-            <wp:docPr id="6" name="image3.gif"/>
+            <wp:docPr id="3" name="image3.gif"/>
             <a:graphic>
               <a:graphicData uri="http://schemas.openxmlformats.org/drawingml/2006/picture">
                 <pic:pic>
@@ -5868,12 +5868,12 @@
           <wp:inline distB="114300" distT="114300" distL="114300" distR="114300">
             <wp:extent cx="5321300" cy="2959100"/>
             <wp:effectExtent b="0" l="0" r="0" t="0"/>
-            <wp:docPr id="2" name="image9.gif"/>
+            <wp:docPr id="8" name="image8.gif"/>
             <a:graphic>
               <a:graphicData uri="http://schemas.openxmlformats.org/drawingml/2006/picture">
                 <pic:pic>
                   <pic:nvPicPr>
-                    <pic:cNvPr id="0" name="image9.gif"/>
+                    <pic:cNvPr id="0" name="image8.gif"/>
                     <pic:cNvPicPr preferRelativeResize="0"/>
                   </pic:nvPicPr>
                   <pic:blipFill>
@@ -6734,12 +6734,12 @@
           <wp:inline distB="114300" distT="114300" distL="114300" distR="114300">
             <wp:extent cx="5321300" cy="2959100"/>
             <wp:effectExtent b="0" l="0" r="0" t="0"/>
-            <wp:docPr id="4" name="image1.gif"/>
+            <wp:docPr id="5" name="image5.gif"/>
             <a:graphic>
               <a:graphicData uri="http://schemas.openxmlformats.org/drawingml/2006/picture">
                 <pic:pic>
                   <pic:nvPicPr>
-                    <pic:cNvPr id="0" name="image1.gif"/>
+                    <pic:cNvPr id="0" name="image5.gif"/>
                     <pic:cNvPicPr preferRelativeResize="0"/>
                   </pic:nvPicPr>
                   <pic:blipFill>
@@ -7563,12 +7563,12 @@
           <wp:inline distB="114300" distT="114300" distL="114300" distR="114300">
             <wp:extent cx="5321300" cy="2959100"/>
             <wp:effectExtent b="0" l="0" r="0" t="0"/>
-            <wp:docPr id="3" name="image4.gif"/>
+            <wp:docPr id="4" name="image1.gif"/>
             <a:graphic>
               <a:graphicData uri="http://schemas.openxmlformats.org/drawingml/2006/picture">
                 <pic:pic>
                   <pic:nvPicPr>
-                    <pic:cNvPr id="0" name="image4.gif"/>
+                    <pic:cNvPr id="0" name="image1.gif"/>
                     <pic:cNvPicPr preferRelativeResize="0"/>
                   </pic:nvPicPr>
                   <pic:blipFill>
@@ -14047,7 +14047,7 @@
           <w:pgNumType w:start="1"/>
         </w:sectPr>
       </w:pPr>
-      <w:bookmarkStart w:colFirst="0" w:colLast="0" w:name="_ir2m0v7xdw3x" w:id="103"/>
+      <w:bookmarkStart w:colFirst="0" w:colLast="0" w:name="_5w750twkv77p" w:id="103"/>
       <w:bookmarkEnd w:id="103"/>
       <w:r>
         <w:rPr>
@@ -14168,12 +14168,12 @@
           <wp:inline distB="114300" distT="114300" distL="114300" distR="114300">
             <wp:extent cx="6645600" cy="2070100"/>
             <wp:effectExtent b="0" l="0" r="0" t="0"/>
-            <wp:docPr id="1" name="image6.png"/>
+            <wp:docPr id="2" name="image7.png"/>
             <a:graphic>
               <a:graphicData uri="http://schemas.openxmlformats.org/drawingml/2006/picture">
                 <pic:pic>
                   <pic:nvPicPr>
-                    <pic:cNvPr id="0" name="image6.png"/>
+                    <pic:cNvPr id="0" name="image7.png"/>
                     <pic:cNvPicPr preferRelativeResize="0"/>
                   </pic:nvPicPr>
                   <pic:blipFill>
@@ -14383,7 +14383,7 @@
           <w:pgNumType w:start="1"/>
         </w:sectPr>
       </w:pPr>
-      <w:bookmarkStart w:colFirst="0" w:colLast="0" w:name="_5dtbc6ao9h7b" w:id="104"/>
+      <w:bookmarkStart w:colFirst="0" w:colLast="0" w:name="_fn17fx41ky34" w:id="104"/>
       <w:bookmarkEnd w:id="104"/>
       <w:r>
         <w:rPr>

--- a/docs/SDG_Hackathon_Idea_Guide.docx
+++ b/docs/SDG_Hackathon_Idea_Guide.docx
@@ -41,7 +41,7 @@
           <w:pgNumType w:start="1"/>
         </w:sectPr>
       </w:pPr>
-      <w:bookmarkStart w:colFirst="0" w:colLast="0" w:name="_5arqb2suqqdp" w:id="0"/>
+      <w:bookmarkStart w:colFirst="0" w:colLast="0" w:name="_gl2rc6a0ou0s" w:id="0"/>
       <w:bookmarkEnd w:id="0"/>
       <w:r>
         <w:rPr>
@@ -694,12 +694,12 @@
           <wp:inline distB="114300" distT="114300" distL="114300" distR="114300">
             <wp:extent cx="5321300" cy="2959100"/>
             <wp:effectExtent b="0" l="0" r="0" t="0"/>
-            <wp:docPr id="7" name="image4.gif"/>
+            <wp:docPr id="7" name="image6.gif"/>
             <a:graphic>
               <a:graphicData uri="http://schemas.openxmlformats.org/drawingml/2006/picture">
                 <pic:pic>
                   <pic:nvPicPr>
-                    <pic:cNvPr id="0" name="image4.gif"/>
+                    <pic:cNvPr id="0" name="image6.gif"/>
                     <pic:cNvPicPr preferRelativeResize="0"/>
                   </pic:nvPicPr>
                   <pic:blipFill>
@@ -1512,12 +1512,12 @@
           <wp:inline distB="114300" distT="114300" distL="114300" distR="114300">
             <wp:extent cx="5321300" cy="2959100"/>
             <wp:effectExtent b="0" l="0" r="0" t="0"/>
-            <wp:docPr id="6" name="image2.gif"/>
+            <wp:docPr id="2" name="image1.gif"/>
             <a:graphic>
               <a:graphicData uri="http://schemas.openxmlformats.org/drawingml/2006/picture">
                 <pic:pic>
                   <pic:nvPicPr>
-                    <pic:cNvPr id="0" name="image2.gif"/>
+                    <pic:cNvPr id="0" name="image1.gif"/>
                     <pic:cNvPicPr preferRelativeResize="0"/>
                   </pic:nvPicPr>
                   <pic:blipFill>
@@ -2292,12 +2292,12 @@
           <wp:inline distB="114300" distT="114300" distL="114300" distR="114300">
             <wp:extent cx="5321300" cy="2959100"/>
             <wp:effectExtent b="0" l="0" r="0" t="0"/>
-            <wp:docPr id="9" name="image6.gif"/>
+            <wp:docPr id="4" name="image10.gif"/>
             <a:graphic>
               <a:graphicData uri="http://schemas.openxmlformats.org/drawingml/2006/picture">
                 <pic:pic>
                   <pic:nvPicPr>
-                    <pic:cNvPr id="0" name="image6.gif"/>
+                    <pic:cNvPr id="0" name="image10.gif"/>
                     <pic:cNvPicPr preferRelativeResize="0"/>
                   </pic:nvPicPr>
                   <pic:blipFill>
@@ -3011,12 +3011,12 @@
           <wp:inline distB="114300" distT="114300" distL="114300" distR="114300">
             <wp:extent cx="5321300" cy="2959100"/>
             <wp:effectExtent b="0" l="0" r="0" t="0"/>
-            <wp:docPr id="11" name="image10.gif"/>
+            <wp:docPr id="6" name="image11.gif"/>
             <a:graphic>
               <a:graphicData uri="http://schemas.openxmlformats.org/drawingml/2006/picture">
                 <pic:pic>
                   <pic:nvPicPr>
-                    <pic:cNvPr id="0" name="image10.gif"/>
+                    <pic:cNvPr id="0" name="image11.gif"/>
                     <pic:cNvPicPr preferRelativeResize="0"/>
                   </pic:nvPicPr>
                   <pic:blipFill>
@@ -3603,12 +3603,12 @@
           <wp:inline distB="114300" distT="114300" distL="114300" distR="114300">
             <wp:extent cx="5321300" cy="2959100"/>
             <wp:effectExtent b="0" l="0" r="0" t="0"/>
-            <wp:docPr id="1" name="image11.gif"/>
+            <wp:docPr id="8" name="image8.gif"/>
             <a:graphic>
               <a:graphicData uri="http://schemas.openxmlformats.org/drawingml/2006/picture">
                 <pic:pic>
                   <pic:nvPicPr>
-                    <pic:cNvPr id="0" name="image11.gif"/>
+                    <pic:cNvPr id="0" name="image8.gif"/>
                     <pic:cNvPicPr preferRelativeResize="0"/>
                   </pic:nvPicPr>
                   <pic:blipFill>
@@ -4229,12 +4229,12 @@
           <wp:inline distB="114300" distT="114300" distL="114300" distR="114300">
             <wp:extent cx="5321300" cy="2959100"/>
             <wp:effectExtent b="0" l="0" r="0" t="0"/>
-            <wp:docPr id="10" name="image9.gif"/>
+            <wp:docPr id="3" name="image4.gif"/>
             <a:graphic>
               <a:graphicData uri="http://schemas.openxmlformats.org/drawingml/2006/picture">
                 <pic:pic>
                   <pic:nvPicPr>
-                    <pic:cNvPr id="0" name="image9.gif"/>
+                    <pic:cNvPr id="0" name="image4.gif"/>
                     <pic:cNvPicPr preferRelativeResize="0"/>
                   </pic:nvPicPr>
                   <pic:blipFill>
@@ -5160,12 +5160,12 @@
           <wp:inline distB="114300" distT="114300" distL="114300" distR="114300">
             <wp:extent cx="5321300" cy="2959100"/>
             <wp:effectExtent b="0" l="0" r="0" t="0"/>
-            <wp:docPr id="3" name="image3.gif"/>
+            <wp:docPr id="10" name="image2.gif"/>
             <a:graphic>
               <a:graphicData uri="http://schemas.openxmlformats.org/drawingml/2006/picture">
                 <pic:pic>
                   <pic:nvPicPr>
-                    <pic:cNvPr id="0" name="image3.gif"/>
+                    <pic:cNvPr id="0" name="image2.gif"/>
                     <pic:cNvPicPr preferRelativeResize="0"/>
                   </pic:nvPicPr>
                   <pic:blipFill>
@@ -5868,12 +5868,12 @@
           <wp:inline distB="114300" distT="114300" distL="114300" distR="114300">
             <wp:extent cx="5321300" cy="2959100"/>
             <wp:effectExtent b="0" l="0" r="0" t="0"/>
-            <wp:docPr id="8" name="image8.gif"/>
+            <wp:docPr id="5" name="image5.gif"/>
             <a:graphic>
               <a:graphicData uri="http://schemas.openxmlformats.org/drawingml/2006/picture">
                 <pic:pic>
                   <pic:nvPicPr>
-                    <pic:cNvPr id="0" name="image8.gif"/>
+                    <pic:cNvPr id="0" name="image5.gif"/>
                     <pic:cNvPicPr preferRelativeResize="0"/>
                   </pic:nvPicPr>
                   <pic:blipFill>
@@ -6734,12 +6734,12 @@
           <wp:inline distB="114300" distT="114300" distL="114300" distR="114300">
             <wp:extent cx="5321300" cy="2959100"/>
             <wp:effectExtent b="0" l="0" r="0" t="0"/>
-            <wp:docPr id="5" name="image5.gif"/>
+            <wp:docPr id="9" name="image3.gif"/>
             <a:graphic>
               <a:graphicData uri="http://schemas.openxmlformats.org/drawingml/2006/picture">
                 <pic:pic>
                   <pic:nvPicPr>
-                    <pic:cNvPr id="0" name="image5.gif"/>
+                    <pic:cNvPr id="0" name="image3.gif"/>
                     <pic:cNvPicPr preferRelativeResize="0"/>
                   </pic:nvPicPr>
                   <pic:blipFill>
@@ -7563,12 +7563,12 @@
           <wp:inline distB="114300" distT="114300" distL="114300" distR="114300">
             <wp:extent cx="5321300" cy="2959100"/>
             <wp:effectExtent b="0" l="0" r="0" t="0"/>
-            <wp:docPr id="4" name="image1.gif"/>
+            <wp:docPr id="11" name="image7.gif"/>
             <a:graphic>
               <a:graphicData uri="http://schemas.openxmlformats.org/drawingml/2006/picture">
                 <pic:pic>
                   <pic:nvPicPr>
-                    <pic:cNvPr id="0" name="image1.gif"/>
+                    <pic:cNvPr id="0" name="image7.gif"/>
                     <pic:cNvPicPr preferRelativeResize="0"/>
                   </pic:nvPicPr>
                   <pic:blipFill>
@@ -14047,7 +14047,7 @@
           <w:pgNumType w:start="1"/>
         </w:sectPr>
       </w:pPr>
-      <w:bookmarkStart w:colFirst="0" w:colLast="0" w:name="_5w750twkv77p" w:id="103"/>
+      <w:bookmarkStart w:colFirst="0" w:colLast="0" w:name="_ho0dcgicwtc8" w:id="103"/>
       <w:bookmarkEnd w:id="103"/>
       <w:r>
         <w:rPr>
@@ -14168,12 +14168,12 @@
           <wp:inline distB="114300" distT="114300" distL="114300" distR="114300">
             <wp:extent cx="6645600" cy="2070100"/>
             <wp:effectExtent b="0" l="0" r="0" t="0"/>
-            <wp:docPr id="2" name="image7.png"/>
+            <wp:docPr id="1" name="image9.png"/>
             <a:graphic>
               <a:graphicData uri="http://schemas.openxmlformats.org/drawingml/2006/picture">
                 <pic:pic>
                   <pic:nvPicPr>
-                    <pic:cNvPr id="0" name="image7.png"/>
+                    <pic:cNvPr id="0" name="image9.png"/>
                     <pic:cNvPicPr preferRelativeResize="0"/>
                   </pic:nvPicPr>
                   <pic:blipFill>
@@ -14383,7 +14383,7 @@
           <w:pgNumType w:start="1"/>
         </w:sectPr>
       </w:pPr>
-      <w:bookmarkStart w:colFirst="0" w:colLast="0" w:name="_fn17fx41ky34" w:id="104"/>
+      <w:bookmarkStart w:colFirst="0" w:colLast="0" w:name="_yf6fd9bje66" w:id="104"/>
       <w:bookmarkEnd w:id="104"/>
       <w:r>
         <w:rPr>

--- a/docs/SDG_Hackathon_Idea_Guide.docx
+++ b/docs/SDG_Hackathon_Idea_Guide.docx
@@ -41,7 +41,7 @@
           <w:pgNumType w:start="1"/>
         </w:sectPr>
       </w:pPr>
-      <w:bookmarkStart w:colFirst="0" w:colLast="0" w:name="_gl2rc6a0ou0s" w:id="0"/>
+      <w:bookmarkStart w:colFirst="0" w:colLast="0" w:name="_lj4mlim1fa12" w:id="0"/>
       <w:bookmarkEnd w:id="0"/>
       <w:r>
         <w:rPr>
@@ -694,12 +694,12 @@
           <wp:inline distB="114300" distT="114300" distL="114300" distR="114300">
             <wp:extent cx="5321300" cy="2959100"/>
             <wp:effectExtent b="0" l="0" r="0" t="0"/>
-            <wp:docPr id="7" name="image6.gif"/>
+            <wp:docPr id="11" name="image7.gif"/>
             <a:graphic>
               <a:graphicData uri="http://schemas.openxmlformats.org/drawingml/2006/picture">
                 <pic:pic>
                   <pic:nvPicPr>
-                    <pic:cNvPr id="0" name="image6.gif"/>
+                    <pic:cNvPr id="0" name="image7.gif"/>
                     <pic:cNvPicPr preferRelativeResize="0"/>
                   </pic:nvPicPr>
                   <pic:blipFill>
@@ -1512,7 +1512,7 @@
           <wp:inline distB="114300" distT="114300" distL="114300" distR="114300">
             <wp:extent cx="5321300" cy="2959100"/>
             <wp:effectExtent b="0" l="0" r="0" t="0"/>
-            <wp:docPr id="2" name="image1.gif"/>
+            <wp:docPr id="3" name="image1.gif"/>
             <a:graphic>
               <a:graphicData uri="http://schemas.openxmlformats.org/drawingml/2006/picture">
                 <pic:pic>
@@ -2292,12 +2292,12 @@
           <wp:inline distB="114300" distT="114300" distL="114300" distR="114300">
             <wp:extent cx="5321300" cy="2959100"/>
             <wp:effectExtent b="0" l="0" r="0" t="0"/>
-            <wp:docPr id="4" name="image10.gif"/>
+            <wp:docPr id="7" name="image9.gif"/>
             <a:graphic>
               <a:graphicData uri="http://schemas.openxmlformats.org/drawingml/2006/picture">
                 <pic:pic>
                   <pic:nvPicPr>
-                    <pic:cNvPr id="0" name="image10.gif"/>
+                    <pic:cNvPr id="0" name="image9.gif"/>
                     <pic:cNvPicPr preferRelativeResize="0"/>
                   </pic:nvPicPr>
                   <pic:blipFill>
@@ -3011,7 +3011,7 @@
           <wp:inline distB="114300" distT="114300" distL="114300" distR="114300">
             <wp:extent cx="5321300" cy="2959100"/>
             <wp:effectExtent b="0" l="0" r="0" t="0"/>
-            <wp:docPr id="6" name="image11.gif"/>
+            <wp:docPr id="1" name="image11.gif"/>
             <a:graphic>
               <a:graphicData uri="http://schemas.openxmlformats.org/drawingml/2006/picture">
                 <pic:pic>
@@ -3603,12 +3603,12 @@
           <wp:inline distB="114300" distT="114300" distL="114300" distR="114300">
             <wp:extent cx="5321300" cy="2959100"/>
             <wp:effectExtent b="0" l="0" r="0" t="0"/>
-            <wp:docPr id="8" name="image8.gif"/>
+            <wp:docPr id="2" name="image4.gif"/>
             <a:graphic>
               <a:graphicData uri="http://schemas.openxmlformats.org/drawingml/2006/picture">
                 <pic:pic>
                   <pic:nvPicPr>
-                    <pic:cNvPr id="0" name="image8.gif"/>
+                    <pic:cNvPr id="0" name="image4.gif"/>
                     <pic:cNvPicPr preferRelativeResize="0"/>
                   </pic:nvPicPr>
                   <pic:blipFill>
@@ -4229,12 +4229,12 @@
           <wp:inline distB="114300" distT="114300" distL="114300" distR="114300">
             <wp:extent cx="5321300" cy="2959100"/>
             <wp:effectExtent b="0" l="0" r="0" t="0"/>
-            <wp:docPr id="3" name="image4.gif"/>
+            <wp:docPr id="6" name="image8.gif"/>
             <a:graphic>
               <a:graphicData uri="http://schemas.openxmlformats.org/drawingml/2006/picture">
                 <pic:pic>
                   <pic:nvPicPr>
-                    <pic:cNvPr id="0" name="image4.gif"/>
+                    <pic:cNvPr id="0" name="image8.gif"/>
                     <pic:cNvPicPr preferRelativeResize="0"/>
                   </pic:nvPicPr>
                   <pic:blipFill>
@@ -5160,12 +5160,12 @@
           <wp:inline distB="114300" distT="114300" distL="114300" distR="114300">
             <wp:extent cx="5321300" cy="2959100"/>
             <wp:effectExtent b="0" l="0" r="0" t="0"/>
-            <wp:docPr id="10" name="image2.gif"/>
+            <wp:docPr id="10" name="image5.gif"/>
             <a:graphic>
               <a:graphicData uri="http://schemas.openxmlformats.org/drawingml/2006/picture">
                 <pic:pic>
                   <pic:nvPicPr>
-                    <pic:cNvPr id="0" name="image2.gif"/>
+                    <pic:cNvPr id="0" name="image5.gif"/>
                     <pic:cNvPicPr preferRelativeResize="0"/>
                   </pic:nvPicPr>
                   <pic:blipFill>
@@ -5868,12 +5868,12 @@
           <wp:inline distB="114300" distT="114300" distL="114300" distR="114300">
             <wp:extent cx="5321300" cy="2959100"/>
             <wp:effectExtent b="0" l="0" r="0" t="0"/>
-            <wp:docPr id="5" name="image5.gif"/>
+            <wp:docPr id="5" name="image6.gif"/>
             <a:graphic>
               <a:graphicData uri="http://schemas.openxmlformats.org/drawingml/2006/picture">
                 <pic:pic>
                   <pic:nvPicPr>
-                    <pic:cNvPr id="0" name="image5.gif"/>
+                    <pic:cNvPr id="0" name="image6.gif"/>
                     <pic:cNvPicPr preferRelativeResize="0"/>
                   </pic:nvPicPr>
                   <pic:blipFill>
@@ -7563,12 +7563,12 @@
           <wp:inline distB="114300" distT="114300" distL="114300" distR="114300">
             <wp:extent cx="5321300" cy="2959100"/>
             <wp:effectExtent b="0" l="0" r="0" t="0"/>
-            <wp:docPr id="11" name="image7.gif"/>
+            <wp:docPr id="8" name="image2.gif"/>
             <a:graphic>
               <a:graphicData uri="http://schemas.openxmlformats.org/drawingml/2006/picture">
                 <pic:pic>
                   <pic:nvPicPr>
-                    <pic:cNvPr id="0" name="image7.gif"/>
+                    <pic:cNvPr id="0" name="image2.gif"/>
                     <pic:cNvPicPr preferRelativeResize="0"/>
                   </pic:nvPicPr>
                   <pic:blipFill>
@@ -14047,7 +14047,7 @@
           <w:pgNumType w:start="1"/>
         </w:sectPr>
       </w:pPr>
-      <w:bookmarkStart w:colFirst="0" w:colLast="0" w:name="_ho0dcgicwtc8" w:id="103"/>
+      <w:bookmarkStart w:colFirst="0" w:colLast="0" w:name="_m06nn0l6u5mv" w:id="103"/>
       <w:bookmarkEnd w:id="103"/>
       <w:r>
         <w:rPr>
@@ -14168,12 +14168,12 @@
           <wp:inline distB="114300" distT="114300" distL="114300" distR="114300">
             <wp:extent cx="6645600" cy="2070100"/>
             <wp:effectExtent b="0" l="0" r="0" t="0"/>
-            <wp:docPr id="1" name="image9.png"/>
+            <wp:docPr id="4" name="image10.png"/>
             <a:graphic>
               <a:graphicData uri="http://schemas.openxmlformats.org/drawingml/2006/picture">
                 <pic:pic>
                   <pic:nvPicPr>
-                    <pic:cNvPr id="0" name="image9.png"/>
+                    <pic:cNvPr id="0" name="image10.png"/>
                     <pic:cNvPicPr preferRelativeResize="0"/>
                   </pic:nvPicPr>
                   <pic:blipFill>
@@ -14383,7 +14383,7 @@
           <w:pgNumType w:start="1"/>
         </w:sectPr>
       </w:pPr>
-      <w:bookmarkStart w:colFirst="0" w:colLast="0" w:name="_yf6fd9bje66" w:id="104"/>
+      <w:bookmarkStart w:colFirst="0" w:colLast="0" w:name="_5s27yjudvbe1" w:id="104"/>
       <w:bookmarkEnd w:id="104"/>
       <w:r>
         <w:rPr>

--- a/docs/SDG_Hackathon_Idea_Guide.docx
+++ b/docs/SDG_Hackathon_Idea_Guide.docx
@@ -41,7 +41,7 @@
           <w:pgNumType w:start="1"/>
         </w:sectPr>
       </w:pPr>
-      <w:bookmarkStart w:colFirst="0" w:colLast="0" w:name="_lj4mlim1fa12" w:id="0"/>
+      <w:bookmarkStart w:colFirst="0" w:colLast="0" w:name="_oedpdxncte8n" w:id="0"/>
       <w:bookmarkEnd w:id="0"/>
       <w:r>
         <w:rPr>
@@ -694,12 +694,12 @@
           <wp:inline distB="114300" distT="114300" distL="114300" distR="114300">
             <wp:extent cx="5321300" cy="2959100"/>
             <wp:effectExtent b="0" l="0" r="0" t="0"/>
-            <wp:docPr id="11" name="image7.gif"/>
+            <wp:docPr id="2" name="image3.gif"/>
             <a:graphic>
               <a:graphicData uri="http://schemas.openxmlformats.org/drawingml/2006/picture">
                 <pic:pic>
                   <pic:nvPicPr>
-                    <pic:cNvPr id="0" name="image7.gif"/>
+                    <pic:cNvPr id="0" name="image3.gif"/>
                     <pic:cNvPicPr preferRelativeResize="0"/>
                   </pic:nvPicPr>
                   <pic:blipFill>
@@ -1512,12 +1512,12 @@
           <wp:inline distB="114300" distT="114300" distL="114300" distR="114300">
             <wp:extent cx="5321300" cy="2959100"/>
             <wp:effectExtent b="0" l="0" r="0" t="0"/>
-            <wp:docPr id="3" name="image1.gif"/>
+            <wp:docPr id="1" name="image4.gif"/>
             <a:graphic>
               <a:graphicData uri="http://schemas.openxmlformats.org/drawingml/2006/picture">
                 <pic:pic>
                   <pic:nvPicPr>
-                    <pic:cNvPr id="0" name="image1.gif"/>
+                    <pic:cNvPr id="0" name="image4.gif"/>
                     <pic:cNvPicPr preferRelativeResize="0"/>
                   </pic:nvPicPr>
                   <pic:blipFill>
@@ -2292,12 +2292,12 @@
           <wp:inline distB="114300" distT="114300" distL="114300" distR="114300">
             <wp:extent cx="5321300" cy="2959100"/>
             <wp:effectExtent b="0" l="0" r="0" t="0"/>
-            <wp:docPr id="7" name="image9.gif"/>
+            <wp:docPr id="3" name="image8.gif"/>
             <a:graphic>
               <a:graphicData uri="http://schemas.openxmlformats.org/drawingml/2006/picture">
                 <pic:pic>
                   <pic:nvPicPr>
-                    <pic:cNvPr id="0" name="image9.gif"/>
+                    <pic:cNvPr id="0" name="image8.gif"/>
                     <pic:cNvPicPr preferRelativeResize="0"/>
                   </pic:nvPicPr>
                   <pic:blipFill>
@@ -3011,12 +3011,12 @@
           <wp:inline distB="114300" distT="114300" distL="114300" distR="114300">
             <wp:extent cx="5321300" cy="2959100"/>
             <wp:effectExtent b="0" l="0" r="0" t="0"/>
-            <wp:docPr id="1" name="image11.gif"/>
+            <wp:docPr id="8" name="image10.gif"/>
             <a:graphic>
               <a:graphicData uri="http://schemas.openxmlformats.org/drawingml/2006/picture">
                 <pic:pic>
                   <pic:nvPicPr>
-                    <pic:cNvPr id="0" name="image11.gif"/>
+                    <pic:cNvPr id="0" name="image10.gif"/>
                     <pic:cNvPicPr preferRelativeResize="0"/>
                   </pic:nvPicPr>
                   <pic:blipFill>
@@ -3603,12 +3603,12 @@
           <wp:inline distB="114300" distT="114300" distL="114300" distR="114300">
             <wp:extent cx="5321300" cy="2959100"/>
             <wp:effectExtent b="0" l="0" r="0" t="0"/>
-            <wp:docPr id="2" name="image4.gif"/>
+            <wp:docPr id="11" name="image6.gif"/>
             <a:graphic>
               <a:graphicData uri="http://schemas.openxmlformats.org/drawingml/2006/picture">
                 <pic:pic>
                   <pic:nvPicPr>
-                    <pic:cNvPr id="0" name="image4.gif"/>
+                    <pic:cNvPr id="0" name="image6.gif"/>
                     <pic:cNvPicPr preferRelativeResize="0"/>
                   </pic:nvPicPr>
                   <pic:blipFill>
@@ -4229,12 +4229,12 @@
           <wp:inline distB="114300" distT="114300" distL="114300" distR="114300">
             <wp:extent cx="5321300" cy="2959100"/>
             <wp:effectExtent b="0" l="0" r="0" t="0"/>
-            <wp:docPr id="6" name="image8.gif"/>
+            <wp:docPr id="10" name="image9.gif"/>
             <a:graphic>
               <a:graphicData uri="http://schemas.openxmlformats.org/drawingml/2006/picture">
                 <pic:pic>
                   <pic:nvPicPr>
-                    <pic:cNvPr id="0" name="image8.gif"/>
+                    <pic:cNvPr id="0" name="image9.gif"/>
                     <pic:cNvPicPr preferRelativeResize="0"/>
                   </pic:nvPicPr>
                   <pic:blipFill>
@@ -5160,12 +5160,12 @@
           <wp:inline distB="114300" distT="114300" distL="114300" distR="114300">
             <wp:extent cx="5321300" cy="2959100"/>
             <wp:effectExtent b="0" l="0" r="0" t="0"/>
-            <wp:docPr id="10" name="image5.gif"/>
+            <wp:docPr id="7" name="image1.gif"/>
             <a:graphic>
               <a:graphicData uri="http://schemas.openxmlformats.org/drawingml/2006/picture">
                 <pic:pic>
                   <pic:nvPicPr>
-                    <pic:cNvPr id="0" name="image5.gif"/>
+                    <pic:cNvPr id="0" name="image1.gif"/>
                     <pic:cNvPicPr preferRelativeResize="0"/>
                   </pic:nvPicPr>
                   <pic:blipFill>
@@ -5868,12 +5868,12 @@
           <wp:inline distB="114300" distT="114300" distL="114300" distR="114300">
             <wp:extent cx="5321300" cy="2959100"/>
             <wp:effectExtent b="0" l="0" r="0" t="0"/>
-            <wp:docPr id="5" name="image6.gif"/>
+            <wp:docPr id="5" name="image5.gif"/>
             <a:graphic>
               <a:graphicData uri="http://schemas.openxmlformats.org/drawingml/2006/picture">
                 <pic:pic>
                   <pic:nvPicPr>
-                    <pic:cNvPr id="0" name="image6.gif"/>
+                    <pic:cNvPr id="0" name="image5.gif"/>
                     <pic:cNvPicPr preferRelativeResize="0"/>
                   </pic:nvPicPr>
                   <pic:blipFill>
@@ -6734,12 +6734,12 @@
           <wp:inline distB="114300" distT="114300" distL="114300" distR="114300">
             <wp:extent cx="5321300" cy="2959100"/>
             <wp:effectExtent b="0" l="0" r="0" t="0"/>
-            <wp:docPr id="9" name="image3.gif"/>
+            <wp:docPr id="9" name="image7.gif"/>
             <a:graphic>
               <a:graphicData uri="http://schemas.openxmlformats.org/drawingml/2006/picture">
                 <pic:pic>
                   <pic:nvPicPr>
-                    <pic:cNvPr id="0" name="image3.gif"/>
+                    <pic:cNvPr id="0" name="image7.gif"/>
                     <pic:cNvPicPr preferRelativeResize="0"/>
                   </pic:nvPicPr>
                   <pic:blipFill>
@@ -7563,7 +7563,7 @@
           <wp:inline distB="114300" distT="114300" distL="114300" distR="114300">
             <wp:extent cx="5321300" cy="2959100"/>
             <wp:effectExtent b="0" l="0" r="0" t="0"/>
-            <wp:docPr id="8" name="image2.gif"/>
+            <wp:docPr id="6" name="image2.gif"/>
             <a:graphic>
               <a:graphicData uri="http://schemas.openxmlformats.org/drawingml/2006/picture">
                 <pic:pic>
@@ -14047,7 +14047,7 @@
           <w:pgNumType w:start="1"/>
         </w:sectPr>
       </w:pPr>
-      <w:bookmarkStart w:colFirst="0" w:colLast="0" w:name="_m06nn0l6u5mv" w:id="103"/>
+      <w:bookmarkStart w:colFirst="0" w:colLast="0" w:name="_s4ns046waoyr" w:id="103"/>
       <w:bookmarkEnd w:id="103"/>
       <w:r>
         <w:rPr>
@@ -14168,12 +14168,12 @@
           <wp:inline distB="114300" distT="114300" distL="114300" distR="114300">
             <wp:extent cx="6645600" cy="2070100"/>
             <wp:effectExtent b="0" l="0" r="0" t="0"/>
-            <wp:docPr id="4" name="image10.png"/>
+            <wp:docPr id="4" name="image11.png"/>
             <a:graphic>
               <a:graphicData uri="http://schemas.openxmlformats.org/drawingml/2006/picture">
                 <pic:pic>
                   <pic:nvPicPr>
-                    <pic:cNvPr id="0" name="image10.png"/>
+                    <pic:cNvPr id="0" name="image11.png"/>
                     <pic:cNvPicPr preferRelativeResize="0"/>
                   </pic:nvPicPr>
                   <pic:blipFill>
@@ -14383,7 +14383,7 @@
           <w:pgNumType w:start="1"/>
         </w:sectPr>
       </w:pPr>
-      <w:bookmarkStart w:colFirst="0" w:colLast="0" w:name="_5s27yjudvbe1" w:id="104"/>
+      <w:bookmarkStart w:colFirst="0" w:colLast="0" w:name="_n059pke1vp4f" w:id="104"/>
       <w:bookmarkEnd w:id="104"/>
       <w:r>
         <w:rPr>

--- a/docs/SDG_Hackathon_Idea_Guide.docx
+++ b/docs/SDG_Hackathon_Idea_Guide.docx
@@ -41,7 +41,7 @@
           <w:pgNumType w:start="1"/>
         </w:sectPr>
       </w:pPr>
-      <w:bookmarkStart w:colFirst="0" w:colLast="0" w:name="_oedpdxncte8n" w:id="0"/>
+      <w:bookmarkStart w:colFirst="0" w:colLast="0" w:name="_px50uwm4ft0s" w:id="0"/>
       <w:bookmarkEnd w:id="0"/>
       <w:r>
         <w:rPr>
@@ -694,12 +694,12 @@
           <wp:inline distB="114300" distT="114300" distL="114300" distR="114300">
             <wp:extent cx="5321300" cy="2959100"/>
             <wp:effectExtent b="0" l="0" r="0" t="0"/>
-            <wp:docPr id="2" name="image3.gif"/>
+            <wp:docPr id="10" name="image9.gif"/>
             <a:graphic>
               <a:graphicData uri="http://schemas.openxmlformats.org/drawingml/2006/picture">
                 <pic:pic>
                   <pic:nvPicPr>
-                    <pic:cNvPr id="0" name="image3.gif"/>
+                    <pic:cNvPr id="0" name="image9.gif"/>
                     <pic:cNvPicPr preferRelativeResize="0"/>
                   </pic:nvPicPr>
                   <pic:blipFill>
@@ -1512,12 +1512,12 @@
           <wp:inline distB="114300" distT="114300" distL="114300" distR="114300">
             <wp:extent cx="5321300" cy="2959100"/>
             <wp:effectExtent b="0" l="0" r="0" t="0"/>
-            <wp:docPr id="1" name="image4.gif"/>
+            <wp:docPr id="8" name="image10.gif"/>
             <a:graphic>
               <a:graphicData uri="http://schemas.openxmlformats.org/drawingml/2006/picture">
                 <pic:pic>
                   <pic:nvPicPr>
-                    <pic:cNvPr id="0" name="image4.gif"/>
+                    <pic:cNvPr id="0" name="image10.gif"/>
                     <pic:cNvPicPr preferRelativeResize="0"/>
                   </pic:nvPicPr>
                   <pic:blipFill>
@@ -2292,7 +2292,7 @@
           <wp:inline distB="114300" distT="114300" distL="114300" distR="114300">
             <wp:extent cx="5321300" cy="2959100"/>
             <wp:effectExtent b="0" l="0" r="0" t="0"/>
-            <wp:docPr id="3" name="image8.gif"/>
+            <wp:docPr id="7" name="image8.gif"/>
             <a:graphic>
               <a:graphicData uri="http://schemas.openxmlformats.org/drawingml/2006/picture">
                 <pic:pic>
@@ -3011,12 +3011,12 @@
           <wp:inline distB="114300" distT="114300" distL="114300" distR="114300">
             <wp:extent cx="5321300" cy="2959100"/>
             <wp:effectExtent b="0" l="0" r="0" t="0"/>
-            <wp:docPr id="8" name="image10.gif"/>
+            <wp:docPr id="9" name="image7.gif"/>
             <a:graphic>
               <a:graphicData uri="http://schemas.openxmlformats.org/drawingml/2006/picture">
                 <pic:pic>
                   <pic:nvPicPr>
-                    <pic:cNvPr id="0" name="image10.gif"/>
+                    <pic:cNvPr id="0" name="image7.gif"/>
                     <pic:cNvPicPr preferRelativeResize="0"/>
                   </pic:nvPicPr>
                   <pic:blipFill>
@@ -3603,12 +3603,12 @@
           <wp:inline distB="114300" distT="114300" distL="114300" distR="114300">
             <wp:extent cx="5321300" cy="2959100"/>
             <wp:effectExtent b="0" l="0" r="0" t="0"/>
-            <wp:docPr id="11" name="image6.gif"/>
+            <wp:docPr id="3" name="image3.gif"/>
             <a:graphic>
               <a:graphicData uri="http://schemas.openxmlformats.org/drawingml/2006/picture">
                 <pic:pic>
                   <pic:nvPicPr>
-                    <pic:cNvPr id="0" name="image6.gif"/>
+                    <pic:cNvPr id="0" name="image3.gif"/>
                     <pic:cNvPicPr preferRelativeResize="0"/>
                   </pic:nvPicPr>
                   <pic:blipFill>
@@ -4229,12 +4229,12 @@
           <wp:inline distB="114300" distT="114300" distL="114300" distR="114300">
             <wp:extent cx="5321300" cy="2959100"/>
             <wp:effectExtent b="0" l="0" r="0" t="0"/>
-            <wp:docPr id="10" name="image9.gif"/>
+            <wp:docPr id="6" name="image6.gif"/>
             <a:graphic>
               <a:graphicData uri="http://schemas.openxmlformats.org/drawingml/2006/picture">
                 <pic:pic>
                   <pic:nvPicPr>
-                    <pic:cNvPr id="0" name="image9.gif"/>
+                    <pic:cNvPr id="0" name="image6.gif"/>
                     <pic:cNvPicPr preferRelativeResize="0"/>
                   </pic:nvPicPr>
                   <pic:blipFill>
@@ -5160,12 +5160,12 @@
           <wp:inline distB="114300" distT="114300" distL="114300" distR="114300">
             <wp:extent cx="5321300" cy="2959100"/>
             <wp:effectExtent b="0" l="0" r="0" t="0"/>
-            <wp:docPr id="7" name="image1.gif"/>
+            <wp:docPr id="2" name="image2.gif"/>
             <a:graphic>
               <a:graphicData uri="http://schemas.openxmlformats.org/drawingml/2006/picture">
                 <pic:pic>
                   <pic:nvPicPr>
-                    <pic:cNvPr id="0" name="image1.gif"/>
+                    <pic:cNvPr id="0" name="image2.gif"/>
                     <pic:cNvPicPr preferRelativeResize="0"/>
                   </pic:nvPicPr>
                   <pic:blipFill>
@@ -5868,12 +5868,12 @@
           <wp:inline distB="114300" distT="114300" distL="114300" distR="114300">
             <wp:extent cx="5321300" cy="2959100"/>
             <wp:effectExtent b="0" l="0" r="0" t="0"/>
-            <wp:docPr id="5" name="image5.gif"/>
+            <wp:docPr id="4" name="image4.gif"/>
             <a:graphic>
               <a:graphicData uri="http://schemas.openxmlformats.org/drawingml/2006/picture">
                 <pic:pic>
                   <pic:nvPicPr>
-                    <pic:cNvPr id="0" name="image5.gif"/>
+                    <pic:cNvPr id="0" name="image4.gif"/>
                     <pic:cNvPicPr preferRelativeResize="0"/>
                   </pic:nvPicPr>
                   <pic:blipFill>
@@ -6734,12 +6734,12 @@
           <wp:inline distB="114300" distT="114300" distL="114300" distR="114300">
             <wp:extent cx="5321300" cy="2959100"/>
             <wp:effectExtent b="0" l="0" r="0" t="0"/>
-            <wp:docPr id="9" name="image7.gif"/>
+            <wp:docPr id="5" name="image5.gif"/>
             <a:graphic>
               <a:graphicData uri="http://schemas.openxmlformats.org/drawingml/2006/picture">
                 <pic:pic>
                   <pic:nvPicPr>
-                    <pic:cNvPr id="0" name="image7.gif"/>
+                    <pic:cNvPr id="0" name="image5.gif"/>
                     <pic:cNvPicPr preferRelativeResize="0"/>
                   </pic:nvPicPr>
                   <pic:blipFill>
@@ -7563,12 +7563,12 @@
           <wp:inline distB="114300" distT="114300" distL="114300" distR="114300">
             <wp:extent cx="5321300" cy="2959100"/>
             <wp:effectExtent b="0" l="0" r="0" t="0"/>
-            <wp:docPr id="6" name="image2.gif"/>
+            <wp:docPr id="1" name="image1.gif"/>
             <a:graphic>
               <a:graphicData uri="http://schemas.openxmlformats.org/drawingml/2006/picture">
                 <pic:pic>
                   <pic:nvPicPr>
-                    <pic:cNvPr id="0" name="image2.gif"/>
+                    <pic:cNvPr id="0" name="image1.gif"/>
                     <pic:cNvPicPr preferRelativeResize="0"/>
                   </pic:nvPicPr>
                   <pic:blipFill>
@@ -14047,7 +14047,7 @@
           <w:pgNumType w:start="1"/>
         </w:sectPr>
       </w:pPr>
-      <w:bookmarkStart w:colFirst="0" w:colLast="0" w:name="_s4ns046waoyr" w:id="103"/>
+      <w:bookmarkStart w:colFirst="0" w:colLast="0" w:name="_y555zbcbgqqf" w:id="103"/>
       <w:bookmarkEnd w:id="103"/>
       <w:r>
         <w:rPr>
@@ -14168,7 +14168,7 @@
           <wp:inline distB="114300" distT="114300" distL="114300" distR="114300">
             <wp:extent cx="6645600" cy="2070100"/>
             <wp:effectExtent b="0" l="0" r="0" t="0"/>
-            <wp:docPr id="4" name="image11.png"/>
+            <wp:docPr id="11" name="image11.png"/>
             <a:graphic>
               <a:graphicData uri="http://schemas.openxmlformats.org/drawingml/2006/picture">
                 <pic:pic>
@@ -14383,7 +14383,7 @@
           <w:pgNumType w:start="1"/>
         </w:sectPr>
       </w:pPr>
-      <w:bookmarkStart w:colFirst="0" w:colLast="0" w:name="_n059pke1vp4f" w:id="104"/>
+      <w:bookmarkStart w:colFirst="0" w:colLast="0" w:name="_fzp71234ita7" w:id="104"/>
       <w:bookmarkEnd w:id="104"/>
       <w:r>
         <w:rPr>

--- a/docs/SDG_Hackathon_Idea_Guide.docx
+++ b/docs/SDG_Hackathon_Idea_Guide.docx
@@ -41,7 +41,7 @@
           <w:pgNumType w:start="1"/>
         </w:sectPr>
       </w:pPr>
-      <w:bookmarkStart w:colFirst="0" w:colLast="0" w:name="_px50uwm4ft0s" w:id="0"/>
+      <w:bookmarkStart w:colFirst="0" w:colLast="0" w:name="_mcprbuxb7xf3" w:id="0"/>
       <w:bookmarkEnd w:id="0"/>
       <w:r>
         <w:rPr>
@@ -694,12 +694,12 @@
           <wp:inline distB="114300" distT="114300" distL="114300" distR="114300">
             <wp:extent cx="5321300" cy="2959100"/>
             <wp:effectExtent b="0" l="0" r="0" t="0"/>
-            <wp:docPr id="10" name="image9.gif"/>
+            <wp:docPr id="2" name="image3.gif"/>
             <a:graphic>
               <a:graphicData uri="http://schemas.openxmlformats.org/drawingml/2006/picture">
                 <pic:pic>
                   <pic:nvPicPr>
-                    <pic:cNvPr id="0" name="image9.gif"/>
+                    <pic:cNvPr id="0" name="image3.gif"/>
                     <pic:cNvPicPr preferRelativeResize="0"/>
                   </pic:nvPicPr>
                   <pic:blipFill>
@@ -1512,12 +1512,12 @@
           <wp:inline distB="114300" distT="114300" distL="114300" distR="114300">
             <wp:extent cx="5321300" cy="2959100"/>
             <wp:effectExtent b="0" l="0" r="0" t="0"/>
-            <wp:docPr id="8" name="image10.gif"/>
+            <wp:docPr id="4" name="image6.gif"/>
             <a:graphic>
               <a:graphicData uri="http://schemas.openxmlformats.org/drawingml/2006/picture">
                 <pic:pic>
                   <pic:nvPicPr>
-                    <pic:cNvPr id="0" name="image10.gif"/>
+                    <pic:cNvPr id="0" name="image6.gif"/>
                     <pic:cNvPicPr preferRelativeResize="0"/>
                   </pic:nvPicPr>
                   <pic:blipFill>
@@ -2292,12 +2292,12 @@
           <wp:inline distB="114300" distT="114300" distL="114300" distR="114300">
             <wp:extent cx="5321300" cy="2959100"/>
             <wp:effectExtent b="0" l="0" r="0" t="0"/>
-            <wp:docPr id="7" name="image8.gif"/>
+            <wp:docPr id="3" name="image1.gif"/>
             <a:graphic>
               <a:graphicData uri="http://schemas.openxmlformats.org/drawingml/2006/picture">
                 <pic:pic>
                   <pic:nvPicPr>
-                    <pic:cNvPr id="0" name="image8.gif"/>
+                    <pic:cNvPr id="0" name="image1.gif"/>
                     <pic:cNvPicPr preferRelativeResize="0"/>
                   </pic:nvPicPr>
                   <pic:blipFill>
@@ -3011,12 +3011,12 @@
           <wp:inline distB="114300" distT="114300" distL="114300" distR="114300">
             <wp:extent cx="5321300" cy="2959100"/>
             <wp:effectExtent b="0" l="0" r="0" t="0"/>
-            <wp:docPr id="9" name="image7.gif"/>
+            <wp:docPr id="11" name="image11.gif"/>
             <a:graphic>
               <a:graphicData uri="http://schemas.openxmlformats.org/drawingml/2006/picture">
                 <pic:pic>
                   <pic:nvPicPr>
-                    <pic:cNvPr id="0" name="image7.gif"/>
+                    <pic:cNvPr id="0" name="image11.gif"/>
                     <pic:cNvPicPr preferRelativeResize="0"/>
                   </pic:nvPicPr>
                   <pic:blipFill>
@@ -3603,12 +3603,12 @@
           <wp:inline distB="114300" distT="114300" distL="114300" distR="114300">
             <wp:extent cx="5321300" cy="2959100"/>
             <wp:effectExtent b="0" l="0" r="0" t="0"/>
-            <wp:docPr id="3" name="image3.gif"/>
+            <wp:docPr id="5" name="image10.gif"/>
             <a:graphic>
               <a:graphicData uri="http://schemas.openxmlformats.org/drawingml/2006/picture">
                 <pic:pic>
                   <pic:nvPicPr>
-                    <pic:cNvPr id="0" name="image3.gif"/>
+                    <pic:cNvPr id="0" name="image10.gif"/>
                     <pic:cNvPicPr preferRelativeResize="0"/>
                   </pic:nvPicPr>
                   <pic:blipFill>
@@ -4229,12 +4229,12 @@
           <wp:inline distB="114300" distT="114300" distL="114300" distR="114300">
             <wp:extent cx="5321300" cy="2959100"/>
             <wp:effectExtent b="0" l="0" r="0" t="0"/>
-            <wp:docPr id="6" name="image6.gif"/>
+            <wp:docPr id="9" name="image2.gif"/>
             <a:graphic>
               <a:graphicData uri="http://schemas.openxmlformats.org/drawingml/2006/picture">
                 <pic:pic>
                   <pic:nvPicPr>
-                    <pic:cNvPr id="0" name="image6.gif"/>
+                    <pic:cNvPr id="0" name="image2.gif"/>
                     <pic:cNvPicPr preferRelativeResize="0"/>
                   </pic:nvPicPr>
                   <pic:blipFill>
@@ -5160,12 +5160,12 @@
           <wp:inline distB="114300" distT="114300" distL="114300" distR="114300">
             <wp:extent cx="5321300" cy="2959100"/>
             <wp:effectExtent b="0" l="0" r="0" t="0"/>
-            <wp:docPr id="2" name="image2.gif"/>
+            <wp:docPr id="10" name="image4.gif"/>
             <a:graphic>
               <a:graphicData uri="http://schemas.openxmlformats.org/drawingml/2006/picture">
                 <pic:pic>
                   <pic:nvPicPr>
-                    <pic:cNvPr id="0" name="image2.gif"/>
+                    <pic:cNvPr id="0" name="image4.gif"/>
                     <pic:cNvPicPr preferRelativeResize="0"/>
                   </pic:nvPicPr>
                   <pic:blipFill>
@@ -5868,12 +5868,12 @@
           <wp:inline distB="114300" distT="114300" distL="114300" distR="114300">
             <wp:extent cx="5321300" cy="2959100"/>
             <wp:effectExtent b="0" l="0" r="0" t="0"/>
-            <wp:docPr id="4" name="image4.gif"/>
+            <wp:docPr id="7" name="image8.gif"/>
             <a:graphic>
               <a:graphicData uri="http://schemas.openxmlformats.org/drawingml/2006/picture">
                 <pic:pic>
                   <pic:nvPicPr>
-                    <pic:cNvPr id="0" name="image4.gif"/>
+                    <pic:cNvPr id="0" name="image8.gif"/>
                     <pic:cNvPicPr preferRelativeResize="0"/>
                   </pic:nvPicPr>
                   <pic:blipFill>
@@ -6734,12 +6734,12 @@
           <wp:inline distB="114300" distT="114300" distL="114300" distR="114300">
             <wp:extent cx="5321300" cy="2959100"/>
             <wp:effectExtent b="0" l="0" r="0" t="0"/>
-            <wp:docPr id="5" name="image5.gif"/>
+            <wp:docPr id="6" name="image7.gif"/>
             <a:graphic>
               <a:graphicData uri="http://schemas.openxmlformats.org/drawingml/2006/picture">
                 <pic:pic>
                   <pic:nvPicPr>
-                    <pic:cNvPr id="0" name="image5.gif"/>
+                    <pic:cNvPr id="0" name="image7.gif"/>
                     <pic:cNvPicPr preferRelativeResize="0"/>
                   </pic:nvPicPr>
                   <pic:blipFill>
@@ -7563,12 +7563,12 @@
           <wp:inline distB="114300" distT="114300" distL="114300" distR="114300">
             <wp:extent cx="5321300" cy="2959100"/>
             <wp:effectExtent b="0" l="0" r="0" t="0"/>
-            <wp:docPr id="1" name="image1.gif"/>
+            <wp:docPr id="1" name="image5.gif"/>
             <a:graphic>
               <a:graphicData uri="http://schemas.openxmlformats.org/drawingml/2006/picture">
                 <pic:pic>
                   <pic:nvPicPr>
-                    <pic:cNvPr id="0" name="image1.gif"/>
+                    <pic:cNvPr id="0" name="image5.gif"/>
                     <pic:cNvPicPr preferRelativeResize="0"/>
                   </pic:nvPicPr>
                   <pic:blipFill>
@@ -14047,7 +14047,7 @@
           <w:pgNumType w:start="1"/>
         </w:sectPr>
       </w:pPr>
-      <w:bookmarkStart w:colFirst="0" w:colLast="0" w:name="_y555zbcbgqqf" w:id="103"/>
+      <w:bookmarkStart w:colFirst="0" w:colLast="0" w:name="_dfp6uydrqhd6" w:id="103"/>
       <w:bookmarkEnd w:id="103"/>
       <w:r>
         <w:rPr>
@@ -14168,12 +14168,12 @@
           <wp:inline distB="114300" distT="114300" distL="114300" distR="114300">
             <wp:extent cx="6645600" cy="2070100"/>
             <wp:effectExtent b="0" l="0" r="0" t="0"/>
-            <wp:docPr id="11" name="image11.png"/>
+            <wp:docPr id="8" name="image9.png"/>
             <a:graphic>
               <a:graphicData uri="http://schemas.openxmlformats.org/drawingml/2006/picture">
                 <pic:pic>
                   <pic:nvPicPr>
-                    <pic:cNvPr id="0" name="image11.png"/>
+                    <pic:cNvPr id="0" name="image9.png"/>
                     <pic:cNvPicPr preferRelativeResize="0"/>
                   </pic:nvPicPr>
                   <pic:blipFill>
@@ -14383,7 +14383,7 @@
           <w:pgNumType w:start="1"/>
         </w:sectPr>
       </w:pPr>
-      <w:bookmarkStart w:colFirst="0" w:colLast="0" w:name="_fzp71234ita7" w:id="104"/>
+      <w:bookmarkStart w:colFirst="0" w:colLast="0" w:name="_2lwxh4sbe13x" w:id="104"/>
       <w:bookmarkEnd w:id="104"/>
       <w:r>
         <w:rPr>

--- a/docs/SDG_Hackathon_Idea_Guide.docx
+++ b/docs/SDG_Hackathon_Idea_Guide.docx
@@ -41,7 +41,7 @@
           <w:pgNumType w:start="1"/>
         </w:sectPr>
       </w:pPr>
-      <w:bookmarkStart w:colFirst="0" w:colLast="0" w:name="_mcprbuxb7xf3" w:id="0"/>
+      <w:bookmarkStart w:colFirst="0" w:colLast="0" w:name="_6y48ecpsdbgn" w:id="0"/>
       <w:bookmarkEnd w:id="0"/>
       <w:r>
         <w:rPr>
@@ -694,12 +694,12 @@
           <wp:inline distB="114300" distT="114300" distL="114300" distR="114300">
             <wp:extent cx="5321300" cy="2959100"/>
             <wp:effectExtent b="0" l="0" r="0" t="0"/>
-            <wp:docPr id="2" name="image3.gif"/>
+            <wp:docPr id="4" name="image9.gif"/>
             <a:graphic>
               <a:graphicData uri="http://schemas.openxmlformats.org/drawingml/2006/picture">
                 <pic:pic>
                   <pic:nvPicPr>
-                    <pic:cNvPr id="0" name="image3.gif"/>
+                    <pic:cNvPr id="0" name="image9.gif"/>
                     <pic:cNvPicPr preferRelativeResize="0"/>
                   </pic:nvPicPr>
                   <pic:blipFill>
@@ -1512,7 +1512,7 @@
           <wp:inline distB="114300" distT="114300" distL="114300" distR="114300">
             <wp:extent cx="5321300" cy="2959100"/>
             <wp:effectExtent b="0" l="0" r="0" t="0"/>
-            <wp:docPr id="4" name="image6.gif"/>
+            <wp:docPr id="2" name="image6.gif"/>
             <a:graphic>
               <a:graphicData uri="http://schemas.openxmlformats.org/drawingml/2006/picture">
                 <pic:pic>
@@ -2292,12 +2292,12 @@
           <wp:inline distB="114300" distT="114300" distL="114300" distR="114300">
             <wp:extent cx="5321300" cy="2959100"/>
             <wp:effectExtent b="0" l="0" r="0" t="0"/>
-            <wp:docPr id="3" name="image1.gif"/>
+            <wp:docPr id="10" name="image7.gif"/>
             <a:graphic>
               <a:graphicData uri="http://schemas.openxmlformats.org/drawingml/2006/picture">
                 <pic:pic>
                   <pic:nvPicPr>
-                    <pic:cNvPr id="0" name="image1.gif"/>
+                    <pic:cNvPr id="0" name="image7.gif"/>
                     <pic:cNvPicPr preferRelativeResize="0"/>
                   </pic:nvPicPr>
                   <pic:blipFill>
@@ -3011,7 +3011,7 @@
           <wp:inline distB="114300" distT="114300" distL="114300" distR="114300">
             <wp:extent cx="5321300" cy="2959100"/>
             <wp:effectExtent b="0" l="0" r="0" t="0"/>
-            <wp:docPr id="11" name="image11.gif"/>
+            <wp:docPr id="3" name="image11.gif"/>
             <a:graphic>
               <a:graphicData uri="http://schemas.openxmlformats.org/drawingml/2006/picture">
                 <pic:pic>
@@ -3603,12 +3603,12 @@
           <wp:inline distB="114300" distT="114300" distL="114300" distR="114300">
             <wp:extent cx="5321300" cy="2959100"/>
             <wp:effectExtent b="0" l="0" r="0" t="0"/>
-            <wp:docPr id="5" name="image10.gif"/>
+            <wp:docPr id="6" name="image4.gif"/>
             <a:graphic>
               <a:graphicData uri="http://schemas.openxmlformats.org/drawingml/2006/picture">
                 <pic:pic>
                   <pic:nvPicPr>
-                    <pic:cNvPr id="0" name="image10.gif"/>
+                    <pic:cNvPr id="0" name="image4.gif"/>
                     <pic:cNvPicPr preferRelativeResize="0"/>
                   </pic:nvPicPr>
                   <pic:blipFill>
@@ -4229,12 +4229,12 @@
           <wp:inline distB="114300" distT="114300" distL="114300" distR="114300">
             <wp:extent cx="5321300" cy="2959100"/>
             <wp:effectExtent b="0" l="0" r="0" t="0"/>
-            <wp:docPr id="9" name="image2.gif"/>
+            <wp:docPr id="9" name="image8.gif"/>
             <a:graphic>
               <a:graphicData uri="http://schemas.openxmlformats.org/drawingml/2006/picture">
                 <pic:pic>
                   <pic:nvPicPr>
-                    <pic:cNvPr id="0" name="image2.gif"/>
+                    <pic:cNvPr id="0" name="image8.gif"/>
                     <pic:cNvPicPr preferRelativeResize="0"/>
                   </pic:nvPicPr>
                   <pic:blipFill>
@@ -5160,12 +5160,12 @@
           <wp:inline distB="114300" distT="114300" distL="114300" distR="114300">
             <wp:extent cx="5321300" cy="2959100"/>
             <wp:effectExtent b="0" l="0" r="0" t="0"/>
-            <wp:docPr id="10" name="image4.gif"/>
+            <wp:docPr id="8" name="image1.gif"/>
             <a:graphic>
               <a:graphicData uri="http://schemas.openxmlformats.org/drawingml/2006/picture">
                 <pic:pic>
                   <pic:nvPicPr>
-                    <pic:cNvPr id="0" name="image4.gif"/>
+                    <pic:cNvPr id="0" name="image1.gif"/>
                     <pic:cNvPicPr preferRelativeResize="0"/>
                   </pic:nvPicPr>
                   <pic:blipFill>
@@ -5868,12 +5868,12 @@
           <wp:inline distB="114300" distT="114300" distL="114300" distR="114300">
             <wp:extent cx="5321300" cy="2959100"/>
             <wp:effectExtent b="0" l="0" r="0" t="0"/>
-            <wp:docPr id="7" name="image8.gif"/>
+            <wp:docPr id="5" name="image2.gif"/>
             <a:graphic>
               <a:graphicData uri="http://schemas.openxmlformats.org/drawingml/2006/picture">
                 <pic:pic>
                   <pic:nvPicPr>
-                    <pic:cNvPr id="0" name="image8.gif"/>
+                    <pic:cNvPr id="0" name="image2.gif"/>
                     <pic:cNvPicPr preferRelativeResize="0"/>
                   </pic:nvPicPr>
                   <pic:blipFill>
@@ -6734,12 +6734,12 @@
           <wp:inline distB="114300" distT="114300" distL="114300" distR="114300">
             <wp:extent cx="5321300" cy="2959100"/>
             <wp:effectExtent b="0" l="0" r="0" t="0"/>
-            <wp:docPr id="6" name="image7.gif"/>
+            <wp:docPr id="1" name="image3.gif"/>
             <a:graphic>
               <a:graphicData uri="http://schemas.openxmlformats.org/drawingml/2006/picture">
                 <pic:pic>
                   <pic:nvPicPr>
-                    <pic:cNvPr id="0" name="image7.gif"/>
+                    <pic:cNvPr id="0" name="image3.gif"/>
                     <pic:cNvPicPr preferRelativeResize="0"/>
                   </pic:nvPicPr>
                   <pic:blipFill>
@@ -7563,7 +7563,7 @@
           <wp:inline distB="114300" distT="114300" distL="114300" distR="114300">
             <wp:extent cx="5321300" cy="2959100"/>
             <wp:effectExtent b="0" l="0" r="0" t="0"/>
-            <wp:docPr id="1" name="image5.gif"/>
+            <wp:docPr id="7" name="image5.gif"/>
             <a:graphic>
               <a:graphicData uri="http://schemas.openxmlformats.org/drawingml/2006/picture">
                 <pic:pic>
@@ -14047,7 +14047,7 @@
           <w:pgNumType w:start="1"/>
         </w:sectPr>
       </w:pPr>
-      <w:bookmarkStart w:colFirst="0" w:colLast="0" w:name="_dfp6uydrqhd6" w:id="103"/>
+      <w:bookmarkStart w:colFirst="0" w:colLast="0" w:name="_y089qatqm1y3" w:id="103"/>
       <w:bookmarkEnd w:id="103"/>
       <w:r>
         <w:rPr>
@@ -14168,12 +14168,12 @@
           <wp:inline distB="114300" distT="114300" distL="114300" distR="114300">
             <wp:extent cx="6645600" cy="2070100"/>
             <wp:effectExtent b="0" l="0" r="0" t="0"/>
-            <wp:docPr id="8" name="image9.png"/>
+            <wp:docPr id="11" name="image10.png"/>
             <a:graphic>
               <a:graphicData uri="http://schemas.openxmlformats.org/drawingml/2006/picture">
                 <pic:pic>
                   <pic:nvPicPr>
-                    <pic:cNvPr id="0" name="image9.png"/>
+                    <pic:cNvPr id="0" name="image10.png"/>
                     <pic:cNvPicPr preferRelativeResize="0"/>
                   </pic:nvPicPr>
                   <pic:blipFill>
@@ -14383,7 +14383,7 @@
           <w:pgNumType w:start="1"/>
         </w:sectPr>
       </w:pPr>
-      <w:bookmarkStart w:colFirst="0" w:colLast="0" w:name="_2lwxh4sbe13x" w:id="104"/>
+      <w:bookmarkStart w:colFirst="0" w:colLast="0" w:name="_x3io3d28mlkl" w:id="104"/>
       <w:bookmarkEnd w:id="104"/>
       <w:r>
         <w:rPr>

--- a/docs/SDG_Hackathon_Idea_Guide.docx
+++ b/docs/SDG_Hackathon_Idea_Guide.docx
@@ -41,7 +41,7 @@
           <w:pgNumType w:start="1"/>
         </w:sectPr>
       </w:pPr>
-      <w:bookmarkStart w:colFirst="0" w:colLast="0" w:name="_6y48ecpsdbgn" w:id="0"/>
+      <w:bookmarkStart w:colFirst="0" w:colLast="0" w:name="_g3xmkv28lkaj" w:id="0"/>
       <w:bookmarkEnd w:id="0"/>
       <w:r>
         <w:rPr>
@@ -694,12 +694,12 @@
           <wp:inline distB="114300" distT="114300" distL="114300" distR="114300">
             <wp:extent cx="5321300" cy="2959100"/>
             <wp:effectExtent b="0" l="0" r="0" t="0"/>
-            <wp:docPr id="4" name="image9.gif"/>
+            <wp:docPr id="4" name="image2.gif"/>
             <a:graphic>
               <a:graphicData uri="http://schemas.openxmlformats.org/drawingml/2006/picture">
                 <pic:pic>
                   <pic:nvPicPr>
-                    <pic:cNvPr id="0" name="image9.gif"/>
+                    <pic:cNvPr id="0" name="image2.gif"/>
                     <pic:cNvPicPr preferRelativeResize="0"/>
                   </pic:nvPicPr>
                   <pic:blipFill>
@@ -1512,12 +1512,12 @@
           <wp:inline distB="114300" distT="114300" distL="114300" distR="114300">
             <wp:extent cx="5321300" cy="2959100"/>
             <wp:effectExtent b="0" l="0" r="0" t="0"/>
-            <wp:docPr id="2" name="image6.gif"/>
+            <wp:docPr id="11" name="image1.gif"/>
             <a:graphic>
               <a:graphicData uri="http://schemas.openxmlformats.org/drawingml/2006/picture">
                 <pic:pic>
                   <pic:nvPicPr>
-                    <pic:cNvPr id="0" name="image6.gif"/>
+                    <pic:cNvPr id="0" name="image1.gif"/>
                     <pic:cNvPicPr preferRelativeResize="0"/>
                   </pic:nvPicPr>
                   <pic:blipFill>
@@ -2292,12 +2292,12 @@
           <wp:inline distB="114300" distT="114300" distL="114300" distR="114300">
             <wp:extent cx="5321300" cy="2959100"/>
             <wp:effectExtent b="0" l="0" r="0" t="0"/>
-            <wp:docPr id="10" name="image7.gif"/>
+            <wp:docPr id="10" name="image6.gif"/>
             <a:graphic>
               <a:graphicData uri="http://schemas.openxmlformats.org/drawingml/2006/picture">
                 <pic:pic>
                   <pic:nvPicPr>
-                    <pic:cNvPr id="0" name="image7.gif"/>
+                    <pic:cNvPr id="0" name="image6.gif"/>
                     <pic:cNvPicPr preferRelativeResize="0"/>
                   </pic:nvPicPr>
                   <pic:blipFill>
@@ -3011,12 +3011,12 @@
           <wp:inline distB="114300" distT="114300" distL="114300" distR="114300">
             <wp:extent cx="5321300" cy="2959100"/>
             <wp:effectExtent b="0" l="0" r="0" t="0"/>
-            <wp:docPr id="3" name="image11.gif"/>
+            <wp:docPr id="3" name="image4.gif"/>
             <a:graphic>
               <a:graphicData uri="http://schemas.openxmlformats.org/drawingml/2006/picture">
                 <pic:pic>
                   <pic:nvPicPr>
-                    <pic:cNvPr id="0" name="image11.gif"/>
+                    <pic:cNvPr id="0" name="image4.gif"/>
                     <pic:cNvPicPr preferRelativeResize="0"/>
                   </pic:nvPicPr>
                   <pic:blipFill>
@@ -3603,12 +3603,12 @@
           <wp:inline distB="114300" distT="114300" distL="114300" distR="114300">
             <wp:extent cx="5321300" cy="2959100"/>
             <wp:effectExtent b="0" l="0" r="0" t="0"/>
-            <wp:docPr id="6" name="image4.gif"/>
+            <wp:docPr id="1" name="image11.gif"/>
             <a:graphic>
               <a:graphicData uri="http://schemas.openxmlformats.org/drawingml/2006/picture">
                 <pic:pic>
                   <pic:nvPicPr>
-                    <pic:cNvPr id="0" name="image4.gif"/>
+                    <pic:cNvPr id="0" name="image11.gif"/>
                     <pic:cNvPicPr preferRelativeResize="0"/>
                   </pic:nvPicPr>
                   <pic:blipFill>
@@ -4229,12 +4229,12 @@
           <wp:inline distB="114300" distT="114300" distL="114300" distR="114300">
             <wp:extent cx="5321300" cy="2959100"/>
             <wp:effectExtent b="0" l="0" r="0" t="0"/>
-            <wp:docPr id="9" name="image8.gif"/>
+            <wp:docPr id="8" name="image3.gif"/>
             <a:graphic>
               <a:graphicData uri="http://schemas.openxmlformats.org/drawingml/2006/picture">
                 <pic:pic>
                   <pic:nvPicPr>
-                    <pic:cNvPr id="0" name="image8.gif"/>
+                    <pic:cNvPr id="0" name="image3.gif"/>
                     <pic:cNvPicPr preferRelativeResize="0"/>
                   </pic:nvPicPr>
                   <pic:blipFill>
@@ -5160,12 +5160,12 @@
           <wp:inline distB="114300" distT="114300" distL="114300" distR="114300">
             <wp:extent cx="5321300" cy="2959100"/>
             <wp:effectExtent b="0" l="0" r="0" t="0"/>
-            <wp:docPr id="8" name="image1.gif"/>
+            <wp:docPr id="5" name="image7.gif"/>
             <a:graphic>
               <a:graphicData uri="http://schemas.openxmlformats.org/drawingml/2006/picture">
                 <pic:pic>
                   <pic:nvPicPr>
-                    <pic:cNvPr id="0" name="image1.gif"/>
+                    <pic:cNvPr id="0" name="image7.gif"/>
                     <pic:cNvPicPr preferRelativeResize="0"/>
                   </pic:nvPicPr>
                   <pic:blipFill>
@@ -5868,12 +5868,12 @@
           <wp:inline distB="114300" distT="114300" distL="114300" distR="114300">
             <wp:extent cx="5321300" cy="2959100"/>
             <wp:effectExtent b="0" l="0" r="0" t="0"/>
-            <wp:docPr id="5" name="image2.gif"/>
+            <wp:docPr id="2" name="image10.gif"/>
             <a:graphic>
               <a:graphicData uri="http://schemas.openxmlformats.org/drawingml/2006/picture">
                 <pic:pic>
                   <pic:nvPicPr>
-                    <pic:cNvPr id="0" name="image2.gif"/>
+                    <pic:cNvPr id="0" name="image10.gif"/>
                     <pic:cNvPicPr preferRelativeResize="0"/>
                   </pic:nvPicPr>
                   <pic:blipFill>
@@ -6734,12 +6734,12 @@
           <wp:inline distB="114300" distT="114300" distL="114300" distR="114300">
             <wp:extent cx="5321300" cy="2959100"/>
             <wp:effectExtent b="0" l="0" r="0" t="0"/>
-            <wp:docPr id="1" name="image3.gif"/>
+            <wp:docPr id="9" name="image5.gif"/>
             <a:graphic>
               <a:graphicData uri="http://schemas.openxmlformats.org/drawingml/2006/picture">
                 <pic:pic>
                   <pic:nvPicPr>
-                    <pic:cNvPr id="0" name="image3.gif"/>
+                    <pic:cNvPr id="0" name="image5.gif"/>
                     <pic:cNvPicPr preferRelativeResize="0"/>
                   </pic:nvPicPr>
                   <pic:blipFill>
@@ -7563,12 +7563,12 @@
           <wp:inline distB="114300" distT="114300" distL="114300" distR="114300">
             <wp:extent cx="5321300" cy="2959100"/>
             <wp:effectExtent b="0" l="0" r="0" t="0"/>
-            <wp:docPr id="7" name="image5.gif"/>
+            <wp:docPr id="6" name="image8.gif"/>
             <a:graphic>
               <a:graphicData uri="http://schemas.openxmlformats.org/drawingml/2006/picture">
                 <pic:pic>
                   <pic:nvPicPr>
-                    <pic:cNvPr id="0" name="image5.gif"/>
+                    <pic:cNvPr id="0" name="image8.gif"/>
                     <pic:cNvPicPr preferRelativeResize="0"/>
                   </pic:nvPicPr>
                   <pic:blipFill>
@@ -14047,7 +14047,7 @@
           <w:pgNumType w:start="1"/>
         </w:sectPr>
       </w:pPr>
-      <w:bookmarkStart w:colFirst="0" w:colLast="0" w:name="_y089qatqm1y3" w:id="103"/>
+      <w:bookmarkStart w:colFirst="0" w:colLast="0" w:name="_umi5o1d12h8l" w:id="103"/>
       <w:bookmarkEnd w:id="103"/>
       <w:r>
         <w:rPr>
@@ -14168,12 +14168,12 @@
           <wp:inline distB="114300" distT="114300" distL="114300" distR="114300">
             <wp:extent cx="6645600" cy="2070100"/>
             <wp:effectExtent b="0" l="0" r="0" t="0"/>
-            <wp:docPr id="11" name="image10.png"/>
+            <wp:docPr id="7" name="image9.png"/>
             <a:graphic>
               <a:graphicData uri="http://schemas.openxmlformats.org/drawingml/2006/picture">
                 <pic:pic>
                   <pic:nvPicPr>
-                    <pic:cNvPr id="0" name="image10.png"/>
+                    <pic:cNvPr id="0" name="image9.png"/>
                     <pic:cNvPicPr preferRelativeResize="0"/>
                   </pic:nvPicPr>
                   <pic:blipFill>
@@ -14383,7 +14383,7 @@
           <w:pgNumType w:start="1"/>
         </w:sectPr>
       </w:pPr>
-      <w:bookmarkStart w:colFirst="0" w:colLast="0" w:name="_x3io3d28mlkl" w:id="104"/>
+      <w:bookmarkStart w:colFirst="0" w:colLast="0" w:name="_nehhsxg2ji4w" w:id="104"/>
       <w:bookmarkEnd w:id="104"/>
       <w:r>
         <w:rPr>

--- a/docs/SDG_Hackathon_Idea_Guide.docx
+++ b/docs/SDG_Hackathon_Idea_Guide.docx
@@ -41,7 +41,7 @@
           <w:pgNumType w:start="1"/>
         </w:sectPr>
       </w:pPr>
-      <w:bookmarkStart w:colFirst="0" w:colLast="0" w:name="_g3xmkv28lkaj" w:id="0"/>
+      <w:bookmarkStart w:colFirst="0" w:colLast="0" w:name="_58phaaxfj1ld" w:id="0"/>
       <w:bookmarkEnd w:id="0"/>
       <w:r>
         <w:rPr>
@@ -694,12 +694,12 @@
           <wp:inline distB="114300" distT="114300" distL="114300" distR="114300">
             <wp:extent cx="5321300" cy="2959100"/>
             <wp:effectExtent b="0" l="0" r="0" t="0"/>
-            <wp:docPr id="4" name="image2.gif"/>
+            <wp:docPr id="7" name="image10.gif"/>
             <a:graphic>
               <a:graphicData uri="http://schemas.openxmlformats.org/drawingml/2006/picture">
                 <pic:pic>
                   <pic:nvPicPr>
-                    <pic:cNvPr id="0" name="image2.gif"/>
+                    <pic:cNvPr id="0" name="image10.gif"/>
                     <pic:cNvPicPr preferRelativeResize="0"/>
                   </pic:nvPicPr>
                   <pic:blipFill>
@@ -1512,12 +1512,12 @@
           <wp:inline distB="114300" distT="114300" distL="114300" distR="114300">
             <wp:extent cx="5321300" cy="2959100"/>
             <wp:effectExtent b="0" l="0" r="0" t="0"/>
-            <wp:docPr id="11" name="image1.gif"/>
+            <wp:docPr id="11" name="image11.gif"/>
             <a:graphic>
               <a:graphicData uri="http://schemas.openxmlformats.org/drawingml/2006/picture">
                 <pic:pic>
                   <pic:nvPicPr>
-                    <pic:cNvPr id="0" name="image1.gif"/>
+                    <pic:cNvPr id="0" name="image11.gif"/>
                     <pic:cNvPicPr preferRelativeResize="0"/>
                   </pic:nvPicPr>
                   <pic:blipFill>
@@ -2292,12 +2292,12 @@
           <wp:inline distB="114300" distT="114300" distL="114300" distR="114300">
             <wp:extent cx="5321300" cy="2959100"/>
             <wp:effectExtent b="0" l="0" r="0" t="0"/>
-            <wp:docPr id="10" name="image6.gif"/>
+            <wp:docPr id="8" name="image8.gif"/>
             <a:graphic>
               <a:graphicData uri="http://schemas.openxmlformats.org/drawingml/2006/picture">
                 <pic:pic>
                   <pic:nvPicPr>
-                    <pic:cNvPr id="0" name="image6.gif"/>
+                    <pic:cNvPr id="0" name="image8.gif"/>
                     <pic:cNvPicPr preferRelativeResize="0"/>
                   </pic:nvPicPr>
                   <pic:blipFill>
@@ -3011,12 +3011,12 @@
           <wp:inline distB="114300" distT="114300" distL="114300" distR="114300">
             <wp:extent cx="5321300" cy="2959100"/>
             <wp:effectExtent b="0" l="0" r="0" t="0"/>
-            <wp:docPr id="3" name="image4.gif"/>
+            <wp:docPr id="4" name="image7.gif"/>
             <a:graphic>
               <a:graphicData uri="http://schemas.openxmlformats.org/drawingml/2006/picture">
                 <pic:pic>
                   <pic:nvPicPr>
-                    <pic:cNvPr id="0" name="image4.gif"/>
+                    <pic:cNvPr id="0" name="image7.gif"/>
                     <pic:cNvPicPr preferRelativeResize="0"/>
                   </pic:nvPicPr>
                   <pic:blipFill>
@@ -3603,12 +3603,12 @@
           <wp:inline distB="114300" distT="114300" distL="114300" distR="114300">
             <wp:extent cx="5321300" cy="2959100"/>
             <wp:effectExtent b="0" l="0" r="0" t="0"/>
-            <wp:docPr id="1" name="image11.gif"/>
+            <wp:docPr id="2" name="image3.gif"/>
             <a:graphic>
               <a:graphicData uri="http://schemas.openxmlformats.org/drawingml/2006/picture">
                 <pic:pic>
                   <pic:nvPicPr>
-                    <pic:cNvPr id="0" name="image11.gif"/>
+                    <pic:cNvPr id="0" name="image3.gif"/>
                     <pic:cNvPicPr preferRelativeResize="0"/>
                   </pic:nvPicPr>
                   <pic:blipFill>
@@ -4229,12 +4229,12 @@
           <wp:inline distB="114300" distT="114300" distL="114300" distR="114300">
             <wp:extent cx="5321300" cy="2959100"/>
             <wp:effectExtent b="0" l="0" r="0" t="0"/>
-            <wp:docPr id="8" name="image3.gif"/>
+            <wp:docPr id="3" name="image5.gif"/>
             <a:graphic>
               <a:graphicData uri="http://schemas.openxmlformats.org/drawingml/2006/picture">
                 <pic:pic>
                   <pic:nvPicPr>
-                    <pic:cNvPr id="0" name="image3.gif"/>
+                    <pic:cNvPr id="0" name="image5.gif"/>
                     <pic:cNvPicPr preferRelativeResize="0"/>
                   </pic:nvPicPr>
                   <pic:blipFill>
@@ -5160,12 +5160,12 @@
           <wp:inline distB="114300" distT="114300" distL="114300" distR="114300">
             <wp:extent cx="5321300" cy="2959100"/>
             <wp:effectExtent b="0" l="0" r="0" t="0"/>
-            <wp:docPr id="5" name="image7.gif"/>
+            <wp:docPr id="5" name="image2.gif"/>
             <a:graphic>
               <a:graphicData uri="http://schemas.openxmlformats.org/drawingml/2006/picture">
                 <pic:pic>
                   <pic:nvPicPr>
-                    <pic:cNvPr id="0" name="image7.gif"/>
+                    <pic:cNvPr id="0" name="image2.gif"/>
                     <pic:cNvPicPr preferRelativeResize="0"/>
                   </pic:nvPicPr>
                   <pic:blipFill>
@@ -5868,12 +5868,12 @@
           <wp:inline distB="114300" distT="114300" distL="114300" distR="114300">
             <wp:extent cx="5321300" cy="2959100"/>
             <wp:effectExtent b="0" l="0" r="0" t="0"/>
-            <wp:docPr id="2" name="image10.gif"/>
+            <wp:docPr id="6" name="image6.gif"/>
             <a:graphic>
               <a:graphicData uri="http://schemas.openxmlformats.org/drawingml/2006/picture">
                 <pic:pic>
                   <pic:nvPicPr>
-                    <pic:cNvPr id="0" name="image10.gif"/>
+                    <pic:cNvPr id="0" name="image6.gif"/>
                     <pic:cNvPicPr preferRelativeResize="0"/>
                   </pic:nvPicPr>
                   <pic:blipFill>
@@ -6734,12 +6734,12 @@
           <wp:inline distB="114300" distT="114300" distL="114300" distR="114300">
             <wp:extent cx="5321300" cy="2959100"/>
             <wp:effectExtent b="0" l="0" r="0" t="0"/>
-            <wp:docPr id="9" name="image5.gif"/>
+            <wp:docPr id="1" name="image1.gif"/>
             <a:graphic>
               <a:graphicData uri="http://schemas.openxmlformats.org/drawingml/2006/picture">
                 <pic:pic>
                   <pic:nvPicPr>
-                    <pic:cNvPr id="0" name="image5.gif"/>
+                    <pic:cNvPr id="0" name="image1.gif"/>
                     <pic:cNvPicPr preferRelativeResize="0"/>
                   </pic:nvPicPr>
                   <pic:blipFill>
@@ -7563,12 +7563,12 @@
           <wp:inline distB="114300" distT="114300" distL="114300" distR="114300">
             <wp:extent cx="5321300" cy="2959100"/>
             <wp:effectExtent b="0" l="0" r="0" t="0"/>
-            <wp:docPr id="6" name="image8.gif"/>
+            <wp:docPr id="10" name="image4.gif"/>
             <a:graphic>
               <a:graphicData uri="http://schemas.openxmlformats.org/drawingml/2006/picture">
                 <pic:pic>
                   <pic:nvPicPr>
-                    <pic:cNvPr id="0" name="image8.gif"/>
+                    <pic:cNvPr id="0" name="image4.gif"/>
                     <pic:cNvPicPr preferRelativeResize="0"/>
                   </pic:nvPicPr>
                   <pic:blipFill>
@@ -14047,7 +14047,7 @@
           <w:pgNumType w:start="1"/>
         </w:sectPr>
       </w:pPr>
-      <w:bookmarkStart w:colFirst="0" w:colLast="0" w:name="_umi5o1d12h8l" w:id="103"/>
+      <w:bookmarkStart w:colFirst="0" w:colLast="0" w:name="_w1g82i8nfs12" w:id="103"/>
       <w:bookmarkEnd w:id="103"/>
       <w:r>
         <w:rPr>
@@ -14168,7 +14168,7 @@
           <wp:inline distB="114300" distT="114300" distL="114300" distR="114300">
             <wp:extent cx="6645600" cy="2070100"/>
             <wp:effectExtent b="0" l="0" r="0" t="0"/>
-            <wp:docPr id="7" name="image9.png"/>
+            <wp:docPr id="9" name="image9.png"/>
             <a:graphic>
               <a:graphicData uri="http://schemas.openxmlformats.org/drawingml/2006/picture">
                 <pic:pic>
@@ -14383,7 +14383,7 @@
           <w:pgNumType w:start="1"/>
         </w:sectPr>
       </w:pPr>
-      <w:bookmarkStart w:colFirst="0" w:colLast="0" w:name="_nehhsxg2ji4w" w:id="104"/>
+      <w:bookmarkStart w:colFirst="0" w:colLast="0" w:name="_m4dvldngqzth" w:id="104"/>
       <w:bookmarkEnd w:id="104"/>
       <w:r>
         <w:rPr>

--- a/docs/SDG_Hackathon_Idea_Guide.docx
+++ b/docs/SDG_Hackathon_Idea_Guide.docx
@@ -41,7 +41,7 @@
           <w:pgNumType w:start="1"/>
         </w:sectPr>
       </w:pPr>
-      <w:bookmarkStart w:colFirst="0" w:colLast="0" w:name="_58phaaxfj1ld" w:id="0"/>
+      <w:bookmarkStart w:colFirst="0" w:colLast="0" w:name="_ihpg7rjmivht" w:id="0"/>
       <w:bookmarkEnd w:id="0"/>
       <w:r>
         <w:rPr>
@@ -694,12 +694,12 @@
           <wp:inline distB="114300" distT="114300" distL="114300" distR="114300">
             <wp:extent cx="5321300" cy="2959100"/>
             <wp:effectExtent b="0" l="0" r="0" t="0"/>
-            <wp:docPr id="7" name="image10.gif"/>
+            <wp:docPr id="5" name="image5.gif"/>
             <a:graphic>
               <a:graphicData uri="http://schemas.openxmlformats.org/drawingml/2006/picture">
                 <pic:pic>
                   <pic:nvPicPr>
-                    <pic:cNvPr id="0" name="image10.gif"/>
+                    <pic:cNvPr id="0" name="image5.gif"/>
                     <pic:cNvPicPr preferRelativeResize="0"/>
                   </pic:nvPicPr>
                   <pic:blipFill>
@@ -1512,12 +1512,12 @@
           <wp:inline distB="114300" distT="114300" distL="114300" distR="114300">
             <wp:extent cx="5321300" cy="2959100"/>
             <wp:effectExtent b="0" l="0" r="0" t="0"/>
-            <wp:docPr id="11" name="image11.gif"/>
+            <wp:docPr id="11" name="image7.gif"/>
             <a:graphic>
               <a:graphicData uri="http://schemas.openxmlformats.org/drawingml/2006/picture">
                 <pic:pic>
                   <pic:nvPicPr>
-                    <pic:cNvPr id="0" name="image11.gif"/>
+                    <pic:cNvPr id="0" name="image7.gif"/>
                     <pic:cNvPicPr preferRelativeResize="0"/>
                   </pic:nvPicPr>
                   <pic:blipFill>
@@ -2292,12 +2292,12 @@
           <wp:inline distB="114300" distT="114300" distL="114300" distR="114300">
             <wp:extent cx="5321300" cy="2959100"/>
             <wp:effectExtent b="0" l="0" r="0" t="0"/>
-            <wp:docPr id="8" name="image8.gif"/>
+            <wp:docPr id="9" name="image1.gif"/>
             <a:graphic>
               <a:graphicData uri="http://schemas.openxmlformats.org/drawingml/2006/picture">
                 <pic:pic>
                   <pic:nvPicPr>
-                    <pic:cNvPr id="0" name="image8.gif"/>
+                    <pic:cNvPr id="0" name="image1.gif"/>
                     <pic:cNvPicPr preferRelativeResize="0"/>
                   </pic:nvPicPr>
                   <pic:blipFill>
@@ -3011,12 +3011,12 @@
           <wp:inline distB="114300" distT="114300" distL="114300" distR="114300">
             <wp:extent cx="5321300" cy="2959100"/>
             <wp:effectExtent b="0" l="0" r="0" t="0"/>
-            <wp:docPr id="4" name="image7.gif"/>
+            <wp:docPr id="6" name="image10.gif"/>
             <a:graphic>
               <a:graphicData uri="http://schemas.openxmlformats.org/drawingml/2006/picture">
                 <pic:pic>
                   <pic:nvPicPr>
-                    <pic:cNvPr id="0" name="image7.gif"/>
+                    <pic:cNvPr id="0" name="image10.gif"/>
                     <pic:cNvPicPr preferRelativeResize="0"/>
                   </pic:nvPicPr>
                   <pic:blipFill>
@@ -3603,12 +3603,12 @@
           <wp:inline distB="114300" distT="114300" distL="114300" distR="114300">
             <wp:extent cx="5321300" cy="2959100"/>
             <wp:effectExtent b="0" l="0" r="0" t="0"/>
-            <wp:docPr id="2" name="image3.gif"/>
+            <wp:docPr id="10" name="image11.gif"/>
             <a:graphic>
               <a:graphicData uri="http://schemas.openxmlformats.org/drawingml/2006/picture">
                 <pic:pic>
                   <pic:nvPicPr>
-                    <pic:cNvPr id="0" name="image3.gif"/>
+                    <pic:cNvPr id="0" name="image11.gif"/>
                     <pic:cNvPicPr preferRelativeResize="0"/>
                   </pic:nvPicPr>
                   <pic:blipFill>
@@ -4229,12 +4229,12 @@
           <wp:inline distB="114300" distT="114300" distL="114300" distR="114300">
             <wp:extent cx="5321300" cy="2959100"/>
             <wp:effectExtent b="0" l="0" r="0" t="0"/>
-            <wp:docPr id="3" name="image5.gif"/>
+            <wp:docPr id="2" name="image6.gif"/>
             <a:graphic>
               <a:graphicData uri="http://schemas.openxmlformats.org/drawingml/2006/picture">
                 <pic:pic>
                   <pic:nvPicPr>
-                    <pic:cNvPr id="0" name="image5.gif"/>
+                    <pic:cNvPr id="0" name="image6.gif"/>
                     <pic:cNvPicPr preferRelativeResize="0"/>
                   </pic:nvPicPr>
                   <pic:blipFill>
@@ -5160,7 +5160,7 @@
           <wp:inline distB="114300" distT="114300" distL="114300" distR="114300">
             <wp:extent cx="5321300" cy="2959100"/>
             <wp:effectExtent b="0" l="0" r="0" t="0"/>
-            <wp:docPr id="5" name="image2.gif"/>
+            <wp:docPr id="8" name="image2.gif"/>
             <a:graphic>
               <a:graphicData uri="http://schemas.openxmlformats.org/drawingml/2006/picture">
                 <pic:pic>
@@ -5868,12 +5868,12 @@
           <wp:inline distB="114300" distT="114300" distL="114300" distR="114300">
             <wp:extent cx="5321300" cy="2959100"/>
             <wp:effectExtent b="0" l="0" r="0" t="0"/>
-            <wp:docPr id="6" name="image6.gif"/>
+            <wp:docPr id="3" name="image8.gif"/>
             <a:graphic>
               <a:graphicData uri="http://schemas.openxmlformats.org/drawingml/2006/picture">
                 <pic:pic>
                   <pic:nvPicPr>
-                    <pic:cNvPr id="0" name="image6.gif"/>
+                    <pic:cNvPr id="0" name="image8.gif"/>
                     <pic:cNvPicPr preferRelativeResize="0"/>
                   </pic:nvPicPr>
                   <pic:blipFill>
@@ -6734,12 +6734,12 @@
           <wp:inline distB="114300" distT="114300" distL="114300" distR="114300">
             <wp:extent cx="5321300" cy="2959100"/>
             <wp:effectExtent b="0" l="0" r="0" t="0"/>
-            <wp:docPr id="1" name="image1.gif"/>
+            <wp:docPr id="1" name="image4.gif"/>
             <a:graphic>
               <a:graphicData uri="http://schemas.openxmlformats.org/drawingml/2006/picture">
                 <pic:pic>
                   <pic:nvPicPr>
-                    <pic:cNvPr id="0" name="image1.gif"/>
+                    <pic:cNvPr id="0" name="image4.gif"/>
                     <pic:cNvPicPr preferRelativeResize="0"/>
                   </pic:nvPicPr>
                   <pic:blipFill>
@@ -7563,12 +7563,12 @@
           <wp:inline distB="114300" distT="114300" distL="114300" distR="114300">
             <wp:extent cx="5321300" cy="2959100"/>
             <wp:effectExtent b="0" l="0" r="0" t="0"/>
-            <wp:docPr id="10" name="image4.gif"/>
+            <wp:docPr id="4" name="image3.gif"/>
             <a:graphic>
               <a:graphicData uri="http://schemas.openxmlformats.org/drawingml/2006/picture">
                 <pic:pic>
                   <pic:nvPicPr>
-                    <pic:cNvPr id="0" name="image4.gif"/>
+                    <pic:cNvPr id="0" name="image3.gif"/>
                     <pic:cNvPicPr preferRelativeResize="0"/>
                   </pic:nvPicPr>
                   <pic:blipFill>
@@ -14047,7 +14047,7 @@
           <w:pgNumType w:start="1"/>
         </w:sectPr>
       </w:pPr>
-      <w:bookmarkStart w:colFirst="0" w:colLast="0" w:name="_w1g82i8nfs12" w:id="103"/>
+      <w:bookmarkStart w:colFirst="0" w:colLast="0" w:name="_4rjfwglvc29m" w:id="103"/>
       <w:bookmarkEnd w:id="103"/>
       <w:r>
         <w:rPr>
@@ -14168,7 +14168,7 @@
           <wp:inline distB="114300" distT="114300" distL="114300" distR="114300">
             <wp:extent cx="6645600" cy="2070100"/>
             <wp:effectExtent b="0" l="0" r="0" t="0"/>
-            <wp:docPr id="9" name="image9.png"/>
+            <wp:docPr id="7" name="image9.png"/>
             <a:graphic>
               <a:graphicData uri="http://schemas.openxmlformats.org/drawingml/2006/picture">
                 <pic:pic>
@@ -14383,7 +14383,7 @@
           <w:pgNumType w:start="1"/>
         </w:sectPr>
       </w:pPr>
-      <w:bookmarkStart w:colFirst="0" w:colLast="0" w:name="_m4dvldngqzth" w:id="104"/>
+      <w:bookmarkStart w:colFirst="0" w:colLast="0" w:name="_r30buv1b70j7" w:id="104"/>
       <w:bookmarkEnd w:id="104"/>
       <w:r>
         <w:rPr>

--- a/docs/SDG_Hackathon_Idea_Guide.docx
+++ b/docs/SDG_Hackathon_Idea_Guide.docx
@@ -41,7 +41,7 @@
           <w:pgNumType w:start="1"/>
         </w:sectPr>
       </w:pPr>
-      <w:bookmarkStart w:colFirst="0" w:colLast="0" w:name="_ihpg7rjmivht" w:id="0"/>
+      <w:bookmarkStart w:colFirst="0" w:colLast="0" w:name="_nnt2bywxkqvk" w:id="0"/>
       <w:bookmarkEnd w:id="0"/>
       <w:r>
         <w:rPr>
@@ -694,12 +694,12 @@
           <wp:inline distB="114300" distT="114300" distL="114300" distR="114300">
             <wp:extent cx="5321300" cy="2959100"/>
             <wp:effectExtent b="0" l="0" r="0" t="0"/>
-            <wp:docPr id="5" name="image5.gif"/>
+            <wp:docPr id="2" name="image1.gif"/>
             <a:graphic>
               <a:graphicData uri="http://schemas.openxmlformats.org/drawingml/2006/picture">
                 <pic:pic>
                   <pic:nvPicPr>
-                    <pic:cNvPr id="0" name="image5.gif"/>
+                    <pic:cNvPr id="0" name="image1.gif"/>
                     <pic:cNvPicPr preferRelativeResize="0"/>
                   </pic:nvPicPr>
                   <pic:blipFill>
@@ -1512,12 +1512,12 @@
           <wp:inline distB="114300" distT="114300" distL="114300" distR="114300">
             <wp:extent cx="5321300" cy="2959100"/>
             <wp:effectExtent b="0" l="0" r="0" t="0"/>
-            <wp:docPr id="11" name="image7.gif"/>
+            <wp:docPr id="9" name="image5.gif"/>
             <a:graphic>
               <a:graphicData uri="http://schemas.openxmlformats.org/drawingml/2006/picture">
                 <pic:pic>
                   <pic:nvPicPr>
-                    <pic:cNvPr id="0" name="image7.gif"/>
+                    <pic:cNvPr id="0" name="image5.gif"/>
                     <pic:cNvPicPr preferRelativeResize="0"/>
                   </pic:nvPicPr>
                   <pic:blipFill>
@@ -2292,12 +2292,12 @@
           <wp:inline distB="114300" distT="114300" distL="114300" distR="114300">
             <wp:extent cx="5321300" cy="2959100"/>
             <wp:effectExtent b="0" l="0" r="0" t="0"/>
-            <wp:docPr id="9" name="image1.gif"/>
+            <wp:docPr id="7" name="image2.gif"/>
             <a:graphic>
               <a:graphicData uri="http://schemas.openxmlformats.org/drawingml/2006/picture">
                 <pic:pic>
                   <pic:nvPicPr>
-                    <pic:cNvPr id="0" name="image1.gif"/>
+                    <pic:cNvPr id="0" name="image2.gif"/>
                     <pic:cNvPicPr preferRelativeResize="0"/>
                   </pic:nvPicPr>
                   <pic:blipFill>
@@ -3011,12 +3011,12 @@
           <wp:inline distB="114300" distT="114300" distL="114300" distR="114300">
             <wp:extent cx="5321300" cy="2959100"/>
             <wp:effectExtent b="0" l="0" r="0" t="0"/>
-            <wp:docPr id="6" name="image10.gif"/>
+            <wp:docPr id="4" name="image11.gif"/>
             <a:graphic>
               <a:graphicData uri="http://schemas.openxmlformats.org/drawingml/2006/picture">
                 <pic:pic>
                   <pic:nvPicPr>
-                    <pic:cNvPr id="0" name="image10.gif"/>
+                    <pic:cNvPr id="0" name="image11.gif"/>
                     <pic:cNvPicPr preferRelativeResize="0"/>
                   </pic:nvPicPr>
                   <pic:blipFill>
@@ -3603,12 +3603,12 @@
           <wp:inline distB="114300" distT="114300" distL="114300" distR="114300">
             <wp:extent cx="5321300" cy="2959100"/>
             <wp:effectExtent b="0" l="0" r="0" t="0"/>
-            <wp:docPr id="10" name="image11.gif"/>
+            <wp:docPr id="11" name="image8.gif"/>
             <a:graphic>
               <a:graphicData uri="http://schemas.openxmlformats.org/drawingml/2006/picture">
                 <pic:pic>
                   <pic:nvPicPr>
-                    <pic:cNvPr id="0" name="image11.gif"/>
+                    <pic:cNvPr id="0" name="image8.gif"/>
                     <pic:cNvPicPr preferRelativeResize="0"/>
                   </pic:nvPicPr>
                   <pic:blipFill>
@@ -4229,12 +4229,12 @@
           <wp:inline distB="114300" distT="114300" distL="114300" distR="114300">
             <wp:extent cx="5321300" cy="2959100"/>
             <wp:effectExtent b="0" l="0" r="0" t="0"/>
-            <wp:docPr id="2" name="image6.gif"/>
+            <wp:docPr id="8" name="image7.gif"/>
             <a:graphic>
               <a:graphicData uri="http://schemas.openxmlformats.org/drawingml/2006/picture">
                 <pic:pic>
                   <pic:nvPicPr>
-                    <pic:cNvPr id="0" name="image6.gif"/>
+                    <pic:cNvPr id="0" name="image7.gif"/>
                     <pic:cNvPicPr preferRelativeResize="0"/>
                   </pic:nvPicPr>
                   <pic:blipFill>
@@ -5160,12 +5160,12 @@
           <wp:inline distB="114300" distT="114300" distL="114300" distR="114300">
             <wp:extent cx="5321300" cy="2959100"/>
             <wp:effectExtent b="0" l="0" r="0" t="0"/>
-            <wp:docPr id="8" name="image2.gif"/>
+            <wp:docPr id="6" name="image3.gif"/>
             <a:graphic>
               <a:graphicData uri="http://schemas.openxmlformats.org/drawingml/2006/picture">
                 <pic:pic>
                   <pic:nvPicPr>
-                    <pic:cNvPr id="0" name="image2.gif"/>
+                    <pic:cNvPr id="0" name="image3.gif"/>
                     <pic:cNvPicPr preferRelativeResize="0"/>
                   </pic:nvPicPr>
                   <pic:blipFill>
@@ -5868,12 +5868,12 @@
           <wp:inline distB="114300" distT="114300" distL="114300" distR="114300">
             <wp:extent cx="5321300" cy="2959100"/>
             <wp:effectExtent b="0" l="0" r="0" t="0"/>
-            <wp:docPr id="3" name="image8.gif"/>
+            <wp:docPr id="1" name="image9.gif"/>
             <a:graphic>
               <a:graphicData uri="http://schemas.openxmlformats.org/drawingml/2006/picture">
                 <pic:pic>
                   <pic:nvPicPr>
-                    <pic:cNvPr id="0" name="image8.gif"/>
+                    <pic:cNvPr id="0" name="image9.gif"/>
                     <pic:cNvPicPr preferRelativeResize="0"/>
                   </pic:nvPicPr>
                   <pic:blipFill>
@@ -6734,7 +6734,7 @@
           <wp:inline distB="114300" distT="114300" distL="114300" distR="114300">
             <wp:extent cx="5321300" cy="2959100"/>
             <wp:effectExtent b="0" l="0" r="0" t="0"/>
-            <wp:docPr id="1" name="image4.gif"/>
+            <wp:docPr id="3" name="image4.gif"/>
             <a:graphic>
               <a:graphicData uri="http://schemas.openxmlformats.org/drawingml/2006/picture">
                 <pic:pic>
@@ -7563,12 +7563,12 @@
           <wp:inline distB="114300" distT="114300" distL="114300" distR="114300">
             <wp:extent cx="5321300" cy="2959100"/>
             <wp:effectExtent b="0" l="0" r="0" t="0"/>
-            <wp:docPr id="4" name="image3.gif"/>
+            <wp:docPr id="10" name="image6.gif"/>
             <a:graphic>
               <a:graphicData uri="http://schemas.openxmlformats.org/drawingml/2006/picture">
                 <pic:pic>
                   <pic:nvPicPr>
-                    <pic:cNvPr id="0" name="image3.gif"/>
+                    <pic:cNvPr id="0" name="image6.gif"/>
                     <pic:cNvPicPr preferRelativeResize="0"/>
                   </pic:nvPicPr>
                   <pic:blipFill>
@@ -14047,7 +14047,7 @@
           <w:pgNumType w:start="1"/>
         </w:sectPr>
       </w:pPr>
-      <w:bookmarkStart w:colFirst="0" w:colLast="0" w:name="_4rjfwglvc29m" w:id="103"/>
+      <w:bookmarkStart w:colFirst="0" w:colLast="0" w:name="_fegz845miez1" w:id="103"/>
       <w:bookmarkEnd w:id="103"/>
       <w:r>
         <w:rPr>
@@ -14168,12 +14168,12 @@
           <wp:inline distB="114300" distT="114300" distL="114300" distR="114300">
             <wp:extent cx="6645600" cy="2070100"/>
             <wp:effectExtent b="0" l="0" r="0" t="0"/>
-            <wp:docPr id="7" name="image9.png"/>
+            <wp:docPr id="5" name="image10.png"/>
             <a:graphic>
               <a:graphicData uri="http://schemas.openxmlformats.org/drawingml/2006/picture">
                 <pic:pic>
                   <pic:nvPicPr>
-                    <pic:cNvPr id="0" name="image9.png"/>
+                    <pic:cNvPr id="0" name="image10.png"/>
                     <pic:cNvPicPr preferRelativeResize="0"/>
                   </pic:nvPicPr>
                   <pic:blipFill>
@@ -14383,7 +14383,7 @@
           <w:pgNumType w:start="1"/>
         </w:sectPr>
       </w:pPr>
-      <w:bookmarkStart w:colFirst="0" w:colLast="0" w:name="_r30buv1b70j7" w:id="104"/>
+      <w:bookmarkStart w:colFirst="0" w:colLast="0" w:name="_noheiae5tni2" w:id="104"/>
       <w:bookmarkEnd w:id="104"/>
       <w:r>
         <w:rPr>

--- a/docs/SDG_Hackathon_Idea_Guide.docx
+++ b/docs/SDG_Hackathon_Idea_Guide.docx
@@ -41,7 +41,7 @@
           <w:pgNumType w:start="1"/>
         </w:sectPr>
       </w:pPr>
-      <w:bookmarkStart w:colFirst="0" w:colLast="0" w:name="_nnt2bywxkqvk" w:id="0"/>
+      <w:bookmarkStart w:colFirst="0" w:colLast="0" w:name="_60x4bjnt1qc2" w:id="0"/>
       <w:bookmarkEnd w:id="0"/>
       <w:r>
         <w:rPr>
@@ -694,7 +694,7 @@
           <wp:inline distB="114300" distT="114300" distL="114300" distR="114300">
             <wp:extent cx="5321300" cy="2959100"/>
             <wp:effectExtent b="0" l="0" r="0" t="0"/>
-            <wp:docPr id="2" name="image1.gif"/>
+            <wp:docPr id="8" name="image1.gif"/>
             <a:graphic>
               <a:graphicData uri="http://schemas.openxmlformats.org/drawingml/2006/picture">
                 <pic:pic>
@@ -1512,12 +1512,12 @@
           <wp:inline distB="114300" distT="114300" distL="114300" distR="114300">
             <wp:extent cx="5321300" cy="2959100"/>
             <wp:effectExtent b="0" l="0" r="0" t="0"/>
-            <wp:docPr id="9" name="image5.gif"/>
+            <wp:docPr id="10" name="image8.gif"/>
             <a:graphic>
               <a:graphicData uri="http://schemas.openxmlformats.org/drawingml/2006/picture">
                 <pic:pic>
                   <pic:nvPicPr>
-                    <pic:cNvPr id="0" name="image5.gif"/>
+                    <pic:cNvPr id="0" name="image8.gif"/>
                     <pic:cNvPicPr preferRelativeResize="0"/>
                   </pic:nvPicPr>
                   <pic:blipFill>
@@ -2292,12 +2292,12 @@
           <wp:inline distB="114300" distT="114300" distL="114300" distR="114300">
             <wp:extent cx="5321300" cy="2959100"/>
             <wp:effectExtent b="0" l="0" r="0" t="0"/>
-            <wp:docPr id="7" name="image2.gif"/>
+            <wp:docPr id="3" name="image9.gif"/>
             <a:graphic>
               <a:graphicData uri="http://schemas.openxmlformats.org/drawingml/2006/picture">
                 <pic:pic>
                   <pic:nvPicPr>
-                    <pic:cNvPr id="0" name="image2.gif"/>
+                    <pic:cNvPr id="0" name="image9.gif"/>
                     <pic:cNvPicPr preferRelativeResize="0"/>
                   </pic:nvPicPr>
                   <pic:blipFill>
@@ -3011,12 +3011,12 @@
           <wp:inline distB="114300" distT="114300" distL="114300" distR="114300">
             <wp:extent cx="5321300" cy="2959100"/>
             <wp:effectExtent b="0" l="0" r="0" t="0"/>
-            <wp:docPr id="4" name="image11.gif"/>
+            <wp:docPr id="11" name="image10.gif"/>
             <a:graphic>
               <a:graphicData uri="http://schemas.openxmlformats.org/drawingml/2006/picture">
                 <pic:pic>
                   <pic:nvPicPr>
-                    <pic:cNvPr id="0" name="image11.gif"/>
+                    <pic:cNvPr id="0" name="image10.gif"/>
                     <pic:cNvPicPr preferRelativeResize="0"/>
                   </pic:nvPicPr>
                   <pic:blipFill>
@@ -3603,12 +3603,12 @@
           <wp:inline distB="114300" distT="114300" distL="114300" distR="114300">
             <wp:extent cx="5321300" cy="2959100"/>
             <wp:effectExtent b="0" l="0" r="0" t="0"/>
-            <wp:docPr id="11" name="image8.gif"/>
+            <wp:docPr id="1" name="image6.gif"/>
             <a:graphic>
               <a:graphicData uri="http://schemas.openxmlformats.org/drawingml/2006/picture">
                 <pic:pic>
                   <pic:nvPicPr>
-                    <pic:cNvPr id="0" name="image8.gif"/>
+                    <pic:cNvPr id="0" name="image6.gif"/>
                     <pic:cNvPicPr preferRelativeResize="0"/>
                   </pic:nvPicPr>
                   <pic:blipFill>
@@ -4229,12 +4229,12 @@
           <wp:inline distB="114300" distT="114300" distL="114300" distR="114300">
             <wp:extent cx="5321300" cy="2959100"/>
             <wp:effectExtent b="0" l="0" r="0" t="0"/>
-            <wp:docPr id="8" name="image7.gif"/>
+            <wp:docPr id="5" name="image2.gif"/>
             <a:graphic>
               <a:graphicData uri="http://schemas.openxmlformats.org/drawingml/2006/picture">
                 <pic:pic>
                   <pic:nvPicPr>
-                    <pic:cNvPr id="0" name="image7.gif"/>
+                    <pic:cNvPr id="0" name="image2.gif"/>
                     <pic:cNvPicPr preferRelativeResize="0"/>
                   </pic:nvPicPr>
                   <pic:blipFill>
@@ -5160,12 +5160,12 @@
           <wp:inline distB="114300" distT="114300" distL="114300" distR="114300">
             <wp:extent cx="5321300" cy="2959100"/>
             <wp:effectExtent b="0" l="0" r="0" t="0"/>
-            <wp:docPr id="6" name="image3.gif"/>
+            <wp:docPr id="9" name="image5.gif"/>
             <a:graphic>
               <a:graphicData uri="http://schemas.openxmlformats.org/drawingml/2006/picture">
                 <pic:pic>
                   <pic:nvPicPr>
-                    <pic:cNvPr id="0" name="image3.gif"/>
+                    <pic:cNvPr id="0" name="image5.gif"/>
                     <pic:cNvPicPr preferRelativeResize="0"/>
                   </pic:nvPicPr>
                   <pic:blipFill>
@@ -5868,12 +5868,12 @@
           <wp:inline distB="114300" distT="114300" distL="114300" distR="114300">
             <wp:extent cx="5321300" cy="2959100"/>
             <wp:effectExtent b="0" l="0" r="0" t="0"/>
-            <wp:docPr id="1" name="image9.gif"/>
+            <wp:docPr id="2" name="image3.gif"/>
             <a:graphic>
               <a:graphicData uri="http://schemas.openxmlformats.org/drawingml/2006/picture">
                 <pic:pic>
                   <pic:nvPicPr>
-                    <pic:cNvPr id="0" name="image9.gif"/>
+                    <pic:cNvPr id="0" name="image3.gif"/>
                     <pic:cNvPicPr preferRelativeResize="0"/>
                   </pic:nvPicPr>
                   <pic:blipFill>
@@ -6734,7 +6734,7 @@
           <wp:inline distB="114300" distT="114300" distL="114300" distR="114300">
             <wp:extent cx="5321300" cy="2959100"/>
             <wp:effectExtent b="0" l="0" r="0" t="0"/>
-            <wp:docPr id="3" name="image4.gif"/>
+            <wp:docPr id="6" name="image4.gif"/>
             <a:graphic>
               <a:graphicData uri="http://schemas.openxmlformats.org/drawingml/2006/picture">
                 <pic:pic>
@@ -7563,12 +7563,12 @@
           <wp:inline distB="114300" distT="114300" distL="114300" distR="114300">
             <wp:extent cx="5321300" cy="2959100"/>
             <wp:effectExtent b="0" l="0" r="0" t="0"/>
-            <wp:docPr id="10" name="image6.gif"/>
+            <wp:docPr id="4" name="image7.gif"/>
             <a:graphic>
               <a:graphicData uri="http://schemas.openxmlformats.org/drawingml/2006/picture">
                 <pic:pic>
                   <pic:nvPicPr>
-                    <pic:cNvPr id="0" name="image6.gif"/>
+                    <pic:cNvPr id="0" name="image7.gif"/>
                     <pic:cNvPicPr preferRelativeResize="0"/>
                   </pic:nvPicPr>
                   <pic:blipFill>
@@ -14047,7 +14047,7 @@
           <w:pgNumType w:start="1"/>
         </w:sectPr>
       </w:pPr>
-      <w:bookmarkStart w:colFirst="0" w:colLast="0" w:name="_fegz845miez1" w:id="103"/>
+      <w:bookmarkStart w:colFirst="0" w:colLast="0" w:name="_4y9lvjq0cafs" w:id="103"/>
       <w:bookmarkEnd w:id="103"/>
       <w:r>
         <w:rPr>
@@ -14168,12 +14168,12 @@
           <wp:inline distB="114300" distT="114300" distL="114300" distR="114300">
             <wp:extent cx="6645600" cy="2070100"/>
             <wp:effectExtent b="0" l="0" r="0" t="0"/>
-            <wp:docPr id="5" name="image10.png"/>
+            <wp:docPr id="7" name="image11.png"/>
             <a:graphic>
               <a:graphicData uri="http://schemas.openxmlformats.org/drawingml/2006/picture">
                 <pic:pic>
                   <pic:nvPicPr>
-                    <pic:cNvPr id="0" name="image10.png"/>
+                    <pic:cNvPr id="0" name="image11.png"/>
                     <pic:cNvPicPr preferRelativeResize="0"/>
                   </pic:nvPicPr>
                   <pic:blipFill>
@@ -14383,7 +14383,7 @@
           <w:pgNumType w:start="1"/>
         </w:sectPr>
       </w:pPr>
-      <w:bookmarkStart w:colFirst="0" w:colLast="0" w:name="_noheiae5tni2" w:id="104"/>
+      <w:bookmarkStart w:colFirst="0" w:colLast="0" w:name="_86dpweisa6rp" w:id="104"/>
       <w:bookmarkEnd w:id="104"/>
       <w:r>
         <w:rPr>

--- a/docs/SDG_Hackathon_Idea_Guide.docx
+++ b/docs/SDG_Hackathon_Idea_Guide.docx
@@ -41,7 +41,7 @@
           <w:pgNumType w:start="1"/>
         </w:sectPr>
       </w:pPr>
-      <w:bookmarkStart w:colFirst="0" w:colLast="0" w:name="_60x4bjnt1qc2" w:id="0"/>
+      <w:bookmarkStart w:colFirst="0" w:colLast="0" w:name="_3g3yjsoj1ugr" w:id="0"/>
       <w:bookmarkEnd w:id="0"/>
       <w:r>
         <w:rPr>
@@ -694,12 +694,12 @@
           <wp:inline distB="114300" distT="114300" distL="114300" distR="114300">
             <wp:extent cx="5321300" cy="2959100"/>
             <wp:effectExtent b="0" l="0" r="0" t="0"/>
-            <wp:docPr id="8" name="image1.gif"/>
+            <wp:docPr id="3" name="image7.gif"/>
             <a:graphic>
               <a:graphicData uri="http://schemas.openxmlformats.org/drawingml/2006/picture">
                 <pic:pic>
                   <pic:nvPicPr>
-                    <pic:cNvPr id="0" name="image1.gif"/>
+                    <pic:cNvPr id="0" name="image7.gif"/>
                     <pic:cNvPicPr preferRelativeResize="0"/>
                   </pic:nvPicPr>
                   <pic:blipFill>
@@ -1512,12 +1512,12 @@
           <wp:inline distB="114300" distT="114300" distL="114300" distR="114300">
             <wp:extent cx="5321300" cy="2959100"/>
             <wp:effectExtent b="0" l="0" r="0" t="0"/>
-            <wp:docPr id="10" name="image8.gif"/>
+            <wp:docPr id="8" name="image4.gif"/>
             <a:graphic>
               <a:graphicData uri="http://schemas.openxmlformats.org/drawingml/2006/picture">
                 <pic:pic>
                   <pic:nvPicPr>
-                    <pic:cNvPr id="0" name="image8.gif"/>
+                    <pic:cNvPr id="0" name="image4.gif"/>
                     <pic:cNvPicPr preferRelativeResize="0"/>
                   </pic:nvPicPr>
                   <pic:blipFill>
@@ -2292,12 +2292,12 @@
           <wp:inline distB="114300" distT="114300" distL="114300" distR="114300">
             <wp:extent cx="5321300" cy="2959100"/>
             <wp:effectExtent b="0" l="0" r="0" t="0"/>
-            <wp:docPr id="3" name="image9.gif"/>
+            <wp:docPr id="4" name="image3.gif"/>
             <a:graphic>
               <a:graphicData uri="http://schemas.openxmlformats.org/drawingml/2006/picture">
                 <pic:pic>
                   <pic:nvPicPr>
-                    <pic:cNvPr id="0" name="image9.gif"/>
+                    <pic:cNvPr id="0" name="image3.gif"/>
                     <pic:cNvPicPr preferRelativeResize="0"/>
                   </pic:nvPicPr>
                   <pic:blipFill>
@@ -3011,12 +3011,12 @@
           <wp:inline distB="114300" distT="114300" distL="114300" distR="114300">
             <wp:extent cx="5321300" cy="2959100"/>
             <wp:effectExtent b="0" l="0" r="0" t="0"/>
-            <wp:docPr id="11" name="image10.gif"/>
+            <wp:docPr id="7" name="image11.gif"/>
             <a:graphic>
               <a:graphicData uri="http://schemas.openxmlformats.org/drawingml/2006/picture">
                 <pic:pic>
                   <pic:nvPicPr>
-                    <pic:cNvPr id="0" name="image10.gif"/>
+                    <pic:cNvPr id="0" name="image11.gif"/>
                     <pic:cNvPicPr preferRelativeResize="0"/>
                   </pic:nvPicPr>
                   <pic:blipFill>
@@ -3603,12 +3603,12 @@
           <wp:inline distB="114300" distT="114300" distL="114300" distR="114300">
             <wp:extent cx="5321300" cy="2959100"/>
             <wp:effectExtent b="0" l="0" r="0" t="0"/>
-            <wp:docPr id="1" name="image6.gif"/>
+            <wp:docPr id="1" name="image5.gif"/>
             <a:graphic>
               <a:graphicData uri="http://schemas.openxmlformats.org/drawingml/2006/picture">
                 <pic:pic>
                   <pic:nvPicPr>
-                    <pic:cNvPr id="0" name="image6.gif"/>
+                    <pic:cNvPr id="0" name="image5.gif"/>
                     <pic:cNvPicPr preferRelativeResize="0"/>
                   </pic:nvPicPr>
                   <pic:blipFill>
@@ -4229,12 +4229,12 @@
           <wp:inline distB="114300" distT="114300" distL="114300" distR="114300">
             <wp:extent cx="5321300" cy="2959100"/>
             <wp:effectExtent b="0" l="0" r="0" t="0"/>
-            <wp:docPr id="5" name="image2.gif"/>
+            <wp:docPr id="9" name="image9.gif"/>
             <a:graphic>
               <a:graphicData uri="http://schemas.openxmlformats.org/drawingml/2006/picture">
                 <pic:pic>
                   <pic:nvPicPr>
-                    <pic:cNvPr id="0" name="image2.gif"/>
+                    <pic:cNvPr id="0" name="image9.gif"/>
                     <pic:cNvPicPr preferRelativeResize="0"/>
                   </pic:nvPicPr>
                   <pic:blipFill>
@@ -5160,12 +5160,12 @@
           <wp:inline distB="114300" distT="114300" distL="114300" distR="114300">
             <wp:extent cx="5321300" cy="2959100"/>
             <wp:effectExtent b="0" l="0" r="0" t="0"/>
-            <wp:docPr id="9" name="image5.gif"/>
+            <wp:docPr id="2" name="image2.gif"/>
             <a:graphic>
               <a:graphicData uri="http://schemas.openxmlformats.org/drawingml/2006/picture">
                 <pic:pic>
                   <pic:nvPicPr>
-                    <pic:cNvPr id="0" name="image5.gif"/>
+                    <pic:cNvPr id="0" name="image2.gif"/>
                     <pic:cNvPicPr preferRelativeResize="0"/>
                   </pic:nvPicPr>
                   <pic:blipFill>
@@ -5868,12 +5868,12 @@
           <wp:inline distB="114300" distT="114300" distL="114300" distR="114300">
             <wp:extent cx="5321300" cy="2959100"/>
             <wp:effectExtent b="0" l="0" r="0" t="0"/>
-            <wp:docPr id="2" name="image3.gif"/>
+            <wp:docPr id="6" name="image6.gif"/>
             <a:graphic>
               <a:graphicData uri="http://schemas.openxmlformats.org/drawingml/2006/picture">
                 <pic:pic>
                   <pic:nvPicPr>
-                    <pic:cNvPr id="0" name="image3.gif"/>
+                    <pic:cNvPr id="0" name="image6.gif"/>
                     <pic:cNvPicPr preferRelativeResize="0"/>
                   </pic:nvPicPr>
                   <pic:blipFill>
@@ -6734,12 +6734,12 @@
           <wp:inline distB="114300" distT="114300" distL="114300" distR="114300">
             <wp:extent cx="5321300" cy="2959100"/>
             <wp:effectExtent b="0" l="0" r="0" t="0"/>
-            <wp:docPr id="6" name="image4.gif"/>
+            <wp:docPr id="11" name="image8.gif"/>
             <a:graphic>
               <a:graphicData uri="http://schemas.openxmlformats.org/drawingml/2006/picture">
                 <pic:pic>
                   <pic:nvPicPr>
-                    <pic:cNvPr id="0" name="image4.gif"/>
+                    <pic:cNvPr id="0" name="image8.gif"/>
                     <pic:cNvPicPr preferRelativeResize="0"/>
                   </pic:nvPicPr>
                   <pic:blipFill>
@@ -7563,12 +7563,12 @@
           <wp:inline distB="114300" distT="114300" distL="114300" distR="114300">
             <wp:extent cx="5321300" cy="2959100"/>
             <wp:effectExtent b="0" l="0" r="0" t="0"/>
-            <wp:docPr id="4" name="image7.gif"/>
+            <wp:docPr id="5" name="image1.gif"/>
             <a:graphic>
               <a:graphicData uri="http://schemas.openxmlformats.org/drawingml/2006/picture">
                 <pic:pic>
                   <pic:nvPicPr>
-                    <pic:cNvPr id="0" name="image7.gif"/>
+                    <pic:cNvPr id="0" name="image1.gif"/>
                     <pic:cNvPicPr preferRelativeResize="0"/>
                   </pic:nvPicPr>
                   <pic:blipFill>
@@ -14047,7 +14047,7 @@
           <w:pgNumType w:start="1"/>
         </w:sectPr>
       </w:pPr>
-      <w:bookmarkStart w:colFirst="0" w:colLast="0" w:name="_4y9lvjq0cafs" w:id="103"/>
+      <w:bookmarkStart w:colFirst="0" w:colLast="0" w:name="_tjdn60kgltzu" w:id="103"/>
       <w:bookmarkEnd w:id="103"/>
       <w:r>
         <w:rPr>
@@ -14168,12 +14168,12 @@
           <wp:inline distB="114300" distT="114300" distL="114300" distR="114300">
             <wp:extent cx="6645600" cy="2070100"/>
             <wp:effectExtent b="0" l="0" r="0" t="0"/>
-            <wp:docPr id="7" name="image11.png"/>
+            <wp:docPr id="10" name="image10.png"/>
             <a:graphic>
               <a:graphicData uri="http://schemas.openxmlformats.org/drawingml/2006/picture">
                 <pic:pic>
                   <pic:nvPicPr>
-                    <pic:cNvPr id="0" name="image11.png"/>
+                    <pic:cNvPr id="0" name="image10.png"/>
                     <pic:cNvPicPr preferRelativeResize="0"/>
                   </pic:nvPicPr>
                   <pic:blipFill>
@@ -14383,7 +14383,7 @@
           <w:pgNumType w:start="1"/>
         </w:sectPr>
       </w:pPr>
-      <w:bookmarkStart w:colFirst="0" w:colLast="0" w:name="_86dpweisa6rp" w:id="104"/>
+      <w:bookmarkStart w:colFirst="0" w:colLast="0" w:name="_byat9o9oe1bf" w:id="104"/>
       <w:bookmarkEnd w:id="104"/>
       <w:r>
         <w:rPr>

--- a/docs/SDG_Hackathon_Idea_Guide.docx
+++ b/docs/SDG_Hackathon_Idea_Guide.docx
@@ -41,7 +41,7 @@
           <w:pgNumType w:start="1"/>
         </w:sectPr>
       </w:pPr>
-      <w:bookmarkStart w:colFirst="0" w:colLast="0" w:name="_3g3yjsoj1ugr" w:id="0"/>
+      <w:bookmarkStart w:colFirst="0" w:colLast="0" w:name="_btqlc0h3hzce" w:id="0"/>
       <w:bookmarkEnd w:id="0"/>
       <w:r>
         <w:rPr>
@@ -694,12 +694,12 @@
           <wp:inline distB="114300" distT="114300" distL="114300" distR="114300">
             <wp:extent cx="5321300" cy="2959100"/>
             <wp:effectExtent b="0" l="0" r="0" t="0"/>
-            <wp:docPr id="3" name="image7.gif"/>
+            <wp:docPr id="7" name="image5.gif"/>
             <a:graphic>
               <a:graphicData uri="http://schemas.openxmlformats.org/drawingml/2006/picture">
                 <pic:pic>
                   <pic:nvPicPr>
-                    <pic:cNvPr id="0" name="image7.gif"/>
+                    <pic:cNvPr id="0" name="image5.gif"/>
                     <pic:cNvPicPr preferRelativeResize="0"/>
                   </pic:nvPicPr>
                   <pic:blipFill>
@@ -1512,12 +1512,12 @@
           <wp:inline distB="114300" distT="114300" distL="114300" distR="114300">
             <wp:extent cx="5321300" cy="2959100"/>
             <wp:effectExtent b="0" l="0" r="0" t="0"/>
-            <wp:docPr id="8" name="image4.gif"/>
+            <wp:docPr id="5" name="image11.gif"/>
             <a:graphic>
               <a:graphicData uri="http://schemas.openxmlformats.org/drawingml/2006/picture">
                 <pic:pic>
                   <pic:nvPicPr>
-                    <pic:cNvPr id="0" name="image4.gif"/>
+                    <pic:cNvPr id="0" name="image11.gif"/>
                     <pic:cNvPicPr preferRelativeResize="0"/>
                   </pic:nvPicPr>
                   <pic:blipFill>
@@ -2292,12 +2292,12 @@
           <wp:inline distB="114300" distT="114300" distL="114300" distR="114300">
             <wp:extent cx="5321300" cy="2959100"/>
             <wp:effectExtent b="0" l="0" r="0" t="0"/>
-            <wp:docPr id="4" name="image3.gif"/>
+            <wp:docPr id="10" name="image4.gif"/>
             <a:graphic>
               <a:graphicData uri="http://schemas.openxmlformats.org/drawingml/2006/picture">
                 <pic:pic>
                   <pic:nvPicPr>
-                    <pic:cNvPr id="0" name="image3.gif"/>
+                    <pic:cNvPr id="0" name="image4.gif"/>
                     <pic:cNvPicPr preferRelativeResize="0"/>
                   </pic:nvPicPr>
                   <pic:blipFill>
@@ -3011,12 +3011,12 @@
           <wp:inline distB="114300" distT="114300" distL="114300" distR="114300">
             <wp:extent cx="5321300" cy="2959100"/>
             <wp:effectExtent b="0" l="0" r="0" t="0"/>
-            <wp:docPr id="7" name="image11.gif"/>
+            <wp:docPr id="3" name="image10.gif"/>
             <a:graphic>
               <a:graphicData uri="http://schemas.openxmlformats.org/drawingml/2006/picture">
                 <pic:pic>
                   <pic:nvPicPr>
-                    <pic:cNvPr id="0" name="image11.gif"/>
+                    <pic:cNvPr id="0" name="image10.gif"/>
                     <pic:cNvPicPr preferRelativeResize="0"/>
                   </pic:nvPicPr>
                   <pic:blipFill>
@@ -3603,12 +3603,12 @@
           <wp:inline distB="114300" distT="114300" distL="114300" distR="114300">
             <wp:extent cx="5321300" cy="2959100"/>
             <wp:effectExtent b="0" l="0" r="0" t="0"/>
-            <wp:docPr id="1" name="image5.gif"/>
+            <wp:docPr id="6" name="image7.gif"/>
             <a:graphic>
               <a:graphicData uri="http://schemas.openxmlformats.org/drawingml/2006/picture">
                 <pic:pic>
                   <pic:nvPicPr>
-                    <pic:cNvPr id="0" name="image5.gif"/>
+                    <pic:cNvPr id="0" name="image7.gif"/>
                     <pic:cNvPicPr preferRelativeResize="0"/>
                   </pic:nvPicPr>
                   <pic:blipFill>
@@ -4229,7 +4229,7 @@
           <wp:inline distB="114300" distT="114300" distL="114300" distR="114300">
             <wp:extent cx="5321300" cy="2959100"/>
             <wp:effectExtent b="0" l="0" r="0" t="0"/>
-            <wp:docPr id="9" name="image9.gif"/>
+            <wp:docPr id="11" name="image9.gif"/>
             <a:graphic>
               <a:graphicData uri="http://schemas.openxmlformats.org/drawingml/2006/picture">
                 <pic:pic>
@@ -5160,12 +5160,12 @@
           <wp:inline distB="114300" distT="114300" distL="114300" distR="114300">
             <wp:extent cx="5321300" cy="2959100"/>
             <wp:effectExtent b="0" l="0" r="0" t="0"/>
-            <wp:docPr id="2" name="image2.gif"/>
+            <wp:docPr id="9" name="image3.gif"/>
             <a:graphic>
               <a:graphicData uri="http://schemas.openxmlformats.org/drawingml/2006/picture">
                 <pic:pic>
                   <pic:nvPicPr>
-                    <pic:cNvPr id="0" name="image2.gif"/>
+                    <pic:cNvPr id="0" name="image3.gif"/>
                     <pic:cNvPicPr preferRelativeResize="0"/>
                   </pic:nvPicPr>
                   <pic:blipFill>
@@ -5868,7 +5868,7 @@
           <wp:inline distB="114300" distT="114300" distL="114300" distR="114300">
             <wp:extent cx="5321300" cy="2959100"/>
             <wp:effectExtent b="0" l="0" r="0" t="0"/>
-            <wp:docPr id="6" name="image6.gif"/>
+            <wp:docPr id="2" name="image6.gif"/>
             <a:graphic>
               <a:graphicData uri="http://schemas.openxmlformats.org/drawingml/2006/picture">
                 <pic:pic>
@@ -6734,12 +6734,12 @@
           <wp:inline distB="114300" distT="114300" distL="114300" distR="114300">
             <wp:extent cx="5321300" cy="2959100"/>
             <wp:effectExtent b="0" l="0" r="0" t="0"/>
-            <wp:docPr id="11" name="image8.gif"/>
+            <wp:docPr id="1" name="image1.gif"/>
             <a:graphic>
               <a:graphicData uri="http://schemas.openxmlformats.org/drawingml/2006/picture">
                 <pic:pic>
                   <pic:nvPicPr>
-                    <pic:cNvPr id="0" name="image8.gif"/>
+                    <pic:cNvPr id="0" name="image1.gif"/>
                     <pic:cNvPicPr preferRelativeResize="0"/>
                   </pic:nvPicPr>
                   <pic:blipFill>
@@ -7563,12 +7563,12 @@
           <wp:inline distB="114300" distT="114300" distL="114300" distR="114300">
             <wp:extent cx="5321300" cy="2959100"/>
             <wp:effectExtent b="0" l="0" r="0" t="0"/>
-            <wp:docPr id="5" name="image1.gif"/>
+            <wp:docPr id="4" name="image2.gif"/>
             <a:graphic>
               <a:graphicData uri="http://schemas.openxmlformats.org/drawingml/2006/picture">
                 <pic:pic>
                   <pic:nvPicPr>
-                    <pic:cNvPr id="0" name="image1.gif"/>
+                    <pic:cNvPr id="0" name="image2.gif"/>
                     <pic:cNvPicPr preferRelativeResize="0"/>
                   </pic:nvPicPr>
                   <pic:blipFill>
@@ -14047,7 +14047,7 @@
           <w:pgNumType w:start="1"/>
         </w:sectPr>
       </w:pPr>
-      <w:bookmarkStart w:colFirst="0" w:colLast="0" w:name="_tjdn60kgltzu" w:id="103"/>
+      <w:bookmarkStart w:colFirst="0" w:colLast="0" w:name="_lri5rubdpyc" w:id="103"/>
       <w:bookmarkEnd w:id="103"/>
       <w:r>
         <w:rPr>
@@ -14168,12 +14168,12 @@
           <wp:inline distB="114300" distT="114300" distL="114300" distR="114300">
             <wp:extent cx="6645600" cy="2070100"/>
             <wp:effectExtent b="0" l="0" r="0" t="0"/>
-            <wp:docPr id="10" name="image10.png"/>
+            <wp:docPr id="8" name="image8.png"/>
             <a:graphic>
               <a:graphicData uri="http://schemas.openxmlformats.org/drawingml/2006/picture">
                 <pic:pic>
                   <pic:nvPicPr>
-                    <pic:cNvPr id="0" name="image10.png"/>
+                    <pic:cNvPr id="0" name="image8.png"/>
                     <pic:cNvPicPr preferRelativeResize="0"/>
                   </pic:nvPicPr>
                   <pic:blipFill>
@@ -14383,7 +14383,7 @@
           <w:pgNumType w:start="1"/>
         </w:sectPr>
       </w:pPr>
-      <w:bookmarkStart w:colFirst="0" w:colLast="0" w:name="_byat9o9oe1bf" w:id="104"/>
+      <w:bookmarkStart w:colFirst="0" w:colLast="0" w:name="_lzu5zp7mqkhs" w:id="104"/>
       <w:bookmarkEnd w:id="104"/>
       <w:r>
         <w:rPr>

--- a/docs/SDG_Hackathon_Idea_Guide.docx
+++ b/docs/SDG_Hackathon_Idea_Guide.docx
@@ -41,7 +41,7 @@
           <w:pgNumType w:start="1"/>
         </w:sectPr>
       </w:pPr>
-      <w:bookmarkStart w:colFirst="0" w:colLast="0" w:name="_btqlc0h3hzce" w:id="0"/>
+      <w:bookmarkStart w:colFirst="0" w:colLast="0" w:name="_vayyus7gt0j8" w:id="0"/>
       <w:bookmarkEnd w:id="0"/>
       <w:r>
         <w:rPr>
@@ -694,12 +694,12 @@
           <wp:inline distB="114300" distT="114300" distL="114300" distR="114300">
             <wp:extent cx="5321300" cy="2959100"/>
             <wp:effectExtent b="0" l="0" r="0" t="0"/>
-            <wp:docPr id="7" name="image5.gif"/>
+            <wp:docPr id="4" name="image4.gif"/>
             <a:graphic>
               <a:graphicData uri="http://schemas.openxmlformats.org/drawingml/2006/picture">
                 <pic:pic>
                   <pic:nvPicPr>
-                    <pic:cNvPr id="0" name="image5.gif"/>
+                    <pic:cNvPr id="0" name="image4.gif"/>
                     <pic:cNvPicPr preferRelativeResize="0"/>
                   </pic:nvPicPr>
                   <pic:blipFill>
@@ -1512,12 +1512,12 @@
           <wp:inline distB="114300" distT="114300" distL="114300" distR="114300">
             <wp:extent cx="5321300" cy="2959100"/>
             <wp:effectExtent b="0" l="0" r="0" t="0"/>
-            <wp:docPr id="5" name="image11.gif"/>
+            <wp:docPr id="10" name="image10.gif"/>
             <a:graphic>
               <a:graphicData uri="http://schemas.openxmlformats.org/drawingml/2006/picture">
                 <pic:pic>
                   <pic:nvPicPr>
-                    <pic:cNvPr id="0" name="image11.gif"/>
+                    <pic:cNvPr id="0" name="image10.gif"/>
                     <pic:cNvPicPr preferRelativeResize="0"/>
                   </pic:nvPicPr>
                   <pic:blipFill>
@@ -2292,12 +2292,12 @@
           <wp:inline distB="114300" distT="114300" distL="114300" distR="114300">
             <wp:extent cx="5321300" cy="2959100"/>
             <wp:effectExtent b="0" l="0" r="0" t="0"/>
-            <wp:docPr id="10" name="image4.gif"/>
+            <wp:docPr id="8" name="image7.gif"/>
             <a:graphic>
               <a:graphicData uri="http://schemas.openxmlformats.org/drawingml/2006/picture">
                 <pic:pic>
                   <pic:nvPicPr>
-                    <pic:cNvPr id="0" name="image4.gif"/>
+                    <pic:cNvPr id="0" name="image7.gif"/>
                     <pic:cNvPicPr preferRelativeResize="0"/>
                   </pic:nvPicPr>
                   <pic:blipFill>
@@ -3011,12 +3011,12 @@
           <wp:inline distB="114300" distT="114300" distL="114300" distR="114300">
             <wp:extent cx="5321300" cy="2959100"/>
             <wp:effectExtent b="0" l="0" r="0" t="0"/>
-            <wp:docPr id="3" name="image10.gif"/>
+            <wp:docPr id="6" name="image6.gif"/>
             <a:graphic>
               <a:graphicData uri="http://schemas.openxmlformats.org/drawingml/2006/picture">
                 <pic:pic>
                   <pic:nvPicPr>
-                    <pic:cNvPr id="0" name="image10.gif"/>
+                    <pic:cNvPr id="0" name="image6.gif"/>
                     <pic:cNvPicPr preferRelativeResize="0"/>
                   </pic:nvPicPr>
                   <pic:blipFill>
@@ -3603,12 +3603,12 @@
           <wp:inline distB="114300" distT="114300" distL="114300" distR="114300">
             <wp:extent cx="5321300" cy="2959100"/>
             <wp:effectExtent b="0" l="0" r="0" t="0"/>
-            <wp:docPr id="6" name="image7.gif"/>
+            <wp:docPr id="7" name="image8.gif"/>
             <a:graphic>
               <a:graphicData uri="http://schemas.openxmlformats.org/drawingml/2006/picture">
                 <pic:pic>
                   <pic:nvPicPr>
-                    <pic:cNvPr id="0" name="image7.gif"/>
+                    <pic:cNvPr id="0" name="image8.gif"/>
                     <pic:cNvPicPr preferRelativeResize="0"/>
                   </pic:nvPicPr>
                   <pic:blipFill>
@@ -4229,12 +4229,12 @@
           <wp:inline distB="114300" distT="114300" distL="114300" distR="114300">
             <wp:extent cx="5321300" cy="2959100"/>
             <wp:effectExtent b="0" l="0" r="0" t="0"/>
-            <wp:docPr id="11" name="image9.gif"/>
+            <wp:docPr id="11" name="image11.gif"/>
             <a:graphic>
               <a:graphicData uri="http://schemas.openxmlformats.org/drawingml/2006/picture">
                 <pic:pic>
                   <pic:nvPicPr>
-                    <pic:cNvPr id="0" name="image9.gif"/>
+                    <pic:cNvPr id="0" name="image11.gif"/>
                     <pic:cNvPicPr preferRelativeResize="0"/>
                   </pic:nvPicPr>
                   <pic:blipFill>
@@ -5160,12 +5160,12 @@
           <wp:inline distB="114300" distT="114300" distL="114300" distR="114300">
             <wp:extent cx="5321300" cy="2959100"/>
             <wp:effectExtent b="0" l="0" r="0" t="0"/>
-            <wp:docPr id="9" name="image3.gif"/>
+            <wp:docPr id="2" name="image2.gif"/>
             <a:graphic>
               <a:graphicData uri="http://schemas.openxmlformats.org/drawingml/2006/picture">
                 <pic:pic>
                   <pic:nvPicPr>
-                    <pic:cNvPr id="0" name="image3.gif"/>
+                    <pic:cNvPr id="0" name="image2.gif"/>
                     <pic:cNvPicPr preferRelativeResize="0"/>
                   </pic:nvPicPr>
                   <pic:blipFill>
@@ -5868,12 +5868,12 @@
           <wp:inline distB="114300" distT="114300" distL="114300" distR="114300">
             <wp:extent cx="5321300" cy="2959100"/>
             <wp:effectExtent b="0" l="0" r="0" t="0"/>
-            <wp:docPr id="2" name="image6.gif"/>
+            <wp:docPr id="5" name="image5.gif"/>
             <a:graphic>
               <a:graphicData uri="http://schemas.openxmlformats.org/drawingml/2006/picture">
                 <pic:pic>
                   <pic:nvPicPr>
-                    <pic:cNvPr id="0" name="image6.gif"/>
+                    <pic:cNvPr id="0" name="image5.gif"/>
                     <pic:cNvPicPr preferRelativeResize="0"/>
                   </pic:nvPicPr>
                   <pic:blipFill>
@@ -7563,12 +7563,12 @@
           <wp:inline distB="114300" distT="114300" distL="114300" distR="114300">
             <wp:extent cx="5321300" cy="2959100"/>
             <wp:effectExtent b="0" l="0" r="0" t="0"/>
-            <wp:docPr id="4" name="image2.gif"/>
+            <wp:docPr id="9" name="image9.gif"/>
             <a:graphic>
               <a:graphicData uri="http://schemas.openxmlformats.org/drawingml/2006/picture">
                 <pic:pic>
                   <pic:nvPicPr>
-                    <pic:cNvPr id="0" name="image2.gif"/>
+                    <pic:cNvPr id="0" name="image9.gif"/>
                     <pic:cNvPicPr preferRelativeResize="0"/>
                   </pic:nvPicPr>
                   <pic:blipFill>
@@ -14047,7 +14047,7 @@
           <w:pgNumType w:start="1"/>
         </w:sectPr>
       </w:pPr>
-      <w:bookmarkStart w:colFirst="0" w:colLast="0" w:name="_lri5rubdpyc" w:id="103"/>
+      <w:bookmarkStart w:colFirst="0" w:colLast="0" w:name="_yw63eh90tpr7" w:id="103"/>
       <w:bookmarkEnd w:id="103"/>
       <w:r>
         <w:rPr>
@@ -14168,12 +14168,12 @@
           <wp:inline distB="114300" distT="114300" distL="114300" distR="114300">
             <wp:extent cx="6645600" cy="2070100"/>
             <wp:effectExtent b="0" l="0" r="0" t="0"/>
-            <wp:docPr id="8" name="image8.png"/>
+            <wp:docPr id="3" name="image3.png"/>
             <a:graphic>
               <a:graphicData uri="http://schemas.openxmlformats.org/drawingml/2006/picture">
                 <pic:pic>
                   <pic:nvPicPr>
-                    <pic:cNvPr id="0" name="image8.png"/>
+                    <pic:cNvPr id="0" name="image3.png"/>
                     <pic:cNvPicPr preferRelativeResize="0"/>
                   </pic:nvPicPr>
                   <pic:blipFill>
@@ -14383,7 +14383,7 @@
           <w:pgNumType w:start="1"/>
         </w:sectPr>
       </w:pPr>
-      <w:bookmarkStart w:colFirst="0" w:colLast="0" w:name="_lzu5zp7mqkhs" w:id="104"/>
+      <w:bookmarkStart w:colFirst="0" w:colLast="0" w:name="_f5iw5ya2495s" w:id="104"/>
       <w:bookmarkEnd w:id="104"/>
       <w:r>
         <w:rPr>

--- a/docs/SDG_Hackathon_Idea_Guide.docx
+++ b/docs/SDG_Hackathon_Idea_Guide.docx
@@ -41,7 +41,7 @@
           <w:pgNumType w:start="1"/>
         </w:sectPr>
       </w:pPr>
-      <w:bookmarkStart w:colFirst="0" w:colLast="0" w:name="_vayyus7gt0j8" w:id="0"/>
+      <w:bookmarkStart w:colFirst="0" w:colLast="0" w:name="_3lyofj7w04a" w:id="0"/>
       <w:bookmarkEnd w:id="0"/>
       <w:r>
         <w:rPr>
@@ -694,12 +694,12 @@
           <wp:inline distB="114300" distT="114300" distL="114300" distR="114300">
             <wp:extent cx="5321300" cy="2959100"/>
             <wp:effectExtent b="0" l="0" r="0" t="0"/>
-            <wp:docPr id="4" name="image4.gif"/>
+            <wp:docPr id="11" name="image8.gif"/>
             <a:graphic>
               <a:graphicData uri="http://schemas.openxmlformats.org/drawingml/2006/picture">
                 <pic:pic>
                   <pic:nvPicPr>
-                    <pic:cNvPr id="0" name="image4.gif"/>
+                    <pic:cNvPr id="0" name="image8.gif"/>
                     <pic:cNvPicPr preferRelativeResize="0"/>
                   </pic:nvPicPr>
                   <pic:blipFill>
@@ -1512,12 +1512,12 @@
           <wp:inline distB="114300" distT="114300" distL="114300" distR="114300">
             <wp:extent cx="5321300" cy="2959100"/>
             <wp:effectExtent b="0" l="0" r="0" t="0"/>
-            <wp:docPr id="10" name="image10.gif"/>
+            <wp:docPr id="10" name="image11.gif"/>
             <a:graphic>
               <a:graphicData uri="http://schemas.openxmlformats.org/drawingml/2006/picture">
                 <pic:pic>
                   <pic:nvPicPr>
-                    <pic:cNvPr id="0" name="image10.gif"/>
+                    <pic:cNvPr id="0" name="image11.gif"/>
                     <pic:cNvPicPr preferRelativeResize="0"/>
                   </pic:nvPicPr>
                   <pic:blipFill>
@@ -2292,7 +2292,7 @@
           <wp:inline distB="114300" distT="114300" distL="114300" distR="114300">
             <wp:extent cx="5321300" cy="2959100"/>
             <wp:effectExtent b="0" l="0" r="0" t="0"/>
-            <wp:docPr id="8" name="image7.gif"/>
+            <wp:docPr id="9" name="image7.gif"/>
             <a:graphic>
               <a:graphicData uri="http://schemas.openxmlformats.org/drawingml/2006/picture">
                 <pic:pic>
@@ -3011,12 +3011,12 @@
           <wp:inline distB="114300" distT="114300" distL="114300" distR="114300">
             <wp:extent cx="5321300" cy="2959100"/>
             <wp:effectExtent b="0" l="0" r="0" t="0"/>
-            <wp:docPr id="6" name="image6.gif"/>
+            <wp:docPr id="6" name="image9.gif"/>
             <a:graphic>
               <a:graphicData uri="http://schemas.openxmlformats.org/drawingml/2006/picture">
                 <pic:pic>
                   <pic:nvPicPr>
-                    <pic:cNvPr id="0" name="image6.gif"/>
+                    <pic:cNvPr id="0" name="image9.gif"/>
                     <pic:cNvPicPr preferRelativeResize="0"/>
                   </pic:nvPicPr>
                   <pic:blipFill>
@@ -3603,12 +3603,12 @@
           <wp:inline distB="114300" distT="114300" distL="114300" distR="114300">
             <wp:extent cx="5321300" cy="2959100"/>
             <wp:effectExtent b="0" l="0" r="0" t="0"/>
-            <wp:docPr id="7" name="image8.gif"/>
+            <wp:docPr id="2" name="image4.gif"/>
             <a:graphic>
               <a:graphicData uri="http://schemas.openxmlformats.org/drawingml/2006/picture">
                 <pic:pic>
                   <pic:nvPicPr>
-                    <pic:cNvPr id="0" name="image8.gif"/>
+                    <pic:cNvPr id="0" name="image4.gif"/>
                     <pic:cNvPicPr preferRelativeResize="0"/>
                   </pic:nvPicPr>
                   <pic:blipFill>
@@ -4229,12 +4229,12 @@
           <wp:inline distB="114300" distT="114300" distL="114300" distR="114300">
             <wp:extent cx="5321300" cy="2959100"/>
             <wp:effectExtent b="0" l="0" r="0" t="0"/>
-            <wp:docPr id="11" name="image11.gif"/>
+            <wp:docPr id="5" name="image10.gif"/>
             <a:graphic>
               <a:graphicData uri="http://schemas.openxmlformats.org/drawingml/2006/picture">
                 <pic:pic>
                   <pic:nvPicPr>
-                    <pic:cNvPr id="0" name="image11.gif"/>
+                    <pic:cNvPr id="0" name="image10.gif"/>
                     <pic:cNvPicPr preferRelativeResize="0"/>
                   </pic:nvPicPr>
                   <pic:blipFill>
@@ -5160,7 +5160,7 @@
           <wp:inline distB="114300" distT="114300" distL="114300" distR="114300">
             <wp:extent cx="5321300" cy="2959100"/>
             <wp:effectExtent b="0" l="0" r="0" t="0"/>
-            <wp:docPr id="2" name="image2.gif"/>
+            <wp:docPr id="1" name="image2.gif"/>
             <a:graphic>
               <a:graphicData uri="http://schemas.openxmlformats.org/drawingml/2006/picture">
                 <pic:pic>
@@ -5868,7 +5868,7 @@
           <wp:inline distB="114300" distT="114300" distL="114300" distR="114300">
             <wp:extent cx="5321300" cy="2959100"/>
             <wp:effectExtent b="0" l="0" r="0" t="0"/>
-            <wp:docPr id="5" name="image5.gif"/>
+            <wp:docPr id="7" name="image5.gif"/>
             <a:graphic>
               <a:graphicData uri="http://schemas.openxmlformats.org/drawingml/2006/picture">
                 <pic:pic>
@@ -6734,12 +6734,12 @@
           <wp:inline distB="114300" distT="114300" distL="114300" distR="114300">
             <wp:extent cx="5321300" cy="2959100"/>
             <wp:effectExtent b="0" l="0" r="0" t="0"/>
-            <wp:docPr id="1" name="image1.gif"/>
+            <wp:docPr id="4" name="image6.gif"/>
             <a:graphic>
               <a:graphicData uri="http://schemas.openxmlformats.org/drawingml/2006/picture">
                 <pic:pic>
                   <pic:nvPicPr>
-                    <pic:cNvPr id="0" name="image1.gif"/>
+                    <pic:cNvPr id="0" name="image6.gif"/>
                     <pic:cNvPicPr preferRelativeResize="0"/>
                   </pic:nvPicPr>
                   <pic:blipFill>
@@ -7563,12 +7563,12 @@
           <wp:inline distB="114300" distT="114300" distL="114300" distR="114300">
             <wp:extent cx="5321300" cy="2959100"/>
             <wp:effectExtent b="0" l="0" r="0" t="0"/>
-            <wp:docPr id="9" name="image9.gif"/>
+            <wp:docPr id="8" name="image1.gif"/>
             <a:graphic>
               <a:graphicData uri="http://schemas.openxmlformats.org/drawingml/2006/picture">
                 <pic:pic>
                   <pic:nvPicPr>
-                    <pic:cNvPr id="0" name="image9.gif"/>
+                    <pic:cNvPr id="0" name="image1.gif"/>
                     <pic:cNvPicPr preferRelativeResize="0"/>
                   </pic:nvPicPr>
                   <pic:blipFill>
@@ -14047,7 +14047,7 @@
           <w:pgNumType w:start="1"/>
         </w:sectPr>
       </w:pPr>
-      <w:bookmarkStart w:colFirst="0" w:colLast="0" w:name="_yw63eh90tpr7" w:id="103"/>
+      <w:bookmarkStart w:colFirst="0" w:colLast="0" w:name="_d9mi4k2434cz" w:id="103"/>
       <w:bookmarkEnd w:id="103"/>
       <w:r>
         <w:rPr>
@@ -14383,7 +14383,7 @@
           <w:pgNumType w:start="1"/>
         </w:sectPr>
       </w:pPr>
-      <w:bookmarkStart w:colFirst="0" w:colLast="0" w:name="_f5iw5ya2495s" w:id="104"/>
+      <w:bookmarkStart w:colFirst="0" w:colLast="0" w:name="_n47dcz8s1ucd" w:id="104"/>
       <w:bookmarkEnd w:id="104"/>
       <w:r>
         <w:rPr>

--- a/docs/SDG_Hackathon_Idea_Guide.docx
+++ b/docs/SDG_Hackathon_Idea_Guide.docx
@@ -41,7 +41,7 @@
           <w:pgNumType w:start="1"/>
         </w:sectPr>
       </w:pPr>
-      <w:bookmarkStart w:colFirst="0" w:colLast="0" w:name="_3lyofj7w04a" w:id="0"/>
+      <w:bookmarkStart w:colFirst="0" w:colLast="0" w:name="_xo51ksmv0va4" w:id="0"/>
       <w:bookmarkEnd w:id="0"/>
       <w:r>
         <w:rPr>
@@ -694,12 +694,12 @@
           <wp:inline distB="114300" distT="114300" distL="114300" distR="114300">
             <wp:extent cx="5321300" cy="2959100"/>
             <wp:effectExtent b="0" l="0" r="0" t="0"/>
-            <wp:docPr id="11" name="image8.gif"/>
+            <wp:docPr id="10" name="image5.gif"/>
             <a:graphic>
               <a:graphicData uri="http://schemas.openxmlformats.org/drawingml/2006/picture">
                 <pic:pic>
                   <pic:nvPicPr>
-                    <pic:cNvPr id="0" name="image8.gif"/>
+                    <pic:cNvPr id="0" name="image5.gif"/>
                     <pic:cNvPicPr preferRelativeResize="0"/>
                   </pic:nvPicPr>
                   <pic:blipFill>
@@ -1512,12 +1512,12 @@
           <wp:inline distB="114300" distT="114300" distL="114300" distR="114300">
             <wp:extent cx="5321300" cy="2959100"/>
             <wp:effectExtent b="0" l="0" r="0" t="0"/>
-            <wp:docPr id="10" name="image11.gif"/>
+            <wp:docPr id="3" name="image1.gif"/>
             <a:graphic>
               <a:graphicData uri="http://schemas.openxmlformats.org/drawingml/2006/picture">
                 <pic:pic>
                   <pic:nvPicPr>
-                    <pic:cNvPr id="0" name="image11.gif"/>
+                    <pic:cNvPr id="0" name="image1.gif"/>
                     <pic:cNvPicPr preferRelativeResize="0"/>
                   </pic:nvPicPr>
                   <pic:blipFill>
@@ -2292,12 +2292,12 @@
           <wp:inline distB="114300" distT="114300" distL="114300" distR="114300">
             <wp:extent cx="5321300" cy="2959100"/>
             <wp:effectExtent b="0" l="0" r="0" t="0"/>
-            <wp:docPr id="9" name="image7.gif"/>
+            <wp:docPr id="5" name="image2.gif"/>
             <a:graphic>
               <a:graphicData uri="http://schemas.openxmlformats.org/drawingml/2006/picture">
                 <pic:pic>
                   <pic:nvPicPr>
-                    <pic:cNvPr id="0" name="image7.gif"/>
+                    <pic:cNvPr id="0" name="image2.gif"/>
                     <pic:cNvPicPr preferRelativeResize="0"/>
                   </pic:nvPicPr>
                   <pic:blipFill>
@@ -3011,12 +3011,12 @@
           <wp:inline distB="114300" distT="114300" distL="114300" distR="114300">
             <wp:extent cx="5321300" cy="2959100"/>
             <wp:effectExtent b="0" l="0" r="0" t="0"/>
-            <wp:docPr id="6" name="image9.gif"/>
+            <wp:docPr id="4" name="image11.gif"/>
             <a:graphic>
               <a:graphicData uri="http://schemas.openxmlformats.org/drawingml/2006/picture">
                 <pic:pic>
                   <pic:nvPicPr>
-                    <pic:cNvPr id="0" name="image9.gif"/>
+                    <pic:cNvPr id="0" name="image11.gif"/>
                     <pic:cNvPicPr preferRelativeResize="0"/>
                   </pic:nvPicPr>
                   <pic:blipFill>
@@ -3603,12 +3603,12 @@
           <wp:inline distB="114300" distT="114300" distL="114300" distR="114300">
             <wp:extent cx="5321300" cy="2959100"/>
             <wp:effectExtent b="0" l="0" r="0" t="0"/>
-            <wp:docPr id="2" name="image4.gif"/>
+            <wp:docPr id="1" name="image3.gif"/>
             <a:graphic>
               <a:graphicData uri="http://schemas.openxmlformats.org/drawingml/2006/picture">
                 <pic:pic>
                   <pic:nvPicPr>
-                    <pic:cNvPr id="0" name="image4.gif"/>
+                    <pic:cNvPr id="0" name="image3.gif"/>
                     <pic:cNvPicPr preferRelativeResize="0"/>
                   </pic:nvPicPr>
                   <pic:blipFill>
@@ -4229,12 +4229,12 @@
           <wp:inline distB="114300" distT="114300" distL="114300" distR="114300">
             <wp:extent cx="5321300" cy="2959100"/>
             <wp:effectExtent b="0" l="0" r="0" t="0"/>
-            <wp:docPr id="5" name="image10.gif"/>
+            <wp:docPr id="11" name="image8.gif"/>
             <a:graphic>
               <a:graphicData uri="http://schemas.openxmlformats.org/drawingml/2006/picture">
                 <pic:pic>
                   <pic:nvPicPr>
-                    <pic:cNvPr id="0" name="image10.gif"/>
+                    <pic:cNvPr id="0" name="image8.gif"/>
                     <pic:cNvPicPr preferRelativeResize="0"/>
                   </pic:nvPicPr>
                   <pic:blipFill>
@@ -5160,12 +5160,12 @@
           <wp:inline distB="114300" distT="114300" distL="114300" distR="114300">
             <wp:extent cx="5321300" cy="2959100"/>
             <wp:effectExtent b="0" l="0" r="0" t="0"/>
-            <wp:docPr id="1" name="image2.gif"/>
+            <wp:docPr id="9" name="image7.gif"/>
             <a:graphic>
               <a:graphicData uri="http://schemas.openxmlformats.org/drawingml/2006/picture">
                 <pic:pic>
                   <pic:nvPicPr>
-                    <pic:cNvPr id="0" name="image2.gif"/>
+                    <pic:cNvPr id="0" name="image7.gif"/>
                     <pic:cNvPicPr preferRelativeResize="0"/>
                   </pic:nvPicPr>
                   <pic:blipFill>
@@ -5868,12 +5868,12 @@
           <wp:inline distB="114300" distT="114300" distL="114300" distR="114300">
             <wp:extent cx="5321300" cy="2959100"/>
             <wp:effectExtent b="0" l="0" r="0" t="0"/>
-            <wp:docPr id="7" name="image5.gif"/>
+            <wp:docPr id="6" name="image6.gif"/>
             <a:graphic>
               <a:graphicData uri="http://schemas.openxmlformats.org/drawingml/2006/picture">
                 <pic:pic>
                   <pic:nvPicPr>
-                    <pic:cNvPr id="0" name="image5.gif"/>
+                    <pic:cNvPr id="0" name="image6.gif"/>
                     <pic:cNvPicPr preferRelativeResize="0"/>
                   </pic:nvPicPr>
                   <pic:blipFill>
@@ -6734,12 +6734,12 @@
           <wp:inline distB="114300" distT="114300" distL="114300" distR="114300">
             <wp:extent cx="5321300" cy="2959100"/>
             <wp:effectExtent b="0" l="0" r="0" t="0"/>
-            <wp:docPr id="4" name="image6.gif"/>
+            <wp:docPr id="2" name="image10.gif"/>
             <a:graphic>
               <a:graphicData uri="http://schemas.openxmlformats.org/drawingml/2006/picture">
                 <pic:pic>
                   <pic:nvPicPr>
-                    <pic:cNvPr id="0" name="image6.gif"/>
+                    <pic:cNvPr id="0" name="image10.gif"/>
                     <pic:cNvPicPr preferRelativeResize="0"/>
                   </pic:nvPicPr>
                   <pic:blipFill>
@@ -7563,12 +7563,12 @@
           <wp:inline distB="114300" distT="114300" distL="114300" distR="114300">
             <wp:extent cx="5321300" cy="2959100"/>
             <wp:effectExtent b="0" l="0" r="0" t="0"/>
-            <wp:docPr id="8" name="image1.gif"/>
+            <wp:docPr id="8" name="image9.gif"/>
             <a:graphic>
               <a:graphicData uri="http://schemas.openxmlformats.org/drawingml/2006/picture">
                 <pic:pic>
                   <pic:nvPicPr>
-                    <pic:cNvPr id="0" name="image1.gif"/>
+                    <pic:cNvPr id="0" name="image9.gif"/>
                     <pic:cNvPicPr preferRelativeResize="0"/>
                   </pic:nvPicPr>
                   <pic:blipFill>
@@ -14047,7 +14047,7 @@
           <w:pgNumType w:start="1"/>
         </w:sectPr>
       </w:pPr>
-      <w:bookmarkStart w:colFirst="0" w:colLast="0" w:name="_d9mi4k2434cz" w:id="103"/>
+      <w:bookmarkStart w:colFirst="0" w:colLast="0" w:name="_xxvochpvc2d9" w:id="103"/>
       <w:bookmarkEnd w:id="103"/>
       <w:r>
         <w:rPr>
@@ -14168,12 +14168,12 @@
           <wp:inline distB="114300" distT="114300" distL="114300" distR="114300">
             <wp:extent cx="6645600" cy="2070100"/>
             <wp:effectExtent b="0" l="0" r="0" t="0"/>
-            <wp:docPr id="3" name="image3.png"/>
+            <wp:docPr id="7" name="image4.png"/>
             <a:graphic>
               <a:graphicData uri="http://schemas.openxmlformats.org/drawingml/2006/picture">
                 <pic:pic>
                   <pic:nvPicPr>
-                    <pic:cNvPr id="0" name="image3.png"/>
+                    <pic:cNvPr id="0" name="image4.png"/>
                     <pic:cNvPicPr preferRelativeResize="0"/>
                   </pic:nvPicPr>
                   <pic:blipFill>
@@ -14383,7 +14383,7 @@
           <w:pgNumType w:start="1"/>
         </w:sectPr>
       </w:pPr>
-      <w:bookmarkStart w:colFirst="0" w:colLast="0" w:name="_n47dcz8s1ucd" w:id="104"/>
+      <w:bookmarkStart w:colFirst="0" w:colLast="0" w:name="_tuiip1jlivfj" w:id="104"/>
       <w:bookmarkEnd w:id="104"/>
       <w:r>
         <w:rPr>

--- a/docs/SDG_Hackathon_Idea_Guide.docx
+++ b/docs/SDG_Hackathon_Idea_Guide.docx
@@ -41,7 +41,7 @@
           <w:pgNumType w:start="1"/>
         </w:sectPr>
       </w:pPr>
-      <w:bookmarkStart w:colFirst="0" w:colLast="0" w:name="_ndz2s5pffipf" w:id="0"/>
+      <w:bookmarkStart w:colFirst="0" w:colLast="0" w:name="_y873528ddzcn" w:id="0"/>
       <w:bookmarkEnd w:id="0"/>
       <w:r>
         <w:rPr>
@@ -694,12 +694,12 @@
           <wp:inline distB="114300" distT="114300" distL="114300" distR="114300">
             <wp:extent cx="5321300" cy="2959100"/>
             <wp:effectExtent b="0" l="0" r="0" t="0"/>
-            <wp:docPr id="6" name="image7.gif"/>
+            <wp:docPr id="4" name="image1.gif"/>
             <a:graphic>
               <a:graphicData uri="http://schemas.openxmlformats.org/drawingml/2006/picture">
                 <pic:pic>
                   <pic:nvPicPr>
-                    <pic:cNvPr id="0" name="image7.gif"/>
+                    <pic:cNvPr id="0" name="image1.gif"/>
                     <pic:cNvPicPr preferRelativeResize="0"/>
                   </pic:nvPicPr>
                   <pic:blipFill>
@@ -1512,12 +1512,12 @@
           <wp:inline distB="114300" distT="114300" distL="114300" distR="114300">
             <wp:extent cx="5321300" cy="2959100"/>
             <wp:effectExtent b="0" l="0" r="0" t="0"/>
-            <wp:docPr id="9" name="image6.gif"/>
+            <wp:docPr id="3" name="image8.gif"/>
             <a:graphic>
               <a:graphicData uri="http://schemas.openxmlformats.org/drawingml/2006/picture">
                 <pic:pic>
                   <pic:nvPicPr>
-                    <pic:cNvPr id="0" name="image6.gif"/>
+                    <pic:cNvPr id="0" name="image8.gif"/>
                     <pic:cNvPicPr preferRelativeResize="0"/>
                   </pic:nvPicPr>
                   <pic:blipFill>
@@ -2292,12 +2292,12 @@
           <wp:inline distB="114300" distT="114300" distL="114300" distR="114300">
             <wp:extent cx="5321300" cy="2959100"/>
             <wp:effectExtent b="0" l="0" r="0" t="0"/>
-            <wp:docPr id="8" name="image4.gif"/>
+            <wp:docPr id="2" name="image3.gif"/>
             <a:graphic>
               <a:graphicData uri="http://schemas.openxmlformats.org/drawingml/2006/picture">
                 <pic:pic>
                   <pic:nvPicPr>
-                    <pic:cNvPr id="0" name="image4.gif"/>
+                    <pic:cNvPr id="0" name="image3.gif"/>
                     <pic:cNvPicPr preferRelativeResize="0"/>
                   </pic:nvPicPr>
                   <pic:blipFill>
@@ -3011,12 +3011,12 @@
           <wp:inline distB="114300" distT="114300" distL="114300" distR="114300">
             <wp:extent cx="5321300" cy="2959100"/>
             <wp:effectExtent b="0" l="0" r="0" t="0"/>
-            <wp:docPr id="2" name="image11.gif"/>
+            <wp:docPr id="11" name="image10.gif"/>
             <a:graphic>
               <a:graphicData uri="http://schemas.openxmlformats.org/drawingml/2006/picture">
                 <pic:pic>
                   <pic:nvPicPr>
-                    <pic:cNvPr id="0" name="image11.gif"/>
+                    <pic:cNvPr id="0" name="image10.gif"/>
                     <pic:cNvPicPr preferRelativeResize="0"/>
                   </pic:nvPicPr>
                   <pic:blipFill>
@@ -3603,12 +3603,12 @@
           <wp:inline distB="114300" distT="114300" distL="114300" distR="114300">
             <wp:extent cx="5321300" cy="2959100"/>
             <wp:effectExtent b="0" l="0" r="0" t="0"/>
-            <wp:docPr id="7" name="image9.gif"/>
+            <wp:docPr id="10" name="image11.gif"/>
             <a:graphic>
               <a:graphicData uri="http://schemas.openxmlformats.org/drawingml/2006/picture">
                 <pic:pic>
                   <pic:nvPicPr>
-                    <pic:cNvPr id="0" name="image9.gif"/>
+                    <pic:cNvPr id="0" name="image11.gif"/>
                     <pic:cNvPicPr preferRelativeResize="0"/>
                   </pic:nvPicPr>
                   <pic:blipFill>
@@ -4229,12 +4229,12 @@
           <wp:inline distB="114300" distT="114300" distL="114300" distR="114300">
             <wp:extent cx="5321300" cy="2959100"/>
             <wp:effectExtent b="0" l="0" r="0" t="0"/>
-            <wp:docPr id="5" name="image5.gif"/>
+            <wp:docPr id="6" name="image2.gif"/>
             <a:graphic>
               <a:graphicData uri="http://schemas.openxmlformats.org/drawingml/2006/picture">
                 <pic:pic>
                   <pic:nvPicPr>
-                    <pic:cNvPr id="0" name="image5.gif"/>
+                    <pic:cNvPr id="0" name="image2.gif"/>
                     <pic:cNvPicPr preferRelativeResize="0"/>
                   </pic:nvPicPr>
                   <pic:blipFill>
@@ -5160,12 +5160,12 @@
           <wp:inline distB="114300" distT="114300" distL="114300" distR="114300">
             <wp:extent cx="5321300" cy="2959100"/>
             <wp:effectExtent b="0" l="0" r="0" t="0"/>
-            <wp:docPr id="10" name="image3.gif"/>
+            <wp:docPr id="1" name="image6.gif"/>
             <a:graphic>
               <a:graphicData uri="http://schemas.openxmlformats.org/drawingml/2006/picture">
                 <pic:pic>
                   <pic:nvPicPr>
-                    <pic:cNvPr id="0" name="image3.gif"/>
+                    <pic:cNvPr id="0" name="image6.gif"/>
                     <pic:cNvPicPr preferRelativeResize="0"/>
                   </pic:nvPicPr>
                   <pic:blipFill>
@@ -5868,12 +5868,12 @@
           <wp:inline distB="114300" distT="114300" distL="114300" distR="114300">
             <wp:extent cx="5321300" cy="2959100"/>
             <wp:effectExtent b="0" l="0" r="0" t="0"/>
-            <wp:docPr id="4" name="image8.gif"/>
+            <wp:docPr id="8" name="image5.gif"/>
             <a:graphic>
               <a:graphicData uri="http://schemas.openxmlformats.org/drawingml/2006/picture">
                 <pic:pic>
                   <pic:nvPicPr>
-                    <pic:cNvPr id="0" name="image8.gif"/>
+                    <pic:cNvPr id="0" name="image5.gif"/>
                     <pic:cNvPicPr preferRelativeResize="0"/>
                   </pic:nvPicPr>
                   <pic:blipFill>
@@ -6734,12 +6734,12 @@
           <wp:inline distB="114300" distT="114300" distL="114300" distR="114300">
             <wp:extent cx="5321300" cy="2959100"/>
             <wp:effectExtent b="0" l="0" r="0" t="0"/>
-            <wp:docPr id="11" name="image1.gif"/>
+            <wp:docPr id="7" name="image4.gif"/>
             <a:graphic>
               <a:graphicData uri="http://schemas.openxmlformats.org/drawingml/2006/picture">
                 <pic:pic>
                   <pic:nvPicPr>
-                    <pic:cNvPr id="0" name="image1.gif"/>
+                    <pic:cNvPr id="0" name="image4.gif"/>
                     <pic:cNvPicPr preferRelativeResize="0"/>
                   </pic:nvPicPr>
                   <pic:blipFill>
@@ -7563,12 +7563,12 @@
           <wp:inline distB="114300" distT="114300" distL="114300" distR="114300">
             <wp:extent cx="5321300" cy="2959100"/>
             <wp:effectExtent b="0" l="0" r="0" t="0"/>
-            <wp:docPr id="1" name="image2.gif"/>
+            <wp:docPr id="5" name="image7.gif"/>
             <a:graphic>
               <a:graphicData uri="http://schemas.openxmlformats.org/drawingml/2006/picture">
                 <pic:pic>
                   <pic:nvPicPr>
-                    <pic:cNvPr id="0" name="image2.gif"/>
+                    <pic:cNvPr id="0" name="image7.gif"/>
                     <pic:cNvPicPr preferRelativeResize="0"/>
                   </pic:nvPicPr>
                   <pic:blipFill>
@@ -14047,7 +14047,7 @@
           <w:pgNumType w:start="1"/>
         </w:sectPr>
       </w:pPr>
-      <w:bookmarkStart w:colFirst="0" w:colLast="0" w:name="_jx7fng4wb017" w:id="103"/>
+      <w:bookmarkStart w:colFirst="0" w:colLast="0" w:name="_2qnrle9hye9e" w:id="103"/>
       <w:bookmarkEnd w:id="103"/>
       <w:r>
         <w:rPr>
@@ -14168,12 +14168,12 @@
           <wp:inline distB="114300" distT="114300" distL="114300" distR="114300">
             <wp:extent cx="6645600" cy="2070100"/>
             <wp:effectExtent b="0" l="0" r="0" t="0"/>
-            <wp:docPr id="3" name="image10.png"/>
+            <wp:docPr id="9" name="image9.png"/>
             <a:graphic>
               <a:graphicData uri="http://schemas.openxmlformats.org/drawingml/2006/picture">
                 <pic:pic>
                   <pic:nvPicPr>
-                    <pic:cNvPr id="0" name="image10.png"/>
+                    <pic:cNvPr id="0" name="image9.png"/>
                     <pic:cNvPicPr preferRelativeResize="0"/>
                   </pic:nvPicPr>
                   <pic:blipFill>
@@ -14383,7 +14383,7 @@
           <w:pgNumType w:start="1"/>
         </w:sectPr>
       </w:pPr>
-      <w:bookmarkStart w:colFirst="0" w:colLast="0" w:name="_wa76pzudromr" w:id="104"/>
+      <w:bookmarkStart w:colFirst="0" w:colLast="0" w:name="_9xd7emivi53s" w:id="104"/>
       <w:bookmarkEnd w:id="104"/>
       <w:r>
         <w:rPr>

--- a/docs/SDG_Hackathon_Idea_Guide.docx
+++ b/docs/SDG_Hackathon_Idea_Guide.docx
@@ -41,7 +41,7 @@
           <w:pgNumType w:start="1"/>
         </w:sectPr>
       </w:pPr>
-      <w:bookmarkStart w:colFirst="0" w:colLast="0" w:name="_y873528ddzcn" w:id="0"/>
+      <w:bookmarkStart w:colFirst="0" w:colLast="0" w:name="_q4yfradsu7g" w:id="0"/>
       <w:bookmarkEnd w:id="0"/>
       <w:r>
         <w:rPr>
@@ -694,12 +694,12 @@
           <wp:inline distB="114300" distT="114300" distL="114300" distR="114300">
             <wp:extent cx="5321300" cy="2959100"/>
             <wp:effectExtent b="0" l="0" r="0" t="0"/>
-            <wp:docPr id="4" name="image1.gif"/>
+            <wp:docPr id="4" name="image5.gif"/>
             <a:graphic>
               <a:graphicData uri="http://schemas.openxmlformats.org/drawingml/2006/picture">
                 <pic:pic>
                   <pic:nvPicPr>
-                    <pic:cNvPr id="0" name="image1.gif"/>
+                    <pic:cNvPr id="0" name="image5.gif"/>
                     <pic:cNvPicPr preferRelativeResize="0"/>
                   </pic:nvPicPr>
                   <pic:blipFill>
@@ -1512,12 +1512,12 @@
           <wp:inline distB="114300" distT="114300" distL="114300" distR="114300">
             <wp:extent cx="5321300" cy="2959100"/>
             <wp:effectExtent b="0" l="0" r="0" t="0"/>
-            <wp:docPr id="3" name="image8.gif"/>
+            <wp:docPr id="6" name="image7.gif"/>
             <a:graphic>
               <a:graphicData uri="http://schemas.openxmlformats.org/drawingml/2006/picture">
                 <pic:pic>
                   <pic:nvPicPr>
-                    <pic:cNvPr id="0" name="image8.gif"/>
+                    <pic:cNvPr id="0" name="image7.gif"/>
                     <pic:cNvPicPr preferRelativeResize="0"/>
                   </pic:nvPicPr>
                   <pic:blipFill>
@@ -2292,12 +2292,12 @@
           <wp:inline distB="114300" distT="114300" distL="114300" distR="114300">
             <wp:extent cx="5321300" cy="2959100"/>
             <wp:effectExtent b="0" l="0" r="0" t="0"/>
-            <wp:docPr id="2" name="image3.gif"/>
+            <wp:docPr id="7" name="image4.gif"/>
             <a:graphic>
               <a:graphicData uri="http://schemas.openxmlformats.org/drawingml/2006/picture">
                 <pic:pic>
                   <pic:nvPicPr>
-                    <pic:cNvPr id="0" name="image3.gif"/>
+                    <pic:cNvPr id="0" name="image4.gif"/>
                     <pic:cNvPicPr preferRelativeResize="0"/>
                   </pic:nvPicPr>
                   <pic:blipFill>
@@ -3011,12 +3011,12 @@
           <wp:inline distB="114300" distT="114300" distL="114300" distR="114300">
             <wp:extent cx="5321300" cy="2959100"/>
             <wp:effectExtent b="0" l="0" r="0" t="0"/>
-            <wp:docPr id="11" name="image10.gif"/>
+            <wp:docPr id="8" name="image11.gif"/>
             <a:graphic>
               <a:graphicData uri="http://schemas.openxmlformats.org/drawingml/2006/picture">
                 <pic:pic>
                   <pic:nvPicPr>
-                    <pic:cNvPr id="0" name="image10.gif"/>
+                    <pic:cNvPr id="0" name="image11.gif"/>
                     <pic:cNvPicPr preferRelativeResize="0"/>
                   </pic:nvPicPr>
                   <pic:blipFill>
@@ -3603,12 +3603,12 @@
           <wp:inline distB="114300" distT="114300" distL="114300" distR="114300">
             <wp:extent cx="5321300" cy="2959100"/>
             <wp:effectExtent b="0" l="0" r="0" t="0"/>
-            <wp:docPr id="10" name="image11.gif"/>
+            <wp:docPr id="2" name="image10.gif"/>
             <a:graphic>
               <a:graphicData uri="http://schemas.openxmlformats.org/drawingml/2006/picture">
                 <pic:pic>
                   <pic:nvPicPr>
-                    <pic:cNvPr id="0" name="image11.gif"/>
+                    <pic:cNvPr id="0" name="image10.gif"/>
                     <pic:cNvPicPr preferRelativeResize="0"/>
                   </pic:nvPicPr>
                   <pic:blipFill>
@@ -4229,12 +4229,12 @@
           <wp:inline distB="114300" distT="114300" distL="114300" distR="114300">
             <wp:extent cx="5321300" cy="2959100"/>
             <wp:effectExtent b="0" l="0" r="0" t="0"/>
-            <wp:docPr id="6" name="image2.gif"/>
+            <wp:docPr id="9" name="image6.gif"/>
             <a:graphic>
               <a:graphicData uri="http://schemas.openxmlformats.org/drawingml/2006/picture">
                 <pic:pic>
                   <pic:nvPicPr>
-                    <pic:cNvPr id="0" name="image2.gif"/>
+                    <pic:cNvPr id="0" name="image6.gif"/>
                     <pic:cNvPicPr preferRelativeResize="0"/>
                   </pic:nvPicPr>
                   <pic:blipFill>
@@ -5160,12 +5160,12 @@
           <wp:inline distB="114300" distT="114300" distL="114300" distR="114300">
             <wp:extent cx="5321300" cy="2959100"/>
             <wp:effectExtent b="0" l="0" r="0" t="0"/>
-            <wp:docPr id="1" name="image6.gif"/>
+            <wp:docPr id="10" name="image1.gif"/>
             <a:graphic>
               <a:graphicData uri="http://schemas.openxmlformats.org/drawingml/2006/picture">
                 <pic:pic>
                   <pic:nvPicPr>
-                    <pic:cNvPr id="0" name="image6.gif"/>
+                    <pic:cNvPr id="0" name="image1.gif"/>
                     <pic:cNvPicPr preferRelativeResize="0"/>
                   </pic:nvPicPr>
                   <pic:blipFill>
@@ -5868,12 +5868,12 @@
           <wp:inline distB="114300" distT="114300" distL="114300" distR="114300">
             <wp:extent cx="5321300" cy="2959100"/>
             <wp:effectExtent b="0" l="0" r="0" t="0"/>
-            <wp:docPr id="8" name="image5.gif"/>
+            <wp:docPr id="3" name="image8.gif"/>
             <a:graphic>
               <a:graphicData uri="http://schemas.openxmlformats.org/drawingml/2006/picture">
                 <pic:pic>
                   <pic:nvPicPr>
-                    <pic:cNvPr id="0" name="image5.gif"/>
+                    <pic:cNvPr id="0" name="image8.gif"/>
                     <pic:cNvPicPr preferRelativeResize="0"/>
                   </pic:nvPicPr>
                   <pic:blipFill>
@@ -6734,12 +6734,12 @@
           <wp:inline distB="114300" distT="114300" distL="114300" distR="114300">
             <wp:extent cx="5321300" cy="2959100"/>
             <wp:effectExtent b="0" l="0" r="0" t="0"/>
-            <wp:docPr id="7" name="image4.gif"/>
+            <wp:docPr id="11" name="image3.gif"/>
             <a:graphic>
               <a:graphicData uri="http://schemas.openxmlformats.org/drawingml/2006/picture">
                 <pic:pic>
                   <pic:nvPicPr>
-                    <pic:cNvPr id="0" name="image4.gif"/>
+                    <pic:cNvPr id="0" name="image3.gif"/>
                     <pic:cNvPicPr preferRelativeResize="0"/>
                   </pic:nvPicPr>
                   <pic:blipFill>
@@ -7563,12 +7563,12 @@
           <wp:inline distB="114300" distT="114300" distL="114300" distR="114300">
             <wp:extent cx="5321300" cy="2959100"/>
             <wp:effectExtent b="0" l="0" r="0" t="0"/>
-            <wp:docPr id="5" name="image7.gif"/>
+            <wp:docPr id="5" name="image2.gif"/>
             <a:graphic>
               <a:graphicData uri="http://schemas.openxmlformats.org/drawingml/2006/picture">
                 <pic:pic>
                   <pic:nvPicPr>
-                    <pic:cNvPr id="0" name="image7.gif"/>
+                    <pic:cNvPr id="0" name="image2.gif"/>
                     <pic:cNvPicPr preferRelativeResize="0"/>
                   </pic:nvPicPr>
                   <pic:blipFill>
@@ -14047,7 +14047,7 @@
           <w:pgNumType w:start="1"/>
         </w:sectPr>
       </w:pPr>
-      <w:bookmarkStart w:colFirst="0" w:colLast="0" w:name="_2qnrle9hye9e" w:id="103"/>
+      <w:bookmarkStart w:colFirst="0" w:colLast="0" w:name="_g3wtng3a0byz" w:id="103"/>
       <w:bookmarkEnd w:id="103"/>
       <w:r>
         <w:rPr>
@@ -14168,7 +14168,7 @@
           <wp:inline distB="114300" distT="114300" distL="114300" distR="114300">
             <wp:extent cx="6645600" cy="2070100"/>
             <wp:effectExtent b="0" l="0" r="0" t="0"/>
-            <wp:docPr id="9" name="image9.png"/>
+            <wp:docPr id="1" name="image9.png"/>
             <a:graphic>
               <a:graphicData uri="http://schemas.openxmlformats.org/drawingml/2006/picture">
                 <pic:pic>
@@ -14383,7 +14383,7 @@
           <w:pgNumType w:start="1"/>
         </w:sectPr>
       </w:pPr>
-      <w:bookmarkStart w:colFirst="0" w:colLast="0" w:name="_9xd7emivi53s" w:id="104"/>
+      <w:bookmarkStart w:colFirst="0" w:colLast="0" w:name="_bcxrehmbchgt" w:id="104"/>
       <w:bookmarkEnd w:id="104"/>
       <w:r>
         <w:rPr>

--- a/docs/SDG_Hackathon_Idea_Guide.docx
+++ b/docs/SDG_Hackathon_Idea_Guide.docx
@@ -41,7 +41,7 @@
           <w:pgNumType w:start="1"/>
         </w:sectPr>
       </w:pPr>
-      <w:bookmarkStart w:colFirst="0" w:colLast="0" w:name="_q4yfradsu7g" w:id="0"/>
+      <w:bookmarkStart w:colFirst="0" w:colLast="0" w:name="_8ippe8h676jg" w:id="0"/>
       <w:bookmarkEnd w:id="0"/>
       <w:r>
         <w:rPr>
@@ -694,12 +694,12 @@
           <wp:inline distB="114300" distT="114300" distL="114300" distR="114300">
             <wp:extent cx="5321300" cy="2959100"/>
             <wp:effectExtent b="0" l="0" r="0" t="0"/>
-            <wp:docPr id="4" name="image5.gif"/>
+            <wp:docPr id="4" name="image1.gif"/>
             <a:graphic>
               <a:graphicData uri="http://schemas.openxmlformats.org/drawingml/2006/picture">
                 <pic:pic>
                   <pic:nvPicPr>
-                    <pic:cNvPr id="0" name="image5.gif"/>
+                    <pic:cNvPr id="0" name="image1.gif"/>
                     <pic:cNvPicPr preferRelativeResize="0"/>
                   </pic:nvPicPr>
                   <pic:blipFill>
@@ -1512,12 +1512,12 @@
           <wp:inline distB="114300" distT="114300" distL="114300" distR="114300">
             <wp:extent cx="5321300" cy="2959100"/>
             <wp:effectExtent b="0" l="0" r="0" t="0"/>
-            <wp:docPr id="6" name="image7.gif"/>
+            <wp:docPr id="9" name="image2.gif"/>
             <a:graphic>
               <a:graphicData uri="http://schemas.openxmlformats.org/drawingml/2006/picture">
                 <pic:pic>
                   <pic:nvPicPr>
-                    <pic:cNvPr id="0" name="image7.gif"/>
+                    <pic:cNvPr id="0" name="image2.gif"/>
                     <pic:cNvPicPr preferRelativeResize="0"/>
                   </pic:nvPicPr>
                   <pic:blipFill>
@@ -2292,12 +2292,12 @@
           <wp:inline distB="114300" distT="114300" distL="114300" distR="114300">
             <wp:extent cx="5321300" cy="2959100"/>
             <wp:effectExtent b="0" l="0" r="0" t="0"/>
-            <wp:docPr id="7" name="image4.gif"/>
+            <wp:docPr id="5" name="image9.gif"/>
             <a:graphic>
               <a:graphicData uri="http://schemas.openxmlformats.org/drawingml/2006/picture">
                 <pic:pic>
                   <pic:nvPicPr>
-                    <pic:cNvPr id="0" name="image4.gif"/>
+                    <pic:cNvPr id="0" name="image9.gif"/>
                     <pic:cNvPicPr preferRelativeResize="0"/>
                   </pic:nvPicPr>
                   <pic:blipFill>
@@ -3011,7 +3011,7 @@
           <wp:inline distB="114300" distT="114300" distL="114300" distR="114300">
             <wp:extent cx="5321300" cy="2959100"/>
             <wp:effectExtent b="0" l="0" r="0" t="0"/>
-            <wp:docPr id="8" name="image11.gif"/>
+            <wp:docPr id="6" name="image11.gif"/>
             <a:graphic>
               <a:graphicData uri="http://schemas.openxmlformats.org/drawingml/2006/picture">
                 <pic:pic>
@@ -3603,12 +3603,12 @@
           <wp:inline distB="114300" distT="114300" distL="114300" distR="114300">
             <wp:extent cx="5321300" cy="2959100"/>
             <wp:effectExtent b="0" l="0" r="0" t="0"/>
-            <wp:docPr id="2" name="image10.gif"/>
+            <wp:docPr id="11" name="image3.gif"/>
             <a:graphic>
               <a:graphicData uri="http://schemas.openxmlformats.org/drawingml/2006/picture">
                 <pic:pic>
                   <pic:nvPicPr>
-                    <pic:cNvPr id="0" name="image10.gif"/>
+                    <pic:cNvPr id="0" name="image3.gif"/>
                     <pic:cNvPicPr preferRelativeResize="0"/>
                   </pic:nvPicPr>
                   <pic:blipFill>
@@ -4229,12 +4229,12 @@
           <wp:inline distB="114300" distT="114300" distL="114300" distR="114300">
             <wp:extent cx="5321300" cy="2959100"/>
             <wp:effectExtent b="0" l="0" r="0" t="0"/>
-            <wp:docPr id="9" name="image6.gif"/>
+            <wp:docPr id="2" name="image10.gif"/>
             <a:graphic>
               <a:graphicData uri="http://schemas.openxmlformats.org/drawingml/2006/picture">
                 <pic:pic>
                   <pic:nvPicPr>
-                    <pic:cNvPr id="0" name="image6.gif"/>
+                    <pic:cNvPr id="0" name="image10.gif"/>
                     <pic:cNvPicPr preferRelativeResize="0"/>
                   </pic:nvPicPr>
                   <pic:blipFill>
@@ -5160,12 +5160,12 @@
           <wp:inline distB="114300" distT="114300" distL="114300" distR="114300">
             <wp:extent cx="5321300" cy="2959100"/>
             <wp:effectExtent b="0" l="0" r="0" t="0"/>
-            <wp:docPr id="10" name="image1.gif"/>
+            <wp:docPr id="3" name="image6.gif"/>
             <a:graphic>
               <a:graphicData uri="http://schemas.openxmlformats.org/drawingml/2006/picture">
                 <pic:pic>
                   <pic:nvPicPr>
-                    <pic:cNvPr id="0" name="image1.gif"/>
+                    <pic:cNvPr id="0" name="image6.gif"/>
                     <pic:cNvPicPr preferRelativeResize="0"/>
                   </pic:nvPicPr>
                   <pic:blipFill>
@@ -5868,12 +5868,12 @@
           <wp:inline distB="114300" distT="114300" distL="114300" distR="114300">
             <wp:extent cx="5321300" cy="2959100"/>
             <wp:effectExtent b="0" l="0" r="0" t="0"/>
-            <wp:docPr id="3" name="image8.gif"/>
+            <wp:docPr id="10" name="image4.gif"/>
             <a:graphic>
               <a:graphicData uri="http://schemas.openxmlformats.org/drawingml/2006/picture">
                 <pic:pic>
                   <pic:nvPicPr>
-                    <pic:cNvPr id="0" name="image8.gif"/>
+                    <pic:cNvPr id="0" name="image4.gif"/>
                     <pic:cNvPicPr preferRelativeResize="0"/>
                   </pic:nvPicPr>
                   <pic:blipFill>
@@ -6734,12 +6734,12 @@
           <wp:inline distB="114300" distT="114300" distL="114300" distR="114300">
             <wp:extent cx="5321300" cy="2959100"/>
             <wp:effectExtent b="0" l="0" r="0" t="0"/>
-            <wp:docPr id="11" name="image3.gif"/>
+            <wp:docPr id="7" name="image7.gif"/>
             <a:graphic>
               <a:graphicData uri="http://schemas.openxmlformats.org/drawingml/2006/picture">
                 <pic:pic>
                   <pic:nvPicPr>
-                    <pic:cNvPr id="0" name="image3.gif"/>
+                    <pic:cNvPr id="0" name="image7.gif"/>
                     <pic:cNvPicPr preferRelativeResize="0"/>
                   </pic:nvPicPr>
                   <pic:blipFill>
@@ -7563,12 +7563,12 @@
           <wp:inline distB="114300" distT="114300" distL="114300" distR="114300">
             <wp:extent cx="5321300" cy="2959100"/>
             <wp:effectExtent b="0" l="0" r="0" t="0"/>
-            <wp:docPr id="5" name="image2.gif"/>
+            <wp:docPr id="8" name="image8.gif"/>
             <a:graphic>
               <a:graphicData uri="http://schemas.openxmlformats.org/drawingml/2006/picture">
                 <pic:pic>
                   <pic:nvPicPr>
-                    <pic:cNvPr id="0" name="image2.gif"/>
+                    <pic:cNvPr id="0" name="image8.gif"/>
                     <pic:cNvPicPr preferRelativeResize="0"/>
                   </pic:nvPicPr>
                   <pic:blipFill>
@@ -14047,7 +14047,7 @@
           <w:pgNumType w:start="1"/>
         </w:sectPr>
       </w:pPr>
-      <w:bookmarkStart w:colFirst="0" w:colLast="0" w:name="_g3wtng3a0byz" w:id="103"/>
+      <w:bookmarkStart w:colFirst="0" w:colLast="0" w:name="_4w66h6w0a62s" w:id="103"/>
       <w:bookmarkEnd w:id="103"/>
       <w:r>
         <w:rPr>
@@ -14168,12 +14168,12 @@
           <wp:inline distB="114300" distT="114300" distL="114300" distR="114300">
             <wp:extent cx="6645600" cy="2070100"/>
             <wp:effectExtent b="0" l="0" r="0" t="0"/>
-            <wp:docPr id="1" name="image9.png"/>
+            <wp:docPr id="1" name="image5.png"/>
             <a:graphic>
               <a:graphicData uri="http://schemas.openxmlformats.org/drawingml/2006/picture">
                 <pic:pic>
                   <pic:nvPicPr>
-                    <pic:cNvPr id="0" name="image9.png"/>
+                    <pic:cNvPr id="0" name="image5.png"/>
                     <pic:cNvPicPr preferRelativeResize="0"/>
                   </pic:nvPicPr>
                   <pic:blipFill>
@@ -14383,7 +14383,7 @@
           <w:pgNumType w:start="1"/>
         </w:sectPr>
       </w:pPr>
-      <w:bookmarkStart w:colFirst="0" w:colLast="0" w:name="_bcxrehmbchgt" w:id="104"/>
+      <w:bookmarkStart w:colFirst="0" w:colLast="0" w:name="_3ov2jjwk9he9" w:id="104"/>
       <w:bookmarkEnd w:id="104"/>
       <w:r>
         <w:rPr>

--- a/docs/SDG_Hackathon_Idea_Guide.docx
+++ b/docs/SDG_Hackathon_Idea_Guide.docx
@@ -41,7 +41,7 @@
           <w:pgNumType w:start="1"/>
         </w:sectPr>
       </w:pPr>
-      <w:bookmarkStart w:colFirst="0" w:colLast="0" w:name="_8ippe8h676jg" w:id="0"/>
+      <w:bookmarkStart w:colFirst="0" w:colLast="0" w:name="_g07np7sm5mz1" w:id="0"/>
       <w:bookmarkEnd w:id="0"/>
       <w:r>
         <w:rPr>
@@ -694,12 +694,12 @@
           <wp:inline distB="114300" distT="114300" distL="114300" distR="114300">
             <wp:extent cx="5321300" cy="2959100"/>
             <wp:effectExtent b="0" l="0" r="0" t="0"/>
-            <wp:docPr id="4" name="image1.gif"/>
+            <wp:docPr id="2" name="image5.gif"/>
             <a:graphic>
               <a:graphicData uri="http://schemas.openxmlformats.org/drawingml/2006/picture">
                 <pic:pic>
                   <pic:nvPicPr>
-                    <pic:cNvPr id="0" name="image1.gif"/>
+                    <pic:cNvPr id="0" name="image5.gif"/>
                     <pic:cNvPicPr preferRelativeResize="0"/>
                   </pic:nvPicPr>
                   <pic:blipFill>
@@ -1512,12 +1512,12 @@
           <wp:inline distB="114300" distT="114300" distL="114300" distR="114300">
             <wp:extent cx="5321300" cy="2959100"/>
             <wp:effectExtent b="0" l="0" r="0" t="0"/>
-            <wp:docPr id="9" name="image2.gif"/>
+            <wp:docPr id="3" name="image3.gif"/>
             <a:graphic>
               <a:graphicData uri="http://schemas.openxmlformats.org/drawingml/2006/picture">
                 <pic:pic>
                   <pic:nvPicPr>
-                    <pic:cNvPr id="0" name="image2.gif"/>
+                    <pic:cNvPr id="0" name="image3.gif"/>
                     <pic:cNvPicPr preferRelativeResize="0"/>
                   </pic:nvPicPr>
                   <pic:blipFill>
@@ -2292,7 +2292,7 @@
           <wp:inline distB="114300" distT="114300" distL="114300" distR="114300">
             <wp:extent cx="5321300" cy="2959100"/>
             <wp:effectExtent b="0" l="0" r="0" t="0"/>
-            <wp:docPr id="5" name="image9.gif"/>
+            <wp:docPr id="4" name="image9.gif"/>
             <a:graphic>
               <a:graphicData uri="http://schemas.openxmlformats.org/drawingml/2006/picture">
                 <pic:pic>
@@ -3011,12 +3011,12 @@
           <wp:inline distB="114300" distT="114300" distL="114300" distR="114300">
             <wp:extent cx="5321300" cy="2959100"/>
             <wp:effectExtent b="0" l="0" r="0" t="0"/>
-            <wp:docPr id="6" name="image11.gif"/>
+            <wp:docPr id="1" name="image1.gif"/>
             <a:graphic>
               <a:graphicData uri="http://schemas.openxmlformats.org/drawingml/2006/picture">
                 <pic:pic>
                   <pic:nvPicPr>
-                    <pic:cNvPr id="0" name="image11.gif"/>
+                    <pic:cNvPr id="0" name="image1.gif"/>
                     <pic:cNvPicPr preferRelativeResize="0"/>
                   </pic:nvPicPr>
                   <pic:blipFill>
@@ -3603,12 +3603,12 @@
           <wp:inline distB="114300" distT="114300" distL="114300" distR="114300">
             <wp:extent cx="5321300" cy="2959100"/>
             <wp:effectExtent b="0" l="0" r="0" t="0"/>
-            <wp:docPr id="11" name="image3.gif"/>
+            <wp:docPr id="7" name="image8.gif"/>
             <a:graphic>
               <a:graphicData uri="http://schemas.openxmlformats.org/drawingml/2006/picture">
                 <pic:pic>
                   <pic:nvPicPr>
-                    <pic:cNvPr id="0" name="image3.gif"/>
+                    <pic:cNvPr id="0" name="image8.gif"/>
                     <pic:cNvPicPr preferRelativeResize="0"/>
                   </pic:nvPicPr>
                   <pic:blipFill>
@@ -4229,12 +4229,12 @@
           <wp:inline distB="114300" distT="114300" distL="114300" distR="114300">
             <wp:extent cx="5321300" cy="2959100"/>
             <wp:effectExtent b="0" l="0" r="0" t="0"/>
-            <wp:docPr id="2" name="image10.gif"/>
+            <wp:docPr id="11" name="image2.gif"/>
             <a:graphic>
               <a:graphicData uri="http://schemas.openxmlformats.org/drawingml/2006/picture">
                 <pic:pic>
                   <pic:nvPicPr>
-                    <pic:cNvPr id="0" name="image10.gif"/>
+                    <pic:cNvPr id="0" name="image2.gif"/>
                     <pic:cNvPicPr preferRelativeResize="0"/>
                   </pic:nvPicPr>
                   <pic:blipFill>
@@ -5160,12 +5160,12 @@
           <wp:inline distB="114300" distT="114300" distL="114300" distR="114300">
             <wp:extent cx="5321300" cy="2959100"/>
             <wp:effectExtent b="0" l="0" r="0" t="0"/>
-            <wp:docPr id="3" name="image6.gif"/>
+            <wp:docPr id="8" name="image7.gif"/>
             <a:graphic>
               <a:graphicData uri="http://schemas.openxmlformats.org/drawingml/2006/picture">
                 <pic:pic>
                   <pic:nvPicPr>
-                    <pic:cNvPr id="0" name="image6.gif"/>
+                    <pic:cNvPr id="0" name="image7.gif"/>
                     <pic:cNvPicPr preferRelativeResize="0"/>
                   </pic:nvPicPr>
                   <pic:blipFill>
@@ -5868,12 +5868,12 @@
           <wp:inline distB="114300" distT="114300" distL="114300" distR="114300">
             <wp:extent cx="5321300" cy="2959100"/>
             <wp:effectExtent b="0" l="0" r="0" t="0"/>
-            <wp:docPr id="10" name="image4.gif"/>
+            <wp:docPr id="6" name="image11.gif"/>
             <a:graphic>
               <a:graphicData uri="http://schemas.openxmlformats.org/drawingml/2006/picture">
                 <pic:pic>
                   <pic:nvPicPr>
-                    <pic:cNvPr id="0" name="image4.gif"/>
+                    <pic:cNvPr id="0" name="image11.gif"/>
                     <pic:cNvPicPr preferRelativeResize="0"/>
                   </pic:nvPicPr>
                   <pic:blipFill>
@@ -6734,12 +6734,12 @@
           <wp:inline distB="114300" distT="114300" distL="114300" distR="114300">
             <wp:extent cx="5321300" cy="2959100"/>
             <wp:effectExtent b="0" l="0" r="0" t="0"/>
-            <wp:docPr id="7" name="image7.gif"/>
+            <wp:docPr id="10" name="image4.gif"/>
             <a:graphic>
               <a:graphicData uri="http://schemas.openxmlformats.org/drawingml/2006/picture">
                 <pic:pic>
                   <pic:nvPicPr>
-                    <pic:cNvPr id="0" name="image7.gif"/>
+                    <pic:cNvPr id="0" name="image4.gif"/>
                     <pic:cNvPicPr preferRelativeResize="0"/>
                   </pic:nvPicPr>
                   <pic:blipFill>
@@ -7563,12 +7563,12 @@
           <wp:inline distB="114300" distT="114300" distL="114300" distR="114300">
             <wp:extent cx="5321300" cy="2959100"/>
             <wp:effectExtent b="0" l="0" r="0" t="0"/>
-            <wp:docPr id="8" name="image8.gif"/>
+            <wp:docPr id="5" name="image6.gif"/>
             <a:graphic>
               <a:graphicData uri="http://schemas.openxmlformats.org/drawingml/2006/picture">
                 <pic:pic>
                   <pic:nvPicPr>
-                    <pic:cNvPr id="0" name="image8.gif"/>
+                    <pic:cNvPr id="0" name="image6.gif"/>
                     <pic:cNvPicPr preferRelativeResize="0"/>
                   </pic:nvPicPr>
                   <pic:blipFill>
@@ -14047,7 +14047,7 @@
           <w:pgNumType w:start="1"/>
         </w:sectPr>
       </w:pPr>
-      <w:bookmarkStart w:colFirst="0" w:colLast="0" w:name="_4w66h6w0a62s" w:id="103"/>
+      <w:bookmarkStart w:colFirst="0" w:colLast="0" w:name="_r0rdgeba4si7" w:id="103"/>
       <w:bookmarkEnd w:id="103"/>
       <w:r>
         <w:rPr>
@@ -14168,12 +14168,12 @@
           <wp:inline distB="114300" distT="114300" distL="114300" distR="114300">
             <wp:extent cx="6645600" cy="2070100"/>
             <wp:effectExtent b="0" l="0" r="0" t="0"/>
-            <wp:docPr id="1" name="image5.png"/>
+            <wp:docPr id="9" name="image10.png"/>
             <a:graphic>
               <a:graphicData uri="http://schemas.openxmlformats.org/drawingml/2006/picture">
                 <pic:pic>
                   <pic:nvPicPr>
-                    <pic:cNvPr id="0" name="image5.png"/>
+                    <pic:cNvPr id="0" name="image10.png"/>
                     <pic:cNvPicPr preferRelativeResize="0"/>
                   </pic:nvPicPr>
                   <pic:blipFill>
@@ -14383,7 +14383,7 @@
           <w:pgNumType w:start="1"/>
         </w:sectPr>
       </w:pPr>
-      <w:bookmarkStart w:colFirst="0" w:colLast="0" w:name="_3ov2jjwk9he9" w:id="104"/>
+      <w:bookmarkStart w:colFirst="0" w:colLast="0" w:name="_17jpny749fkj" w:id="104"/>
       <w:bookmarkEnd w:id="104"/>
       <w:r>
         <w:rPr>

--- a/docs/SDG_Hackathon_Idea_Guide.docx
+++ b/docs/SDG_Hackathon_Idea_Guide.docx
@@ -41,7 +41,7 @@
           <w:pgNumType w:start="1"/>
         </w:sectPr>
       </w:pPr>
-      <w:bookmarkStart w:colFirst="0" w:colLast="0" w:name="_g07np7sm5mz1" w:id="0"/>
+      <w:bookmarkStart w:colFirst="0" w:colLast="0" w:name="_gxahno1i9lsk" w:id="0"/>
       <w:bookmarkEnd w:id="0"/>
       <w:r>
         <w:rPr>
@@ -694,12 +694,12 @@
           <wp:inline distB="114300" distT="114300" distL="114300" distR="114300">
             <wp:extent cx="5321300" cy="2959100"/>
             <wp:effectExtent b="0" l="0" r="0" t="0"/>
-            <wp:docPr id="2" name="image5.gif"/>
+            <wp:docPr id="10" name="image1.gif"/>
             <a:graphic>
               <a:graphicData uri="http://schemas.openxmlformats.org/drawingml/2006/picture">
                 <pic:pic>
                   <pic:nvPicPr>
-                    <pic:cNvPr id="0" name="image5.gif"/>
+                    <pic:cNvPr id="0" name="image1.gif"/>
                     <pic:cNvPicPr preferRelativeResize="0"/>
                   </pic:nvPicPr>
                   <pic:blipFill>
@@ -1512,12 +1512,12 @@
           <wp:inline distB="114300" distT="114300" distL="114300" distR="114300">
             <wp:extent cx="5321300" cy="2959100"/>
             <wp:effectExtent b="0" l="0" r="0" t="0"/>
-            <wp:docPr id="3" name="image3.gif"/>
+            <wp:docPr id="5" name="image6.gif"/>
             <a:graphic>
               <a:graphicData uri="http://schemas.openxmlformats.org/drawingml/2006/picture">
                 <pic:pic>
                   <pic:nvPicPr>
-                    <pic:cNvPr id="0" name="image3.gif"/>
+                    <pic:cNvPr id="0" name="image6.gif"/>
                     <pic:cNvPicPr preferRelativeResize="0"/>
                   </pic:nvPicPr>
                   <pic:blipFill>
@@ -2292,12 +2292,12 @@
           <wp:inline distB="114300" distT="114300" distL="114300" distR="114300">
             <wp:extent cx="5321300" cy="2959100"/>
             <wp:effectExtent b="0" l="0" r="0" t="0"/>
-            <wp:docPr id="4" name="image9.gif"/>
+            <wp:docPr id="9" name="image8.gif"/>
             <a:graphic>
               <a:graphicData uri="http://schemas.openxmlformats.org/drawingml/2006/picture">
                 <pic:pic>
                   <pic:nvPicPr>
-                    <pic:cNvPr id="0" name="image9.gif"/>
+                    <pic:cNvPr id="0" name="image8.gif"/>
                     <pic:cNvPicPr preferRelativeResize="0"/>
                   </pic:nvPicPr>
                   <pic:blipFill>
@@ -3011,12 +3011,12 @@
           <wp:inline distB="114300" distT="114300" distL="114300" distR="114300">
             <wp:extent cx="5321300" cy="2959100"/>
             <wp:effectExtent b="0" l="0" r="0" t="0"/>
-            <wp:docPr id="1" name="image1.gif"/>
+            <wp:docPr id="7" name="image10.gif"/>
             <a:graphic>
               <a:graphicData uri="http://schemas.openxmlformats.org/drawingml/2006/picture">
                 <pic:pic>
                   <pic:nvPicPr>
-                    <pic:cNvPr id="0" name="image1.gif"/>
+                    <pic:cNvPr id="0" name="image10.gif"/>
                     <pic:cNvPicPr preferRelativeResize="0"/>
                   </pic:nvPicPr>
                   <pic:blipFill>
@@ -3603,12 +3603,12 @@
           <wp:inline distB="114300" distT="114300" distL="114300" distR="114300">
             <wp:extent cx="5321300" cy="2959100"/>
             <wp:effectExtent b="0" l="0" r="0" t="0"/>
-            <wp:docPr id="7" name="image8.gif"/>
+            <wp:docPr id="8" name="image11.gif"/>
             <a:graphic>
               <a:graphicData uri="http://schemas.openxmlformats.org/drawingml/2006/picture">
                 <pic:pic>
                   <pic:nvPicPr>
-                    <pic:cNvPr id="0" name="image8.gif"/>
+                    <pic:cNvPr id="0" name="image11.gif"/>
                     <pic:cNvPicPr preferRelativeResize="0"/>
                   </pic:nvPicPr>
                   <pic:blipFill>
@@ -4229,7 +4229,7 @@
           <wp:inline distB="114300" distT="114300" distL="114300" distR="114300">
             <wp:extent cx="5321300" cy="2959100"/>
             <wp:effectExtent b="0" l="0" r="0" t="0"/>
-            <wp:docPr id="11" name="image2.gif"/>
+            <wp:docPr id="1" name="image2.gif"/>
             <a:graphic>
               <a:graphicData uri="http://schemas.openxmlformats.org/drawingml/2006/picture">
                 <pic:pic>
@@ -5160,12 +5160,12 @@
           <wp:inline distB="114300" distT="114300" distL="114300" distR="114300">
             <wp:extent cx="5321300" cy="2959100"/>
             <wp:effectExtent b="0" l="0" r="0" t="0"/>
-            <wp:docPr id="8" name="image7.gif"/>
+            <wp:docPr id="2" name="image4.gif"/>
             <a:graphic>
               <a:graphicData uri="http://schemas.openxmlformats.org/drawingml/2006/picture">
                 <pic:pic>
                   <pic:nvPicPr>
-                    <pic:cNvPr id="0" name="image7.gif"/>
+                    <pic:cNvPr id="0" name="image4.gif"/>
                     <pic:cNvPicPr preferRelativeResize="0"/>
                   </pic:nvPicPr>
                   <pic:blipFill>
@@ -5868,12 +5868,12 @@
           <wp:inline distB="114300" distT="114300" distL="114300" distR="114300">
             <wp:extent cx="5321300" cy="2959100"/>
             <wp:effectExtent b="0" l="0" r="0" t="0"/>
-            <wp:docPr id="6" name="image11.gif"/>
+            <wp:docPr id="4" name="image5.gif"/>
             <a:graphic>
               <a:graphicData uri="http://schemas.openxmlformats.org/drawingml/2006/picture">
                 <pic:pic>
                   <pic:nvPicPr>
-                    <pic:cNvPr id="0" name="image11.gif"/>
+                    <pic:cNvPr id="0" name="image5.gif"/>
                     <pic:cNvPicPr preferRelativeResize="0"/>
                   </pic:nvPicPr>
                   <pic:blipFill>
@@ -6734,12 +6734,12 @@
           <wp:inline distB="114300" distT="114300" distL="114300" distR="114300">
             <wp:extent cx="5321300" cy="2959100"/>
             <wp:effectExtent b="0" l="0" r="0" t="0"/>
-            <wp:docPr id="10" name="image4.gif"/>
+            <wp:docPr id="6" name="image9.gif"/>
             <a:graphic>
               <a:graphicData uri="http://schemas.openxmlformats.org/drawingml/2006/picture">
                 <pic:pic>
                   <pic:nvPicPr>
-                    <pic:cNvPr id="0" name="image4.gif"/>
+                    <pic:cNvPr id="0" name="image9.gif"/>
                     <pic:cNvPicPr preferRelativeResize="0"/>
                   </pic:nvPicPr>
                   <pic:blipFill>
@@ -7563,12 +7563,12 @@
           <wp:inline distB="114300" distT="114300" distL="114300" distR="114300">
             <wp:extent cx="5321300" cy="2959100"/>
             <wp:effectExtent b="0" l="0" r="0" t="0"/>
-            <wp:docPr id="5" name="image6.gif"/>
+            <wp:docPr id="11" name="image3.gif"/>
             <a:graphic>
               <a:graphicData uri="http://schemas.openxmlformats.org/drawingml/2006/picture">
                 <pic:pic>
                   <pic:nvPicPr>
-                    <pic:cNvPr id="0" name="image6.gif"/>
+                    <pic:cNvPr id="0" name="image3.gif"/>
                     <pic:cNvPicPr preferRelativeResize="0"/>
                   </pic:nvPicPr>
                   <pic:blipFill>
@@ -14047,7 +14047,7 @@
           <w:pgNumType w:start="1"/>
         </w:sectPr>
       </w:pPr>
-      <w:bookmarkStart w:colFirst="0" w:colLast="0" w:name="_r0rdgeba4si7" w:id="103"/>
+      <w:bookmarkStart w:colFirst="0" w:colLast="0" w:name="_jcttz269oopz" w:id="103"/>
       <w:bookmarkEnd w:id="103"/>
       <w:r>
         <w:rPr>
@@ -14168,12 +14168,12 @@
           <wp:inline distB="114300" distT="114300" distL="114300" distR="114300">
             <wp:extent cx="6645600" cy="2070100"/>
             <wp:effectExtent b="0" l="0" r="0" t="0"/>
-            <wp:docPr id="9" name="image10.png"/>
+            <wp:docPr id="3" name="image7.png"/>
             <a:graphic>
               <a:graphicData uri="http://schemas.openxmlformats.org/drawingml/2006/picture">
                 <pic:pic>
                   <pic:nvPicPr>
-                    <pic:cNvPr id="0" name="image10.png"/>
+                    <pic:cNvPr id="0" name="image7.png"/>
                     <pic:cNvPicPr preferRelativeResize="0"/>
                   </pic:nvPicPr>
                   <pic:blipFill>
@@ -14383,7 +14383,7 @@
           <w:pgNumType w:start="1"/>
         </w:sectPr>
       </w:pPr>
-      <w:bookmarkStart w:colFirst="0" w:colLast="0" w:name="_17jpny749fkj" w:id="104"/>
+      <w:bookmarkStart w:colFirst="0" w:colLast="0" w:name="_j3myciiod6lb" w:id="104"/>
       <w:bookmarkEnd w:id="104"/>
       <w:r>
         <w:rPr>

--- a/docs/SDG_Hackathon_Idea_Guide.docx
+++ b/docs/SDG_Hackathon_Idea_Guide.docx
@@ -41,7 +41,7 @@
           <w:pgNumType w:start="1"/>
         </w:sectPr>
       </w:pPr>
-      <w:bookmarkStart w:colFirst="0" w:colLast="0" w:name="_gxahno1i9lsk" w:id="0"/>
+      <w:bookmarkStart w:colFirst="0" w:colLast="0" w:name="_onx9yux2mkwd" w:id="0"/>
       <w:bookmarkEnd w:id="0"/>
       <w:r>
         <w:rPr>
@@ -694,12 +694,12 @@
           <wp:inline distB="114300" distT="114300" distL="114300" distR="114300">
             <wp:extent cx="5321300" cy="2959100"/>
             <wp:effectExtent b="0" l="0" r="0" t="0"/>
-            <wp:docPr id="10" name="image1.gif"/>
+            <wp:docPr id="11" name="image6.gif"/>
             <a:graphic>
               <a:graphicData uri="http://schemas.openxmlformats.org/drawingml/2006/picture">
                 <pic:pic>
                   <pic:nvPicPr>
-                    <pic:cNvPr id="0" name="image1.gif"/>
+                    <pic:cNvPr id="0" name="image6.gif"/>
                     <pic:cNvPicPr preferRelativeResize="0"/>
                   </pic:nvPicPr>
                   <pic:blipFill>
@@ -1512,12 +1512,12 @@
           <wp:inline distB="114300" distT="114300" distL="114300" distR="114300">
             <wp:extent cx="5321300" cy="2959100"/>
             <wp:effectExtent b="0" l="0" r="0" t="0"/>
-            <wp:docPr id="5" name="image6.gif"/>
+            <wp:docPr id="3" name="image2.gif"/>
             <a:graphic>
               <a:graphicData uri="http://schemas.openxmlformats.org/drawingml/2006/picture">
                 <pic:pic>
                   <pic:nvPicPr>
-                    <pic:cNvPr id="0" name="image6.gif"/>
+                    <pic:cNvPr id="0" name="image2.gif"/>
                     <pic:cNvPicPr preferRelativeResize="0"/>
                   </pic:nvPicPr>
                   <pic:blipFill>
@@ -2292,12 +2292,12 @@
           <wp:inline distB="114300" distT="114300" distL="114300" distR="114300">
             <wp:extent cx="5321300" cy="2959100"/>
             <wp:effectExtent b="0" l="0" r="0" t="0"/>
-            <wp:docPr id="9" name="image8.gif"/>
+            <wp:docPr id="9" name="image5.gif"/>
             <a:graphic>
               <a:graphicData uri="http://schemas.openxmlformats.org/drawingml/2006/picture">
                 <pic:pic>
                   <pic:nvPicPr>
-                    <pic:cNvPr id="0" name="image8.gif"/>
+                    <pic:cNvPr id="0" name="image5.gif"/>
                     <pic:cNvPicPr preferRelativeResize="0"/>
                   </pic:nvPicPr>
                   <pic:blipFill>
@@ -3011,7 +3011,7 @@
           <wp:inline distB="114300" distT="114300" distL="114300" distR="114300">
             <wp:extent cx="5321300" cy="2959100"/>
             <wp:effectExtent b="0" l="0" r="0" t="0"/>
-            <wp:docPr id="7" name="image10.gif"/>
+            <wp:docPr id="4" name="image10.gif"/>
             <a:graphic>
               <a:graphicData uri="http://schemas.openxmlformats.org/drawingml/2006/picture">
                 <pic:pic>
@@ -3603,12 +3603,12 @@
           <wp:inline distB="114300" distT="114300" distL="114300" distR="114300">
             <wp:extent cx="5321300" cy="2959100"/>
             <wp:effectExtent b="0" l="0" r="0" t="0"/>
-            <wp:docPr id="8" name="image11.gif"/>
+            <wp:docPr id="10" name="image8.gif"/>
             <a:graphic>
               <a:graphicData uri="http://schemas.openxmlformats.org/drawingml/2006/picture">
                 <pic:pic>
                   <pic:nvPicPr>
-                    <pic:cNvPr id="0" name="image11.gif"/>
+                    <pic:cNvPr id="0" name="image8.gif"/>
                     <pic:cNvPicPr preferRelativeResize="0"/>
                   </pic:nvPicPr>
                   <pic:blipFill>
@@ -4229,12 +4229,12 @@
           <wp:inline distB="114300" distT="114300" distL="114300" distR="114300">
             <wp:extent cx="5321300" cy="2959100"/>
             <wp:effectExtent b="0" l="0" r="0" t="0"/>
-            <wp:docPr id="1" name="image2.gif"/>
+            <wp:docPr id="2" name="image1.gif"/>
             <a:graphic>
               <a:graphicData uri="http://schemas.openxmlformats.org/drawingml/2006/picture">
                 <pic:pic>
                   <pic:nvPicPr>
-                    <pic:cNvPr id="0" name="image2.gif"/>
+                    <pic:cNvPr id="0" name="image1.gif"/>
                     <pic:cNvPicPr preferRelativeResize="0"/>
                   </pic:nvPicPr>
                   <pic:blipFill>
@@ -5160,12 +5160,12 @@
           <wp:inline distB="114300" distT="114300" distL="114300" distR="114300">
             <wp:extent cx="5321300" cy="2959100"/>
             <wp:effectExtent b="0" l="0" r="0" t="0"/>
-            <wp:docPr id="2" name="image4.gif"/>
+            <wp:docPr id="8" name="image3.gif"/>
             <a:graphic>
               <a:graphicData uri="http://schemas.openxmlformats.org/drawingml/2006/picture">
                 <pic:pic>
                   <pic:nvPicPr>
-                    <pic:cNvPr id="0" name="image4.gif"/>
+                    <pic:cNvPr id="0" name="image3.gif"/>
                     <pic:cNvPicPr preferRelativeResize="0"/>
                   </pic:nvPicPr>
                   <pic:blipFill>
@@ -5868,12 +5868,12 @@
           <wp:inline distB="114300" distT="114300" distL="114300" distR="114300">
             <wp:extent cx="5321300" cy="2959100"/>
             <wp:effectExtent b="0" l="0" r="0" t="0"/>
-            <wp:docPr id="4" name="image5.gif"/>
+            <wp:docPr id="6" name="image7.gif"/>
             <a:graphic>
               <a:graphicData uri="http://schemas.openxmlformats.org/drawingml/2006/picture">
                 <pic:pic>
                   <pic:nvPicPr>
-                    <pic:cNvPr id="0" name="image5.gif"/>
+                    <pic:cNvPr id="0" name="image7.gif"/>
                     <pic:cNvPicPr preferRelativeResize="0"/>
                   </pic:nvPicPr>
                   <pic:blipFill>
@@ -6734,12 +6734,12 @@
           <wp:inline distB="114300" distT="114300" distL="114300" distR="114300">
             <wp:extent cx="5321300" cy="2959100"/>
             <wp:effectExtent b="0" l="0" r="0" t="0"/>
-            <wp:docPr id="6" name="image9.gif"/>
+            <wp:docPr id="1" name="image11.gif"/>
             <a:graphic>
               <a:graphicData uri="http://schemas.openxmlformats.org/drawingml/2006/picture">
                 <pic:pic>
                   <pic:nvPicPr>
-                    <pic:cNvPr id="0" name="image9.gif"/>
+                    <pic:cNvPr id="0" name="image11.gif"/>
                     <pic:cNvPicPr preferRelativeResize="0"/>
                   </pic:nvPicPr>
                   <pic:blipFill>
@@ -7563,12 +7563,12 @@
           <wp:inline distB="114300" distT="114300" distL="114300" distR="114300">
             <wp:extent cx="5321300" cy="2959100"/>
             <wp:effectExtent b="0" l="0" r="0" t="0"/>
-            <wp:docPr id="11" name="image3.gif"/>
+            <wp:docPr id="7" name="image4.gif"/>
             <a:graphic>
               <a:graphicData uri="http://schemas.openxmlformats.org/drawingml/2006/picture">
                 <pic:pic>
                   <pic:nvPicPr>
-                    <pic:cNvPr id="0" name="image3.gif"/>
+                    <pic:cNvPr id="0" name="image4.gif"/>
                     <pic:cNvPicPr preferRelativeResize="0"/>
                   </pic:nvPicPr>
                   <pic:blipFill>
@@ -14047,7 +14047,7 @@
           <w:pgNumType w:start="1"/>
         </w:sectPr>
       </w:pPr>
-      <w:bookmarkStart w:colFirst="0" w:colLast="0" w:name="_jcttz269oopz" w:id="103"/>
+      <w:bookmarkStart w:colFirst="0" w:colLast="0" w:name="_f18bjb2cf8aw" w:id="103"/>
       <w:bookmarkEnd w:id="103"/>
       <w:r>
         <w:rPr>
@@ -14168,12 +14168,12 @@
           <wp:inline distB="114300" distT="114300" distL="114300" distR="114300">
             <wp:extent cx="6645600" cy="2070100"/>
             <wp:effectExtent b="0" l="0" r="0" t="0"/>
-            <wp:docPr id="3" name="image7.png"/>
+            <wp:docPr id="5" name="image9.png"/>
             <a:graphic>
               <a:graphicData uri="http://schemas.openxmlformats.org/drawingml/2006/picture">
                 <pic:pic>
                   <pic:nvPicPr>
-                    <pic:cNvPr id="0" name="image7.png"/>
+                    <pic:cNvPr id="0" name="image9.png"/>
                     <pic:cNvPicPr preferRelativeResize="0"/>
                   </pic:nvPicPr>
                   <pic:blipFill>
@@ -14383,7 +14383,7 @@
           <w:pgNumType w:start="1"/>
         </w:sectPr>
       </w:pPr>
-      <w:bookmarkStart w:colFirst="0" w:colLast="0" w:name="_j3myciiod6lb" w:id="104"/>
+      <w:bookmarkStart w:colFirst="0" w:colLast="0" w:name="_vgrilc2b4fet" w:id="104"/>
       <w:bookmarkEnd w:id="104"/>
       <w:r>
         <w:rPr>

--- a/docs/SDG_Hackathon_Idea_Guide.docx
+++ b/docs/SDG_Hackathon_Idea_Guide.docx
@@ -41,7 +41,7 @@
           <w:pgNumType w:start="1"/>
         </w:sectPr>
       </w:pPr>
-      <w:bookmarkStart w:colFirst="0" w:colLast="0" w:name="_onx9yux2mkwd" w:id="0"/>
+      <w:bookmarkStart w:colFirst="0" w:colLast="0" w:name="_p451ple1fvps" w:id="0"/>
       <w:bookmarkEnd w:id="0"/>
       <w:r>
         <w:rPr>
@@ -694,12 +694,12 @@
           <wp:inline distB="114300" distT="114300" distL="114300" distR="114300">
             <wp:extent cx="5321300" cy="2959100"/>
             <wp:effectExtent b="0" l="0" r="0" t="0"/>
-            <wp:docPr id="11" name="image6.gif"/>
+            <wp:docPr id="6" name="image1.gif"/>
             <a:graphic>
               <a:graphicData uri="http://schemas.openxmlformats.org/drawingml/2006/picture">
                 <pic:pic>
                   <pic:nvPicPr>
-                    <pic:cNvPr id="0" name="image6.gif"/>
+                    <pic:cNvPr id="0" name="image1.gif"/>
                     <pic:cNvPicPr preferRelativeResize="0"/>
                   </pic:nvPicPr>
                   <pic:blipFill>
@@ -1512,12 +1512,12 @@
           <wp:inline distB="114300" distT="114300" distL="114300" distR="114300">
             <wp:extent cx="5321300" cy="2959100"/>
             <wp:effectExtent b="0" l="0" r="0" t="0"/>
-            <wp:docPr id="3" name="image2.gif"/>
+            <wp:docPr id="4" name="image7.gif"/>
             <a:graphic>
               <a:graphicData uri="http://schemas.openxmlformats.org/drawingml/2006/picture">
                 <pic:pic>
                   <pic:nvPicPr>
-                    <pic:cNvPr id="0" name="image2.gif"/>
+                    <pic:cNvPr id="0" name="image7.gif"/>
                     <pic:cNvPicPr preferRelativeResize="0"/>
                   </pic:nvPicPr>
                   <pic:blipFill>
@@ -2292,7 +2292,7 @@
           <wp:inline distB="114300" distT="114300" distL="114300" distR="114300">
             <wp:extent cx="5321300" cy="2959100"/>
             <wp:effectExtent b="0" l="0" r="0" t="0"/>
-            <wp:docPr id="9" name="image5.gif"/>
+            <wp:docPr id="1" name="image5.gif"/>
             <a:graphic>
               <a:graphicData uri="http://schemas.openxmlformats.org/drawingml/2006/picture">
                 <pic:pic>
@@ -3011,12 +3011,12 @@
           <wp:inline distB="114300" distT="114300" distL="114300" distR="114300">
             <wp:extent cx="5321300" cy="2959100"/>
             <wp:effectExtent b="0" l="0" r="0" t="0"/>
-            <wp:docPr id="4" name="image10.gif"/>
+            <wp:docPr id="9" name="image11.gif"/>
             <a:graphic>
               <a:graphicData uri="http://schemas.openxmlformats.org/drawingml/2006/picture">
                 <pic:pic>
                   <pic:nvPicPr>
-                    <pic:cNvPr id="0" name="image10.gif"/>
+                    <pic:cNvPr id="0" name="image11.gif"/>
                     <pic:cNvPicPr preferRelativeResize="0"/>
                   </pic:nvPicPr>
                   <pic:blipFill>
@@ -3603,7 +3603,7 @@
           <wp:inline distB="114300" distT="114300" distL="114300" distR="114300">
             <wp:extent cx="5321300" cy="2959100"/>
             <wp:effectExtent b="0" l="0" r="0" t="0"/>
-            <wp:docPr id="10" name="image8.gif"/>
+            <wp:docPr id="7" name="image8.gif"/>
             <a:graphic>
               <a:graphicData uri="http://schemas.openxmlformats.org/drawingml/2006/picture">
                 <pic:pic>
@@ -4229,12 +4229,12 @@
           <wp:inline distB="114300" distT="114300" distL="114300" distR="114300">
             <wp:extent cx="5321300" cy="2959100"/>
             <wp:effectExtent b="0" l="0" r="0" t="0"/>
-            <wp:docPr id="2" name="image1.gif"/>
+            <wp:docPr id="3" name="image10.gif"/>
             <a:graphic>
               <a:graphicData uri="http://schemas.openxmlformats.org/drawingml/2006/picture">
                 <pic:pic>
                   <pic:nvPicPr>
-                    <pic:cNvPr id="0" name="image1.gif"/>
+                    <pic:cNvPr id="0" name="image10.gif"/>
                     <pic:cNvPicPr preferRelativeResize="0"/>
                   </pic:nvPicPr>
                   <pic:blipFill>
@@ -5160,12 +5160,12 @@
           <wp:inline distB="114300" distT="114300" distL="114300" distR="114300">
             <wp:extent cx="5321300" cy="2959100"/>
             <wp:effectExtent b="0" l="0" r="0" t="0"/>
-            <wp:docPr id="8" name="image3.gif"/>
+            <wp:docPr id="5" name="image4.gif"/>
             <a:graphic>
               <a:graphicData uri="http://schemas.openxmlformats.org/drawingml/2006/picture">
                 <pic:pic>
                   <pic:nvPicPr>
-                    <pic:cNvPr id="0" name="image3.gif"/>
+                    <pic:cNvPr id="0" name="image4.gif"/>
                     <pic:cNvPicPr preferRelativeResize="0"/>
                   </pic:nvPicPr>
                   <pic:blipFill>
@@ -5868,12 +5868,12 @@
           <wp:inline distB="114300" distT="114300" distL="114300" distR="114300">
             <wp:extent cx="5321300" cy="2959100"/>
             <wp:effectExtent b="0" l="0" r="0" t="0"/>
-            <wp:docPr id="6" name="image7.gif"/>
+            <wp:docPr id="2" name="image9.gif"/>
             <a:graphic>
               <a:graphicData uri="http://schemas.openxmlformats.org/drawingml/2006/picture">
                 <pic:pic>
                   <pic:nvPicPr>
-                    <pic:cNvPr id="0" name="image7.gif"/>
+                    <pic:cNvPr id="0" name="image9.gif"/>
                     <pic:cNvPicPr preferRelativeResize="0"/>
                   </pic:nvPicPr>
                   <pic:blipFill>
@@ -6734,12 +6734,12 @@
           <wp:inline distB="114300" distT="114300" distL="114300" distR="114300">
             <wp:extent cx="5321300" cy="2959100"/>
             <wp:effectExtent b="0" l="0" r="0" t="0"/>
-            <wp:docPr id="1" name="image11.gif"/>
+            <wp:docPr id="11" name="image2.gif"/>
             <a:graphic>
               <a:graphicData uri="http://schemas.openxmlformats.org/drawingml/2006/picture">
                 <pic:pic>
                   <pic:nvPicPr>
-                    <pic:cNvPr id="0" name="image11.gif"/>
+                    <pic:cNvPr id="0" name="image2.gif"/>
                     <pic:cNvPicPr preferRelativeResize="0"/>
                   </pic:nvPicPr>
                   <pic:blipFill>
@@ -7563,12 +7563,12 @@
           <wp:inline distB="114300" distT="114300" distL="114300" distR="114300">
             <wp:extent cx="5321300" cy="2959100"/>
             <wp:effectExtent b="0" l="0" r="0" t="0"/>
-            <wp:docPr id="7" name="image4.gif"/>
+            <wp:docPr id="8" name="image3.gif"/>
             <a:graphic>
               <a:graphicData uri="http://schemas.openxmlformats.org/drawingml/2006/picture">
                 <pic:pic>
                   <pic:nvPicPr>
-                    <pic:cNvPr id="0" name="image4.gif"/>
+                    <pic:cNvPr id="0" name="image3.gif"/>
                     <pic:cNvPicPr preferRelativeResize="0"/>
                   </pic:nvPicPr>
                   <pic:blipFill>
@@ -14047,7 +14047,7 @@
           <w:pgNumType w:start="1"/>
         </w:sectPr>
       </w:pPr>
-      <w:bookmarkStart w:colFirst="0" w:colLast="0" w:name="_f18bjb2cf8aw" w:id="103"/>
+      <w:bookmarkStart w:colFirst="0" w:colLast="0" w:name="_a5gadurzsn8h" w:id="103"/>
       <w:bookmarkEnd w:id="103"/>
       <w:r>
         <w:rPr>
@@ -14168,12 +14168,12 @@
           <wp:inline distB="114300" distT="114300" distL="114300" distR="114300">
             <wp:extent cx="6645600" cy="2070100"/>
             <wp:effectExtent b="0" l="0" r="0" t="0"/>
-            <wp:docPr id="5" name="image9.png"/>
+            <wp:docPr id="10" name="image6.png"/>
             <a:graphic>
               <a:graphicData uri="http://schemas.openxmlformats.org/drawingml/2006/picture">
                 <pic:pic>
                   <pic:nvPicPr>
-                    <pic:cNvPr id="0" name="image9.png"/>
+                    <pic:cNvPr id="0" name="image6.png"/>
                     <pic:cNvPicPr preferRelativeResize="0"/>
                   </pic:nvPicPr>
                   <pic:blipFill>
@@ -14383,7 +14383,7 @@
           <w:pgNumType w:start="1"/>
         </w:sectPr>
       </w:pPr>
-      <w:bookmarkStart w:colFirst="0" w:colLast="0" w:name="_vgrilc2b4fet" w:id="104"/>
+      <w:bookmarkStart w:colFirst="0" w:colLast="0" w:name="_6yr6osn0b6eh" w:id="104"/>
       <w:bookmarkEnd w:id="104"/>
       <w:r>
         <w:rPr>

--- a/docs/SDG_Hackathon_Idea_Guide.docx
+++ b/docs/SDG_Hackathon_Idea_Guide.docx
@@ -41,7 +41,7 @@
           <w:pgNumType w:start="1"/>
         </w:sectPr>
       </w:pPr>
-      <w:bookmarkStart w:colFirst="0" w:colLast="0" w:name="_p451ple1fvps" w:id="0"/>
+      <w:bookmarkStart w:colFirst="0" w:colLast="0" w:name="_7i5lmn95jzjr" w:id="0"/>
       <w:bookmarkEnd w:id="0"/>
       <w:r>
         <w:rPr>
@@ -694,7 +694,7 @@
           <wp:inline distB="114300" distT="114300" distL="114300" distR="114300">
             <wp:extent cx="5321300" cy="2959100"/>
             <wp:effectExtent b="0" l="0" r="0" t="0"/>
-            <wp:docPr id="6" name="image1.gif"/>
+            <wp:docPr id="1" name="image1.gif"/>
             <a:graphic>
               <a:graphicData uri="http://schemas.openxmlformats.org/drawingml/2006/picture">
                 <pic:pic>
@@ -1512,12 +1512,12 @@
           <wp:inline distB="114300" distT="114300" distL="114300" distR="114300">
             <wp:extent cx="5321300" cy="2959100"/>
             <wp:effectExtent b="0" l="0" r="0" t="0"/>
-            <wp:docPr id="4" name="image7.gif"/>
+            <wp:docPr id="8" name="image6.gif"/>
             <a:graphic>
               <a:graphicData uri="http://schemas.openxmlformats.org/drawingml/2006/picture">
                 <pic:pic>
                   <pic:nvPicPr>
-                    <pic:cNvPr id="0" name="image7.gif"/>
+                    <pic:cNvPr id="0" name="image6.gif"/>
                     <pic:cNvPicPr preferRelativeResize="0"/>
                   </pic:nvPicPr>
                   <pic:blipFill>
@@ -2292,12 +2292,12 @@
           <wp:inline distB="114300" distT="114300" distL="114300" distR="114300">
             <wp:extent cx="5321300" cy="2959100"/>
             <wp:effectExtent b="0" l="0" r="0" t="0"/>
-            <wp:docPr id="1" name="image5.gif"/>
+            <wp:docPr id="9" name="image11.gif"/>
             <a:graphic>
               <a:graphicData uri="http://schemas.openxmlformats.org/drawingml/2006/picture">
                 <pic:pic>
                   <pic:nvPicPr>
-                    <pic:cNvPr id="0" name="image5.gif"/>
+                    <pic:cNvPr id="0" name="image11.gif"/>
                     <pic:cNvPicPr preferRelativeResize="0"/>
                   </pic:nvPicPr>
                   <pic:blipFill>
@@ -3011,12 +3011,12 @@
           <wp:inline distB="114300" distT="114300" distL="114300" distR="114300">
             <wp:extent cx="5321300" cy="2959100"/>
             <wp:effectExtent b="0" l="0" r="0" t="0"/>
-            <wp:docPr id="9" name="image11.gif"/>
+            <wp:docPr id="7" name="image10.gif"/>
             <a:graphic>
               <a:graphicData uri="http://schemas.openxmlformats.org/drawingml/2006/picture">
                 <pic:pic>
                   <pic:nvPicPr>
-                    <pic:cNvPr id="0" name="image11.gif"/>
+                    <pic:cNvPr id="0" name="image10.gif"/>
                     <pic:cNvPicPr preferRelativeResize="0"/>
                   </pic:nvPicPr>
                   <pic:blipFill>
@@ -3603,12 +3603,12 @@
           <wp:inline distB="114300" distT="114300" distL="114300" distR="114300">
             <wp:extent cx="5321300" cy="2959100"/>
             <wp:effectExtent b="0" l="0" r="0" t="0"/>
-            <wp:docPr id="7" name="image8.gif"/>
+            <wp:docPr id="6" name="image9.gif"/>
             <a:graphic>
               <a:graphicData uri="http://schemas.openxmlformats.org/drawingml/2006/picture">
                 <pic:pic>
                   <pic:nvPicPr>
-                    <pic:cNvPr id="0" name="image8.gif"/>
+                    <pic:cNvPr id="0" name="image9.gif"/>
                     <pic:cNvPicPr preferRelativeResize="0"/>
                   </pic:nvPicPr>
                   <pic:blipFill>
@@ -4229,12 +4229,12 @@
           <wp:inline distB="114300" distT="114300" distL="114300" distR="114300">
             <wp:extent cx="5321300" cy="2959100"/>
             <wp:effectExtent b="0" l="0" r="0" t="0"/>
-            <wp:docPr id="3" name="image10.gif"/>
+            <wp:docPr id="2" name="image2.gif"/>
             <a:graphic>
               <a:graphicData uri="http://schemas.openxmlformats.org/drawingml/2006/picture">
                 <pic:pic>
                   <pic:nvPicPr>
-                    <pic:cNvPr id="0" name="image10.gif"/>
+                    <pic:cNvPr id="0" name="image2.gif"/>
                     <pic:cNvPicPr preferRelativeResize="0"/>
                   </pic:nvPicPr>
                   <pic:blipFill>
@@ -5160,12 +5160,12 @@
           <wp:inline distB="114300" distT="114300" distL="114300" distR="114300">
             <wp:extent cx="5321300" cy="2959100"/>
             <wp:effectExtent b="0" l="0" r="0" t="0"/>
-            <wp:docPr id="5" name="image4.gif"/>
+            <wp:docPr id="11" name="image8.gif"/>
             <a:graphic>
               <a:graphicData uri="http://schemas.openxmlformats.org/drawingml/2006/picture">
                 <pic:pic>
                   <pic:nvPicPr>
-                    <pic:cNvPr id="0" name="image4.gif"/>
+                    <pic:cNvPr id="0" name="image8.gif"/>
                     <pic:cNvPicPr preferRelativeResize="0"/>
                   </pic:nvPicPr>
                   <pic:blipFill>
@@ -5868,12 +5868,12 @@
           <wp:inline distB="114300" distT="114300" distL="114300" distR="114300">
             <wp:extent cx="5321300" cy="2959100"/>
             <wp:effectExtent b="0" l="0" r="0" t="0"/>
-            <wp:docPr id="2" name="image9.gif"/>
+            <wp:docPr id="5" name="image4.gif"/>
             <a:graphic>
               <a:graphicData uri="http://schemas.openxmlformats.org/drawingml/2006/picture">
                 <pic:pic>
                   <pic:nvPicPr>
-                    <pic:cNvPr id="0" name="image9.gif"/>
+                    <pic:cNvPr id="0" name="image4.gif"/>
                     <pic:cNvPicPr preferRelativeResize="0"/>
                   </pic:nvPicPr>
                   <pic:blipFill>
@@ -6734,12 +6734,12 @@
           <wp:inline distB="114300" distT="114300" distL="114300" distR="114300">
             <wp:extent cx="5321300" cy="2959100"/>
             <wp:effectExtent b="0" l="0" r="0" t="0"/>
-            <wp:docPr id="11" name="image2.gif"/>
+            <wp:docPr id="3" name="image3.gif"/>
             <a:graphic>
               <a:graphicData uri="http://schemas.openxmlformats.org/drawingml/2006/picture">
                 <pic:pic>
                   <pic:nvPicPr>
-                    <pic:cNvPr id="0" name="image2.gif"/>
+                    <pic:cNvPr id="0" name="image3.gif"/>
                     <pic:cNvPicPr preferRelativeResize="0"/>
                   </pic:nvPicPr>
                   <pic:blipFill>
@@ -7563,12 +7563,12 @@
           <wp:inline distB="114300" distT="114300" distL="114300" distR="114300">
             <wp:extent cx="5321300" cy="2959100"/>
             <wp:effectExtent b="0" l="0" r="0" t="0"/>
-            <wp:docPr id="8" name="image3.gif"/>
+            <wp:docPr id="10" name="image7.gif"/>
             <a:graphic>
               <a:graphicData uri="http://schemas.openxmlformats.org/drawingml/2006/picture">
                 <pic:pic>
                   <pic:nvPicPr>
-                    <pic:cNvPr id="0" name="image3.gif"/>
+                    <pic:cNvPr id="0" name="image7.gif"/>
                     <pic:cNvPicPr preferRelativeResize="0"/>
                   </pic:nvPicPr>
                   <pic:blipFill>
@@ -14047,7 +14047,7 @@
           <w:pgNumType w:start="1"/>
         </w:sectPr>
       </w:pPr>
-      <w:bookmarkStart w:colFirst="0" w:colLast="0" w:name="_a5gadurzsn8h" w:id="103"/>
+      <w:bookmarkStart w:colFirst="0" w:colLast="0" w:name="_nzwqnor2bkba" w:id="103"/>
       <w:bookmarkEnd w:id="103"/>
       <w:r>
         <w:rPr>
@@ -14168,12 +14168,12 @@
           <wp:inline distB="114300" distT="114300" distL="114300" distR="114300">
             <wp:extent cx="6645600" cy="2070100"/>
             <wp:effectExtent b="0" l="0" r="0" t="0"/>
-            <wp:docPr id="10" name="image6.png"/>
+            <wp:docPr id="4" name="image5.png"/>
             <a:graphic>
               <a:graphicData uri="http://schemas.openxmlformats.org/drawingml/2006/picture">
                 <pic:pic>
                   <pic:nvPicPr>
-                    <pic:cNvPr id="0" name="image6.png"/>
+                    <pic:cNvPr id="0" name="image5.png"/>
                     <pic:cNvPicPr preferRelativeResize="0"/>
                   </pic:nvPicPr>
                   <pic:blipFill>
@@ -14383,7 +14383,7 @@
           <w:pgNumType w:start="1"/>
         </w:sectPr>
       </w:pPr>
-      <w:bookmarkStart w:colFirst="0" w:colLast="0" w:name="_6yr6osn0b6eh" w:id="104"/>
+      <w:bookmarkStart w:colFirst="0" w:colLast="0" w:name="_1kixda22b2eb" w:id="104"/>
       <w:bookmarkEnd w:id="104"/>
       <w:r>
         <w:rPr>

--- a/docs/SDG_Hackathon_Idea_Guide.docx
+++ b/docs/SDG_Hackathon_Idea_Guide.docx
@@ -41,7 +41,7 @@
           <w:pgNumType w:start="1"/>
         </w:sectPr>
       </w:pPr>
-      <w:bookmarkStart w:colFirst="0" w:colLast="0" w:name="_7i5lmn95jzjr" w:id="0"/>
+      <w:bookmarkStart w:colFirst="0" w:colLast="0" w:name="_dpo2yj7rtq7o" w:id="0"/>
       <w:bookmarkEnd w:id="0"/>
       <w:r>
         <w:rPr>
@@ -694,7 +694,7 @@
           <wp:inline distB="114300" distT="114300" distL="114300" distR="114300">
             <wp:extent cx="5321300" cy="2959100"/>
             <wp:effectExtent b="0" l="0" r="0" t="0"/>
-            <wp:docPr id="1" name="image1.gif"/>
+            <wp:docPr id="6" name="image1.gif"/>
             <a:graphic>
               <a:graphicData uri="http://schemas.openxmlformats.org/drawingml/2006/picture">
                 <pic:pic>
@@ -1512,12 +1512,12 @@
           <wp:inline distB="114300" distT="114300" distL="114300" distR="114300">
             <wp:extent cx="5321300" cy="2959100"/>
             <wp:effectExtent b="0" l="0" r="0" t="0"/>
-            <wp:docPr id="8" name="image6.gif"/>
+            <wp:docPr id="9" name="image5.gif"/>
             <a:graphic>
               <a:graphicData uri="http://schemas.openxmlformats.org/drawingml/2006/picture">
                 <pic:pic>
                   <pic:nvPicPr>
-                    <pic:cNvPr id="0" name="image6.gif"/>
+                    <pic:cNvPr id="0" name="image5.gif"/>
                     <pic:cNvPicPr preferRelativeResize="0"/>
                   </pic:nvPicPr>
                   <pic:blipFill>
@@ -2292,12 +2292,12 @@
           <wp:inline distB="114300" distT="114300" distL="114300" distR="114300">
             <wp:extent cx="5321300" cy="2959100"/>
             <wp:effectExtent b="0" l="0" r="0" t="0"/>
-            <wp:docPr id="9" name="image11.gif"/>
+            <wp:docPr id="5" name="image3.gif"/>
             <a:graphic>
               <a:graphicData uri="http://schemas.openxmlformats.org/drawingml/2006/picture">
                 <pic:pic>
                   <pic:nvPicPr>
-                    <pic:cNvPr id="0" name="image11.gif"/>
+                    <pic:cNvPr id="0" name="image3.gif"/>
                     <pic:cNvPicPr preferRelativeResize="0"/>
                   </pic:nvPicPr>
                   <pic:blipFill>
@@ -3011,12 +3011,12 @@
           <wp:inline distB="114300" distT="114300" distL="114300" distR="114300">
             <wp:extent cx="5321300" cy="2959100"/>
             <wp:effectExtent b="0" l="0" r="0" t="0"/>
-            <wp:docPr id="7" name="image10.gif"/>
+            <wp:docPr id="7" name="image11.gif"/>
             <a:graphic>
               <a:graphicData uri="http://schemas.openxmlformats.org/drawingml/2006/picture">
                 <pic:pic>
                   <pic:nvPicPr>
-                    <pic:cNvPr id="0" name="image10.gif"/>
+                    <pic:cNvPr id="0" name="image11.gif"/>
                     <pic:cNvPicPr preferRelativeResize="0"/>
                   </pic:nvPicPr>
                   <pic:blipFill>
@@ -3603,12 +3603,12 @@
           <wp:inline distB="114300" distT="114300" distL="114300" distR="114300">
             <wp:extent cx="5321300" cy="2959100"/>
             <wp:effectExtent b="0" l="0" r="0" t="0"/>
-            <wp:docPr id="6" name="image9.gif"/>
+            <wp:docPr id="2" name="image2.gif"/>
             <a:graphic>
               <a:graphicData uri="http://schemas.openxmlformats.org/drawingml/2006/picture">
                 <pic:pic>
                   <pic:nvPicPr>
-                    <pic:cNvPr id="0" name="image9.gif"/>
+                    <pic:cNvPr id="0" name="image2.gif"/>
                     <pic:cNvPicPr preferRelativeResize="0"/>
                   </pic:nvPicPr>
                   <pic:blipFill>
@@ -4229,12 +4229,12 @@
           <wp:inline distB="114300" distT="114300" distL="114300" distR="114300">
             <wp:extent cx="5321300" cy="2959100"/>
             <wp:effectExtent b="0" l="0" r="0" t="0"/>
-            <wp:docPr id="2" name="image2.gif"/>
+            <wp:docPr id="4" name="image10.gif"/>
             <a:graphic>
               <a:graphicData uri="http://schemas.openxmlformats.org/drawingml/2006/picture">
                 <pic:pic>
                   <pic:nvPicPr>
-                    <pic:cNvPr id="0" name="image2.gif"/>
+                    <pic:cNvPr id="0" name="image10.gif"/>
                     <pic:cNvPicPr preferRelativeResize="0"/>
                   </pic:nvPicPr>
                   <pic:blipFill>
@@ -5160,12 +5160,12 @@
           <wp:inline distB="114300" distT="114300" distL="114300" distR="114300">
             <wp:extent cx="5321300" cy="2959100"/>
             <wp:effectExtent b="0" l="0" r="0" t="0"/>
-            <wp:docPr id="11" name="image8.gif"/>
+            <wp:docPr id="10" name="image7.gif"/>
             <a:graphic>
               <a:graphicData uri="http://schemas.openxmlformats.org/drawingml/2006/picture">
                 <pic:pic>
                   <pic:nvPicPr>
-                    <pic:cNvPr id="0" name="image8.gif"/>
+                    <pic:cNvPr id="0" name="image7.gif"/>
                     <pic:cNvPicPr preferRelativeResize="0"/>
                   </pic:nvPicPr>
                   <pic:blipFill>
@@ -5868,12 +5868,12 @@
           <wp:inline distB="114300" distT="114300" distL="114300" distR="114300">
             <wp:extent cx="5321300" cy="2959100"/>
             <wp:effectExtent b="0" l="0" r="0" t="0"/>
-            <wp:docPr id="5" name="image4.gif"/>
+            <wp:docPr id="3" name="image9.gif"/>
             <a:graphic>
               <a:graphicData uri="http://schemas.openxmlformats.org/drawingml/2006/picture">
                 <pic:pic>
                   <pic:nvPicPr>
-                    <pic:cNvPr id="0" name="image4.gif"/>
+                    <pic:cNvPr id="0" name="image9.gif"/>
                     <pic:cNvPicPr preferRelativeResize="0"/>
                   </pic:nvPicPr>
                   <pic:blipFill>
@@ -6734,12 +6734,12 @@
           <wp:inline distB="114300" distT="114300" distL="114300" distR="114300">
             <wp:extent cx="5321300" cy="2959100"/>
             <wp:effectExtent b="0" l="0" r="0" t="0"/>
-            <wp:docPr id="3" name="image3.gif"/>
+            <wp:docPr id="11" name="image4.gif"/>
             <a:graphic>
               <a:graphicData uri="http://schemas.openxmlformats.org/drawingml/2006/picture">
                 <pic:pic>
                   <pic:nvPicPr>
-                    <pic:cNvPr id="0" name="image3.gif"/>
+                    <pic:cNvPr id="0" name="image4.gif"/>
                     <pic:cNvPicPr preferRelativeResize="0"/>
                   </pic:nvPicPr>
                   <pic:blipFill>
@@ -7563,12 +7563,12 @@
           <wp:inline distB="114300" distT="114300" distL="114300" distR="114300">
             <wp:extent cx="5321300" cy="2959100"/>
             <wp:effectExtent b="0" l="0" r="0" t="0"/>
-            <wp:docPr id="10" name="image7.gif"/>
+            <wp:docPr id="1" name="image6.gif"/>
             <a:graphic>
               <a:graphicData uri="http://schemas.openxmlformats.org/drawingml/2006/picture">
                 <pic:pic>
                   <pic:nvPicPr>
-                    <pic:cNvPr id="0" name="image7.gif"/>
+                    <pic:cNvPr id="0" name="image6.gif"/>
                     <pic:cNvPicPr preferRelativeResize="0"/>
                   </pic:nvPicPr>
                   <pic:blipFill>
@@ -14047,7 +14047,7 @@
           <w:pgNumType w:start="1"/>
         </w:sectPr>
       </w:pPr>
-      <w:bookmarkStart w:colFirst="0" w:colLast="0" w:name="_nzwqnor2bkba" w:id="103"/>
+      <w:bookmarkStart w:colFirst="0" w:colLast="0" w:name="_p1q7o5fpkd8w" w:id="103"/>
       <w:bookmarkEnd w:id="103"/>
       <w:r>
         <w:rPr>
@@ -14168,12 +14168,12 @@
           <wp:inline distB="114300" distT="114300" distL="114300" distR="114300">
             <wp:extent cx="6645600" cy="2070100"/>
             <wp:effectExtent b="0" l="0" r="0" t="0"/>
-            <wp:docPr id="4" name="image5.png"/>
+            <wp:docPr id="8" name="image8.png"/>
             <a:graphic>
               <a:graphicData uri="http://schemas.openxmlformats.org/drawingml/2006/picture">
                 <pic:pic>
                   <pic:nvPicPr>
-                    <pic:cNvPr id="0" name="image5.png"/>
+                    <pic:cNvPr id="0" name="image8.png"/>
                     <pic:cNvPicPr preferRelativeResize="0"/>
                   </pic:nvPicPr>
                   <pic:blipFill>
@@ -14383,7 +14383,7 @@
           <w:pgNumType w:start="1"/>
         </w:sectPr>
       </w:pPr>
-      <w:bookmarkStart w:colFirst="0" w:colLast="0" w:name="_1kixda22b2eb" w:id="104"/>
+      <w:bookmarkStart w:colFirst="0" w:colLast="0" w:name="_j08xe49e5m36" w:id="104"/>
       <w:bookmarkEnd w:id="104"/>
       <w:r>
         <w:rPr>

--- a/docs/SDG_Hackathon_Idea_Guide.docx
+++ b/docs/SDG_Hackathon_Idea_Guide.docx
@@ -41,7 +41,7 @@
           <w:pgNumType w:start="1"/>
         </w:sectPr>
       </w:pPr>
-      <w:bookmarkStart w:colFirst="0" w:colLast="0" w:name="_dpo2yj7rtq7o" w:id="0"/>
+      <w:bookmarkStart w:colFirst="0" w:colLast="0" w:name="_djuork90ro9r" w:id="0"/>
       <w:bookmarkEnd w:id="0"/>
       <w:r>
         <w:rPr>
@@ -694,7 +694,7 @@
           <wp:inline distB="114300" distT="114300" distL="114300" distR="114300">
             <wp:extent cx="5321300" cy="2959100"/>
             <wp:effectExtent b="0" l="0" r="0" t="0"/>
-            <wp:docPr id="6" name="image1.gif"/>
+            <wp:docPr id="11" name="image1.gif"/>
             <a:graphic>
               <a:graphicData uri="http://schemas.openxmlformats.org/drawingml/2006/picture">
                 <pic:pic>
@@ -1512,12 +1512,12 @@
           <wp:inline distB="114300" distT="114300" distL="114300" distR="114300">
             <wp:extent cx="5321300" cy="2959100"/>
             <wp:effectExtent b="0" l="0" r="0" t="0"/>
-            <wp:docPr id="9" name="image5.gif"/>
+            <wp:docPr id="10" name="image7.gif"/>
             <a:graphic>
               <a:graphicData uri="http://schemas.openxmlformats.org/drawingml/2006/picture">
                 <pic:pic>
                   <pic:nvPicPr>
-                    <pic:cNvPr id="0" name="image5.gif"/>
+                    <pic:cNvPr id="0" name="image7.gif"/>
                     <pic:cNvPicPr preferRelativeResize="0"/>
                   </pic:nvPicPr>
                   <pic:blipFill>
@@ -2292,12 +2292,12 @@
           <wp:inline distB="114300" distT="114300" distL="114300" distR="114300">
             <wp:extent cx="5321300" cy="2959100"/>
             <wp:effectExtent b="0" l="0" r="0" t="0"/>
-            <wp:docPr id="5" name="image3.gif"/>
+            <wp:docPr id="8" name="image2.gif"/>
             <a:graphic>
               <a:graphicData uri="http://schemas.openxmlformats.org/drawingml/2006/picture">
                 <pic:pic>
                   <pic:nvPicPr>
-                    <pic:cNvPr id="0" name="image3.gif"/>
+                    <pic:cNvPr id="0" name="image2.gif"/>
                     <pic:cNvPicPr preferRelativeResize="0"/>
                   </pic:nvPicPr>
                   <pic:blipFill>
@@ -3011,7 +3011,7 @@
           <wp:inline distB="114300" distT="114300" distL="114300" distR="114300">
             <wp:extent cx="5321300" cy="2959100"/>
             <wp:effectExtent b="0" l="0" r="0" t="0"/>
-            <wp:docPr id="7" name="image11.gif"/>
+            <wp:docPr id="4" name="image11.gif"/>
             <a:graphic>
               <a:graphicData uri="http://schemas.openxmlformats.org/drawingml/2006/picture">
                 <pic:pic>
@@ -3603,12 +3603,12 @@
           <wp:inline distB="114300" distT="114300" distL="114300" distR="114300">
             <wp:extent cx="5321300" cy="2959100"/>
             <wp:effectExtent b="0" l="0" r="0" t="0"/>
-            <wp:docPr id="2" name="image2.gif"/>
+            <wp:docPr id="2" name="image9.gif"/>
             <a:graphic>
               <a:graphicData uri="http://schemas.openxmlformats.org/drawingml/2006/picture">
                 <pic:pic>
                   <pic:nvPicPr>
-                    <pic:cNvPr id="0" name="image2.gif"/>
+                    <pic:cNvPr id="0" name="image9.gif"/>
                     <pic:cNvPicPr preferRelativeResize="0"/>
                   </pic:nvPicPr>
                   <pic:blipFill>
@@ -4229,7 +4229,7 @@
           <wp:inline distB="114300" distT="114300" distL="114300" distR="114300">
             <wp:extent cx="5321300" cy="2959100"/>
             <wp:effectExtent b="0" l="0" r="0" t="0"/>
-            <wp:docPr id="4" name="image10.gif"/>
+            <wp:docPr id="6" name="image10.gif"/>
             <a:graphic>
               <a:graphicData uri="http://schemas.openxmlformats.org/drawingml/2006/picture">
                 <pic:pic>
@@ -5160,12 +5160,12 @@
           <wp:inline distB="114300" distT="114300" distL="114300" distR="114300">
             <wp:extent cx="5321300" cy="2959100"/>
             <wp:effectExtent b="0" l="0" r="0" t="0"/>
-            <wp:docPr id="10" name="image7.gif"/>
+            <wp:docPr id="5" name="image3.gif"/>
             <a:graphic>
               <a:graphicData uri="http://schemas.openxmlformats.org/drawingml/2006/picture">
                 <pic:pic>
                   <pic:nvPicPr>
-                    <pic:cNvPr id="0" name="image7.gif"/>
+                    <pic:cNvPr id="0" name="image3.gif"/>
                     <pic:cNvPicPr preferRelativeResize="0"/>
                   </pic:nvPicPr>
                   <pic:blipFill>
@@ -5868,12 +5868,12 @@
           <wp:inline distB="114300" distT="114300" distL="114300" distR="114300">
             <wp:extent cx="5321300" cy="2959100"/>
             <wp:effectExtent b="0" l="0" r="0" t="0"/>
-            <wp:docPr id="3" name="image9.gif"/>
+            <wp:docPr id="9" name="image6.gif"/>
             <a:graphic>
               <a:graphicData uri="http://schemas.openxmlformats.org/drawingml/2006/picture">
                 <pic:pic>
                   <pic:nvPicPr>
-                    <pic:cNvPr id="0" name="image9.gif"/>
+                    <pic:cNvPr id="0" name="image6.gif"/>
                     <pic:cNvPicPr preferRelativeResize="0"/>
                   </pic:nvPicPr>
                   <pic:blipFill>
@@ -6734,7 +6734,7 @@
           <wp:inline distB="114300" distT="114300" distL="114300" distR="114300">
             <wp:extent cx="5321300" cy="2959100"/>
             <wp:effectExtent b="0" l="0" r="0" t="0"/>
-            <wp:docPr id="11" name="image4.gif"/>
+            <wp:docPr id="7" name="image4.gif"/>
             <a:graphic>
               <a:graphicData uri="http://schemas.openxmlformats.org/drawingml/2006/picture">
                 <pic:pic>
@@ -7563,12 +7563,12 @@
           <wp:inline distB="114300" distT="114300" distL="114300" distR="114300">
             <wp:extent cx="5321300" cy="2959100"/>
             <wp:effectExtent b="0" l="0" r="0" t="0"/>
-            <wp:docPr id="1" name="image6.gif"/>
+            <wp:docPr id="3" name="image8.gif"/>
             <a:graphic>
               <a:graphicData uri="http://schemas.openxmlformats.org/drawingml/2006/picture">
                 <pic:pic>
                   <pic:nvPicPr>
-                    <pic:cNvPr id="0" name="image6.gif"/>
+                    <pic:cNvPr id="0" name="image8.gif"/>
                     <pic:cNvPicPr preferRelativeResize="0"/>
                   </pic:nvPicPr>
                   <pic:blipFill>
@@ -14047,7 +14047,7 @@
           <w:pgNumType w:start="1"/>
         </w:sectPr>
       </w:pPr>
-      <w:bookmarkStart w:colFirst="0" w:colLast="0" w:name="_p1q7o5fpkd8w" w:id="103"/>
+      <w:bookmarkStart w:colFirst="0" w:colLast="0" w:name="_639511gpmkez" w:id="103"/>
       <w:bookmarkEnd w:id="103"/>
       <w:r>
         <w:rPr>
@@ -14168,12 +14168,12 @@
           <wp:inline distB="114300" distT="114300" distL="114300" distR="114300">
             <wp:extent cx="6645600" cy="2070100"/>
             <wp:effectExtent b="0" l="0" r="0" t="0"/>
-            <wp:docPr id="8" name="image8.png"/>
+            <wp:docPr id="1" name="image5.png"/>
             <a:graphic>
               <a:graphicData uri="http://schemas.openxmlformats.org/drawingml/2006/picture">
                 <pic:pic>
                   <pic:nvPicPr>
-                    <pic:cNvPr id="0" name="image8.png"/>
+                    <pic:cNvPr id="0" name="image5.png"/>
                     <pic:cNvPicPr preferRelativeResize="0"/>
                   </pic:nvPicPr>
                   <pic:blipFill>
@@ -14383,7 +14383,7 @@
           <w:pgNumType w:start="1"/>
         </w:sectPr>
       </w:pPr>
-      <w:bookmarkStart w:colFirst="0" w:colLast="0" w:name="_j08xe49e5m36" w:id="104"/>
+      <w:bookmarkStart w:colFirst="0" w:colLast="0" w:name="_cudfugng5qu0" w:id="104"/>
       <w:bookmarkEnd w:id="104"/>
       <w:r>
         <w:rPr>

--- a/docs/SDG_Hackathon_Idea_Guide.docx
+++ b/docs/SDG_Hackathon_Idea_Guide.docx
@@ -41,7 +41,7 @@
           <w:pgNumType w:start="1"/>
         </w:sectPr>
       </w:pPr>
-      <w:bookmarkStart w:colFirst="0" w:colLast="0" w:name="_djuork90ro9r" w:id="0"/>
+      <w:bookmarkStart w:colFirst="0" w:colLast="0" w:name="_x6l2gsdpnafz" w:id="0"/>
       <w:bookmarkEnd w:id="0"/>
       <w:r>
         <w:rPr>
@@ -694,12 +694,12 @@
           <wp:inline distB="114300" distT="114300" distL="114300" distR="114300">
             <wp:extent cx="5321300" cy="2959100"/>
             <wp:effectExtent b="0" l="0" r="0" t="0"/>
-            <wp:docPr id="11" name="image1.gif"/>
+            <wp:docPr id="6" name="image4.gif"/>
             <a:graphic>
               <a:graphicData uri="http://schemas.openxmlformats.org/drawingml/2006/picture">
                 <pic:pic>
                   <pic:nvPicPr>
-                    <pic:cNvPr id="0" name="image1.gif"/>
+                    <pic:cNvPr id="0" name="image4.gif"/>
                     <pic:cNvPicPr preferRelativeResize="0"/>
                   </pic:nvPicPr>
                   <pic:blipFill>
@@ -1512,12 +1512,12 @@
           <wp:inline distB="114300" distT="114300" distL="114300" distR="114300">
             <wp:extent cx="5321300" cy="2959100"/>
             <wp:effectExtent b="0" l="0" r="0" t="0"/>
-            <wp:docPr id="10" name="image7.gif"/>
+            <wp:docPr id="11" name="image6.gif"/>
             <a:graphic>
               <a:graphicData uri="http://schemas.openxmlformats.org/drawingml/2006/picture">
                 <pic:pic>
                   <pic:nvPicPr>
-                    <pic:cNvPr id="0" name="image7.gif"/>
+                    <pic:cNvPr id="0" name="image6.gif"/>
                     <pic:cNvPicPr preferRelativeResize="0"/>
                   </pic:nvPicPr>
                   <pic:blipFill>
@@ -2292,12 +2292,12 @@
           <wp:inline distB="114300" distT="114300" distL="114300" distR="114300">
             <wp:extent cx="5321300" cy="2959100"/>
             <wp:effectExtent b="0" l="0" r="0" t="0"/>
-            <wp:docPr id="8" name="image2.gif"/>
+            <wp:docPr id="7" name="image3.gif"/>
             <a:graphic>
               <a:graphicData uri="http://schemas.openxmlformats.org/drawingml/2006/picture">
                 <pic:pic>
                   <pic:nvPicPr>
-                    <pic:cNvPr id="0" name="image2.gif"/>
+                    <pic:cNvPr id="0" name="image3.gif"/>
                     <pic:cNvPicPr preferRelativeResize="0"/>
                   </pic:nvPicPr>
                   <pic:blipFill>
@@ -3011,12 +3011,12 @@
           <wp:inline distB="114300" distT="114300" distL="114300" distR="114300">
             <wp:extent cx="5321300" cy="2959100"/>
             <wp:effectExtent b="0" l="0" r="0" t="0"/>
-            <wp:docPr id="4" name="image11.gif"/>
+            <wp:docPr id="4" name="image7.gif"/>
             <a:graphic>
               <a:graphicData uri="http://schemas.openxmlformats.org/drawingml/2006/picture">
                 <pic:pic>
                   <pic:nvPicPr>
-                    <pic:cNvPr id="0" name="image11.gif"/>
+                    <pic:cNvPr id="0" name="image7.gif"/>
                     <pic:cNvPicPr preferRelativeResize="0"/>
                   </pic:nvPicPr>
                   <pic:blipFill>
@@ -3603,12 +3603,12 @@
           <wp:inline distB="114300" distT="114300" distL="114300" distR="114300">
             <wp:extent cx="5321300" cy="2959100"/>
             <wp:effectExtent b="0" l="0" r="0" t="0"/>
-            <wp:docPr id="2" name="image9.gif"/>
+            <wp:docPr id="1" name="image10.gif"/>
             <a:graphic>
               <a:graphicData uri="http://schemas.openxmlformats.org/drawingml/2006/picture">
                 <pic:pic>
                   <pic:nvPicPr>
-                    <pic:cNvPr id="0" name="image9.gif"/>
+                    <pic:cNvPr id="0" name="image10.gif"/>
                     <pic:cNvPicPr preferRelativeResize="0"/>
                   </pic:nvPicPr>
                   <pic:blipFill>
@@ -4229,12 +4229,12 @@
           <wp:inline distB="114300" distT="114300" distL="114300" distR="114300">
             <wp:extent cx="5321300" cy="2959100"/>
             <wp:effectExtent b="0" l="0" r="0" t="0"/>
-            <wp:docPr id="6" name="image10.gif"/>
+            <wp:docPr id="2" name="image5.gif"/>
             <a:graphic>
               <a:graphicData uri="http://schemas.openxmlformats.org/drawingml/2006/picture">
                 <pic:pic>
                   <pic:nvPicPr>
-                    <pic:cNvPr id="0" name="image10.gif"/>
+                    <pic:cNvPr id="0" name="image5.gif"/>
                     <pic:cNvPicPr preferRelativeResize="0"/>
                   </pic:nvPicPr>
                   <pic:blipFill>
@@ -5160,12 +5160,12 @@
           <wp:inline distB="114300" distT="114300" distL="114300" distR="114300">
             <wp:extent cx="5321300" cy="2959100"/>
             <wp:effectExtent b="0" l="0" r="0" t="0"/>
-            <wp:docPr id="5" name="image3.gif"/>
+            <wp:docPr id="8" name="image1.gif"/>
             <a:graphic>
               <a:graphicData uri="http://schemas.openxmlformats.org/drawingml/2006/picture">
                 <pic:pic>
                   <pic:nvPicPr>
-                    <pic:cNvPr id="0" name="image3.gif"/>
+                    <pic:cNvPr id="0" name="image1.gif"/>
                     <pic:cNvPicPr preferRelativeResize="0"/>
                   </pic:nvPicPr>
                   <pic:blipFill>
@@ -5868,12 +5868,12 @@
           <wp:inline distB="114300" distT="114300" distL="114300" distR="114300">
             <wp:extent cx="5321300" cy="2959100"/>
             <wp:effectExtent b="0" l="0" r="0" t="0"/>
-            <wp:docPr id="9" name="image6.gif"/>
+            <wp:docPr id="3" name="image11.gif"/>
             <a:graphic>
               <a:graphicData uri="http://schemas.openxmlformats.org/drawingml/2006/picture">
                 <pic:pic>
                   <pic:nvPicPr>
-                    <pic:cNvPr id="0" name="image6.gif"/>
+                    <pic:cNvPr id="0" name="image11.gif"/>
                     <pic:cNvPicPr preferRelativeResize="0"/>
                   </pic:nvPicPr>
                   <pic:blipFill>
@@ -6734,12 +6734,12 @@
           <wp:inline distB="114300" distT="114300" distL="114300" distR="114300">
             <wp:extent cx="5321300" cy="2959100"/>
             <wp:effectExtent b="0" l="0" r="0" t="0"/>
-            <wp:docPr id="7" name="image4.gif"/>
+            <wp:docPr id="9" name="image9.gif"/>
             <a:graphic>
               <a:graphicData uri="http://schemas.openxmlformats.org/drawingml/2006/picture">
                 <pic:pic>
                   <pic:nvPicPr>
-                    <pic:cNvPr id="0" name="image4.gif"/>
+                    <pic:cNvPr id="0" name="image9.gif"/>
                     <pic:cNvPicPr preferRelativeResize="0"/>
                   </pic:nvPicPr>
                   <pic:blipFill>
@@ -7563,12 +7563,12 @@
           <wp:inline distB="114300" distT="114300" distL="114300" distR="114300">
             <wp:extent cx="5321300" cy="2959100"/>
             <wp:effectExtent b="0" l="0" r="0" t="0"/>
-            <wp:docPr id="3" name="image8.gif"/>
+            <wp:docPr id="5" name="image2.gif"/>
             <a:graphic>
               <a:graphicData uri="http://schemas.openxmlformats.org/drawingml/2006/picture">
                 <pic:pic>
                   <pic:nvPicPr>
-                    <pic:cNvPr id="0" name="image8.gif"/>
+                    <pic:cNvPr id="0" name="image2.gif"/>
                     <pic:cNvPicPr preferRelativeResize="0"/>
                   </pic:nvPicPr>
                   <pic:blipFill>
@@ -14047,7 +14047,7 @@
           <w:pgNumType w:start="1"/>
         </w:sectPr>
       </w:pPr>
-      <w:bookmarkStart w:colFirst="0" w:colLast="0" w:name="_639511gpmkez" w:id="103"/>
+      <w:bookmarkStart w:colFirst="0" w:colLast="0" w:name="_f7xnbyiiv3ms" w:id="103"/>
       <w:bookmarkEnd w:id="103"/>
       <w:r>
         <w:rPr>
@@ -14168,12 +14168,12 @@
           <wp:inline distB="114300" distT="114300" distL="114300" distR="114300">
             <wp:extent cx="6645600" cy="2070100"/>
             <wp:effectExtent b="0" l="0" r="0" t="0"/>
-            <wp:docPr id="1" name="image5.png"/>
+            <wp:docPr id="10" name="image8.png"/>
             <a:graphic>
               <a:graphicData uri="http://schemas.openxmlformats.org/drawingml/2006/picture">
                 <pic:pic>
                   <pic:nvPicPr>
-                    <pic:cNvPr id="0" name="image5.png"/>
+                    <pic:cNvPr id="0" name="image8.png"/>
                     <pic:cNvPicPr preferRelativeResize="0"/>
                   </pic:nvPicPr>
                   <pic:blipFill>
@@ -14383,7 +14383,7 @@
           <w:pgNumType w:start="1"/>
         </w:sectPr>
       </w:pPr>
-      <w:bookmarkStart w:colFirst="0" w:colLast="0" w:name="_cudfugng5qu0" w:id="104"/>
+      <w:bookmarkStart w:colFirst="0" w:colLast="0" w:name="_mojkvl1j3zhd" w:id="104"/>
       <w:bookmarkEnd w:id="104"/>
       <w:r>
         <w:rPr>

--- a/docs/SDG_Hackathon_Idea_Guide.docx
+++ b/docs/SDG_Hackathon_Idea_Guide.docx
@@ -41,7 +41,7 @@
           <w:pgNumType w:start="1"/>
         </w:sectPr>
       </w:pPr>
-      <w:bookmarkStart w:colFirst="0" w:colLast="0" w:name="_x6l2gsdpnafz" w:id="0"/>
+      <w:bookmarkStart w:colFirst="0" w:colLast="0" w:name="_9w3knsbjlyab" w:id="0"/>
       <w:bookmarkEnd w:id="0"/>
       <w:r>
         <w:rPr>
@@ -694,12 +694,12 @@
           <wp:inline distB="114300" distT="114300" distL="114300" distR="114300">
             <wp:extent cx="5321300" cy="2959100"/>
             <wp:effectExtent b="0" l="0" r="0" t="0"/>
-            <wp:docPr id="6" name="image4.gif"/>
+            <wp:docPr id="5" name="image3.gif"/>
             <a:graphic>
               <a:graphicData uri="http://schemas.openxmlformats.org/drawingml/2006/picture">
                 <pic:pic>
                   <pic:nvPicPr>
-                    <pic:cNvPr id="0" name="image4.gif"/>
+                    <pic:cNvPr id="0" name="image3.gif"/>
                     <pic:cNvPicPr preferRelativeResize="0"/>
                   </pic:nvPicPr>
                   <pic:blipFill>
@@ -1512,12 +1512,12 @@
           <wp:inline distB="114300" distT="114300" distL="114300" distR="114300">
             <wp:extent cx="5321300" cy="2959100"/>
             <wp:effectExtent b="0" l="0" r="0" t="0"/>
-            <wp:docPr id="11" name="image6.gif"/>
+            <wp:docPr id="11" name="image4.gif"/>
             <a:graphic>
               <a:graphicData uri="http://schemas.openxmlformats.org/drawingml/2006/picture">
                 <pic:pic>
                   <pic:nvPicPr>
-                    <pic:cNvPr id="0" name="image6.gif"/>
+                    <pic:cNvPr id="0" name="image4.gif"/>
                     <pic:cNvPicPr preferRelativeResize="0"/>
                   </pic:nvPicPr>
                   <pic:blipFill>
@@ -2292,12 +2292,12 @@
           <wp:inline distB="114300" distT="114300" distL="114300" distR="114300">
             <wp:extent cx="5321300" cy="2959100"/>
             <wp:effectExtent b="0" l="0" r="0" t="0"/>
-            <wp:docPr id="7" name="image3.gif"/>
+            <wp:docPr id="4" name="image2.gif"/>
             <a:graphic>
               <a:graphicData uri="http://schemas.openxmlformats.org/drawingml/2006/picture">
                 <pic:pic>
                   <pic:nvPicPr>
-                    <pic:cNvPr id="0" name="image3.gif"/>
+                    <pic:cNvPr id="0" name="image2.gif"/>
                     <pic:cNvPicPr preferRelativeResize="0"/>
                   </pic:nvPicPr>
                   <pic:blipFill>
@@ -3011,12 +3011,12 @@
           <wp:inline distB="114300" distT="114300" distL="114300" distR="114300">
             <wp:extent cx="5321300" cy="2959100"/>
             <wp:effectExtent b="0" l="0" r="0" t="0"/>
-            <wp:docPr id="4" name="image7.gif"/>
+            <wp:docPr id="2" name="image11.gif"/>
             <a:graphic>
               <a:graphicData uri="http://schemas.openxmlformats.org/drawingml/2006/picture">
                 <pic:pic>
                   <pic:nvPicPr>
-                    <pic:cNvPr id="0" name="image7.gif"/>
+                    <pic:cNvPr id="0" name="image11.gif"/>
                     <pic:cNvPicPr preferRelativeResize="0"/>
                   </pic:nvPicPr>
                   <pic:blipFill>
@@ -3603,7 +3603,7 @@
           <wp:inline distB="114300" distT="114300" distL="114300" distR="114300">
             <wp:extent cx="5321300" cy="2959100"/>
             <wp:effectExtent b="0" l="0" r="0" t="0"/>
-            <wp:docPr id="1" name="image10.gif"/>
+            <wp:docPr id="3" name="image10.gif"/>
             <a:graphic>
               <a:graphicData uri="http://schemas.openxmlformats.org/drawingml/2006/picture">
                 <pic:pic>
@@ -4229,12 +4229,12 @@
           <wp:inline distB="114300" distT="114300" distL="114300" distR="114300">
             <wp:extent cx="5321300" cy="2959100"/>
             <wp:effectExtent b="0" l="0" r="0" t="0"/>
-            <wp:docPr id="2" name="image5.gif"/>
+            <wp:docPr id="10" name="image8.gif"/>
             <a:graphic>
               <a:graphicData uri="http://schemas.openxmlformats.org/drawingml/2006/picture">
                 <pic:pic>
                   <pic:nvPicPr>
-                    <pic:cNvPr id="0" name="image5.gif"/>
+                    <pic:cNvPr id="0" name="image8.gif"/>
                     <pic:cNvPicPr preferRelativeResize="0"/>
                   </pic:nvPicPr>
                   <pic:blipFill>
@@ -5160,12 +5160,12 @@
           <wp:inline distB="114300" distT="114300" distL="114300" distR="114300">
             <wp:extent cx="5321300" cy="2959100"/>
             <wp:effectExtent b="0" l="0" r="0" t="0"/>
-            <wp:docPr id="8" name="image1.gif"/>
+            <wp:docPr id="9" name="image5.gif"/>
             <a:graphic>
               <a:graphicData uri="http://schemas.openxmlformats.org/drawingml/2006/picture">
                 <pic:pic>
                   <pic:nvPicPr>
-                    <pic:cNvPr id="0" name="image1.gif"/>
+                    <pic:cNvPr id="0" name="image5.gif"/>
                     <pic:cNvPicPr preferRelativeResize="0"/>
                   </pic:nvPicPr>
                   <pic:blipFill>
@@ -5868,12 +5868,12 @@
           <wp:inline distB="114300" distT="114300" distL="114300" distR="114300">
             <wp:extent cx="5321300" cy="2959100"/>
             <wp:effectExtent b="0" l="0" r="0" t="0"/>
-            <wp:docPr id="3" name="image11.gif"/>
+            <wp:docPr id="1" name="image7.gif"/>
             <a:graphic>
               <a:graphicData uri="http://schemas.openxmlformats.org/drawingml/2006/picture">
                 <pic:pic>
                   <pic:nvPicPr>
-                    <pic:cNvPr id="0" name="image11.gif"/>
+                    <pic:cNvPr id="0" name="image7.gif"/>
                     <pic:cNvPicPr preferRelativeResize="0"/>
                   </pic:nvPicPr>
                   <pic:blipFill>
@@ -6734,12 +6734,12 @@
           <wp:inline distB="114300" distT="114300" distL="114300" distR="114300">
             <wp:extent cx="5321300" cy="2959100"/>
             <wp:effectExtent b="0" l="0" r="0" t="0"/>
-            <wp:docPr id="9" name="image9.gif"/>
+            <wp:docPr id="6" name="image1.gif"/>
             <a:graphic>
               <a:graphicData uri="http://schemas.openxmlformats.org/drawingml/2006/picture">
                 <pic:pic>
                   <pic:nvPicPr>
-                    <pic:cNvPr id="0" name="image9.gif"/>
+                    <pic:cNvPr id="0" name="image1.gif"/>
                     <pic:cNvPicPr preferRelativeResize="0"/>
                   </pic:nvPicPr>
                   <pic:blipFill>
@@ -7563,12 +7563,12 @@
           <wp:inline distB="114300" distT="114300" distL="114300" distR="114300">
             <wp:extent cx="5321300" cy="2959100"/>
             <wp:effectExtent b="0" l="0" r="0" t="0"/>
-            <wp:docPr id="5" name="image2.gif"/>
+            <wp:docPr id="8" name="image6.gif"/>
             <a:graphic>
               <a:graphicData uri="http://schemas.openxmlformats.org/drawingml/2006/picture">
                 <pic:pic>
                   <pic:nvPicPr>
-                    <pic:cNvPr id="0" name="image2.gif"/>
+                    <pic:cNvPr id="0" name="image6.gif"/>
                     <pic:cNvPicPr preferRelativeResize="0"/>
                   </pic:nvPicPr>
                   <pic:blipFill>
@@ -14047,7 +14047,7 @@
           <w:pgNumType w:start="1"/>
         </w:sectPr>
       </w:pPr>
-      <w:bookmarkStart w:colFirst="0" w:colLast="0" w:name="_f7xnbyiiv3ms" w:id="103"/>
+      <w:bookmarkStart w:colFirst="0" w:colLast="0" w:name="_m1y0hc67t03d" w:id="103"/>
       <w:bookmarkEnd w:id="103"/>
       <w:r>
         <w:rPr>
@@ -14168,12 +14168,12 @@
           <wp:inline distB="114300" distT="114300" distL="114300" distR="114300">
             <wp:extent cx="6645600" cy="2070100"/>
             <wp:effectExtent b="0" l="0" r="0" t="0"/>
-            <wp:docPr id="10" name="image8.png"/>
+            <wp:docPr id="7" name="image9.png"/>
             <a:graphic>
               <a:graphicData uri="http://schemas.openxmlformats.org/drawingml/2006/picture">
                 <pic:pic>
                   <pic:nvPicPr>
-                    <pic:cNvPr id="0" name="image8.png"/>
+                    <pic:cNvPr id="0" name="image9.png"/>
                     <pic:cNvPicPr preferRelativeResize="0"/>
                   </pic:nvPicPr>
                   <pic:blipFill>
@@ -14383,7 +14383,7 @@
           <w:pgNumType w:start="1"/>
         </w:sectPr>
       </w:pPr>
-      <w:bookmarkStart w:colFirst="0" w:colLast="0" w:name="_mojkvl1j3zhd" w:id="104"/>
+      <w:bookmarkStart w:colFirst="0" w:colLast="0" w:name="_szrmcad5lvyx" w:id="104"/>
       <w:bookmarkEnd w:id="104"/>
       <w:r>
         <w:rPr>

--- a/docs/SDG_Hackathon_Idea_Guide.docx
+++ b/docs/SDG_Hackathon_Idea_Guide.docx
@@ -41,7 +41,7 @@
           <w:pgNumType w:start="1"/>
         </w:sectPr>
       </w:pPr>
-      <w:bookmarkStart w:colFirst="0" w:colLast="0" w:name="_9w3knsbjlyab" w:id="0"/>
+      <w:bookmarkStart w:colFirst="0" w:colLast="0" w:name="_bh85v820nvao" w:id="0"/>
       <w:bookmarkEnd w:id="0"/>
       <w:r>
         <w:rPr>
@@ -694,12 +694,12 @@
           <wp:inline distB="114300" distT="114300" distL="114300" distR="114300">
             <wp:extent cx="5321300" cy="2959100"/>
             <wp:effectExtent b="0" l="0" r="0" t="0"/>
-            <wp:docPr id="5" name="image3.gif"/>
+            <wp:docPr id="2" name="image6.gif"/>
             <a:graphic>
               <a:graphicData uri="http://schemas.openxmlformats.org/drawingml/2006/picture">
                 <pic:pic>
                   <pic:nvPicPr>
-                    <pic:cNvPr id="0" name="image3.gif"/>
+                    <pic:cNvPr id="0" name="image6.gif"/>
                     <pic:cNvPicPr preferRelativeResize="0"/>
                   </pic:nvPicPr>
                   <pic:blipFill>
@@ -1512,12 +1512,12 @@
           <wp:inline distB="114300" distT="114300" distL="114300" distR="114300">
             <wp:extent cx="5321300" cy="2959100"/>
             <wp:effectExtent b="0" l="0" r="0" t="0"/>
-            <wp:docPr id="11" name="image4.gif"/>
+            <wp:docPr id="1" name="image3.gif"/>
             <a:graphic>
               <a:graphicData uri="http://schemas.openxmlformats.org/drawingml/2006/picture">
                 <pic:pic>
                   <pic:nvPicPr>
-                    <pic:cNvPr id="0" name="image4.gif"/>
+                    <pic:cNvPr id="0" name="image3.gif"/>
                     <pic:cNvPicPr preferRelativeResize="0"/>
                   </pic:nvPicPr>
                   <pic:blipFill>
@@ -2292,7 +2292,7 @@
           <wp:inline distB="114300" distT="114300" distL="114300" distR="114300">
             <wp:extent cx="5321300" cy="2959100"/>
             <wp:effectExtent b="0" l="0" r="0" t="0"/>
-            <wp:docPr id="4" name="image2.gif"/>
+            <wp:docPr id="6" name="image2.gif"/>
             <a:graphic>
               <a:graphicData uri="http://schemas.openxmlformats.org/drawingml/2006/picture">
                 <pic:pic>
@@ -3011,12 +3011,12 @@
           <wp:inline distB="114300" distT="114300" distL="114300" distR="114300">
             <wp:extent cx="5321300" cy="2959100"/>
             <wp:effectExtent b="0" l="0" r="0" t="0"/>
-            <wp:docPr id="2" name="image11.gif"/>
+            <wp:docPr id="7" name="image10.gif"/>
             <a:graphic>
               <a:graphicData uri="http://schemas.openxmlformats.org/drawingml/2006/picture">
                 <pic:pic>
                   <pic:nvPicPr>
-                    <pic:cNvPr id="0" name="image11.gif"/>
+                    <pic:cNvPr id="0" name="image10.gif"/>
                     <pic:cNvPicPr preferRelativeResize="0"/>
                   </pic:nvPicPr>
                   <pic:blipFill>
@@ -3603,12 +3603,12 @@
           <wp:inline distB="114300" distT="114300" distL="114300" distR="114300">
             <wp:extent cx="5321300" cy="2959100"/>
             <wp:effectExtent b="0" l="0" r="0" t="0"/>
-            <wp:docPr id="3" name="image10.gif"/>
+            <wp:docPr id="8" name="image11.gif"/>
             <a:graphic>
               <a:graphicData uri="http://schemas.openxmlformats.org/drawingml/2006/picture">
                 <pic:pic>
                   <pic:nvPicPr>
-                    <pic:cNvPr id="0" name="image10.gif"/>
+                    <pic:cNvPr id="0" name="image11.gif"/>
                     <pic:cNvPicPr preferRelativeResize="0"/>
                   </pic:nvPicPr>
                   <pic:blipFill>
@@ -4229,12 +4229,12 @@
           <wp:inline distB="114300" distT="114300" distL="114300" distR="114300">
             <wp:extent cx="5321300" cy="2959100"/>
             <wp:effectExtent b="0" l="0" r="0" t="0"/>
-            <wp:docPr id="10" name="image8.gif"/>
+            <wp:docPr id="3" name="image1.gif"/>
             <a:graphic>
               <a:graphicData uri="http://schemas.openxmlformats.org/drawingml/2006/picture">
                 <pic:pic>
                   <pic:nvPicPr>
-                    <pic:cNvPr id="0" name="image8.gif"/>
+                    <pic:cNvPr id="0" name="image1.gif"/>
                     <pic:cNvPicPr preferRelativeResize="0"/>
                   </pic:nvPicPr>
                   <pic:blipFill>
@@ -5160,12 +5160,12 @@
           <wp:inline distB="114300" distT="114300" distL="114300" distR="114300">
             <wp:extent cx="5321300" cy="2959100"/>
             <wp:effectExtent b="0" l="0" r="0" t="0"/>
-            <wp:docPr id="9" name="image5.gif"/>
+            <wp:docPr id="11" name="image9.gif"/>
             <a:graphic>
               <a:graphicData uri="http://schemas.openxmlformats.org/drawingml/2006/picture">
                 <pic:pic>
                   <pic:nvPicPr>
-                    <pic:cNvPr id="0" name="image5.gif"/>
+                    <pic:cNvPr id="0" name="image9.gif"/>
                     <pic:cNvPicPr preferRelativeResize="0"/>
                   </pic:nvPicPr>
                   <pic:blipFill>
@@ -5868,12 +5868,12 @@
           <wp:inline distB="114300" distT="114300" distL="114300" distR="114300">
             <wp:extent cx="5321300" cy="2959100"/>
             <wp:effectExtent b="0" l="0" r="0" t="0"/>
-            <wp:docPr id="1" name="image7.gif"/>
+            <wp:docPr id="10" name="image5.gif"/>
             <a:graphic>
               <a:graphicData uri="http://schemas.openxmlformats.org/drawingml/2006/picture">
                 <pic:pic>
                   <pic:nvPicPr>
-                    <pic:cNvPr id="0" name="image7.gif"/>
+                    <pic:cNvPr id="0" name="image5.gif"/>
                     <pic:cNvPicPr preferRelativeResize="0"/>
                   </pic:nvPicPr>
                   <pic:blipFill>
@@ -6734,12 +6734,12 @@
           <wp:inline distB="114300" distT="114300" distL="114300" distR="114300">
             <wp:extent cx="5321300" cy="2959100"/>
             <wp:effectExtent b="0" l="0" r="0" t="0"/>
-            <wp:docPr id="6" name="image1.gif"/>
+            <wp:docPr id="5" name="image4.gif"/>
             <a:graphic>
               <a:graphicData uri="http://schemas.openxmlformats.org/drawingml/2006/picture">
                 <pic:pic>
                   <pic:nvPicPr>
-                    <pic:cNvPr id="0" name="image1.gif"/>
+                    <pic:cNvPr id="0" name="image4.gif"/>
                     <pic:cNvPicPr preferRelativeResize="0"/>
                   </pic:nvPicPr>
                   <pic:blipFill>
@@ -7563,12 +7563,12 @@
           <wp:inline distB="114300" distT="114300" distL="114300" distR="114300">
             <wp:extent cx="5321300" cy="2959100"/>
             <wp:effectExtent b="0" l="0" r="0" t="0"/>
-            <wp:docPr id="8" name="image6.gif"/>
+            <wp:docPr id="9" name="image8.gif"/>
             <a:graphic>
               <a:graphicData uri="http://schemas.openxmlformats.org/drawingml/2006/picture">
                 <pic:pic>
                   <pic:nvPicPr>
-                    <pic:cNvPr id="0" name="image6.gif"/>
+                    <pic:cNvPr id="0" name="image8.gif"/>
                     <pic:cNvPicPr preferRelativeResize="0"/>
                   </pic:nvPicPr>
                   <pic:blipFill>
@@ -14047,7 +14047,7 @@
           <w:pgNumType w:start="1"/>
         </w:sectPr>
       </w:pPr>
-      <w:bookmarkStart w:colFirst="0" w:colLast="0" w:name="_m1y0hc67t03d" w:id="103"/>
+      <w:bookmarkStart w:colFirst="0" w:colLast="0" w:name="_gur9ppne72eo" w:id="103"/>
       <w:bookmarkEnd w:id="103"/>
       <w:r>
         <w:rPr>
@@ -14168,12 +14168,12 @@
           <wp:inline distB="114300" distT="114300" distL="114300" distR="114300">
             <wp:extent cx="6645600" cy="2070100"/>
             <wp:effectExtent b="0" l="0" r="0" t="0"/>
-            <wp:docPr id="7" name="image9.png"/>
+            <wp:docPr id="4" name="image7.png"/>
             <a:graphic>
               <a:graphicData uri="http://schemas.openxmlformats.org/drawingml/2006/picture">
                 <pic:pic>
                   <pic:nvPicPr>
-                    <pic:cNvPr id="0" name="image9.png"/>
+                    <pic:cNvPr id="0" name="image7.png"/>
                     <pic:cNvPicPr preferRelativeResize="0"/>
                   </pic:nvPicPr>
                   <pic:blipFill>
@@ -14383,7 +14383,7 @@
           <w:pgNumType w:start="1"/>
         </w:sectPr>
       </w:pPr>
-      <w:bookmarkStart w:colFirst="0" w:colLast="0" w:name="_szrmcad5lvyx" w:id="104"/>
+      <w:bookmarkStart w:colFirst="0" w:colLast="0" w:name="_vkv4yxtko4q6" w:id="104"/>
       <w:bookmarkEnd w:id="104"/>
       <w:r>
         <w:rPr>

--- a/docs/SDG_Hackathon_Idea_Guide.docx
+++ b/docs/SDG_Hackathon_Idea_Guide.docx
@@ -41,7 +41,7 @@
           <w:pgNumType w:start="1"/>
         </w:sectPr>
       </w:pPr>
-      <w:bookmarkStart w:colFirst="0" w:colLast="0" w:name="_bh85v820nvao" w:id="0"/>
+      <w:bookmarkStart w:colFirst="0" w:colLast="0" w:name="_dawsq5l2ob4t" w:id="0"/>
       <w:bookmarkEnd w:id="0"/>
       <w:r>
         <w:rPr>
@@ -694,12 +694,12 @@
           <wp:inline distB="114300" distT="114300" distL="114300" distR="114300">
             <wp:extent cx="5321300" cy="2959100"/>
             <wp:effectExtent b="0" l="0" r="0" t="0"/>
-            <wp:docPr id="2" name="image6.gif"/>
+            <wp:docPr id="6" name="image8.gif"/>
             <a:graphic>
               <a:graphicData uri="http://schemas.openxmlformats.org/drawingml/2006/picture">
                 <pic:pic>
                   <pic:nvPicPr>
-                    <pic:cNvPr id="0" name="image6.gif"/>
+                    <pic:cNvPr id="0" name="image8.gif"/>
                     <pic:cNvPicPr preferRelativeResize="0"/>
                   </pic:nvPicPr>
                   <pic:blipFill>
@@ -1512,12 +1512,12 @@
           <wp:inline distB="114300" distT="114300" distL="114300" distR="114300">
             <wp:extent cx="5321300" cy="2959100"/>
             <wp:effectExtent b="0" l="0" r="0" t="0"/>
-            <wp:docPr id="1" name="image3.gif"/>
+            <wp:docPr id="5" name="image2.gif"/>
             <a:graphic>
               <a:graphicData uri="http://schemas.openxmlformats.org/drawingml/2006/picture">
                 <pic:pic>
                   <pic:nvPicPr>
-                    <pic:cNvPr id="0" name="image3.gif"/>
+                    <pic:cNvPr id="0" name="image2.gif"/>
                     <pic:cNvPicPr preferRelativeResize="0"/>
                   </pic:nvPicPr>
                   <pic:blipFill>
@@ -2292,12 +2292,12 @@
           <wp:inline distB="114300" distT="114300" distL="114300" distR="114300">
             <wp:extent cx="5321300" cy="2959100"/>
             <wp:effectExtent b="0" l="0" r="0" t="0"/>
-            <wp:docPr id="6" name="image2.gif"/>
+            <wp:docPr id="4" name="image1.gif"/>
             <a:graphic>
               <a:graphicData uri="http://schemas.openxmlformats.org/drawingml/2006/picture">
                 <pic:pic>
                   <pic:nvPicPr>
-                    <pic:cNvPr id="0" name="image2.gif"/>
+                    <pic:cNvPr id="0" name="image1.gif"/>
                     <pic:cNvPicPr preferRelativeResize="0"/>
                   </pic:nvPicPr>
                   <pic:blipFill>
@@ -3011,12 +3011,12 @@
           <wp:inline distB="114300" distT="114300" distL="114300" distR="114300">
             <wp:extent cx="5321300" cy="2959100"/>
             <wp:effectExtent b="0" l="0" r="0" t="0"/>
-            <wp:docPr id="7" name="image10.gif"/>
+            <wp:docPr id="8" name="image11.gif"/>
             <a:graphic>
               <a:graphicData uri="http://schemas.openxmlformats.org/drawingml/2006/picture">
                 <pic:pic>
                   <pic:nvPicPr>
-                    <pic:cNvPr id="0" name="image10.gif"/>
+                    <pic:cNvPr id="0" name="image11.gif"/>
                     <pic:cNvPicPr preferRelativeResize="0"/>
                   </pic:nvPicPr>
                   <pic:blipFill>
@@ -3603,12 +3603,12 @@
           <wp:inline distB="114300" distT="114300" distL="114300" distR="114300">
             <wp:extent cx="5321300" cy="2959100"/>
             <wp:effectExtent b="0" l="0" r="0" t="0"/>
-            <wp:docPr id="8" name="image11.gif"/>
+            <wp:docPr id="9" name="image5.gif"/>
             <a:graphic>
               <a:graphicData uri="http://schemas.openxmlformats.org/drawingml/2006/picture">
                 <pic:pic>
                   <pic:nvPicPr>
-                    <pic:cNvPr id="0" name="image11.gif"/>
+                    <pic:cNvPr id="0" name="image5.gif"/>
                     <pic:cNvPicPr preferRelativeResize="0"/>
                   </pic:nvPicPr>
                   <pic:blipFill>
@@ -4229,12 +4229,12 @@
           <wp:inline distB="114300" distT="114300" distL="114300" distR="114300">
             <wp:extent cx="5321300" cy="2959100"/>
             <wp:effectExtent b="0" l="0" r="0" t="0"/>
-            <wp:docPr id="3" name="image1.gif"/>
+            <wp:docPr id="2" name="image9.gif"/>
             <a:graphic>
               <a:graphicData uri="http://schemas.openxmlformats.org/drawingml/2006/picture">
                 <pic:pic>
                   <pic:nvPicPr>
-                    <pic:cNvPr id="0" name="image1.gif"/>
+                    <pic:cNvPr id="0" name="image9.gif"/>
                     <pic:cNvPicPr preferRelativeResize="0"/>
                   </pic:nvPicPr>
                   <pic:blipFill>
@@ -5160,12 +5160,12 @@
           <wp:inline distB="114300" distT="114300" distL="114300" distR="114300">
             <wp:extent cx="5321300" cy="2959100"/>
             <wp:effectExtent b="0" l="0" r="0" t="0"/>
-            <wp:docPr id="11" name="image9.gif"/>
+            <wp:docPr id="1" name="image7.gif"/>
             <a:graphic>
               <a:graphicData uri="http://schemas.openxmlformats.org/drawingml/2006/picture">
                 <pic:pic>
                   <pic:nvPicPr>
-                    <pic:cNvPr id="0" name="image9.gif"/>
+                    <pic:cNvPr id="0" name="image7.gif"/>
                     <pic:cNvPicPr preferRelativeResize="0"/>
                   </pic:nvPicPr>
                   <pic:blipFill>
@@ -5868,12 +5868,12 @@
           <wp:inline distB="114300" distT="114300" distL="114300" distR="114300">
             <wp:extent cx="5321300" cy="2959100"/>
             <wp:effectExtent b="0" l="0" r="0" t="0"/>
-            <wp:docPr id="10" name="image5.gif"/>
+            <wp:docPr id="10" name="image4.gif"/>
             <a:graphic>
               <a:graphicData uri="http://schemas.openxmlformats.org/drawingml/2006/picture">
                 <pic:pic>
                   <pic:nvPicPr>
-                    <pic:cNvPr id="0" name="image5.gif"/>
+                    <pic:cNvPr id="0" name="image4.gif"/>
                     <pic:cNvPicPr preferRelativeResize="0"/>
                   </pic:nvPicPr>
                   <pic:blipFill>
@@ -6734,12 +6734,12 @@
           <wp:inline distB="114300" distT="114300" distL="114300" distR="114300">
             <wp:extent cx="5321300" cy="2959100"/>
             <wp:effectExtent b="0" l="0" r="0" t="0"/>
-            <wp:docPr id="5" name="image4.gif"/>
+            <wp:docPr id="3" name="image3.gif"/>
             <a:graphic>
               <a:graphicData uri="http://schemas.openxmlformats.org/drawingml/2006/picture">
                 <pic:pic>
                   <pic:nvPicPr>
-                    <pic:cNvPr id="0" name="image4.gif"/>
+                    <pic:cNvPr id="0" name="image3.gif"/>
                     <pic:cNvPicPr preferRelativeResize="0"/>
                   </pic:nvPicPr>
                   <pic:blipFill>
@@ -7563,12 +7563,12 @@
           <wp:inline distB="114300" distT="114300" distL="114300" distR="114300">
             <wp:extent cx="5321300" cy="2959100"/>
             <wp:effectExtent b="0" l="0" r="0" t="0"/>
-            <wp:docPr id="9" name="image8.gif"/>
+            <wp:docPr id="7" name="image6.gif"/>
             <a:graphic>
               <a:graphicData uri="http://schemas.openxmlformats.org/drawingml/2006/picture">
                 <pic:pic>
                   <pic:nvPicPr>
-                    <pic:cNvPr id="0" name="image8.gif"/>
+                    <pic:cNvPr id="0" name="image6.gif"/>
                     <pic:cNvPicPr preferRelativeResize="0"/>
                   </pic:nvPicPr>
                   <pic:blipFill>
@@ -14047,7 +14047,7 @@
           <w:pgNumType w:start="1"/>
         </w:sectPr>
       </w:pPr>
-      <w:bookmarkStart w:colFirst="0" w:colLast="0" w:name="_gur9ppne72eo" w:id="103"/>
+      <w:bookmarkStart w:colFirst="0" w:colLast="0" w:name="_i2pz9nr3ktl5" w:id="103"/>
       <w:bookmarkEnd w:id="103"/>
       <w:r>
         <w:rPr>
@@ -14168,12 +14168,12 @@
           <wp:inline distB="114300" distT="114300" distL="114300" distR="114300">
             <wp:extent cx="6645600" cy="2070100"/>
             <wp:effectExtent b="0" l="0" r="0" t="0"/>
-            <wp:docPr id="4" name="image7.png"/>
+            <wp:docPr id="11" name="image10.png"/>
             <a:graphic>
               <a:graphicData uri="http://schemas.openxmlformats.org/drawingml/2006/picture">
                 <pic:pic>
                   <pic:nvPicPr>
-                    <pic:cNvPr id="0" name="image7.png"/>
+                    <pic:cNvPr id="0" name="image10.png"/>
                     <pic:cNvPicPr preferRelativeResize="0"/>
                   </pic:nvPicPr>
                   <pic:blipFill>
@@ -14383,7 +14383,7 @@
           <w:pgNumType w:start="1"/>
         </w:sectPr>
       </w:pPr>
-      <w:bookmarkStart w:colFirst="0" w:colLast="0" w:name="_vkv4yxtko4q6" w:id="104"/>
+      <w:bookmarkStart w:colFirst="0" w:colLast="0" w:name="_on6zyfy6qhz8" w:id="104"/>
       <w:bookmarkEnd w:id="104"/>
       <w:r>
         <w:rPr>

--- a/docs/SDG_Hackathon_Idea_Guide.docx
+++ b/docs/SDG_Hackathon_Idea_Guide.docx
@@ -775,12 +775,12 @@
           <wp:inline distB="114300" distT="114300" distL="114300" distR="114300">
             <wp:extent cx="5321300" cy="2959100"/>
             <wp:effectExtent b="0" l="0" r="0" t="0"/>
-            <wp:docPr id="7" name="image5.gif"/>
+            <wp:docPr id="9" name="image6.gif"/>
             <a:graphic>
               <a:graphicData uri="http://schemas.openxmlformats.org/drawingml/2006/picture">
                 <pic:pic>
                   <pic:nvPicPr>
-                    <pic:cNvPr id="0" name="image5.gif"/>
+                    <pic:cNvPr id="0" name="image6.gif"/>
                     <pic:cNvPicPr preferRelativeResize="0"/>
                   </pic:nvPicPr>
                   <pic:blipFill>
@@ -1814,12 +1814,12 @@
           <wp:inline distB="114300" distT="114300" distL="114300" distR="114300">
             <wp:extent cx="5321300" cy="2959100"/>
             <wp:effectExtent b="0" l="0" r="0" t="0"/>
-            <wp:docPr id="1" name="image8.gif"/>
+            <wp:docPr id="1" name="image3.gif"/>
             <a:graphic>
               <a:graphicData uri="http://schemas.openxmlformats.org/drawingml/2006/picture">
                 <pic:pic>
                   <pic:nvPicPr>
-                    <pic:cNvPr id="0" name="image8.gif"/>
+                    <pic:cNvPr id="0" name="image3.gif"/>
                     <pic:cNvPicPr preferRelativeResize="0"/>
                   </pic:nvPicPr>
                   <pic:blipFill>
@@ -2800,12 +2800,12 @@
           <wp:inline distB="114300" distT="114300" distL="114300" distR="114300">
             <wp:extent cx="5321300" cy="2959100"/>
             <wp:effectExtent b="0" l="0" r="0" t="0"/>
-            <wp:docPr id="10" name="image6.gif"/>
+            <wp:docPr id="3" name="image10.gif"/>
             <a:graphic>
               <a:graphicData uri="http://schemas.openxmlformats.org/drawingml/2006/picture">
                 <pic:pic>
                   <pic:nvPicPr>
-                    <pic:cNvPr id="0" name="image6.gif"/>
+                    <pic:cNvPr id="0" name="image10.gif"/>
                     <pic:cNvPicPr preferRelativeResize="0"/>
                   </pic:nvPicPr>
                   <pic:blipFill>
@@ -4448,12 +4448,12 @@
           <wp:inline distB="114300" distT="114300" distL="114300" distR="114300">
             <wp:extent cx="5321300" cy="2959100"/>
             <wp:effectExtent b="0" l="0" r="0" t="0"/>
-            <wp:docPr id="2" name="image9.gif"/>
+            <wp:docPr id="7" name="image7.gif"/>
             <a:graphic>
               <a:graphicData uri="http://schemas.openxmlformats.org/drawingml/2006/picture">
                 <pic:pic>
                   <pic:nvPicPr>
-                    <pic:cNvPr id="0" name="image9.gif"/>
+                    <pic:cNvPr id="0" name="image7.gif"/>
                     <pic:cNvPicPr preferRelativeResize="0"/>
                   </pic:nvPicPr>
                   <pic:blipFill>
@@ -5234,12 +5234,12 @@
           <wp:inline distB="114300" distT="114300" distL="114300" distR="114300">
             <wp:extent cx="5321300" cy="2959100"/>
             <wp:effectExtent b="0" l="0" r="0" t="0"/>
-            <wp:docPr id="11" name="image10.gif"/>
+            <wp:docPr id="5" name="image1.gif"/>
             <a:graphic>
               <a:graphicData uri="http://schemas.openxmlformats.org/drawingml/2006/picture">
                 <pic:pic>
                   <pic:nvPicPr>
-                    <pic:cNvPr id="0" name="image10.gif"/>
+                    <pic:cNvPr id="0" name="image1.gif"/>
                     <pic:cNvPicPr preferRelativeResize="0"/>
                   </pic:nvPicPr>
                   <pic:blipFill>
@@ -6423,12 +6423,12 @@
           <wp:inline distB="114300" distT="114300" distL="114300" distR="114300">
             <wp:extent cx="5321300" cy="2959100"/>
             <wp:effectExtent b="0" l="0" r="0" t="0"/>
-            <wp:docPr id="5" name="image2.gif"/>
+            <wp:docPr id="2" name="image5.gif"/>
             <a:graphic>
               <a:graphicData uri="http://schemas.openxmlformats.org/drawingml/2006/picture">
                 <pic:pic>
                   <pic:nvPicPr>
-                    <pic:cNvPr id="0" name="image2.gif"/>
+                    <pic:cNvPr id="0" name="image5.gif"/>
                     <pic:cNvPicPr preferRelativeResize="0"/>
                   </pic:nvPicPr>
                   <pic:blipFill>
@@ -7335,12 +7335,12 @@
           <wp:inline distB="114300" distT="114300" distL="114300" distR="114300">
             <wp:extent cx="5321300" cy="2959100"/>
             <wp:effectExtent b="0" l="0" r="0" t="0"/>
-            <wp:docPr id="3" name="image7.gif"/>
+            <wp:docPr id="4" name="image8.gif"/>
             <a:graphic>
               <a:graphicData uri="http://schemas.openxmlformats.org/drawingml/2006/picture">
                 <pic:pic>
                   <pic:nvPicPr>
-                    <pic:cNvPr id="0" name="image7.gif"/>
+                    <pic:cNvPr id="0" name="image8.gif"/>
                     <pic:cNvPicPr preferRelativeResize="0"/>
                   </pic:nvPicPr>
                   <pic:blipFill>
@@ -8449,12 +8449,12 @@
           <wp:inline distB="114300" distT="114300" distL="114300" distR="114300">
             <wp:extent cx="5321300" cy="2959100"/>
             <wp:effectExtent b="0" l="0" r="0" t="0"/>
-            <wp:docPr id="4" name="image1.gif"/>
+            <wp:docPr id="6" name="image2.gif"/>
             <a:graphic>
               <a:graphicData uri="http://schemas.openxmlformats.org/drawingml/2006/picture">
                 <pic:pic>
                   <pic:nvPicPr>
-                    <pic:cNvPr id="0" name="image1.gif"/>
+                    <pic:cNvPr id="0" name="image2.gif"/>
                     <pic:cNvPicPr preferRelativeResize="0"/>
                   </pic:nvPicPr>
                   <pic:blipFill>
@@ -9500,12 +9500,12 @@
           <wp:inline distB="114300" distT="114300" distL="114300" distR="114300">
             <wp:extent cx="5321300" cy="2959100"/>
             <wp:effectExtent b="0" l="0" r="0" t="0"/>
-            <wp:docPr id="6" name="image3.gif"/>
+            <wp:docPr id="11" name="image4.gif"/>
             <a:graphic>
               <a:graphicData uri="http://schemas.openxmlformats.org/drawingml/2006/picture">
                 <pic:pic>
                   <pic:nvPicPr>
-                    <pic:cNvPr id="0" name="image3.gif"/>
+                    <pic:cNvPr id="0" name="image4.gif"/>
                     <pic:cNvPicPr preferRelativeResize="0"/>
                   </pic:nvPicPr>
                   <pic:blipFill>
@@ -17552,12 +17552,12 @@
           <wp:inline distB="114300" distT="114300" distL="114300" distR="114300">
             <wp:extent cx="6645600" cy="2070100"/>
             <wp:effectExtent b="0" l="0" r="0" t="0"/>
-            <wp:docPr id="9" name="image4.png"/>
+            <wp:docPr id="10" name="image9.png"/>
             <a:graphic>
               <a:graphicData uri="http://schemas.openxmlformats.org/drawingml/2006/picture">
                 <pic:pic>
                   <pic:nvPicPr>
-                    <pic:cNvPr id="0" name="image4.png"/>
+                    <pic:cNvPr id="0" name="image9.png"/>
                     <pic:cNvPicPr preferRelativeResize="0"/>
                   </pic:nvPicPr>
                   <pic:blipFill>

--- a/docs/SDG_Hackathon_Idea_Guide.docx
+++ b/docs/SDG_Hackathon_Idea_Guide.docx
@@ -775,12 +775,12 @@
           <wp:inline distB="114300" distT="114300" distL="114300" distR="114300">
             <wp:extent cx="5321300" cy="2959100"/>
             <wp:effectExtent b="0" l="0" r="0" t="0"/>
-            <wp:docPr id="9" name="image6.gif"/>
+            <wp:docPr id="5" name="image1.gif"/>
             <a:graphic>
               <a:graphicData uri="http://schemas.openxmlformats.org/drawingml/2006/picture">
                 <pic:pic>
                   <pic:nvPicPr>
-                    <pic:cNvPr id="0" name="image6.gif"/>
+                    <pic:cNvPr id="0" name="image1.gif"/>
                     <pic:cNvPicPr preferRelativeResize="0"/>
                   </pic:nvPicPr>
                   <pic:blipFill>
@@ -1814,12 +1814,12 @@
           <wp:inline distB="114300" distT="114300" distL="114300" distR="114300">
             <wp:extent cx="5321300" cy="2959100"/>
             <wp:effectExtent b="0" l="0" r="0" t="0"/>
-            <wp:docPr id="1" name="image3.gif"/>
+            <wp:docPr id="4" name="image9.gif"/>
             <a:graphic>
               <a:graphicData uri="http://schemas.openxmlformats.org/drawingml/2006/picture">
                 <pic:pic>
                   <pic:nvPicPr>
-                    <pic:cNvPr id="0" name="image3.gif"/>
+                    <pic:cNvPr id="0" name="image9.gif"/>
                     <pic:cNvPicPr preferRelativeResize="0"/>
                   </pic:nvPicPr>
                   <pic:blipFill>
@@ -2800,12 +2800,12 @@
           <wp:inline distB="114300" distT="114300" distL="114300" distR="114300">
             <wp:extent cx="5321300" cy="2959100"/>
             <wp:effectExtent b="0" l="0" r="0" t="0"/>
-            <wp:docPr id="3" name="image10.gif"/>
+            <wp:docPr id="7" name="image2.gif"/>
             <a:graphic>
               <a:graphicData uri="http://schemas.openxmlformats.org/drawingml/2006/picture">
                 <pic:pic>
                   <pic:nvPicPr>
-                    <pic:cNvPr id="0" name="image10.gif"/>
+                    <pic:cNvPr id="0" name="image2.gif"/>
                     <pic:cNvPicPr preferRelativeResize="0"/>
                   </pic:nvPicPr>
                   <pic:blipFill>
@@ -3704,12 +3704,12 @@
           <wp:inline distB="114300" distT="114300" distL="114300" distR="114300">
             <wp:extent cx="5321300" cy="2959100"/>
             <wp:effectExtent b="0" l="0" r="0" t="0"/>
-            <wp:docPr id="8" name="image11.gif"/>
+            <wp:docPr id="6" name="image10.gif"/>
             <a:graphic>
               <a:graphicData uri="http://schemas.openxmlformats.org/drawingml/2006/picture">
                 <pic:pic>
                   <pic:nvPicPr>
-                    <pic:cNvPr id="0" name="image11.gif"/>
+                    <pic:cNvPr id="0" name="image10.gif"/>
                     <pic:cNvPicPr preferRelativeResize="0"/>
                   </pic:nvPicPr>
                   <pic:blipFill>
@@ -4448,7 +4448,7 @@
           <wp:inline distB="114300" distT="114300" distL="114300" distR="114300">
             <wp:extent cx="5321300" cy="2959100"/>
             <wp:effectExtent b="0" l="0" r="0" t="0"/>
-            <wp:docPr id="7" name="image7.gif"/>
+            <wp:docPr id="2" name="image7.gif"/>
             <a:graphic>
               <a:graphicData uri="http://schemas.openxmlformats.org/drawingml/2006/picture">
                 <pic:pic>
@@ -5234,12 +5234,12 @@
           <wp:inline distB="114300" distT="114300" distL="114300" distR="114300">
             <wp:extent cx="5321300" cy="2959100"/>
             <wp:effectExtent b="0" l="0" r="0" t="0"/>
-            <wp:docPr id="5" name="image1.gif"/>
+            <wp:docPr id="1" name="image6.gif"/>
             <a:graphic>
               <a:graphicData uri="http://schemas.openxmlformats.org/drawingml/2006/picture">
                 <pic:pic>
                   <pic:nvPicPr>
-                    <pic:cNvPr id="0" name="image1.gif"/>
+                    <pic:cNvPr id="0" name="image6.gif"/>
                     <pic:cNvPicPr preferRelativeResize="0"/>
                   </pic:nvPicPr>
                   <pic:blipFill>
@@ -6423,7 +6423,7 @@
           <wp:inline distB="114300" distT="114300" distL="114300" distR="114300">
             <wp:extent cx="5321300" cy="2959100"/>
             <wp:effectExtent b="0" l="0" r="0" t="0"/>
-            <wp:docPr id="2" name="image5.gif"/>
+            <wp:docPr id="9" name="image5.gif"/>
             <a:graphic>
               <a:graphicData uri="http://schemas.openxmlformats.org/drawingml/2006/picture">
                 <pic:pic>
@@ -7335,7 +7335,7 @@
           <wp:inline distB="114300" distT="114300" distL="114300" distR="114300">
             <wp:extent cx="5321300" cy="2959100"/>
             <wp:effectExtent b="0" l="0" r="0" t="0"/>
-            <wp:docPr id="4" name="image8.gif"/>
+            <wp:docPr id="11" name="image8.gif"/>
             <a:graphic>
               <a:graphicData uri="http://schemas.openxmlformats.org/drawingml/2006/picture">
                 <pic:pic>
@@ -8449,12 +8449,12 @@
           <wp:inline distB="114300" distT="114300" distL="114300" distR="114300">
             <wp:extent cx="5321300" cy="2959100"/>
             <wp:effectExtent b="0" l="0" r="0" t="0"/>
-            <wp:docPr id="6" name="image2.gif"/>
+            <wp:docPr id="10" name="image4.gif"/>
             <a:graphic>
               <a:graphicData uri="http://schemas.openxmlformats.org/drawingml/2006/picture">
                 <pic:pic>
                   <pic:nvPicPr>
-                    <pic:cNvPr id="0" name="image2.gif"/>
+                    <pic:cNvPr id="0" name="image4.gif"/>
                     <pic:cNvPicPr preferRelativeResize="0"/>
                   </pic:nvPicPr>
                   <pic:blipFill>
@@ -9500,12 +9500,12 @@
           <wp:inline distB="114300" distT="114300" distL="114300" distR="114300">
             <wp:extent cx="5321300" cy="2959100"/>
             <wp:effectExtent b="0" l="0" r="0" t="0"/>
-            <wp:docPr id="11" name="image4.gif"/>
+            <wp:docPr id="8" name="image3.gif"/>
             <a:graphic>
               <a:graphicData uri="http://schemas.openxmlformats.org/drawingml/2006/picture">
                 <pic:pic>
                   <pic:nvPicPr>
-                    <pic:cNvPr id="0" name="image4.gif"/>
+                    <pic:cNvPr id="0" name="image3.gif"/>
                     <pic:cNvPicPr preferRelativeResize="0"/>
                   </pic:nvPicPr>
                   <pic:blipFill>
@@ -17552,12 +17552,12 @@
           <wp:inline distB="114300" distT="114300" distL="114300" distR="114300">
             <wp:extent cx="6645600" cy="2070100"/>
             <wp:effectExtent b="0" l="0" r="0" t="0"/>
-            <wp:docPr id="10" name="image9.png"/>
+            <wp:docPr id="3" name="image11.png"/>
             <a:graphic>
               <a:graphicData uri="http://schemas.openxmlformats.org/drawingml/2006/picture">
                 <pic:pic>
                   <pic:nvPicPr>
-                    <pic:cNvPr id="0" name="image9.png"/>
+                    <pic:cNvPr id="0" name="image11.png"/>
                     <pic:cNvPicPr preferRelativeResize="0"/>
                   </pic:nvPicPr>
                   <pic:blipFill>

--- a/docs/SDG_Hackathon_Idea_Guide.docx
+++ b/docs/SDG_Hackathon_Idea_Guide.docx
@@ -775,12 +775,12 @@
           <wp:inline distB="114300" distT="114300" distL="114300" distR="114300">
             <wp:extent cx="5321300" cy="2959100"/>
             <wp:effectExtent b="0" l="0" r="0" t="0"/>
-            <wp:docPr id="5" name="image1.gif"/>
+            <wp:docPr id="8" name="image7.gif"/>
             <a:graphic>
               <a:graphicData uri="http://schemas.openxmlformats.org/drawingml/2006/picture">
                 <pic:pic>
                   <pic:nvPicPr>
-                    <pic:cNvPr id="0" name="image1.gif"/>
+                    <pic:cNvPr id="0" name="image7.gif"/>
                     <pic:cNvPicPr preferRelativeResize="0"/>
                   </pic:nvPicPr>
                   <pic:blipFill>
@@ -1814,12 +1814,12 @@
           <wp:inline distB="114300" distT="114300" distL="114300" distR="114300">
             <wp:extent cx="5321300" cy="2959100"/>
             <wp:effectExtent b="0" l="0" r="0" t="0"/>
-            <wp:docPr id="4" name="image9.gif"/>
+            <wp:docPr id="4" name="image3.gif"/>
             <a:graphic>
               <a:graphicData uri="http://schemas.openxmlformats.org/drawingml/2006/picture">
                 <pic:pic>
                   <pic:nvPicPr>
-                    <pic:cNvPr id="0" name="image9.gif"/>
+                    <pic:cNvPr id="0" name="image3.gif"/>
                     <pic:cNvPicPr preferRelativeResize="0"/>
                   </pic:nvPicPr>
                   <pic:blipFill>
@@ -2800,12 +2800,12 @@
           <wp:inline distB="114300" distT="114300" distL="114300" distR="114300">
             <wp:extent cx="5321300" cy="2959100"/>
             <wp:effectExtent b="0" l="0" r="0" t="0"/>
-            <wp:docPr id="7" name="image2.gif"/>
+            <wp:docPr id="5" name="image4.gif"/>
             <a:graphic>
               <a:graphicData uri="http://schemas.openxmlformats.org/drawingml/2006/picture">
                 <pic:pic>
                   <pic:nvPicPr>
-                    <pic:cNvPr id="0" name="image2.gif"/>
+                    <pic:cNvPr id="0" name="image4.gif"/>
                     <pic:cNvPicPr preferRelativeResize="0"/>
                   </pic:nvPicPr>
                   <pic:blipFill>
@@ -3704,12 +3704,12 @@
           <wp:inline distB="114300" distT="114300" distL="114300" distR="114300">
             <wp:extent cx="5321300" cy="2959100"/>
             <wp:effectExtent b="0" l="0" r="0" t="0"/>
-            <wp:docPr id="6" name="image10.gif"/>
+            <wp:docPr id="6" name="image6.gif"/>
             <a:graphic>
               <a:graphicData uri="http://schemas.openxmlformats.org/drawingml/2006/picture">
                 <pic:pic>
                   <pic:nvPicPr>
-                    <pic:cNvPr id="0" name="image10.gif"/>
+                    <pic:cNvPr id="0" name="image6.gif"/>
                     <pic:cNvPicPr preferRelativeResize="0"/>
                   </pic:nvPicPr>
                   <pic:blipFill>
@@ -4448,12 +4448,12 @@
           <wp:inline distB="114300" distT="114300" distL="114300" distR="114300">
             <wp:extent cx="5321300" cy="2959100"/>
             <wp:effectExtent b="0" l="0" r="0" t="0"/>
-            <wp:docPr id="2" name="image7.gif"/>
+            <wp:docPr id="3" name="image5.gif"/>
             <a:graphic>
               <a:graphicData uri="http://schemas.openxmlformats.org/drawingml/2006/picture">
                 <pic:pic>
                   <pic:nvPicPr>
-                    <pic:cNvPr id="0" name="image7.gif"/>
+                    <pic:cNvPr id="0" name="image5.gif"/>
                     <pic:cNvPicPr preferRelativeResize="0"/>
                   </pic:nvPicPr>
                   <pic:blipFill>
@@ -5234,12 +5234,12 @@
           <wp:inline distB="114300" distT="114300" distL="114300" distR="114300">
             <wp:extent cx="5321300" cy="2959100"/>
             <wp:effectExtent b="0" l="0" r="0" t="0"/>
-            <wp:docPr id="1" name="image6.gif"/>
+            <wp:docPr id="1" name="image1.gif"/>
             <a:graphic>
               <a:graphicData uri="http://schemas.openxmlformats.org/drawingml/2006/picture">
                 <pic:pic>
                   <pic:nvPicPr>
-                    <pic:cNvPr id="0" name="image6.gif"/>
+                    <pic:cNvPr id="0" name="image1.gif"/>
                     <pic:cNvPicPr preferRelativeResize="0"/>
                   </pic:nvPicPr>
                   <pic:blipFill>
@@ -6423,12 +6423,12 @@
           <wp:inline distB="114300" distT="114300" distL="114300" distR="114300">
             <wp:extent cx="5321300" cy="2959100"/>
             <wp:effectExtent b="0" l="0" r="0" t="0"/>
-            <wp:docPr id="9" name="image5.gif"/>
+            <wp:docPr id="11" name="image10.gif"/>
             <a:graphic>
               <a:graphicData uri="http://schemas.openxmlformats.org/drawingml/2006/picture">
                 <pic:pic>
                   <pic:nvPicPr>
-                    <pic:cNvPr id="0" name="image5.gif"/>
+                    <pic:cNvPr id="0" name="image10.gif"/>
                     <pic:cNvPicPr preferRelativeResize="0"/>
                   </pic:nvPicPr>
                   <pic:blipFill>
@@ -7335,12 +7335,12 @@
           <wp:inline distB="114300" distT="114300" distL="114300" distR="114300">
             <wp:extent cx="5321300" cy="2959100"/>
             <wp:effectExtent b="0" l="0" r="0" t="0"/>
-            <wp:docPr id="11" name="image8.gif"/>
+            <wp:docPr id="10" name="image11.gif"/>
             <a:graphic>
               <a:graphicData uri="http://schemas.openxmlformats.org/drawingml/2006/picture">
                 <pic:pic>
                   <pic:nvPicPr>
-                    <pic:cNvPr id="0" name="image8.gif"/>
+                    <pic:cNvPr id="0" name="image11.gif"/>
                     <pic:cNvPicPr preferRelativeResize="0"/>
                   </pic:nvPicPr>
                   <pic:blipFill>
@@ -8449,12 +8449,12 @@
           <wp:inline distB="114300" distT="114300" distL="114300" distR="114300">
             <wp:extent cx="5321300" cy="2959100"/>
             <wp:effectExtent b="0" l="0" r="0" t="0"/>
-            <wp:docPr id="10" name="image4.gif"/>
+            <wp:docPr id="2" name="image2.gif"/>
             <a:graphic>
               <a:graphicData uri="http://schemas.openxmlformats.org/drawingml/2006/picture">
                 <pic:pic>
                   <pic:nvPicPr>
-                    <pic:cNvPr id="0" name="image4.gif"/>
+                    <pic:cNvPr id="0" name="image2.gif"/>
                     <pic:cNvPicPr preferRelativeResize="0"/>
                   </pic:nvPicPr>
                   <pic:blipFill>
@@ -9500,12 +9500,12 @@
           <wp:inline distB="114300" distT="114300" distL="114300" distR="114300">
             <wp:extent cx="5321300" cy="2959100"/>
             <wp:effectExtent b="0" l="0" r="0" t="0"/>
-            <wp:docPr id="8" name="image3.gif"/>
+            <wp:docPr id="7" name="image8.gif"/>
             <a:graphic>
               <a:graphicData uri="http://schemas.openxmlformats.org/drawingml/2006/picture">
                 <pic:pic>
                   <pic:nvPicPr>
-                    <pic:cNvPr id="0" name="image3.gif"/>
+                    <pic:cNvPr id="0" name="image8.gif"/>
                     <pic:cNvPicPr preferRelativeResize="0"/>
                   </pic:nvPicPr>
                   <pic:blipFill>
@@ -17552,12 +17552,12 @@
           <wp:inline distB="114300" distT="114300" distL="114300" distR="114300">
             <wp:extent cx="6645600" cy="2070100"/>
             <wp:effectExtent b="0" l="0" r="0" t="0"/>
-            <wp:docPr id="3" name="image11.png"/>
+            <wp:docPr id="9" name="image9.png"/>
             <a:graphic>
               <a:graphicData uri="http://schemas.openxmlformats.org/drawingml/2006/picture">
                 <pic:pic>
                   <pic:nvPicPr>
-                    <pic:cNvPr id="0" name="image11.png"/>
+                    <pic:cNvPr id="0" name="image9.png"/>
                     <pic:cNvPicPr preferRelativeResize="0"/>
                   </pic:nvPicPr>
                   <pic:blipFill>

--- a/docs/SDG_Hackathon_Idea_Guide.docx
+++ b/docs/SDG_Hackathon_Idea_Guide.docx
@@ -775,12 +775,12 @@
           <wp:inline distB="114300" distT="114300" distL="114300" distR="114300">
             <wp:extent cx="5321300" cy="2959100"/>
             <wp:effectExtent b="0" l="0" r="0" t="0"/>
-            <wp:docPr id="8" name="image7.gif"/>
+            <wp:docPr id="9" name="image1.gif"/>
             <a:graphic>
               <a:graphicData uri="http://schemas.openxmlformats.org/drawingml/2006/picture">
                 <pic:pic>
                   <pic:nvPicPr>
-                    <pic:cNvPr id="0" name="image7.gif"/>
+                    <pic:cNvPr id="0" name="image1.gif"/>
                     <pic:cNvPicPr preferRelativeResize="0"/>
                   </pic:nvPicPr>
                   <pic:blipFill>
@@ -1814,12 +1814,12 @@
           <wp:inline distB="114300" distT="114300" distL="114300" distR="114300">
             <wp:extent cx="5321300" cy="2959100"/>
             <wp:effectExtent b="0" l="0" r="0" t="0"/>
-            <wp:docPr id="4" name="image3.gif"/>
+            <wp:docPr id="6" name="image7.gif"/>
             <a:graphic>
               <a:graphicData uri="http://schemas.openxmlformats.org/drawingml/2006/picture">
                 <pic:pic>
                   <pic:nvPicPr>
-                    <pic:cNvPr id="0" name="image3.gif"/>
+                    <pic:cNvPr id="0" name="image7.gif"/>
                     <pic:cNvPicPr preferRelativeResize="0"/>
                   </pic:nvPicPr>
                   <pic:blipFill>
@@ -2800,12 +2800,12 @@
           <wp:inline distB="114300" distT="114300" distL="114300" distR="114300">
             <wp:extent cx="5321300" cy="2959100"/>
             <wp:effectExtent b="0" l="0" r="0" t="0"/>
-            <wp:docPr id="5" name="image4.gif"/>
+            <wp:docPr id="8" name="image2.gif"/>
             <a:graphic>
               <a:graphicData uri="http://schemas.openxmlformats.org/drawingml/2006/picture">
                 <pic:pic>
                   <pic:nvPicPr>
-                    <pic:cNvPr id="0" name="image4.gif"/>
+                    <pic:cNvPr id="0" name="image2.gif"/>
                     <pic:cNvPicPr preferRelativeResize="0"/>
                   </pic:nvPicPr>
                   <pic:blipFill>
@@ -3704,12 +3704,12 @@
           <wp:inline distB="114300" distT="114300" distL="114300" distR="114300">
             <wp:extent cx="5321300" cy="2959100"/>
             <wp:effectExtent b="0" l="0" r="0" t="0"/>
-            <wp:docPr id="6" name="image6.gif"/>
+            <wp:docPr id="5" name="image10.gif"/>
             <a:graphic>
               <a:graphicData uri="http://schemas.openxmlformats.org/drawingml/2006/picture">
                 <pic:pic>
                   <pic:nvPicPr>
-                    <pic:cNvPr id="0" name="image6.gif"/>
+                    <pic:cNvPr id="0" name="image10.gif"/>
                     <pic:cNvPicPr preferRelativeResize="0"/>
                   </pic:nvPicPr>
                   <pic:blipFill>
@@ -4448,12 +4448,12 @@
           <wp:inline distB="114300" distT="114300" distL="114300" distR="114300">
             <wp:extent cx="5321300" cy="2959100"/>
             <wp:effectExtent b="0" l="0" r="0" t="0"/>
-            <wp:docPr id="3" name="image5.gif"/>
+            <wp:docPr id="4" name="image8.gif"/>
             <a:graphic>
               <a:graphicData uri="http://schemas.openxmlformats.org/drawingml/2006/picture">
                 <pic:pic>
                   <pic:nvPicPr>
-                    <pic:cNvPr id="0" name="image5.gif"/>
+                    <pic:cNvPr id="0" name="image8.gif"/>
                     <pic:cNvPicPr preferRelativeResize="0"/>
                   </pic:nvPicPr>
                   <pic:blipFill>
@@ -5234,12 +5234,12 @@
           <wp:inline distB="114300" distT="114300" distL="114300" distR="114300">
             <wp:extent cx="5321300" cy="2959100"/>
             <wp:effectExtent b="0" l="0" r="0" t="0"/>
-            <wp:docPr id="1" name="image1.gif"/>
+            <wp:docPr id="1" name="image11.gif"/>
             <a:graphic>
               <a:graphicData uri="http://schemas.openxmlformats.org/drawingml/2006/picture">
                 <pic:pic>
                   <pic:nvPicPr>
-                    <pic:cNvPr id="0" name="image1.gif"/>
+                    <pic:cNvPr id="0" name="image11.gif"/>
                     <pic:cNvPicPr preferRelativeResize="0"/>
                   </pic:nvPicPr>
                   <pic:blipFill>
@@ -6423,12 +6423,12 @@
           <wp:inline distB="114300" distT="114300" distL="114300" distR="114300">
             <wp:extent cx="5321300" cy="2959100"/>
             <wp:effectExtent b="0" l="0" r="0" t="0"/>
-            <wp:docPr id="11" name="image10.gif"/>
+            <wp:docPr id="7" name="image6.gif"/>
             <a:graphic>
               <a:graphicData uri="http://schemas.openxmlformats.org/drawingml/2006/picture">
                 <pic:pic>
                   <pic:nvPicPr>
-                    <pic:cNvPr id="0" name="image10.gif"/>
+                    <pic:cNvPr id="0" name="image6.gif"/>
                     <pic:cNvPicPr preferRelativeResize="0"/>
                   </pic:nvPicPr>
                   <pic:blipFill>
@@ -7335,12 +7335,12 @@
           <wp:inline distB="114300" distT="114300" distL="114300" distR="114300">
             <wp:extent cx="5321300" cy="2959100"/>
             <wp:effectExtent b="0" l="0" r="0" t="0"/>
-            <wp:docPr id="10" name="image11.gif"/>
+            <wp:docPr id="3" name="image9.gif"/>
             <a:graphic>
               <a:graphicData uri="http://schemas.openxmlformats.org/drawingml/2006/picture">
                 <pic:pic>
                   <pic:nvPicPr>
-                    <pic:cNvPr id="0" name="image11.gif"/>
+                    <pic:cNvPr id="0" name="image9.gif"/>
                     <pic:cNvPicPr preferRelativeResize="0"/>
                   </pic:nvPicPr>
                   <pic:blipFill>
@@ -8449,12 +8449,12 @@
           <wp:inline distB="114300" distT="114300" distL="114300" distR="114300">
             <wp:extent cx="5321300" cy="2959100"/>
             <wp:effectExtent b="0" l="0" r="0" t="0"/>
-            <wp:docPr id="2" name="image2.gif"/>
+            <wp:docPr id="10" name="image4.gif"/>
             <a:graphic>
               <a:graphicData uri="http://schemas.openxmlformats.org/drawingml/2006/picture">
                 <pic:pic>
                   <pic:nvPicPr>
-                    <pic:cNvPr id="0" name="image2.gif"/>
+                    <pic:cNvPr id="0" name="image4.gif"/>
                     <pic:cNvPicPr preferRelativeResize="0"/>
                   </pic:nvPicPr>
                   <pic:blipFill>
@@ -9500,12 +9500,12 @@
           <wp:inline distB="114300" distT="114300" distL="114300" distR="114300">
             <wp:extent cx="5321300" cy="2959100"/>
             <wp:effectExtent b="0" l="0" r="0" t="0"/>
-            <wp:docPr id="7" name="image8.gif"/>
+            <wp:docPr id="11" name="image5.gif"/>
             <a:graphic>
               <a:graphicData uri="http://schemas.openxmlformats.org/drawingml/2006/picture">
                 <pic:pic>
                   <pic:nvPicPr>
-                    <pic:cNvPr id="0" name="image8.gif"/>
+                    <pic:cNvPr id="0" name="image5.gif"/>
                     <pic:cNvPicPr preferRelativeResize="0"/>
                   </pic:nvPicPr>
                   <pic:blipFill>
@@ -17552,12 +17552,12 @@
           <wp:inline distB="114300" distT="114300" distL="114300" distR="114300">
             <wp:extent cx="6645600" cy="2070100"/>
             <wp:effectExtent b="0" l="0" r="0" t="0"/>
-            <wp:docPr id="9" name="image9.png"/>
+            <wp:docPr id="2" name="image3.png"/>
             <a:graphic>
               <a:graphicData uri="http://schemas.openxmlformats.org/drawingml/2006/picture">
                 <pic:pic>
                   <pic:nvPicPr>
-                    <pic:cNvPr id="0" name="image9.png"/>
+                    <pic:cNvPr id="0" name="image3.png"/>
                     <pic:cNvPicPr preferRelativeResize="0"/>
                   </pic:nvPicPr>
                   <pic:blipFill>

--- a/docs/SDG_Hackathon_Idea_Guide.docx
+++ b/docs/SDG_Hackathon_Idea_Guide.docx
@@ -775,12 +775,12 @@
           <wp:inline distB="114300" distT="114300" distL="114300" distR="114300">
             <wp:extent cx="5321300" cy="2959100"/>
             <wp:effectExtent b="0" l="0" r="0" t="0"/>
-            <wp:docPr id="9" name="image1.gif"/>
+            <wp:docPr id="5" name="image7.gif"/>
             <a:graphic>
               <a:graphicData uri="http://schemas.openxmlformats.org/drawingml/2006/picture">
                 <pic:pic>
                   <pic:nvPicPr>
-                    <pic:cNvPr id="0" name="image1.gif"/>
+                    <pic:cNvPr id="0" name="image7.gif"/>
                     <pic:cNvPicPr preferRelativeResize="0"/>
                   </pic:nvPicPr>
                   <pic:blipFill>
@@ -1814,12 +1814,12 @@
           <wp:inline distB="114300" distT="114300" distL="114300" distR="114300">
             <wp:extent cx="5321300" cy="2959100"/>
             <wp:effectExtent b="0" l="0" r="0" t="0"/>
-            <wp:docPr id="6" name="image7.gif"/>
+            <wp:docPr id="1" name="image1.gif"/>
             <a:graphic>
               <a:graphicData uri="http://schemas.openxmlformats.org/drawingml/2006/picture">
                 <pic:pic>
                   <pic:nvPicPr>
-                    <pic:cNvPr id="0" name="image7.gif"/>
+                    <pic:cNvPr id="0" name="image1.gif"/>
                     <pic:cNvPicPr preferRelativeResize="0"/>
                   </pic:nvPicPr>
                   <pic:blipFill>
@@ -2800,12 +2800,12 @@
           <wp:inline distB="114300" distT="114300" distL="114300" distR="114300">
             <wp:extent cx="5321300" cy="2959100"/>
             <wp:effectExtent b="0" l="0" r="0" t="0"/>
-            <wp:docPr id="8" name="image2.gif"/>
+            <wp:docPr id="9" name="image6.gif"/>
             <a:graphic>
               <a:graphicData uri="http://schemas.openxmlformats.org/drawingml/2006/picture">
                 <pic:pic>
                   <pic:nvPicPr>
-                    <pic:cNvPr id="0" name="image2.gif"/>
+                    <pic:cNvPr id="0" name="image6.gif"/>
                     <pic:cNvPicPr preferRelativeResize="0"/>
                   </pic:nvPicPr>
                   <pic:blipFill>
@@ -3704,12 +3704,12 @@
           <wp:inline distB="114300" distT="114300" distL="114300" distR="114300">
             <wp:extent cx="5321300" cy="2959100"/>
             <wp:effectExtent b="0" l="0" r="0" t="0"/>
-            <wp:docPr id="5" name="image10.gif"/>
+            <wp:docPr id="11" name="image11.gif"/>
             <a:graphic>
               <a:graphicData uri="http://schemas.openxmlformats.org/drawingml/2006/picture">
                 <pic:pic>
                   <pic:nvPicPr>
-                    <pic:cNvPr id="0" name="image10.gif"/>
+                    <pic:cNvPr id="0" name="image11.gif"/>
                     <pic:cNvPicPr preferRelativeResize="0"/>
                   </pic:nvPicPr>
                   <pic:blipFill>
@@ -4448,12 +4448,12 @@
           <wp:inline distB="114300" distT="114300" distL="114300" distR="114300">
             <wp:extent cx="5321300" cy="2959100"/>
             <wp:effectExtent b="0" l="0" r="0" t="0"/>
-            <wp:docPr id="4" name="image8.gif"/>
+            <wp:docPr id="6" name="image9.gif"/>
             <a:graphic>
               <a:graphicData uri="http://schemas.openxmlformats.org/drawingml/2006/picture">
                 <pic:pic>
                   <pic:nvPicPr>
-                    <pic:cNvPr id="0" name="image8.gif"/>
+                    <pic:cNvPr id="0" name="image9.gif"/>
                     <pic:cNvPicPr preferRelativeResize="0"/>
                   </pic:nvPicPr>
                   <pic:blipFill>
@@ -5234,12 +5234,12 @@
           <wp:inline distB="114300" distT="114300" distL="114300" distR="114300">
             <wp:extent cx="5321300" cy="2959100"/>
             <wp:effectExtent b="0" l="0" r="0" t="0"/>
-            <wp:docPr id="1" name="image11.gif"/>
+            <wp:docPr id="10" name="image10.gif"/>
             <a:graphic>
               <a:graphicData uri="http://schemas.openxmlformats.org/drawingml/2006/picture">
                 <pic:pic>
                   <pic:nvPicPr>
-                    <pic:cNvPr id="0" name="image11.gif"/>
+                    <pic:cNvPr id="0" name="image10.gif"/>
                     <pic:cNvPicPr preferRelativeResize="0"/>
                   </pic:nvPicPr>
                   <pic:blipFill>
@@ -6423,12 +6423,12 @@
           <wp:inline distB="114300" distT="114300" distL="114300" distR="114300">
             <wp:extent cx="5321300" cy="2959100"/>
             <wp:effectExtent b="0" l="0" r="0" t="0"/>
-            <wp:docPr id="7" name="image6.gif"/>
+            <wp:docPr id="2" name="image2.gif"/>
             <a:graphic>
               <a:graphicData uri="http://schemas.openxmlformats.org/drawingml/2006/picture">
                 <pic:pic>
                   <pic:nvPicPr>
-                    <pic:cNvPr id="0" name="image6.gif"/>
+                    <pic:cNvPr id="0" name="image2.gif"/>
                     <pic:cNvPicPr preferRelativeResize="0"/>
                   </pic:nvPicPr>
                   <pic:blipFill>
@@ -7335,12 +7335,12 @@
           <wp:inline distB="114300" distT="114300" distL="114300" distR="114300">
             <wp:extent cx="5321300" cy="2959100"/>
             <wp:effectExtent b="0" l="0" r="0" t="0"/>
-            <wp:docPr id="3" name="image9.gif"/>
+            <wp:docPr id="8" name="image8.gif"/>
             <a:graphic>
               <a:graphicData uri="http://schemas.openxmlformats.org/drawingml/2006/picture">
                 <pic:pic>
                   <pic:nvPicPr>
-                    <pic:cNvPr id="0" name="image9.gif"/>
+                    <pic:cNvPr id="0" name="image8.gif"/>
                     <pic:cNvPicPr preferRelativeResize="0"/>
                   </pic:nvPicPr>
                   <pic:blipFill>
@@ -8449,7 +8449,7 @@
           <wp:inline distB="114300" distT="114300" distL="114300" distR="114300">
             <wp:extent cx="5321300" cy="2959100"/>
             <wp:effectExtent b="0" l="0" r="0" t="0"/>
-            <wp:docPr id="10" name="image4.gif"/>
+            <wp:docPr id="4" name="image4.gif"/>
             <a:graphic>
               <a:graphicData uri="http://schemas.openxmlformats.org/drawingml/2006/picture">
                 <pic:pic>
@@ -9500,12 +9500,12 @@
           <wp:inline distB="114300" distT="114300" distL="114300" distR="114300">
             <wp:extent cx="5321300" cy="2959100"/>
             <wp:effectExtent b="0" l="0" r="0" t="0"/>
-            <wp:docPr id="11" name="image5.gif"/>
+            <wp:docPr id="7" name="image3.gif"/>
             <a:graphic>
               <a:graphicData uri="http://schemas.openxmlformats.org/drawingml/2006/picture">
                 <pic:pic>
                   <pic:nvPicPr>
-                    <pic:cNvPr id="0" name="image5.gif"/>
+                    <pic:cNvPr id="0" name="image3.gif"/>
                     <pic:cNvPicPr preferRelativeResize="0"/>
                   </pic:nvPicPr>
                   <pic:blipFill>
@@ -17552,12 +17552,12 @@
           <wp:inline distB="114300" distT="114300" distL="114300" distR="114300">
             <wp:extent cx="6645600" cy="2070100"/>
             <wp:effectExtent b="0" l="0" r="0" t="0"/>
-            <wp:docPr id="2" name="image3.png"/>
+            <wp:docPr id="3" name="image5.png"/>
             <a:graphic>
               <a:graphicData uri="http://schemas.openxmlformats.org/drawingml/2006/picture">
                 <pic:pic>
                   <pic:nvPicPr>
-                    <pic:cNvPr id="0" name="image3.png"/>
+                    <pic:cNvPr id="0" name="image5.png"/>
                     <pic:cNvPicPr preferRelativeResize="0"/>
                   </pic:nvPicPr>
                   <pic:blipFill>

--- a/docs/SDG_Hackathon_Idea_Guide.docx
+++ b/docs/SDG_Hackathon_Idea_Guide.docx
@@ -775,12 +775,12 @@
           <wp:inline distB="114300" distT="114300" distL="114300" distR="114300">
             <wp:extent cx="5321300" cy="2959100"/>
             <wp:effectExtent b="0" l="0" r="0" t="0"/>
-            <wp:docPr id="5" name="image7.gif"/>
+            <wp:docPr id="10" name="image1.gif"/>
             <a:graphic>
               <a:graphicData uri="http://schemas.openxmlformats.org/drawingml/2006/picture">
                 <pic:pic>
                   <pic:nvPicPr>
-                    <pic:cNvPr id="0" name="image7.gif"/>
+                    <pic:cNvPr id="0" name="image1.gif"/>
                     <pic:cNvPicPr preferRelativeResize="0"/>
                   </pic:nvPicPr>
                   <pic:blipFill>
@@ -1814,12 +1814,12 @@
           <wp:inline distB="114300" distT="114300" distL="114300" distR="114300">
             <wp:extent cx="5321300" cy="2959100"/>
             <wp:effectExtent b="0" l="0" r="0" t="0"/>
-            <wp:docPr id="1" name="image1.gif"/>
+            <wp:docPr id="8" name="image5.gif"/>
             <a:graphic>
               <a:graphicData uri="http://schemas.openxmlformats.org/drawingml/2006/picture">
                 <pic:pic>
                   <pic:nvPicPr>
-                    <pic:cNvPr id="0" name="image1.gif"/>
+                    <pic:cNvPr id="0" name="image5.gif"/>
                     <pic:cNvPicPr preferRelativeResize="0"/>
                   </pic:nvPicPr>
                   <pic:blipFill>
@@ -2800,12 +2800,12 @@
           <wp:inline distB="114300" distT="114300" distL="114300" distR="114300">
             <wp:extent cx="5321300" cy="2959100"/>
             <wp:effectExtent b="0" l="0" r="0" t="0"/>
-            <wp:docPr id="9" name="image6.gif"/>
+            <wp:docPr id="9" name="image4.gif"/>
             <a:graphic>
               <a:graphicData uri="http://schemas.openxmlformats.org/drawingml/2006/picture">
                 <pic:pic>
                   <pic:nvPicPr>
-                    <pic:cNvPr id="0" name="image6.gif"/>
+                    <pic:cNvPr id="0" name="image4.gif"/>
                     <pic:cNvPicPr preferRelativeResize="0"/>
                   </pic:nvPicPr>
                   <pic:blipFill>
@@ -3704,7 +3704,7 @@
           <wp:inline distB="114300" distT="114300" distL="114300" distR="114300">
             <wp:extent cx="5321300" cy="2959100"/>
             <wp:effectExtent b="0" l="0" r="0" t="0"/>
-            <wp:docPr id="11" name="image11.gif"/>
+            <wp:docPr id="7" name="image11.gif"/>
             <a:graphic>
               <a:graphicData uri="http://schemas.openxmlformats.org/drawingml/2006/picture">
                 <pic:pic>
@@ -4448,12 +4448,12 @@
           <wp:inline distB="114300" distT="114300" distL="114300" distR="114300">
             <wp:extent cx="5321300" cy="2959100"/>
             <wp:effectExtent b="0" l="0" r="0" t="0"/>
-            <wp:docPr id="6" name="image9.gif"/>
+            <wp:docPr id="5" name="image6.gif"/>
             <a:graphic>
               <a:graphicData uri="http://schemas.openxmlformats.org/drawingml/2006/picture">
                 <pic:pic>
                   <pic:nvPicPr>
-                    <pic:cNvPr id="0" name="image9.gif"/>
+                    <pic:cNvPr id="0" name="image6.gif"/>
                     <pic:cNvPicPr preferRelativeResize="0"/>
                   </pic:nvPicPr>
                   <pic:blipFill>
@@ -5234,12 +5234,12 @@
           <wp:inline distB="114300" distT="114300" distL="114300" distR="114300">
             <wp:extent cx="5321300" cy="2959100"/>
             <wp:effectExtent b="0" l="0" r="0" t="0"/>
-            <wp:docPr id="10" name="image10.gif"/>
+            <wp:docPr id="4" name="image3.gif"/>
             <a:graphic>
               <a:graphicData uri="http://schemas.openxmlformats.org/drawingml/2006/picture">
                 <pic:pic>
                   <pic:nvPicPr>
-                    <pic:cNvPr id="0" name="image10.gif"/>
+                    <pic:cNvPr id="0" name="image3.gif"/>
                     <pic:cNvPicPr preferRelativeResize="0"/>
                   </pic:nvPicPr>
                   <pic:blipFill>
@@ -6423,12 +6423,12 @@
           <wp:inline distB="114300" distT="114300" distL="114300" distR="114300">
             <wp:extent cx="5321300" cy="2959100"/>
             <wp:effectExtent b="0" l="0" r="0" t="0"/>
-            <wp:docPr id="2" name="image2.gif"/>
+            <wp:docPr id="1" name="image9.gif"/>
             <a:graphic>
               <a:graphicData uri="http://schemas.openxmlformats.org/drawingml/2006/picture">
                 <pic:pic>
                   <pic:nvPicPr>
-                    <pic:cNvPr id="0" name="image2.gif"/>
+                    <pic:cNvPr id="0" name="image9.gif"/>
                     <pic:cNvPicPr preferRelativeResize="0"/>
                   </pic:nvPicPr>
                   <pic:blipFill>
@@ -7335,12 +7335,12 @@
           <wp:inline distB="114300" distT="114300" distL="114300" distR="114300">
             <wp:extent cx="5321300" cy="2959100"/>
             <wp:effectExtent b="0" l="0" r="0" t="0"/>
-            <wp:docPr id="8" name="image8.gif"/>
+            <wp:docPr id="11" name="image7.gif"/>
             <a:graphic>
               <a:graphicData uri="http://schemas.openxmlformats.org/drawingml/2006/picture">
                 <pic:pic>
                   <pic:nvPicPr>
-                    <pic:cNvPr id="0" name="image8.gif"/>
+                    <pic:cNvPr id="0" name="image7.gif"/>
                     <pic:cNvPicPr preferRelativeResize="0"/>
                   </pic:nvPicPr>
                   <pic:blipFill>
@@ -8449,12 +8449,12 @@
           <wp:inline distB="114300" distT="114300" distL="114300" distR="114300">
             <wp:extent cx="5321300" cy="2959100"/>
             <wp:effectExtent b="0" l="0" r="0" t="0"/>
-            <wp:docPr id="4" name="image4.gif"/>
+            <wp:docPr id="6" name="image2.gif"/>
             <a:graphic>
               <a:graphicData uri="http://schemas.openxmlformats.org/drawingml/2006/picture">
                 <pic:pic>
                   <pic:nvPicPr>
-                    <pic:cNvPr id="0" name="image4.gif"/>
+                    <pic:cNvPr id="0" name="image2.gif"/>
                     <pic:cNvPicPr preferRelativeResize="0"/>
                   </pic:nvPicPr>
                   <pic:blipFill>
@@ -9500,12 +9500,12 @@
           <wp:inline distB="114300" distT="114300" distL="114300" distR="114300">
             <wp:extent cx="5321300" cy="2959100"/>
             <wp:effectExtent b="0" l="0" r="0" t="0"/>
-            <wp:docPr id="7" name="image3.gif"/>
+            <wp:docPr id="3" name="image8.gif"/>
             <a:graphic>
               <a:graphicData uri="http://schemas.openxmlformats.org/drawingml/2006/picture">
                 <pic:pic>
                   <pic:nvPicPr>
-                    <pic:cNvPr id="0" name="image3.gif"/>
+                    <pic:cNvPr id="0" name="image8.gif"/>
                     <pic:cNvPicPr preferRelativeResize="0"/>
                   </pic:nvPicPr>
                   <pic:blipFill>
@@ -17552,12 +17552,12 @@
           <wp:inline distB="114300" distT="114300" distL="114300" distR="114300">
             <wp:extent cx="6645600" cy="2070100"/>
             <wp:effectExtent b="0" l="0" r="0" t="0"/>
-            <wp:docPr id="3" name="image5.png"/>
+            <wp:docPr id="2" name="image10.png"/>
             <a:graphic>
               <a:graphicData uri="http://schemas.openxmlformats.org/drawingml/2006/picture">
                 <pic:pic>
                   <pic:nvPicPr>
-                    <pic:cNvPr id="0" name="image5.png"/>
+                    <pic:cNvPr id="0" name="image10.png"/>
                     <pic:cNvPicPr preferRelativeResize="0"/>
                   </pic:nvPicPr>
                   <pic:blipFill>

--- a/docs/SDG_Hackathon_Idea_Guide.docx
+++ b/docs/SDG_Hackathon_Idea_Guide.docx
@@ -775,7 +775,7 @@
           <wp:inline distB="114300" distT="114300" distL="114300" distR="114300">
             <wp:extent cx="5321300" cy="2959100"/>
             <wp:effectExtent b="0" l="0" r="0" t="0"/>
-            <wp:docPr id="10" name="image1.gif"/>
+            <wp:docPr id="4" name="image1.gif"/>
             <a:graphic>
               <a:graphicData uri="http://schemas.openxmlformats.org/drawingml/2006/picture">
                 <pic:pic>
@@ -1814,12 +1814,12 @@
           <wp:inline distB="114300" distT="114300" distL="114300" distR="114300">
             <wp:extent cx="5321300" cy="2959100"/>
             <wp:effectExtent b="0" l="0" r="0" t="0"/>
-            <wp:docPr id="8" name="image5.gif"/>
+            <wp:docPr id="11" name="image8.gif"/>
             <a:graphic>
               <a:graphicData uri="http://schemas.openxmlformats.org/drawingml/2006/picture">
                 <pic:pic>
                   <pic:nvPicPr>
-                    <pic:cNvPr id="0" name="image5.gif"/>
+                    <pic:cNvPr id="0" name="image8.gif"/>
                     <pic:cNvPicPr preferRelativeResize="0"/>
                   </pic:nvPicPr>
                   <pic:blipFill>
@@ -2800,12 +2800,12 @@
           <wp:inline distB="114300" distT="114300" distL="114300" distR="114300">
             <wp:extent cx="5321300" cy="2959100"/>
             <wp:effectExtent b="0" l="0" r="0" t="0"/>
-            <wp:docPr id="9" name="image4.gif"/>
+            <wp:docPr id="8" name="image9.gif"/>
             <a:graphic>
               <a:graphicData uri="http://schemas.openxmlformats.org/drawingml/2006/picture">
                 <pic:pic>
                   <pic:nvPicPr>
-                    <pic:cNvPr id="0" name="image4.gif"/>
+                    <pic:cNvPr id="0" name="image9.gif"/>
                     <pic:cNvPicPr preferRelativeResize="0"/>
                   </pic:nvPicPr>
                   <pic:blipFill>
@@ -3704,7 +3704,7 @@
           <wp:inline distB="114300" distT="114300" distL="114300" distR="114300">
             <wp:extent cx="5321300" cy="2959100"/>
             <wp:effectExtent b="0" l="0" r="0" t="0"/>
-            <wp:docPr id="7" name="image11.gif"/>
+            <wp:docPr id="3" name="image11.gif"/>
             <a:graphic>
               <a:graphicData uri="http://schemas.openxmlformats.org/drawingml/2006/picture">
                 <pic:pic>
@@ -4448,12 +4448,12 @@
           <wp:inline distB="114300" distT="114300" distL="114300" distR="114300">
             <wp:extent cx="5321300" cy="2959100"/>
             <wp:effectExtent b="0" l="0" r="0" t="0"/>
-            <wp:docPr id="5" name="image6.gif"/>
+            <wp:docPr id="9" name="image7.gif"/>
             <a:graphic>
               <a:graphicData uri="http://schemas.openxmlformats.org/drawingml/2006/picture">
                 <pic:pic>
                   <pic:nvPicPr>
-                    <pic:cNvPr id="0" name="image6.gif"/>
+                    <pic:cNvPr id="0" name="image7.gif"/>
                     <pic:cNvPicPr preferRelativeResize="0"/>
                   </pic:nvPicPr>
                   <pic:blipFill>
@@ -5234,7 +5234,7 @@
           <wp:inline distB="114300" distT="114300" distL="114300" distR="114300">
             <wp:extent cx="5321300" cy="2959100"/>
             <wp:effectExtent b="0" l="0" r="0" t="0"/>
-            <wp:docPr id="4" name="image3.gif"/>
+            <wp:docPr id="1" name="image3.gif"/>
             <a:graphic>
               <a:graphicData uri="http://schemas.openxmlformats.org/drawingml/2006/picture">
                 <pic:pic>
@@ -6423,12 +6423,12 @@
           <wp:inline distB="114300" distT="114300" distL="114300" distR="114300">
             <wp:extent cx="5321300" cy="2959100"/>
             <wp:effectExtent b="0" l="0" r="0" t="0"/>
-            <wp:docPr id="1" name="image9.gif"/>
+            <wp:docPr id="7" name="image2.gif"/>
             <a:graphic>
               <a:graphicData uri="http://schemas.openxmlformats.org/drawingml/2006/picture">
                 <pic:pic>
                   <pic:nvPicPr>
-                    <pic:cNvPr id="0" name="image9.gif"/>
+                    <pic:cNvPr id="0" name="image2.gif"/>
                     <pic:cNvPicPr preferRelativeResize="0"/>
                   </pic:nvPicPr>
                   <pic:blipFill>
@@ -7335,12 +7335,12 @@
           <wp:inline distB="114300" distT="114300" distL="114300" distR="114300">
             <wp:extent cx="5321300" cy="2959100"/>
             <wp:effectExtent b="0" l="0" r="0" t="0"/>
-            <wp:docPr id="11" name="image7.gif"/>
+            <wp:docPr id="10" name="image6.gif"/>
             <a:graphic>
               <a:graphicData uri="http://schemas.openxmlformats.org/drawingml/2006/picture">
                 <pic:pic>
                   <pic:nvPicPr>
-                    <pic:cNvPr id="0" name="image7.gif"/>
+                    <pic:cNvPr id="0" name="image6.gif"/>
                     <pic:cNvPicPr preferRelativeResize="0"/>
                   </pic:nvPicPr>
                   <pic:blipFill>
@@ -8449,12 +8449,12 @@
           <wp:inline distB="114300" distT="114300" distL="114300" distR="114300">
             <wp:extent cx="5321300" cy="2959100"/>
             <wp:effectExtent b="0" l="0" r="0" t="0"/>
-            <wp:docPr id="6" name="image2.gif"/>
+            <wp:docPr id="2" name="image5.gif"/>
             <a:graphic>
               <a:graphicData uri="http://schemas.openxmlformats.org/drawingml/2006/picture">
                 <pic:pic>
                   <pic:nvPicPr>
-                    <pic:cNvPr id="0" name="image2.gif"/>
+                    <pic:cNvPr id="0" name="image5.gif"/>
                     <pic:cNvPicPr preferRelativeResize="0"/>
                   </pic:nvPicPr>
                   <pic:blipFill>
@@ -9500,12 +9500,12 @@
           <wp:inline distB="114300" distT="114300" distL="114300" distR="114300">
             <wp:extent cx="5321300" cy="2959100"/>
             <wp:effectExtent b="0" l="0" r="0" t="0"/>
-            <wp:docPr id="3" name="image8.gif"/>
+            <wp:docPr id="5" name="image4.gif"/>
             <a:graphic>
               <a:graphicData uri="http://schemas.openxmlformats.org/drawingml/2006/picture">
                 <pic:pic>
                   <pic:nvPicPr>
-                    <pic:cNvPr id="0" name="image8.gif"/>
+                    <pic:cNvPr id="0" name="image4.gif"/>
                     <pic:cNvPicPr preferRelativeResize="0"/>
                   </pic:nvPicPr>
                   <pic:blipFill>
@@ -17552,7 +17552,7 @@
           <wp:inline distB="114300" distT="114300" distL="114300" distR="114300">
             <wp:extent cx="6645600" cy="2070100"/>
             <wp:effectExtent b="0" l="0" r="0" t="0"/>
-            <wp:docPr id="2" name="image10.png"/>
+            <wp:docPr id="6" name="image10.png"/>
             <a:graphic>
               <a:graphicData uri="http://schemas.openxmlformats.org/drawingml/2006/picture">
                 <pic:pic>

--- a/docs/SDG_Hackathon_Idea_Guide.docx
+++ b/docs/SDG_Hackathon_Idea_Guide.docx
@@ -775,7 +775,7 @@
           <wp:inline distB="114300" distT="114300" distL="114300" distR="114300">
             <wp:extent cx="5321300" cy="2959100"/>
             <wp:effectExtent b="0" l="0" r="0" t="0"/>
-            <wp:docPr id="4" name="image1.gif"/>
+            <wp:docPr id="2" name="image1.gif"/>
             <a:graphic>
               <a:graphicData uri="http://schemas.openxmlformats.org/drawingml/2006/picture">
                 <pic:pic>
@@ -1814,12 +1814,12 @@
           <wp:inline distB="114300" distT="114300" distL="114300" distR="114300">
             <wp:extent cx="5321300" cy="2959100"/>
             <wp:effectExtent b="0" l="0" r="0" t="0"/>
-            <wp:docPr id="11" name="image8.gif"/>
+            <wp:docPr id="10" name="image6.gif"/>
             <a:graphic>
               <a:graphicData uri="http://schemas.openxmlformats.org/drawingml/2006/picture">
                 <pic:pic>
                   <pic:nvPicPr>
-                    <pic:cNvPr id="0" name="image8.gif"/>
+                    <pic:cNvPr id="0" name="image6.gif"/>
                     <pic:cNvPicPr preferRelativeResize="0"/>
                   </pic:nvPicPr>
                   <pic:blipFill>
@@ -2800,12 +2800,12 @@
           <wp:inline distB="114300" distT="114300" distL="114300" distR="114300">
             <wp:extent cx="5321300" cy="2959100"/>
             <wp:effectExtent b="0" l="0" r="0" t="0"/>
-            <wp:docPr id="8" name="image9.gif"/>
+            <wp:docPr id="9" name="image2.gif"/>
             <a:graphic>
               <a:graphicData uri="http://schemas.openxmlformats.org/drawingml/2006/picture">
                 <pic:pic>
                   <pic:nvPicPr>
-                    <pic:cNvPr id="0" name="image9.gif"/>
+                    <pic:cNvPr id="0" name="image2.gif"/>
                     <pic:cNvPicPr preferRelativeResize="0"/>
                   </pic:nvPicPr>
                   <pic:blipFill>
@@ -3704,12 +3704,12 @@
           <wp:inline distB="114300" distT="114300" distL="114300" distR="114300">
             <wp:extent cx="5321300" cy="2959100"/>
             <wp:effectExtent b="0" l="0" r="0" t="0"/>
-            <wp:docPr id="3" name="image11.gif"/>
+            <wp:docPr id="6" name="image9.gif"/>
             <a:graphic>
               <a:graphicData uri="http://schemas.openxmlformats.org/drawingml/2006/picture">
                 <pic:pic>
                   <pic:nvPicPr>
-                    <pic:cNvPr id="0" name="image11.gif"/>
+                    <pic:cNvPr id="0" name="image9.gif"/>
                     <pic:cNvPicPr preferRelativeResize="0"/>
                   </pic:nvPicPr>
                   <pic:blipFill>
@@ -4448,12 +4448,12 @@
           <wp:inline distB="114300" distT="114300" distL="114300" distR="114300">
             <wp:extent cx="5321300" cy="2959100"/>
             <wp:effectExtent b="0" l="0" r="0" t="0"/>
-            <wp:docPr id="9" name="image7.gif"/>
+            <wp:docPr id="5" name="image11.gif"/>
             <a:graphic>
               <a:graphicData uri="http://schemas.openxmlformats.org/drawingml/2006/picture">
                 <pic:pic>
                   <pic:nvPicPr>
-                    <pic:cNvPr id="0" name="image7.gif"/>
+                    <pic:cNvPr id="0" name="image11.gif"/>
                     <pic:cNvPicPr preferRelativeResize="0"/>
                   </pic:nvPicPr>
                   <pic:blipFill>
@@ -5234,12 +5234,12 @@
           <wp:inline distB="114300" distT="114300" distL="114300" distR="114300">
             <wp:extent cx="5321300" cy="2959100"/>
             <wp:effectExtent b="0" l="0" r="0" t="0"/>
-            <wp:docPr id="1" name="image3.gif"/>
+            <wp:docPr id="8" name="image5.gif"/>
             <a:graphic>
               <a:graphicData uri="http://schemas.openxmlformats.org/drawingml/2006/picture">
                 <pic:pic>
                   <pic:nvPicPr>
-                    <pic:cNvPr id="0" name="image3.gif"/>
+                    <pic:cNvPr id="0" name="image5.gif"/>
                     <pic:cNvPicPr preferRelativeResize="0"/>
                   </pic:nvPicPr>
                   <pic:blipFill>
@@ -6423,12 +6423,12 @@
           <wp:inline distB="114300" distT="114300" distL="114300" distR="114300">
             <wp:extent cx="5321300" cy="2959100"/>
             <wp:effectExtent b="0" l="0" r="0" t="0"/>
-            <wp:docPr id="7" name="image2.gif"/>
+            <wp:docPr id="1" name="image8.gif"/>
             <a:graphic>
               <a:graphicData uri="http://schemas.openxmlformats.org/drawingml/2006/picture">
                 <pic:pic>
                   <pic:nvPicPr>
-                    <pic:cNvPr id="0" name="image2.gif"/>
+                    <pic:cNvPr id="0" name="image8.gif"/>
                     <pic:cNvPicPr preferRelativeResize="0"/>
                   </pic:nvPicPr>
                   <pic:blipFill>
@@ -7335,12 +7335,12 @@
           <wp:inline distB="114300" distT="114300" distL="114300" distR="114300">
             <wp:extent cx="5321300" cy="2959100"/>
             <wp:effectExtent b="0" l="0" r="0" t="0"/>
-            <wp:docPr id="10" name="image6.gif"/>
+            <wp:docPr id="3" name="image3.gif"/>
             <a:graphic>
               <a:graphicData uri="http://schemas.openxmlformats.org/drawingml/2006/picture">
                 <pic:pic>
                   <pic:nvPicPr>
-                    <pic:cNvPr id="0" name="image6.gif"/>
+                    <pic:cNvPr id="0" name="image3.gif"/>
                     <pic:cNvPicPr preferRelativeResize="0"/>
                   </pic:nvPicPr>
                   <pic:blipFill>
@@ -8449,12 +8449,12 @@
           <wp:inline distB="114300" distT="114300" distL="114300" distR="114300">
             <wp:extent cx="5321300" cy="2959100"/>
             <wp:effectExtent b="0" l="0" r="0" t="0"/>
-            <wp:docPr id="2" name="image5.gif"/>
+            <wp:docPr id="4" name="image4.gif"/>
             <a:graphic>
               <a:graphicData uri="http://schemas.openxmlformats.org/drawingml/2006/picture">
                 <pic:pic>
                   <pic:nvPicPr>
-                    <pic:cNvPr id="0" name="image5.gif"/>
+                    <pic:cNvPr id="0" name="image4.gif"/>
                     <pic:cNvPicPr preferRelativeResize="0"/>
                   </pic:nvPicPr>
                   <pic:blipFill>
@@ -9500,12 +9500,12 @@
           <wp:inline distB="114300" distT="114300" distL="114300" distR="114300">
             <wp:extent cx="5321300" cy="2959100"/>
             <wp:effectExtent b="0" l="0" r="0" t="0"/>
-            <wp:docPr id="5" name="image4.gif"/>
+            <wp:docPr id="7" name="image7.gif"/>
             <a:graphic>
               <a:graphicData uri="http://schemas.openxmlformats.org/drawingml/2006/picture">
                 <pic:pic>
                   <pic:nvPicPr>
-                    <pic:cNvPr id="0" name="image4.gif"/>
+                    <pic:cNvPr id="0" name="image7.gif"/>
                     <pic:cNvPicPr preferRelativeResize="0"/>
                   </pic:nvPicPr>
                   <pic:blipFill>
@@ -17552,7 +17552,7 @@
           <wp:inline distB="114300" distT="114300" distL="114300" distR="114300">
             <wp:extent cx="6645600" cy="2070100"/>
             <wp:effectExtent b="0" l="0" r="0" t="0"/>
-            <wp:docPr id="6" name="image10.png"/>
+            <wp:docPr id="11" name="image10.png"/>
             <a:graphic>
               <a:graphicData uri="http://schemas.openxmlformats.org/drawingml/2006/picture">
                 <pic:pic>

--- a/docs/SDG_Hackathon_Idea_Guide.docx
+++ b/docs/SDG_Hackathon_Idea_Guide.docx
@@ -775,7 +775,7 @@
           <wp:inline distB="114300" distT="114300" distL="114300" distR="114300">
             <wp:extent cx="5321300" cy="2959100"/>
             <wp:effectExtent b="0" l="0" r="0" t="0"/>
-            <wp:docPr id="2" name="image1.gif"/>
+            <wp:docPr id="10" name="image1.gif"/>
             <a:graphic>
               <a:graphicData uri="http://schemas.openxmlformats.org/drawingml/2006/picture">
                 <pic:pic>
@@ -1814,12 +1814,12 @@
           <wp:inline distB="114300" distT="114300" distL="114300" distR="114300">
             <wp:extent cx="5321300" cy="2959100"/>
             <wp:effectExtent b="0" l="0" r="0" t="0"/>
-            <wp:docPr id="10" name="image6.gif"/>
+            <wp:docPr id="8" name="image3.gif"/>
             <a:graphic>
               <a:graphicData uri="http://schemas.openxmlformats.org/drawingml/2006/picture">
                 <pic:pic>
                   <pic:nvPicPr>
-                    <pic:cNvPr id="0" name="image6.gif"/>
+                    <pic:cNvPr id="0" name="image3.gif"/>
                     <pic:cNvPicPr preferRelativeResize="0"/>
                   </pic:nvPicPr>
                   <pic:blipFill>
@@ -2800,7 +2800,7 @@
           <wp:inline distB="114300" distT="114300" distL="114300" distR="114300">
             <wp:extent cx="5321300" cy="2959100"/>
             <wp:effectExtent b="0" l="0" r="0" t="0"/>
-            <wp:docPr id="9" name="image2.gif"/>
+            <wp:docPr id="1" name="image2.gif"/>
             <a:graphic>
               <a:graphicData uri="http://schemas.openxmlformats.org/drawingml/2006/picture">
                 <pic:pic>
@@ -3704,12 +3704,12 @@
           <wp:inline distB="114300" distT="114300" distL="114300" distR="114300">
             <wp:extent cx="5321300" cy="2959100"/>
             <wp:effectExtent b="0" l="0" r="0" t="0"/>
-            <wp:docPr id="6" name="image9.gif"/>
+            <wp:docPr id="3" name="image11.gif"/>
             <a:graphic>
               <a:graphicData uri="http://schemas.openxmlformats.org/drawingml/2006/picture">
                 <pic:pic>
                   <pic:nvPicPr>
-                    <pic:cNvPr id="0" name="image9.gif"/>
+                    <pic:cNvPr id="0" name="image11.gif"/>
                     <pic:cNvPicPr preferRelativeResize="0"/>
                   </pic:nvPicPr>
                   <pic:blipFill>
@@ -4448,12 +4448,12 @@
           <wp:inline distB="114300" distT="114300" distL="114300" distR="114300">
             <wp:extent cx="5321300" cy="2959100"/>
             <wp:effectExtent b="0" l="0" r="0" t="0"/>
-            <wp:docPr id="5" name="image11.gif"/>
+            <wp:docPr id="5" name="image4.gif"/>
             <a:graphic>
               <a:graphicData uri="http://schemas.openxmlformats.org/drawingml/2006/picture">
                 <pic:pic>
                   <pic:nvPicPr>
-                    <pic:cNvPr id="0" name="image11.gif"/>
+                    <pic:cNvPr id="0" name="image4.gif"/>
                     <pic:cNvPicPr preferRelativeResize="0"/>
                   </pic:nvPicPr>
                   <pic:blipFill>
@@ -5234,12 +5234,12 @@
           <wp:inline distB="114300" distT="114300" distL="114300" distR="114300">
             <wp:extent cx="5321300" cy="2959100"/>
             <wp:effectExtent b="0" l="0" r="0" t="0"/>
-            <wp:docPr id="8" name="image5.gif"/>
+            <wp:docPr id="4" name="image8.gif"/>
             <a:graphic>
               <a:graphicData uri="http://schemas.openxmlformats.org/drawingml/2006/picture">
                 <pic:pic>
                   <pic:nvPicPr>
-                    <pic:cNvPr id="0" name="image5.gif"/>
+                    <pic:cNvPr id="0" name="image8.gif"/>
                     <pic:cNvPicPr preferRelativeResize="0"/>
                   </pic:nvPicPr>
                   <pic:blipFill>
@@ -6423,12 +6423,12 @@
           <wp:inline distB="114300" distT="114300" distL="114300" distR="114300">
             <wp:extent cx="5321300" cy="2959100"/>
             <wp:effectExtent b="0" l="0" r="0" t="0"/>
-            <wp:docPr id="1" name="image8.gif"/>
+            <wp:docPr id="7" name="image9.gif"/>
             <a:graphic>
               <a:graphicData uri="http://schemas.openxmlformats.org/drawingml/2006/picture">
                 <pic:pic>
                   <pic:nvPicPr>
-                    <pic:cNvPr id="0" name="image8.gif"/>
+                    <pic:cNvPr id="0" name="image9.gif"/>
                     <pic:cNvPicPr preferRelativeResize="0"/>
                   </pic:nvPicPr>
                   <pic:blipFill>
@@ -7335,12 +7335,12 @@
           <wp:inline distB="114300" distT="114300" distL="114300" distR="114300">
             <wp:extent cx="5321300" cy="2959100"/>
             <wp:effectExtent b="0" l="0" r="0" t="0"/>
-            <wp:docPr id="3" name="image3.gif"/>
+            <wp:docPr id="9" name="image5.gif"/>
             <a:graphic>
               <a:graphicData uri="http://schemas.openxmlformats.org/drawingml/2006/picture">
                 <pic:pic>
                   <pic:nvPicPr>
-                    <pic:cNvPr id="0" name="image3.gif"/>
+                    <pic:cNvPr id="0" name="image5.gif"/>
                     <pic:cNvPicPr preferRelativeResize="0"/>
                   </pic:nvPicPr>
                   <pic:blipFill>
@@ -8449,12 +8449,12 @@
           <wp:inline distB="114300" distT="114300" distL="114300" distR="114300">
             <wp:extent cx="5321300" cy="2959100"/>
             <wp:effectExtent b="0" l="0" r="0" t="0"/>
-            <wp:docPr id="4" name="image4.gif"/>
+            <wp:docPr id="6" name="image7.gif"/>
             <a:graphic>
               <a:graphicData uri="http://schemas.openxmlformats.org/drawingml/2006/picture">
                 <pic:pic>
                   <pic:nvPicPr>
-                    <pic:cNvPr id="0" name="image4.gif"/>
+                    <pic:cNvPr id="0" name="image7.gif"/>
                     <pic:cNvPicPr preferRelativeResize="0"/>
                   </pic:nvPicPr>
                   <pic:blipFill>
@@ -9500,12 +9500,12 @@
           <wp:inline distB="114300" distT="114300" distL="114300" distR="114300">
             <wp:extent cx="5321300" cy="2959100"/>
             <wp:effectExtent b="0" l="0" r="0" t="0"/>
-            <wp:docPr id="7" name="image7.gif"/>
+            <wp:docPr id="11" name="image10.gif"/>
             <a:graphic>
               <a:graphicData uri="http://schemas.openxmlformats.org/drawingml/2006/picture">
                 <pic:pic>
                   <pic:nvPicPr>
-                    <pic:cNvPr id="0" name="image7.gif"/>
+                    <pic:cNvPr id="0" name="image10.gif"/>
                     <pic:cNvPicPr preferRelativeResize="0"/>
                   </pic:nvPicPr>
                   <pic:blipFill>
@@ -17552,12 +17552,12 @@
           <wp:inline distB="114300" distT="114300" distL="114300" distR="114300">
             <wp:extent cx="6645600" cy="2070100"/>
             <wp:effectExtent b="0" l="0" r="0" t="0"/>
-            <wp:docPr id="11" name="image10.png"/>
+            <wp:docPr id="2" name="image6.png"/>
             <a:graphic>
               <a:graphicData uri="http://schemas.openxmlformats.org/drawingml/2006/picture">
                 <pic:pic>
                   <pic:nvPicPr>
-                    <pic:cNvPr id="0" name="image10.png"/>
+                    <pic:cNvPr id="0" name="image6.png"/>
                     <pic:cNvPicPr preferRelativeResize="0"/>
                   </pic:nvPicPr>
                   <pic:blipFill>

--- a/docs/SDG_Hackathon_Idea_Guide.docx
+++ b/docs/SDG_Hackathon_Idea_Guide.docx
@@ -775,12 +775,12 @@
           <wp:inline distB="114300" distT="114300" distL="114300" distR="114300">
             <wp:extent cx="5321300" cy="2959100"/>
             <wp:effectExtent b="0" l="0" r="0" t="0"/>
-            <wp:docPr id="10" name="image1.gif"/>
+            <wp:docPr id="2" name="image2.gif"/>
             <a:graphic>
               <a:graphicData uri="http://schemas.openxmlformats.org/drawingml/2006/picture">
                 <pic:pic>
                   <pic:nvPicPr>
-                    <pic:cNvPr id="0" name="image1.gif"/>
+                    <pic:cNvPr id="0" name="image2.gif"/>
                     <pic:cNvPicPr preferRelativeResize="0"/>
                   </pic:nvPicPr>
                   <pic:blipFill>
@@ -1814,12 +1814,12 @@
           <wp:inline distB="114300" distT="114300" distL="114300" distR="114300">
             <wp:extent cx="5321300" cy="2959100"/>
             <wp:effectExtent b="0" l="0" r="0" t="0"/>
-            <wp:docPr id="8" name="image3.gif"/>
+            <wp:docPr id="5" name="image11.gif"/>
             <a:graphic>
               <a:graphicData uri="http://schemas.openxmlformats.org/drawingml/2006/picture">
                 <pic:pic>
                   <pic:nvPicPr>
-                    <pic:cNvPr id="0" name="image3.gif"/>
+                    <pic:cNvPr id="0" name="image11.gif"/>
                     <pic:cNvPicPr preferRelativeResize="0"/>
                   </pic:nvPicPr>
                   <pic:blipFill>
@@ -2800,12 +2800,12 @@
           <wp:inline distB="114300" distT="114300" distL="114300" distR="114300">
             <wp:extent cx="5321300" cy="2959100"/>
             <wp:effectExtent b="0" l="0" r="0" t="0"/>
-            <wp:docPr id="1" name="image2.gif"/>
+            <wp:docPr id="11" name="image7.gif"/>
             <a:graphic>
               <a:graphicData uri="http://schemas.openxmlformats.org/drawingml/2006/picture">
                 <pic:pic>
                   <pic:nvPicPr>
-                    <pic:cNvPr id="0" name="image2.gif"/>
+                    <pic:cNvPr id="0" name="image7.gif"/>
                     <pic:cNvPicPr preferRelativeResize="0"/>
                   </pic:nvPicPr>
                   <pic:blipFill>
@@ -3704,12 +3704,12 @@
           <wp:inline distB="114300" distT="114300" distL="114300" distR="114300">
             <wp:extent cx="5321300" cy="2959100"/>
             <wp:effectExtent b="0" l="0" r="0" t="0"/>
-            <wp:docPr id="3" name="image11.gif"/>
+            <wp:docPr id="3" name="image6.gif"/>
             <a:graphic>
               <a:graphicData uri="http://schemas.openxmlformats.org/drawingml/2006/picture">
                 <pic:pic>
                   <pic:nvPicPr>
-                    <pic:cNvPr id="0" name="image11.gif"/>
+                    <pic:cNvPr id="0" name="image6.gif"/>
                     <pic:cNvPicPr preferRelativeResize="0"/>
                   </pic:nvPicPr>
                   <pic:blipFill>
@@ -4448,12 +4448,12 @@
           <wp:inline distB="114300" distT="114300" distL="114300" distR="114300">
             <wp:extent cx="5321300" cy="2959100"/>
             <wp:effectExtent b="0" l="0" r="0" t="0"/>
-            <wp:docPr id="5" name="image4.gif"/>
+            <wp:docPr id="1" name="image9.gif"/>
             <a:graphic>
               <a:graphicData uri="http://schemas.openxmlformats.org/drawingml/2006/picture">
                 <pic:pic>
                   <pic:nvPicPr>
-                    <pic:cNvPr id="0" name="image4.gif"/>
+                    <pic:cNvPr id="0" name="image9.gif"/>
                     <pic:cNvPicPr preferRelativeResize="0"/>
                   </pic:nvPicPr>
                   <pic:blipFill>
@@ -5234,7 +5234,7 @@
           <wp:inline distB="114300" distT="114300" distL="114300" distR="114300">
             <wp:extent cx="5321300" cy="2959100"/>
             <wp:effectExtent b="0" l="0" r="0" t="0"/>
-            <wp:docPr id="4" name="image8.gif"/>
+            <wp:docPr id="6" name="image8.gif"/>
             <a:graphic>
               <a:graphicData uri="http://schemas.openxmlformats.org/drawingml/2006/picture">
                 <pic:pic>
@@ -6423,12 +6423,12 @@
           <wp:inline distB="114300" distT="114300" distL="114300" distR="114300">
             <wp:extent cx="5321300" cy="2959100"/>
             <wp:effectExtent b="0" l="0" r="0" t="0"/>
-            <wp:docPr id="7" name="image9.gif"/>
+            <wp:docPr id="8" name="image3.gif"/>
             <a:graphic>
               <a:graphicData uri="http://schemas.openxmlformats.org/drawingml/2006/picture">
                 <pic:pic>
                   <pic:nvPicPr>
-                    <pic:cNvPr id="0" name="image9.gif"/>
+                    <pic:cNvPr id="0" name="image3.gif"/>
                     <pic:cNvPicPr preferRelativeResize="0"/>
                   </pic:nvPicPr>
                   <pic:blipFill>
@@ -7335,12 +7335,12 @@
           <wp:inline distB="114300" distT="114300" distL="114300" distR="114300">
             <wp:extent cx="5321300" cy="2959100"/>
             <wp:effectExtent b="0" l="0" r="0" t="0"/>
-            <wp:docPr id="9" name="image5.gif"/>
+            <wp:docPr id="7" name="image10.gif"/>
             <a:graphic>
               <a:graphicData uri="http://schemas.openxmlformats.org/drawingml/2006/picture">
                 <pic:pic>
                   <pic:nvPicPr>
-                    <pic:cNvPr id="0" name="image5.gif"/>
+                    <pic:cNvPr id="0" name="image10.gif"/>
                     <pic:cNvPicPr preferRelativeResize="0"/>
                   </pic:nvPicPr>
                   <pic:blipFill>
@@ -8449,12 +8449,12 @@
           <wp:inline distB="114300" distT="114300" distL="114300" distR="114300">
             <wp:extent cx="5321300" cy="2959100"/>
             <wp:effectExtent b="0" l="0" r="0" t="0"/>
-            <wp:docPr id="6" name="image7.gif"/>
+            <wp:docPr id="9" name="image5.gif"/>
             <a:graphic>
               <a:graphicData uri="http://schemas.openxmlformats.org/drawingml/2006/picture">
                 <pic:pic>
                   <pic:nvPicPr>
-                    <pic:cNvPr id="0" name="image7.gif"/>
+                    <pic:cNvPr id="0" name="image5.gif"/>
                     <pic:cNvPicPr preferRelativeResize="0"/>
                   </pic:nvPicPr>
                   <pic:blipFill>
@@ -9500,12 +9500,12 @@
           <wp:inline distB="114300" distT="114300" distL="114300" distR="114300">
             <wp:extent cx="5321300" cy="2959100"/>
             <wp:effectExtent b="0" l="0" r="0" t="0"/>
-            <wp:docPr id="11" name="image10.gif"/>
+            <wp:docPr id="4" name="image1.gif"/>
             <a:graphic>
               <a:graphicData uri="http://schemas.openxmlformats.org/drawingml/2006/picture">
                 <pic:pic>
                   <pic:nvPicPr>
-                    <pic:cNvPr id="0" name="image10.gif"/>
+                    <pic:cNvPr id="0" name="image1.gif"/>
                     <pic:cNvPicPr preferRelativeResize="0"/>
                   </pic:nvPicPr>
                   <pic:blipFill>
@@ -17552,12 +17552,12 @@
           <wp:inline distB="114300" distT="114300" distL="114300" distR="114300">
             <wp:extent cx="6645600" cy="2070100"/>
             <wp:effectExtent b="0" l="0" r="0" t="0"/>
-            <wp:docPr id="2" name="image6.png"/>
+            <wp:docPr id="10" name="image4.png"/>
             <a:graphic>
               <a:graphicData uri="http://schemas.openxmlformats.org/drawingml/2006/picture">
                 <pic:pic>
                   <pic:nvPicPr>
-                    <pic:cNvPr id="0" name="image6.png"/>
+                    <pic:cNvPr id="0" name="image4.png"/>
                     <pic:cNvPicPr preferRelativeResize="0"/>
                   </pic:nvPicPr>
                   <pic:blipFill>

--- a/docs/SDG_Hackathon_Idea_Guide.docx
+++ b/docs/SDG_Hackathon_Idea_Guide.docx
@@ -775,12 +775,12 @@
           <wp:inline distB="114300" distT="114300" distL="114300" distR="114300">
             <wp:extent cx="5321300" cy="2959100"/>
             <wp:effectExtent b="0" l="0" r="0" t="0"/>
-            <wp:docPr id="2" name="image2.gif"/>
+            <wp:docPr id="2" name="image1.gif"/>
             <a:graphic>
               <a:graphicData uri="http://schemas.openxmlformats.org/drawingml/2006/picture">
                 <pic:pic>
                   <pic:nvPicPr>
-                    <pic:cNvPr id="0" name="image2.gif"/>
+                    <pic:cNvPr id="0" name="image1.gif"/>
                     <pic:cNvPicPr preferRelativeResize="0"/>
                   </pic:nvPicPr>
                   <pic:blipFill>
@@ -1814,12 +1814,12 @@
           <wp:inline distB="114300" distT="114300" distL="114300" distR="114300">
             <wp:extent cx="5321300" cy="2959100"/>
             <wp:effectExtent b="0" l="0" r="0" t="0"/>
-            <wp:docPr id="5" name="image11.gif"/>
+            <wp:docPr id="4" name="image9.gif"/>
             <a:graphic>
               <a:graphicData uri="http://schemas.openxmlformats.org/drawingml/2006/picture">
                 <pic:pic>
                   <pic:nvPicPr>
-                    <pic:cNvPr id="0" name="image11.gif"/>
+                    <pic:cNvPr id="0" name="image9.gif"/>
                     <pic:cNvPicPr preferRelativeResize="0"/>
                   </pic:nvPicPr>
                   <pic:blipFill>
@@ -2800,12 +2800,12 @@
           <wp:inline distB="114300" distT="114300" distL="114300" distR="114300">
             <wp:extent cx="5321300" cy="2959100"/>
             <wp:effectExtent b="0" l="0" r="0" t="0"/>
-            <wp:docPr id="11" name="image7.gif"/>
+            <wp:docPr id="3" name="image4.gif"/>
             <a:graphic>
               <a:graphicData uri="http://schemas.openxmlformats.org/drawingml/2006/picture">
                 <pic:pic>
                   <pic:nvPicPr>
-                    <pic:cNvPr id="0" name="image7.gif"/>
+                    <pic:cNvPr id="0" name="image4.gif"/>
                     <pic:cNvPicPr preferRelativeResize="0"/>
                   </pic:nvPicPr>
                   <pic:blipFill>
@@ -3704,12 +3704,12 @@
           <wp:inline distB="114300" distT="114300" distL="114300" distR="114300">
             <wp:extent cx="5321300" cy="2959100"/>
             <wp:effectExtent b="0" l="0" r="0" t="0"/>
-            <wp:docPr id="3" name="image6.gif"/>
+            <wp:docPr id="5" name="image10.gif"/>
             <a:graphic>
               <a:graphicData uri="http://schemas.openxmlformats.org/drawingml/2006/picture">
                 <pic:pic>
                   <pic:nvPicPr>
-                    <pic:cNvPr id="0" name="image6.gif"/>
+                    <pic:cNvPr id="0" name="image10.gif"/>
                     <pic:cNvPicPr preferRelativeResize="0"/>
                   </pic:nvPicPr>
                   <pic:blipFill>
@@ -4448,12 +4448,12 @@
           <wp:inline distB="114300" distT="114300" distL="114300" distR="114300">
             <wp:extent cx="5321300" cy="2959100"/>
             <wp:effectExtent b="0" l="0" r="0" t="0"/>
-            <wp:docPr id="1" name="image9.gif"/>
+            <wp:docPr id="10" name="image5.gif"/>
             <a:graphic>
               <a:graphicData uri="http://schemas.openxmlformats.org/drawingml/2006/picture">
                 <pic:pic>
                   <pic:nvPicPr>
-                    <pic:cNvPr id="0" name="image9.gif"/>
+                    <pic:cNvPr id="0" name="image5.gif"/>
                     <pic:cNvPicPr preferRelativeResize="0"/>
                   </pic:nvPicPr>
                   <pic:blipFill>
@@ -5234,12 +5234,12 @@
           <wp:inline distB="114300" distT="114300" distL="114300" distR="114300">
             <wp:extent cx="5321300" cy="2959100"/>
             <wp:effectExtent b="0" l="0" r="0" t="0"/>
-            <wp:docPr id="6" name="image8.gif"/>
+            <wp:docPr id="1" name="image11.gif"/>
             <a:graphic>
               <a:graphicData uri="http://schemas.openxmlformats.org/drawingml/2006/picture">
                 <pic:pic>
                   <pic:nvPicPr>
-                    <pic:cNvPr id="0" name="image8.gif"/>
+                    <pic:cNvPr id="0" name="image11.gif"/>
                     <pic:cNvPicPr preferRelativeResize="0"/>
                   </pic:nvPicPr>
                   <pic:blipFill>
@@ -6423,12 +6423,12 @@
           <wp:inline distB="114300" distT="114300" distL="114300" distR="114300">
             <wp:extent cx="5321300" cy="2959100"/>
             <wp:effectExtent b="0" l="0" r="0" t="0"/>
-            <wp:docPr id="8" name="image3.gif"/>
+            <wp:docPr id="11" name="image2.gif"/>
             <a:graphic>
               <a:graphicData uri="http://schemas.openxmlformats.org/drawingml/2006/picture">
                 <pic:pic>
                   <pic:nvPicPr>
-                    <pic:cNvPr id="0" name="image3.gif"/>
+                    <pic:cNvPr id="0" name="image2.gif"/>
                     <pic:cNvPicPr preferRelativeResize="0"/>
                   </pic:nvPicPr>
                   <pic:blipFill>
@@ -7335,12 +7335,12 @@
           <wp:inline distB="114300" distT="114300" distL="114300" distR="114300">
             <wp:extent cx="5321300" cy="2959100"/>
             <wp:effectExtent b="0" l="0" r="0" t="0"/>
-            <wp:docPr id="7" name="image10.gif"/>
+            <wp:docPr id="9" name="image7.gif"/>
             <a:graphic>
               <a:graphicData uri="http://schemas.openxmlformats.org/drawingml/2006/picture">
                 <pic:pic>
                   <pic:nvPicPr>
-                    <pic:cNvPr id="0" name="image10.gif"/>
+                    <pic:cNvPr id="0" name="image7.gif"/>
                     <pic:cNvPicPr preferRelativeResize="0"/>
                   </pic:nvPicPr>
                   <pic:blipFill>
@@ -8449,12 +8449,12 @@
           <wp:inline distB="114300" distT="114300" distL="114300" distR="114300">
             <wp:extent cx="5321300" cy="2959100"/>
             <wp:effectExtent b="0" l="0" r="0" t="0"/>
-            <wp:docPr id="9" name="image5.gif"/>
+            <wp:docPr id="6" name="image8.gif"/>
             <a:graphic>
               <a:graphicData uri="http://schemas.openxmlformats.org/drawingml/2006/picture">
                 <pic:pic>
                   <pic:nvPicPr>
-                    <pic:cNvPr id="0" name="image5.gif"/>
+                    <pic:cNvPr id="0" name="image8.gif"/>
                     <pic:cNvPicPr preferRelativeResize="0"/>
                   </pic:nvPicPr>
                   <pic:blipFill>
@@ -9500,12 +9500,12 @@
           <wp:inline distB="114300" distT="114300" distL="114300" distR="114300">
             <wp:extent cx="5321300" cy="2959100"/>
             <wp:effectExtent b="0" l="0" r="0" t="0"/>
-            <wp:docPr id="4" name="image1.gif"/>
+            <wp:docPr id="7" name="image3.gif"/>
             <a:graphic>
               <a:graphicData uri="http://schemas.openxmlformats.org/drawingml/2006/picture">
                 <pic:pic>
                   <pic:nvPicPr>
-                    <pic:cNvPr id="0" name="image1.gif"/>
+                    <pic:cNvPr id="0" name="image3.gif"/>
                     <pic:cNvPicPr preferRelativeResize="0"/>
                   </pic:nvPicPr>
                   <pic:blipFill>
@@ -17552,12 +17552,12 @@
           <wp:inline distB="114300" distT="114300" distL="114300" distR="114300">
             <wp:extent cx="6645600" cy="2070100"/>
             <wp:effectExtent b="0" l="0" r="0" t="0"/>
-            <wp:docPr id="10" name="image4.png"/>
+            <wp:docPr id="8" name="image6.png"/>
             <a:graphic>
               <a:graphicData uri="http://schemas.openxmlformats.org/drawingml/2006/picture">
                 <pic:pic>
                   <pic:nvPicPr>
-                    <pic:cNvPr id="0" name="image4.png"/>
+                    <pic:cNvPr id="0" name="image6.png"/>
                     <pic:cNvPicPr preferRelativeResize="0"/>
                   </pic:nvPicPr>
                   <pic:blipFill>

--- a/docs/SDG_Hackathon_Idea_Guide.docx
+++ b/docs/SDG_Hackathon_Idea_Guide.docx
@@ -775,7 +775,7 @@
           <wp:inline distB="114300" distT="114300" distL="114300" distR="114300">
             <wp:extent cx="5321300" cy="2959100"/>
             <wp:effectExtent b="0" l="0" r="0" t="0"/>
-            <wp:docPr id="2" name="image1.gif"/>
+            <wp:docPr id="9" name="image1.gif"/>
             <a:graphic>
               <a:graphicData uri="http://schemas.openxmlformats.org/drawingml/2006/picture">
                 <pic:pic>
@@ -1814,12 +1814,12 @@
           <wp:inline distB="114300" distT="114300" distL="114300" distR="114300">
             <wp:extent cx="5321300" cy="2959100"/>
             <wp:effectExtent b="0" l="0" r="0" t="0"/>
-            <wp:docPr id="4" name="image9.gif"/>
+            <wp:docPr id="8" name="image5.gif"/>
             <a:graphic>
               <a:graphicData uri="http://schemas.openxmlformats.org/drawingml/2006/picture">
                 <pic:pic>
                   <pic:nvPicPr>
-                    <pic:cNvPr id="0" name="image9.gif"/>
+                    <pic:cNvPr id="0" name="image5.gif"/>
                     <pic:cNvPicPr preferRelativeResize="0"/>
                   </pic:nvPicPr>
                   <pic:blipFill>
@@ -2800,12 +2800,12 @@
           <wp:inline distB="114300" distT="114300" distL="114300" distR="114300">
             <wp:extent cx="5321300" cy="2959100"/>
             <wp:effectExtent b="0" l="0" r="0" t="0"/>
-            <wp:docPr id="3" name="image4.gif"/>
+            <wp:docPr id="10" name="image9.gif"/>
             <a:graphic>
               <a:graphicData uri="http://schemas.openxmlformats.org/drawingml/2006/picture">
                 <pic:pic>
                   <pic:nvPicPr>
-                    <pic:cNvPr id="0" name="image4.gif"/>
+                    <pic:cNvPr id="0" name="image9.gif"/>
                     <pic:cNvPicPr preferRelativeResize="0"/>
                   </pic:nvPicPr>
                   <pic:blipFill>
@@ -3704,12 +3704,12 @@
           <wp:inline distB="114300" distT="114300" distL="114300" distR="114300">
             <wp:extent cx="5321300" cy="2959100"/>
             <wp:effectExtent b="0" l="0" r="0" t="0"/>
-            <wp:docPr id="5" name="image10.gif"/>
+            <wp:docPr id="11" name="image11.gif"/>
             <a:graphic>
               <a:graphicData uri="http://schemas.openxmlformats.org/drawingml/2006/picture">
                 <pic:pic>
                   <pic:nvPicPr>
-                    <pic:cNvPr id="0" name="image10.gif"/>
+                    <pic:cNvPr id="0" name="image11.gif"/>
                     <pic:cNvPicPr preferRelativeResize="0"/>
                   </pic:nvPicPr>
                   <pic:blipFill>
@@ -4448,12 +4448,12 @@
           <wp:inline distB="114300" distT="114300" distL="114300" distR="114300">
             <wp:extent cx="5321300" cy="2959100"/>
             <wp:effectExtent b="0" l="0" r="0" t="0"/>
-            <wp:docPr id="10" name="image5.gif"/>
+            <wp:docPr id="3" name="image7.gif"/>
             <a:graphic>
               <a:graphicData uri="http://schemas.openxmlformats.org/drawingml/2006/picture">
                 <pic:pic>
                   <pic:nvPicPr>
-                    <pic:cNvPr id="0" name="image5.gif"/>
+                    <pic:cNvPr id="0" name="image7.gif"/>
                     <pic:cNvPicPr preferRelativeResize="0"/>
                   </pic:nvPicPr>
                   <pic:blipFill>
@@ -5234,12 +5234,12 @@
           <wp:inline distB="114300" distT="114300" distL="114300" distR="114300">
             <wp:extent cx="5321300" cy="2959100"/>
             <wp:effectExtent b="0" l="0" r="0" t="0"/>
-            <wp:docPr id="1" name="image11.gif"/>
+            <wp:docPr id="6" name="image10.gif"/>
             <a:graphic>
               <a:graphicData uri="http://schemas.openxmlformats.org/drawingml/2006/picture">
                 <pic:pic>
                   <pic:nvPicPr>
-                    <pic:cNvPr id="0" name="image11.gif"/>
+                    <pic:cNvPr id="0" name="image10.gif"/>
                     <pic:cNvPicPr preferRelativeResize="0"/>
                   </pic:nvPicPr>
                   <pic:blipFill>
@@ -6423,12 +6423,12 @@
           <wp:inline distB="114300" distT="114300" distL="114300" distR="114300">
             <wp:extent cx="5321300" cy="2959100"/>
             <wp:effectExtent b="0" l="0" r="0" t="0"/>
-            <wp:docPr id="11" name="image2.gif"/>
+            <wp:docPr id="5" name="image4.gif"/>
             <a:graphic>
               <a:graphicData uri="http://schemas.openxmlformats.org/drawingml/2006/picture">
                 <pic:pic>
                   <pic:nvPicPr>
-                    <pic:cNvPr id="0" name="image2.gif"/>
+                    <pic:cNvPr id="0" name="image4.gif"/>
                     <pic:cNvPicPr preferRelativeResize="0"/>
                   </pic:nvPicPr>
                   <pic:blipFill>
@@ -7335,12 +7335,12 @@
           <wp:inline distB="114300" distT="114300" distL="114300" distR="114300">
             <wp:extent cx="5321300" cy="2959100"/>
             <wp:effectExtent b="0" l="0" r="0" t="0"/>
-            <wp:docPr id="9" name="image7.gif"/>
+            <wp:docPr id="7" name="image6.gif"/>
             <a:graphic>
               <a:graphicData uri="http://schemas.openxmlformats.org/drawingml/2006/picture">
                 <pic:pic>
                   <pic:nvPicPr>
-                    <pic:cNvPr id="0" name="image7.gif"/>
+                    <pic:cNvPr id="0" name="image6.gif"/>
                     <pic:cNvPicPr preferRelativeResize="0"/>
                   </pic:nvPicPr>
                   <pic:blipFill>
@@ -8449,7 +8449,7 @@
           <wp:inline distB="114300" distT="114300" distL="114300" distR="114300">
             <wp:extent cx="5321300" cy="2959100"/>
             <wp:effectExtent b="0" l="0" r="0" t="0"/>
-            <wp:docPr id="6" name="image8.gif"/>
+            <wp:docPr id="1" name="image8.gif"/>
             <a:graphic>
               <a:graphicData uri="http://schemas.openxmlformats.org/drawingml/2006/picture">
                 <pic:pic>
@@ -9500,12 +9500,12 @@
           <wp:inline distB="114300" distT="114300" distL="114300" distR="114300">
             <wp:extent cx="5321300" cy="2959100"/>
             <wp:effectExtent b="0" l="0" r="0" t="0"/>
-            <wp:docPr id="7" name="image3.gif"/>
+            <wp:docPr id="4" name="image2.gif"/>
             <a:graphic>
               <a:graphicData uri="http://schemas.openxmlformats.org/drawingml/2006/picture">
                 <pic:pic>
                   <pic:nvPicPr>
-                    <pic:cNvPr id="0" name="image3.gif"/>
+                    <pic:cNvPr id="0" name="image2.gif"/>
                     <pic:cNvPicPr preferRelativeResize="0"/>
                   </pic:nvPicPr>
                   <pic:blipFill>
@@ -17552,12 +17552,12 @@
           <wp:inline distB="114300" distT="114300" distL="114300" distR="114300">
             <wp:extent cx="6645600" cy="2070100"/>
             <wp:effectExtent b="0" l="0" r="0" t="0"/>
-            <wp:docPr id="8" name="image6.png"/>
+            <wp:docPr id="2" name="image3.png"/>
             <a:graphic>
               <a:graphicData uri="http://schemas.openxmlformats.org/drawingml/2006/picture">
                 <pic:pic>
                   <pic:nvPicPr>
-                    <pic:cNvPr id="0" name="image6.png"/>
+                    <pic:cNvPr id="0" name="image3.png"/>
                     <pic:cNvPicPr preferRelativeResize="0"/>
                   </pic:nvPicPr>
                   <pic:blipFill>

--- a/docs/SDG_Hackathon_Idea_Guide.docx
+++ b/docs/SDG_Hackathon_Idea_Guide.docx
@@ -775,7 +775,7 @@
           <wp:inline distB="114300" distT="114300" distL="114300" distR="114300">
             <wp:extent cx="5321300" cy="2959100"/>
             <wp:effectExtent b="0" l="0" r="0" t="0"/>
-            <wp:docPr id="9" name="image1.gif"/>
+            <wp:docPr id="10" name="image1.gif"/>
             <a:graphic>
               <a:graphicData uri="http://schemas.openxmlformats.org/drawingml/2006/picture">
                 <pic:pic>
@@ -1814,7 +1814,7 @@
           <wp:inline distB="114300" distT="114300" distL="114300" distR="114300">
             <wp:extent cx="5321300" cy="2959100"/>
             <wp:effectExtent b="0" l="0" r="0" t="0"/>
-            <wp:docPr id="8" name="image5.gif"/>
+            <wp:docPr id="1" name="image5.gif"/>
             <a:graphic>
               <a:graphicData uri="http://schemas.openxmlformats.org/drawingml/2006/picture">
                 <pic:pic>
@@ -2800,12 +2800,12 @@
           <wp:inline distB="114300" distT="114300" distL="114300" distR="114300">
             <wp:extent cx="5321300" cy="2959100"/>
             <wp:effectExtent b="0" l="0" r="0" t="0"/>
-            <wp:docPr id="10" name="image9.gif"/>
+            <wp:docPr id="4" name="image2.gif"/>
             <a:graphic>
               <a:graphicData uri="http://schemas.openxmlformats.org/drawingml/2006/picture">
                 <pic:pic>
                   <pic:nvPicPr>
-                    <pic:cNvPr id="0" name="image9.gif"/>
+                    <pic:cNvPr id="0" name="image2.gif"/>
                     <pic:cNvPicPr preferRelativeResize="0"/>
                   </pic:nvPicPr>
                   <pic:blipFill>
@@ -3704,7 +3704,7 @@
           <wp:inline distB="114300" distT="114300" distL="114300" distR="114300">
             <wp:extent cx="5321300" cy="2959100"/>
             <wp:effectExtent b="0" l="0" r="0" t="0"/>
-            <wp:docPr id="11" name="image11.gif"/>
+            <wp:docPr id="8" name="image11.gif"/>
             <a:graphic>
               <a:graphicData uri="http://schemas.openxmlformats.org/drawingml/2006/picture">
                 <pic:pic>
@@ -4448,7 +4448,7 @@
           <wp:inline distB="114300" distT="114300" distL="114300" distR="114300">
             <wp:extent cx="5321300" cy="2959100"/>
             <wp:effectExtent b="0" l="0" r="0" t="0"/>
-            <wp:docPr id="3" name="image7.gif"/>
+            <wp:docPr id="2" name="image7.gif"/>
             <a:graphic>
               <a:graphicData uri="http://schemas.openxmlformats.org/drawingml/2006/picture">
                 <pic:pic>
@@ -5234,7 +5234,7 @@
           <wp:inline distB="114300" distT="114300" distL="114300" distR="114300">
             <wp:extent cx="5321300" cy="2959100"/>
             <wp:effectExtent b="0" l="0" r="0" t="0"/>
-            <wp:docPr id="6" name="image10.gif"/>
+            <wp:docPr id="7" name="image10.gif"/>
             <a:graphic>
               <a:graphicData uri="http://schemas.openxmlformats.org/drawingml/2006/picture">
                 <pic:pic>
@@ -6423,12 +6423,12 @@
           <wp:inline distB="114300" distT="114300" distL="114300" distR="114300">
             <wp:extent cx="5321300" cy="2959100"/>
             <wp:effectExtent b="0" l="0" r="0" t="0"/>
-            <wp:docPr id="5" name="image4.gif"/>
+            <wp:docPr id="5" name="image9.gif"/>
             <a:graphic>
               <a:graphicData uri="http://schemas.openxmlformats.org/drawingml/2006/picture">
                 <pic:pic>
                   <pic:nvPicPr>
-                    <pic:cNvPr id="0" name="image4.gif"/>
+                    <pic:cNvPr id="0" name="image9.gif"/>
                     <pic:cNvPicPr preferRelativeResize="0"/>
                   </pic:nvPicPr>
                   <pic:blipFill>
@@ -7335,7 +7335,7 @@
           <wp:inline distB="114300" distT="114300" distL="114300" distR="114300">
             <wp:extent cx="5321300" cy="2959100"/>
             <wp:effectExtent b="0" l="0" r="0" t="0"/>
-            <wp:docPr id="7" name="image6.gif"/>
+            <wp:docPr id="9" name="image6.gif"/>
             <a:graphic>
               <a:graphicData uri="http://schemas.openxmlformats.org/drawingml/2006/picture">
                 <pic:pic>
@@ -8449,12 +8449,12 @@
           <wp:inline distB="114300" distT="114300" distL="114300" distR="114300">
             <wp:extent cx="5321300" cy="2959100"/>
             <wp:effectExtent b="0" l="0" r="0" t="0"/>
-            <wp:docPr id="1" name="image8.gif"/>
+            <wp:docPr id="3" name="image4.gif"/>
             <a:graphic>
               <a:graphicData uri="http://schemas.openxmlformats.org/drawingml/2006/picture">
                 <pic:pic>
                   <pic:nvPicPr>
-                    <pic:cNvPr id="0" name="image8.gif"/>
+                    <pic:cNvPr id="0" name="image4.gif"/>
                     <pic:cNvPicPr preferRelativeResize="0"/>
                   </pic:nvPicPr>
                   <pic:blipFill>
@@ -9500,12 +9500,12 @@
           <wp:inline distB="114300" distT="114300" distL="114300" distR="114300">
             <wp:extent cx="5321300" cy="2959100"/>
             <wp:effectExtent b="0" l="0" r="0" t="0"/>
-            <wp:docPr id="4" name="image2.gif"/>
+            <wp:docPr id="6" name="image3.gif"/>
             <a:graphic>
               <a:graphicData uri="http://schemas.openxmlformats.org/drawingml/2006/picture">
                 <pic:pic>
                   <pic:nvPicPr>
-                    <pic:cNvPr id="0" name="image2.gif"/>
+                    <pic:cNvPr id="0" name="image3.gif"/>
                     <pic:cNvPicPr preferRelativeResize="0"/>
                   </pic:nvPicPr>
                   <pic:blipFill>
@@ -17552,12 +17552,12 @@
           <wp:inline distB="114300" distT="114300" distL="114300" distR="114300">
             <wp:extent cx="6645600" cy="2070100"/>
             <wp:effectExtent b="0" l="0" r="0" t="0"/>
-            <wp:docPr id="2" name="image3.png"/>
+            <wp:docPr id="11" name="image8.png"/>
             <a:graphic>
               <a:graphicData uri="http://schemas.openxmlformats.org/drawingml/2006/picture">
                 <pic:pic>
                   <pic:nvPicPr>
-                    <pic:cNvPr id="0" name="image3.png"/>
+                    <pic:cNvPr id="0" name="image8.png"/>
                     <pic:cNvPicPr preferRelativeResize="0"/>
                   </pic:nvPicPr>
                   <pic:blipFill>

--- a/docs/SDG_Hackathon_Idea_Guide.docx
+++ b/docs/SDG_Hackathon_Idea_Guide.docx
@@ -775,7 +775,7 @@
           <wp:inline distB="114300" distT="114300" distL="114300" distR="114300">
             <wp:extent cx="5321300" cy="2959100"/>
             <wp:effectExtent b="0" l="0" r="0" t="0"/>
-            <wp:docPr id="10" name="image1.gif"/>
+            <wp:docPr id="8" name="image1.gif"/>
             <a:graphic>
               <a:graphicData uri="http://schemas.openxmlformats.org/drawingml/2006/picture">
                 <pic:pic>
@@ -1814,12 +1814,12 @@
           <wp:inline distB="114300" distT="114300" distL="114300" distR="114300">
             <wp:extent cx="5321300" cy="2959100"/>
             <wp:effectExtent b="0" l="0" r="0" t="0"/>
-            <wp:docPr id="1" name="image5.gif"/>
+            <wp:docPr id="11" name="image2.gif"/>
             <a:graphic>
               <a:graphicData uri="http://schemas.openxmlformats.org/drawingml/2006/picture">
                 <pic:pic>
                   <pic:nvPicPr>
-                    <pic:cNvPr id="0" name="image5.gif"/>
+                    <pic:cNvPr id="0" name="image2.gif"/>
                     <pic:cNvPicPr preferRelativeResize="0"/>
                   </pic:nvPicPr>
                   <pic:blipFill>
@@ -2800,12 +2800,12 @@
           <wp:inline distB="114300" distT="114300" distL="114300" distR="114300">
             <wp:extent cx="5321300" cy="2959100"/>
             <wp:effectExtent b="0" l="0" r="0" t="0"/>
-            <wp:docPr id="4" name="image2.gif"/>
+            <wp:docPr id="9" name="image6.gif"/>
             <a:graphic>
               <a:graphicData uri="http://schemas.openxmlformats.org/drawingml/2006/picture">
                 <pic:pic>
                   <pic:nvPicPr>
-                    <pic:cNvPr id="0" name="image2.gif"/>
+                    <pic:cNvPr id="0" name="image6.gif"/>
                     <pic:cNvPicPr preferRelativeResize="0"/>
                   </pic:nvPicPr>
                   <pic:blipFill>
@@ -3704,12 +3704,12 @@
           <wp:inline distB="114300" distT="114300" distL="114300" distR="114300">
             <wp:extent cx="5321300" cy="2959100"/>
             <wp:effectExtent b="0" l="0" r="0" t="0"/>
-            <wp:docPr id="8" name="image11.gif"/>
+            <wp:docPr id="7" name="image8.gif"/>
             <a:graphic>
               <a:graphicData uri="http://schemas.openxmlformats.org/drawingml/2006/picture">
                 <pic:pic>
                   <pic:nvPicPr>
-                    <pic:cNvPr id="0" name="image11.gif"/>
+                    <pic:cNvPr id="0" name="image8.gif"/>
                     <pic:cNvPicPr preferRelativeResize="0"/>
                   </pic:nvPicPr>
                   <pic:blipFill>
@@ -4448,12 +4448,12 @@
           <wp:inline distB="114300" distT="114300" distL="114300" distR="114300">
             <wp:extent cx="5321300" cy="2959100"/>
             <wp:effectExtent b="0" l="0" r="0" t="0"/>
-            <wp:docPr id="2" name="image7.gif"/>
+            <wp:docPr id="2" name="image11.gif"/>
             <a:graphic>
               <a:graphicData uri="http://schemas.openxmlformats.org/drawingml/2006/picture">
                 <pic:pic>
                   <pic:nvPicPr>
-                    <pic:cNvPr id="0" name="image7.gif"/>
+                    <pic:cNvPr id="0" name="image11.gif"/>
                     <pic:cNvPicPr preferRelativeResize="0"/>
                   </pic:nvPicPr>
                   <pic:blipFill>
@@ -5234,12 +5234,12 @@
           <wp:inline distB="114300" distT="114300" distL="114300" distR="114300">
             <wp:extent cx="5321300" cy="2959100"/>
             <wp:effectExtent b="0" l="0" r="0" t="0"/>
-            <wp:docPr id="7" name="image10.gif"/>
+            <wp:docPr id="10" name="image7.gif"/>
             <a:graphic>
               <a:graphicData uri="http://schemas.openxmlformats.org/drawingml/2006/picture">
                 <pic:pic>
                   <pic:nvPicPr>
-                    <pic:cNvPr id="0" name="image10.gif"/>
+                    <pic:cNvPr id="0" name="image7.gif"/>
                     <pic:cNvPicPr preferRelativeResize="0"/>
                   </pic:nvPicPr>
                   <pic:blipFill>
@@ -6423,12 +6423,12 @@
           <wp:inline distB="114300" distT="114300" distL="114300" distR="114300">
             <wp:extent cx="5321300" cy="2959100"/>
             <wp:effectExtent b="0" l="0" r="0" t="0"/>
-            <wp:docPr id="5" name="image9.gif"/>
+            <wp:docPr id="5" name="image5.gif"/>
             <a:graphic>
               <a:graphicData uri="http://schemas.openxmlformats.org/drawingml/2006/picture">
                 <pic:pic>
                   <pic:nvPicPr>
-                    <pic:cNvPr id="0" name="image9.gif"/>
+                    <pic:cNvPr id="0" name="image5.gif"/>
                     <pic:cNvPicPr preferRelativeResize="0"/>
                   </pic:nvPicPr>
                   <pic:blipFill>
@@ -7335,12 +7335,12 @@
           <wp:inline distB="114300" distT="114300" distL="114300" distR="114300">
             <wp:extent cx="5321300" cy="2959100"/>
             <wp:effectExtent b="0" l="0" r="0" t="0"/>
-            <wp:docPr id="9" name="image6.gif"/>
+            <wp:docPr id="1" name="image4.gif"/>
             <a:graphic>
               <a:graphicData uri="http://schemas.openxmlformats.org/drawingml/2006/picture">
                 <pic:pic>
                   <pic:nvPicPr>
-                    <pic:cNvPr id="0" name="image6.gif"/>
+                    <pic:cNvPr id="0" name="image4.gif"/>
                     <pic:cNvPicPr preferRelativeResize="0"/>
                   </pic:nvPicPr>
                   <pic:blipFill>
@@ -8449,12 +8449,12 @@
           <wp:inline distB="114300" distT="114300" distL="114300" distR="114300">
             <wp:extent cx="5321300" cy="2959100"/>
             <wp:effectExtent b="0" l="0" r="0" t="0"/>
-            <wp:docPr id="3" name="image4.gif"/>
+            <wp:docPr id="3" name="image10.gif"/>
             <a:graphic>
               <a:graphicData uri="http://schemas.openxmlformats.org/drawingml/2006/picture">
                 <pic:pic>
                   <pic:nvPicPr>
-                    <pic:cNvPr id="0" name="image4.gif"/>
+                    <pic:cNvPr id="0" name="image10.gif"/>
                     <pic:cNvPicPr preferRelativeResize="0"/>
                   </pic:nvPicPr>
                   <pic:blipFill>
@@ -9500,7 +9500,7 @@
           <wp:inline distB="114300" distT="114300" distL="114300" distR="114300">
             <wp:extent cx="5321300" cy="2959100"/>
             <wp:effectExtent b="0" l="0" r="0" t="0"/>
-            <wp:docPr id="6" name="image3.gif"/>
+            <wp:docPr id="4" name="image3.gif"/>
             <a:graphic>
               <a:graphicData uri="http://schemas.openxmlformats.org/drawingml/2006/picture">
                 <pic:pic>
@@ -17552,12 +17552,12 @@
           <wp:inline distB="114300" distT="114300" distL="114300" distR="114300">
             <wp:extent cx="6645600" cy="2070100"/>
             <wp:effectExtent b="0" l="0" r="0" t="0"/>
-            <wp:docPr id="11" name="image8.png"/>
+            <wp:docPr id="6" name="image9.png"/>
             <a:graphic>
               <a:graphicData uri="http://schemas.openxmlformats.org/drawingml/2006/picture">
                 <pic:pic>
                   <pic:nvPicPr>
-                    <pic:cNvPr id="0" name="image8.png"/>
+                    <pic:cNvPr id="0" name="image9.png"/>
                     <pic:cNvPicPr preferRelativeResize="0"/>
                   </pic:nvPicPr>
                   <pic:blipFill>

--- a/docs/SDG_Hackathon_Idea_Guide.docx
+++ b/docs/SDG_Hackathon_Idea_Guide.docx
@@ -775,12 +775,12 @@
           <wp:inline distB="114300" distT="114300" distL="114300" distR="114300">
             <wp:extent cx="5321300" cy="2959100"/>
             <wp:effectExtent b="0" l="0" r="0" t="0"/>
-            <wp:docPr id="8" name="image1.gif"/>
+            <wp:docPr id="1" name="image7.gif"/>
             <a:graphic>
               <a:graphicData uri="http://schemas.openxmlformats.org/drawingml/2006/picture">
                 <pic:pic>
                   <pic:nvPicPr>
-                    <pic:cNvPr id="0" name="image1.gif"/>
+                    <pic:cNvPr id="0" name="image7.gif"/>
                     <pic:cNvPicPr preferRelativeResize="0"/>
                   </pic:nvPicPr>
                   <pic:blipFill>
@@ -1814,12 +1814,12 @@
           <wp:inline distB="114300" distT="114300" distL="114300" distR="114300">
             <wp:extent cx="5321300" cy="2959100"/>
             <wp:effectExtent b="0" l="0" r="0" t="0"/>
-            <wp:docPr id="11" name="image2.gif"/>
+            <wp:docPr id="4" name="image4.gif"/>
             <a:graphic>
               <a:graphicData uri="http://schemas.openxmlformats.org/drawingml/2006/picture">
                 <pic:pic>
                   <pic:nvPicPr>
-                    <pic:cNvPr id="0" name="image2.gif"/>
+                    <pic:cNvPr id="0" name="image4.gif"/>
                     <pic:cNvPicPr preferRelativeResize="0"/>
                   </pic:nvPicPr>
                   <pic:blipFill>
@@ -2800,12 +2800,12 @@
           <wp:inline distB="114300" distT="114300" distL="114300" distR="114300">
             <wp:extent cx="5321300" cy="2959100"/>
             <wp:effectExtent b="0" l="0" r="0" t="0"/>
-            <wp:docPr id="9" name="image6.gif"/>
+            <wp:docPr id="11" name="image11.gif"/>
             <a:graphic>
               <a:graphicData uri="http://schemas.openxmlformats.org/drawingml/2006/picture">
                 <pic:pic>
                   <pic:nvPicPr>
-                    <pic:cNvPr id="0" name="image6.gif"/>
+                    <pic:cNvPr id="0" name="image11.gif"/>
                     <pic:cNvPicPr preferRelativeResize="0"/>
                   </pic:nvPicPr>
                   <pic:blipFill>
@@ -3704,12 +3704,12 @@
           <wp:inline distB="114300" distT="114300" distL="114300" distR="114300">
             <wp:extent cx="5321300" cy="2959100"/>
             <wp:effectExtent b="0" l="0" r="0" t="0"/>
-            <wp:docPr id="7" name="image8.gif"/>
+            <wp:docPr id="3" name="image10.gif"/>
             <a:graphic>
               <a:graphicData uri="http://schemas.openxmlformats.org/drawingml/2006/picture">
                 <pic:pic>
                   <pic:nvPicPr>
-                    <pic:cNvPr id="0" name="image8.gif"/>
+                    <pic:cNvPr id="0" name="image10.gif"/>
                     <pic:cNvPicPr preferRelativeResize="0"/>
                   </pic:nvPicPr>
                   <pic:blipFill>
@@ -4448,12 +4448,12 @@
           <wp:inline distB="114300" distT="114300" distL="114300" distR="114300">
             <wp:extent cx="5321300" cy="2959100"/>
             <wp:effectExtent b="0" l="0" r="0" t="0"/>
-            <wp:docPr id="2" name="image11.gif"/>
+            <wp:docPr id="8" name="image9.gif"/>
             <a:graphic>
               <a:graphicData uri="http://schemas.openxmlformats.org/drawingml/2006/picture">
                 <pic:pic>
                   <pic:nvPicPr>
-                    <pic:cNvPr id="0" name="image11.gif"/>
+                    <pic:cNvPr id="0" name="image9.gif"/>
                     <pic:cNvPicPr preferRelativeResize="0"/>
                   </pic:nvPicPr>
                   <pic:blipFill>
@@ -5234,12 +5234,12 @@
           <wp:inline distB="114300" distT="114300" distL="114300" distR="114300">
             <wp:extent cx="5321300" cy="2959100"/>
             <wp:effectExtent b="0" l="0" r="0" t="0"/>
-            <wp:docPr id="10" name="image7.gif"/>
+            <wp:docPr id="6" name="image1.gif"/>
             <a:graphic>
               <a:graphicData uri="http://schemas.openxmlformats.org/drawingml/2006/picture">
                 <pic:pic>
                   <pic:nvPicPr>
-                    <pic:cNvPr id="0" name="image7.gif"/>
+                    <pic:cNvPr id="0" name="image1.gif"/>
                     <pic:cNvPicPr preferRelativeResize="0"/>
                   </pic:nvPicPr>
                   <pic:blipFill>
@@ -6423,12 +6423,12 @@
           <wp:inline distB="114300" distT="114300" distL="114300" distR="114300">
             <wp:extent cx="5321300" cy="2959100"/>
             <wp:effectExtent b="0" l="0" r="0" t="0"/>
-            <wp:docPr id="5" name="image5.gif"/>
+            <wp:docPr id="5" name="image2.gif"/>
             <a:graphic>
               <a:graphicData uri="http://schemas.openxmlformats.org/drawingml/2006/picture">
                 <pic:pic>
                   <pic:nvPicPr>
-                    <pic:cNvPr id="0" name="image5.gif"/>
+                    <pic:cNvPr id="0" name="image2.gif"/>
                     <pic:cNvPicPr preferRelativeResize="0"/>
                   </pic:nvPicPr>
                   <pic:blipFill>
@@ -7335,12 +7335,12 @@
           <wp:inline distB="114300" distT="114300" distL="114300" distR="114300">
             <wp:extent cx="5321300" cy="2959100"/>
             <wp:effectExtent b="0" l="0" r="0" t="0"/>
-            <wp:docPr id="1" name="image4.gif"/>
+            <wp:docPr id="9" name="image6.gif"/>
             <a:graphic>
               <a:graphicData uri="http://schemas.openxmlformats.org/drawingml/2006/picture">
                 <pic:pic>
                   <pic:nvPicPr>
-                    <pic:cNvPr id="0" name="image4.gif"/>
+                    <pic:cNvPr id="0" name="image6.gif"/>
                     <pic:cNvPicPr preferRelativeResize="0"/>
                   </pic:nvPicPr>
                   <pic:blipFill>
@@ -8449,12 +8449,12 @@
           <wp:inline distB="114300" distT="114300" distL="114300" distR="114300">
             <wp:extent cx="5321300" cy="2959100"/>
             <wp:effectExtent b="0" l="0" r="0" t="0"/>
-            <wp:docPr id="3" name="image10.gif"/>
+            <wp:docPr id="7" name="image8.gif"/>
             <a:graphic>
               <a:graphicData uri="http://schemas.openxmlformats.org/drawingml/2006/picture">
                 <pic:pic>
                   <pic:nvPicPr>
-                    <pic:cNvPr id="0" name="image10.gif"/>
+                    <pic:cNvPr id="0" name="image8.gif"/>
                     <pic:cNvPicPr preferRelativeResize="0"/>
                   </pic:nvPicPr>
                   <pic:blipFill>
@@ -9500,7 +9500,7 @@
           <wp:inline distB="114300" distT="114300" distL="114300" distR="114300">
             <wp:extent cx="5321300" cy="2959100"/>
             <wp:effectExtent b="0" l="0" r="0" t="0"/>
-            <wp:docPr id="4" name="image3.gif"/>
+            <wp:docPr id="2" name="image3.gif"/>
             <a:graphic>
               <a:graphicData uri="http://schemas.openxmlformats.org/drawingml/2006/picture">
                 <pic:pic>
@@ -17552,12 +17552,12 @@
           <wp:inline distB="114300" distT="114300" distL="114300" distR="114300">
             <wp:extent cx="6645600" cy="2070100"/>
             <wp:effectExtent b="0" l="0" r="0" t="0"/>
-            <wp:docPr id="6" name="image9.png"/>
+            <wp:docPr id="10" name="image5.png"/>
             <a:graphic>
               <a:graphicData uri="http://schemas.openxmlformats.org/drawingml/2006/picture">
                 <pic:pic>
                   <pic:nvPicPr>
-                    <pic:cNvPr id="0" name="image9.png"/>
+                    <pic:cNvPr id="0" name="image5.png"/>
                     <pic:cNvPicPr preferRelativeResize="0"/>
                   </pic:nvPicPr>
                   <pic:blipFill>

--- a/docs/SDG_Hackathon_Idea_Guide.docx
+++ b/docs/SDG_Hackathon_Idea_Guide.docx
@@ -775,12 +775,12 @@
           <wp:inline distB="114300" distT="114300" distL="114300" distR="114300">
             <wp:extent cx="5321300" cy="2959100"/>
             <wp:effectExtent b="0" l="0" r="0" t="0"/>
-            <wp:docPr id="1" name="image7.gif"/>
+            <wp:docPr id="7" name="image8.gif"/>
             <a:graphic>
               <a:graphicData uri="http://schemas.openxmlformats.org/drawingml/2006/picture">
                 <pic:pic>
                   <pic:nvPicPr>
-                    <pic:cNvPr id="0" name="image7.gif"/>
+                    <pic:cNvPr id="0" name="image8.gif"/>
                     <pic:cNvPicPr preferRelativeResize="0"/>
                   </pic:nvPicPr>
                   <pic:blipFill>
@@ -1814,12 +1814,12 @@
           <wp:inline distB="114300" distT="114300" distL="114300" distR="114300">
             <wp:extent cx="5321300" cy="2959100"/>
             <wp:effectExtent b="0" l="0" r="0" t="0"/>
-            <wp:docPr id="4" name="image4.gif"/>
+            <wp:docPr id="11" name="image3.gif"/>
             <a:graphic>
               <a:graphicData uri="http://schemas.openxmlformats.org/drawingml/2006/picture">
                 <pic:pic>
                   <pic:nvPicPr>
-                    <pic:cNvPr id="0" name="image4.gif"/>
+                    <pic:cNvPr id="0" name="image3.gif"/>
                     <pic:cNvPicPr preferRelativeResize="0"/>
                   </pic:nvPicPr>
                   <pic:blipFill>
@@ -2800,12 +2800,12 @@
           <wp:inline distB="114300" distT="114300" distL="114300" distR="114300">
             <wp:extent cx="5321300" cy="2959100"/>
             <wp:effectExtent b="0" l="0" r="0" t="0"/>
-            <wp:docPr id="11" name="image11.gif"/>
+            <wp:docPr id="8" name="image6.gif"/>
             <a:graphic>
               <a:graphicData uri="http://schemas.openxmlformats.org/drawingml/2006/picture">
                 <pic:pic>
                   <pic:nvPicPr>
-                    <pic:cNvPr id="0" name="image11.gif"/>
+                    <pic:cNvPr id="0" name="image6.gif"/>
                     <pic:cNvPicPr preferRelativeResize="0"/>
                   </pic:nvPicPr>
                   <pic:blipFill>
@@ -3704,12 +3704,12 @@
           <wp:inline distB="114300" distT="114300" distL="114300" distR="114300">
             <wp:extent cx="5321300" cy="2959100"/>
             <wp:effectExtent b="0" l="0" r="0" t="0"/>
-            <wp:docPr id="3" name="image10.gif"/>
+            <wp:docPr id="6" name="image11.gif"/>
             <a:graphic>
               <a:graphicData uri="http://schemas.openxmlformats.org/drawingml/2006/picture">
                 <pic:pic>
                   <pic:nvPicPr>
-                    <pic:cNvPr id="0" name="image10.gif"/>
+                    <pic:cNvPr id="0" name="image11.gif"/>
                     <pic:cNvPicPr preferRelativeResize="0"/>
                   </pic:nvPicPr>
                   <pic:blipFill>
@@ -4448,12 +4448,12 @@
           <wp:inline distB="114300" distT="114300" distL="114300" distR="114300">
             <wp:extent cx="5321300" cy="2959100"/>
             <wp:effectExtent b="0" l="0" r="0" t="0"/>
-            <wp:docPr id="8" name="image9.gif"/>
+            <wp:docPr id="10" name="image4.gif"/>
             <a:graphic>
               <a:graphicData uri="http://schemas.openxmlformats.org/drawingml/2006/picture">
                 <pic:pic>
                   <pic:nvPicPr>
-                    <pic:cNvPr id="0" name="image9.gif"/>
+                    <pic:cNvPr id="0" name="image4.gif"/>
                     <pic:cNvPicPr preferRelativeResize="0"/>
                   </pic:nvPicPr>
                   <pic:blipFill>
@@ -5234,12 +5234,12 @@
           <wp:inline distB="114300" distT="114300" distL="114300" distR="114300">
             <wp:extent cx="5321300" cy="2959100"/>
             <wp:effectExtent b="0" l="0" r="0" t="0"/>
-            <wp:docPr id="6" name="image1.gif"/>
+            <wp:docPr id="9" name="image9.gif"/>
             <a:graphic>
               <a:graphicData uri="http://schemas.openxmlformats.org/drawingml/2006/picture">
                 <pic:pic>
                   <pic:nvPicPr>
-                    <pic:cNvPr id="0" name="image1.gif"/>
+                    <pic:cNvPr id="0" name="image9.gif"/>
                     <pic:cNvPicPr preferRelativeResize="0"/>
                   </pic:nvPicPr>
                   <pic:blipFill>
@@ -6423,7 +6423,7 @@
           <wp:inline distB="114300" distT="114300" distL="114300" distR="114300">
             <wp:extent cx="5321300" cy="2959100"/>
             <wp:effectExtent b="0" l="0" r="0" t="0"/>
-            <wp:docPr id="5" name="image2.gif"/>
+            <wp:docPr id="1" name="image2.gif"/>
             <a:graphic>
               <a:graphicData uri="http://schemas.openxmlformats.org/drawingml/2006/picture">
                 <pic:pic>
@@ -7335,12 +7335,12 @@
           <wp:inline distB="114300" distT="114300" distL="114300" distR="114300">
             <wp:extent cx="5321300" cy="2959100"/>
             <wp:effectExtent b="0" l="0" r="0" t="0"/>
-            <wp:docPr id="9" name="image6.gif"/>
+            <wp:docPr id="5" name="image5.gif"/>
             <a:graphic>
               <a:graphicData uri="http://schemas.openxmlformats.org/drawingml/2006/picture">
                 <pic:pic>
                   <pic:nvPicPr>
-                    <pic:cNvPr id="0" name="image6.gif"/>
+                    <pic:cNvPr id="0" name="image5.gif"/>
                     <pic:cNvPicPr preferRelativeResize="0"/>
                   </pic:nvPicPr>
                   <pic:blipFill>
@@ -8449,12 +8449,12 @@
           <wp:inline distB="114300" distT="114300" distL="114300" distR="114300">
             <wp:extent cx="5321300" cy="2959100"/>
             <wp:effectExtent b="0" l="0" r="0" t="0"/>
-            <wp:docPr id="7" name="image8.gif"/>
+            <wp:docPr id="2" name="image1.gif"/>
             <a:graphic>
               <a:graphicData uri="http://schemas.openxmlformats.org/drawingml/2006/picture">
                 <pic:pic>
                   <pic:nvPicPr>
-                    <pic:cNvPr id="0" name="image8.gif"/>
+                    <pic:cNvPr id="0" name="image1.gif"/>
                     <pic:cNvPicPr preferRelativeResize="0"/>
                   </pic:nvPicPr>
                   <pic:blipFill>
@@ -9500,12 +9500,12 @@
           <wp:inline distB="114300" distT="114300" distL="114300" distR="114300">
             <wp:extent cx="5321300" cy="2959100"/>
             <wp:effectExtent b="0" l="0" r="0" t="0"/>
-            <wp:docPr id="2" name="image3.gif"/>
+            <wp:docPr id="4" name="image7.gif"/>
             <a:graphic>
               <a:graphicData uri="http://schemas.openxmlformats.org/drawingml/2006/picture">
                 <pic:pic>
                   <pic:nvPicPr>
-                    <pic:cNvPr id="0" name="image3.gif"/>
+                    <pic:cNvPr id="0" name="image7.gif"/>
                     <pic:cNvPicPr preferRelativeResize="0"/>
                   </pic:nvPicPr>
                   <pic:blipFill>
@@ -17552,12 +17552,12 @@
           <wp:inline distB="114300" distT="114300" distL="114300" distR="114300">
             <wp:extent cx="6645600" cy="2070100"/>
             <wp:effectExtent b="0" l="0" r="0" t="0"/>
-            <wp:docPr id="10" name="image5.png"/>
+            <wp:docPr id="3" name="image10.png"/>
             <a:graphic>
               <a:graphicData uri="http://schemas.openxmlformats.org/drawingml/2006/picture">
                 <pic:pic>
                   <pic:nvPicPr>
-                    <pic:cNvPr id="0" name="image5.png"/>
+                    <pic:cNvPr id="0" name="image10.png"/>
                     <pic:cNvPicPr preferRelativeResize="0"/>
                   </pic:nvPicPr>
                   <pic:blipFill>

--- a/docs/SDG_Hackathon_Idea_Guide.docx
+++ b/docs/SDG_Hackathon_Idea_Guide.docx
@@ -775,7 +775,7 @@
           <wp:inline distB="114300" distT="114300" distL="114300" distR="114300">
             <wp:extent cx="5321300" cy="2959100"/>
             <wp:effectExtent b="0" l="0" r="0" t="0"/>
-            <wp:docPr id="7" name="image8.gif"/>
+            <wp:docPr id="2" name="image8.gif"/>
             <a:graphic>
               <a:graphicData uri="http://schemas.openxmlformats.org/drawingml/2006/picture">
                 <pic:pic>
@@ -1814,12 +1814,12 @@
           <wp:inline distB="114300" distT="114300" distL="114300" distR="114300">
             <wp:extent cx="5321300" cy="2959100"/>
             <wp:effectExtent b="0" l="0" r="0" t="0"/>
-            <wp:docPr id="11" name="image3.gif"/>
+            <wp:docPr id="4" name="image11.gif"/>
             <a:graphic>
               <a:graphicData uri="http://schemas.openxmlformats.org/drawingml/2006/picture">
                 <pic:pic>
                   <pic:nvPicPr>
-                    <pic:cNvPr id="0" name="image3.gif"/>
+                    <pic:cNvPr id="0" name="image11.gif"/>
                     <pic:cNvPicPr preferRelativeResize="0"/>
                   </pic:nvPicPr>
                   <pic:blipFill>
@@ -2800,12 +2800,12 @@
           <wp:inline distB="114300" distT="114300" distL="114300" distR="114300">
             <wp:extent cx="5321300" cy="2959100"/>
             <wp:effectExtent b="0" l="0" r="0" t="0"/>
-            <wp:docPr id="8" name="image6.gif"/>
+            <wp:docPr id="8" name="image2.gif"/>
             <a:graphic>
               <a:graphicData uri="http://schemas.openxmlformats.org/drawingml/2006/picture">
                 <pic:pic>
                   <pic:nvPicPr>
-                    <pic:cNvPr id="0" name="image6.gif"/>
+                    <pic:cNvPr id="0" name="image2.gif"/>
                     <pic:cNvPicPr preferRelativeResize="0"/>
                   </pic:nvPicPr>
                   <pic:blipFill>
@@ -3704,12 +3704,12 @@
           <wp:inline distB="114300" distT="114300" distL="114300" distR="114300">
             <wp:extent cx="5321300" cy="2959100"/>
             <wp:effectExtent b="0" l="0" r="0" t="0"/>
-            <wp:docPr id="6" name="image11.gif"/>
+            <wp:docPr id="3" name="image9.gif"/>
             <a:graphic>
               <a:graphicData uri="http://schemas.openxmlformats.org/drawingml/2006/picture">
                 <pic:pic>
                   <pic:nvPicPr>
-                    <pic:cNvPr id="0" name="image11.gif"/>
+                    <pic:cNvPr id="0" name="image9.gif"/>
                     <pic:cNvPicPr preferRelativeResize="0"/>
                   </pic:nvPicPr>
                   <pic:blipFill>
@@ -4448,12 +4448,12 @@
           <wp:inline distB="114300" distT="114300" distL="114300" distR="114300">
             <wp:extent cx="5321300" cy="2959100"/>
             <wp:effectExtent b="0" l="0" r="0" t="0"/>
-            <wp:docPr id="10" name="image4.gif"/>
+            <wp:docPr id="11" name="image6.gif"/>
             <a:graphic>
               <a:graphicData uri="http://schemas.openxmlformats.org/drawingml/2006/picture">
                 <pic:pic>
                   <pic:nvPicPr>
-                    <pic:cNvPr id="0" name="image4.gif"/>
+                    <pic:cNvPr id="0" name="image6.gif"/>
                     <pic:cNvPicPr preferRelativeResize="0"/>
                   </pic:nvPicPr>
                   <pic:blipFill>
@@ -5234,12 +5234,12 @@
           <wp:inline distB="114300" distT="114300" distL="114300" distR="114300">
             <wp:extent cx="5321300" cy="2959100"/>
             <wp:effectExtent b="0" l="0" r="0" t="0"/>
-            <wp:docPr id="9" name="image9.gif"/>
+            <wp:docPr id="7" name="image7.gif"/>
             <a:graphic>
               <a:graphicData uri="http://schemas.openxmlformats.org/drawingml/2006/picture">
                 <pic:pic>
                   <pic:nvPicPr>
-                    <pic:cNvPr id="0" name="image9.gif"/>
+                    <pic:cNvPr id="0" name="image7.gif"/>
                     <pic:cNvPicPr preferRelativeResize="0"/>
                   </pic:nvPicPr>
                   <pic:blipFill>
@@ -6423,12 +6423,12 @@
           <wp:inline distB="114300" distT="114300" distL="114300" distR="114300">
             <wp:extent cx="5321300" cy="2959100"/>
             <wp:effectExtent b="0" l="0" r="0" t="0"/>
-            <wp:docPr id="1" name="image2.gif"/>
+            <wp:docPr id="10" name="image4.gif"/>
             <a:graphic>
               <a:graphicData uri="http://schemas.openxmlformats.org/drawingml/2006/picture">
                 <pic:pic>
                   <pic:nvPicPr>
-                    <pic:cNvPr id="0" name="image2.gif"/>
+                    <pic:cNvPr id="0" name="image4.gif"/>
                     <pic:cNvPicPr preferRelativeResize="0"/>
                   </pic:nvPicPr>
                   <pic:blipFill>
@@ -7335,12 +7335,12 @@
           <wp:inline distB="114300" distT="114300" distL="114300" distR="114300">
             <wp:extent cx="5321300" cy="2959100"/>
             <wp:effectExtent b="0" l="0" r="0" t="0"/>
-            <wp:docPr id="5" name="image5.gif"/>
+            <wp:docPr id="5" name="image3.gif"/>
             <a:graphic>
               <a:graphicData uri="http://schemas.openxmlformats.org/drawingml/2006/picture">
                 <pic:pic>
                   <pic:nvPicPr>
-                    <pic:cNvPr id="0" name="image5.gif"/>
+                    <pic:cNvPr id="0" name="image3.gif"/>
                     <pic:cNvPicPr preferRelativeResize="0"/>
                   </pic:nvPicPr>
                   <pic:blipFill>
@@ -8449,12 +8449,12 @@
           <wp:inline distB="114300" distT="114300" distL="114300" distR="114300">
             <wp:extent cx="5321300" cy="2959100"/>
             <wp:effectExtent b="0" l="0" r="0" t="0"/>
-            <wp:docPr id="2" name="image1.gif"/>
+            <wp:docPr id="1" name="image10.gif"/>
             <a:graphic>
               <a:graphicData uri="http://schemas.openxmlformats.org/drawingml/2006/picture">
                 <pic:pic>
                   <pic:nvPicPr>
-                    <pic:cNvPr id="0" name="image1.gif"/>
+                    <pic:cNvPr id="0" name="image10.gif"/>
                     <pic:cNvPicPr preferRelativeResize="0"/>
                   </pic:nvPicPr>
                   <pic:blipFill>
@@ -9500,12 +9500,12 @@
           <wp:inline distB="114300" distT="114300" distL="114300" distR="114300">
             <wp:extent cx="5321300" cy="2959100"/>
             <wp:effectExtent b="0" l="0" r="0" t="0"/>
-            <wp:docPr id="4" name="image7.gif"/>
+            <wp:docPr id="9" name="image5.gif"/>
             <a:graphic>
               <a:graphicData uri="http://schemas.openxmlformats.org/drawingml/2006/picture">
                 <pic:pic>
                   <pic:nvPicPr>
-                    <pic:cNvPr id="0" name="image7.gif"/>
+                    <pic:cNvPr id="0" name="image5.gif"/>
                     <pic:cNvPicPr preferRelativeResize="0"/>
                   </pic:nvPicPr>
                   <pic:blipFill>
@@ -17552,12 +17552,12 @@
           <wp:inline distB="114300" distT="114300" distL="114300" distR="114300">
             <wp:extent cx="6645600" cy="2070100"/>
             <wp:effectExtent b="0" l="0" r="0" t="0"/>
-            <wp:docPr id="3" name="image10.png"/>
+            <wp:docPr id="6" name="image1.png"/>
             <a:graphic>
               <a:graphicData uri="http://schemas.openxmlformats.org/drawingml/2006/picture">
                 <pic:pic>
                   <pic:nvPicPr>
-                    <pic:cNvPr id="0" name="image10.png"/>
+                    <pic:cNvPr id="0" name="image1.png"/>
                     <pic:cNvPicPr preferRelativeResize="0"/>
                   </pic:nvPicPr>
                   <pic:blipFill>

--- a/docs/SDG_Hackathon_Idea_Guide.docx
+++ b/docs/SDG_Hackathon_Idea_Guide.docx
@@ -775,12 +775,12 @@
           <wp:inline distB="114300" distT="114300" distL="114300" distR="114300">
             <wp:extent cx="5321300" cy="2959100"/>
             <wp:effectExtent b="0" l="0" r="0" t="0"/>
-            <wp:docPr id="2" name="image8.gif"/>
+            <wp:docPr id="10" name="image3.gif"/>
             <a:graphic>
               <a:graphicData uri="http://schemas.openxmlformats.org/drawingml/2006/picture">
                 <pic:pic>
                   <pic:nvPicPr>
-                    <pic:cNvPr id="0" name="image8.gif"/>
+                    <pic:cNvPr id="0" name="image3.gif"/>
                     <pic:cNvPicPr preferRelativeResize="0"/>
                   </pic:nvPicPr>
                   <pic:blipFill>
@@ -1814,12 +1814,12 @@
           <wp:inline distB="114300" distT="114300" distL="114300" distR="114300">
             <wp:extent cx="5321300" cy="2959100"/>
             <wp:effectExtent b="0" l="0" r="0" t="0"/>
-            <wp:docPr id="4" name="image11.gif"/>
+            <wp:docPr id="6" name="image10.gif"/>
             <a:graphic>
               <a:graphicData uri="http://schemas.openxmlformats.org/drawingml/2006/picture">
                 <pic:pic>
                   <pic:nvPicPr>
-                    <pic:cNvPr id="0" name="image11.gif"/>
+                    <pic:cNvPr id="0" name="image10.gif"/>
                     <pic:cNvPicPr preferRelativeResize="0"/>
                   </pic:nvPicPr>
                   <pic:blipFill>
@@ -2800,7 +2800,7 @@
           <wp:inline distB="114300" distT="114300" distL="114300" distR="114300">
             <wp:extent cx="5321300" cy="2959100"/>
             <wp:effectExtent b="0" l="0" r="0" t="0"/>
-            <wp:docPr id="8" name="image2.gif"/>
+            <wp:docPr id="4" name="image2.gif"/>
             <a:graphic>
               <a:graphicData uri="http://schemas.openxmlformats.org/drawingml/2006/picture">
                 <pic:pic>
@@ -3704,12 +3704,12 @@
           <wp:inline distB="114300" distT="114300" distL="114300" distR="114300">
             <wp:extent cx="5321300" cy="2959100"/>
             <wp:effectExtent b="0" l="0" r="0" t="0"/>
-            <wp:docPr id="3" name="image9.gif"/>
+            <wp:docPr id="9" name="image11.gif"/>
             <a:graphic>
               <a:graphicData uri="http://schemas.openxmlformats.org/drawingml/2006/picture">
                 <pic:pic>
                   <pic:nvPicPr>
-                    <pic:cNvPr id="0" name="image9.gif"/>
+                    <pic:cNvPr id="0" name="image11.gif"/>
                     <pic:cNvPicPr preferRelativeResize="0"/>
                   </pic:nvPicPr>
                   <pic:blipFill>
@@ -4448,12 +4448,12 @@
           <wp:inline distB="114300" distT="114300" distL="114300" distR="114300">
             <wp:extent cx="5321300" cy="2959100"/>
             <wp:effectExtent b="0" l="0" r="0" t="0"/>
-            <wp:docPr id="11" name="image6.gif"/>
+            <wp:docPr id="7" name="image5.gif"/>
             <a:graphic>
               <a:graphicData uri="http://schemas.openxmlformats.org/drawingml/2006/picture">
                 <pic:pic>
                   <pic:nvPicPr>
-                    <pic:cNvPr id="0" name="image6.gif"/>
+                    <pic:cNvPr id="0" name="image5.gif"/>
                     <pic:cNvPicPr preferRelativeResize="0"/>
                   </pic:nvPicPr>
                   <pic:blipFill>
@@ -5234,12 +5234,12 @@
           <wp:inline distB="114300" distT="114300" distL="114300" distR="114300">
             <wp:extent cx="5321300" cy="2959100"/>
             <wp:effectExtent b="0" l="0" r="0" t="0"/>
-            <wp:docPr id="7" name="image7.gif"/>
+            <wp:docPr id="3" name="image6.gif"/>
             <a:graphic>
               <a:graphicData uri="http://schemas.openxmlformats.org/drawingml/2006/picture">
                 <pic:pic>
                   <pic:nvPicPr>
-                    <pic:cNvPr id="0" name="image7.gif"/>
+                    <pic:cNvPr id="0" name="image6.gif"/>
                     <pic:cNvPicPr preferRelativeResize="0"/>
                   </pic:nvPicPr>
                   <pic:blipFill>
@@ -6423,12 +6423,12 @@
           <wp:inline distB="114300" distT="114300" distL="114300" distR="114300">
             <wp:extent cx="5321300" cy="2959100"/>
             <wp:effectExtent b="0" l="0" r="0" t="0"/>
-            <wp:docPr id="10" name="image4.gif"/>
+            <wp:docPr id="2" name="image9.gif"/>
             <a:graphic>
               <a:graphicData uri="http://schemas.openxmlformats.org/drawingml/2006/picture">
                 <pic:pic>
                   <pic:nvPicPr>
-                    <pic:cNvPr id="0" name="image4.gif"/>
+                    <pic:cNvPr id="0" name="image9.gif"/>
                     <pic:cNvPicPr preferRelativeResize="0"/>
                   </pic:nvPicPr>
                   <pic:blipFill>
@@ -7335,12 +7335,12 @@
           <wp:inline distB="114300" distT="114300" distL="114300" distR="114300">
             <wp:extent cx="5321300" cy="2959100"/>
             <wp:effectExtent b="0" l="0" r="0" t="0"/>
-            <wp:docPr id="5" name="image3.gif"/>
+            <wp:docPr id="5" name="image4.gif"/>
             <a:graphic>
               <a:graphicData uri="http://schemas.openxmlformats.org/drawingml/2006/picture">
                 <pic:pic>
                   <pic:nvPicPr>
-                    <pic:cNvPr id="0" name="image3.gif"/>
+                    <pic:cNvPr id="0" name="image4.gif"/>
                     <pic:cNvPicPr preferRelativeResize="0"/>
                   </pic:nvPicPr>
                   <pic:blipFill>
@@ -8449,12 +8449,12 @@
           <wp:inline distB="114300" distT="114300" distL="114300" distR="114300">
             <wp:extent cx="5321300" cy="2959100"/>
             <wp:effectExtent b="0" l="0" r="0" t="0"/>
-            <wp:docPr id="1" name="image10.gif"/>
+            <wp:docPr id="11" name="image8.gif"/>
             <a:graphic>
               <a:graphicData uri="http://schemas.openxmlformats.org/drawingml/2006/picture">
                 <pic:pic>
                   <pic:nvPicPr>
-                    <pic:cNvPr id="0" name="image10.gif"/>
+                    <pic:cNvPr id="0" name="image8.gif"/>
                     <pic:cNvPicPr preferRelativeResize="0"/>
                   </pic:nvPicPr>
                   <pic:blipFill>
@@ -9500,12 +9500,12 @@
           <wp:inline distB="114300" distT="114300" distL="114300" distR="114300">
             <wp:extent cx="5321300" cy="2959100"/>
             <wp:effectExtent b="0" l="0" r="0" t="0"/>
-            <wp:docPr id="9" name="image5.gif"/>
+            <wp:docPr id="1" name="image1.gif"/>
             <a:graphic>
               <a:graphicData uri="http://schemas.openxmlformats.org/drawingml/2006/picture">
                 <pic:pic>
                   <pic:nvPicPr>
-                    <pic:cNvPr id="0" name="image5.gif"/>
+                    <pic:cNvPr id="0" name="image1.gif"/>
                     <pic:cNvPicPr preferRelativeResize="0"/>
                   </pic:nvPicPr>
                   <pic:blipFill>
@@ -17552,12 +17552,12 @@
           <wp:inline distB="114300" distT="114300" distL="114300" distR="114300">
             <wp:extent cx="6645600" cy="2070100"/>
             <wp:effectExtent b="0" l="0" r="0" t="0"/>
-            <wp:docPr id="6" name="image1.png"/>
+            <wp:docPr id="8" name="image7.png"/>
             <a:graphic>
               <a:graphicData uri="http://schemas.openxmlformats.org/drawingml/2006/picture">
                 <pic:pic>
                   <pic:nvPicPr>
-                    <pic:cNvPr id="0" name="image1.png"/>
+                    <pic:cNvPr id="0" name="image7.png"/>
                     <pic:cNvPicPr preferRelativeResize="0"/>
                   </pic:nvPicPr>
                   <pic:blipFill>

--- a/docs/SDG_Hackathon_Idea_Guide.docx
+++ b/docs/SDG_Hackathon_Idea_Guide.docx
@@ -775,12 +775,12 @@
           <wp:inline distB="114300" distT="114300" distL="114300" distR="114300">
             <wp:extent cx="5321300" cy="2959100"/>
             <wp:effectExtent b="0" l="0" r="0" t="0"/>
-            <wp:docPr id="10" name="image3.gif"/>
+            <wp:docPr id="10" name="image1.gif"/>
             <a:graphic>
               <a:graphicData uri="http://schemas.openxmlformats.org/drawingml/2006/picture">
                 <pic:pic>
                   <pic:nvPicPr>
-                    <pic:cNvPr id="0" name="image3.gif"/>
+                    <pic:cNvPr id="0" name="image1.gif"/>
                     <pic:cNvPicPr preferRelativeResize="0"/>
                   </pic:nvPicPr>
                   <pic:blipFill>
@@ -1814,12 +1814,12 @@
           <wp:inline distB="114300" distT="114300" distL="114300" distR="114300">
             <wp:extent cx="5321300" cy="2959100"/>
             <wp:effectExtent b="0" l="0" r="0" t="0"/>
-            <wp:docPr id="6" name="image10.gif"/>
+            <wp:docPr id="6" name="image2.gif"/>
             <a:graphic>
               <a:graphicData uri="http://schemas.openxmlformats.org/drawingml/2006/picture">
                 <pic:pic>
                   <pic:nvPicPr>
-                    <pic:cNvPr id="0" name="image10.gif"/>
+                    <pic:cNvPr id="0" name="image2.gif"/>
                     <pic:cNvPicPr preferRelativeResize="0"/>
                   </pic:nvPicPr>
                   <pic:blipFill>
@@ -2800,12 +2800,12 @@
           <wp:inline distB="114300" distT="114300" distL="114300" distR="114300">
             <wp:extent cx="5321300" cy="2959100"/>
             <wp:effectExtent b="0" l="0" r="0" t="0"/>
-            <wp:docPr id="4" name="image2.gif"/>
+            <wp:docPr id="9" name="image3.gif"/>
             <a:graphic>
               <a:graphicData uri="http://schemas.openxmlformats.org/drawingml/2006/picture">
                 <pic:pic>
                   <pic:nvPicPr>
-                    <pic:cNvPr id="0" name="image2.gif"/>
+                    <pic:cNvPr id="0" name="image3.gif"/>
                     <pic:cNvPicPr preferRelativeResize="0"/>
                   </pic:nvPicPr>
                   <pic:blipFill>
@@ -3704,7 +3704,7 @@
           <wp:inline distB="114300" distT="114300" distL="114300" distR="114300">
             <wp:extent cx="5321300" cy="2959100"/>
             <wp:effectExtent b="0" l="0" r="0" t="0"/>
-            <wp:docPr id="9" name="image11.gif"/>
+            <wp:docPr id="11" name="image11.gif"/>
             <a:graphic>
               <a:graphicData uri="http://schemas.openxmlformats.org/drawingml/2006/picture">
                 <pic:pic>
@@ -4448,12 +4448,12 @@
           <wp:inline distB="114300" distT="114300" distL="114300" distR="114300">
             <wp:extent cx="5321300" cy="2959100"/>
             <wp:effectExtent b="0" l="0" r="0" t="0"/>
-            <wp:docPr id="7" name="image5.gif"/>
+            <wp:docPr id="3" name="image10.gif"/>
             <a:graphic>
               <a:graphicData uri="http://schemas.openxmlformats.org/drawingml/2006/picture">
                 <pic:pic>
                   <pic:nvPicPr>
-                    <pic:cNvPr id="0" name="image5.gif"/>
+                    <pic:cNvPr id="0" name="image10.gif"/>
                     <pic:cNvPicPr preferRelativeResize="0"/>
                   </pic:nvPicPr>
                   <pic:blipFill>
@@ -5234,12 +5234,12 @@
           <wp:inline distB="114300" distT="114300" distL="114300" distR="114300">
             <wp:extent cx="5321300" cy="2959100"/>
             <wp:effectExtent b="0" l="0" r="0" t="0"/>
-            <wp:docPr id="3" name="image6.gif"/>
+            <wp:docPr id="1" name="image8.gif"/>
             <a:graphic>
               <a:graphicData uri="http://schemas.openxmlformats.org/drawingml/2006/picture">
                 <pic:pic>
                   <pic:nvPicPr>
-                    <pic:cNvPr id="0" name="image6.gif"/>
+                    <pic:cNvPr id="0" name="image8.gif"/>
                     <pic:cNvPicPr preferRelativeResize="0"/>
                   </pic:nvPicPr>
                   <pic:blipFill>
@@ -6423,12 +6423,12 @@
           <wp:inline distB="114300" distT="114300" distL="114300" distR="114300">
             <wp:extent cx="5321300" cy="2959100"/>
             <wp:effectExtent b="0" l="0" r="0" t="0"/>
-            <wp:docPr id="2" name="image9.gif"/>
+            <wp:docPr id="5" name="image6.gif"/>
             <a:graphic>
               <a:graphicData uri="http://schemas.openxmlformats.org/drawingml/2006/picture">
                 <pic:pic>
                   <pic:nvPicPr>
-                    <pic:cNvPr id="0" name="image9.gif"/>
+                    <pic:cNvPr id="0" name="image6.gif"/>
                     <pic:cNvPicPr preferRelativeResize="0"/>
                   </pic:nvPicPr>
                   <pic:blipFill>
@@ -7335,12 +7335,12 @@
           <wp:inline distB="114300" distT="114300" distL="114300" distR="114300">
             <wp:extent cx="5321300" cy="2959100"/>
             <wp:effectExtent b="0" l="0" r="0" t="0"/>
-            <wp:docPr id="5" name="image4.gif"/>
+            <wp:docPr id="4" name="image9.gif"/>
             <a:graphic>
               <a:graphicData uri="http://schemas.openxmlformats.org/drawingml/2006/picture">
                 <pic:pic>
                   <pic:nvPicPr>
-                    <pic:cNvPr id="0" name="image4.gif"/>
+                    <pic:cNvPr id="0" name="image9.gif"/>
                     <pic:cNvPicPr preferRelativeResize="0"/>
                   </pic:nvPicPr>
                   <pic:blipFill>
@@ -8449,12 +8449,12 @@
           <wp:inline distB="114300" distT="114300" distL="114300" distR="114300">
             <wp:extent cx="5321300" cy="2959100"/>
             <wp:effectExtent b="0" l="0" r="0" t="0"/>
-            <wp:docPr id="11" name="image8.gif"/>
+            <wp:docPr id="8" name="image5.gif"/>
             <a:graphic>
               <a:graphicData uri="http://schemas.openxmlformats.org/drawingml/2006/picture">
                 <pic:pic>
                   <pic:nvPicPr>
-                    <pic:cNvPr id="0" name="image8.gif"/>
+                    <pic:cNvPr id="0" name="image5.gif"/>
                     <pic:cNvPicPr preferRelativeResize="0"/>
                   </pic:nvPicPr>
                   <pic:blipFill>
@@ -9500,12 +9500,12 @@
           <wp:inline distB="114300" distT="114300" distL="114300" distR="114300">
             <wp:extent cx="5321300" cy="2959100"/>
             <wp:effectExtent b="0" l="0" r="0" t="0"/>
-            <wp:docPr id="1" name="image1.gif"/>
+            <wp:docPr id="2" name="image7.gif"/>
             <a:graphic>
               <a:graphicData uri="http://schemas.openxmlformats.org/drawingml/2006/picture">
                 <pic:pic>
                   <pic:nvPicPr>
-                    <pic:cNvPr id="0" name="image1.gif"/>
+                    <pic:cNvPr id="0" name="image7.gif"/>
                     <pic:cNvPicPr preferRelativeResize="0"/>
                   </pic:nvPicPr>
                   <pic:blipFill>
@@ -17552,12 +17552,12 @@
           <wp:inline distB="114300" distT="114300" distL="114300" distR="114300">
             <wp:extent cx="6645600" cy="2070100"/>
             <wp:effectExtent b="0" l="0" r="0" t="0"/>
-            <wp:docPr id="8" name="image7.png"/>
+            <wp:docPr id="7" name="image4.png"/>
             <a:graphic>
               <a:graphicData uri="http://schemas.openxmlformats.org/drawingml/2006/picture">
                 <pic:pic>
                   <pic:nvPicPr>
-                    <pic:cNvPr id="0" name="image7.png"/>
+                    <pic:cNvPr id="0" name="image4.png"/>
                     <pic:cNvPicPr preferRelativeResize="0"/>
                   </pic:nvPicPr>
                   <pic:blipFill>

--- a/docs/SDG_Hackathon_Idea_Guide.docx
+++ b/docs/SDG_Hackathon_Idea_Guide.docx
@@ -775,12 +775,12 @@
           <wp:inline distB="114300" distT="114300" distL="114300" distR="114300">
             <wp:extent cx="5321300" cy="2959100"/>
             <wp:effectExtent b="0" l="0" r="0" t="0"/>
-            <wp:docPr id="10" name="image1.gif"/>
+            <wp:docPr id="10" name="image7.gif"/>
             <a:graphic>
               <a:graphicData uri="http://schemas.openxmlformats.org/drawingml/2006/picture">
                 <pic:pic>
                   <pic:nvPicPr>
-                    <pic:cNvPr id="0" name="image1.gif"/>
+                    <pic:cNvPr id="0" name="image7.gif"/>
                     <pic:cNvPicPr preferRelativeResize="0"/>
                   </pic:nvPicPr>
                   <pic:blipFill>
@@ -1814,12 +1814,12 @@
           <wp:inline distB="114300" distT="114300" distL="114300" distR="114300">
             <wp:extent cx="5321300" cy="2959100"/>
             <wp:effectExtent b="0" l="0" r="0" t="0"/>
-            <wp:docPr id="6" name="image2.gif"/>
+            <wp:docPr id="7" name="image3.gif"/>
             <a:graphic>
               <a:graphicData uri="http://schemas.openxmlformats.org/drawingml/2006/picture">
                 <pic:pic>
                   <pic:nvPicPr>
-                    <pic:cNvPr id="0" name="image2.gif"/>
+                    <pic:cNvPr id="0" name="image3.gif"/>
                     <pic:cNvPicPr preferRelativeResize="0"/>
                   </pic:nvPicPr>
                   <pic:blipFill>
@@ -2800,12 +2800,12 @@
           <wp:inline distB="114300" distT="114300" distL="114300" distR="114300">
             <wp:extent cx="5321300" cy="2959100"/>
             <wp:effectExtent b="0" l="0" r="0" t="0"/>
-            <wp:docPr id="9" name="image3.gif"/>
+            <wp:docPr id="3" name="image5.gif"/>
             <a:graphic>
               <a:graphicData uri="http://schemas.openxmlformats.org/drawingml/2006/picture">
                 <pic:pic>
                   <pic:nvPicPr>
-                    <pic:cNvPr id="0" name="image3.gif"/>
+                    <pic:cNvPr id="0" name="image5.gif"/>
                     <pic:cNvPicPr preferRelativeResize="0"/>
                   </pic:nvPicPr>
                   <pic:blipFill>
@@ -3704,12 +3704,12 @@
           <wp:inline distB="114300" distT="114300" distL="114300" distR="114300">
             <wp:extent cx="5321300" cy="2959100"/>
             <wp:effectExtent b="0" l="0" r="0" t="0"/>
-            <wp:docPr id="11" name="image11.gif"/>
+            <wp:docPr id="9" name="image10.gif"/>
             <a:graphic>
               <a:graphicData uri="http://schemas.openxmlformats.org/drawingml/2006/picture">
                 <pic:pic>
                   <pic:nvPicPr>
-                    <pic:cNvPr id="0" name="image11.gif"/>
+                    <pic:cNvPr id="0" name="image10.gif"/>
                     <pic:cNvPicPr preferRelativeResize="0"/>
                   </pic:nvPicPr>
                   <pic:blipFill>
@@ -4448,12 +4448,12 @@
           <wp:inline distB="114300" distT="114300" distL="114300" distR="114300">
             <wp:extent cx="5321300" cy="2959100"/>
             <wp:effectExtent b="0" l="0" r="0" t="0"/>
-            <wp:docPr id="3" name="image10.gif"/>
+            <wp:docPr id="6" name="image8.gif"/>
             <a:graphic>
               <a:graphicData uri="http://schemas.openxmlformats.org/drawingml/2006/picture">
                 <pic:pic>
                   <pic:nvPicPr>
-                    <pic:cNvPr id="0" name="image10.gif"/>
+                    <pic:cNvPr id="0" name="image8.gif"/>
                     <pic:cNvPicPr preferRelativeResize="0"/>
                   </pic:nvPicPr>
                   <pic:blipFill>
@@ -5234,12 +5234,12 @@
           <wp:inline distB="114300" distT="114300" distL="114300" distR="114300">
             <wp:extent cx="5321300" cy="2959100"/>
             <wp:effectExtent b="0" l="0" r="0" t="0"/>
-            <wp:docPr id="1" name="image8.gif"/>
+            <wp:docPr id="1" name="image9.gif"/>
             <a:graphic>
               <a:graphicData uri="http://schemas.openxmlformats.org/drawingml/2006/picture">
                 <pic:pic>
                   <pic:nvPicPr>
-                    <pic:cNvPr id="0" name="image8.gif"/>
+                    <pic:cNvPr id="0" name="image9.gif"/>
                     <pic:cNvPicPr preferRelativeResize="0"/>
                   </pic:nvPicPr>
                   <pic:blipFill>
@@ -6423,12 +6423,12 @@
           <wp:inline distB="114300" distT="114300" distL="114300" distR="114300">
             <wp:extent cx="5321300" cy="2959100"/>
             <wp:effectExtent b="0" l="0" r="0" t="0"/>
-            <wp:docPr id="5" name="image6.gif"/>
+            <wp:docPr id="4" name="image11.gif"/>
             <a:graphic>
               <a:graphicData uri="http://schemas.openxmlformats.org/drawingml/2006/picture">
                 <pic:pic>
                   <pic:nvPicPr>
-                    <pic:cNvPr id="0" name="image6.gif"/>
+                    <pic:cNvPr id="0" name="image11.gif"/>
                     <pic:cNvPicPr preferRelativeResize="0"/>
                   </pic:nvPicPr>
                   <pic:blipFill>
@@ -7335,12 +7335,12 @@
           <wp:inline distB="114300" distT="114300" distL="114300" distR="114300">
             <wp:extent cx="5321300" cy="2959100"/>
             <wp:effectExtent b="0" l="0" r="0" t="0"/>
-            <wp:docPr id="4" name="image9.gif"/>
+            <wp:docPr id="8" name="image6.gif"/>
             <a:graphic>
               <a:graphicData uri="http://schemas.openxmlformats.org/drawingml/2006/picture">
                 <pic:pic>
                   <pic:nvPicPr>
-                    <pic:cNvPr id="0" name="image9.gif"/>
+                    <pic:cNvPr id="0" name="image6.gif"/>
                     <pic:cNvPicPr preferRelativeResize="0"/>
                   </pic:nvPicPr>
                   <pic:blipFill>
@@ -8449,12 +8449,12 @@
           <wp:inline distB="114300" distT="114300" distL="114300" distR="114300">
             <wp:extent cx="5321300" cy="2959100"/>
             <wp:effectExtent b="0" l="0" r="0" t="0"/>
-            <wp:docPr id="8" name="image5.gif"/>
+            <wp:docPr id="5" name="image1.gif"/>
             <a:graphic>
               <a:graphicData uri="http://schemas.openxmlformats.org/drawingml/2006/picture">
                 <pic:pic>
                   <pic:nvPicPr>
-                    <pic:cNvPr id="0" name="image5.gif"/>
+                    <pic:cNvPr id="0" name="image1.gif"/>
                     <pic:cNvPicPr preferRelativeResize="0"/>
                   </pic:nvPicPr>
                   <pic:blipFill>
@@ -9500,12 +9500,12 @@
           <wp:inline distB="114300" distT="114300" distL="114300" distR="114300">
             <wp:extent cx="5321300" cy="2959100"/>
             <wp:effectExtent b="0" l="0" r="0" t="0"/>
-            <wp:docPr id="2" name="image7.gif"/>
+            <wp:docPr id="2" name="image4.gif"/>
             <a:graphic>
               <a:graphicData uri="http://schemas.openxmlformats.org/drawingml/2006/picture">
                 <pic:pic>
                   <pic:nvPicPr>
-                    <pic:cNvPr id="0" name="image7.gif"/>
+                    <pic:cNvPr id="0" name="image4.gif"/>
                     <pic:cNvPicPr preferRelativeResize="0"/>
                   </pic:nvPicPr>
                   <pic:blipFill>
@@ -17552,12 +17552,12 @@
           <wp:inline distB="114300" distT="114300" distL="114300" distR="114300">
             <wp:extent cx="6645600" cy="2070100"/>
             <wp:effectExtent b="0" l="0" r="0" t="0"/>
-            <wp:docPr id="7" name="image4.png"/>
+            <wp:docPr id="11" name="image2.png"/>
             <a:graphic>
               <a:graphicData uri="http://schemas.openxmlformats.org/drawingml/2006/picture">
                 <pic:pic>
                   <pic:nvPicPr>
-                    <pic:cNvPr id="0" name="image4.png"/>
+                    <pic:cNvPr id="0" name="image2.png"/>
                     <pic:cNvPicPr preferRelativeResize="0"/>
                   </pic:nvPicPr>
                   <pic:blipFill>

--- a/docs/SDG_Hackathon_Idea_Guide.docx
+++ b/docs/SDG_Hackathon_Idea_Guide.docx
@@ -775,12 +775,12 @@
           <wp:inline distB="114300" distT="114300" distL="114300" distR="114300">
             <wp:extent cx="5321300" cy="2959100"/>
             <wp:effectExtent b="0" l="0" r="0" t="0"/>
-            <wp:docPr id="10" name="image7.gif"/>
+            <wp:docPr id="4" name="image4.gif"/>
             <a:graphic>
               <a:graphicData uri="http://schemas.openxmlformats.org/drawingml/2006/picture">
                 <pic:pic>
                   <pic:nvPicPr>
-                    <pic:cNvPr id="0" name="image7.gif"/>
+                    <pic:cNvPr id="0" name="image4.gif"/>
                     <pic:cNvPicPr preferRelativeResize="0"/>
                   </pic:nvPicPr>
                   <pic:blipFill>
@@ -1814,7 +1814,7 @@
           <wp:inline distB="114300" distT="114300" distL="114300" distR="114300">
             <wp:extent cx="5321300" cy="2959100"/>
             <wp:effectExtent b="0" l="0" r="0" t="0"/>
-            <wp:docPr id="7" name="image3.gif"/>
+            <wp:docPr id="5" name="image3.gif"/>
             <a:graphic>
               <a:graphicData uri="http://schemas.openxmlformats.org/drawingml/2006/picture">
                 <pic:pic>
@@ -2800,12 +2800,12 @@
           <wp:inline distB="114300" distT="114300" distL="114300" distR="114300">
             <wp:extent cx="5321300" cy="2959100"/>
             <wp:effectExtent b="0" l="0" r="0" t="0"/>
-            <wp:docPr id="3" name="image5.gif"/>
+            <wp:docPr id="10" name="image9.gif"/>
             <a:graphic>
               <a:graphicData uri="http://schemas.openxmlformats.org/drawingml/2006/picture">
                 <pic:pic>
                   <pic:nvPicPr>
-                    <pic:cNvPr id="0" name="image5.gif"/>
+                    <pic:cNvPr id="0" name="image9.gif"/>
                     <pic:cNvPicPr preferRelativeResize="0"/>
                   </pic:nvPicPr>
                   <pic:blipFill>
@@ -3704,12 +3704,12 @@
           <wp:inline distB="114300" distT="114300" distL="114300" distR="114300">
             <wp:extent cx="5321300" cy="2959100"/>
             <wp:effectExtent b="0" l="0" r="0" t="0"/>
-            <wp:docPr id="9" name="image10.gif"/>
+            <wp:docPr id="3" name="image8.gif"/>
             <a:graphic>
               <a:graphicData uri="http://schemas.openxmlformats.org/drawingml/2006/picture">
                 <pic:pic>
                   <pic:nvPicPr>
-                    <pic:cNvPr id="0" name="image10.gif"/>
+                    <pic:cNvPr id="0" name="image8.gif"/>
                     <pic:cNvPicPr preferRelativeResize="0"/>
                   </pic:nvPicPr>
                   <pic:blipFill>
@@ -4448,12 +4448,12 @@
           <wp:inline distB="114300" distT="114300" distL="114300" distR="114300">
             <wp:extent cx="5321300" cy="2959100"/>
             <wp:effectExtent b="0" l="0" r="0" t="0"/>
-            <wp:docPr id="6" name="image8.gif"/>
+            <wp:docPr id="11" name="image11.gif"/>
             <a:graphic>
               <a:graphicData uri="http://schemas.openxmlformats.org/drawingml/2006/picture">
                 <pic:pic>
                   <pic:nvPicPr>
-                    <pic:cNvPr id="0" name="image8.gif"/>
+                    <pic:cNvPr id="0" name="image11.gif"/>
                     <pic:cNvPicPr preferRelativeResize="0"/>
                   </pic:nvPicPr>
                   <pic:blipFill>
@@ -5234,12 +5234,12 @@
           <wp:inline distB="114300" distT="114300" distL="114300" distR="114300">
             <wp:extent cx="5321300" cy="2959100"/>
             <wp:effectExtent b="0" l="0" r="0" t="0"/>
-            <wp:docPr id="1" name="image9.gif"/>
+            <wp:docPr id="1" name="image5.gif"/>
             <a:graphic>
               <a:graphicData uri="http://schemas.openxmlformats.org/drawingml/2006/picture">
                 <pic:pic>
                   <pic:nvPicPr>
-                    <pic:cNvPr id="0" name="image9.gif"/>
+                    <pic:cNvPr id="0" name="image5.gif"/>
                     <pic:cNvPicPr preferRelativeResize="0"/>
                   </pic:nvPicPr>
                   <pic:blipFill>
@@ -6423,12 +6423,12 @@
           <wp:inline distB="114300" distT="114300" distL="114300" distR="114300">
             <wp:extent cx="5321300" cy="2959100"/>
             <wp:effectExtent b="0" l="0" r="0" t="0"/>
-            <wp:docPr id="4" name="image11.gif"/>
+            <wp:docPr id="2" name="image1.gif"/>
             <a:graphic>
               <a:graphicData uri="http://schemas.openxmlformats.org/drawingml/2006/picture">
                 <pic:pic>
                   <pic:nvPicPr>
-                    <pic:cNvPr id="0" name="image11.gif"/>
+                    <pic:cNvPr id="0" name="image1.gif"/>
                     <pic:cNvPicPr preferRelativeResize="0"/>
                   </pic:nvPicPr>
                   <pic:blipFill>
@@ -7335,12 +7335,12 @@
           <wp:inline distB="114300" distT="114300" distL="114300" distR="114300">
             <wp:extent cx="5321300" cy="2959100"/>
             <wp:effectExtent b="0" l="0" r="0" t="0"/>
-            <wp:docPr id="8" name="image6.gif"/>
+            <wp:docPr id="7" name="image10.gif"/>
             <a:graphic>
               <a:graphicData uri="http://schemas.openxmlformats.org/drawingml/2006/picture">
                 <pic:pic>
                   <pic:nvPicPr>
-                    <pic:cNvPr id="0" name="image6.gif"/>
+                    <pic:cNvPr id="0" name="image10.gif"/>
                     <pic:cNvPicPr preferRelativeResize="0"/>
                   </pic:nvPicPr>
                   <pic:blipFill>
@@ -8449,12 +8449,12 @@
           <wp:inline distB="114300" distT="114300" distL="114300" distR="114300">
             <wp:extent cx="5321300" cy="2959100"/>
             <wp:effectExtent b="0" l="0" r="0" t="0"/>
-            <wp:docPr id="5" name="image1.gif"/>
+            <wp:docPr id="8" name="image2.gif"/>
             <a:graphic>
               <a:graphicData uri="http://schemas.openxmlformats.org/drawingml/2006/picture">
                 <pic:pic>
                   <pic:nvPicPr>
-                    <pic:cNvPr id="0" name="image1.gif"/>
+                    <pic:cNvPr id="0" name="image2.gif"/>
                     <pic:cNvPicPr preferRelativeResize="0"/>
                   </pic:nvPicPr>
                   <pic:blipFill>
@@ -9500,12 +9500,12 @@
           <wp:inline distB="114300" distT="114300" distL="114300" distR="114300">
             <wp:extent cx="5321300" cy="2959100"/>
             <wp:effectExtent b="0" l="0" r="0" t="0"/>
-            <wp:docPr id="2" name="image4.gif"/>
+            <wp:docPr id="6" name="image7.gif"/>
             <a:graphic>
               <a:graphicData uri="http://schemas.openxmlformats.org/drawingml/2006/picture">
                 <pic:pic>
                   <pic:nvPicPr>
-                    <pic:cNvPr id="0" name="image4.gif"/>
+                    <pic:cNvPr id="0" name="image7.gif"/>
                     <pic:cNvPicPr preferRelativeResize="0"/>
                   </pic:nvPicPr>
                   <pic:blipFill>
@@ -17552,12 +17552,12 @@
           <wp:inline distB="114300" distT="114300" distL="114300" distR="114300">
             <wp:extent cx="6645600" cy="2070100"/>
             <wp:effectExtent b="0" l="0" r="0" t="0"/>
-            <wp:docPr id="11" name="image2.png"/>
+            <wp:docPr id="9" name="image6.png"/>
             <a:graphic>
               <a:graphicData uri="http://schemas.openxmlformats.org/drawingml/2006/picture">
                 <pic:pic>
                   <pic:nvPicPr>
-                    <pic:cNvPr id="0" name="image2.png"/>
+                    <pic:cNvPr id="0" name="image6.png"/>
                     <pic:cNvPicPr preferRelativeResize="0"/>
                   </pic:nvPicPr>
                   <pic:blipFill>

--- a/docs/SDG_Hackathon_Idea_Guide.docx
+++ b/docs/SDG_Hackathon_Idea_Guide.docx
@@ -775,12 +775,12 @@
           <wp:inline distB="114300" distT="114300" distL="114300" distR="114300">
             <wp:extent cx="5321300" cy="2959100"/>
             <wp:effectExtent b="0" l="0" r="0" t="0"/>
-            <wp:docPr id="4" name="image4.gif"/>
+            <wp:docPr id="9" name="image11.gif"/>
             <a:graphic>
               <a:graphicData uri="http://schemas.openxmlformats.org/drawingml/2006/picture">
                 <pic:pic>
                   <pic:nvPicPr>
-                    <pic:cNvPr id="0" name="image4.gif"/>
+                    <pic:cNvPr id="0" name="image11.gif"/>
                     <pic:cNvPicPr preferRelativeResize="0"/>
                   </pic:nvPicPr>
                   <pic:blipFill>
@@ -1814,12 +1814,12 @@
           <wp:inline distB="114300" distT="114300" distL="114300" distR="114300">
             <wp:extent cx="5321300" cy="2959100"/>
             <wp:effectExtent b="0" l="0" r="0" t="0"/>
-            <wp:docPr id="5" name="image3.gif"/>
+            <wp:docPr id="1" name="image5.gif"/>
             <a:graphic>
               <a:graphicData uri="http://schemas.openxmlformats.org/drawingml/2006/picture">
                 <pic:pic>
                   <pic:nvPicPr>
-                    <pic:cNvPr id="0" name="image3.gif"/>
+                    <pic:cNvPr id="0" name="image5.gif"/>
                     <pic:cNvPicPr preferRelativeResize="0"/>
                   </pic:nvPicPr>
                   <pic:blipFill>
@@ -2800,12 +2800,12 @@
           <wp:inline distB="114300" distT="114300" distL="114300" distR="114300">
             <wp:extent cx="5321300" cy="2959100"/>
             <wp:effectExtent b="0" l="0" r="0" t="0"/>
-            <wp:docPr id="10" name="image9.gif"/>
+            <wp:docPr id="6" name="image1.gif"/>
             <a:graphic>
               <a:graphicData uri="http://schemas.openxmlformats.org/drawingml/2006/picture">
                 <pic:pic>
                   <pic:nvPicPr>
-                    <pic:cNvPr id="0" name="image9.gif"/>
+                    <pic:cNvPr id="0" name="image1.gif"/>
                     <pic:cNvPicPr preferRelativeResize="0"/>
                   </pic:nvPicPr>
                   <pic:blipFill>
@@ -3704,7 +3704,7 @@
           <wp:inline distB="114300" distT="114300" distL="114300" distR="114300">
             <wp:extent cx="5321300" cy="2959100"/>
             <wp:effectExtent b="0" l="0" r="0" t="0"/>
-            <wp:docPr id="3" name="image8.gif"/>
+            <wp:docPr id="5" name="image8.gif"/>
             <a:graphic>
               <a:graphicData uri="http://schemas.openxmlformats.org/drawingml/2006/picture">
                 <pic:pic>
@@ -4448,12 +4448,12 @@
           <wp:inline distB="114300" distT="114300" distL="114300" distR="114300">
             <wp:extent cx="5321300" cy="2959100"/>
             <wp:effectExtent b="0" l="0" r="0" t="0"/>
-            <wp:docPr id="11" name="image11.gif"/>
+            <wp:docPr id="11" name="image7.gif"/>
             <a:graphic>
               <a:graphicData uri="http://schemas.openxmlformats.org/drawingml/2006/picture">
                 <pic:pic>
                   <pic:nvPicPr>
-                    <pic:cNvPr id="0" name="image11.gif"/>
+                    <pic:cNvPr id="0" name="image7.gif"/>
                     <pic:cNvPicPr preferRelativeResize="0"/>
                   </pic:nvPicPr>
                   <pic:blipFill>
@@ -5234,12 +5234,12 @@
           <wp:inline distB="114300" distT="114300" distL="114300" distR="114300">
             <wp:extent cx="5321300" cy="2959100"/>
             <wp:effectExtent b="0" l="0" r="0" t="0"/>
-            <wp:docPr id="1" name="image5.gif"/>
+            <wp:docPr id="2" name="image10.gif"/>
             <a:graphic>
               <a:graphicData uri="http://schemas.openxmlformats.org/drawingml/2006/picture">
                 <pic:pic>
                   <pic:nvPicPr>
-                    <pic:cNvPr id="0" name="image5.gif"/>
+                    <pic:cNvPr id="0" name="image10.gif"/>
                     <pic:cNvPicPr preferRelativeResize="0"/>
                   </pic:nvPicPr>
                   <pic:blipFill>
@@ -6423,12 +6423,12 @@
           <wp:inline distB="114300" distT="114300" distL="114300" distR="114300">
             <wp:extent cx="5321300" cy="2959100"/>
             <wp:effectExtent b="0" l="0" r="0" t="0"/>
-            <wp:docPr id="2" name="image1.gif"/>
+            <wp:docPr id="10" name="image3.gif"/>
             <a:graphic>
               <a:graphicData uri="http://schemas.openxmlformats.org/drawingml/2006/picture">
                 <pic:pic>
                   <pic:nvPicPr>
-                    <pic:cNvPr id="0" name="image1.gif"/>
+                    <pic:cNvPr id="0" name="image3.gif"/>
                     <pic:cNvPicPr preferRelativeResize="0"/>
                   </pic:nvPicPr>
                   <pic:blipFill>
@@ -7335,12 +7335,12 @@
           <wp:inline distB="114300" distT="114300" distL="114300" distR="114300">
             <wp:extent cx="5321300" cy="2959100"/>
             <wp:effectExtent b="0" l="0" r="0" t="0"/>
-            <wp:docPr id="7" name="image10.gif"/>
+            <wp:docPr id="7" name="image9.gif"/>
             <a:graphic>
               <a:graphicData uri="http://schemas.openxmlformats.org/drawingml/2006/picture">
                 <pic:pic>
                   <pic:nvPicPr>
-                    <pic:cNvPr id="0" name="image10.gif"/>
+                    <pic:cNvPr id="0" name="image9.gif"/>
                     <pic:cNvPicPr preferRelativeResize="0"/>
                   </pic:nvPicPr>
                   <pic:blipFill>
@@ -8449,12 +8449,12 @@
           <wp:inline distB="114300" distT="114300" distL="114300" distR="114300">
             <wp:extent cx="5321300" cy="2959100"/>
             <wp:effectExtent b="0" l="0" r="0" t="0"/>
-            <wp:docPr id="8" name="image2.gif"/>
+            <wp:docPr id="8" name="image6.gif"/>
             <a:graphic>
               <a:graphicData uri="http://schemas.openxmlformats.org/drawingml/2006/picture">
                 <pic:pic>
                   <pic:nvPicPr>
-                    <pic:cNvPr id="0" name="image2.gif"/>
+                    <pic:cNvPr id="0" name="image6.gif"/>
                     <pic:cNvPicPr preferRelativeResize="0"/>
                   </pic:nvPicPr>
                   <pic:blipFill>
@@ -9500,12 +9500,12 @@
           <wp:inline distB="114300" distT="114300" distL="114300" distR="114300">
             <wp:extent cx="5321300" cy="2959100"/>
             <wp:effectExtent b="0" l="0" r="0" t="0"/>
-            <wp:docPr id="6" name="image7.gif"/>
+            <wp:docPr id="3" name="image2.gif"/>
             <a:graphic>
               <a:graphicData uri="http://schemas.openxmlformats.org/drawingml/2006/picture">
                 <pic:pic>
                   <pic:nvPicPr>
-                    <pic:cNvPr id="0" name="image7.gif"/>
+                    <pic:cNvPr id="0" name="image2.gif"/>
                     <pic:cNvPicPr preferRelativeResize="0"/>
                   </pic:nvPicPr>
                   <pic:blipFill>
@@ -17552,12 +17552,12 @@
           <wp:inline distB="114300" distT="114300" distL="114300" distR="114300">
             <wp:extent cx="6645600" cy="2070100"/>
             <wp:effectExtent b="0" l="0" r="0" t="0"/>
-            <wp:docPr id="9" name="image6.png"/>
+            <wp:docPr id="4" name="image4.png"/>
             <a:graphic>
               <a:graphicData uri="http://schemas.openxmlformats.org/drawingml/2006/picture">
                 <pic:pic>
                   <pic:nvPicPr>
-                    <pic:cNvPr id="0" name="image6.png"/>
+                    <pic:cNvPr id="0" name="image4.png"/>
                     <pic:cNvPicPr preferRelativeResize="0"/>
                   </pic:nvPicPr>
                   <pic:blipFill>

--- a/docs/SDG_Hackathon_Idea_Guide.docx
+++ b/docs/SDG_Hackathon_Idea_Guide.docx
@@ -775,12 +775,12 @@
           <wp:inline distB="114300" distT="114300" distL="114300" distR="114300">
             <wp:extent cx="5321300" cy="2959100"/>
             <wp:effectExtent b="0" l="0" r="0" t="0"/>
-            <wp:docPr id="9" name="image11.gif"/>
+            <wp:docPr id="10" name="image5.gif"/>
             <a:graphic>
               <a:graphicData uri="http://schemas.openxmlformats.org/drawingml/2006/picture">
                 <pic:pic>
                   <pic:nvPicPr>
-                    <pic:cNvPr id="0" name="image11.gif"/>
+                    <pic:cNvPr id="0" name="image5.gif"/>
                     <pic:cNvPicPr preferRelativeResize="0"/>
                   </pic:nvPicPr>
                   <pic:blipFill>
@@ -1814,12 +1814,12 @@
           <wp:inline distB="114300" distT="114300" distL="114300" distR="114300">
             <wp:extent cx="5321300" cy="2959100"/>
             <wp:effectExtent b="0" l="0" r="0" t="0"/>
-            <wp:docPr id="1" name="image5.gif"/>
+            <wp:docPr id="7" name="image1.gif"/>
             <a:graphic>
               <a:graphicData uri="http://schemas.openxmlformats.org/drawingml/2006/picture">
                 <pic:pic>
                   <pic:nvPicPr>
-                    <pic:cNvPr id="0" name="image5.gif"/>
+                    <pic:cNvPr id="0" name="image1.gif"/>
                     <pic:cNvPicPr preferRelativeResize="0"/>
                   </pic:nvPicPr>
                   <pic:blipFill>
@@ -2800,12 +2800,12 @@
           <wp:inline distB="114300" distT="114300" distL="114300" distR="114300">
             <wp:extent cx="5321300" cy="2959100"/>
             <wp:effectExtent b="0" l="0" r="0" t="0"/>
-            <wp:docPr id="6" name="image1.gif"/>
+            <wp:docPr id="1" name="image3.gif"/>
             <a:graphic>
               <a:graphicData uri="http://schemas.openxmlformats.org/drawingml/2006/picture">
                 <pic:pic>
                   <pic:nvPicPr>
-                    <pic:cNvPr id="0" name="image1.gif"/>
+                    <pic:cNvPr id="0" name="image3.gif"/>
                     <pic:cNvPicPr preferRelativeResize="0"/>
                   </pic:nvPicPr>
                   <pic:blipFill>
@@ -3704,12 +3704,12 @@
           <wp:inline distB="114300" distT="114300" distL="114300" distR="114300">
             <wp:extent cx="5321300" cy="2959100"/>
             <wp:effectExtent b="0" l="0" r="0" t="0"/>
-            <wp:docPr id="5" name="image8.gif"/>
+            <wp:docPr id="6" name="image11.gif"/>
             <a:graphic>
               <a:graphicData uri="http://schemas.openxmlformats.org/drawingml/2006/picture">
                 <pic:pic>
                   <pic:nvPicPr>
-                    <pic:cNvPr id="0" name="image8.gif"/>
+                    <pic:cNvPr id="0" name="image11.gif"/>
                     <pic:cNvPicPr preferRelativeResize="0"/>
                   </pic:nvPicPr>
                   <pic:blipFill>
@@ -4448,12 +4448,12 @@
           <wp:inline distB="114300" distT="114300" distL="114300" distR="114300">
             <wp:extent cx="5321300" cy="2959100"/>
             <wp:effectExtent b="0" l="0" r="0" t="0"/>
-            <wp:docPr id="11" name="image7.gif"/>
+            <wp:docPr id="9" name="image8.gif"/>
             <a:graphic>
               <a:graphicData uri="http://schemas.openxmlformats.org/drawingml/2006/picture">
                 <pic:pic>
                   <pic:nvPicPr>
-                    <pic:cNvPr id="0" name="image7.gif"/>
+                    <pic:cNvPr id="0" name="image8.gif"/>
                     <pic:cNvPicPr preferRelativeResize="0"/>
                   </pic:nvPicPr>
                   <pic:blipFill>
@@ -5234,7 +5234,7 @@
           <wp:inline distB="114300" distT="114300" distL="114300" distR="114300">
             <wp:extent cx="5321300" cy="2959100"/>
             <wp:effectExtent b="0" l="0" r="0" t="0"/>
-            <wp:docPr id="2" name="image10.gif"/>
+            <wp:docPr id="11" name="image10.gif"/>
             <a:graphic>
               <a:graphicData uri="http://schemas.openxmlformats.org/drawingml/2006/picture">
                 <pic:pic>
@@ -6423,12 +6423,12 @@
           <wp:inline distB="114300" distT="114300" distL="114300" distR="114300">
             <wp:extent cx="5321300" cy="2959100"/>
             <wp:effectExtent b="0" l="0" r="0" t="0"/>
-            <wp:docPr id="10" name="image3.gif"/>
+            <wp:docPr id="4" name="image7.gif"/>
             <a:graphic>
               <a:graphicData uri="http://schemas.openxmlformats.org/drawingml/2006/picture">
                 <pic:pic>
                   <pic:nvPicPr>
-                    <pic:cNvPr id="0" name="image3.gif"/>
+                    <pic:cNvPr id="0" name="image7.gif"/>
                     <pic:cNvPicPr preferRelativeResize="0"/>
                   </pic:nvPicPr>
                   <pic:blipFill>
@@ -7335,12 +7335,12 @@
           <wp:inline distB="114300" distT="114300" distL="114300" distR="114300">
             <wp:extent cx="5321300" cy="2959100"/>
             <wp:effectExtent b="0" l="0" r="0" t="0"/>
-            <wp:docPr id="7" name="image9.gif"/>
+            <wp:docPr id="5" name="image6.gif"/>
             <a:graphic>
               <a:graphicData uri="http://schemas.openxmlformats.org/drawingml/2006/picture">
                 <pic:pic>
                   <pic:nvPicPr>
-                    <pic:cNvPr id="0" name="image9.gif"/>
+                    <pic:cNvPr id="0" name="image6.gif"/>
                     <pic:cNvPicPr preferRelativeResize="0"/>
                   </pic:nvPicPr>
                   <pic:blipFill>
@@ -8449,12 +8449,12 @@
           <wp:inline distB="114300" distT="114300" distL="114300" distR="114300">
             <wp:extent cx="5321300" cy="2959100"/>
             <wp:effectExtent b="0" l="0" r="0" t="0"/>
-            <wp:docPr id="8" name="image6.gif"/>
+            <wp:docPr id="3" name="image2.gif"/>
             <a:graphic>
               <a:graphicData uri="http://schemas.openxmlformats.org/drawingml/2006/picture">
                 <pic:pic>
                   <pic:nvPicPr>
-                    <pic:cNvPr id="0" name="image6.gif"/>
+                    <pic:cNvPr id="0" name="image2.gif"/>
                     <pic:cNvPicPr preferRelativeResize="0"/>
                   </pic:nvPicPr>
                   <pic:blipFill>
@@ -9500,12 +9500,12 @@
           <wp:inline distB="114300" distT="114300" distL="114300" distR="114300">
             <wp:extent cx="5321300" cy="2959100"/>
             <wp:effectExtent b="0" l="0" r="0" t="0"/>
-            <wp:docPr id="3" name="image2.gif"/>
+            <wp:docPr id="8" name="image4.gif"/>
             <a:graphic>
               <a:graphicData uri="http://schemas.openxmlformats.org/drawingml/2006/picture">
                 <pic:pic>
                   <pic:nvPicPr>
-                    <pic:cNvPr id="0" name="image2.gif"/>
+                    <pic:cNvPr id="0" name="image4.gif"/>
                     <pic:cNvPicPr preferRelativeResize="0"/>
                   </pic:nvPicPr>
                   <pic:blipFill>
@@ -17552,12 +17552,12 @@
           <wp:inline distB="114300" distT="114300" distL="114300" distR="114300">
             <wp:extent cx="6645600" cy="2070100"/>
             <wp:effectExtent b="0" l="0" r="0" t="0"/>
-            <wp:docPr id="4" name="image4.png"/>
+            <wp:docPr id="2" name="image9.png"/>
             <a:graphic>
               <a:graphicData uri="http://schemas.openxmlformats.org/drawingml/2006/picture">
                 <pic:pic>
                   <pic:nvPicPr>
-                    <pic:cNvPr id="0" name="image4.png"/>
+                    <pic:cNvPr id="0" name="image9.png"/>
                     <pic:cNvPicPr preferRelativeResize="0"/>
                   </pic:nvPicPr>
                   <pic:blipFill>

--- a/docs/SDG_Hackathon_Idea_Guide.docx
+++ b/docs/SDG_Hackathon_Idea_Guide.docx
@@ -775,12 +775,12 @@
           <wp:inline distB="114300" distT="114300" distL="114300" distR="114300">
             <wp:extent cx="5321300" cy="2959100"/>
             <wp:effectExtent b="0" l="0" r="0" t="0"/>
-            <wp:docPr id="10" name="image5.gif"/>
+            <wp:docPr id="2" name="image6.gif"/>
             <a:graphic>
               <a:graphicData uri="http://schemas.openxmlformats.org/drawingml/2006/picture">
                 <pic:pic>
                   <pic:nvPicPr>
-                    <pic:cNvPr id="0" name="image5.gif"/>
+                    <pic:cNvPr id="0" name="image6.gif"/>
                     <pic:cNvPicPr preferRelativeResize="0"/>
                   </pic:nvPicPr>
                   <pic:blipFill>
@@ -1814,12 +1814,12 @@
           <wp:inline distB="114300" distT="114300" distL="114300" distR="114300">
             <wp:extent cx="5321300" cy="2959100"/>
             <wp:effectExtent b="0" l="0" r="0" t="0"/>
-            <wp:docPr id="7" name="image1.gif"/>
+            <wp:docPr id="11" name="image4.gif"/>
             <a:graphic>
               <a:graphicData uri="http://schemas.openxmlformats.org/drawingml/2006/picture">
                 <pic:pic>
                   <pic:nvPicPr>
-                    <pic:cNvPr id="0" name="image1.gif"/>
+                    <pic:cNvPr id="0" name="image4.gif"/>
                     <pic:cNvPicPr preferRelativeResize="0"/>
                   </pic:nvPicPr>
                   <pic:blipFill>
@@ -2800,12 +2800,12 @@
           <wp:inline distB="114300" distT="114300" distL="114300" distR="114300">
             <wp:extent cx="5321300" cy="2959100"/>
             <wp:effectExtent b="0" l="0" r="0" t="0"/>
-            <wp:docPr id="1" name="image3.gif"/>
+            <wp:docPr id="1" name="image10.gif"/>
             <a:graphic>
               <a:graphicData uri="http://schemas.openxmlformats.org/drawingml/2006/picture">
                 <pic:pic>
                   <pic:nvPicPr>
-                    <pic:cNvPr id="0" name="image3.gif"/>
+                    <pic:cNvPr id="0" name="image10.gif"/>
                     <pic:cNvPicPr preferRelativeResize="0"/>
                   </pic:nvPicPr>
                   <pic:blipFill>
@@ -3704,7 +3704,7 @@
           <wp:inline distB="114300" distT="114300" distL="114300" distR="114300">
             <wp:extent cx="5321300" cy="2959100"/>
             <wp:effectExtent b="0" l="0" r="0" t="0"/>
-            <wp:docPr id="6" name="image11.gif"/>
+            <wp:docPr id="9" name="image11.gif"/>
             <a:graphic>
               <a:graphicData uri="http://schemas.openxmlformats.org/drawingml/2006/picture">
                 <pic:pic>
@@ -4448,12 +4448,12 @@
           <wp:inline distB="114300" distT="114300" distL="114300" distR="114300">
             <wp:extent cx="5321300" cy="2959100"/>
             <wp:effectExtent b="0" l="0" r="0" t="0"/>
-            <wp:docPr id="9" name="image8.gif"/>
+            <wp:docPr id="3" name="image7.gif"/>
             <a:graphic>
               <a:graphicData uri="http://schemas.openxmlformats.org/drawingml/2006/picture">
                 <pic:pic>
                   <pic:nvPicPr>
-                    <pic:cNvPr id="0" name="image8.gif"/>
+                    <pic:cNvPr id="0" name="image7.gif"/>
                     <pic:cNvPicPr preferRelativeResize="0"/>
                   </pic:nvPicPr>
                   <pic:blipFill>
@@ -5234,12 +5234,12 @@
           <wp:inline distB="114300" distT="114300" distL="114300" distR="114300">
             <wp:extent cx="5321300" cy="2959100"/>
             <wp:effectExtent b="0" l="0" r="0" t="0"/>
-            <wp:docPr id="11" name="image10.gif"/>
+            <wp:docPr id="7" name="image9.gif"/>
             <a:graphic>
               <a:graphicData uri="http://schemas.openxmlformats.org/drawingml/2006/picture">
                 <pic:pic>
                   <pic:nvPicPr>
-                    <pic:cNvPr id="0" name="image10.gif"/>
+                    <pic:cNvPr id="0" name="image9.gif"/>
                     <pic:cNvPicPr preferRelativeResize="0"/>
                   </pic:nvPicPr>
                   <pic:blipFill>
@@ -6423,12 +6423,12 @@
           <wp:inline distB="114300" distT="114300" distL="114300" distR="114300">
             <wp:extent cx="5321300" cy="2959100"/>
             <wp:effectExtent b="0" l="0" r="0" t="0"/>
-            <wp:docPr id="4" name="image7.gif"/>
+            <wp:docPr id="8" name="image2.gif"/>
             <a:graphic>
               <a:graphicData uri="http://schemas.openxmlformats.org/drawingml/2006/picture">
                 <pic:pic>
                   <pic:nvPicPr>
-                    <pic:cNvPr id="0" name="image7.gif"/>
+                    <pic:cNvPr id="0" name="image2.gif"/>
                     <pic:cNvPicPr preferRelativeResize="0"/>
                   </pic:nvPicPr>
                   <pic:blipFill>
@@ -7335,12 +7335,12 @@
           <wp:inline distB="114300" distT="114300" distL="114300" distR="114300">
             <wp:extent cx="5321300" cy="2959100"/>
             <wp:effectExtent b="0" l="0" r="0" t="0"/>
-            <wp:docPr id="5" name="image6.gif"/>
+            <wp:docPr id="6" name="image8.gif"/>
             <a:graphic>
               <a:graphicData uri="http://schemas.openxmlformats.org/drawingml/2006/picture">
                 <pic:pic>
                   <pic:nvPicPr>
-                    <pic:cNvPr id="0" name="image6.gif"/>
+                    <pic:cNvPr id="0" name="image8.gif"/>
                     <pic:cNvPicPr preferRelativeResize="0"/>
                   </pic:nvPicPr>
                   <pic:blipFill>
@@ -8449,12 +8449,12 @@
           <wp:inline distB="114300" distT="114300" distL="114300" distR="114300">
             <wp:extent cx="5321300" cy="2959100"/>
             <wp:effectExtent b="0" l="0" r="0" t="0"/>
-            <wp:docPr id="3" name="image2.gif"/>
+            <wp:docPr id="10" name="image5.gif"/>
             <a:graphic>
               <a:graphicData uri="http://schemas.openxmlformats.org/drawingml/2006/picture">
                 <pic:pic>
                   <pic:nvPicPr>
-                    <pic:cNvPr id="0" name="image2.gif"/>
+                    <pic:cNvPr id="0" name="image5.gif"/>
                     <pic:cNvPicPr preferRelativeResize="0"/>
                   </pic:nvPicPr>
                   <pic:blipFill>
@@ -9500,12 +9500,12 @@
           <wp:inline distB="114300" distT="114300" distL="114300" distR="114300">
             <wp:extent cx="5321300" cy="2959100"/>
             <wp:effectExtent b="0" l="0" r="0" t="0"/>
-            <wp:docPr id="8" name="image4.gif"/>
+            <wp:docPr id="5" name="image3.gif"/>
             <a:graphic>
               <a:graphicData uri="http://schemas.openxmlformats.org/drawingml/2006/picture">
                 <pic:pic>
                   <pic:nvPicPr>
-                    <pic:cNvPr id="0" name="image4.gif"/>
+                    <pic:cNvPr id="0" name="image3.gif"/>
                     <pic:cNvPicPr preferRelativeResize="0"/>
                   </pic:nvPicPr>
                   <pic:blipFill>
@@ -17552,12 +17552,12 @@
           <wp:inline distB="114300" distT="114300" distL="114300" distR="114300">
             <wp:extent cx="6645600" cy="2070100"/>
             <wp:effectExtent b="0" l="0" r="0" t="0"/>
-            <wp:docPr id="2" name="image9.png"/>
+            <wp:docPr id="4" name="image1.png"/>
             <a:graphic>
               <a:graphicData uri="http://schemas.openxmlformats.org/drawingml/2006/picture">
                 <pic:pic>
                   <pic:nvPicPr>
-                    <pic:cNvPr id="0" name="image9.png"/>
+                    <pic:cNvPr id="0" name="image1.png"/>
                     <pic:cNvPicPr preferRelativeResize="0"/>
                   </pic:nvPicPr>
                   <pic:blipFill>

--- a/docs/SDG_Hackathon_Idea_Guide.docx
+++ b/docs/SDG_Hackathon_Idea_Guide.docx
@@ -775,12 +775,12 @@
           <wp:inline distB="114300" distT="114300" distL="114300" distR="114300">
             <wp:extent cx="5321300" cy="2959100"/>
             <wp:effectExtent b="0" l="0" r="0" t="0"/>
-            <wp:docPr id="2" name="image6.gif"/>
+            <wp:docPr id="1" name="image5.gif"/>
             <a:graphic>
               <a:graphicData uri="http://schemas.openxmlformats.org/drawingml/2006/picture">
                 <pic:pic>
                   <pic:nvPicPr>
-                    <pic:cNvPr id="0" name="image6.gif"/>
+                    <pic:cNvPr id="0" name="image5.gif"/>
                     <pic:cNvPicPr preferRelativeResize="0"/>
                   </pic:nvPicPr>
                   <pic:blipFill>
@@ -1814,7 +1814,7 @@
           <wp:inline distB="114300" distT="114300" distL="114300" distR="114300">
             <wp:extent cx="5321300" cy="2959100"/>
             <wp:effectExtent b="0" l="0" r="0" t="0"/>
-            <wp:docPr id="11" name="image4.gif"/>
+            <wp:docPr id="3" name="image4.gif"/>
             <a:graphic>
               <a:graphicData uri="http://schemas.openxmlformats.org/drawingml/2006/picture">
                 <pic:pic>
@@ -2800,12 +2800,12 @@
           <wp:inline distB="114300" distT="114300" distL="114300" distR="114300">
             <wp:extent cx="5321300" cy="2959100"/>
             <wp:effectExtent b="0" l="0" r="0" t="0"/>
-            <wp:docPr id="1" name="image10.gif"/>
+            <wp:docPr id="5" name="image7.gif"/>
             <a:graphic>
               <a:graphicData uri="http://schemas.openxmlformats.org/drawingml/2006/picture">
                 <pic:pic>
                   <pic:nvPicPr>
-                    <pic:cNvPr id="0" name="image10.gif"/>
+                    <pic:cNvPr id="0" name="image7.gif"/>
                     <pic:cNvPicPr preferRelativeResize="0"/>
                   </pic:nvPicPr>
                   <pic:blipFill>
@@ -3704,12 +3704,12 @@
           <wp:inline distB="114300" distT="114300" distL="114300" distR="114300">
             <wp:extent cx="5321300" cy="2959100"/>
             <wp:effectExtent b="0" l="0" r="0" t="0"/>
-            <wp:docPr id="9" name="image11.gif"/>
+            <wp:docPr id="11" name="image10.gif"/>
             <a:graphic>
               <a:graphicData uri="http://schemas.openxmlformats.org/drawingml/2006/picture">
                 <pic:pic>
                   <pic:nvPicPr>
-                    <pic:cNvPr id="0" name="image11.gif"/>
+                    <pic:cNvPr id="0" name="image10.gif"/>
                     <pic:cNvPicPr preferRelativeResize="0"/>
                   </pic:nvPicPr>
                   <pic:blipFill>
@@ -4448,12 +4448,12 @@
           <wp:inline distB="114300" distT="114300" distL="114300" distR="114300">
             <wp:extent cx="5321300" cy="2959100"/>
             <wp:effectExtent b="0" l="0" r="0" t="0"/>
-            <wp:docPr id="3" name="image7.gif"/>
+            <wp:docPr id="4" name="image6.gif"/>
             <a:graphic>
               <a:graphicData uri="http://schemas.openxmlformats.org/drawingml/2006/picture">
                 <pic:pic>
                   <pic:nvPicPr>
-                    <pic:cNvPr id="0" name="image7.gif"/>
+                    <pic:cNvPr id="0" name="image6.gif"/>
                     <pic:cNvPicPr preferRelativeResize="0"/>
                   </pic:nvPicPr>
                   <pic:blipFill>
@@ -5234,7 +5234,7 @@
           <wp:inline distB="114300" distT="114300" distL="114300" distR="114300">
             <wp:extent cx="5321300" cy="2959100"/>
             <wp:effectExtent b="0" l="0" r="0" t="0"/>
-            <wp:docPr id="7" name="image9.gif"/>
+            <wp:docPr id="9" name="image9.gif"/>
             <a:graphic>
               <a:graphicData uri="http://schemas.openxmlformats.org/drawingml/2006/picture">
                 <pic:pic>
@@ -6423,12 +6423,12 @@
           <wp:inline distB="114300" distT="114300" distL="114300" distR="114300">
             <wp:extent cx="5321300" cy="2959100"/>
             <wp:effectExtent b="0" l="0" r="0" t="0"/>
-            <wp:docPr id="8" name="image2.gif"/>
+            <wp:docPr id="6" name="image1.gif"/>
             <a:graphic>
               <a:graphicData uri="http://schemas.openxmlformats.org/drawingml/2006/picture">
                 <pic:pic>
                   <pic:nvPicPr>
-                    <pic:cNvPr id="0" name="image2.gif"/>
+                    <pic:cNvPr id="0" name="image1.gif"/>
                     <pic:cNvPicPr preferRelativeResize="0"/>
                   </pic:nvPicPr>
                   <pic:blipFill>
@@ -7335,12 +7335,12 @@
           <wp:inline distB="114300" distT="114300" distL="114300" distR="114300">
             <wp:extent cx="5321300" cy="2959100"/>
             <wp:effectExtent b="0" l="0" r="0" t="0"/>
-            <wp:docPr id="6" name="image8.gif"/>
+            <wp:docPr id="7" name="image3.gif"/>
             <a:graphic>
               <a:graphicData uri="http://schemas.openxmlformats.org/drawingml/2006/picture">
                 <pic:pic>
                   <pic:nvPicPr>
-                    <pic:cNvPr id="0" name="image8.gif"/>
+                    <pic:cNvPr id="0" name="image3.gif"/>
                     <pic:cNvPicPr preferRelativeResize="0"/>
                   </pic:nvPicPr>
                   <pic:blipFill>
@@ -8449,12 +8449,12 @@
           <wp:inline distB="114300" distT="114300" distL="114300" distR="114300">
             <wp:extent cx="5321300" cy="2959100"/>
             <wp:effectExtent b="0" l="0" r="0" t="0"/>
-            <wp:docPr id="10" name="image5.gif"/>
+            <wp:docPr id="2" name="image8.gif"/>
             <a:graphic>
               <a:graphicData uri="http://schemas.openxmlformats.org/drawingml/2006/picture">
                 <pic:pic>
                   <pic:nvPicPr>
-                    <pic:cNvPr id="0" name="image5.gif"/>
+                    <pic:cNvPr id="0" name="image8.gif"/>
                     <pic:cNvPicPr preferRelativeResize="0"/>
                   </pic:nvPicPr>
                   <pic:blipFill>
@@ -9500,12 +9500,12 @@
           <wp:inline distB="114300" distT="114300" distL="114300" distR="114300">
             <wp:extent cx="5321300" cy="2959100"/>
             <wp:effectExtent b="0" l="0" r="0" t="0"/>
-            <wp:docPr id="5" name="image3.gif"/>
+            <wp:docPr id="8" name="image2.gif"/>
             <a:graphic>
               <a:graphicData uri="http://schemas.openxmlformats.org/drawingml/2006/picture">
                 <pic:pic>
                   <pic:nvPicPr>
-                    <pic:cNvPr id="0" name="image3.gif"/>
+                    <pic:cNvPr id="0" name="image2.gif"/>
                     <pic:cNvPicPr preferRelativeResize="0"/>
                   </pic:nvPicPr>
                   <pic:blipFill>
@@ -17552,12 +17552,12 @@
           <wp:inline distB="114300" distT="114300" distL="114300" distR="114300">
             <wp:extent cx="6645600" cy="2070100"/>
             <wp:effectExtent b="0" l="0" r="0" t="0"/>
-            <wp:docPr id="4" name="image1.png"/>
+            <wp:docPr id="10" name="image11.png"/>
             <a:graphic>
               <a:graphicData uri="http://schemas.openxmlformats.org/drawingml/2006/picture">
                 <pic:pic>
                   <pic:nvPicPr>
-                    <pic:cNvPr id="0" name="image1.png"/>
+                    <pic:cNvPr id="0" name="image11.png"/>
                     <pic:cNvPicPr preferRelativeResize="0"/>
                   </pic:nvPicPr>
                   <pic:blipFill>

--- a/docs/SDG_Hackathon_Idea_Guide.docx
+++ b/docs/SDG_Hackathon_Idea_Guide.docx
@@ -775,12 +775,12 @@
           <wp:inline distB="114300" distT="114300" distL="114300" distR="114300">
             <wp:extent cx="5321300" cy="2959100"/>
             <wp:effectExtent b="0" l="0" r="0" t="0"/>
-            <wp:docPr id="1" name="image5.gif"/>
+            <wp:docPr id="4" name="image8.gif"/>
             <a:graphic>
               <a:graphicData uri="http://schemas.openxmlformats.org/drawingml/2006/picture">
                 <pic:pic>
                   <pic:nvPicPr>
-                    <pic:cNvPr id="0" name="image5.gif"/>
+                    <pic:cNvPr id="0" name="image8.gif"/>
                     <pic:cNvPicPr preferRelativeResize="0"/>
                   </pic:nvPicPr>
                   <pic:blipFill>
@@ -2800,7 +2800,7 @@
           <wp:inline distB="114300" distT="114300" distL="114300" distR="114300">
             <wp:extent cx="5321300" cy="2959100"/>
             <wp:effectExtent b="0" l="0" r="0" t="0"/>
-            <wp:docPr id="5" name="image7.gif"/>
+            <wp:docPr id="9" name="image7.gif"/>
             <a:graphic>
               <a:graphicData uri="http://schemas.openxmlformats.org/drawingml/2006/picture">
                 <pic:pic>
@@ -3704,12 +3704,12 @@
           <wp:inline distB="114300" distT="114300" distL="114300" distR="114300">
             <wp:extent cx="5321300" cy="2959100"/>
             <wp:effectExtent b="0" l="0" r="0" t="0"/>
-            <wp:docPr id="11" name="image10.gif"/>
+            <wp:docPr id="2" name="image11.gif"/>
             <a:graphic>
               <a:graphicData uri="http://schemas.openxmlformats.org/drawingml/2006/picture">
                 <pic:pic>
                   <pic:nvPicPr>
-                    <pic:cNvPr id="0" name="image10.gif"/>
+                    <pic:cNvPr id="0" name="image11.gif"/>
                     <pic:cNvPicPr preferRelativeResize="0"/>
                   </pic:nvPicPr>
                   <pic:blipFill>
@@ -4448,12 +4448,12 @@
           <wp:inline distB="114300" distT="114300" distL="114300" distR="114300">
             <wp:extent cx="5321300" cy="2959100"/>
             <wp:effectExtent b="0" l="0" r="0" t="0"/>
-            <wp:docPr id="4" name="image6.gif"/>
+            <wp:docPr id="5" name="image9.gif"/>
             <a:graphic>
               <a:graphicData uri="http://schemas.openxmlformats.org/drawingml/2006/picture">
                 <pic:pic>
                   <pic:nvPicPr>
-                    <pic:cNvPr id="0" name="image6.gif"/>
+                    <pic:cNvPr id="0" name="image9.gif"/>
                     <pic:cNvPicPr preferRelativeResize="0"/>
                   </pic:nvPicPr>
                   <pic:blipFill>
@@ -5234,12 +5234,12 @@
           <wp:inline distB="114300" distT="114300" distL="114300" distR="114300">
             <wp:extent cx="5321300" cy="2959100"/>
             <wp:effectExtent b="0" l="0" r="0" t="0"/>
-            <wp:docPr id="9" name="image9.gif"/>
+            <wp:docPr id="1" name="image10.gif"/>
             <a:graphic>
               <a:graphicData uri="http://schemas.openxmlformats.org/drawingml/2006/picture">
                 <pic:pic>
                   <pic:nvPicPr>
-                    <pic:cNvPr id="0" name="image9.gif"/>
+                    <pic:cNvPr id="0" name="image10.gif"/>
                     <pic:cNvPicPr preferRelativeResize="0"/>
                   </pic:nvPicPr>
                   <pic:blipFill>
@@ -6423,7 +6423,7 @@
           <wp:inline distB="114300" distT="114300" distL="114300" distR="114300">
             <wp:extent cx="5321300" cy="2959100"/>
             <wp:effectExtent b="0" l="0" r="0" t="0"/>
-            <wp:docPr id="6" name="image1.gif"/>
+            <wp:docPr id="10" name="image1.gif"/>
             <a:graphic>
               <a:graphicData uri="http://schemas.openxmlformats.org/drawingml/2006/picture">
                 <pic:pic>
@@ -7335,12 +7335,12 @@
           <wp:inline distB="114300" distT="114300" distL="114300" distR="114300">
             <wp:extent cx="5321300" cy="2959100"/>
             <wp:effectExtent b="0" l="0" r="0" t="0"/>
-            <wp:docPr id="7" name="image3.gif"/>
+            <wp:docPr id="8" name="image6.gif"/>
             <a:graphic>
               <a:graphicData uri="http://schemas.openxmlformats.org/drawingml/2006/picture">
                 <pic:pic>
                   <pic:nvPicPr>
-                    <pic:cNvPr id="0" name="image3.gif"/>
+                    <pic:cNvPr id="0" name="image6.gif"/>
                     <pic:cNvPicPr preferRelativeResize="0"/>
                   </pic:nvPicPr>
                   <pic:blipFill>
@@ -8449,12 +8449,12 @@
           <wp:inline distB="114300" distT="114300" distL="114300" distR="114300">
             <wp:extent cx="5321300" cy="2959100"/>
             <wp:effectExtent b="0" l="0" r="0" t="0"/>
-            <wp:docPr id="2" name="image8.gif"/>
+            <wp:docPr id="6" name="image5.gif"/>
             <a:graphic>
               <a:graphicData uri="http://schemas.openxmlformats.org/drawingml/2006/picture">
                 <pic:pic>
                   <pic:nvPicPr>
-                    <pic:cNvPr id="0" name="image8.gif"/>
+                    <pic:cNvPr id="0" name="image5.gif"/>
                     <pic:cNvPicPr preferRelativeResize="0"/>
                   </pic:nvPicPr>
                   <pic:blipFill>
@@ -9500,7 +9500,7 @@
           <wp:inline distB="114300" distT="114300" distL="114300" distR="114300">
             <wp:extent cx="5321300" cy="2959100"/>
             <wp:effectExtent b="0" l="0" r="0" t="0"/>
-            <wp:docPr id="8" name="image2.gif"/>
+            <wp:docPr id="7" name="image2.gif"/>
             <a:graphic>
               <a:graphicData uri="http://schemas.openxmlformats.org/drawingml/2006/picture">
                 <pic:pic>
@@ -17552,12 +17552,12 @@
           <wp:inline distB="114300" distT="114300" distL="114300" distR="114300">
             <wp:extent cx="6645600" cy="2070100"/>
             <wp:effectExtent b="0" l="0" r="0" t="0"/>
-            <wp:docPr id="10" name="image11.png"/>
+            <wp:docPr id="11" name="image3.png"/>
             <a:graphic>
               <a:graphicData uri="http://schemas.openxmlformats.org/drawingml/2006/picture">
                 <pic:pic>
                   <pic:nvPicPr>
-                    <pic:cNvPr id="0" name="image11.png"/>
+                    <pic:cNvPr id="0" name="image3.png"/>
                     <pic:cNvPicPr preferRelativeResize="0"/>
                   </pic:nvPicPr>
                   <pic:blipFill>

--- a/docs/SDG_Hackathon_Idea_Guide.docx
+++ b/docs/SDG_Hackathon_Idea_Guide.docx
@@ -775,12 +775,12 @@
           <wp:inline distB="114300" distT="114300" distL="114300" distR="114300">
             <wp:extent cx="5321300" cy="2959100"/>
             <wp:effectExtent b="0" l="0" r="0" t="0"/>
-            <wp:docPr id="4" name="image8.gif"/>
+            <wp:docPr id="3" name="image6.gif"/>
             <a:graphic>
               <a:graphicData uri="http://schemas.openxmlformats.org/drawingml/2006/picture">
                 <pic:pic>
                   <pic:nvPicPr>
-                    <pic:cNvPr id="0" name="image8.gif"/>
+                    <pic:cNvPr id="0" name="image6.gif"/>
                     <pic:cNvPicPr preferRelativeResize="0"/>
                   </pic:nvPicPr>
                   <pic:blipFill>
@@ -1814,12 +1814,12 @@
           <wp:inline distB="114300" distT="114300" distL="114300" distR="114300">
             <wp:extent cx="5321300" cy="2959100"/>
             <wp:effectExtent b="0" l="0" r="0" t="0"/>
-            <wp:docPr id="3" name="image4.gif"/>
+            <wp:docPr id="4" name="image5.gif"/>
             <a:graphic>
               <a:graphicData uri="http://schemas.openxmlformats.org/drawingml/2006/picture">
                 <pic:pic>
                   <pic:nvPicPr>
-                    <pic:cNvPr id="0" name="image4.gif"/>
+                    <pic:cNvPr id="0" name="image5.gif"/>
                     <pic:cNvPicPr preferRelativeResize="0"/>
                   </pic:nvPicPr>
                   <pic:blipFill>
@@ -2800,12 +2800,12 @@
           <wp:inline distB="114300" distT="114300" distL="114300" distR="114300">
             <wp:extent cx="5321300" cy="2959100"/>
             <wp:effectExtent b="0" l="0" r="0" t="0"/>
-            <wp:docPr id="9" name="image7.gif"/>
+            <wp:docPr id="10" name="image10.gif"/>
             <a:graphic>
               <a:graphicData uri="http://schemas.openxmlformats.org/drawingml/2006/picture">
                 <pic:pic>
                   <pic:nvPicPr>
-                    <pic:cNvPr id="0" name="image7.gif"/>
+                    <pic:cNvPr id="0" name="image10.gif"/>
                     <pic:cNvPicPr preferRelativeResize="0"/>
                   </pic:nvPicPr>
                   <pic:blipFill>
@@ -3704,12 +3704,12 @@
           <wp:inline distB="114300" distT="114300" distL="114300" distR="114300">
             <wp:extent cx="5321300" cy="2959100"/>
             <wp:effectExtent b="0" l="0" r="0" t="0"/>
-            <wp:docPr id="2" name="image11.gif"/>
+            <wp:docPr id="8" name="image9.gif"/>
             <a:graphic>
               <a:graphicData uri="http://schemas.openxmlformats.org/drawingml/2006/picture">
                 <pic:pic>
                   <pic:nvPicPr>
-                    <pic:cNvPr id="0" name="image11.gif"/>
+                    <pic:cNvPr id="0" name="image9.gif"/>
                     <pic:cNvPicPr preferRelativeResize="0"/>
                   </pic:nvPicPr>
                   <pic:blipFill>
@@ -4448,12 +4448,12 @@
           <wp:inline distB="114300" distT="114300" distL="114300" distR="114300">
             <wp:extent cx="5321300" cy="2959100"/>
             <wp:effectExtent b="0" l="0" r="0" t="0"/>
-            <wp:docPr id="5" name="image9.gif"/>
+            <wp:docPr id="11" name="image7.gif"/>
             <a:graphic>
               <a:graphicData uri="http://schemas.openxmlformats.org/drawingml/2006/picture">
                 <pic:pic>
                   <pic:nvPicPr>
-                    <pic:cNvPr id="0" name="image9.gif"/>
+                    <pic:cNvPr id="0" name="image7.gif"/>
                     <pic:cNvPicPr preferRelativeResize="0"/>
                   </pic:nvPicPr>
                   <pic:blipFill>
@@ -5234,12 +5234,12 @@
           <wp:inline distB="114300" distT="114300" distL="114300" distR="114300">
             <wp:extent cx="5321300" cy="2959100"/>
             <wp:effectExtent b="0" l="0" r="0" t="0"/>
-            <wp:docPr id="1" name="image10.gif"/>
+            <wp:docPr id="5" name="image2.gif"/>
             <a:graphic>
               <a:graphicData uri="http://schemas.openxmlformats.org/drawingml/2006/picture">
                 <pic:pic>
                   <pic:nvPicPr>
-                    <pic:cNvPr id="0" name="image10.gif"/>
+                    <pic:cNvPr id="0" name="image2.gif"/>
                     <pic:cNvPicPr preferRelativeResize="0"/>
                   </pic:nvPicPr>
                   <pic:blipFill>
@@ -6423,12 +6423,12 @@
           <wp:inline distB="114300" distT="114300" distL="114300" distR="114300">
             <wp:extent cx="5321300" cy="2959100"/>
             <wp:effectExtent b="0" l="0" r="0" t="0"/>
-            <wp:docPr id="10" name="image1.gif"/>
+            <wp:docPr id="1" name="image3.gif"/>
             <a:graphic>
               <a:graphicData uri="http://schemas.openxmlformats.org/drawingml/2006/picture">
                 <pic:pic>
                   <pic:nvPicPr>
-                    <pic:cNvPr id="0" name="image1.gif"/>
+                    <pic:cNvPr id="0" name="image3.gif"/>
                     <pic:cNvPicPr preferRelativeResize="0"/>
                   </pic:nvPicPr>
                   <pic:blipFill>
@@ -7335,12 +7335,12 @@
           <wp:inline distB="114300" distT="114300" distL="114300" distR="114300">
             <wp:extent cx="5321300" cy="2959100"/>
             <wp:effectExtent b="0" l="0" r="0" t="0"/>
-            <wp:docPr id="8" name="image6.gif"/>
+            <wp:docPr id="9" name="image1.gif"/>
             <a:graphic>
               <a:graphicData uri="http://schemas.openxmlformats.org/drawingml/2006/picture">
                 <pic:pic>
                   <pic:nvPicPr>
-                    <pic:cNvPr id="0" name="image6.gif"/>
+                    <pic:cNvPr id="0" name="image1.gif"/>
                     <pic:cNvPicPr preferRelativeResize="0"/>
                   </pic:nvPicPr>
                   <pic:blipFill>
@@ -8449,12 +8449,12 @@
           <wp:inline distB="114300" distT="114300" distL="114300" distR="114300">
             <wp:extent cx="5321300" cy="2959100"/>
             <wp:effectExtent b="0" l="0" r="0" t="0"/>
-            <wp:docPr id="6" name="image5.gif"/>
+            <wp:docPr id="7" name="image8.gif"/>
             <a:graphic>
               <a:graphicData uri="http://schemas.openxmlformats.org/drawingml/2006/picture">
                 <pic:pic>
                   <pic:nvPicPr>
-                    <pic:cNvPr id="0" name="image5.gif"/>
+                    <pic:cNvPr id="0" name="image8.gif"/>
                     <pic:cNvPicPr preferRelativeResize="0"/>
                   </pic:nvPicPr>
                   <pic:blipFill>
@@ -9500,12 +9500,12 @@
           <wp:inline distB="114300" distT="114300" distL="114300" distR="114300">
             <wp:extent cx="5321300" cy="2959100"/>
             <wp:effectExtent b="0" l="0" r="0" t="0"/>
-            <wp:docPr id="7" name="image2.gif"/>
+            <wp:docPr id="2" name="image4.gif"/>
             <a:graphic>
               <a:graphicData uri="http://schemas.openxmlformats.org/drawingml/2006/picture">
                 <pic:pic>
                   <pic:nvPicPr>
-                    <pic:cNvPr id="0" name="image2.gif"/>
+                    <pic:cNvPr id="0" name="image4.gif"/>
                     <pic:cNvPicPr preferRelativeResize="0"/>
                   </pic:nvPicPr>
                   <pic:blipFill>
@@ -17552,12 +17552,12 @@
           <wp:inline distB="114300" distT="114300" distL="114300" distR="114300">
             <wp:extent cx="6645600" cy="2070100"/>
             <wp:effectExtent b="0" l="0" r="0" t="0"/>
-            <wp:docPr id="11" name="image3.png"/>
+            <wp:docPr id="6" name="image11.png"/>
             <a:graphic>
               <a:graphicData uri="http://schemas.openxmlformats.org/drawingml/2006/picture">
                 <pic:pic>
                   <pic:nvPicPr>
-                    <pic:cNvPr id="0" name="image3.png"/>
+                    <pic:cNvPr id="0" name="image11.png"/>
                     <pic:cNvPicPr preferRelativeResize="0"/>
                   </pic:nvPicPr>
                   <pic:blipFill>

--- a/docs/SDG_Hackathon_Idea_Guide.docx
+++ b/docs/SDG_Hackathon_Idea_Guide.docx
@@ -775,12 +775,12 @@
           <wp:inline distB="114300" distT="114300" distL="114300" distR="114300">
             <wp:extent cx="5321300" cy="2959100"/>
             <wp:effectExtent b="0" l="0" r="0" t="0"/>
-            <wp:docPr id="3" name="image6.gif"/>
+            <wp:docPr id="4" name="image10.gif"/>
             <a:graphic>
               <a:graphicData uri="http://schemas.openxmlformats.org/drawingml/2006/picture">
                 <pic:pic>
                   <pic:nvPicPr>
-                    <pic:cNvPr id="0" name="image6.gif"/>
+                    <pic:cNvPr id="0" name="image10.gif"/>
                     <pic:cNvPicPr preferRelativeResize="0"/>
                   </pic:nvPicPr>
                   <pic:blipFill>
@@ -1814,12 +1814,12 @@
           <wp:inline distB="114300" distT="114300" distL="114300" distR="114300">
             <wp:extent cx="5321300" cy="2959100"/>
             <wp:effectExtent b="0" l="0" r="0" t="0"/>
-            <wp:docPr id="4" name="image5.gif"/>
+            <wp:docPr id="11" name="image3.gif"/>
             <a:graphic>
               <a:graphicData uri="http://schemas.openxmlformats.org/drawingml/2006/picture">
                 <pic:pic>
                   <pic:nvPicPr>
-                    <pic:cNvPr id="0" name="image5.gif"/>
+                    <pic:cNvPr id="0" name="image3.gif"/>
                     <pic:cNvPicPr preferRelativeResize="0"/>
                   </pic:nvPicPr>
                   <pic:blipFill>
@@ -2800,12 +2800,12 @@
           <wp:inline distB="114300" distT="114300" distL="114300" distR="114300">
             <wp:extent cx="5321300" cy="2959100"/>
             <wp:effectExtent b="0" l="0" r="0" t="0"/>
-            <wp:docPr id="10" name="image10.gif"/>
+            <wp:docPr id="5" name="image7.gif"/>
             <a:graphic>
               <a:graphicData uri="http://schemas.openxmlformats.org/drawingml/2006/picture">
                 <pic:pic>
                   <pic:nvPicPr>
-                    <pic:cNvPr id="0" name="image10.gif"/>
+                    <pic:cNvPr id="0" name="image7.gif"/>
                     <pic:cNvPicPr preferRelativeResize="0"/>
                   </pic:nvPicPr>
                   <pic:blipFill>
@@ -3704,12 +3704,12 @@
           <wp:inline distB="114300" distT="114300" distL="114300" distR="114300">
             <wp:extent cx="5321300" cy="2959100"/>
             <wp:effectExtent b="0" l="0" r="0" t="0"/>
-            <wp:docPr id="8" name="image9.gif"/>
+            <wp:docPr id="9" name="image11.gif"/>
             <a:graphic>
               <a:graphicData uri="http://schemas.openxmlformats.org/drawingml/2006/picture">
                 <pic:pic>
                   <pic:nvPicPr>
-                    <pic:cNvPr id="0" name="image9.gif"/>
+                    <pic:cNvPr id="0" name="image11.gif"/>
                     <pic:cNvPicPr preferRelativeResize="0"/>
                   </pic:nvPicPr>
                   <pic:blipFill>
@@ -4448,12 +4448,12 @@
           <wp:inline distB="114300" distT="114300" distL="114300" distR="114300">
             <wp:extent cx="5321300" cy="2959100"/>
             <wp:effectExtent b="0" l="0" r="0" t="0"/>
-            <wp:docPr id="11" name="image7.gif"/>
+            <wp:docPr id="2" name="image6.gif"/>
             <a:graphic>
               <a:graphicData uri="http://schemas.openxmlformats.org/drawingml/2006/picture">
                 <pic:pic>
                   <pic:nvPicPr>
-                    <pic:cNvPr id="0" name="image7.gif"/>
+                    <pic:cNvPr id="0" name="image6.gif"/>
                     <pic:cNvPicPr preferRelativeResize="0"/>
                   </pic:nvPicPr>
                   <pic:blipFill>
@@ -5234,12 +5234,12 @@
           <wp:inline distB="114300" distT="114300" distL="114300" distR="114300">
             <wp:extent cx="5321300" cy="2959100"/>
             <wp:effectExtent b="0" l="0" r="0" t="0"/>
-            <wp:docPr id="5" name="image2.gif"/>
+            <wp:docPr id="10" name="image8.gif"/>
             <a:graphic>
               <a:graphicData uri="http://schemas.openxmlformats.org/drawingml/2006/picture">
                 <pic:pic>
                   <pic:nvPicPr>
-                    <pic:cNvPr id="0" name="image2.gif"/>
+                    <pic:cNvPr id="0" name="image8.gif"/>
                     <pic:cNvPicPr preferRelativeResize="0"/>
                   </pic:nvPicPr>
                   <pic:blipFill>
@@ -6423,12 +6423,12 @@
           <wp:inline distB="114300" distT="114300" distL="114300" distR="114300">
             <wp:extent cx="5321300" cy="2959100"/>
             <wp:effectExtent b="0" l="0" r="0" t="0"/>
-            <wp:docPr id="1" name="image3.gif"/>
+            <wp:docPr id="3" name="image1.gif"/>
             <a:graphic>
               <a:graphicData uri="http://schemas.openxmlformats.org/drawingml/2006/picture">
                 <pic:pic>
                   <pic:nvPicPr>
-                    <pic:cNvPr id="0" name="image3.gif"/>
+                    <pic:cNvPr id="0" name="image1.gif"/>
                     <pic:cNvPicPr preferRelativeResize="0"/>
                   </pic:nvPicPr>
                   <pic:blipFill>
@@ -7335,12 +7335,12 @@
           <wp:inline distB="114300" distT="114300" distL="114300" distR="114300">
             <wp:extent cx="5321300" cy="2959100"/>
             <wp:effectExtent b="0" l="0" r="0" t="0"/>
-            <wp:docPr id="9" name="image1.gif"/>
+            <wp:docPr id="6" name="image9.gif"/>
             <a:graphic>
               <a:graphicData uri="http://schemas.openxmlformats.org/drawingml/2006/picture">
                 <pic:pic>
                   <pic:nvPicPr>
-                    <pic:cNvPr id="0" name="image1.gif"/>
+                    <pic:cNvPr id="0" name="image9.gif"/>
                     <pic:cNvPicPr preferRelativeResize="0"/>
                   </pic:nvPicPr>
                   <pic:blipFill>
@@ -8449,12 +8449,12 @@
           <wp:inline distB="114300" distT="114300" distL="114300" distR="114300">
             <wp:extent cx="5321300" cy="2959100"/>
             <wp:effectExtent b="0" l="0" r="0" t="0"/>
-            <wp:docPr id="7" name="image8.gif"/>
+            <wp:docPr id="8" name="image4.gif"/>
             <a:graphic>
               <a:graphicData uri="http://schemas.openxmlformats.org/drawingml/2006/picture">
                 <pic:pic>
                   <pic:nvPicPr>
-                    <pic:cNvPr id="0" name="image8.gif"/>
+                    <pic:cNvPr id="0" name="image4.gif"/>
                     <pic:cNvPicPr preferRelativeResize="0"/>
                   </pic:nvPicPr>
                   <pic:blipFill>
@@ -9500,12 +9500,12 @@
           <wp:inline distB="114300" distT="114300" distL="114300" distR="114300">
             <wp:extent cx="5321300" cy="2959100"/>
             <wp:effectExtent b="0" l="0" r="0" t="0"/>
-            <wp:docPr id="2" name="image4.gif"/>
+            <wp:docPr id="1" name="image2.gif"/>
             <a:graphic>
               <a:graphicData uri="http://schemas.openxmlformats.org/drawingml/2006/picture">
                 <pic:pic>
                   <pic:nvPicPr>
-                    <pic:cNvPr id="0" name="image4.gif"/>
+                    <pic:cNvPr id="0" name="image2.gif"/>
                     <pic:cNvPicPr preferRelativeResize="0"/>
                   </pic:nvPicPr>
                   <pic:blipFill>
@@ -17552,12 +17552,12 @@
           <wp:inline distB="114300" distT="114300" distL="114300" distR="114300">
             <wp:extent cx="6645600" cy="2070100"/>
             <wp:effectExtent b="0" l="0" r="0" t="0"/>
-            <wp:docPr id="6" name="image11.png"/>
+            <wp:docPr id="7" name="image5.png"/>
             <a:graphic>
               <a:graphicData uri="http://schemas.openxmlformats.org/drawingml/2006/picture">
                 <pic:pic>
                   <pic:nvPicPr>
-                    <pic:cNvPr id="0" name="image11.png"/>
+                    <pic:cNvPr id="0" name="image5.png"/>
                     <pic:cNvPicPr preferRelativeResize="0"/>
                   </pic:nvPicPr>
                   <pic:blipFill>

--- a/docs/SDG_Hackathon_Idea_Guide.docx
+++ b/docs/SDG_Hackathon_Idea_Guide.docx
@@ -775,12 +775,12 @@
           <wp:inline distB="114300" distT="114300" distL="114300" distR="114300">
             <wp:extent cx="5321300" cy="2959100"/>
             <wp:effectExtent b="0" l="0" r="0" t="0"/>
-            <wp:docPr id="4" name="image10.gif"/>
+            <wp:docPr id="11" name="image1.gif"/>
             <a:graphic>
               <a:graphicData uri="http://schemas.openxmlformats.org/drawingml/2006/picture">
                 <pic:pic>
                   <pic:nvPicPr>
-                    <pic:cNvPr id="0" name="image10.gif"/>
+                    <pic:cNvPr id="0" name="image1.gif"/>
                     <pic:cNvPicPr preferRelativeResize="0"/>
                   </pic:nvPicPr>
                   <pic:blipFill>
@@ -1814,12 +1814,12 @@
           <wp:inline distB="114300" distT="114300" distL="114300" distR="114300">
             <wp:extent cx="5321300" cy="2959100"/>
             <wp:effectExtent b="0" l="0" r="0" t="0"/>
-            <wp:docPr id="11" name="image3.gif"/>
+            <wp:docPr id="4" name="image7.gif"/>
             <a:graphic>
               <a:graphicData uri="http://schemas.openxmlformats.org/drawingml/2006/picture">
                 <pic:pic>
                   <pic:nvPicPr>
-                    <pic:cNvPr id="0" name="image3.gif"/>
+                    <pic:cNvPr id="0" name="image7.gif"/>
                     <pic:cNvPicPr preferRelativeResize="0"/>
                   </pic:nvPicPr>
                   <pic:blipFill>
@@ -2800,12 +2800,12 @@
           <wp:inline distB="114300" distT="114300" distL="114300" distR="114300">
             <wp:extent cx="5321300" cy="2959100"/>
             <wp:effectExtent b="0" l="0" r="0" t="0"/>
-            <wp:docPr id="5" name="image7.gif"/>
+            <wp:docPr id="7" name="image6.gif"/>
             <a:graphic>
               <a:graphicData uri="http://schemas.openxmlformats.org/drawingml/2006/picture">
                 <pic:pic>
                   <pic:nvPicPr>
-                    <pic:cNvPr id="0" name="image7.gif"/>
+                    <pic:cNvPr id="0" name="image6.gif"/>
                     <pic:cNvPicPr preferRelativeResize="0"/>
                   </pic:nvPicPr>
                   <pic:blipFill>
@@ -4448,12 +4448,12 @@
           <wp:inline distB="114300" distT="114300" distL="114300" distR="114300">
             <wp:extent cx="5321300" cy="2959100"/>
             <wp:effectExtent b="0" l="0" r="0" t="0"/>
-            <wp:docPr id="2" name="image6.gif"/>
+            <wp:docPr id="5" name="image10.gif"/>
             <a:graphic>
               <a:graphicData uri="http://schemas.openxmlformats.org/drawingml/2006/picture">
                 <pic:pic>
                   <pic:nvPicPr>
-                    <pic:cNvPr id="0" name="image6.gif"/>
+                    <pic:cNvPr id="0" name="image10.gif"/>
                     <pic:cNvPicPr preferRelativeResize="0"/>
                   </pic:nvPicPr>
                   <pic:blipFill>
@@ -5234,12 +5234,12 @@
           <wp:inline distB="114300" distT="114300" distL="114300" distR="114300">
             <wp:extent cx="5321300" cy="2959100"/>
             <wp:effectExtent b="0" l="0" r="0" t="0"/>
-            <wp:docPr id="10" name="image8.gif"/>
+            <wp:docPr id="3" name="image3.gif"/>
             <a:graphic>
               <a:graphicData uri="http://schemas.openxmlformats.org/drawingml/2006/picture">
                 <pic:pic>
                   <pic:nvPicPr>
-                    <pic:cNvPr id="0" name="image8.gif"/>
+                    <pic:cNvPr id="0" name="image3.gif"/>
                     <pic:cNvPicPr preferRelativeResize="0"/>
                   </pic:nvPicPr>
                   <pic:blipFill>
@@ -6423,12 +6423,12 @@
           <wp:inline distB="114300" distT="114300" distL="114300" distR="114300">
             <wp:extent cx="5321300" cy="2959100"/>
             <wp:effectExtent b="0" l="0" r="0" t="0"/>
-            <wp:docPr id="3" name="image1.gif"/>
+            <wp:docPr id="8" name="image5.gif"/>
             <a:graphic>
               <a:graphicData uri="http://schemas.openxmlformats.org/drawingml/2006/picture">
                 <pic:pic>
                   <pic:nvPicPr>
-                    <pic:cNvPr id="0" name="image1.gif"/>
+                    <pic:cNvPr id="0" name="image5.gif"/>
                     <pic:cNvPicPr preferRelativeResize="0"/>
                   </pic:nvPicPr>
                   <pic:blipFill>
@@ -7335,7 +7335,7 @@
           <wp:inline distB="114300" distT="114300" distL="114300" distR="114300">
             <wp:extent cx="5321300" cy="2959100"/>
             <wp:effectExtent b="0" l="0" r="0" t="0"/>
-            <wp:docPr id="6" name="image9.gif"/>
+            <wp:docPr id="1" name="image9.gif"/>
             <a:graphic>
               <a:graphicData uri="http://schemas.openxmlformats.org/drawingml/2006/picture">
                 <pic:pic>
@@ -8449,12 +8449,12 @@
           <wp:inline distB="114300" distT="114300" distL="114300" distR="114300">
             <wp:extent cx="5321300" cy="2959100"/>
             <wp:effectExtent b="0" l="0" r="0" t="0"/>
-            <wp:docPr id="8" name="image4.gif"/>
+            <wp:docPr id="6" name="image2.gif"/>
             <a:graphic>
               <a:graphicData uri="http://schemas.openxmlformats.org/drawingml/2006/picture">
                 <pic:pic>
                   <pic:nvPicPr>
-                    <pic:cNvPr id="0" name="image4.gif"/>
+                    <pic:cNvPr id="0" name="image2.gif"/>
                     <pic:cNvPicPr preferRelativeResize="0"/>
                   </pic:nvPicPr>
                   <pic:blipFill>
@@ -9500,12 +9500,12 @@
           <wp:inline distB="114300" distT="114300" distL="114300" distR="114300">
             <wp:extent cx="5321300" cy="2959100"/>
             <wp:effectExtent b="0" l="0" r="0" t="0"/>
-            <wp:docPr id="1" name="image2.gif"/>
+            <wp:docPr id="2" name="image4.gif"/>
             <a:graphic>
               <a:graphicData uri="http://schemas.openxmlformats.org/drawingml/2006/picture">
                 <pic:pic>
                   <pic:nvPicPr>
-                    <pic:cNvPr id="0" name="image2.gif"/>
+                    <pic:cNvPr id="0" name="image4.gif"/>
                     <pic:cNvPicPr preferRelativeResize="0"/>
                   </pic:nvPicPr>
                   <pic:blipFill>
@@ -17552,12 +17552,12 @@
           <wp:inline distB="114300" distT="114300" distL="114300" distR="114300">
             <wp:extent cx="6645600" cy="2070100"/>
             <wp:effectExtent b="0" l="0" r="0" t="0"/>
-            <wp:docPr id="7" name="image5.png"/>
+            <wp:docPr id="10" name="image8.png"/>
             <a:graphic>
               <a:graphicData uri="http://schemas.openxmlformats.org/drawingml/2006/picture">
                 <pic:pic>
                   <pic:nvPicPr>
-                    <pic:cNvPr id="0" name="image5.png"/>
+                    <pic:cNvPr id="0" name="image8.png"/>
                     <pic:cNvPicPr preferRelativeResize="0"/>
                   </pic:nvPicPr>
                   <pic:blipFill>

--- a/docs/SDG_Hackathon_Idea_Guide.docx
+++ b/docs/SDG_Hackathon_Idea_Guide.docx
@@ -775,12 +775,12 @@
           <wp:inline distB="114300" distT="114300" distL="114300" distR="114300">
             <wp:extent cx="5321300" cy="2959100"/>
             <wp:effectExtent b="0" l="0" r="0" t="0"/>
-            <wp:docPr id="11" name="image1.gif"/>
+            <wp:docPr id="11" name="image6.gif"/>
             <a:graphic>
               <a:graphicData uri="http://schemas.openxmlformats.org/drawingml/2006/picture">
                 <pic:pic>
                   <pic:nvPicPr>
-                    <pic:cNvPr id="0" name="image1.gif"/>
+                    <pic:cNvPr id="0" name="image6.gif"/>
                     <pic:cNvPicPr preferRelativeResize="0"/>
                   </pic:nvPicPr>
                   <pic:blipFill>
@@ -1814,12 +1814,12 @@
           <wp:inline distB="114300" distT="114300" distL="114300" distR="114300">
             <wp:extent cx="5321300" cy="2959100"/>
             <wp:effectExtent b="0" l="0" r="0" t="0"/>
-            <wp:docPr id="4" name="image7.gif"/>
+            <wp:docPr id="2" name="image5.gif"/>
             <a:graphic>
               <a:graphicData uri="http://schemas.openxmlformats.org/drawingml/2006/picture">
                 <pic:pic>
                   <pic:nvPicPr>
-                    <pic:cNvPr id="0" name="image7.gif"/>
+                    <pic:cNvPr id="0" name="image5.gif"/>
                     <pic:cNvPicPr preferRelativeResize="0"/>
                   </pic:nvPicPr>
                   <pic:blipFill>
@@ -2800,12 +2800,12 @@
           <wp:inline distB="114300" distT="114300" distL="114300" distR="114300">
             <wp:extent cx="5321300" cy="2959100"/>
             <wp:effectExtent b="0" l="0" r="0" t="0"/>
-            <wp:docPr id="7" name="image6.gif"/>
+            <wp:docPr id="4" name="image10.gif"/>
             <a:graphic>
               <a:graphicData uri="http://schemas.openxmlformats.org/drawingml/2006/picture">
                 <pic:pic>
                   <pic:nvPicPr>
-                    <pic:cNvPr id="0" name="image6.gif"/>
+                    <pic:cNvPr id="0" name="image10.gif"/>
                     <pic:cNvPicPr preferRelativeResize="0"/>
                   </pic:nvPicPr>
                   <pic:blipFill>
@@ -3704,7 +3704,7 @@
           <wp:inline distB="114300" distT="114300" distL="114300" distR="114300">
             <wp:extent cx="5321300" cy="2959100"/>
             <wp:effectExtent b="0" l="0" r="0" t="0"/>
-            <wp:docPr id="9" name="image11.gif"/>
+            <wp:docPr id="8" name="image11.gif"/>
             <a:graphic>
               <a:graphicData uri="http://schemas.openxmlformats.org/drawingml/2006/picture">
                 <pic:pic>
@@ -4448,12 +4448,12 @@
           <wp:inline distB="114300" distT="114300" distL="114300" distR="114300">
             <wp:extent cx="5321300" cy="2959100"/>
             <wp:effectExtent b="0" l="0" r="0" t="0"/>
-            <wp:docPr id="5" name="image10.gif"/>
+            <wp:docPr id="5" name="image9.gif"/>
             <a:graphic>
               <a:graphicData uri="http://schemas.openxmlformats.org/drawingml/2006/picture">
                 <pic:pic>
                   <pic:nvPicPr>
-                    <pic:cNvPr id="0" name="image10.gif"/>
+                    <pic:cNvPr id="0" name="image9.gif"/>
                     <pic:cNvPicPr preferRelativeResize="0"/>
                   </pic:nvPicPr>
                   <pic:blipFill>
@@ -5234,12 +5234,12 @@
           <wp:inline distB="114300" distT="114300" distL="114300" distR="114300">
             <wp:extent cx="5321300" cy="2959100"/>
             <wp:effectExtent b="0" l="0" r="0" t="0"/>
-            <wp:docPr id="3" name="image3.gif"/>
+            <wp:docPr id="10" name="image1.gif"/>
             <a:graphic>
               <a:graphicData uri="http://schemas.openxmlformats.org/drawingml/2006/picture">
                 <pic:pic>
                   <pic:nvPicPr>
-                    <pic:cNvPr id="0" name="image3.gif"/>
+                    <pic:cNvPr id="0" name="image1.gif"/>
                     <pic:cNvPicPr preferRelativeResize="0"/>
                   </pic:nvPicPr>
                   <pic:blipFill>
@@ -6423,12 +6423,12 @@
           <wp:inline distB="114300" distT="114300" distL="114300" distR="114300">
             <wp:extent cx="5321300" cy="2959100"/>
             <wp:effectExtent b="0" l="0" r="0" t="0"/>
-            <wp:docPr id="8" name="image5.gif"/>
+            <wp:docPr id="1" name="image3.gif"/>
             <a:graphic>
               <a:graphicData uri="http://schemas.openxmlformats.org/drawingml/2006/picture">
                 <pic:pic>
                   <pic:nvPicPr>
-                    <pic:cNvPr id="0" name="image5.gif"/>
+                    <pic:cNvPr id="0" name="image3.gif"/>
                     <pic:cNvPicPr preferRelativeResize="0"/>
                   </pic:nvPicPr>
                   <pic:blipFill>
@@ -7335,12 +7335,12 @@
           <wp:inline distB="114300" distT="114300" distL="114300" distR="114300">
             <wp:extent cx="5321300" cy="2959100"/>
             <wp:effectExtent b="0" l="0" r="0" t="0"/>
-            <wp:docPr id="1" name="image9.gif"/>
+            <wp:docPr id="9" name="image7.gif"/>
             <a:graphic>
               <a:graphicData uri="http://schemas.openxmlformats.org/drawingml/2006/picture">
                 <pic:pic>
                   <pic:nvPicPr>
-                    <pic:cNvPr id="0" name="image9.gif"/>
+                    <pic:cNvPr id="0" name="image7.gif"/>
                     <pic:cNvPicPr preferRelativeResize="0"/>
                   </pic:nvPicPr>
                   <pic:blipFill>
@@ -9500,7 +9500,7 @@
           <wp:inline distB="114300" distT="114300" distL="114300" distR="114300">
             <wp:extent cx="5321300" cy="2959100"/>
             <wp:effectExtent b="0" l="0" r="0" t="0"/>
-            <wp:docPr id="2" name="image4.gif"/>
+            <wp:docPr id="7" name="image4.gif"/>
             <a:graphic>
               <a:graphicData uri="http://schemas.openxmlformats.org/drawingml/2006/picture">
                 <pic:pic>
@@ -17552,7 +17552,7 @@
           <wp:inline distB="114300" distT="114300" distL="114300" distR="114300">
             <wp:extent cx="6645600" cy="2070100"/>
             <wp:effectExtent b="0" l="0" r="0" t="0"/>
-            <wp:docPr id="10" name="image8.png"/>
+            <wp:docPr id="3" name="image8.png"/>
             <a:graphic>
               <a:graphicData uri="http://schemas.openxmlformats.org/drawingml/2006/picture">
                 <pic:pic>

--- a/docs/SDG_Hackathon_Idea_Guide.docx
+++ b/docs/SDG_Hackathon_Idea_Guide.docx
@@ -775,12 +775,12 @@
           <wp:inline distB="114300" distT="114300" distL="114300" distR="114300">
             <wp:extent cx="5321300" cy="2959100"/>
             <wp:effectExtent b="0" l="0" r="0" t="0"/>
-            <wp:docPr id="11" name="image6.gif"/>
+            <wp:docPr id="6" name="image2.gif"/>
             <a:graphic>
               <a:graphicData uri="http://schemas.openxmlformats.org/drawingml/2006/picture">
                 <pic:pic>
                   <pic:nvPicPr>
-                    <pic:cNvPr id="0" name="image6.gif"/>
+                    <pic:cNvPr id="0" name="image2.gif"/>
                     <pic:cNvPicPr preferRelativeResize="0"/>
                   </pic:nvPicPr>
                   <pic:blipFill>
@@ -1814,12 +1814,12 @@
           <wp:inline distB="114300" distT="114300" distL="114300" distR="114300">
             <wp:extent cx="5321300" cy="2959100"/>
             <wp:effectExtent b="0" l="0" r="0" t="0"/>
-            <wp:docPr id="2" name="image5.gif"/>
+            <wp:docPr id="4" name="image7.gif"/>
             <a:graphic>
               <a:graphicData uri="http://schemas.openxmlformats.org/drawingml/2006/picture">
                 <pic:pic>
                   <pic:nvPicPr>
-                    <pic:cNvPr id="0" name="image5.gif"/>
+                    <pic:cNvPr id="0" name="image7.gif"/>
                     <pic:cNvPicPr preferRelativeResize="0"/>
                   </pic:nvPicPr>
                   <pic:blipFill>
@@ -2800,12 +2800,12 @@
           <wp:inline distB="114300" distT="114300" distL="114300" distR="114300">
             <wp:extent cx="5321300" cy="2959100"/>
             <wp:effectExtent b="0" l="0" r="0" t="0"/>
-            <wp:docPr id="4" name="image10.gif"/>
+            <wp:docPr id="11" name="image9.gif"/>
             <a:graphic>
               <a:graphicData uri="http://schemas.openxmlformats.org/drawingml/2006/picture">
                 <pic:pic>
                   <pic:nvPicPr>
-                    <pic:cNvPr id="0" name="image10.gif"/>
+                    <pic:cNvPr id="0" name="image9.gif"/>
                     <pic:cNvPicPr preferRelativeResize="0"/>
                   </pic:nvPicPr>
                   <pic:blipFill>
@@ -3704,7 +3704,7 @@
           <wp:inline distB="114300" distT="114300" distL="114300" distR="114300">
             <wp:extent cx="5321300" cy="2959100"/>
             <wp:effectExtent b="0" l="0" r="0" t="0"/>
-            <wp:docPr id="8" name="image11.gif"/>
+            <wp:docPr id="2" name="image11.gif"/>
             <a:graphic>
               <a:graphicData uri="http://schemas.openxmlformats.org/drawingml/2006/picture">
                 <pic:pic>
@@ -4448,12 +4448,12 @@
           <wp:inline distB="114300" distT="114300" distL="114300" distR="114300">
             <wp:extent cx="5321300" cy="2959100"/>
             <wp:effectExtent b="0" l="0" r="0" t="0"/>
-            <wp:docPr id="5" name="image9.gif"/>
+            <wp:docPr id="10" name="image8.gif"/>
             <a:graphic>
               <a:graphicData uri="http://schemas.openxmlformats.org/drawingml/2006/picture">
                 <pic:pic>
                   <pic:nvPicPr>
-                    <pic:cNvPr id="0" name="image9.gif"/>
+                    <pic:cNvPr id="0" name="image8.gif"/>
                     <pic:cNvPicPr preferRelativeResize="0"/>
                   </pic:nvPicPr>
                   <pic:blipFill>
@@ -5234,7 +5234,7 @@
           <wp:inline distB="114300" distT="114300" distL="114300" distR="114300">
             <wp:extent cx="5321300" cy="2959100"/>
             <wp:effectExtent b="0" l="0" r="0" t="0"/>
-            <wp:docPr id="10" name="image1.gif"/>
+            <wp:docPr id="5" name="image1.gif"/>
             <a:graphic>
               <a:graphicData uri="http://schemas.openxmlformats.org/drawingml/2006/picture">
                 <pic:pic>
@@ -6423,12 +6423,12 @@
           <wp:inline distB="114300" distT="114300" distL="114300" distR="114300">
             <wp:extent cx="5321300" cy="2959100"/>
             <wp:effectExtent b="0" l="0" r="0" t="0"/>
-            <wp:docPr id="1" name="image3.gif"/>
+            <wp:docPr id="8" name="image6.gif"/>
             <a:graphic>
               <a:graphicData uri="http://schemas.openxmlformats.org/drawingml/2006/picture">
                 <pic:pic>
                   <pic:nvPicPr>
-                    <pic:cNvPr id="0" name="image3.gif"/>
+                    <pic:cNvPr id="0" name="image6.gif"/>
                     <pic:cNvPicPr preferRelativeResize="0"/>
                   </pic:nvPicPr>
                   <pic:blipFill>
@@ -7335,12 +7335,12 @@
           <wp:inline distB="114300" distT="114300" distL="114300" distR="114300">
             <wp:extent cx="5321300" cy="2959100"/>
             <wp:effectExtent b="0" l="0" r="0" t="0"/>
-            <wp:docPr id="9" name="image7.gif"/>
+            <wp:docPr id="7" name="image3.gif"/>
             <a:graphic>
               <a:graphicData uri="http://schemas.openxmlformats.org/drawingml/2006/picture">
                 <pic:pic>
                   <pic:nvPicPr>
-                    <pic:cNvPr id="0" name="image7.gif"/>
+                    <pic:cNvPr id="0" name="image3.gif"/>
                     <pic:cNvPicPr preferRelativeResize="0"/>
                   </pic:nvPicPr>
                   <pic:blipFill>
@@ -8449,12 +8449,12 @@
           <wp:inline distB="114300" distT="114300" distL="114300" distR="114300">
             <wp:extent cx="5321300" cy="2959100"/>
             <wp:effectExtent b="0" l="0" r="0" t="0"/>
-            <wp:docPr id="6" name="image2.gif"/>
+            <wp:docPr id="3" name="image4.gif"/>
             <a:graphic>
               <a:graphicData uri="http://schemas.openxmlformats.org/drawingml/2006/picture">
                 <pic:pic>
                   <pic:nvPicPr>
-                    <pic:cNvPr id="0" name="image2.gif"/>
+                    <pic:cNvPr id="0" name="image4.gif"/>
                     <pic:cNvPicPr preferRelativeResize="0"/>
                   </pic:nvPicPr>
                   <pic:blipFill>
@@ -9500,12 +9500,12 @@
           <wp:inline distB="114300" distT="114300" distL="114300" distR="114300">
             <wp:extent cx="5321300" cy="2959100"/>
             <wp:effectExtent b="0" l="0" r="0" t="0"/>
-            <wp:docPr id="7" name="image4.gif"/>
+            <wp:docPr id="9" name="image5.gif"/>
             <a:graphic>
               <a:graphicData uri="http://schemas.openxmlformats.org/drawingml/2006/picture">
                 <pic:pic>
                   <pic:nvPicPr>
-                    <pic:cNvPr id="0" name="image4.gif"/>
+                    <pic:cNvPr id="0" name="image5.gif"/>
                     <pic:cNvPicPr preferRelativeResize="0"/>
                   </pic:nvPicPr>
                   <pic:blipFill>
@@ -17552,12 +17552,12 @@
           <wp:inline distB="114300" distT="114300" distL="114300" distR="114300">
             <wp:extent cx="6645600" cy="2070100"/>
             <wp:effectExtent b="0" l="0" r="0" t="0"/>
-            <wp:docPr id="3" name="image8.png"/>
+            <wp:docPr id="1" name="image10.png"/>
             <a:graphic>
               <a:graphicData uri="http://schemas.openxmlformats.org/drawingml/2006/picture">
                 <pic:pic>
                   <pic:nvPicPr>
-                    <pic:cNvPr id="0" name="image8.png"/>
+                    <pic:cNvPr id="0" name="image10.png"/>
                     <pic:cNvPicPr preferRelativeResize="0"/>
                   </pic:nvPicPr>
                   <pic:blipFill>

--- a/docs/SDG_Hackathon_Idea_Guide.docx
+++ b/docs/SDG_Hackathon_Idea_Guide.docx
@@ -775,12 +775,12 @@
           <wp:inline distB="114300" distT="114300" distL="114300" distR="114300">
             <wp:extent cx="5321300" cy="2959100"/>
             <wp:effectExtent b="0" l="0" r="0" t="0"/>
-            <wp:docPr id="6" name="image2.gif"/>
+            <wp:docPr id="10" name="image5.gif"/>
             <a:graphic>
               <a:graphicData uri="http://schemas.openxmlformats.org/drawingml/2006/picture">
                 <pic:pic>
                   <pic:nvPicPr>
-                    <pic:cNvPr id="0" name="image2.gif"/>
+                    <pic:cNvPr id="0" name="image5.gif"/>
                     <pic:cNvPicPr preferRelativeResize="0"/>
                   </pic:nvPicPr>
                   <pic:blipFill>
@@ -1814,12 +1814,12 @@
           <wp:inline distB="114300" distT="114300" distL="114300" distR="114300">
             <wp:extent cx="5321300" cy="2959100"/>
             <wp:effectExtent b="0" l="0" r="0" t="0"/>
-            <wp:docPr id="4" name="image7.gif"/>
+            <wp:docPr id="1" name="image10.gif"/>
             <a:graphic>
               <a:graphicData uri="http://schemas.openxmlformats.org/drawingml/2006/picture">
                 <pic:pic>
                   <pic:nvPicPr>
-                    <pic:cNvPr id="0" name="image7.gif"/>
+                    <pic:cNvPr id="0" name="image10.gif"/>
                     <pic:cNvPicPr preferRelativeResize="0"/>
                   </pic:nvPicPr>
                   <pic:blipFill>
@@ -2800,12 +2800,12 @@
           <wp:inline distB="114300" distT="114300" distL="114300" distR="114300">
             <wp:extent cx="5321300" cy="2959100"/>
             <wp:effectExtent b="0" l="0" r="0" t="0"/>
-            <wp:docPr id="11" name="image9.gif"/>
+            <wp:docPr id="8" name="image8.gif"/>
             <a:graphic>
               <a:graphicData uri="http://schemas.openxmlformats.org/drawingml/2006/picture">
                 <pic:pic>
                   <pic:nvPicPr>
-                    <pic:cNvPr id="0" name="image9.gif"/>
+                    <pic:cNvPr id="0" name="image8.gif"/>
                     <pic:cNvPicPr preferRelativeResize="0"/>
                   </pic:nvPicPr>
                   <pic:blipFill>
@@ -3704,7 +3704,7 @@
           <wp:inline distB="114300" distT="114300" distL="114300" distR="114300">
             <wp:extent cx="5321300" cy="2959100"/>
             <wp:effectExtent b="0" l="0" r="0" t="0"/>
-            <wp:docPr id="2" name="image11.gif"/>
+            <wp:docPr id="5" name="image11.gif"/>
             <a:graphic>
               <a:graphicData uri="http://schemas.openxmlformats.org/drawingml/2006/picture">
                 <pic:pic>
@@ -4448,12 +4448,12 @@
           <wp:inline distB="114300" distT="114300" distL="114300" distR="114300">
             <wp:extent cx="5321300" cy="2959100"/>
             <wp:effectExtent b="0" l="0" r="0" t="0"/>
-            <wp:docPr id="10" name="image8.gif"/>
+            <wp:docPr id="11" name="image9.gif"/>
             <a:graphic>
               <a:graphicData uri="http://schemas.openxmlformats.org/drawingml/2006/picture">
                 <pic:pic>
                   <pic:nvPicPr>
-                    <pic:cNvPr id="0" name="image8.gif"/>
+                    <pic:cNvPr id="0" name="image9.gif"/>
                     <pic:cNvPicPr preferRelativeResize="0"/>
                   </pic:nvPicPr>
                   <pic:blipFill>
@@ -5234,12 +5234,12 @@
           <wp:inline distB="114300" distT="114300" distL="114300" distR="114300">
             <wp:extent cx="5321300" cy="2959100"/>
             <wp:effectExtent b="0" l="0" r="0" t="0"/>
-            <wp:docPr id="5" name="image1.gif"/>
+            <wp:docPr id="2" name="image7.gif"/>
             <a:graphic>
               <a:graphicData uri="http://schemas.openxmlformats.org/drawingml/2006/picture">
                 <pic:pic>
                   <pic:nvPicPr>
-                    <pic:cNvPr id="0" name="image1.gif"/>
+                    <pic:cNvPr id="0" name="image7.gif"/>
                     <pic:cNvPicPr preferRelativeResize="0"/>
                   </pic:nvPicPr>
                   <pic:blipFill>
@@ -6423,12 +6423,12 @@
           <wp:inline distB="114300" distT="114300" distL="114300" distR="114300">
             <wp:extent cx="5321300" cy="2959100"/>
             <wp:effectExtent b="0" l="0" r="0" t="0"/>
-            <wp:docPr id="8" name="image6.gif"/>
+            <wp:docPr id="3" name="image1.gif"/>
             <a:graphic>
               <a:graphicData uri="http://schemas.openxmlformats.org/drawingml/2006/picture">
                 <pic:pic>
                   <pic:nvPicPr>
-                    <pic:cNvPr id="0" name="image6.gif"/>
+                    <pic:cNvPr id="0" name="image1.gif"/>
                     <pic:cNvPicPr preferRelativeResize="0"/>
                   </pic:nvPicPr>
                   <pic:blipFill>
@@ -7335,12 +7335,12 @@
           <wp:inline distB="114300" distT="114300" distL="114300" distR="114300">
             <wp:extent cx="5321300" cy="2959100"/>
             <wp:effectExtent b="0" l="0" r="0" t="0"/>
-            <wp:docPr id="7" name="image3.gif"/>
+            <wp:docPr id="7" name="image4.gif"/>
             <a:graphic>
               <a:graphicData uri="http://schemas.openxmlformats.org/drawingml/2006/picture">
                 <pic:pic>
                   <pic:nvPicPr>
-                    <pic:cNvPr id="0" name="image3.gif"/>
+                    <pic:cNvPr id="0" name="image4.gif"/>
                     <pic:cNvPicPr preferRelativeResize="0"/>
                   </pic:nvPicPr>
                   <pic:blipFill>
@@ -8449,12 +8449,12 @@
           <wp:inline distB="114300" distT="114300" distL="114300" distR="114300">
             <wp:extent cx="5321300" cy="2959100"/>
             <wp:effectExtent b="0" l="0" r="0" t="0"/>
-            <wp:docPr id="3" name="image4.gif"/>
+            <wp:docPr id="9" name="image2.gif"/>
             <a:graphic>
               <a:graphicData uri="http://schemas.openxmlformats.org/drawingml/2006/picture">
                 <pic:pic>
                   <pic:nvPicPr>
-                    <pic:cNvPr id="0" name="image4.gif"/>
+                    <pic:cNvPr id="0" name="image2.gif"/>
                     <pic:cNvPicPr preferRelativeResize="0"/>
                   </pic:nvPicPr>
                   <pic:blipFill>
@@ -9500,12 +9500,12 @@
           <wp:inline distB="114300" distT="114300" distL="114300" distR="114300">
             <wp:extent cx="5321300" cy="2959100"/>
             <wp:effectExtent b="0" l="0" r="0" t="0"/>
-            <wp:docPr id="9" name="image5.gif"/>
+            <wp:docPr id="6" name="image6.gif"/>
             <a:graphic>
               <a:graphicData uri="http://schemas.openxmlformats.org/drawingml/2006/picture">
                 <pic:pic>
                   <pic:nvPicPr>
-                    <pic:cNvPr id="0" name="image5.gif"/>
+                    <pic:cNvPr id="0" name="image6.gif"/>
                     <pic:cNvPicPr preferRelativeResize="0"/>
                   </pic:nvPicPr>
                   <pic:blipFill>
@@ -17552,12 +17552,12 @@
           <wp:inline distB="114300" distT="114300" distL="114300" distR="114300">
             <wp:extent cx="6645600" cy="2070100"/>
             <wp:effectExtent b="0" l="0" r="0" t="0"/>
-            <wp:docPr id="1" name="image10.png"/>
+            <wp:docPr id="4" name="image3.png"/>
             <a:graphic>
               <a:graphicData uri="http://schemas.openxmlformats.org/drawingml/2006/picture">
                 <pic:pic>
                   <pic:nvPicPr>
-                    <pic:cNvPr id="0" name="image10.png"/>
+                    <pic:cNvPr id="0" name="image3.png"/>
                     <pic:cNvPicPr preferRelativeResize="0"/>
                   </pic:nvPicPr>
                   <pic:blipFill>

--- a/docs/SDG_Hackathon_Idea_Guide.docx
+++ b/docs/SDG_Hackathon_Idea_Guide.docx
@@ -775,7 +775,7 @@
           <wp:inline distB="114300" distT="114300" distL="114300" distR="114300">
             <wp:extent cx="5321300" cy="2959100"/>
             <wp:effectExtent b="0" l="0" r="0" t="0"/>
-            <wp:docPr id="10" name="image5.gif"/>
+            <wp:docPr id="9" name="image5.gif"/>
             <a:graphic>
               <a:graphicData uri="http://schemas.openxmlformats.org/drawingml/2006/picture">
                 <pic:pic>
@@ -1814,12 +1814,12 @@
           <wp:inline distB="114300" distT="114300" distL="114300" distR="114300">
             <wp:extent cx="5321300" cy="2959100"/>
             <wp:effectExtent b="0" l="0" r="0" t="0"/>
-            <wp:docPr id="1" name="image10.gif"/>
+            <wp:docPr id="11" name="image4.gif"/>
             <a:graphic>
               <a:graphicData uri="http://schemas.openxmlformats.org/drawingml/2006/picture">
                 <pic:pic>
                   <pic:nvPicPr>
-                    <pic:cNvPr id="0" name="image10.gif"/>
+                    <pic:cNvPr id="0" name="image4.gif"/>
                     <pic:cNvPicPr preferRelativeResize="0"/>
                   </pic:nvPicPr>
                   <pic:blipFill>
@@ -2800,12 +2800,12 @@
           <wp:inline distB="114300" distT="114300" distL="114300" distR="114300">
             <wp:extent cx="5321300" cy="2959100"/>
             <wp:effectExtent b="0" l="0" r="0" t="0"/>
-            <wp:docPr id="8" name="image8.gif"/>
+            <wp:docPr id="3" name="image3.gif"/>
             <a:graphic>
               <a:graphicData uri="http://schemas.openxmlformats.org/drawingml/2006/picture">
                 <pic:pic>
                   <pic:nvPicPr>
-                    <pic:cNvPr id="0" name="image8.gif"/>
+                    <pic:cNvPr id="0" name="image3.gif"/>
                     <pic:cNvPicPr preferRelativeResize="0"/>
                   </pic:nvPicPr>
                   <pic:blipFill>
@@ -3704,12 +3704,12 @@
           <wp:inline distB="114300" distT="114300" distL="114300" distR="114300">
             <wp:extent cx="5321300" cy="2959100"/>
             <wp:effectExtent b="0" l="0" r="0" t="0"/>
-            <wp:docPr id="5" name="image11.gif"/>
+            <wp:docPr id="1" name="image10.gif"/>
             <a:graphic>
               <a:graphicData uri="http://schemas.openxmlformats.org/drawingml/2006/picture">
                 <pic:pic>
                   <pic:nvPicPr>
-                    <pic:cNvPr id="0" name="image11.gif"/>
+                    <pic:cNvPr id="0" name="image10.gif"/>
                     <pic:cNvPicPr preferRelativeResize="0"/>
                   </pic:nvPicPr>
                   <pic:blipFill>
@@ -4448,12 +4448,12 @@
           <wp:inline distB="114300" distT="114300" distL="114300" distR="114300">
             <wp:extent cx="5321300" cy="2959100"/>
             <wp:effectExtent b="0" l="0" r="0" t="0"/>
-            <wp:docPr id="11" name="image9.gif"/>
+            <wp:docPr id="10" name="image11.gif"/>
             <a:graphic>
               <a:graphicData uri="http://schemas.openxmlformats.org/drawingml/2006/picture">
                 <pic:pic>
                   <pic:nvPicPr>
-                    <pic:cNvPr id="0" name="image9.gif"/>
+                    <pic:cNvPr id="0" name="image11.gif"/>
                     <pic:cNvPicPr preferRelativeResize="0"/>
                   </pic:nvPicPr>
                   <pic:blipFill>
@@ -5234,12 +5234,12 @@
           <wp:inline distB="114300" distT="114300" distL="114300" distR="114300">
             <wp:extent cx="5321300" cy="2959100"/>
             <wp:effectExtent b="0" l="0" r="0" t="0"/>
-            <wp:docPr id="2" name="image7.gif"/>
+            <wp:docPr id="5" name="image1.gif"/>
             <a:graphic>
               <a:graphicData uri="http://schemas.openxmlformats.org/drawingml/2006/picture">
                 <pic:pic>
                   <pic:nvPicPr>
-                    <pic:cNvPr id="0" name="image7.gif"/>
+                    <pic:cNvPr id="0" name="image1.gif"/>
                     <pic:cNvPicPr preferRelativeResize="0"/>
                   </pic:nvPicPr>
                   <pic:blipFill>
@@ -6423,12 +6423,12 @@
           <wp:inline distB="114300" distT="114300" distL="114300" distR="114300">
             <wp:extent cx="5321300" cy="2959100"/>
             <wp:effectExtent b="0" l="0" r="0" t="0"/>
-            <wp:docPr id="3" name="image1.gif"/>
+            <wp:docPr id="2" name="image6.gif"/>
             <a:graphic>
               <a:graphicData uri="http://schemas.openxmlformats.org/drawingml/2006/picture">
                 <pic:pic>
                   <pic:nvPicPr>
-                    <pic:cNvPr id="0" name="image1.gif"/>
+                    <pic:cNvPr id="0" name="image6.gif"/>
                     <pic:cNvPicPr preferRelativeResize="0"/>
                   </pic:nvPicPr>
                   <pic:blipFill>
@@ -7335,12 +7335,12 @@
           <wp:inline distB="114300" distT="114300" distL="114300" distR="114300">
             <wp:extent cx="5321300" cy="2959100"/>
             <wp:effectExtent b="0" l="0" r="0" t="0"/>
-            <wp:docPr id="7" name="image4.gif"/>
+            <wp:docPr id="4" name="image8.gif"/>
             <a:graphic>
               <a:graphicData uri="http://schemas.openxmlformats.org/drawingml/2006/picture">
                 <pic:pic>
                   <pic:nvPicPr>
-                    <pic:cNvPr id="0" name="image4.gif"/>
+                    <pic:cNvPr id="0" name="image8.gif"/>
                     <pic:cNvPicPr preferRelativeResize="0"/>
                   </pic:nvPicPr>
                   <pic:blipFill>
@@ -8449,7 +8449,7 @@
           <wp:inline distB="114300" distT="114300" distL="114300" distR="114300">
             <wp:extent cx="5321300" cy="2959100"/>
             <wp:effectExtent b="0" l="0" r="0" t="0"/>
-            <wp:docPr id="9" name="image2.gif"/>
+            <wp:docPr id="6" name="image2.gif"/>
             <a:graphic>
               <a:graphicData uri="http://schemas.openxmlformats.org/drawingml/2006/picture">
                 <pic:pic>
@@ -9500,12 +9500,12 @@
           <wp:inline distB="114300" distT="114300" distL="114300" distR="114300">
             <wp:extent cx="5321300" cy="2959100"/>
             <wp:effectExtent b="0" l="0" r="0" t="0"/>
-            <wp:docPr id="6" name="image6.gif"/>
+            <wp:docPr id="8" name="image7.gif"/>
             <a:graphic>
               <a:graphicData uri="http://schemas.openxmlformats.org/drawingml/2006/picture">
                 <pic:pic>
                   <pic:nvPicPr>
-                    <pic:cNvPr id="0" name="image6.gif"/>
+                    <pic:cNvPr id="0" name="image7.gif"/>
                     <pic:cNvPicPr preferRelativeResize="0"/>
                   </pic:nvPicPr>
                   <pic:blipFill>
@@ -17552,12 +17552,12 @@
           <wp:inline distB="114300" distT="114300" distL="114300" distR="114300">
             <wp:extent cx="6645600" cy="2070100"/>
             <wp:effectExtent b="0" l="0" r="0" t="0"/>
-            <wp:docPr id="4" name="image3.png"/>
+            <wp:docPr id="7" name="image9.png"/>
             <a:graphic>
               <a:graphicData uri="http://schemas.openxmlformats.org/drawingml/2006/picture">
                 <pic:pic>
                   <pic:nvPicPr>
-                    <pic:cNvPr id="0" name="image3.png"/>
+                    <pic:cNvPr id="0" name="image9.png"/>
                     <pic:cNvPicPr preferRelativeResize="0"/>
                   </pic:nvPicPr>
                   <pic:blipFill>

--- a/docs/SDG_Hackathon_Idea_Guide.docx
+++ b/docs/SDG_Hackathon_Idea_Guide.docx
@@ -775,12 +775,12 @@
           <wp:inline distB="114300" distT="114300" distL="114300" distR="114300">
             <wp:extent cx="5321300" cy="2959100"/>
             <wp:effectExtent b="0" l="0" r="0" t="0"/>
-            <wp:docPr id="9" name="image5.gif"/>
+            <wp:docPr id="8" name="image1.gif"/>
             <a:graphic>
               <a:graphicData uri="http://schemas.openxmlformats.org/drawingml/2006/picture">
                 <pic:pic>
                   <pic:nvPicPr>
-                    <pic:cNvPr id="0" name="image5.gif"/>
+                    <pic:cNvPr id="0" name="image1.gif"/>
                     <pic:cNvPicPr preferRelativeResize="0"/>
                   </pic:nvPicPr>
                   <pic:blipFill>
@@ -1814,12 +1814,12 @@
           <wp:inline distB="114300" distT="114300" distL="114300" distR="114300">
             <wp:extent cx="5321300" cy="2959100"/>
             <wp:effectExtent b="0" l="0" r="0" t="0"/>
-            <wp:docPr id="11" name="image4.gif"/>
+            <wp:docPr id="1" name="image8.gif"/>
             <a:graphic>
               <a:graphicData uri="http://schemas.openxmlformats.org/drawingml/2006/picture">
                 <pic:pic>
                   <pic:nvPicPr>
-                    <pic:cNvPr id="0" name="image4.gif"/>
+                    <pic:cNvPr id="0" name="image8.gif"/>
                     <pic:cNvPicPr preferRelativeResize="0"/>
                   </pic:nvPicPr>
                   <pic:blipFill>
@@ -2800,7 +2800,7 @@
           <wp:inline distB="114300" distT="114300" distL="114300" distR="114300">
             <wp:extent cx="5321300" cy="2959100"/>
             <wp:effectExtent b="0" l="0" r="0" t="0"/>
-            <wp:docPr id="3" name="image3.gif"/>
+            <wp:docPr id="5" name="image3.gif"/>
             <a:graphic>
               <a:graphicData uri="http://schemas.openxmlformats.org/drawingml/2006/picture">
                 <pic:pic>
@@ -3704,12 +3704,12 @@
           <wp:inline distB="114300" distT="114300" distL="114300" distR="114300">
             <wp:extent cx="5321300" cy="2959100"/>
             <wp:effectExtent b="0" l="0" r="0" t="0"/>
-            <wp:docPr id="1" name="image10.gif"/>
+            <wp:docPr id="10" name="image11.gif"/>
             <a:graphic>
               <a:graphicData uri="http://schemas.openxmlformats.org/drawingml/2006/picture">
                 <pic:pic>
                   <pic:nvPicPr>
-                    <pic:cNvPr id="0" name="image10.gif"/>
+                    <pic:cNvPr id="0" name="image11.gif"/>
                     <pic:cNvPicPr preferRelativeResize="0"/>
                   </pic:nvPicPr>
                   <pic:blipFill>
@@ -4448,12 +4448,12 @@
           <wp:inline distB="114300" distT="114300" distL="114300" distR="114300">
             <wp:extent cx="5321300" cy="2959100"/>
             <wp:effectExtent b="0" l="0" r="0" t="0"/>
-            <wp:docPr id="10" name="image11.gif"/>
+            <wp:docPr id="6" name="image4.gif"/>
             <a:graphic>
               <a:graphicData uri="http://schemas.openxmlformats.org/drawingml/2006/picture">
                 <pic:pic>
                   <pic:nvPicPr>
-                    <pic:cNvPr id="0" name="image11.gif"/>
+                    <pic:cNvPr id="0" name="image4.gif"/>
                     <pic:cNvPicPr preferRelativeResize="0"/>
                   </pic:nvPicPr>
                   <pic:blipFill>
@@ -5234,12 +5234,12 @@
           <wp:inline distB="114300" distT="114300" distL="114300" distR="114300">
             <wp:extent cx="5321300" cy="2959100"/>
             <wp:effectExtent b="0" l="0" r="0" t="0"/>
-            <wp:docPr id="5" name="image1.gif"/>
+            <wp:docPr id="11" name="image7.gif"/>
             <a:graphic>
               <a:graphicData uri="http://schemas.openxmlformats.org/drawingml/2006/picture">
                 <pic:pic>
                   <pic:nvPicPr>
-                    <pic:cNvPr id="0" name="image1.gif"/>
+                    <pic:cNvPr id="0" name="image7.gif"/>
                     <pic:cNvPicPr preferRelativeResize="0"/>
                   </pic:nvPicPr>
                   <pic:blipFill>
@@ -7335,12 +7335,12 @@
           <wp:inline distB="114300" distT="114300" distL="114300" distR="114300">
             <wp:extent cx="5321300" cy="2959100"/>
             <wp:effectExtent b="0" l="0" r="0" t="0"/>
-            <wp:docPr id="4" name="image8.gif"/>
+            <wp:docPr id="4" name="image9.gif"/>
             <a:graphic>
               <a:graphicData uri="http://schemas.openxmlformats.org/drawingml/2006/picture">
                 <pic:pic>
                   <pic:nvPicPr>
-                    <pic:cNvPr id="0" name="image8.gif"/>
+                    <pic:cNvPr id="0" name="image9.gif"/>
                     <pic:cNvPicPr preferRelativeResize="0"/>
                   </pic:nvPicPr>
                   <pic:blipFill>
@@ -8449,7 +8449,7 @@
           <wp:inline distB="114300" distT="114300" distL="114300" distR="114300">
             <wp:extent cx="5321300" cy="2959100"/>
             <wp:effectExtent b="0" l="0" r="0" t="0"/>
-            <wp:docPr id="6" name="image2.gif"/>
+            <wp:docPr id="3" name="image2.gif"/>
             <a:graphic>
               <a:graphicData uri="http://schemas.openxmlformats.org/drawingml/2006/picture">
                 <pic:pic>
@@ -9500,12 +9500,12 @@
           <wp:inline distB="114300" distT="114300" distL="114300" distR="114300">
             <wp:extent cx="5321300" cy="2959100"/>
             <wp:effectExtent b="0" l="0" r="0" t="0"/>
-            <wp:docPr id="8" name="image7.gif"/>
+            <wp:docPr id="7" name="image5.gif"/>
             <a:graphic>
               <a:graphicData uri="http://schemas.openxmlformats.org/drawingml/2006/picture">
                 <pic:pic>
                   <pic:nvPicPr>
-                    <pic:cNvPr id="0" name="image7.gif"/>
+                    <pic:cNvPr id="0" name="image5.gif"/>
                     <pic:cNvPicPr preferRelativeResize="0"/>
                   </pic:nvPicPr>
                   <pic:blipFill>
@@ -17552,12 +17552,12 @@
           <wp:inline distB="114300" distT="114300" distL="114300" distR="114300">
             <wp:extent cx="6645600" cy="2070100"/>
             <wp:effectExtent b="0" l="0" r="0" t="0"/>
-            <wp:docPr id="7" name="image9.png"/>
+            <wp:docPr id="9" name="image10.png"/>
             <a:graphic>
               <a:graphicData uri="http://schemas.openxmlformats.org/drawingml/2006/picture">
                 <pic:pic>
                   <pic:nvPicPr>
-                    <pic:cNvPr id="0" name="image9.png"/>
+                    <pic:cNvPr id="0" name="image10.png"/>
                     <pic:cNvPicPr preferRelativeResize="0"/>
                   </pic:nvPicPr>
                   <pic:blipFill>

--- a/docs/SDG_Hackathon_Idea_Guide.docx
+++ b/docs/SDG_Hackathon_Idea_Guide.docx
@@ -775,7 +775,7 @@
           <wp:inline distB="114300" distT="114300" distL="114300" distR="114300">
             <wp:extent cx="5321300" cy="2959100"/>
             <wp:effectExtent b="0" l="0" r="0" t="0"/>
-            <wp:docPr id="8" name="image1.gif"/>
+            <wp:docPr id="4" name="image1.gif"/>
             <a:graphic>
               <a:graphicData uri="http://schemas.openxmlformats.org/drawingml/2006/picture">
                 <pic:pic>
@@ -1814,12 +1814,12 @@
           <wp:inline distB="114300" distT="114300" distL="114300" distR="114300">
             <wp:extent cx="5321300" cy="2959100"/>
             <wp:effectExtent b="0" l="0" r="0" t="0"/>
-            <wp:docPr id="1" name="image8.gif"/>
+            <wp:docPr id="11" name="image10.gif"/>
             <a:graphic>
               <a:graphicData uri="http://schemas.openxmlformats.org/drawingml/2006/picture">
                 <pic:pic>
                   <pic:nvPicPr>
-                    <pic:cNvPr id="0" name="image8.gif"/>
+                    <pic:cNvPr id="0" name="image10.gif"/>
                     <pic:cNvPicPr preferRelativeResize="0"/>
                   </pic:nvPicPr>
                   <pic:blipFill>
@@ -2800,12 +2800,12 @@
           <wp:inline distB="114300" distT="114300" distL="114300" distR="114300">
             <wp:extent cx="5321300" cy="2959100"/>
             <wp:effectExtent b="0" l="0" r="0" t="0"/>
-            <wp:docPr id="5" name="image3.gif"/>
+            <wp:docPr id="9" name="image2.gif"/>
             <a:graphic>
               <a:graphicData uri="http://schemas.openxmlformats.org/drawingml/2006/picture">
                 <pic:pic>
                   <pic:nvPicPr>
-                    <pic:cNvPr id="0" name="image3.gif"/>
+                    <pic:cNvPr id="0" name="image2.gif"/>
                     <pic:cNvPicPr preferRelativeResize="0"/>
                   </pic:nvPicPr>
                   <pic:blipFill>
@@ -3704,7 +3704,7 @@
           <wp:inline distB="114300" distT="114300" distL="114300" distR="114300">
             <wp:extent cx="5321300" cy="2959100"/>
             <wp:effectExtent b="0" l="0" r="0" t="0"/>
-            <wp:docPr id="10" name="image11.gif"/>
+            <wp:docPr id="6" name="image11.gif"/>
             <a:graphic>
               <a:graphicData uri="http://schemas.openxmlformats.org/drawingml/2006/picture">
                 <pic:pic>
@@ -4448,12 +4448,12 @@
           <wp:inline distB="114300" distT="114300" distL="114300" distR="114300">
             <wp:extent cx="5321300" cy="2959100"/>
             <wp:effectExtent b="0" l="0" r="0" t="0"/>
-            <wp:docPr id="6" name="image4.gif"/>
+            <wp:docPr id="5" name="image9.gif"/>
             <a:graphic>
               <a:graphicData uri="http://schemas.openxmlformats.org/drawingml/2006/picture">
                 <pic:pic>
                   <pic:nvPicPr>
-                    <pic:cNvPr id="0" name="image4.gif"/>
+                    <pic:cNvPr id="0" name="image9.gif"/>
                     <pic:cNvPicPr preferRelativeResize="0"/>
                   </pic:nvPicPr>
                   <pic:blipFill>
@@ -5234,12 +5234,12 @@
           <wp:inline distB="114300" distT="114300" distL="114300" distR="114300">
             <wp:extent cx="5321300" cy="2959100"/>
             <wp:effectExtent b="0" l="0" r="0" t="0"/>
-            <wp:docPr id="11" name="image7.gif"/>
+            <wp:docPr id="7" name="image8.gif"/>
             <a:graphic>
               <a:graphicData uri="http://schemas.openxmlformats.org/drawingml/2006/picture">
                 <pic:pic>
                   <pic:nvPicPr>
-                    <pic:cNvPr id="0" name="image7.gif"/>
+                    <pic:cNvPr id="0" name="image8.gif"/>
                     <pic:cNvPicPr preferRelativeResize="0"/>
                   </pic:nvPicPr>
                   <pic:blipFill>
@@ -6423,12 +6423,12 @@
           <wp:inline distB="114300" distT="114300" distL="114300" distR="114300">
             <wp:extent cx="5321300" cy="2959100"/>
             <wp:effectExtent b="0" l="0" r="0" t="0"/>
-            <wp:docPr id="2" name="image6.gif"/>
+            <wp:docPr id="2" name="image4.gif"/>
             <a:graphic>
               <a:graphicData uri="http://schemas.openxmlformats.org/drawingml/2006/picture">
                 <pic:pic>
                   <pic:nvPicPr>
-                    <pic:cNvPr id="0" name="image6.gif"/>
+                    <pic:cNvPr id="0" name="image4.gif"/>
                     <pic:cNvPicPr preferRelativeResize="0"/>
                   </pic:nvPicPr>
                   <pic:blipFill>
@@ -7335,12 +7335,12 @@
           <wp:inline distB="114300" distT="114300" distL="114300" distR="114300">
             <wp:extent cx="5321300" cy="2959100"/>
             <wp:effectExtent b="0" l="0" r="0" t="0"/>
-            <wp:docPr id="4" name="image9.gif"/>
+            <wp:docPr id="8" name="image7.gif"/>
             <a:graphic>
               <a:graphicData uri="http://schemas.openxmlformats.org/drawingml/2006/picture">
                 <pic:pic>
                   <pic:nvPicPr>
-                    <pic:cNvPr id="0" name="image9.gif"/>
+                    <pic:cNvPr id="0" name="image7.gif"/>
                     <pic:cNvPicPr preferRelativeResize="0"/>
                   </pic:nvPicPr>
                   <pic:blipFill>
@@ -8449,12 +8449,12 @@
           <wp:inline distB="114300" distT="114300" distL="114300" distR="114300">
             <wp:extent cx="5321300" cy="2959100"/>
             <wp:effectExtent b="0" l="0" r="0" t="0"/>
-            <wp:docPr id="3" name="image2.gif"/>
+            <wp:docPr id="3" name="image3.gif"/>
             <a:graphic>
               <a:graphicData uri="http://schemas.openxmlformats.org/drawingml/2006/picture">
                 <pic:pic>
                   <pic:nvPicPr>
-                    <pic:cNvPr id="0" name="image2.gif"/>
+                    <pic:cNvPr id="0" name="image3.gif"/>
                     <pic:cNvPicPr preferRelativeResize="0"/>
                   </pic:nvPicPr>
                   <pic:blipFill>
@@ -9500,7 +9500,7 @@
           <wp:inline distB="114300" distT="114300" distL="114300" distR="114300">
             <wp:extent cx="5321300" cy="2959100"/>
             <wp:effectExtent b="0" l="0" r="0" t="0"/>
-            <wp:docPr id="7" name="image5.gif"/>
+            <wp:docPr id="10" name="image5.gif"/>
             <a:graphic>
               <a:graphicData uri="http://schemas.openxmlformats.org/drawingml/2006/picture">
                 <pic:pic>
@@ -17552,12 +17552,12 @@
           <wp:inline distB="114300" distT="114300" distL="114300" distR="114300">
             <wp:extent cx="6645600" cy="2070100"/>
             <wp:effectExtent b="0" l="0" r="0" t="0"/>
-            <wp:docPr id="9" name="image10.png"/>
+            <wp:docPr id="1" name="image6.png"/>
             <a:graphic>
               <a:graphicData uri="http://schemas.openxmlformats.org/drawingml/2006/picture">
                 <pic:pic>
                   <pic:nvPicPr>
-                    <pic:cNvPr id="0" name="image10.png"/>
+                    <pic:cNvPr id="0" name="image6.png"/>
                     <pic:cNvPicPr preferRelativeResize="0"/>
                   </pic:nvPicPr>
                   <pic:blipFill>

--- a/docs/SDG_Hackathon_Idea_Guide.docx
+++ b/docs/SDG_Hackathon_Idea_Guide.docx
@@ -775,12 +775,12 @@
           <wp:inline distB="114300" distT="114300" distL="114300" distR="114300">
             <wp:extent cx="5321300" cy="2959100"/>
             <wp:effectExtent b="0" l="0" r="0" t="0"/>
-            <wp:docPr id="4" name="image1.gif"/>
+            <wp:docPr id="1" name="image3.gif"/>
             <a:graphic>
               <a:graphicData uri="http://schemas.openxmlformats.org/drawingml/2006/picture">
                 <pic:pic>
                   <pic:nvPicPr>
-                    <pic:cNvPr id="0" name="image1.gif"/>
+                    <pic:cNvPr id="0" name="image3.gif"/>
                     <pic:cNvPicPr preferRelativeResize="0"/>
                   </pic:nvPicPr>
                   <pic:blipFill>
@@ -1814,12 +1814,12 @@
           <wp:inline distB="114300" distT="114300" distL="114300" distR="114300">
             <wp:extent cx="5321300" cy="2959100"/>
             <wp:effectExtent b="0" l="0" r="0" t="0"/>
-            <wp:docPr id="11" name="image10.gif"/>
+            <wp:docPr id="10" name="image8.gif"/>
             <a:graphic>
               <a:graphicData uri="http://schemas.openxmlformats.org/drawingml/2006/picture">
                 <pic:pic>
                   <pic:nvPicPr>
-                    <pic:cNvPr id="0" name="image10.gif"/>
+                    <pic:cNvPr id="0" name="image8.gif"/>
                     <pic:cNvPicPr preferRelativeResize="0"/>
                   </pic:nvPicPr>
                   <pic:blipFill>
@@ -2800,12 +2800,12 @@
           <wp:inline distB="114300" distT="114300" distL="114300" distR="114300">
             <wp:extent cx="5321300" cy="2959100"/>
             <wp:effectExtent b="0" l="0" r="0" t="0"/>
-            <wp:docPr id="9" name="image2.gif"/>
+            <wp:docPr id="11" name="image10.gif"/>
             <a:graphic>
               <a:graphicData uri="http://schemas.openxmlformats.org/drawingml/2006/picture">
                 <pic:pic>
                   <pic:nvPicPr>
-                    <pic:cNvPr id="0" name="image2.gif"/>
+                    <pic:cNvPr id="0" name="image10.gif"/>
                     <pic:cNvPicPr preferRelativeResize="0"/>
                   </pic:nvPicPr>
                   <pic:blipFill>
@@ -3704,12 +3704,12 @@
           <wp:inline distB="114300" distT="114300" distL="114300" distR="114300">
             <wp:extent cx="5321300" cy="2959100"/>
             <wp:effectExtent b="0" l="0" r="0" t="0"/>
-            <wp:docPr id="6" name="image11.gif"/>
+            <wp:docPr id="6" name="image9.gif"/>
             <a:graphic>
               <a:graphicData uri="http://schemas.openxmlformats.org/drawingml/2006/picture">
                 <pic:pic>
                   <pic:nvPicPr>
-                    <pic:cNvPr id="0" name="image11.gif"/>
+                    <pic:cNvPr id="0" name="image9.gif"/>
                     <pic:cNvPicPr preferRelativeResize="0"/>
                   </pic:nvPicPr>
                   <pic:blipFill>
@@ -4448,12 +4448,12 @@
           <wp:inline distB="114300" distT="114300" distL="114300" distR="114300">
             <wp:extent cx="5321300" cy="2959100"/>
             <wp:effectExtent b="0" l="0" r="0" t="0"/>
-            <wp:docPr id="5" name="image9.gif"/>
+            <wp:docPr id="2" name="image5.gif"/>
             <a:graphic>
               <a:graphicData uri="http://schemas.openxmlformats.org/drawingml/2006/picture">
                 <pic:pic>
                   <pic:nvPicPr>
-                    <pic:cNvPr id="0" name="image9.gif"/>
+                    <pic:cNvPr id="0" name="image5.gif"/>
                     <pic:cNvPicPr preferRelativeResize="0"/>
                   </pic:nvPicPr>
                   <pic:blipFill>
@@ -5234,12 +5234,12 @@
           <wp:inline distB="114300" distT="114300" distL="114300" distR="114300">
             <wp:extent cx="5321300" cy="2959100"/>
             <wp:effectExtent b="0" l="0" r="0" t="0"/>
-            <wp:docPr id="7" name="image8.gif"/>
+            <wp:docPr id="7" name="image7.gif"/>
             <a:graphic>
               <a:graphicData uri="http://schemas.openxmlformats.org/drawingml/2006/picture">
                 <pic:pic>
                   <pic:nvPicPr>
-                    <pic:cNvPr id="0" name="image8.gif"/>
+                    <pic:cNvPr id="0" name="image7.gif"/>
                     <pic:cNvPicPr preferRelativeResize="0"/>
                   </pic:nvPicPr>
                   <pic:blipFill>
@@ -6423,12 +6423,12 @@
           <wp:inline distB="114300" distT="114300" distL="114300" distR="114300">
             <wp:extent cx="5321300" cy="2959100"/>
             <wp:effectExtent b="0" l="0" r="0" t="0"/>
-            <wp:docPr id="2" name="image4.gif"/>
+            <wp:docPr id="4" name="image1.gif"/>
             <a:graphic>
               <a:graphicData uri="http://schemas.openxmlformats.org/drawingml/2006/picture">
                 <pic:pic>
                   <pic:nvPicPr>
-                    <pic:cNvPr id="0" name="image4.gif"/>
+                    <pic:cNvPr id="0" name="image1.gif"/>
                     <pic:cNvPicPr preferRelativeResize="0"/>
                   </pic:nvPicPr>
                   <pic:blipFill>
@@ -7335,12 +7335,12 @@
           <wp:inline distB="114300" distT="114300" distL="114300" distR="114300">
             <wp:extent cx="5321300" cy="2959100"/>
             <wp:effectExtent b="0" l="0" r="0" t="0"/>
-            <wp:docPr id="8" name="image7.gif"/>
+            <wp:docPr id="8" name="image11.gif"/>
             <a:graphic>
               <a:graphicData uri="http://schemas.openxmlformats.org/drawingml/2006/picture">
                 <pic:pic>
                   <pic:nvPicPr>
-                    <pic:cNvPr id="0" name="image7.gif"/>
+                    <pic:cNvPr id="0" name="image11.gif"/>
                     <pic:cNvPicPr preferRelativeResize="0"/>
                   </pic:nvPicPr>
                   <pic:blipFill>
@@ -8449,12 +8449,12 @@
           <wp:inline distB="114300" distT="114300" distL="114300" distR="114300">
             <wp:extent cx="5321300" cy="2959100"/>
             <wp:effectExtent b="0" l="0" r="0" t="0"/>
-            <wp:docPr id="3" name="image3.gif"/>
+            <wp:docPr id="9" name="image6.gif"/>
             <a:graphic>
               <a:graphicData uri="http://schemas.openxmlformats.org/drawingml/2006/picture">
                 <pic:pic>
                   <pic:nvPicPr>
-                    <pic:cNvPr id="0" name="image3.gif"/>
+                    <pic:cNvPr id="0" name="image6.gif"/>
                     <pic:cNvPicPr preferRelativeResize="0"/>
                   </pic:nvPicPr>
                   <pic:blipFill>
@@ -9500,12 +9500,12 @@
           <wp:inline distB="114300" distT="114300" distL="114300" distR="114300">
             <wp:extent cx="5321300" cy="2959100"/>
             <wp:effectExtent b="0" l="0" r="0" t="0"/>
-            <wp:docPr id="10" name="image5.gif"/>
+            <wp:docPr id="5" name="image2.gif"/>
             <a:graphic>
               <a:graphicData uri="http://schemas.openxmlformats.org/drawingml/2006/picture">
                 <pic:pic>
                   <pic:nvPicPr>
-                    <pic:cNvPr id="0" name="image5.gif"/>
+                    <pic:cNvPr id="0" name="image2.gif"/>
                     <pic:cNvPicPr preferRelativeResize="0"/>
                   </pic:nvPicPr>
                   <pic:blipFill>
@@ -17552,12 +17552,12 @@
           <wp:inline distB="114300" distT="114300" distL="114300" distR="114300">
             <wp:extent cx="6645600" cy="2070100"/>
             <wp:effectExtent b="0" l="0" r="0" t="0"/>
-            <wp:docPr id="1" name="image6.png"/>
+            <wp:docPr id="3" name="image4.png"/>
             <a:graphic>
               <a:graphicData uri="http://schemas.openxmlformats.org/drawingml/2006/picture">
                 <pic:pic>
                   <pic:nvPicPr>
-                    <pic:cNvPr id="0" name="image6.png"/>
+                    <pic:cNvPr id="0" name="image4.png"/>
                     <pic:cNvPicPr preferRelativeResize="0"/>
                   </pic:nvPicPr>
                   <pic:blipFill>

--- a/docs/SDG_Hackathon_Idea_Guide.docx
+++ b/docs/SDG_Hackathon_Idea_Guide.docx
@@ -775,12 +775,12 @@
           <wp:inline distB="114300" distT="114300" distL="114300" distR="114300">
             <wp:extent cx="5321300" cy="2959100"/>
             <wp:effectExtent b="0" l="0" r="0" t="0"/>
-            <wp:docPr id="1" name="image3.gif"/>
+            <wp:docPr id="5" name="image5.gif"/>
             <a:graphic>
               <a:graphicData uri="http://schemas.openxmlformats.org/drawingml/2006/picture">
                 <pic:pic>
                   <pic:nvPicPr>
-                    <pic:cNvPr id="0" name="image3.gif"/>
+                    <pic:cNvPr id="0" name="image5.gif"/>
                     <pic:cNvPicPr preferRelativeResize="0"/>
                   </pic:nvPicPr>
                   <pic:blipFill>
@@ -1814,12 +1814,12 @@
           <wp:inline distB="114300" distT="114300" distL="114300" distR="114300">
             <wp:extent cx="5321300" cy="2959100"/>
             <wp:effectExtent b="0" l="0" r="0" t="0"/>
-            <wp:docPr id="10" name="image8.gif"/>
+            <wp:docPr id="2" name="image2.gif"/>
             <a:graphic>
               <a:graphicData uri="http://schemas.openxmlformats.org/drawingml/2006/picture">
                 <pic:pic>
                   <pic:nvPicPr>
-                    <pic:cNvPr id="0" name="image8.gif"/>
+                    <pic:cNvPr id="0" name="image2.gif"/>
                     <pic:cNvPicPr preferRelativeResize="0"/>
                   </pic:nvPicPr>
                   <pic:blipFill>
@@ -2800,12 +2800,12 @@
           <wp:inline distB="114300" distT="114300" distL="114300" distR="114300">
             <wp:extent cx="5321300" cy="2959100"/>
             <wp:effectExtent b="0" l="0" r="0" t="0"/>
-            <wp:docPr id="11" name="image10.gif"/>
+            <wp:docPr id="9" name="image1.gif"/>
             <a:graphic>
               <a:graphicData uri="http://schemas.openxmlformats.org/drawingml/2006/picture">
                 <pic:pic>
                   <pic:nvPicPr>
-                    <pic:cNvPr id="0" name="image10.gif"/>
+                    <pic:cNvPr id="0" name="image1.gif"/>
                     <pic:cNvPicPr preferRelativeResize="0"/>
                   </pic:nvPicPr>
                   <pic:blipFill>
@@ -3704,12 +3704,12 @@
           <wp:inline distB="114300" distT="114300" distL="114300" distR="114300">
             <wp:extent cx="5321300" cy="2959100"/>
             <wp:effectExtent b="0" l="0" r="0" t="0"/>
-            <wp:docPr id="6" name="image9.gif"/>
+            <wp:docPr id="6" name="image11.gif"/>
             <a:graphic>
               <a:graphicData uri="http://schemas.openxmlformats.org/drawingml/2006/picture">
                 <pic:pic>
                   <pic:nvPicPr>
-                    <pic:cNvPr id="0" name="image9.gif"/>
+                    <pic:cNvPr id="0" name="image11.gif"/>
                     <pic:cNvPicPr preferRelativeResize="0"/>
                   </pic:nvPicPr>
                   <pic:blipFill>
@@ -4448,12 +4448,12 @@
           <wp:inline distB="114300" distT="114300" distL="114300" distR="114300">
             <wp:extent cx="5321300" cy="2959100"/>
             <wp:effectExtent b="0" l="0" r="0" t="0"/>
-            <wp:docPr id="2" name="image5.gif"/>
+            <wp:docPr id="7" name="image6.gif"/>
             <a:graphic>
               <a:graphicData uri="http://schemas.openxmlformats.org/drawingml/2006/picture">
                 <pic:pic>
                   <pic:nvPicPr>
-                    <pic:cNvPr id="0" name="image5.gif"/>
+                    <pic:cNvPr id="0" name="image6.gif"/>
                     <pic:cNvPicPr preferRelativeResize="0"/>
                   </pic:nvPicPr>
                   <pic:blipFill>
@@ -5234,12 +5234,12 @@
           <wp:inline distB="114300" distT="114300" distL="114300" distR="114300">
             <wp:extent cx="5321300" cy="2959100"/>
             <wp:effectExtent b="0" l="0" r="0" t="0"/>
-            <wp:docPr id="7" name="image7.gif"/>
+            <wp:docPr id="4" name="image8.gif"/>
             <a:graphic>
               <a:graphicData uri="http://schemas.openxmlformats.org/drawingml/2006/picture">
                 <pic:pic>
                   <pic:nvPicPr>
-                    <pic:cNvPr id="0" name="image7.gif"/>
+                    <pic:cNvPr id="0" name="image8.gif"/>
                     <pic:cNvPicPr preferRelativeResize="0"/>
                   </pic:nvPicPr>
                   <pic:blipFill>
@@ -6423,12 +6423,12 @@
           <wp:inline distB="114300" distT="114300" distL="114300" distR="114300">
             <wp:extent cx="5321300" cy="2959100"/>
             <wp:effectExtent b="0" l="0" r="0" t="0"/>
-            <wp:docPr id="4" name="image1.gif"/>
+            <wp:docPr id="10" name="image4.gif"/>
             <a:graphic>
               <a:graphicData uri="http://schemas.openxmlformats.org/drawingml/2006/picture">
                 <pic:pic>
                   <pic:nvPicPr>
-                    <pic:cNvPr id="0" name="image1.gif"/>
+                    <pic:cNvPr id="0" name="image4.gif"/>
                     <pic:cNvPicPr preferRelativeResize="0"/>
                   </pic:nvPicPr>
                   <pic:blipFill>
@@ -7335,12 +7335,12 @@
           <wp:inline distB="114300" distT="114300" distL="114300" distR="114300">
             <wp:extent cx="5321300" cy="2959100"/>
             <wp:effectExtent b="0" l="0" r="0" t="0"/>
-            <wp:docPr id="8" name="image11.gif"/>
+            <wp:docPr id="11" name="image10.gif"/>
             <a:graphic>
               <a:graphicData uri="http://schemas.openxmlformats.org/drawingml/2006/picture">
                 <pic:pic>
                   <pic:nvPicPr>
-                    <pic:cNvPr id="0" name="image11.gif"/>
+                    <pic:cNvPr id="0" name="image10.gif"/>
                     <pic:cNvPicPr preferRelativeResize="0"/>
                   </pic:nvPicPr>
                   <pic:blipFill>
@@ -8449,12 +8449,12 @@
           <wp:inline distB="114300" distT="114300" distL="114300" distR="114300">
             <wp:extent cx="5321300" cy="2959100"/>
             <wp:effectExtent b="0" l="0" r="0" t="0"/>
-            <wp:docPr id="9" name="image6.gif"/>
+            <wp:docPr id="3" name="image9.gif"/>
             <a:graphic>
               <a:graphicData uri="http://schemas.openxmlformats.org/drawingml/2006/picture">
                 <pic:pic>
                   <pic:nvPicPr>
-                    <pic:cNvPr id="0" name="image6.gif"/>
+                    <pic:cNvPr id="0" name="image9.gif"/>
                     <pic:cNvPicPr preferRelativeResize="0"/>
                   </pic:nvPicPr>
                   <pic:blipFill>
@@ -9500,12 +9500,12 @@
           <wp:inline distB="114300" distT="114300" distL="114300" distR="114300">
             <wp:extent cx="5321300" cy="2959100"/>
             <wp:effectExtent b="0" l="0" r="0" t="0"/>
-            <wp:docPr id="5" name="image2.gif"/>
+            <wp:docPr id="1" name="image3.gif"/>
             <a:graphic>
               <a:graphicData uri="http://schemas.openxmlformats.org/drawingml/2006/picture">
                 <pic:pic>
                   <pic:nvPicPr>
-                    <pic:cNvPr id="0" name="image2.gif"/>
+                    <pic:cNvPr id="0" name="image3.gif"/>
                     <pic:cNvPicPr preferRelativeResize="0"/>
                   </pic:nvPicPr>
                   <pic:blipFill>
@@ -17552,12 +17552,12 @@
           <wp:inline distB="114300" distT="114300" distL="114300" distR="114300">
             <wp:extent cx="6645600" cy="2070100"/>
             <wp:effectExtent b="0" l="0" r="0" t="0"/>
-            <wp:docPr id="3" name="image4.png"/>
+            <wp:docPr id="8" name="image7.png"/>
             <a:graphic>
               <a:graphicData uri="http://schemas.openxmlformats.org/drawingml/2006/picture">
                 <pic:pic>
                   <pic:nvPicPr>
-                    <pic:cNvPr id="0" name="image4.png"/>
+                    <pic:cNvPr id="0" name="image7.png"/>
                     <pic:cNvPicPr preferRelativeResize="0"/>
                   </pic:nvPicPr>
                   <pic:blipFill>

--- a/docs/SDG_Hackathon_Idea_Guide.docx
+++ b/docs/SDG_Hackathon_Idea_Guide.docx
@@ -775,12 +775,12 @@
           <wp:inline distB="114300" distT="114300" distL="114300" distR="114300">
             <wp:extent cx="5321300" cy="2959100"/>
             <wp:effectExtent b="0" l="0" r="0" t="0"/>
-            <wp:docPr id="5" name="image5.gif"/>
+            <wp:docPr id="10" name="image1.gif"/>
             <a:graphic>
               <a:graphicData uri="http://schemas.openxmlformats.org/drawingml/2006/picture">
                 <pic:pic>
                   <pic:nvPicPr>
-                    <pic:cNvPr id="0" name="image5.gif"/>
+                    <pic:cNvPr id="0" name="image1.gif"/>
                     <pic:cNvPicPr preferRelativeResize="0"/>
                   </pic:nvPicPr>
                   <pic:blipFill>
@@ -1814,7 +1814,7 @@
           <wp:inline distB="114300" distT="114300" distL="114300" distR="114300">
             <wp:extent cx="5321300" cy="2959100"/>
             <wp:effectExtent b="0" l="0" r="0" t="0"/>
-            <wp:docPr id="2" name="image2.gif"/>
+            <wp:docPr id="3" name="image2.gif"/>
             <a:graphic>
               <a:graphicData uri="http://schemas.openxmlformats.org/drawingml/2006/picture">
                 <pic:pic>
@@ -2800,12 +2800,12 @@
           <wp:inline distB="114300" distT="114300" distL="114300" distR="114300">
             <wp:extent cx="5321300" cy="2959100"/>
             <wp:effectExtent b="0" l="0" r="0" t="0"/>
-            <wp:docPr id="9" name="image1.gif"/>
+            <wp:docPr id="7" name="image6.gif"/>
             <a:graphic>
               <a:graphicData uri="http://schemas.openxmlformats.org/drawingml/2006/picture">
                 <pic:pic>
                   <pic:nvPicPr>
-                    <pic:cNvPr id="0" name="image1.gif"/>
+                    <pic:cNvPr id="0" name="image6.gif"/>
                     <pic:cNvPicPr preferRelativeResize="0"/>
                   </pic:nvPicPr>
                   <pic:blipFill>
@@ -3704,7 +3704,7 @@
           <wp:inline distB="114300" distT="114300" distL="114300" distR="114300">
             <wp:extent cx="5321300" cy="2959100"/>
             <wp:effectExtent b="0" l="0" r="0" t="0"/>
-            <wp:docPr id="6" name="image11.gif"/>
+            <wp:docPr id="1" name="image11.gif"/>
             <a:graphic>
               <a:graphicData uri="http://schemas.openxmlformats.org/drawingml/2006/picture">
                 <pic:pic>
@@ -4448,12 +4448,12 @@
           <wp:inline distB="114300" distT="114300" distL="114300" distR="114300">
             <wp:extent cx="5321300" cy="2959100"/>
             <wp:effectExtent b="0" l="0" r="0" t="0"/>
-            <wp:docPr id="7" name="image6.gif"/>
+            <wp:docPr id="4" name="image10.gif"/>
             <a:graphic>
               <a:graphicData uri="http://schemas.openxmlformats.org/drawingml/2006/picture">
                 <pic:pic>
                   <pic:nvPicPr>
-                    <pic:cNvPr id="0" name="image6.gif"/>
+                    <pic:cNvPr id="0" name="image10.gif"/>
                     <pic:cNvPicPr preferRelativeResize="0"/>
                   </pic:nvPicPr>
                   <pic:blipFill>
@@ -5234,12 +5234,12 @@
           <wp:inline distB="114300" distT="114300" distL="114300" distR="114300">
             <wp:extent cx="5321300" cy="2959100"/>
             <wp:effectExtent b="0" l="0" r="0" t="0"/>
-            <wp:docPr id="4" name="image8.gif"/>
+            <wp:docPr id="5" name="image9.gif"/>
             <a:graphic>
               <a:graphicData uri="http://schemas.openxmlformats.org/drawingml/2006/picture">
                 <pic:pic>
                   <pic:nvPicPr>
-                    <pic:cNvPr id="0" name="image8.gif"/>
+                    <pic:cNvPr id="0" name="image9.gif"/>
                     <pic:cNvPicPr preferRelativeResize="0"/>
                   </pic:nvPicPr>
                   <pic:blipFill>
@@ -6423,12 +6423,12 @@
           <wp:inline distB="114300" distT="114300" distL="114300" distR="114300">
             <wp:extent cx="5321300" cy="2959100"/>
             <wp:effectExtent b="0" l="0" r="0" t="0"/>
-            <wp:docPr id="10" name="image4.gif"/>
+            <wp:docPr id="8" name="image3.gif"/>
             <a:graphic>
               <a:graphicData uri="http://schemas.openxmlformats.org/drawingml/2006/picture">
                 <pic:pic>
                   <pic:nvPicPr>
-                    <pic:cNvPr id="0" name="image4.gif"/>
+                    <pic:cNvPr id="0" name="image3.gif"/>
                     <pic:cNvPicPr preferRelativeResize="0"/>
                   </pic:nvPicPr>
                   <pic:blipFill>
@@ -7335,12 +7335,12 @@
           <wp:inline distB="114300" distT="114300" distL="114300" distR="114300">
             <wp:extent cx="5321300" cy="2959100"/>
             <wp:effectExtent b="0" l="0" r="0" t="0"/>
-            <wp:docPr id="11" name="image10.gif"/>
+            <wp:docPr id="6" name="image8.gif"/>
             <a:graphic>
               <a:graphicData uri="http://schemas.openxmlformats.org/drawingml/2006/picture">
                 <pic:pic>
                   <pic:nvPicPr>
-                    <pic:cNvPr id="0" name="image10.gif"/>
+                    <pic:cNvPr id="0" name="image8.gif"/>
                     <pic:cNvPicPr preferRelativeResize="0"/>
                   </pic:nvPicPr>
                   <pic:blipFill>
@@ -8449,12 +8449,12 @@
           <wp:inline distB="114300" distT="114300" distL="114300" distR="114300">
             <wp:extent cx="5321300" cy="2959100"/>
             <wp:effectExtent b="0" l="0" r="0" t="0"/>
-            <wp:docPr id="3" name="image9.gif"/>
+            <wp:docPr id="2" name="image7.gif"/>
             <a:graphic>
               <a:graphicData uri="http://schemas.openxmlformats.org/drawingml/2006/picture">
                 <pic:pic>
                   <pic:nvPicPr>
-                    <pic:cNvPr id="0" name="image9.gif"/>
+                    <pic:cNvPr id="0" name="image7.gif"/>
                     <pic:cNvPicPr preferRelativeResize="0"/>
                   </pic:nvPicPr>
                   <pic:blipFill>
@@ -9500,12 +9500,12 @@
           <wp:inline distB="114300" distT="114300" distL="114300" distR="114300">
             <wp:extent cx="5321300" cy="2959100"/>
             <wp:effectExtent b="0" l="0" r="0" t="0"/>
-            <wp:docPr id="1" name="image3.gif"/>
+            <wp:docPr id="11" name="image5.gif"/>
             <a:graphic>
               <a:graphicData uri="http://schemas.openxmlformats.org/drawingml/2006/picture">
                 <pic:pic>
                   <pic:nvPicPr>
-                    <pic:cNvPr id="0" name="image3.gif"/>
+                    <pic:cNvPr id="0" name="image5.gif"/>
                     <pic:cNvPicPr preferRelativeResize="0"/>
                   </pic:nvPicPr>
                   <pic:blipFill>
@@ -17552,12 +17552,12 @@
           <wp:inline distB="114300" distT="114300" distL="114300" distR="114300">
             <wp:extent cx="6645600" cy="2070100"/>
             <wp:effectExtent b="0" l="0" r="0" t="0"/>
-            <wp:docPr id="8" name="image7.png"/>
+            <wp:docPr id="9" name="image4.png"/>
             <a:graphic>
               <a:graphicData uri="http://schemas.openxmlformats.org/drawingml/2006/picture">
                 <pic:pic>
                   <pic:nvPicPr>
-                    <pic:cNvPr id="0" name="image7.png"/>
+                    <pic:cNvPr id="0" name="image4.png"/>
                     <pic:cNvPicPr preferRelativeResize="0"/>
                   </pic:nvPicPr>
                   <pic:blipFill>

--- a/docs/SDG_Hackathon_Idea_Guide.docx
+++ b/docs/SDG_Hackathon_Idea_Guide.docx
@@ -775,12 +775,12 @@
           <wp:inline distB="114300" distT="114300" distL="114300" distR="114300">
             <wp:extent cx="5321300" cy="2959100"/>
             <wp:effectExtent b="0" l="0" r="0" t="0"/>
-            <wp:docPr id="10" name="image1.gif"/>
+            <wp:docPr id="9" name="image8.gif"/>
             <a:graphic>
               <a:graphicData uri="http://schemas.openxmlformats.org/drawingml/2006/picture">
                 <pic:pic>
                   <pic:nvPicPr>
-                    <pic:cNvPr id="0" name="image1.gif"/>
+                    <pic:cNvPr id="0" name="image8.gif"/>
                     <pic:cNvPicPr preferRelativeResize="0"/>
                   </pic:nvPicPr>
                   <pic:blipFill>
@@ -1814,12 +1814,12 @@
           <wp:inline distB="114300" distT="114300" distL="114300" distR="114300">
             <wp:extent cx="5321300" cy="2959100"/>
             <wp:effectExtent b="0" l="0" r="0" t="0"/>
-            <wp:docPr id="3" name="image2.gif"/>
+            <wp:docPr id="3" name="image7.gif"/>
             <a:graphic>
               <a:graphicData uri="http://schemas.openxmlformats.org/drawingml/2006/picture">
                 <pic:pic>
                   <pic:nvPicPr>
-                    <pic:cNvPr id="0" name="image2.gif"/>
+                    <pic:cNvPr id="0" name="image7.gif"/>
                     <pic:cNvPicPr preferRelativeResize="0"/>
                   </pic:nvPicPr>
                   <pic:blipFill>
@@ -2800,12 +2800,12 @@
           <wp:inline distB="114300" distT="114300" distL="114300" distR="114300">
             <wp:extent cx="5321300" cy="2959100"/>
             <wp:effectExtent b="0" l="0" r="0" t="0"/>
-            <wp:docPr id="7" name="image6.gif"/>
+            <wp:docPr id="1" name="image10.gif"/>
             <a:graphic>
               <a:graphicData uri="http://schemas.openxmlformats.org/drawingml/2006/picture">
                 <pic:pic>
                   <pic:nvPicPr>
-                    <pic:cNvPr id="0" name="image6.gif"/>
+                    <pic:cNvPr id="0" name="image10.gif"/>
                     <pic:cNvPicPr preferRelativeResize="0"/>
                   </pic:nvPicPr>
                   <pic:blipFill>
@@ -3704,12 +3704,12 @@
           <wp:inline distB="114300" distT="114300" distL="114300" distR="114300">
             <wp:extent cx="5321300" cy="2959100"/>
             <wp:effectExtent b="0" l="0" r="0" t="0"/>
-            <wp:docPr id="1" name="image11.gif"/>
+            <wp:docPr id="8" name="image6.gif"/>
             <a:graphic>
               <a:graphicData uri="http://schemas.openxmlformats.org/drawingml/2006/picture">
                 <pic:pic>
                   <pic:nvPicPr>
-                    <pic:cNvPr id="0" name="image11.gif"/>
+                    <pic:cNvPr id="0" name="image6.gif"/>
                     <pic:cNvPicPr preferRelativeResize="0"/>
                   </pic:nvPicPr>
                   <pic:blipFill>
@@ -4448,12 +4448,12 @@
           <wp:inline distB="114300" distT="114300" distL="114300" distR="114300">
             <wp:extent cx="5321300" cy="2959100"/>
             <wp:effectExtent b="0" l="0" r="0" t="0"/>
-            <wp:docPr id="4" name="image10.gif"/>
+            <wp:docPr id="5" name="image4.gif"/>
             <a:graphic>
               <a:graphicData uri="http://schemas.openxmlformats.org/drawingml/2006/picture">
                 <pic:pic>
                   <pic:nvPicPr>
-                    <pic:cNvPr id="0" name="image10.gif"/>
+                    <pic:cNvPr id="0" name="image4.gif"/>
                     <pic:cNvPicPr preferRelativeResize="0"/>
                   </pic:nvPicPr>
                   <pic:blipFill>
@@ -5234,7 +5234,7 @@
           <wp:inline distB="114300" distT="114300" distL="114300" distR="114300">
             <wp:extent cx="5321300" cy="2959100"/>
             <wp:effectExtent b="0" l="0" r="0" t="0"/>
-            <wp:docPr id="5" name="image9.gif"/>
+            <wp:docPr id="11" name="image9.gif"/>
             <a:graphic>
               <a:graphicData uri="http://schemas.openxmlformats.org/drawingml/2006/picture">
                 <pic:pic>
@@ -6423,12 +6423,12 @@
           <wp:inline distB="114300" distT="114300" distL="114300" distR="114300">
             <wp:extent cx="5321300" cy="2959100"/>
             <wp:effectExtent b="0" l="0" r="0" t="0"/>
-            <wp:docPr id="8" name="image3.gif"/>
+            <wp:docPr id="4" name="image1.gif"/>
             <a:graphic>
               <a:graphicData uri="http://schemas.openxmlformats.org/drawingml/2006/picture">
                 <pic:pic>
                   <pic:nvPicPr>
-                    <pic:cNvPr id="0" name="image3.gif"/>
+                    <pic:cNvPr id="0" name="image1.gif"/>
                     <pic:cNvPicPr preferRelativeResize="0"/>
                   </pic:nvPicPr>
                   <pic:blipFill>
@@ -7335,12 +7335,12 @@
           <wp:inline distB="114300" distT="114300" distL="114300" distR="114300">
             <wp:extent cx="5321300" cy="2959100"/>
             <wp:effectExtent b="0" l="0" r="0" t="0"/>
-            <wp:docPr id="6" name="image8.gif"/>
+            <wp:docPr id="7" name="image11.gif"/>
             <a:graphic>
               <a:graphicData uri="http://schemas.openxmlformats.org/drawingml/2006/picture">
                 <pic:pic>
                   <pic:nvPicPr>
-                    <pic:cNvPr id="0" name="image8.gif"/>
+                    <pic:cNvPr id="0" name="image11.gif"/>
                     <pic:cNvPicPr preferRelativeResize="0"/>
                   </pic:nvPicPr>
                   <pic:blipFill>
@@ -8449,12 +8449,12 @@
           <wp:inline distB="114300" distT="114300" distL="114300" distR="114300">
             <wp:extent cx="5321300" cy="2959100"/>
             <wp:effectExtent b="0" l="0" r="0" t="0"/>
-            <wp:docPr id="2" name="image7.gif"/>
+            <wp:docPr id="10" name="image2.gif"/>
             <a:graphic>
               <a:graphicData uri="http://schemas.openxmlformats.org/drawingml/2006/picture">
                 <pic:pic>
                   <pic:nvPicPr>
-                    <pic:cNvPr id="0" name="image7.gif"/>
+                    <pic:cNvPr id="0" name="image2.gif"/>
                     <pic:cNvPicPr preferRelativeResize="0"/>
                   </pic:nvPicPr>
                   <pic:blipFill>
@@ -9500,7 +9500,7 @@
           <wp:inline distB="114300" distT="114300" distL="114300" distR="114300">
             <wp:extent cx="5321300" cy="2959100"/>
             <wp:effectExtent b="0" l="0" r="0" t="0"/>
-            <wp:docPr id="11" name="image5.gif"/>
+            <wp:docPr id="6" name="image5.gif"/>
             <a:graphic>
               <a:graphicData uri="http://schemas.openxmlformats.org/drawingml/2006/picture">
                 <pic:pic>
@@ -17552,12 +17552,12 @@
           <wp:inline distB="114300" distT="114300" distL="114300" distR="114300">
             <wp:extent cx="6645600" cy="2070100"/>
             <wp:effectExtent b="0" l="0" r="0" t="0"/>
-            <wp:docPr id="9" name="image4.png"/>
+            <wp:docPr id="2" name="image3.png"/>
             <a:graphic>
               <a:graphicData uri="http://schemas.openxmlformats.org/drawingml/2006/picture">
                 <pic:pic>
                   <pic:nvPicPr>
-                    <pic:cNvPr id="0" name="image4.png"/>
+                    <pic:cNvPr id="0" name="image3.png"/>
                     <pic:cNvPicPr preferRelativeResize="0"/>
                   </pic:nvPicPr>
                   <pic:blipFill>

--- a/docs/SDG_Hackathon_Idea_Guide.docx
+++ b/docs/SDG_Hackathon_Idea_Guide.docx
@@ -775,12 +775,12 @@
           <wp:inline distB="114300" distT="114300" distL="114300" distR="114300">
             <wp:extent cx="5321300" cy="2959100"/>
             <wp:effectExtent b="0" l="0" r="0" t="0"/>
-            <wp:docPr id="9" name="image8.gif"/>
+            <wp:docPr id="8" name="image1.gif"/>
             <a:graphic>
               <a:graphicData uri="http://schemas.openxmlformats.org/drawingml/2006/picture">
                 <pic:pic>
                   <pic:nvPicPr>
-                    <pic:cNvPr id="0" name="image8.gif"/>
+                    <pic:cNvPr id="0" name="image1.gif"/>
                     <pic:cNvPicPr preferRelativeResize="0"/>
                   </pic:nvPicPr>
                   <pic:blipFill>
@@ -1814,12 +1814,12 @@
           <wp:inline distB="114300" distT="114300" distL="114300" distR="114300">
             <wp:extent cx="5321300" cy="2959100"/>
             <wp:effectExtent b="0" l="0" r="0" t="0"/>
-            <wp:docPr id="3" name="image7.gif"/>
+            <wp:docPr id="7" name="image6.gif"/>
             <a:graphic>
               <a:graphicData uri="http://schemas.openxmlformats.org/drawingml/2006/picture">
                 <pic:pic>
                   <pic:nvPicPr>
-                    <pic:cNvPr id="0" name="image7.gif"/>
+                    <pic:cNvPr id="0" name="image6.gif"/>
                     <pic:cNvPicPr preferRelativeResize="0"/>
                   </pic:nvPicPr>
                   <pic:blipFill>
@@ -2800,12 +2800,12 @@
           <wp:inline distB="114300" distT="114300" distL="114300" distR="114300">
             <wp:extent cx="5321300" cy="2959100"/>
             <wp:effectExtent b="0" l="0" r="0" t="0"/>
-            <wp:docPr id="1" name="image10.gif"/>
+            <wp:docPr id="6" name="image7.gif"/>
             <a:graphic>
               <a:graphicData uri="http://schemas.openxmlformats.org/drawingml/2006/picture">
                 <pic:pic>
                   <pic:nvPicPr>
-                    <pic:cNvPr id="0" name="image10.gif"/>
+                    <pic:cNvPr id="0" name="image7.gif"/>
                     <pic:cNvPicPr preferRelativeResize="0"/>
                   </pic:nvPicPr>
                   <pic:blipFill>
@@ -3704,12 +3704,12 @@
           <wp:inline distB="114300" distT="114300" distL="114300" distR="114300">
             <wp:extent cx="5321300" cy="2959100"/>
             <wp:effectExtent b="0" l="0" r="0" t="0"/>
-            <wp:docPr id="8" name="image6.gif"/>
+            <wp:docPr id="2" name="image10.gif"/>
             <a:graphic>
               <a:graphicData uri="http://schemas.openxmlformats.org/drawingml/2006/picture">
                 <pic:pic>
                   <pic:nvPicPr>
-                    <pic:cNvPr id="0" name="image6.gif"/>
+                    <pic:cNvPr id="0" name="image10.gif"/>
                     <pic:cNvPicPr preferRelativeResize="0"/>
                   </pic:nvPicPr>
                   <pic:blipFill>
@@ -4448,12 +4448,12 @@
           <wp:inline distB="114300" distT="114300" distL="114300" distR="114300">
             <wp:extent cx="5321300" cy="2959100"/>
             <wp:effectExtent b="0" l="0" r="0" t="0"/>
-            <wp:docPr id="5" name="image4.gif"/>
+            <wp:docPr id="1" name="image5.gif"/>
             <a:graphic>
               <a:graphicData uri="http://schemas.openxmlformats.org/drawingml/2006/picture">
                 <pic:pic>
                   <pic:nvPicPr>
-                    <pic:cNvPr id="0" name="image4.gif"/>
+                    <pic:cNvPr id="0" name="image5.gif"/>
                     <pic:cNvPicPr preferRelativeResize="0"/>
                   </pic:nvPicPr>
                   <pic:blipFill>
@@ -5234,12 +5234,12 @@
           <wp:inline distB="114300" distT="114300" distL="114300" distR="114300">
             <wp:extent cx="5321300" cy="2959100"/>
             <wp:effectExtent b="0" l="0" r="0" t="0"/>
-            <wp:docPr id="11" name="image9.gif"/>
+            <wp:docPr id="3" name="image8.gif"/>
             <a:graphic>
               <a:graphicData uri="http://schemas.openxmlformats.org/drawingml/2006/picture">
                 <pic:pic>
                   <pic:nvPicPr>
-                    <pic:cNvPr id="0" name="image9.gif"/>
+                    <pic:cNvPr id="0" name="image8.gif"/>
                     <pic:cNvPicPr preferRelativeResize="0"/>
                   </pic:nvPicPr>
                   <pic:blipFill>
@@ -6423,12 +6423,12 @@
           <wp:inline distB="114300" distT="114300" distL="114300" distR="114300">
             <wp:extent cx="5321300" cy="2959100"/>
             <wp:effectExtent b="0" l="0" r="0" t="0"/>
-            <wp:docPr id="4" name="image1.gif"/>
+            <wp:docPr id="4" name="image2.gif"/>
             <a:graphic>
               <a:graphicData uri="http://schemas.openxmlformats.org/drawingml/2006/picture">
                 <pic:pic>
                   <pic:nvPicPr>
-                    <pic:cNvPr id="0" name="image1.gif"/>
+                    <pic:cNvPr id="0" name="image2.gif"/>
                     <pic:cNvPicPr preferRelativeResize="0"/>
                   </pic:nvPicPr>
                   <pic:blipFill>
@@ -7335,12 +7335,12 @@
           <wp:inline distB="114300" distT="114300" distL="114300" distR="114300">
             <wp:extent cx="5321300" cy="2959100"/>
             <wp:effectExtent b="0" l="0" r="0" t="0"/>
-            <wp:docPr id="7" name="image11.gif"/>
+            <wp:docPr id="5" name="image9.gif"/>
             <a:graphic>
               <a:graphicData uri="http://schemas.openxmlformats.org/drawingml/2006/picture">
                 <pic:pic>
                   <pic:nvPicPr>
-                    <pic:cNvPr id="0" name="image11.gif"/>
+                    <pic:cNvPr id="0" name="image9.gif"/>
                     <pic:cNvPicPr preferRelativeResize="0"/>
                   </pic:nvPicPr>
                   <pic:blipFill>
@@ -8449,12 +8449,12 @@
           <wp:inline distB="114300" distT="114300" distL="114300" distR="114300">
             <wp:extent cx="5321300" cy="2959100"/>
             <wp:effectExtent b="0" l="0" r="0" t="0"/>
-            <wp:docPr id="10" name="image2.gif"/>
+            <wp:docPr id="9" name="image4.gif"/>
             <a:graphic>
               <a:graphicData uri="http://schemas.openxmlformats.org/drawingml/2006/picture">
                 <pic:pic>
                   <pic:nvPicPr>
-                    <pic:cNvPr id="0" name="image2.gif"/>
+                    <pic:cNvPr id="0" name="image4.gif"/>
                     <pic:cNvPicPr preferRelativeResize="0"/>
                   </pic:nvPicPr>
                   <pic:blipFill>
@@ -9500,12 +9500,12 @@
           <wp:inline distB="114300" distT="114300" distL="114300" distR="114300">
             <wp:extent cx="5321300" cy="2959100"/>
             <wp:effectExtent b="0" l="0" r="0" t="0"/>
-            <wp:docPr id="6" name="image5.gif"/>
+            <wp:docPr id="11" name="image11.gif"/>
             <a:graphic>
               <a:graphicData uri="http://schemas.openxmlformats.org/drawingml/2006/picture">
                 <pic:pic>
                   <pic:nvPicPr>
-                    <pic:cNvPr id="0" name="image5.gif"/>
+                    <pic:cNvPr id="0" name="image11.gif"/>
                     <pic:cNvPicPr preferRelativeResize="0"/>
                   </pic:nvPicPr>
                   <pic:blipFill>
@@ -17552,7 +17552,7 @@
           <wp:inline distB="114300" distT="114300" distL="114300" distR="114300">
             <wp:extent cx="6645600" cy="2070100"/>
             <wp:effectExtent b="0" l="0" r="0" t="0"/>
-            <wp:docPr id="2" name="image3.png"/>
+            <wp:docPr id="10" name="image3.png"/>
             <a:graphic>
               <a:graphicData uri="http://schemas.openxmlformats.org/drawingml/2006/picture">
                 <pic:pic>

--- a/docs/SDG_Hackathon_Idea_Guide.docx
+++ b/docs/SDG_Hackathon_Idea_Guide.docx
@@ -775,12 +775,12 @@
           <wp:inline distB="114300" distT="114300" distL="114300" distR="114300">
             <wp:extent cx="5321300" cy="2959100"/>
             <wp:effectExtent b="0" l="0" r="0" t="0"/>
-            <wp:docPr id="8" name="image1.gif"/>
+            <wp:docPr id="4" name="image9.gif"/>
             <a:graphic>
               <a:graphicData uri="http://schemas.openxmlformats.org/drawingml/2006/picture">
                 <pic:pic>
                   <pic:nvPicPr>
-                    <pic:cNvPr id="0" name="image1.gif"/>
+                    <pic:cNvPr id="0" name="image9.gif"/>
                     <pic:cNvPicPr preferRelativeResize="0"/>
                   </pic:nvPicPr>
                   <pic:blipFill>
@@ -1814,12 +1814,12 @@
           <wp:inline distB="114300" distT="114300" distL="114300" distR="114300">
             <wp:extent cx="5321300" cy="2959100"/>
             <wp:effectExtent b="0" l="0" r="0" t="0"/>
-            <wp:docPr id="7" name="image6.gif"/>
+            <wp:docPr id="11" name="image4.gif"/>
             <a:graphic>
               <a:graphicData uri="http://schemas.openxmlformats.org/drawingml/2006/picture">
                 <pic:pic>
                   <pic:nvPicPr>
-                    <pic:cNvPr id="0" name="image6.gif"/>
+                    <pic:cNvPr id="0" name="image4.gif"/>
                     <pic:cNvPicPr preferRelativeResize="0"/>
                   </pic:nvPicPr>
                   <pic:blipFill>
@@ -2800,7 +2800,7 @@
           <wp:inline distB="114300" distT="114300" distL="114300" distR="114300">
             <wp:extent cx="5321300" cy="2959100"/>
             <wp:effectExtent b="0" l="0" r="0" t="0"/>
-            <wp:docPr id="6" name="image7.gif"/>
+            <wp:docPr id="9" name="image7.gif"/>
             <a:graphic>
               <a:graphicData uri="http://schemas.openxmlformats.org/drawingml/2006/picture">
                 <pic:pic>
@@ -3704,7 +3704,7 @@
           <wp:inline distB="114300" distT="114300" distL="114300" distR="114300">
             <wp:extent cx="5321300" cy="2959100"/>
             <wp:effectExtent b="0" l="0" r="0" t="0"/>
-            <wp:docPr id="2" name="image10.gif"/>
+            <wp:docPr id="7" name="image10.gif"/>
             <a:graphic>
               <a:graphicData uri="http://schemas.openxmlformats.org/drawingml/2006/picture">
                 <pic:pic>
@@ -4448,12 +4448,12 @@
           <wp:inline distB="114300" distT="114300" distL="114300" distR="114300">
             <wp:extent cx="5321300" cy="2959100"/>
             <wp:effectExtent b="0" l="0" r="0" t="0"/>
-            <wp:docPr id="1" name="image5.gif"/>
+            <wp:docPr id="1" name="image11.gif"/>
             <a:graphic>
               <a:graphicData uri="http://schemas.openxmlformats.org/drawingml/2006/picture">
                 <pic:pic>
                   <pic:nvPicPr>
-                    <pic:cNvPr id="0" name="image5.gif"/>
+                    <pic:cNvPr id="0" name="image11.gif"/>
                     <pic:cNvPicPr preferRelativeResize="0"/>
                   </pic:nvPicPr>
                   <pic:blipFill>
@@ -5234,12 +5234,12 @@
           <wp:inline distB="114300" distT="114300" distL="114300" distR="114300">
             <wp:extent cx="5321300" cy="2959100"/>
             <wp:effectExtent b="0" l="0" r="0" t="0"/>
-            <wp:docPr id="3" name="image8.gif"/>
+            <wp:docPr id="8" name="image6.gif"/>
             <a:graphic>
               <a:graphicData uri="http://schemas.openxmlformats.org/drawingml/2006/picture">
                 <pic:pic>
                   <pic:nvPicPr>
-                    <pic:cNvPr id="0" name="image8.gif"/>
+                    <pic:cNvPr id="0" name="image6.gif"/>
                     <pic:cNvPicPr preferRelativeResize="0"/>
                   </pic:nvPicPr>
                   <pic:blipFill>
@@ -6423,12 +6423,12 @@
           <wp:inline distB="114300" distT="114300" distL="114300" distR="114300">
             <wp:extent cx="5321300" cy="2959100"/>
             <wp:effectExtent b="0" l="0" r="0" t="0"/>
-            <wp:docPr id="4" name="image2.gif"/>
+            <wp:docPr id="2" name="image8.gif"/>
             <a:graphic>
               <a:graphicData uri="http://schemas.openxmlformats.org/drawingml/2006/picture">
                 <pic:pic>
                   <pic:nvPicPr>
-                    <pic:cNvPr id="0" name="image2.gif"/>
+                    <pic:cNvPr id="0" name="image8.gif"/>
                     <pic:cNvPicPr preferRelativeResize="0"/>
                   </pic:nvPicPr>
                   <pic:blipFill>
@@ -7335,12 +7335,12 @@
           <wp:inline distB="114300" distT="114300" distL="114300" distR="114300">
             <wp:extent cx="5321300" cy="2959100"/>
             <wp:effectExtent b="0" l="0" r="0" t="0"/>
-            <wp:docPr id="5" name="image9.gif"/>
+            <wp:docPr id="5" name="image5.gif"/>
             <a:graphic>
               <a:graphicData uri="http://schemas.openxmlformats.org/drawingml/2006/picture">
                 <pic:pic>
                   <pic:nvPicPr>
-                    <pic:cNvPr id="0" name="image9.gif"/>
+                    <pic:cNvPr id="0" name="image5.gif"/>
                     <pic:cNvPicPr preferRelativeResize="0"/>
                   </pic:nvPicPr>
                   <pic:blipFill>
@@ -8449,12 +8449,12 @@
           <wp:inline distB="114300" distT="114300" distL="114300" distR="114300">
             <wp:extent cx="5321300" cy="2959100"/>
             <wp:effectExtent b="0" l="0" r="0" t="0"/>
-            <wp:docPr id="9" name="image4.gif"/>
+            <wp:docPr id="10" name="image2.gif"/>
             <a:graphic>
               <a:graphicData uri="http://schemas.openxmlformats.org/drawingml/2006/picture">
                 <pic:pic>
                   <pic:nvPicPr>
-                    <pic:cNvPr id="0" name="image4.gif"/>
+                    <pic:cNvPr id="0" name="image2.gif"/>
                     <pic:cNvPicPr preferRelativeResize="0"/>
                   </pic:nvPicPr>
                   <pic:blipFill>
@@ -9500,12 +9500,12 @@
           <wp:inline distB="114300" distT="114300" distL="114300" distR="114300">
             <wp:extent cx="5321300" cy="2959100"/>
             <wp:effectExtent b="0" l="0" r="0" t="0"/>
-            <wp:docPr id="11" name="image11.gif"/>
+            <wp:docPr id="3" name="image3.gif"/>
             <a:graphic>
               <a:graphicData uri="http://schemas.openxmlformats.org/drawingml/2006/picture">
                 <pic:pic>
                   <pic:nvPicPr>
-                    <pic:cNvPr id="0" name="image11.gif"/>
+                    <pic:cNvPr id="0" name="image3.gif"/>
                     <pic:cNvPicPr preferRelativeResize="0"/>
                   </pic:nvPicPr>
                   <pic:blipFill>
@@ -17552,12 +17552,12 @@
           <wp:inline distB="114300" distT="114300" distL="114300" distR="114300">
             <wp:extent cx="6645600" cy="2070100"/>
             <wp:effectExtent b="0" l="0" r="0" t="0"/>
-            <wp:docPr id="10" name="image3.png"/>
+            <wp:docPr id="6" name="image1.png"/>
             <a:graphic>
               <a:graphicData uri="http://schemas.openxmlformats.org/drawingml/2006/picture">
                 <pic:pic>
                   <pic:nvPicPr>
-                    <pic:cNvPr id="0" name="image3.png"/>
+                    <pic:cNvPr id="0" name="image1.png"/>
                     <pic:cNvPicPr preferRelativeResize="0"/>
                   </pic:nvPicPr>
                   <pic:blipFill>

--- a/docs/SDG_Hackathon_Idea_Guide.docx
+++ b/docs/SDG_Hackathon_Idea_Guide.docx
@@ -775,12 +775,12 @@
           <wp:inline distB="114300" distT="114300" distL="114300" distR="114300">
             <wp:extent cx="5321300" cy="2959100"/>
             <wp:effectExtent b="0" l="0" r="0" t="0"/>
-            <wp:docPr id="4" name="image9.gif"/>
+            <wp:docPr id="9" name="image6.gif"/>
             <a:graphic>
               <a:graphicData uri="http://schemas.openxmlformats.org/drawingml/2006/picture">
                 <pic:pic>
                   <pic:nvPicPr>
-                    <pic:cNvPr id="0" name="image9.gif"/>
+                    <pic:cNvPr id="0" name="image6.gif"/>
                     <pic:cNvPicPr preferRelativeResize="0"/>
                   </pic:nvPicPr>
                   <pic:blipFill>
@@ -1814,12 +1814,12 @@
           <wp:inline distB="114300" distT="114300" distL="114300" distR="114300">
             <wp:extent cx="5321300" cy="2959100"/>
             <wp:effectExtent b="0" l="0" r="0" t="0"/>
-            <wp:docPr id="11" name="image4.gif"/>
+            <wp:docPr id="11" name="image7.gif"/>
             <a:graphic>
               <a:graphicData uri="http://schemas.openxmlformats.org/drawingml/2006/picture">
                 <pic:pic>
                   <pic:nvPicPr>
-                    <pic:cNvPr id="0" name="image4.gif"/>
+                    <pic:cNvPr id="0" name="image7.gif"/>
                     <pic:cNvPicPr preferRelativeResize="0"/>
                   </pic:nvPicPr>
                   <pic:blipFill>
@@ -2800,12 +2800,12 @@
           <wp:inline distB="114300" distT="114300" distL="114300" distR="114300">
             <wp:extent cx="5321300" cy="2959100"/>
             <wp:effectExtent b="0" l="0" r="0" t="0"/>
-            <wp:docPr id="9" name="image7.gif"/>
+            <wp:docPr id="5" name="image3.gif"/>
             <a:graphic>
               <a:graphicData uri="http://schemas.openxmlformats.org/drawingml/2006/picture">
                 <pic:pic>
                   <pic:nvPicPr>
-                    <pic:cNvPr id="0" name="image7.gif"/>
+                    <pic:cNvPr id="0" name="image3.gif"/>
                     <pic:cNvPicPr preferRelativeResize="0"/>
                   </pic:nvPicPr>
                   <pic:blipFill>
@@ -3704,12 +3704,12 @@
           <wp:inline distB="114300" distT="114300" distL="114300" distR="114300">
             <wp:extent cx="5321300" cy="2959100"/>
             <wp:effectExtent b="0" l="0" r="0" t="0"/>
-            <wp:docPr id="7" name="image10.gif"/>
+            <wp:docPr id="6" name="image2.gif"/>
             <a:graphic>
               <a:graphicData uri="http://schemas.openxmlformats.org/drawingml/2006/picture">
                 <pic:pic>
                   <pic:nvPicPr>
-                    <pic:cNvPr id="0" name="image10.gif"/>
+                    <pic:cNvPr id="0" name="image2.gif"/>
                     <pic:cNvPicPr preferRelativeResize="0"/>
                   </pic:nvPicPr>
                   <pic:blipFill>
@@ -4448,12 +4448,12 @@
           <wp:inline distB="114300" distT="114300" distL="114300" distR="114300">
             <wp:extent cx="5321300" cy="2959100"/>
             <wp:effectExtent b="0" l="0" r="0" t="0"/>
-            <wp:docPr id="1" name="image11.gif"/>
+            <wp:docPr id="3" name="image1.gif"/>
             <a:graphic>
               <a:graphicData uri="http://schemas.openxmlformats.org/drawingml/2006/picture">
                 <pic:pic>
                   <pic:nvPicPr>
-                    <pic:cNvPr id="0" name="image11.gif"/>
+                    <pic:cNvPr id="0" name="image1.gif"/>
                     <pic:cNvPicPr preferRelativeResize="0"/>
                   </pic:nvPicPr>
                   <pic:blipFill>
@@ -5234,12 +5234,12 @@
           <wp:inline distB="114300" distT="114300" distL="114300" distR="114300">
             <wp:extent cx="5321300" cy="2959100"/>
             <wp:effectExtent b="0" l="0" r="0" t="0"/>
-            <wp:docPr id="8" name="image6.gif"/>
+            <wp:docPr id="2" name="image10.gif"/>
             <a:graphic>
               <a:graphicData uri="http://schemas.openxmlformats.org/drawingml/2006/picture">
                 <pic:pic>
                   <pic:nvPicPr>
-                    <pic:cNvPr id="0" name="image6.gif"/>
+                    <pic:cNvPr id="0" name="image10.gif"/>
                     <pic:cNvPicPr preferRelativeResize="0"/>
                   </pic:nvPicPr>
                   <pic:blipFill>
@@ -6423,7 +6423,7 @@
           <wp:inline distB="114300" distT="114300" distL="114300" distR="114300">
             <wp:extent cx="5321300" cy="2959100"/>
             <wp:effectExtent b="0" l="0" r="0" t="0"/>
-            <wp:docPr id="2" name="image8.gif"/>
+            <wp:docPr id="8" name="image8.gif"/>
             <a:graphic>
               <a:graphicData uri="http://schemas.openxmlformats.org/drawingml/2006/picture">
                 <pic:pic>
@@ -7335,12 +7335,12 @@
           <wp:inline distB="114300" distT="114300" distL="114300" distR="114300">
             <wp:extent cx="5321300" cy="2959100"/>
             <wp:effectExtent b="0" l="0" r="0" t="0"/>
-            <wp:docPr id="5" name="image5.gif"/>
+            <wp:docPr id="1" name="image11.gif"/>
             <a:graphic>
               <a:graphicData uri="http://schemas.openxmlformats.org/drawingml/2006/picture">
                 <pic:pic>
                   <pic:nvPicPr>
-                    <pic:cNvPr id="0" name="image5.gif"/>
+                    <pic:cNvPr id="0" name="image11.gif"/>
                     <pic:cNvPicPr preferRelativeResize="0"/>
                   </pic:nvPicPr>
                   <pic:blipFill>
@@ -8449,12 +8449,12 @@
           <wp:inline distB="114300" distT="114300" distL="114300" distR="114300">
             <wp:extent cx="5321300" cy="2959100"/>
             <wp:effectExtent b="0" l="0" r="0" t="0"/>
-            <wp:docPr id="10" name="image2.gif"/>
+            <wp:docPr id="4" name="image5.gif"/>
             <a:graphic>
               <a:graphicData uri="http://schemas.openxmlformats.org/drawingml/2006/picture">
                 <pic:pic>
                   <pic:nvPicPr>
-                    <pic:cNvPr id="0" name="image2.gif"/>
+                    <pic:cNvPr id="0" name="image5.gif"/>
                     <pic:cNvPicPr preferRelativeResize="0"/>
                   </pic:nvPicPr>
                   <pic:blipFill>
@@ -9500,12 +9500,12 @@
           <wp:inline distB="114300" distT="114300" distL="114300" distR="114300">
             <wp:extent cx="5321300" cy="2959100"/>
             <wp:effectExtent b="0" l="0" r="0" t="0"/>
-            <wp:docPr id="3" name="image3.gif"/>
+            <wp:docPr id="10" name="image4.gif"/>
             <a:graphic>
               <a:graphicData uri="http://schemas.openxmlformats.org/drawingml/2006/picture">
                 <pic:pic>
                   <pic:nvPicPr>
-                    <pic:cNvPr id="0" name="image3.gif"/>
+                    <pic:cNvPr id="0" name="image4.gif"/>
                     <pic:cNvPicPr preferRelativeResize="0"/>
                   </pic:nvPicPr>
                   <pic:blipFill>
@@ -17552,12 +17552,12 @@
           <wp:inline distB="114300" distT="114300" distL="114300" distR="114300">
             <wp:extent cx="6645600" cy="2070100"/>
             <wp:effectExtent b="0" l="0" r="0" t="0"/>
-            <wp:docPr id="6" name="image1.png"/>
+            <wp:docPr id="7" name="image9.png"/>
             <a:graphic>
               <a:graphicData uri="http://schemas.openxmlformats.org/drawingml/2006/picture">
                 <pic:pic>
                   <pic:nvPicPr>
-                    <pic:cNvPr id="0" name="image1.png"/>
+                    <pic:cNvPr id="0" name="image9.png"/>
                     <pic:cNvPicPr preferRelativeResize="0"/>
                   </pic:nvPicPr>
                   <pic:blipFill>
